--- a/Documentação/Diario de Bordo.docx
+++ b/Documentação/Diario de Bordo.docx
@@ -1,6 +1,6 @@
 
 <file path=word/document.xml><?xml version="1.0" encoding="utf-8"?>
-<w:document xmlns:wpc="http://schemas.microsoft.com/office/word/2010/wordprocessingCanvas" xmlns:cx="http://schemas.microsoft.com/office/drawing/2014/chartex" xmlns:mc="http://schemas.openxmlformats.org/markup-compatibility/2006" xmlns:o="urn:schemas-microsoft-com:office:office" xmlns:r="http://schemas.openxmlformats.org/officeDocument/2006/relationships" xmlns:m="http://schemas.openxmlformats.org/officeDocument/2006/math" xmlns:v="urn:schemas-microsoft-com:vml" xmlns:wp14="http://schemas.microsoft.com/office/word/2010/wordprocessingDrawing" xmlns:wp="http://schemas.openxmlformats.org/drawingml/2006/wordprocessingDrawing" xmlns:w10="urn:schemas-microsoft-com:office:word" xmlns:w="http://schemas.openxmlformats.org/wordprocessingml/2006/main" xmlns:w14="http://schemas.microsoft.com/office/word/2010/wordml" xmlns:w15="http://schemas.microsoft.com/office/word/2012/wordml" xmlns:w16se="http://schemas.microsoft.com/office/word/2015/wordml/symex" xmlns:wpg="http://schemas.microsoft.com/office/word/2010/wordprocessingGroup" xmlns:wpi="http://schemas.microsoft.com/office/word/2010/wordprocessingInk" xmlns:wne="http://schemas.microsoft.com/office/word/2006/wordml" xmlns:wps="http://schemas.microsoft.com/office/word/2010/wordprocessingShape" mc:Ignorable="w14 w15 w16se wp14">
+<w:document xmlns:wpc="http://schemas.microsoft.com/office/word/2010/wordprocessingCanvas" xmlns:cx="http://schemas.microsoft.com/office/drawing/2014/chartex" xmlns:cx1="http://schemas.microsoft.com/office/drawing/2015/9/8/chartex" xmlns:cx2="http://schemas.microsoft.com/office/drawing/2015/10/21/chartex" xmlns:cx3="http://schemas.microsoft.com/office/drawing/2016/5/9/chartex" xmlns:cx4="http://schemas.microsoft.com/office/drawing/2016/5/10/chartex" xmlns:cx5="http://schemas.microsoft.com/office/drawing/2016/5/11/chartex" xmlns:cx6="http://schemas.microsoft.com/office/drawing/2016/5/12/chartex" xmlns:cx7="http://schemas.microsoft.com/office/drawing/2016/5/13/chartex" xmlns:cx8="http://schemas.microsoft.com/office/drawing/2016/5/14/chartex" xmlns:mc="http://schemas.openxmlformats.org/markup-compatibility/2006" xmlns:aink="http://schemas.microsoft.com/office/drawing/2016/ink" xmlns:am3d="http://schemas.microsoft.com/office/drawing/2017/model3d" xmlns:o="urn:schemas-microsoft-com:office:office" xmlns:oel="http://schemas.microsoft.com/office/2019/extlst" xmlns:r="http://schemas.openxmlformats.org/officeDocument/2006/relationships" xmlns:m="http://schemas.openxmlformats.org/officeDocument/2006/math" xmlns:v="urn:schemas-microsoft-com:vml" xmlns:wp14="http://schemas.microsoft.com/office/word/2010/wordprocessingDrawing" xmlns:wp="http://schemas.openxmlformats.org/drawingml/2006/wordprocessingDrawing" xmlns:w10="urn:schemas-microsoft-com:office:word" xmlns:w="http://schemas.openxmlformats.org/wordprocessingml/2006/main" xmlns:w14="http://schemas.microsoft.com/office/word/2010/wordml" xmlns:w15="http://schemas.microsoft.com/office/word/2012/wordml" xmlns:w16cex="http://schemas.microsoft.com/office/word/2018/wordml/cex" xmlns:w16cid="http://schemas.microsoft.com/office/word/2016/wordml/cid" xmlns:w16="http://schemas.microsoft.com/office/word/2018/wordml" xmlns:w16sdtdh="http://schemas.microsoft.com/office/word/2020/wordml/sdtdatahash" xmlns:w16se="http://schemas.microsoft.com/office/word/2015/wordml/symex" xmlns:wpg="http://schemas.microsoft.com/office/word/2010/wordprocessingGroup" xmlns:wpi="http://schemas.microsoft.com/office/word/2010/wordprocessingInk" xmlns:wne="http://schemas.microsoft.com/office/word/2006/wordml" xmlns:wps="http://schemas.microsoft.com/office/word/2010/wordprocessingShape" mc:Ignorable="w14 w15 w16se w16cid w16 w16cex w16sdtdh wp14">
   <w:body>
     <w:p>
       <w:pPr>
@@ -319,21 +319,7 @@
         <w:rPr>
           <w:szCs w:val="24"/>
         </w:rPr>
-        <w:t xml:space="preserve"> João </w:t>
-      </w:r>
-      <w:proofErr w:type="spellStart"/>
-      <w:r>
-        <w:rPr>
-          <w:szCs w:val="24"/>
-        </w:rPr>
-        <w:t>Belarmino</w:t>
-      </w:r>
-      <w:proofErr w:type="spellEnd"/>
-      <w:r>
-        <w:rPr>
-          <w:szCs w:val="24"/>
-        </w:rPr>
-        <w:t xml:space="preserve"> sob orientação do Prof. Emerson Rodrigo Baião, como requisito mínimo para obtenção do título de Técnico em Desenvolvimento de Sistemas.</w:t>
+        <w:t xml:space="preserve"> João Belarmino sob orientação do Prof. Emerson Rodrigo Baião, como requisito mínimo para obtenção do título de Técnico em Desenvolvimento de Sistemas.</w:t>
       </w:r>
     </w:p>
     <w:p>
@@ -383,6 +369,7 @@
         <w:t>LISTA DE SIGLAS E ABREVIATURAS</w:t>
       </w:r>
     </w:p>
+    <w:bookmarkStart w:id="0" w:name="_Hlk227615005"/>
     <w:p>
       <w:pPr>
         <w:spacing w:line="360" w:lineRule="auto"/>
@@ -409,6 +396,7 @@
       <w:r>
         <w:fldChar w:fldCharType="separate"/>
       </w:r>
+      <w:bookmarkStart w:id="1" w:name="_Hlk227615007"/>
     </w:p>
     <w:p>
       <w:pPr>
@@ -420,14 +408,17 @@
           <w:noProof/>
         </w:rPr>
       </w:pPr>
+      <w:bookmarkStart w:id="2" w:name="_Hlk227615006"/>
+      <w:bookmarkStart w:id="3" w:name="_Hlk227615008"/>
+      <w:bookmarkEnd w:id="1"/>
       <w:r>
         <w:rPr>
           <w:noProof/>
         </w:rPr>
-        <w:lastRenderedPageBreak/>
         <w:t>TCC</w:t>
       </w:r>
     </w:p>
+    <w:bookmarkEnd w:id="3"/>
     <w:p>
       <w:pPr>
         <w:pStyle w:val="Remissivo2"/>
@@ -439,10 +430,10 @@
         <w:rPr>
           <w:noProof/>
         </w:rPr>
-        <w:lastRenderedPageBreak/>
         <w:t>Trabalho de Conclusão de Curso, 6</w:t>
       </w:r>
     </w:p>
+    <w:bookmarkEnd w:id="2"/>
     <w:p>
       <w:pPr>
         <w:spacing w:line="360" w:lineRule="auto"/>
@@ -464,7 +455,6 @@
         <w:pStyle w:val="ParagrafoTCC2025"/>
       </w:pPr>
       <w:r>
-        <w:lastRenderedPageBreak/>
         <w:fldChar w:fldCharType="end"/>
       </w:r>
       <w:r>
@@ -475,13 +465,10 @@
       </w:r>
       <w:r>
         <w:tab/>
-      </w:r>
-      <w:r>
         <w:t>Banco de Dados</w:t>
       </w:r>
-      <w:bookmarkStart w:id="0" w:name="_GoBack"/>
-      <w:bookmarkEnd w:id="0"/>
-    </w:p>
+    </w:p>
+    <w:bookmarkEnd w:id="0"/>
     <w:p>
       <w:pPr>
         <w:pStyle w:val="ParagrafoTCC2025"/>
@@ -520,8 +507,9 @@
           <w:rFonts w:asciiTheme="minorHAnsi" w:eastAsiaTheme="minorEastAsia" w:hAnsiTheme="minorHAnsi" w:cstheme="minorBidi"/>
           <w:noProof/>
           <w:color w:val="auto"/>
-          <w:sz w:val="22"/>
-          <w:szCs w:val="22"/>
+          <w:kern w:val="2"/>
+          <w:szCs w:val="24"/>
+          <w14:ligatures w14:val="standardContextual"/>
         </w:rPr>
       </w:pPr>
       <w:r>
@@ -548,7 +536,7 @@
         </w:rPr>
         <w:fldChar w:fldCharType="separate"/>
       </w:r>
-      <w:hyperlink w:anchor="_Toc227169836" w:history="1">
+      <w:hyperlink w:anchor="_Toc227614788" w:history="1">
         <w:r>
           <w:rPr>
             <w:rStyle w:val="Hyperlink"/>
@@ -575,7 +563,7 @@
             <w:noProof/>
             <w:webHidden/>
           </w:rPr>
-          <w:instrText xml:space="preserve"> PAGEREF _Toc227169836 \h </w:instrText>
+          <w:instrText xml:space="preserve"> PAGEREF _Toc227614788 \h </w:instrText>
         </w:r>
         <w:r>
           <w:rPr>
@@ -616,11 +604,12 @@
           <w:rFonts w:asciiTheme="minorHAnsi" w:eastAsiaTheme="minorEastAsia" w:hAnsiTheme="minorHAnsi" w:cstheme="minorBidi"/>
           <w:noProof/>
           <w:color w:val="auto"/>
-          <w:sz w:val="22"/>
-          <w:szCs w:val="22"/>
-        </w:rPr>
-      </w:pPr>
-      <w:hyperlink w:anchor="_Toc227169837" w:history="1">
+          <w:kern w:val="2"/>
+          <w:szCs w:val="24"/>
+          <w14:ligatures w14:val="standardContextual"/>
+        </w:rPr>
+      </w:pPr>
+      <w:hyperlink w:anchor="_Toc227614789" w:history="1">
         <w:r>
           <w:rPr>
             <w:rStyle w:val="Hyperlink"/>
@@ -647,7 +636,7 @@
             <w:noProof/>
             <w:webHidden/>
           </w:rPr>
-          <w:instrText xml:space="preserve"> PAGEREF _Toc227169837 \h </w:instrText>
+          <w:instrText xml:space="preserve"> PAGEREF _Toc227614789 \h </w:instrText>
         </w:r>
         <w:r>
           <w:rPr>
@@ -688,11 +677,12 @@
           <w:rFonts w:asciiTheme="minorHAnsi" w:eastAsiaTheme="minorEastAsia" w:hAnsiTheme="minorHAnsi" w:cstheme="minorBidi"/>
           <w:noProof/>
           <w:color w:val="auto"/>
-          <w:sz w:val="22"/>
-          <w:szCs w:val="22"/>
-        </w:rPr>
-      </w:pPr>
-      <w:hyperlink w:anchor="_Toc227169838" w:history="1">
+          <w:kern w:val="2"/>
+          <w:szCs w:val="24"/>
+          <w14:ligatures w14:val="standardContextual"/>
+        </w:rPr>
+      </w:pPr>
+      <w:hyperlink w:anchor="_Toc227614790" w:history="1">
         <w:r>
           <w:rPr>
             <w:rStyle w:val="Hyperlink"/>
@@ -719,7 +709,7 @@
             <w:noProof/>
             <w:webHidden/>
           </w:rPr>
-          <w:instrText xml:space="preserve"> PAGEREF _Toc227169838 \h </w:instrText>
+          <w:instrText xml:space="preserve"> PAGEREF _Toc227614790 \h </w:instrText>
         </w:r>
         <w:r>
           <w:rPr>
@@ -760,11 +750,12 @@
           <w:rFonts w:asciiTheme="minorHAnsi" w:eastAsiaTheme="minorEastAsia" w:hAnsiTheme="minorHAnsi" w:cstheme="minorBidi"/>
           <w:noProof/>
           <w:color w:val="auto"/>
-          <w:sz w:val="22"/>
-          <w:szCs w:val="22"/>
-        </w:rPr>
-      </w:pPr>
-      <w:hyperlink w:anchor="_Toc227169839" w:history="1">
+          <w:kern w:val="2"/>
+          <w:szCs w:val="24"/>
+          <w14:ligatures w14:val="standardContextual"/>
+        </w:rPr>
+      </w:pPr>
+      <w:hyperlink w:anchor="_Toc227614791" w:history="1">
         <w:r>
           <w:rPr>
             <w:rStyle w:val="Hyperlink"/>
@@ -791,7 +782,7 @@
             <w:noProof/>
             <w:webHidden/>
           </w:rPr>
-          <w:instrText xml:space="preserve"> PAGEREF _Toc227169839 \h </w:instrText>
+          <w:instrText xml:space="preserve"> PAGEREF _Toc227614791 \h </w:instrText>
         </w:r>
         <w:r>
           <w:rPr>
@@ -832,11 +823,12 @@
           <w:rFonts w:asciiTheme="minorHAnsi" w:eastAsiaTheme="minorEastAsia" w:hAnsiTheme="minorHAnsi" w:cstheme="minorBidi"/>
           <w:noProof/>
           <w:color w:val="auto"/>
-          <w:sz w:val="22"/>
-          <w:szCs w:val="22"/>
-        </w:rPr>
-      </w:pPr>
-      <w:hyperlink w:anchor="_Toc227169840" w:history="1">
+          <w:kern w:val="2"/>
+          <w:szCs w:val="24"/>
+          <w14:ligatures w14:val="standardContextual"/>
+        </w:rPr>
+      </w:pPr>
+      <w:hyperlink w:anchor="_Toc227614792" w:history="1">
         <w:r>
           <w:rPr>
             <w:rStyle w:val="Hyperlink"/>
@@ -863,7 +855,7 @@
             <w:noProof/>
             <w:webHidden/>
           </w:rPr>
-          <w:instrText xml:space="preserve"> PAGEREF _Toc227169840 \h </w:instrText>
+          <w:instrText xml:space="preserve"> PAGEREF _Toc227614792 \h </w:instrText>
         </w:r>
         <w:r>
           <w:rPr>
@@ -884,6 +876,152 @@
             <w:webHidden/>
           </w:rPr>
           <w:t>10</w:t>
+        </w:r>
+        <w:r>
+          <w:rPr>
+            <w:noProof/>
+            <w:webHidden/>
+          </w:rPr>
+          <w:fldChar w:fldCharType="end"/>
+        </w:r>
+      </w:hyperlink>
+    </w:p>
+    <w:p>
+      <w:pPr>
+        <w:pStyle w:val="ndicedeilustraes"/>
+        <w:tabs>
+          <w:tab w:val="right" w:leader="dot" w:pos="9181"/>
+        </w:tabs>
+        <w:rPr>
+          <w:rFonts w:asciiTheme="minorHAnsi" w:eastAsiaTheme="minorEastAsia" w:hAnsiTheme="minorHAnsi" w:cstheme="minorBidi"/>
+          <w:noProof/>
+          <w:color w:val="auto"/>
+          <w:kern w:val="2"/>
+          <w:szCs w:val="24"/>
+          <w14:ligatures w14:val="standardContextual"/>
+        </w:rPr>
+      </w:pPr>
+      <w:hyperlink w:anchor="_Toc227614793" w:history="1">
+        <w:r>
+          <w:rPr>
+            <w:rStyle w:val="Hyperlink"/>
+            <w:noProof/>
+          </w:rPr>
+          <w:t>Figura 6 - Inicio da programação do Software</w:t>
+        </w:r>
+        <w:r>
+          <w:rPr>
+            <w:noProof/>
+            <w:webHidden/>
+          </w:rPr>
+          <w:tab/>
+        </w:r>
+        <w:r>
+          <w:rPr>
+            <w:noProof/>
+            <w:webHidden/>
+          </w:rPr>
+          <w:fldChar w:fldCharType="begin"/>
+        </w:r>
+        <w:r>
+          <w:rPr>
+            <w:noProof/>
+            <w:webHidden/>
+          </w:rPr>
+          <w:instrText xml:space="preserve"> PAGEREF _Toc227614793 \h </w:instrText>
+        </w:r>
+        <w:r>
+          <w:rPr>
+            <w:noProof/>
+            <w:webHidden/>
+          </w:rPr>
+        </w:r>
+        <w:r>
+          <w:rPr>
+            <w:noProof/>
+            <w:webHidden/>
+          </w:rPr>
+          <w:fldChar w:fldCharType="separate"/>
+        </w:r>
+        <w:r>
+          <w:rPr>
+            <w:noProof/>
+            <w:webHidden/>
+          </w:rPr>
+          <w:t>11</w:t>
+        </w:r>
+        <w:r>
+          <w:rPr>
+            <w:noProof/>
+            <w:webHidden/>
+          </w:rPr>
+          <w:fldChar w:fldCharType="end"/>
+        </w:r>
+      </w:hyperlink>
+    </w:p>
+    <w:p>
+      <w:pPr>
+        <w:pStyle w:val="ndicedeilustraes"/>
+        <w:tabs>
+          <w:tab w:val="right" w:leader="dot" w:pos="9181"/>
+        </w:tabs>
+        <w:rPr>
+          <w:rFonts w:asciiTheme="minorHAnsi" w:eastAsiaTheme="minorEastAsia" w:hAnsiTheme="minorHAnsi" w:cstheme="minorBidi"/>
+          <w:noProof/>
+          <w:color w:val="auto"/>
+          <w:kern w:val="2"/>
+          <w:szCs w:val="24"/>
+          <w14:ligatures w14:val="standardContextual"/>
+        </w:rPr>
+      </w:pPr>
+      <w:hyperlink w:anchor="_Toc227614794" w:history="1">
+        <w:r>
+          <w:rPr>
+            <w:rStyle w:val="Hyperlink"/>
+            <w:noProof/>
+          </w:rPr>
+          <w:t>Figura 7 – Incrementação dos dados do BD na Documentação</w:t>
+        </w:r>
+        <w:r>
+          <w:rPr>
+            <w:noProof/>
+            <w:webHidden/>
+          </w:rPr>
+          <w:tab/>
+        </w:r>
+        <w:r>
+          <w:rPr>
+            <w:noProof/>
+            <w:webHidden/>
+          </w:rPr>
+          <w:fldChar w:fldCharType="begin"/>
+        </w:r>
+        <w:r>
+          <w:rPr>
+            <w:noProof/>
+            <w:webHidden/>
+          </w:rPr>
+          <w:instrText xml:space="preserve"> PAGEREF _Toc227614794 \h </w:instrText>
+        </w:r>
+        <w:r>
+          <w:rPr>
+            <w:noProof/>
+            <w:webHidden/>
+          </w:rPr>
+        </w:r>
+        <w:r>
+          <w:rPr>
+            <w:noProof/>
+            <w:webHidden/>
+          </w:rPr>
+          <w:fldChar w:fldCharType="separate"/>
+        </w:r>
+        <w:r>
+          <w:rPr>
+            <w:noProof/>
+            <w:webHidden/>
+          </w:rPr>
+          <w:t>11</w:t>
         </w:r>
         <w:r>
           <w:rPr>
@@ -944,7 +1082,9 @@
         <w:rPr>
           <w:rFonts w:asciiTheme="minorHAnsi" w:eastAsiaTheme="minorEastAsia" w:hAnsiTheme="minorHAnsi" w:cstheme="minorBidi"/>
           <w:noProof/>
-          <w:sz w:val="22"/>
+          <w:kern w:val="2"/>
+          <w:szCs w:val="24"/>
+          <w14:ligatures w14:val="standardContextual"/>
         </w:rPr>
       </w:pPr>
       <w:r>
@@ -968,7 +1108,7 @@
         </w:rPr>
         <w:fldChar w:fldCharType="separate"/>
       </w:r>
-      <w:hyperlink w:anchor="_Toc227169197" w:history="1">
+      <w:hyperlink w:anchor="_Toc227614795" w:history="1">
         <w:r>
           <w:rPr>
             <w:rStyle w:val="Hyperlink"/>
@@ -995,7 +1135,7 @@
             <w:noProof/>
             <w:webHidden/>
           </w:rPr>
-          <w:instrText xml:space="preserve"> PAGEREF _Toc227169197 \h </w:instrText>
+          <w:instrText xml:space="preserve"> PAGEREF _Toc227614795 \h </w:instrText>
         </w:r>
         <w:r>
           <w:rPr>
@@ -1035,10 +1175,12 @@
         <w:rPr>
           <w:rFonts w:asciiTheme="minorHAnsi" w:eastAsiaTheme="minorEastAsia" w:hAnsiTheme="minorHAnsi" w:cstheme="minorBidi"/>
           <w:noProof/>
-          <w:sz w:val="22"/>
-        </w:rPr>
-      </w:pPr>
-      <w:hyperlink w:anchor="_Toc227169198" w:history="1">
+          <w:kern w:val="2"/>
+          <w:szCs w:val="24"/>
+          <w14:ligatures w14:val="standardContextual"/>
+        </w:rPr>
+      </w:pPr>
+      <w:hyperlink w:anchor="_Toc227614796" w:history="1">
         <w:r>
           <w:rPr>
             <w:rStyle w:val="Hyperlink"/>
@@ -1065,7 +1207,7 @@
             <w:noProof/>
             <w:webHidden/>
           </w:rPr>
-          <w:instrText xml:space="preserve"> PAGEREF _Toc227169198 \h </w:instrText>
+          <w:instrText xml:space="preserve"> PAGEREF _Toc227614796 \h </w:instrText>
         </w:r>
         <w:r>
           <w:rPr>
@@ -1105,10 +1247,12 @@
         <w:rPr>
           <w:rFonts w:asciiTheme="minorHAnsi" w:eastAsiaTheme="minorEastAsia" w:hAnsiTheme="minorHAnsi" w:cstheme="minorBidi"/>
           <w:noProof/>
-          <w:sz w:val="22"/>
-        </w:rPr>
-      </w:pPr>
-      <w:hyperlink w:anchor="_Toc227169199" w:history="1">
+          <w:kern w:val="2"/>
+          <w:szCs w:val="24"/>
+          <w14:ligatures w14:val="standardContextual"/>
+        </w:rPr>
+      </w:pPr>
+      <w:hyperlink w:anchor="_Toc227614797" w:history="1">
         <w:r>
           <w:rPr>
             <w:rStyle w:val="Hyperlink"/>
@@ -1135,7 +1279,7 @@
             <w:noProof/>
             <w:webHidden/>
           </w:rPr>
-          <w:instrText xml:space="preserve"> PAGEREF _Toc227169199 \h </w:instrText>
+          <w:instrText xml:space="preserve"> PAGEREF _Toc227614797 \h </w:instrText>
         </w:r>
         <w:r>
           <w:rPr>
@@ -1175,10 +1319,12 @@
         <w:rPr>
           <w:rFonts w:asciiTheme="minorHAnsi" w:eastAsiaTheme="minorEastAsia" w:hAnsiTheme="minorHAnsi" w:cstheme="minorBidi"/>
           <w:noProof/>
-          <w:sz w:val="22"/>
-        </w:rPr>
-      </w:pPr>
-      <w:hyperlink w:anchor="_Toc227169200" w:history="1">
+          <w:kern w:val="2"/>
+          <w:szCs w:val="24"/>
+          <w14:ligatures w14:val="standardContextual"/>
+        </w:rPr>
+      </w:pPr>
+      <w:hyperlink w:anchor="_Toc227614798" w:history="1">
         <w:r>
           <w:rPr>
             <w:rStyle w:val="Hyperlink"/>
@@ -1205,7 +1351,7 @@
             <w:noProof/>
             <w:webHidden/>
           </w:rPr>
-          <w:instrText xml:space="preserve"> PAGEREF _Toc227169200 \h </w:instrText>
+          <w:instrText xml:space="preserve"> PAGEREF _Toc227614798 \h </w:instrText>
         </w:r>
         <w:r>
           <w:rPr>
@@ -1245,10 +1391,12 @@
         <w:rPr>
           <w:rFonts w:asciiTheme="minorHAnsi" w:eastAsiaTheme="minorEastAsia" w:hAnsiTheme="minorHAnsi" w:cstheme="minorBidi"/>
           <w:noProof/>
-          <w:sz w:val="22"/>
-        </w:rPr>
-      </w:pPr>
-      <w:hyperlink w:anchor="_Toc227169201" w:history="1">
+          <w:kern w:val="2"/>
+          <w:szCs w:val="24"/>
+          <w14:ligatures w14:val="standardContextual"/>
+        </w:rPr>
+      </w:pPr>
+      <w:hyperlink w:anchor="_Toc227614799" w:history="1">
         <w:r>
           <w:rPr>
             <w:rStyle w:val="Hyperlink"/>
@@ -1275,7 +1423,7 @@
             <w:noProof/>
             <w:webHidden/>
           </w:rPr>
-          <w:instrText xml:space="preserve"> PAGEREF _Toc227169201 \h </w:instrText>
+          <w:instrText xml:space="preserve"> PAGEREF _Toc227614799 \h </w:instrText>
         </w:r>
         <w:r>
           <w:rPr>
@@ -1315,10 +1463,12 @@
         <w:rPr>
           <w:rFonts w:asciiTheme="minorHAnsi" w:eastAsiaTheme="minorEastAsia" w:hAnsiTheme="minorHAnsi" w:cstheme="minorBidi"/>
           <w:noProof/>
-          <w:sz w:val="22"/>
-        </w:rPr>
-      </w:pPr>
-      <w:hyperlink w:anchor="_Toc227169202" w:history="1">
+          <w:kern w:val="2"/>
+          <w:szCs w:val="24"/>
+          <w14:ligatures w14:val="standardContextual"/>
+        </w:rPr>
+      </w:pPr>
+      <w:hyperlink w:anchor="_Toc227614800" w:history="1">
         <w:r>
           <w:rPr>
             <w:rStyle w:val="Hyperlink"/>
@@ -1345,7 +1495,7 @@
             <w:noProof/>
             <w:webHidden/>
           </w:rPr>
-          <w:instrText xml:space="preserve"> PAGEREF _Toc227169202 \h </w:instrText>
+          <w:instrText xml:space="preserve"> PAGEREF _Toc227614800 \h </w:instrText>
         </w:r>
         <w:r>
           <w:rPr>
@@ -1385,10 +1535,12 @@
         <w:rPr>
           <w:rFonts w:asciiTheme="minorHAnsi" w:eastAsiaTheme="minorEastAsia" w:hAnsiTheme="minorHAnsi" w:cstheme="minorBidi"/>
           <w:noProof/>
-          <w:sz w:val="22"/>
-        </w:rPr>
-      </w:pPr>
-      <w:hyperlink w:anchor="_Toc227169203" w:history="1">
+          <w:kern w:val="2"/>
+          <w:szCs w:val="24"/>
+          <w14:ligatures w14:val="standardContextual"/>
+        </w:rPr>
+      </w:pPr>
+      <w:hyperlink w:anchor="_Toc227614801" w:history="1">
         <w:r>
           <w:rPr>
             <w:rStyle w:val="Hyperlink"/>
@@ -1415,7 +1567,7 @@
             <w:noProof/>
             <w:webHidden/>
           </w:rPr>
-          <w:instrText xml:space="preserve"> PAGEREF _Toc227169203 \h </w:instrText>
+          <w:instrText xml:space="preserve"> PAGEREF _Toc227614801 \h </w:instrText>
         </w:r>
         <w:r>
           <w:rPr>
@@ -1455,10 +1607,12 @@
         <w:rPr>
           <w:rFonts w:asciiTheme="minorHAnsi" w:eastAsiaTheme="minorEastAsia" w:hAnsiTheme="minorHAnsi" w:cstheme="minorBidi"/>
           <w:noProof/>
-          <w:sz w:val="22"/>
-        </w:rPr>
-      </w:pPr>
-      <w:hyperlink w:anchor="_Toc227169204" w:history="1">
+          <w:kern w:val="2"/>
+          <w:szCs w:val="24"/>
+          <w14:ligatures w14:val="standardContextual"/>
+        </w:rPr>
+      </w:pPr>
+      <w:hyperlink w:anchor="_Toc227614802" w:history="1">
         <w:r>
           <w:rPr>
             <w:rStyle w:val="Hyperlink"/>
@@ -1485,7 +1639,7 @@
             <w:noProof/>
             <w:webHidden/>
           </w:rPr>
-          <w:instrText xml:space="preserve"> PAGEREF _Toc227169204 \h </w:instrText>
+          <w:instrText xml:space="preserve"> PAGEREF _Toc227614802 \h </w:instrText>
         </w:r>
         <w:r>
           <w:rPr>
@@ -1525,10 +1679,12 @@
         <w:rPr>
           <w:rFonts w:asciiTheme="minorHAnsi" w:eastAsiaTheme="minorEastAsia" w:hAnsiTheme="minorHAnsi" w:cstheme="minorBidi"/>
           <w:noProof/>
-          <w:sz w:val="22"/>
-        </w:rPr>
-      </w:pPr>
-      <w:hyperlink w:anchor="_Toc227169205" w:history="1">
+          <w:kern w:val="2"/>
+          <w:szCs w:val="24"/>
+          <w14:ligatures w14:val="standardContextual"/>
+        </w:rPr>
+      </w:pPr>
+      <w:hyperlink w:anchor="_Toc227614803" w:history="1">
         <w:r>
           <w:rPr>
             <w:rStyle w:val="Hyperlink"/>
@@ -1555,7 +1711,7 @@
             <w:noProof/>
             <w:webHidden/>
           </w:rPr>
-          <w:instrText xml:space="preserve"> PAGEREF _Toc227169205 \h </w:instrText>
+          <w:instrText xml:space="preserve"> PAGEREF _Toc227614803 \h </w:instrText>
         </w:r>
         <w:r>
           <w:rPr>
@@ -1595,10 +1751,12 @@
         <w:rPr>
           <w:rFonts w:asciiTheme="minorHAnsi" w:eastAsiaTheme="minorEastAsia" w:hAnsiTheme="minorHAnsi" w:cstheme="minorBidi"/>
           <w:noProof/>
-          <w:sz w:val="22"/>
-        </w:rPr>
-      </w:pPr>
-      <w:hyperlink w:anchor="_Toc227169206" w:history="1">
+          <w:kern w:val="2"/>
+          <w:szCs w:val="24"/>
+          <w14:ligatures w14:val="standardContextual"/>
+        </w:rPr>
+      </w:pPr>
+      <w:hyperlink w:anchor="_Toc227614804" w:history="1">
         <w:r>
           <w:rPr>
             <w:rStyle w:val="Hyperlink"/>
@@ -1625,7 +1783,7 @@
             <w:noProof/>
             <w:webHidden/>
           </w:rPr>
-          <w:instrText xml:space="preserve"> PAGEREF _Toc227169206 \h </w:instrText>
+          <w:instrText xml:space="preserve"> PAGEREF _Toc227614804 \h </w:instrText>
         </w:r>
         <w:r>
           <w:rPr>
@@ -1665,10 +1823,12 @@
         <w:rPr>
           <w:rFonts w:asciiTheme="minorHAnsi" w:eastAsiaTheme="minorEastAsia" w:hAnsiTheme="minorHAnsi" w:cstheme="minorBidi"/>
           <w:noProof/>
-          <w:sz w:val="22"/>
-        </w:rPr>
-      </w:pPr>
-      <w:hyperlink w:anchor="_Toc227169207" w:history="1">
+          <w:kern w:val="2"/>
+          <w:szCs w:val="24"/>
+          <w14:ligatures w14:val="standardContextual"/>
+        </w:rPr>
+      </w:pPr>
+      <w:hyperlink w:anchor="_Toc227614805" w:history="1">
         <w:r>
           <w:rPr>
             <w:rStyle w:val="Hyperlink"/>
@@ -1695,7 +1855,7 @@
             <w:noProof/>
             <w:webHidden/>
           </w:rPr>
-          <w:instrText xml:space="preserve"> PAGEREF _Toc227169207 \h </w:instrText>
+          <w:instrText xml:space="preserve"> PAGEREF _Toc227614805 \h </w:instrText>
         </w:r>
         <w:r>
           <w:rPr>
@@ -1735,10 +1895,12 @@
         <w:rPr>
           <w:rFonts w:asciiTheme="minorHAnsi" w:eastAsiaTheme="minorEastAsia" w:hAnsiTheme="minorHAnsi" w:cstheme="minorBidi"/>
           <w:noProof/>
-          <w:sz w:val="22"/>
-        </w:rPr>
-      </w:pPr>
-      <w:hyperlink w:anchor="_Toc227169208" w:history="1">
+          <w:kern w:val="2"/>
+          <w:szCs w:val="24"/>
+          <w14:ligatures w14:val="standardContextual"/>
+        </w:rPr>
+      </w:pPr>
+      <w:hyperlink w:anchor="_Toc227614806" w:history="1">
         <w:r>
           <w:rPr>
             <w:rStyle w:val="Hyperlink"/>
@@ -1765,7 +1927,7 @@
             <w:noProof/>
             <w:webHidden/>
           </w:rPr>
-          <w:instrText xml:space="preserve"> PAGEREF _Toc227169208 \h </w:instrText>
+          <w:instrText xml:space="preserve"> PAGEREF _Toc227614806 \h </w:instrText>
         </w:r>
         <w:r>
           <w:rPr>
@@ -1805,10 +1967,12 @@
         <w:rPr>
           <w:rFonts w:asciiTheme="minorHAnsi" w:eastAsiaTheme="minorEastAsia" w:hAnsiTheme="minorHAnsi" w:cstheme="minorBidi"/>
           <w:noProof/>
-          <w:sz w:val="22"/>
-        </w:rPr>
-      </w:pPr>
-      <w:hyperlink w:anchor="_Toc227169209" w:history="1">
+          <w:kern w:val="2"/>
+          <w:szCs w:val="24"/>
+          <w14:ligatures w14:val="standardContextual"/>
+        </w:rPr>
+      </w:pPr>
+      <w:hyperlink w:anchor="_Toc227614807" w:history="1">
         <w:r>
           <w:rPr>
             <w:rStyle w:val="Hyperlink"/>
@@ -1835,7 +1999,7 @@
             <w:noProof/>
             <w:webHidden/>
           </w:rPr>
-          <w:instrText xml:space="preserve"> PAGEREF _Toc227169209 \h </w:instrText>
+          <w:instrText xml:space="preserve"> PAGEREF _Toc227614807 \h </w:instrText>
         </w:r>
         <w:r>
           <w:rPr>
@@ -1875,10 +2039,12 @@
         <w:rPr>
           <w:rFonts w:asciiTheme="minorHAnsi" w:eastAsiaTheme="minorEastAsia" w:hAnsiTheme="minorHAnsi" w:cstheme="minorBidi"/>
           <w:noProof/>
-          <w:sz w:val="22"/>
-        </w:rPr>
-      </w:pPr>
-      <w:hyperlink w:anchor="_Toc227169210" w:history="1">
+          <w:kern w:val="2"/>
+          <w:szCs w:val="24"/>
+          <w14:ligatures w14:val="standardContextual"/>
+        </w:rPr>
+      </w:pPr>
+      <w:hyperlink w:anchor="_Toc227614808" w:history="1">
         <w:r>
           <w:rPr>
             <w:rStyle w:val="Hyperlink"/>
@@ -1905,7 +2071,7 @@
             <w:noProof/>
             <w:webHidden/>
           </w:rPr>
-          <w:instrText xml:space="preserve"> PAGEREF _Toc227169210 \h </w:instrText>
+          <w:instrText xml:space="preserve"> PAGEREF _Toc227614808 \h </w:instrText>
         </w:r>
         <w:r>
           <w:rPr>
@@ -1945,10 +2111,12 @@
         <w:rPr>
           <w:rFonts w:asciiTheme="minorHAnsi" w:eastAsiaTheme="minorEastAsia" w:hAnsiTheme="minorHAnsi" w:cstheme="minorBidi"/>
           <w:noProof/>
-          <w:sz w:val="22"/>
-        </w:rPr>
-      </w:pPr>
-      <w:hyperlink w:anchor="_Toc227169211" w:history="1">
+          <w:kern w:val="2"/>
+          <w:szCs w:val="24"/>
+          <w14:ligatures w14:val="standardContextual"/>
+        </w:rPr>
+      </w:pPr>
+      <w:hyperlink w:anchor="_Toc227614809" w:history="1">
         <w:r>
           <w:rPr>
             <w:rStyle w:val="Hyperlink"/>
@@ -1975,7 +2143,7 @@
             <w:noProof/>
             <w:webHidden/>
           </w:rPr>
-          <w:instrText xml:space="preserve"> PAGEREF _Toc227169211 \h </w:instrText>
+          <w:instrText xml:space="preserve"> PAGEREF _Toc227614809 \h </w:instrText>
         </w:r>
         <w:r>
           <w:rPr>
@@ -2015,10 +2183,12 @@
         <w:rPr>
           <w:rFonts w:asciiTheme="minorHAnsi" w:eastAsiaTheme="minorEastAsia" w:hAnsiTheme="minorHAnsi" w:cstheme="minorBidi"/>
           <w:noProof/>
-          <w:sz w:val="22"/>
-        </w:rPr>
-      </w:pPr>
-      <w:hyperlink w:anchor="_Toc227169212" w:history="1">
+          <w:kern w:val="2"/>
+          <w:szCs w:val="24"/>
+          <w14:ligatures w14:val="standardContextual"/>
+        </w:rPr>
+      </w:pPr>
+      <w:hyperlink w:anchor="_Toc227614810" w:history="1">
         <w:r>
           <w:rPr>
             <w:rStyle w:val="Hyperlink"/>
@@ -2045,7 +2215,7 @@
             <w:noProof/>
             <w:webHidden/>
           </w:rPr>
-          <w:instrText xml:space="preserve"> PAGEREF _Toc227169212 \h </w:instrText>
+          <w:instrText xml:space="preserve"> PAGEREF _Toc227614810 \h </w:instrText>
         </w:r>
         <w:r>
           <w:rPr>
@@ -2085,10 +2255,12 @@
         <w:rPr>
           <w:rFonts w:asciiTheme="minorHAnsi" w:eastAsiaTheme="minorEastAsia" w:hAnsiTheme="minorHAnsi" w:cstheme="minorBidi"/>
           <w:noProof/>
-          <w:sz w:val="22"/>
-        </w:rPr>
-      </w:pPr>
-      <w:hyperlink w:anchor="_Toc227169213" w:history="1">
+          <w:kern w:val="2"/>
+          <w:szCs w:val="24"/>
+          <w14:ligatures w14:val="standardContextual"/>
+        </w:rPr>
+      </w:pPr>
+      <w:hyperlink w:anchor="_Toc227614811" w:history="1">
         <w:r>
           <w:rPr>
             <w:rStyle w:val="Hyperlink"/>
@@ -2115,7 +2287,7 @@
             <w:noProof/>
             <w:webHidden/>
           </w:rPr>
-          <w:instrText xml:space="preserve"> PAGEREF _Toc227169213 \h </w:instrText>
+          <w:instrText xml:space="preserve"> PAGEREF _Toc227614811 \h </w:instrText>
         </w:r>
         <w:r>
           <w:rPr>
@@ -2155,10 +2327,12 @@
         <w:rPr>
           <w:rFonts w:asciiTheme="minorHAnsi" w:eastAsiaTheme="minorEastAsia" w:hAnsiTheme="minorHAnsi" w:cstheme="minorBidi"/>
           <w:noProof/>
-          <w:sz w:val="22"/>
-        </w:rPr>
-      </w:pPr>
-      <w:hyperlink w:anchor="_Toc227169214" w:history="1">
+          <w:kern w:val="2"/>
+          <w:szCs w:val="24"/>
+          <w14:ligatures w14:val="standardContextual"/>
+        </w:rPr>
+      </w:pPr>
+      <w:hyperlink w:anchor="_Toc227614812" w:history="1">
         <w:r>
           <w:rPr>
             <w:rStyle w:val="Hyperlink"/>
@@ -2185,7 +2359,7 @@
             <w:noProof/>
             <w:webHidden/>
           </w:rPr>
-          <w:instrText xml:space="preserve"> PAGEREF _Toc227169214 \h </w:instrText>
+          <w:instrText xml:space="preserve"> PAGEREF _Toc227614812 \h </w:instrText>
         </w:r>
         <w:r>
           <w:rPr>
@@ -2225,10 +2399,12 @@
         <w:rPr>
           <w:rFonts w:asciiTheme="minorHAnsi" w:eastAsiaTheme="minorEastAsia" w:hAnsiTheme="minorHAnsi" w:cstheme="minorBidi"/>
           <w:noProof/>
-          <w:sz w:val="22"/>
-        </w:rPr>
-      </w:pPr>
-      <w:hyperlink w:anchor="_Toc227169215" w:history="1">
+          <w:kern w:val="2"/>
+          <w:szCs w:val="24"/>
+          <w14:ligatures w14:val="standardContextual"/>
+        </w:rPr>
+      </w:pPr>
+      <w:hyperlink w:anchor="_Toc227614813" w:history="1">
         <w:r>
           <w:rPr>
             <w:rStyle w:val="Hyperlink"/>
@@ -2255,7 +2431,7 @@
             <w:noProof/>
             <w:webHidden/>
           </w:rPr>
-          <w:instrText xml:space="preserve"> PAGEREF _Toc227169215 \h </w:instrText>
+          <w:instrText xml:space="preserve"> PAGEREF _Toc227614813 \h </w:instrText>
         </w:r>
         <w:r>
           <w:rPr>
@@ -2295,10 +2471,12 @@
         <w:rPr>
           <w:rFonts w:asciiTheme="minorHAnsi" w:eastAsiaTheme="minorEastAsia" w:hAnsiTheme="minorHAnsi" w:cstheme="minorBidi"/>
           <w:noProof/>
-          <w:sz w:val="22"/>
-        </w:rPr>
-      </w:pPr>
-      <w:hyperlink w:anchor="_Toc227169216" w:history="1">
+          <w:kern w:val="2"/>
+          <w:szCs w:val="24"/>
+          <w14:ligatures w14:val="standardContextual"/>
+        </w:rPr>
+      </w:pPr>
+      <w:hyperlink w:anchor="_Toc227614814" w:history="1">
         <w:r>
           <w:rPr>
             <w:rStyle w:val="Hyperlink"/>
@@ -2325,7 +2503,7 @@
             <w:noProof/>
             <w:webHidden/>
           </w:rPr>
-          <w:instrText xml:space="preserve"> PAGEREF _Toc227169216 \h </w:instrText>
+          <w:instrText xml:space="preserve"> PAGEREF _Toc227614814 \h </w:instrText>
         </w:r>
         <w:r>
           <w:rPr>
@@ -2365,10 +2543,12 @@
         <w:rPr>
           <w:rFonts w:asciiTheme="minorHAnsi" w:eastAsiaTheme="minorEastAsia" w:hAnsiTheme="minorHAnsi" w:cstheme="minorBidi"/>
           <w:noProof/>
-          <w:sz w:val="22"/>
-        </w:rPr>
-      </w:pPr>
-      <w:hyperlink w:anchor="_Toc227169217" w:history="1">
+          <w:kern w:val="2"/>
+          <w:szCs w:val="24"/>
+          <w14:ligatures w14:val="standardContextual"/>
+        </w:rPr>
+      </w:pPr>
+      <w:hyperlink w:anchor="_Toc227614815" w:history="1">
         <w:r>
           <w:rPr>
             <w:rStyle w:val="Hyperlink"/>
@@ -2395,7 +2575,7 @@
             <w:noProof/>
             <w:webHidden/>
           </w:rPr>
-          <w:instrText xml:space="preserve"> PAGEREF _Toc227169217 \h </w:instrText>
+          <w:instrText xml:space="preserve"> PAGEREF _Toc227614815 \h </w:instrText>
         </w:r>
         <w:r>
           <w:rPr>
@@ -2435,10 +2615,12 @@
         <w:rPr>
           <w:rFonts w:asciiTheme="minorHAnsi" w:eastAsiaTheme="minorEastAsia" w:hAnsiTheme="minorHAnsi" w:cstheme="minorBidi"/>
           <w:noProof/>
-          <w:sz w:val="22"/>
-        </w:rPr>
-      </w:pPr>
-      <w:hyperlink w:anchor="_Toc227169218" w:history="1">
+          <w:kern w:val="2"/>
+          <w:szCs w:val="24"/>
+          <w14:ligatures w14:val="standardContextual"/>
+        </w:rPr>
+      </w:pPr>
+      <w:hyperlink w:anchor="_Toc227614816" w:history="1">
         <w:r>
           <w:rPr>
             <w:rStyle w:val="Hyperlink"/>
@@ -2465,7 +2647,7 @@
             <w:noProof/>
             <w:webHidden/>
           </w:rPr>
-          <w:instrText xml:space="preserve"> PAGEREF _Toc227169218 \h </w:instrText>
+          <w:instrText xml:space="preserve"> PAGEREF _Toc227614816 \h </w:instrText>
         </w:r>
         <w:r>
           <w:rPr>
@@ -2486,6 +2668,222 @@
             <w:webHidden/>
           </w:rPr>
           <w:t>10</w:t>
+        </w:r>
+        <w:r>
+          <w:rPr>
+            <w:noProof/>
+            <w:webHidden/>
+          </w:rPr>
+          <w:fldChar w:fldCharType="end"/>
+        </w:r>
+      </w:hyperlink>
+    </w:p>
+    <w:p>
+      <w:pPr>
+        <w:pStyle w:val="Sumrio1"/>
+        <w:tabs>
+          <w:tab w:val="right" w:leader="dot" w:pos="9181"/>
+        </w:tabs>
+        <w:rPr>
+          <w:rFonts w:asciiTheme="minorHAnsi" w:eastAsiaTheme="minorEastAsia" w:hAnsiTheme="minorHAnsi" w:cstheme="minorBidi"/>
+          <w:noProof/>
+          <w:kern w:val="2"/>
+          <w:szCs w:val="24"/>
+          <w14:ligatures w14:val="standardContextual"/>
+        </w:rPr>
+      </w:pPr>
+      <w:hyperlink w:anchor="_Toc227614817" w:history="1">
+        <w:r>
+          <w:rPr>
+            <w:rStyle w:val="Hyperlink"/>
+            <w:noProof/>
+          </w:rPr>
+          <w:t>Aula dia 15/04/2026 – Visualização do Diário de Bordo</w:t>
+        </w:r>
+        <w:r>
+          <w:rPr>
+            <w:noProof/>
+            <w:webHidden/>
+          </w:rPr>
+          <w:tab/>
+        </w:r>
+        <w:r>
+          <w:rPr>
+            <w:noProof/>
+            <w:webHidden/>
+          </w:rPr>
+          <w:fldChar w:fldCharType="begin"/>
+        </w:r>
+        <w:r>
+          <w:rPr>
+            <w:noProof/>
+            <w:webHidden/>
+          </w:rPr>
+          <w:instrText xml:space="preserve"> PAGEREF _Toc227614817 \h </w:instrText>
+        </w:r>
+        <w:r>
+          <w:rPr>
+            <w:noProof/>
+            <w:webHidden/>
+          </w:rPr>
+        </w:r>
+        <w:r>
+          <w:rPr>
+            <w:noProof/>
+            <w:webHidden/>
+          </w:rPr>
+          <w:fldChar w:fldCharType="separate"/>
+        </w:r>
+        <w:r>
+          <w:rPr>
+            <w:noProof/>
+            <w:webHidden/>
+          </w:rPr>
+          <w:t>11</w:t>
+        </w:r>
+        <w:r>
+          <w:rPr>
+            <w:noProof/>
+            <w:webHidden/>
+          </w:rPr>
+          <w:fldChar w:fldCharType="end"/>
+        </w:r>
+      </w:hyperlink>
+    </w:p>
+    <w:p>
+      <w:pPr>
+        <w:pStyle w:val="Sumrio1"/>
+        <w:tabs>
+          <w:tab w:val="right" w:leader="dot" w:pos="9181"/>
+        </w:tabs>
+        <w:rPr>
+          <w:rFonts w:asciiTheme="minorHAnsi" w:eastAsiaTheme="minorEastAsia" w:hAnsiTheme="minorHAnsi" w:cstheme="minorBidi"/>
+          <w:noProof/>
+          <w:kern w:val="2"/>
+          <w:szCs w:val="24"/>
+          <w14:ligatures w14:val="standardContextual"/>
+        </w:rPr>
+      </w:pPr>
+      <w:hyperlink w:anchor="_Toc227614818" w:history="1">
+        <w:r>
+          <w:rPr>
+            <w:rStyle w:val="Hyperlink"/>
+            <w:noProof/>
+          </w:rPr>
+          <w:t>Desenvolvimento dia 15/04/2026 – Começo da programação do projeto</w:t>
+        </w:r>
+        <w:r>
+          <w:rPr>
+            <w:noProof/>
+            <w:webHidden/>
+          </w:rPr>
+          <w:tab/>
+        </w:r>
+        <w:r>
+          <w:rPr>
+            <w:noProof/>
+            <w:webHidden/>
+          </w:rPr>
+          <w:fldChar w:fldCharType="begin"/>
+        </w:r>
+        <w:r>
+          <w:rPr>
+            <w:noProof/>
+            <w:webHidden/>
+          </w:rPr>
+          <w:instrText xml:space="preserve"> PAGEREF _Toc227614818 \h </w:instrText>
+        </w:r>
+        <w:r>
+          <w:rPr>
+            <w:noProof/>
+            <w:webHidden/>
+          </w:rPr>
+        </w:r>
+        <w:r>
+          <w:rPr>
+            <w:noProof/>
+            <w:webHidden/>
+          </w:rPr>
+          <w:fldChar w:fldCharType="separate"/>
+        </w:r>
+        <w:r>
+          <w:rPr>
+            <w:noProof/>
+            <w:webHidden/>
+          </w:rPr>
+          <w:t>11</w:t>
+        </w:r>
+        <w:r>
+          <w:rPr>
+            <w:noProof/>
+            <w:webHidden/>
+          </w:rPr>
+          <w:fldChar w:fldCharType="end"/>
+        </w:r>
+      </w:hyperlink>
+    </w:p>
+    <w:p>
+      <w:pPr>
+        <w:pStyle w:val="Sumrio1"/>
+        <w:tabs>
+          <w:tab w:val="right" w:leader="dot" w:pos="9181"/>
+        </w:tabs>
+        <w:rPr>
+          <w:rFonts w:asciiTheme="minorHAnsi" w:eastAsiaTheme="minorEastAsia" w:hAnsiTheme="minorHAnsi" w:cstheme="minorBidi"/>
+          <w:noProof/>
+          <w:kern w:val="2"/>
+          <w:szCs w:val="24"/>
+          <w14:ligatures w14:val="standardContextual"/>
+        </w:rPr>
+      </w:pPr>
+      <w:hyperlink w:anchor="_Toc227614819" w:history="1">
+        <w:r>
+          <w:rPr>
+            <w:rStyle w:val="Hyperlink"/>
+            <w:noProof/>
+          </w:rPr>
+          <w:t>Desenvolvimento dia 20/04/2026 – Atualização Documentação</w:t>
+        </w:r>
+        <w:r>
+          <w:rPr>
+            <w:noProof/>
+            <w:webHidden/>
+          </w:rPr>
+          <w:tab/>
+        </w:r>
+        <w:r>
+          <w:rPr>
+            <w:noProof/>
+            <w:webHidden/>
+          </w:rPr>
+          <w:fldChar w:fldCharType="begin"/>
+        </w:r>
+        <w:r>
+          <w:rPr>
+            <w:noProof/>
+            <w:webHidden/>
+          </w:rPr>
+          <w:instrText xml:space="preserve"> PAGEREF _Toc227614819 \h </w:instrText>
+        </w:r>
+        <w:r>
+          <w:rPr>
+            <w:noProof/>
+            <w:webHidden/>
+          </w:rPr>
+        </w:r>
+        <w:r>
+          <w:rPr>
+            <w:noProof/>
+            <w:webHidden/>
+          </w:rPr>
+          <w:fldChar w:fldCharType="separate"/>
+        </w:r>
+        <w:r>
+          <w:rPr>
+            <w:noProof/>
+            <w:webHidden/>
+          </w:rPr>
+          <w:t>11</w:t>
         </w:r>
         <w:r>
           <w:rPr>
@@ -2522,7 +2920,7 @@
       <w:pPr>
         <w:pStyle w:val="Ttulo1"/>
       </w:pPr>
-      <w:bookmarkStart w:id="1" w:name="_Toc227169197"/>
+      <w:bookmarkStart w:id="4" w:name="_Toc227614795"/>
       <w:r>
         <w:lastRenderedPageBreak/>
         <w:t>Aula dia 1</w:t>
@@ -2533,7 +2931,7 @@
       <w:r>
         <w:t>/02/2026 - Apresentação da disciplina e divisão dos grupos</w:t>
       </w:r>
-      <w:bookmarkEnd w:id="1"/>
+      <w:bookmarkEnd w:id="4"/>
     </w:p>
     <w:p>
       <w:pPr>
@@ -2551,8 +2949,8 @@
           <w:b/>
         </w:rPr>
       </w:pPr>
-      <w:bookmarkStart w:id="2" w:name="_Toc224316816"/>
-      <w:bookmarkStart w:id="3" w:name="_Toc227169198"/>
+      <w:bookmarkStart w:id="5" w:name="_Toc224316816"/>
+      <w:bookmarkStart w:id="6" w:name="_Toc227614796"/>
       <w:r>
         <w:t>Aula dia 1</w:t>
       </w:r>
@@ -2576,8 +2974,8 @@
         </w:rPr>
         <w:t>CarnaLiceu</w:t>
       </w:r>
-      <w:bookmarkEnd w:id="2"/>
-      <w:bookmarkEnd w:id="3"/>
+      <w:bookmarkEnd w:id="5"/>
+      <w:bookmarkEnd w:id="6"/>
       <w:proofErr w:type="spellEnd"/>
     </w:p>
     <w:p>
@@ -2597,7 +2995,7 @@
       <w:pPr>
         <w:pStyle w:val="Ttulo1"/>
       </w:pPr>
-      <w:bookmarkStart w:id="4" w:name="_Toc227169199"/>
+      <w:bookmarkStart w:id="7" w:name="_Toc227614797"/>
       <w:r>
         <w:t xml:space="preserve">Aula dia </w:t>
       </w:r>
@@ -2607,7 +3005,7 @@
       <w:r>
         <w:t>/02/2025 – Conversa</w:t>
       </w:r>
-      <w:bookmarkEnd w:id="4"/>
+      <w:bookmarkEnd w:id="7"/>
       <w:r>
         <w:t xml:space="preserve"> </w:t>
       </w:r>
@@ -2640,7 +3038,7 @@
       <w:pPr>
         <w:pStyle w:val="Ttulo1"/>
       </w:pPr>
-      <w:bookmarkStart w:id="5" w:name="_Toc227169200"/>
+      <w:bookmarkStart w:id="8" w:name="_Toc227614798"/>
       <w:r>
         <w:t>Aula dia 2</w:t>
       </w:r>
@@ -2650,7 +3048,7 @@
       <w:r>
         <w:t>/02/2026 – Divisão dos grupos e as devidas funções dos integrantes</w:t>
       </w:r>
-      <w:bookmarkEnd w:id="5"/>
+      <w:bookmarkEnd w:id="8"/>
     </w:p>
     <w:p>
       <w:pPr>
@@ -2748,8 +3146,8 @@
         <w:pStyle w:val="Legenda"/>
         <w:keepNext/>
       </w:pPr>
-      <w:bookmarkStart w:id="6" w:name="_Toc224632226"/>
-      <w:bookmarkStart w:id="7" w:name="_Toc227169836"/>
+      <w:bookmarkStart w:id="9" w:name="_Toc224632226"/>
+      <w:bookmarkStart w:id="10" w:name="_Toc227614788"/>
       <w:r>
         <w:t xml:space="preserve">Figura </w:t>
       </w:r>
@@ -2769,13 +3167,16 @@
         <w:t>1</w:t>
       </w:r>
       <w:r>
+        <w:rPr>
+          <w:noProof/>
+        </w:rPr>
         <w:fldChar w:fldCharType="end"/>
       </w:r>
       <w:r>
         <w:t xml:space="preserve"> - Divisão dos grupos do TCC 2026</w:t>
       </w:r>
-      <w:bookmarkEnd w:id="6"/>
-      <w:bookmarkEnd w:id="7"/>
+      <w:bookmarkEnd w:id="9"/>
+      <w:bookmarkEnd w:id="10"/>
     </w:p>
     <w:p>
       <w:r>
@@ -2869,11 +3270,11 @@
       <w:pPr>
         <w:pStyle w:val="Ttulo1"/>
       </w:pPr>
-      <w:bookmarkStart w:id="8" w:name="_Toc227169201"/>
+      <w:bookmarkStart w:id="11" w:name="_Toc227614799"/>
       <w:r>
         <w:t>Aula dia 02/03/2026 – Feriado</w:t>
       </w:r>
-      <w:bookmarkEnd w:id="8"/>
+      <w:bookmarkEnd w:id="11"/>
     </w:p>
     <w:p>
       <w:pPr>
@@ -2887,11 +3288,11 @@
       <w:pPr>
         <w:pStyle w:val="Ttulo1"/>
       </w:pPr>
-      <w:bookmarkStart w:id="9" w:name="_Toc227169202"/>
+      <w:bookmarkStart w:id="12" w:name="_Toc227614800"/>
       <w:r>
         <w:t>Aula dia 03/03/2026 – Aula para revisão do projeto</w:t>
       </w:r>
-      <w:bookmarkEnd w:id="9"/>
+      <w:bookmarkEnd w:id="12"/>
     </w:p>
     <w:p>
       <w:pPr>
@@ -2920,8 +3321,8 @@
       <w:pPr>
         <w:pStyle w:val="Legenda"/>
       </w:pPr>
-      <w:bookmarkStart w:id="10" w:name="_Toc224632227"/>
-      <w:bookmarkStart w:id="11" w:name="_Toc227169837"/>
+      <w:bookmarkStart w:id="13" w:name="_Toc224632227"/>
+      <w:bookmarkStart w:id="14" w:name="_Toc227614789"/>
       <w:r>
         <w:t xml:space="preserve">Figura </w:t>
       </w:r>
@@ -2941,13 +3342,16 @@
         <w:t>2</w:t>
       </w:r>
       <w:r>
+        <w:rPr>
+          <w:noProof/>
+        </w:rPr>
         <w:fldChar w:fldCharType="end"/>
       </w:r>
       <w:r>
         <w:t xml:space="preserve"> - E-mail enviado pelo Prof. Emerson</w:t>
       </w:r>
-      <w:bookmarkEnd w:id="10"/>
-      <w:bookmarkEnd w:id="11"/>
+      <w:bookmarkEnd w:id="13"/>
+      <w:bookmarkEnd w:id="14"/>
     </w:p>
     <w:p>
       <w:r>
@@ -2955,7 +3359,7 @@
           <w:noProof/>
         </w:rPr>
         <w:drawing>
-          <wp:inline distT="0" distB="0" distL="0" distR="0" wp14:anchorId="0915EA7C" wp14:editId="2DC62747">
+          <wp:inline distT="0" distB="0" distL="0" distR="0" wp14:anchorId="0915EA7C" wp14:editId="1BE0F359">
             <wp:extent cx="5836285" cy="1703070"/>
             <wp:effectExtent l="0" t="0" r="0" b="0"/>
             <wp:docPr id="2" name="Imagem 2"/>
@@ -3042,11 +3446,11 @@
       <w:pPr>
         <w:pStyle w:val="Ttulo1"/>
       </w:pPr>
-      <w:bookmarkStart w:id="12" w:name="_Toc227169203"/>
+      <w:bookmarkStart w:id="15" w:name="_Toc227614801"/>
       <w:r>
         <w:t>Aula dia 09/03/2026 – Orientação sobre documentação e prototipação</w:t>
       </w:r>
-      <w:bookmarkEnd w:id="12"/>
+      <w:bookmarkEnd w:id="15"/>
     </w:p>
     <w:p>
       <w:pPr>
@@ -3100,12 +3504,12 @@
       <w:pPr>
         <w:pStyle w:val="Ttulo1"/>
       </w:pPr>
-      <w:bookmarkStart w:id="13" w:name="_Toc227169204"/>
+      <w:bookmarkStart w:id="16" w:name="_Toc227614802"/>
       <w:r>
         <w:lastRenderedPageBreak/>
         <w:t>Reunião dia 03/03/2026 – Definição do Tema do projeto</w:t>
       </w:r>
-      <w:bookmarkEnd w:id="13"/>
+      <w:bookmarkEnd w:id="16"/>
     </w:p>
     <w:p>
       <w:pPr>
@@ -3135,14 +3539,14 @@
       <w:pPr>
         <w:pStyle w:val="Ttulo1"/>
       </w:pPr>
-      <w:bookmarkStart w:id="14" w:name="_Toc227169205"/>
+      <w:bookmarkStart w:id="17" w:name="_Toc227614803"/>
       <w:r>
         <w:t xml:space="preserve">Reunião dia 06/03/2026 – </w:t>
       </w:r>
       <w:r>
         <w:t>Prototipagem do Projeto</w:t>
       </w:r>
-      <w:bookmarkEnd w:id="14"/>
+      <w:bookmarkEnd w:id="17"/>
     </w:p>
     <w:p>
       <w:pPr>
@@ -3172,11 +3576,11 @@
       <w:pPr>
         <w:pStyle w:val="Ttulo1"/>
       </w:pPr>
-      <w:bookmarkStart w:id="15" w:name="_Toc227169206"/>
+      <w:bookmarkStart w:id="18" w:name="_Toc227614804"/>
       <w:r>
         <w:t>Aula dia 10/03/2026 – Continuação da aula do dia 09/03</w:t>
       </w:r>
-      <w:bookmarkEnd w:id="15"/>
+      <w:bookmarkEnd w:id="18"/>
     </w:p>
     <w:p>
       <w:pPr>
@@ -3230,7 +3634,7 @@
       <w:pPr>
         <w:pStyle w:val="Ttulo1"/>
       </w:pPr>
-      <w:bookmarkStart w:id="16" w:name="_Toc227169207"/>
+      <w:bookmarkStart w:id="19" w:name="_Toc227614805"/>
       <w:r>
         <w:t>Reunião dia 11/03/2026 – Definição de base para Front-</w:t>
       </w:r>
@@ -3238,7 +3642,7 @@
       <w:r>
         <w:t>End</w:t>
       </w:r>
-      <w:bookmarkEnd w:id="16"/>
+      <w:bookmarkEnd w:id="19"/>
       <w:proofErr w:type="spellEnd"/>
     </w:p>
     <w:p>
@@ -3265,7 +3669,7 @@
         <w:pStyle w:val="Legenda"/>
         <w:keepNext/>
       </w:pPr>
-      <w:bookmarkStart w:id="17" w:name="_Toc227169838"/>
+      <w:bookmarkStart w:id="20" w:name="_Toc227614790"/>
       <w:r>
         <w:t xml:space="preserve">Figura </w:t>
       </w:r>
@@ -3285,6 +3689,9 @@
         <w:t>3</w:t>
       </w:r>
       <w:r>
+        <w:rPr>
+          <w:noProof/>
+        </w:rPr>
         <w:fldChar w:fldCharType="end"/>
       </w:r>
       <w:r>
@@ -3297,7 +3704,7 @@
       <w:r>
         <w:t>Fron-End</w:t>
       </w:r>
-      <w:bookmarkEnd w:id="17"/>
+      <w:bookmarkEnd w:id="20"/>
       <w:proofErr w:type="spellEnd"/>
     </w:p>
     <w:p>
@@ -3364,12 +3771,12 @@
       <w:pPr>
         <w:pStyle w:val="Ttulo1"/>
       </w:pPr>
-      <w:bookmarkStart w:id="18" w:name="_Toc227169208"/>
+      <w:bookmarkStart w:id="21" w:name="_Toc227614806"/>
       <w:r>
         <w:lastRenderedPageBreak/>
         <w:t>Aula dia 16/03/2026 – Formatação da documentação e prototipação</w:t>
       </w:r>
-      <w:bookmarkEnd w:id="18"/>
+      <w:bookmarkEnd w:id="21"/>
     </w:p>
     <w:p>
       <w:pPr>
@@ -3428,7 +3835,7 @@
         <w:pStyle w:val="Legenda"/>
         <w:keepNext/>
       </w:pPr>
-      <w:bookmarkStart w:id="19" w:name="_Toc227169839"/>
+      <w:bookmarkStart w:id="22" w:name="_Toc227614791"/>
       <w:r>
         <w:t xml:space="preserve">Figura </w:t>
       </w:r>
@@ -3448,12 +3855,15 @@
         <w:t>4</w:t>
       </w:r>
       <w:r>
+        <w:rPr>
+          <w:noProof/>
+        </w:rPr>
         <w:fldChar w:fldCharType="end"/>
       </w:r>
       <w:r>
         <w:t xml:space="preserve"> - Documentos oficiais do CPS sobre o TCC</w:t>
       </w:r>
-      <w:bookmarkEnd w:id="19"/>
+      <w:bookmarkEnd w:id="22"/>
     </w:p>
     <w:p>
       <w:pPr>
@@ -3534,11 +3944,11 @@
       <w:pPr>
         <w:pStyle w:val="Ttulo1"/>
       </w:pPr>
-      <w:bookmarkStart w:id="20" w:name="_Toc227169209"/>
+      <w:bookmarkStart w:id="23" w:name="_Toc227614807"/>
       <w:r>
         <w:t>Aula dia 17/03/2026 – Continuação dos trabalhos da aula anterior</w:t>
       </w:r>
-      <w:bookmarkEnd w:id="20"/>
+      <w:bookmarkEnd w:id="23"/>
     </w:p>
     <w:p>
       <w:pPr>
@@ -3560,11 +3970,11 @@
       <w:pPr>
         <w:pStyle w:val="Ttulo1"/>
       </w:pPr>
-      <w:bookmarkStart w:id="21" w:name="_Toc227169210"/>
+      <w:bookmarkStart w:id="24" w:name="_Toc227614808"/>
       <w:r>
         <w:t>Reunião dia 17/03/2026 – Definição de requisitos</w:t>
       </w:r>
-      <w:bookmarkEnd w:id="21"/>
+      <w:bookmarkEnd w:id="24"/>
     </w:p>
     <w:p>
       <w:pPr>
@@ -3586,7 +3996,7 @@
       <w:pPr>
         <w:pStyle w:val="Ttulo1"/>
       </w:pPr>
-      <w:bookmarkStart w:id="22" w:name="_Toc227169211"/>
+      <w:bookmarkStart w:id="25" w:name="_Toc227614809"/>
       <w:r>
         <w:t>Aula dia 18/03/2026</w:t>
       </w:r>
@@ -3596,7 +4006,7 @@
       <w:r>
         <w:t>Diário de Bordo e Prototipação</w:t>
       </w:r>
-      <w:bookmarkEnd w:id="22"/>
+      <w:bookmarkEnd w:id="25"/>
     </w:p>
     <w:p>
       <w:pPr>
@@ -3616,7 +4026,7 @@
       <w:pPr>
         <w:pStyle w:val="Ttulo1"/>
       </w:pPr>
-      <w:bookmarkStart w:id="23" w:name="_Toc227169212"/>
+      <w:bookmarkStart w:id="26" w:name="_Toc227614810"/>
       <w:r>
         <w:t xml:space="preserve">Reunião dia 23/03/2026 - Gerenciamento de projetos e quadros </w:t>
       </w:r>
@@ -3624,7 +4034,7 @@
       <w:r>
         <w:t>Kanban</w:t>
       </w:r>
-      <w:bookmarkEnd w:id="23"/>
+      <w:bookmarkEnd w:id="26"/>
       <w:proofErr w:type="spellEnd"/>
     </w:p>
     <w:p>
@@ -3655,7 +4065,7 @@
       <w:pPr>
         <w:pStyle w:val="Ttulo1"/>
       </w:pPr>
-      <w:bookmarkStart w:id="24" w:name="_Toc227169213"/>
+      <w:bookmarkStart w:id="27" w:name="_Toc227614811"/>
       <w:r>
         <w:lastRenderedPageBreak/>
         <w:t xml:space="preserve">Aula dia </w:t>
@@ -3672,7 +4082,7 @@
       <w:r>
         <w:t>Diário de Bordo e Prototipação</w:t>
       </w:r>
-      <w:bookmarkEnd w:id="24"/>
+      <w:bookmarkEnd w:id="27"/>
     </w:p>
     <w:p>
       <w:pPr>
@@ -3703,11 +4113,11 @@
       <w:pPr>
         <w:pStyle w:val="Ttulo1"/>
       </w:pPr>
-      <w:bookmarkStart w:id="25" w:name="_Toc227169214"/>
+      <w:bookmarkStart w:id="28" w:name="_Toc227614812"/>
       <w:r>
         <w:t>Reunião dia 31/03/2026 – Alinhamento de projeto</w:t>
       </w:r>
-      <w:bookmarkEnd w:id="25"/>
+      <w:bookmarkEnd w:id="28"/>
     </w:p>
     <w:p>
       <w:pPr>
@@ -3721,11 +4131,11 @@
       <w:pPr>
         <w:pStyle w:val="Ttulo1"/>
       </w:pPr>
-      <w:bookmarkStart w:id="26" w:name="_Toc227169215"/>
+      <w:bookmarkStart w:id="29" w:name="_Toc227614813"/>
       <w:r>
         <w:t>Aula dia 03/04/2026 – Discussão interna no grupo sobre BD</w:t>
       </w:r>
-      <w:bookmarkEnd w:id="26"/>
+      <w:bookmarkEnd w:id="29"/>
     </w:p>
     <w:p>
       <w:pPr>
@@ -3742,11 +4152,11 @@
       <w:pPr>
         <w:pStyle w:val="Ttulo1"/>
       </w:pPr>
-      <w:bookmarkStart w:id="27" w:name="_Toc227169216"/>
+      <w:bookmarkStart w:id="30" w:name="_Toc227614814"/>
       <w:r>
         <w:t>Aula dia 08/04/2026 – Não houve aula</w:t>
       </w:r>
-      <w:bookmarkEnd w:id="27"/>
+      <w:bookmarkEnd w:id="30"/>
     </w:p>
     <w:p>
       <w:r>
@@ -3760,11 +4170,11 @@
       <w:pPr>
         <w:pStyle w:val="Ttulo1"/>
       </w:pPr>
-      <w:bookmarkStart w:id="28" w:name="_Toc227169217"/>
+      <w:bookmarkStart w:id="31" w:name="_Toc227614815"/>
       <w:r>
         <w:t>Aula dia 10/04/2026 – Finalização da formatação da documentação geral</w:t>
       </w:r>
-      <w:bookmarkEnd w:id="28"/>
+      <w:bookmarkEnd w:id="31"/>
     </w:p>
     <w:p>
       <w:pPr>
@@ -3789,11 +4199,11 @@
       <w:pPr>
         <w:pStyle w:val="Ttulo1"/>
       </w:pPr>
-      <w:bookmarkStart w:id="29" w:name="_Toc227169218"/>
+      <w:bookmarkStart w:id="32" w:name="_Toc227614816"/>
       <w:r>
         <w:t>Reunião dia 14/04/2026 – Configuração GitHub e alinhamento geral do projeto</w:t>
       </w:r>
-      <w:bookmarkEnd w:id="29"/>
+      <w:bookmarkEnd w:id="32"/>
     </w:p>
     <w:p>
       <w:pPr>
@@ -3840,7 +4250,7 @@
         <w:pStyle w:val="Legenda"/>
         <w:keepNext/>
       </w:pPr>
-      <w:bookmarkStart w:id="30" w:name="_Toc227169840"/>
+      <w:bookmarkStart w:id="33" w:name="_Toc227614792"/>
       <w:r>
         <w:t xml:space="preserve">Figura </w:t>
       </w:r>
@@ -3860,20 +4270,24 @@
         <w:t>5</w:t>
       </w:r>
       <w:r>
+        <w:rPr>
+          <w:noProof/>
+        </w:rPr>
         <w:fldChar w:fldCharType="end"/>
       </w:r>
       <w:r>
         <w:t>- Modelo Lógico do BD</w:t>
       </w:r>
-      <w:bookmarkEnd w:id="30"/>
+      <w:bookmarkEnd w:id="33"/>
     </w:p>
     <w:p>
       <w:pPr>
         <w:pStyle w:val="ImagemTCC2026"/>
+        <w:keepNext/>
       </w:pPr>
       <w:r>
         <w:drawing>
-          <wp:inline distT="0" distB="0" distL="0" distR="0" wp14:anchorId="410C1BC0" wp14:editId="328E5374">
+          <wp:inline distT="0" distB="0" distL="0" distR="0" wp14:anchorId="410C1BC0" wp14:editId="2A7C795F">
             <wp:extent cx="4278183" cy="2611315"/>
             <wp:effectExtent l="0" t="0" r="8255" b="0"/>
             <wp:docPr id="10" name="Imagem 10"/>
@@ -3917,13 +4331,287 @@
     </w:p>
     <w:p>
       <w:pPr>
+        <w:pStyle w:val="FonteTCC2025"/>
+      </w:pPr>
+      <w:r>
+        <w:t>Fonte: Os Autores</w:t>
+      </w:r>
+    </w:p>
+    <w:p>
+      <w:pPr>
+        <w:pStyle w:val="Ttulo1"/>
+      </w:pPr>
+      <w:bookmarkStart w:id="34" w:name="_Toc227614817"/>
+      <w:r>
+        <w:lastRenderedPageBreak/>
+        <w:t>Aula dia 15/04/2026 – Visualização do Diário de Bordo</w:t>
+      </w:r>
+      <w:bookmarkEnd w:id="34"/>
+    </w:p>
+    <w:p>
+      <w:pPr>
         <w:pStyle w:val="ParagrafoTCC2025"/>
       </w:pPr>
+      <w:r>
+        <w:t>Neste dia foi visualizado o andamento e devidas orientações do Diário de Bordo pelo Professor Emerson para avaliar o desenvolvimento do projeto e designar as notas.</w:t>
+      </w:r>
+    </w:p>
+    <w:p>
+      <w:pPr>
+        <w:pStyle w:val="Ttulo1"/>
+      </w:pPr>
+      <w:bookmarkStart w:id="35" w:name="_Toc227614818"/>
+      <w:r>
+        <w:t>Desenvolvimento dia 15/04/2026 – Começo da programação do projeto</w:t>
+      </w:r>
+      <w:bookmarkEnd w:id="35"/>
     </w:p>
     <w:p>
       <w:pPr>
         <w:pStyle w:val="ParagrafoTCC2025"/>
       </w:pPr>
+      <w:r>
+        <w:t>Neste dia foi iniciado a programação do Software, onde foi iniciado a programação da barra de menu lateral do projeto</w:t>
+      </w:r>
+      <w:r>
+        <w:t xml:space="preserve">, </w:t>
+      </w:r>
+      <w:r>
+        <w:t>base da página dos clientes, os bot</w:t>
+      </w:r>
+      <w:r>
+        <w:t>ões e</w:t>
+      </w:r>
+      <w:r>
+        <w:t xml:space="preserve"> campos onde vão aparecer os dados da tabela do </w:t>
+      </w:r>
+      <w:r>
+        <w:t xml:space="preserve">BD, </w:t>
+      </w:r>
+      <w:r>
+        <w:t xml:space="preserve">rotas das outras páginas de </w:t>
+      </w:r>
+      <w:r>
+        <w:t xml:space="preserve">apólice e </w:t>
+      </w:r>
+      <w:r>
+        <w:t>cobrança</w:t>
+      </w:r>
+      <w:r>
+        <w:t>.</w:t>
+      </w:r>
+    </w:p>
+    <w:p>
+      <w:pPr>
+        <w:pStyle w:val="Legenda"/>
+        <w:keepNext/>
+      </w:pPr>
+      <w:bookmarkStart w:id="36" w:name="_Toc227614793"/>
+      <w:r>
+        <w:t xml:space="preserve">Figura </w:t>
+      </w:r>
+      <w:r>
+        <w:fldChar w:fldCharType="begin"/>
+      </w:r>
+      <w:r>
+        <w:instrText xml:space="preserve"> SEQ Figura \* ARABIC </w:instrText>
+      </w:r>
+      <w:r>
+        <w:fldChar w:fldCharType="separate"/>
+      </w:r>
+      <w:r>
+        <w:rPr>
+          <w:noProof/>
+        </w:rPr>
+        <w:t>6</w:t>
+      </w:r>
+      <w:r>
+        <w:rPr>
+          <w:noProof/>
+        </w:rPr>
+        <w:fldChar w:fldCharType="end"/>
+      </w:r>
+      <w:r>
+        <w:t xml:space="preserve"> - Inicio da programação do Software</w:t>
+      </w:r>
+      <w:bookmarkEnd w:id="36"/>
+    </w:p>
+    <w:p>
+      <w:pPr>
+        <w:pStyle w:val="Legenda"/>
+        <w:keepNext/>
+      </w:pPr>
+      <w:r>
+        <w:rPr>
+          <w:noProof/>
+        </w:rPr>
+        <w:drawing>
+          <wp:inline distT="0" distB="0" distL="0" distR="0" wp14:anchorId="3B4FED75" wp14:editId="15F671E7">
+            <wp:extent cx="869170" cy="2345635"/>
+            <wp:effectExtent l="0" t="0" r="7620" b="0"/>
+            <wp:docPr id="6" name="Imagem 6" descr="Texto&#10;&#10;O conteúdo gerado por IA pode estar incorreto."/>
+            <wp:cNvGraphicFramePr>
+              <a:graphicFrameLocks xmlns:a="http://schemas.openxmlformats.org/drawingml/2006/main" noChangeAspect="1"/>
+            </wp:cNvGraphicFramePr>
+            <a:graphic xmlns:a="http://schemas.openxmlformats.org/drawingml/2006/main">
+              <a:graphicData uri="http://schemas.openxmlformats.org/drawingml/2006/picture">
+                <pic:pic xmlns:pic="http://schemas.openxmlformats.org/drawingml/2006/picture">
+                  <pic:nvPicPr>
+                    <pic:cNvPr id="6" name="Imagem 6" descr="Texto&#10;&#10;O conteúdo gerado por IA pode estar incorreto."/>
+                    <pic:cNvPicPr/>
+                  </pic:nvPicPr>
+                  <pic:blipFill>
+                    <a:blip r:embed="rId16" cstate="print">
+                      <a:extLst>
+                        <a:ext uri="{28A0092B-C50C-407E-A947-70E740481C1C}">
+                          <a14:useLocalDpi xmlns:a14="http://schemas.microsoft.com/office/drawing/2010/main" val="0"/>
+                        </a:ext>
+                      </a:extLst>
+                    </a:blip>
+                    <a:stretch>
+                      <a:fillRect/>
+                    </a:stretch>
+                  </pic:blipFill>
+                  <pic:spPr>
+                    <a:xfrm>
+                      <a:off x="0" y="0"/>
+                      <a:ext cx="869170" cy="2345635"/>
+                    </a:xfrm>
+                    <a:prstGeom prst="rect">
+                      <a:avLst/>
+                    </a:prstGeom>
+                  </pic:spPr>
+                </pic:pic>
+              </a:graphicData>
+            </a:graphic>
+          </wp:inline>
+        </w:drawing>
+      </w:r>
+    </w:p>
+    <w:p>
+      <w:pPr>
+        <w:pStyle w:val="FonteTCC2025"/>
+      </w:pPr>
+      <w:r>
+        <w:t>Fonte: Feito por Os Autores</w:t>
+      </w:r>
+    </w:p>
+    <w:p>
+      <w:pPr>
+        <w:pStyle w:val="Ttulo1"/>
+      </w:pPr>
+      <w:bookmarkStart w:id="37" w:name="_Toc227614819"/>
+      <w:r>
+        <w:t xml:space="preserve">Desenvolvimento dia </w:t>
+      </w:r>
+      <w:r>
+        <w:t>20</w:t>
+      </w:r>
+      <w:r>
+        <w:t xml:space="preserve">/04/2026 – </w:t>
+      </w:r>
+      <w:r>
+        <w:t xml:space="preserve">Atualização </w:t>
+      </w:r>
+      <w:r>
+        <w:t>Documentação</w:t>
+      </w:r>
+      <w:bookmarkEnd w:id="37"/>
+    </w:p>
+    <w:p>
+      <w:pPr>
+        <w:pStyle w:val="ParagrafoTCC2025"/>
+      </w:pPr>
+      <w:r>
+        <w:t>Neste dia foi realizado o incremento das informações do Banco De Dados a Documentação do Software.</w:t>
+      </w:r>
+    </w:p>
+    <w:p>
+      <w:pPr>
+        <w:pStyle w:val="Legenda"/>
+        <w:keepNext/>
+      </w:pPr>
+      <w:bookmarkStart w:id="38" w:name="_Toc227614794"/>
+      <w:r>
+        <w:lastRenderedPageBreak/>
+        <w:t xml:space="preserve">Figura </w:t>
+      </w:r>
+      <w:r>
+        <w:fldChar w:fldCharType="begin"/>
+      </w:r>
+      <w:r>
+        <w:instrText xml:space="preserve"> SEQ Figura \* ARABIC </w:instrText>
+      </w:r>
+      <w:r>
+        <w:fldChar w:fldCharType="separate"/>
+      </w:r>
+      <w:r>
+        <w:rPr>
+          <w:noProof/>
+        </w:rPr>
+        <w:t>7</w:t>
+      </w:r>
+      <w:r>
+        <w:fldChar w:fldCharType="end"/>
+      </w:r>
+      <w:r>
+        <w:t xml:space="preserve"> – Incrementação dos dados do BD </w:t>
+      </w:r>
+      <w:r>
+        <w:t>na Documentação</w:t>
+      </w:r>
+      <w:bookmarkEnd w:id="38"/>
+    </w:p>
+    <w:p>
+      <w:pPr>
+        <w:pStyle w:val="ImagemTCC2026"/>
+        <w:keepNext/>
+      </w:pPr>
+      <w:r>
+        <w:drawing>
+          <wp:inline distT="0" distB="0" distL="0" distR="0" wp14:anchorId="71EC09C8" wp14:editId="23C152C8">
+            <wp:extent cx="5836285" cy="3281680"/>
+            <wp:effectExtent l="0" t="0" r="0" b="0"/>
+            <wp:docPr id="8" name="Imagem 8"/>
+            <wp:cNvGraphicFramePr>
+              <a:graphicFrameLocks xmlns:a="http://schemas.openxmlformats.org/drawingml/2006/main" noChangeAspect="1"/>
+            </wp:cNvGraphicFramePr>
+            <a:graphic xmlns:a="http://schemas.openxmlformats.org/drawingml/2006/main">
+              <a:graphicData uri="http://schemas.openxmlformats.org/drawingml/2006/picture">
+                <pic:pic xmlns:pic="http://schemas.openxmlformats.org/drawingml/2006/picture">
+                  <pic:nvPicPr>
+                    <pic:cNvPr id="1" name=""/>
+                    <pic:cNvPicPr/>
+                  </pic:nvPicPr>
+                  <pic:blipFill>
+                    <a:blip r:embed="rId17"/>
+                    <a:stretch>
+                      <a:fillRect/>
+                    </a:stretch>
+                  </pic:blipFill>
+                  <pic:spPr>
+                    <a:xfrm>
+                      <a:off x="0" y="0"/>
+                      <a:ext cx="5836285" cy="3281680"/>
+                    </a:xfrm>
+                    <a:prstGeom prst="rect">
+                      <a:avLst/>
+                    </a:prstGeom>
+                  </pic:spPr>
+                </pic:pic>
+              </a:graphicData>
+            </a:graphic>
+          </wp:inline>
+        </w:drawing>
+      </w:r>
+    </w:p>
+    <w:p>
+      <w:pPr>
+        <w:pStyle w:val="Legenda"/>
+      </w:pPr>
+      <w:r>
+        <w:t>Fonte: Feito por Os Autores</w:t>
+      </w:r>
     </w:p>
     <w:p>
       <w:pPr>
@@ -3996,7 +4684,7 @@
       <w:r>
         <w:br/>
       </w:r>
-      <w:hyperlink r:id="rId16" w:history="1">
+      <w:hyperlink r:id="rId18" w:history="1">
         <w:r>
           <w:rPr>
             <w:rStyle w:val="Hyperlink"/>
@@ -4030,7 +4718,7 @@
       <w:r>
         <w:t xml:space="preserve"> – Ferramenta colaborativa de design de interfaces. Disponível em: </w:t>
       </w:r>
-      <w:hyperlink r:id="rId17" w:history="1">
+      <w:hyperlink r:id="rId19" w:history="1">
         <w:r>
           <w:rPr>
             <w:rStyle w:val="Hyperlink"/>
@@ -4072,7 +4760,7 @@
       <w:r>
         <w:t xml:space="preserve">. Disponível em: </w:t>
       </w:r>
-      <w:hyperlink r:id="rId18" w:history="1">
+      <w:hyperlink r:id="rId20" w:history="1">
         <w:r>
           <w:rPr>
             <w:rStyle w:val="Hyperlink"/>
@@ -4118,7 +4806,7 @@
       <w:r>
         <w:t xml:space="preserve"> – Plataforma de criação visual. Disponível em: </w:t>
       </w:r>
-      <w:hyperlink r:id="rId19" w:history="1">
+      <w:hyperlink r:id="rId21" w:history="1">
         <w:r>
           <w:rPr>
             <w:rStyle w:val="Hyperlink"/>
@@ -4127,7 +4815,27 @@
         </w:r>
       </w:hyperlink>
       <w:r>
-        <w:t>. Acesso em: 16 jun. 2025.</w:t>
+        <w:t xml:space="preserve">. Acesso em: </w:t>
+      </w:r>
+      <w:r>
+        <w:t xml:space="preserve">07 </w:t>
+      </w:r>
+      <w:proofErr w:type="gramStart"/>
+      <w:r>
+        <w:t xml:space="preserve">abril </w:t>
+      </w:r>
+      <w:r>
+        <w:t>.</w:t>
+      </w:r>
+      <w:proofErr w:type="gramEnd"/>
+      <w:r>
+        <w:t xml:space="preserve"> 202</w:t>
+      </w:r>
+      <w:r>
+        <w:t>6</w:t>
+      </w:r>
+      <w:r>
+        <w:t>.</w:t>
       </w:r>
     </w:p>
     <w:p>
@@ -4156,7 +4864,7 @@
       <w:r>
         <w:t xml:space="preserve"> – Hospedagem de código e controle de versão. Disponível em: </w:t>
       </w:r>
-      <w:hyperlink r:id="rId20" w:history="1">
+      <w:hyperlink r:id="rId22" w:history="1">
         <w:r>
           <w:rPr>
             <w:rStyle w:val="Hyperlink"/>
@@ -4202,7 +4910,7 @@
       <w:r>
         <w:t xml:space="preserve"> – Sistema de controle de versão distribuído. Disponível em: </w:t>
       </w:r>
-      <w:hyperlink r:id="rId21" w:history="1">
+      <w:hyperlink r:id="rId23" w:history="1">
         <w:r>
           <w:rPr>
             <w:rStyle w:val="Hyperlink"/>
@@ -4236,7 +4944,7 @@
       <w:r>
         <w:t xml:space="preserve"> – Ícones Vetoriais. Disponível em: </w:t>
       </w:r>
-      <w:hyperlink r:id="rId22" w:history="1">
+      <w:hyperlink r:id="rId24" w:history="1">
         <w:r>
           <w:rPr>
             <w:rStyle w:val="Hyperlink"/>
@@ -4270,7 +4978,7 @@
       <w:r>
         <w:t xml:space="preserve"> – Ícones e vetores. Disponível em: </w:t>
       </w:r>
-      <w:hyperlink r:id="rId23" w:history="1">
+      <w:hyperlink r:id="rId25" w:history="1">
         <w:r>
           <w:rPr>
             <w:rStyle w:val="Hyperlink"/>
@@ -4304,7 +5012,7 @@
       <w:r>
         <w:t xml:space="preserve"> – Editor de imagens online. Disponível em: </w:t>
       </w:r>
-      <w:hyperlink r:id="rId24" w:history="1">
+      <w:hyperlink r:id="rId26" w:history="1">
         <w:r>
           <w:rPr>
             <w:rStyle w:val="Hyperlink"/>
@@ -4338,7 +5046,7 @@
       <w:r>
         <w:t xml:space="preserve"> Web – Ferramenta de modelagem de banco de dados. Disponível em: </w:t>
       </w:r>
-      <w:hyperlink r:id="rId25" w:history="1">
+      <w:hyperlink r:id="rId27" w:history="1">
         <w:r>
           <w:rPr>
             <w:rStyle w:val="Hyperlink"/>
@@ -4372,7 +5080,7 @@
       <w:r>
         <w:t xml:space="preserve"> – Framework PHP para desenvolvimento web. Disponível em: </w:t>
       </w:r>
-      <w:hyperlink r:id="rId26" w:history="1">
+      <w:hyperlink r:id="rId28" w:history="1">
         <w:r>
           <w:rPr>
             <w:rStyle w:val="Hyperlink"/>
@@ -4414,7 +5122,7 @@
       <w:r>
         <w:t xml:space="preserve"> e mensagens em tempo real. Disponível em: </w:t>
       </w:r>
-      <w:hyperlink r:id="rId27" w:history="1">
+      <w:hyperlink r:id="rId29" w:history="1">
         <w:r>
           <w:rPr>
             <w:rStyle w:val="Hyperlink"/>
@@ -4443,7 +5151,7 @@
       <w:r>
         <w:t xml:space="preserve"> Gemini – Ferramenta de IA para textos e análises. Disponível em: </w:t>
       </w:r>
-      <w:hyperlink r:id="rId28" w:history="1">
+      <w:hyperlink r:id="rId30" w:history="1">
         <w:r>
           <w:rPr>
             <w:rStyle w:val="Hyperlink"/>
@@ -4469,7 +5177,7 @@
 </file>
 
 <file path=word/endnotes.xml><?xml version="1.0" encoding="utf-8"?>
-<w:endnotes xmlns:wpc="http://schemas.microsoft.com/office/word/2010/wordprocessingCanvas" xmlns:cx="http://schemas.microsoft.com/office/drawing/2014/chartex" xmlns:mc="http://schemas.openxmlformats.org/markup-compatibility/2006" xmlns:o="urn:schemas-microsoft-com:office:office" xmlns:r="http://schemas.openxmlformats.org/officeDocument/2006/relationships" xmlns:m="http://schemas.openxmlformats.org/officeDocument/2006/math" xmlns:v="urn:schemas-microsoft-com:vml" xmlns:wp14="http://schemas.microsoft.com/office/word/2010/wordprocessingDrawing" xmlns:wp="http://schemas.openxmlformats.org/drawingml/2006/wordprocessingDrawing" xmlns:w10="urn:schemas-microsoft-com:office:word" xmlns:w="http://schemas.openxmlformats.org/wordprocessingml/2006/main" xmlns:w14="http://schemas.microsoft.com/office/word/2010/wordml" xmlns:w15="http://schemas.microsoft.com/office/word/2012/wordml" xmlns:w16se="http://schemas.microsoft.com/office/word/2015/wordml/symex" xmlns:wpg="http://schemas.microsoft.com/office/word/2010/wordprocessingGroup" xmlns:wpi="http://schemas.microsoft.com/office/word/2010/wordprocessingInk" xmlns:wne="http://schemas.microsoft.com/office/word/2006/wordml" xmlns:wps="http://schemas.microsoft.com/office/word/2010/wordprocessingShape" mc:Ignorable="w14 w15 w16se wp14">
+<w:endnotes xmlns:wpc="http://schemas.microsoft.com/office/word/2010/wordprocessingCanvas" xmlns:cx="http://schemas.microsoft.com/office/drawing/2014/chartex" xmlns:cx1="http://schemas.microsoft.com/office/drawing/2015/9/8/chartex" xmlns:cx2="http://schemas.microsoft.com/office/drawing/2015/10/21/chartex" xmlns:cx3="http://schemas.microsoft.com/office/drawing/2016/5/9/chartex" xmlns:cx4="http://schemas.microsoft.com/office/drawing/2016/5/10/chartex" xmlns:cx5="http://schemas.microsoft.com/office/drawing/2016/5/11/chartex" xmlns:cx6="http://schemas.microsoft.com/office/drawing/2016/5/12/chartex" xmlns:cx7="http://schemas.microsoft.com/office/drawing/2016/5/13/chartex" xmlns:cx8="http://schemas.microsoft.com/office/drawing/2016/5/14/chartex" xmlns:mc="http://schemas.openxmlformats.org/markup-compatibility/2006" xmlns:aink="http://schemas.microsoft.com/office/drawing/2016/ink" xmlns:am3d="http://schemas.microsoft.com/office/drawing/2017/model3d" xmlns:o="urn:schemas-microsoft-com:office:office" xmlns:oel="http://schemas.microsoft.com/office/2019/extlst" xmlns:r="http://schemas.openxmlformats.org/officeDocument/2006/relationships" xmlns:m="http://schemas.openxmlformats.org/officeDocument/2006/math" xmlns:v="urn:schemas-microsoft-com:vml" xmlns:wp14="http://schemas.microsoft.com/office/word/2010/wordprocessingDrawing" xmlns:wp="http://schemas.openxmlformats.org/drawingml/2006/wordprocessingDrawing" xmlns:w10="urn:schemas-microsoft-com:office:word" xmlns:w="http://schemas.openxmlformats.org/wordprocessingml/2006/main" xmlns:w14="http://schemas.microsoft.com/office/word/2010/wordml" xmlns:w15="http://schemas.microsoft.com/office/word/2012/wordml" xmlns:w16cex="http://schemas.microsoft.com/office/word/2018/wordml/cex" xmlns:w16cid="http://schemas.microsoft.com/office/word/2016/wordml/cid" xmlns:w16="http://schemas.microsoft.com/office/word/2018/wordml" xmlns:w16sdtdh="http://schemas.microsoft.com/office/word/2020/wordml/sdtdatahash" xmlns:w16se="http://schemas.microsoft.com/office/word/2015/wordml/symex" xmlns:wpg="http://schemas.microsoft.com/office/word/2010/wordprocessingGroup" xmlns:wpi="http://schemas.microsoft.com/office/word/2010/wordprocessingInk" xmlns:wne="http://schemas.microsoft.com/office/word/2006/wordml" xmlns:wps="http://schemas.microsoft.com/office/word/2010/wordprocessingShape" mc:Ignorable="w14 w15 w16se w16cid w16 w16cex w16sdtdh wp14">
   <w:endnote w:type="separator" w:id="-1">
     <w:p>
       <w:pPr>
@@ -4494,7 +5202,7 @@
 </file>
 
 <file path=word/footnotes.xml><?xml version="1.0" encoding="utf-8"?>
-<w:footnotes xmlns:wpc="http://schemas.microsoft.com/office/word/2010/wordprocessingCanvas" xmlns:cx="http://schemas.microsoft.com/office/drawing/2014/chartex" xmlns:mc="http://schemas.openxmlformats.org/markup-compatibility/2006" xmlns:o="urn:schemas-microsoft-com:office:office" xmlns:r="http://schemas.openxmlformats.org/officeDocument/2006/relationships" xmlns:m="http://schemas.openxmlformats.org/officeDocument/2006/math" xmlns:v="urn:schemas-microsoft-com:vml" xmlns:wp14="http://schemas.microsoft.com/office/word/2010/wordprocessingDrawing" xmlns:wp="http://schemas.openxmlformats.org/drawingml/2006/wordprocessingDrawing" xmlns:w10="urn:schemas-microsoft-com:office:word" xmlns:w="http://schemas.openxmlformats.org/wordprocessingml/2006/main" xmlns:w14="http://schemas.microsoft.com/office/word/2010/wordml" xmlns:w15="http://schemas.microsoft.com/office/word/2012/wordml" xmlns:w16se="http://schemas.microsoft.com/office/word/2015/wordml/symex" xmlns:wpg="http://schemas.microsoft.com/office/word/2010/wordprocessingGroup" xmlns:wpi="http://schemas.microsoft.com/office/word/2010/wordprocessingInk" xmlns:wne="http://schemas.microsoft.com/office/word/2006/wordml" xmlns:wps="http://schemas.microsoft.com/office/word/2010/wordprocessingShape" mc:Ignorable="w14 w15 w16se wp14">
+<w:footnotes xmlns:wpc="http://schemas.microsoft.com/office/word/2010/wordprocessingCanvas" xmlns:cx="http://schemas.microsoft.com/office/drawing/2014/chartex" xmlns:cx1="http://schemas.microsoft.com/office/drawing/2015/9/8/chartex" xmlns:cx2="http://schemas.microsoft.com/office/drawing/2015/10/21/chartex" xmlns:cx3="http://schemas.microsoft.com/office/drawing/2016/5/9/chartex" xmlns:cx4="http://schemas.microsoft.com/office/drawing/2016/5/10/chartex" xmlns:cx5="http://schemas.microsoft.com/office/drawing/2016/5/11/chartex" xmlns:cx6="http://schemas.microsoft.com/office/drawing/2016/5/12/chartex" xmlns:cx7="http://schemas.microsoft.com/office/drawing/2016/5/13/chartex" xmlns:cx8="http://schemas.microsoft.com/office/drawing/2016/5/14/chartex" xmlns:mc="http://schemas.openxmlformats.org/markup-compatibility/2006" xmlns:aink="http://schemas.microsoft.com/office/drawing/2016/ink" xmlns:am3d="http://schemas.microsoft.com/office/drawing/2017/model3d" xmlns:o="urn:schemas-microsoft-com:office:office" xmlns:oel="http://schemas.microsoft.com/office/2019/extlst" xmlns:r="http://schemas.openxmlformats.org/officeDocument/2006/relationships" xmlns:m="http://schemas.openxmlformats.org/officeDocument/2006/math" xmlns:v="urn:schemas-microsoft-com:vml" xmlns:wp14="http://schemas.microsoft.com/office/word/2010/wordprocessingDrawing" xmlns:wp="http://schemas.openxmlformats.org/drawingml/2006/wordprocessingDrawing" xmlns:w10="urn:schemas-microsoft-com:office:word" xmlns:w="http://schemas.openxmlformats.org/wordprocessingml/2006/main" xmlns:w14="http://schemas.microsoft.com/office/word/2010/wordml" xmlns:w15="http://schemas.microsoft.com/office/word/2012/wordml" xmlns:w16cex="http://schemas.microsoft.com/office/word/2018/wordml/cex" xmlns:w16cid="http://schemas.microsoft.com/office/word/2016/wordml/cid" xmlns:w16="http://schemas.microsoft.com/office/word/2018/wordml" xmlns:w16sdtdh="http://schemas.microsoft.com/office/word/2020/wordml/sdtdatahash" xmlns:w16se="http://schemas.microsoft.com/office/word/2015/wordml/symex" xmlns:wpg="http://schemas.microsoft.com/office/word/2010/wordprocessingGroup" xmlns:wpi="http://schemas.microsoft.com/office/word/2010/wordprocessingInk" xmlns:wne="http://schemas.microsoft.com/office/word/2006/wordml" xmlns:wps="http://schemas.microsoft.com/office/word/2010/wordprocessingShape" mc:Ignorable="w14 w15 w16se w16cid w16 w16cex w16sdtdh wp14">
   <w:footnote w:type="separator" w:id="-1">
     <w:p>
       <w:pPr>
@@ -4519,7 +5227,7 @@
 </file>
 
 <file path=word/header1.xml><?xml version="1.0" encoding="utf-8"?>
-<w:hdr xmlns:wpc="http://schemas.microsoft.com/office/word/2010/wordprocessingCanvas" xmlns:cx="http://schemas.microsoft.com/office/drawing/2014/chartex" xmlns:mc="http://schemas.openxmlformats.org/markup-compatibility/2006" xmlns:o="urn:schemas-microsoft-com:office:office" xmlns:r="http://schemas.openxmlformats.org/officeDocument/2006/relationships" xmlns:m="http://schemas.openxmlformats.org/officeDocument/2006/math" xmlns:v="urn:schemas-microsoft-com:vml" xmlns:wp14="http://schemas.microsoft.com/office/word/2010/wordprocessingDrawing" xmlns:wp="http://schemas.openxmlformats.org/drawingml/2006/wordprocessingDrawing" xmlns:w10="urn:schemas-microsoft-com:office:word" xmlns:w="http://schemas.openxmlformats.org/wordprocessingml/2006/main" xmlns:w14="http://schemas.microsoft.com/office/word/2010/wordml" xmlns:w15="http://schemas.microsoft.com/office/word/2012/wordml" xmlns:w16se="http://schemas.microsoft.com/office/word/2015/wordml/symex" xmlns:wpg="http://schemas.microsoft.com/office/word/2010/wordprocessingGroup" xmlns:wpi="http://schemas.microsoft.com/office/word/2010/wordprocessingInk" xmlns:wne="http://schemas.microsoft.com/office/word/2006/wordml" xmlns:wps="http://schemas.microsoft.com/office/word/2010/wordprocessingShape" mc:Ignorable="w14 w15 w16se wp14">
+<w:hdr xmlns:wpc="http://schemas.microsoft.com/office/word/2010/wordprocessingCanvas" xmlns:cx="http://schemas.microsoft.com/office/drawing/2014/chartex" xmlns:cx1="http://schemas.microsoft.com/office/drawing/2015/9/8/chartex" xmlns:cx2="http://schemas.microsoft.com/office/drawing/2015/10/21/chartex" xmlns:cx3="http://schemas.microsoft.com/office/drawing/2016/5/9/chartex" xmlns:cx4="http://schemas.microsoft.com/office/drawing/2016/5/10/chartex" xmlns:cx5="http://schemas.microsoft.com/office/drawing/2016/5/11/chartex" xmlns:cx6="http://schemas.microsoft.com/office/drawing/2016/5/12/chartex" xmlns:cx7="http://schemas.microsoft.com/office/drawing/2016/5/13/chartex" xmlns:cx8="http://schemas.microsoft.com/office/drawing/2016/5/14/chartex" xmlns:mc="http://schemas.openxmlformats.org/markup-compatibility/2006" xmlns:aink="http://schemas.microsoft.com/office/drawing/2016/ink" xmlns:am3d="http://schemas.microsoft.com/office/drawing/2017/model3d" xmlns:o="urn:schemas-microsoft-com:office:office" xmlns:oel="http://schemas.microsoft.com/office/2019/extlst" xmlns:r="http://schemas.openxmlformats.org/officeDocument/2006/relationships" xmlns:m="http://schemas.openxmlformats.org/officeDocument/2006/math" xmlns:v="urn:schemas-microsoft-com:vml" xmlns:wp14="http://schemas.microsoft.com/office/word/2010/wordprocessingDrawing" xmlns:wp="http://schemas.openxmlformats.org/drawingml/2006/wordprocessingDrawing" xmlns:w10="urn:schemas-microsoft-com:office:word" xmlns:w="http://schemas.openxmlformats.org/wordprocessingml/2006/main" xmlns:w14="http://schemas.microsoft.com/office/word/2010/wordml" xmlns:w15="http://schemas.microsoft.com/office/word/2012/wordml" xmlns:w16cex="http://schemas.microsoft.com/office/word/2018/wordml/cex" xmlns:w16cid="http://schemas.microsoft.com/office/word/2016/wordml/cid" xmlns:w16="http://schemas.microsoft.com/office/word/2018/wordml" xmlns:w16sdtdh="http://schemas.microsoft.com/office/word/2020/wordml/sdtdatahash" xmlns:w16se="http://schemas.microsoft.com/office/word/2015/wordml/symex" xmlns:wpg="http://schemas.microsoft.com/office/word/2010/wordprocessingGroup" xmlns:wpi="http://schemas.microsoft.com/office/word/2010/wordprocessingInk" xmlns:wne="http://schemas.microsoft.com/office/word/2006/wordml" xmlns:wps="http://schemas.microsoft.com/office/word/2010/wordprocessingShape" mc:Ignorable="w14 w15 w16se w16cid w16 w16cex w16sdtdh wp14">
   <w:p>
     <w:pPr>
       <w:spacing w:after="160" w:line="259" w:lineRule="auto"/>
@@ -4531,7 +5239,7 @@
 </file>
 
 <file path=word/header2.xml><?xml version="1.0" encoding="utf-8"?>
-<w:hdr xmlns:wpc="http://schemas.microsoft.com/office/word/2010/wordprocessingCanvas" xmlns:cx="http://schemas.microsoft.com/office/drawing/2014/chartex" xmlns:mc="http://schemas.openxmlformats.org/markup-compatibility/2006" xmlns:o="urn:schemas-microsoft-com:office:office" xmlns:r="http://schemas.openxmlformats.org/officeDocument/2006/relationships" xmlns:m="http://schemas.openxmlformats.org/officeDocument/2006/math" xmlns:v="urn:schemas-microsoft-com:vml" xmlns:wp14="http://schemas.microsoft.com/office/word/2010/wordprocessingDrawing" xmlns:wp="http://schemas.openxmlformats.org/drawingml/2006/wordprocessingDrawing" xmlns:w10="urn:schemas-microsoft-com:office:word" xmlns:w="http://schemas.openxmlformats.org/wordprocessingml/2006/main" xmlns:w14="http://schemas.microsoft.com/office/word/2010/wordml" xmlns:w15="http://schemas.microsoft.com/office/word/2012/wordml" xmlns:w16se="http://schemas.microsoft.com/office/word/2015/wordml/symex" xmlns:wpg="http://schemas.microsoft.com/office/word/2010/wordprocessingGroup" xmlns:wpi="http://schemas.microsoft.com/office/word/2010/wordprocessingInk" xmlns:wne="http://schemas.microsoft.com/office/word/2006/wordml" xmlns:wps="http://schemas.microsoft.com/office/word/2010/wordprocessingShape" mc:Ignorable="w14 w15 w16se wp14">
+<w:hdr xmlns:wpc="http://schemas.microsoft.com/office/word/2010/wordprocessingCanvas" xmlns:cx="http://schemas.microsoft.com/office/drawing/2014/chartex" xmlns:cx1="http://schemas.microsoft.com/office/drawing/2015/9/8/chartex" xmlns:cx2="http://schemas.microsoft.com/office/drawing/2015/10/21/chartex" xmlns:cx3="http://schemas.microsoft.com/office/drawing/2016/5/9/chartex" xmlns:cx4="http://schemas.microsoft.com/office/drawing/2016/5/10/chartex" xmlns:cx5="http://schemas.microsoft.com/office/drawing/2016/5/11/chartex" xmlns:cx6="http://schemas.microsoft.com/office/drawing/2016/5/12/chartex" xmlns:cx7="http://schemas.microsoft.com/office/drawing/2016/5/13/chartex" xmlns:cx8="http://schemas.microsoft.com/office/drawing/2016/5/14/chartex" xmlns:mc="http://schemas.openxmlformats.org/markup-compatibility/2006" xmlns:aink="http://schemas.microsoft.com/office/drawing/2016/ink" xmlns:am3d="http://schemas.microsoft.com/office/drawing/2017/model3d" xmlns:o="urn:schemas-microsoft-com:office:office" xmlns:oel="http://schemas.microsoft.com/office/2019/extlst" xmlns:r="http://schemas.openxmlformats.org/officeDocument/2006/relationships" xmlns:m="http://schemas.openxmlformats.org/officeDocument/2006/math" xmlns:v="urn:schemas-microsoft-com:vml" xmlns:wp14="http://schemas.microsoft.com/office/word/2010/wordprocessingDrawing" xmlns:wp="http://schemas.openxmlformats.org/drawingml/2006/wordprocessingDrawing" xmlns:w10="urn:schemas-microsoft-com:office:word" xmlns:w="http://schemas.openxmlformats.org/wordprocessingml/2006/main" xmlns:w14="http://schemas.microsoft.com/office/word/2010/wordml" xmlns:w15="http://schemas.microsoft.com/office/word/2012/wordml" xmlns:w16cex="http://schemas.microsoft.com/office/word/2018/wordml/cex" xmlns:w16cid="http://schemas.microsoft.com/office/word/2016/wordml/cid" xmlns:w16="http://schemas.microsoft.com/office/word/2018/wordml" xmlns:w16sdtdh="http://schemas.microsoft.com/office/word/2020/wordml/sdtdatahash" xmlns:w16se="http://schemas.microsoft.com/office/word/2015/wordml/symex" xmlns:wpg="http://schemas.microsoft.com/office/word/2010/wordprocessingGroup" xmlns:wpi="http://schemas.microsoft.com/office/word/2010/wordprocessingInk" xmlns:wne="http://schemas.microsoft.com/office/word/2006/wordml" xmlns:wps="http://schemas.microsoft.com/office/word/2010/wordprocessingShape" mc:Ignorable="w14 w15 w16se w16cid w16 w16cex w16sdtdh wp14">
   <w:p>
     <w:pPr>
       <w:spacing w:after="160" w:line="259" w:lineRule="auto"/>
@@ -4543,7 +5251,7 @@
 </file>
 
 <file path=word/header3.xml><?xml version="1.0" encoding="utf-8"?>
-<w:hdr xmlns:wpc="http://schemas.microsoft.com/office/word/2010/wordprocessingCanvas" xmlns:cx="http://schemas.microsoft.com/office/drawing/2014/chartex" xmlns:mc="http://schemas.openxmlformats.org/markup-compatibility/2006" xmlns:o="urn:schemas-microsoft-com:office:office" xmlns:r="http://schemas.openxmlformats.org/officeDocument/2006/relationships" xmlns:m="http://schemas.openxmlformats.org/officeDocument/2006/math" xmlns:v="urn:schemas-microsoft-com:vml" xmlns:wp14="http://schemas.microsoft.com/office/word/2010/wordprocessingDrawing" xmlns:wp="http://schemas.openxmlformats.org/drawingml/2006/wordprocessingDrawing" xmlns:w10="urn:schemas-microsoft-com:office:word" xmlns:w="http://schemas.openxmlformats.org/wordprocessingml/2006/main" xmlns:w14="http://schemas.microsoft.com/office/word/2010/wordml" xmlns:w15="http://schemas.microsoft.com/office/word/2012/wordml" xmlns:w16se="http://schemas.microsoft.com/office/word/2015/wordml/symex" xmlns:wpg="http://schemas.microsoft.com/office/word/2010/wordprocessingGroup" xmlns:wpi="http://schemas.microsoft.com/office/word/2010/wordprocessingInk" xmlns:wne="http://schemas.microsoft.com/office/word/2006/wordml" xmlns:wps="http://schemas.microsoft.com/office/word/2010/wordprocessingShape" mc:Ignorable="w14 w15 w16se wp14">
+<w:hdr xmlns:wpc="http://schemas.microsoft.com/office/word/2010/wordprocessingCanvas" xmlns:cx="http://schemas.microsoft.com/office/drawing/2014/chartex" xmlns:cx1="http://schemas.microsoft.com/office/drawing/2015/9/8/chartex" xmlns:cx2="http://schemas.microsoft.com/office/drawing/2015/10/21/chartex" xmlns:cx3="http://schemas.microsoft.com/office/drawing/2016/5/9/chartex" xmlns:cx4="http://schemas.microsoft.com/office/drawing/2016/5/10/chartex" xmlns:cx5="http://schemas.microsoft.com/office/drawing/2016/5/11/chartex" xmlns:cx6="http://schemas.microsoft.com/office/drawing/2016/5/12/chartex" xmlns:cx7="http://schemas.microsoft.com/office/drawing/2016/5/13/chartex" xmlns:cx8="http://schemas.microsoft.com/office/drawing/2016/5/14/chartex" xmlns:mc="http://schemas.openxmlformats.org/markup-compatibility/2006" xmlns:aink="http://schemas.microsoft.com/office/drawing/2016/ink" xmlns:am3d="http://schemas.microsoft.com/office/drawing/2017/model3d" xmlns:o="urn:schemas-microsoft-com:office:office" xmlns:oel="http://schemas.microsoft.com/office/2019/extlst" xmlns:r="http://schemas.openxmlformats.org/officeDocument/2006/relationships" xmlns:m="http://schemas.openxmlformats.org/officeDocument/2006/math" xmlns:v="urn:schemas-microsoft-com:vml" xmlns:wp14="http://schemas.microsoft.com/office/word/2010/wordprocessingDrawing" xmlns:wp="http://schemas.openxmlformats.org/drawingml/2006/wordprocessingDrawing" xmlns:w10="urn:schemas-microsoft-com:office:word" xmlns:w="http://schemas.openxmlformats.org/wordprocessingml/2006/main" xmlns:w14="http://schemas.microsoft.com/office/word/2010/wordml" xmlns:w15="http://schemas.microsoft.com/office/word/2012/wordml" xmlns:w16cex="http://schemas.microsoft.com/office/word/2018/wordml/cex" xmlns:w16cid="http://schemas.microsoft.com/office/word/2016/wordml/cid" xmlns:w16="http://schemas.microsoft.com/office/word/2018/wordml" xmlns:w16sdtdh="http://schemas.microsoft.com/office/word/2020/wordml/sdtdatahash" xmlns:w16se="http://schemas.microsoft.com/office/word/2015/wordml/symex" xmlns:wpg="http://schemas.microsoft.com/office/word/2010/wordprocessingGroup" xmlns:wpi="http://schemas.microsoft.com/office/word/2010/wordprocessingInk" xmlns:wne="http://schemas.microsoft.com/office/word/2006/wordml" xmlns:wps="http://schemas.microsoft.com/office/word/2010/wordprocessingShape" mc:Ignorable="w14 w15 w16se w16cid w16 w16cex w16sdtdh wp14">
   <w:p>
     <w:pPr>
       <w:spacing w:after="160" w:line="259" w:lineRule="auto"/>
@@ -4555,7 +5263,7 @@
 </file>
 
 <file path=word/numbering.xml><?xml version="1.0" encoding="utf-8"?>
-<w:numbering xmlns:wpc="http://schemas.microsoft.com/office/word/2010/wordprocessingCanvas" xmlns:cx="http://schemas.microsoft.com/office/drawing/2014/chartex" xmlns:mc="http://schemas.openxmlformats.org/markup-compatibility/2006" xmlns:o="urn:schemas-microsoft-com:office:office" xmlns:r="http://schemas.openxmlformats.org/officeDocument/2006/relationships" xmlns:m="http://schemas.openxmlformats.org/officeDocument/2006/math" xmlns:v="urn:schemas-microsoft-com:vml" xmlns:wp14="http://schemas.microsoft.com/office/word/2010/wordprocessingDrawing" xmlns:wp="http://schemas.openxmlformats.org/drawingml/2006/wordprocessingDrawing" xmlns:w10="urn:schemas-microsoft-com:office:word" xmlns:w="http://schemas.openxmlformats.org/wordprocessingml/2006/main" xmlns:w14="http://schemas.microsoft.com/office/word/2010/wordml" xmlns:w15="http://schemas.microsoft.com/office/word/2012/wordml" xmlns:w16se="http://schemas.microsoft.com/office/word/2015/wordml/symex" xmlns:wpg="http://schemas.microsoft.com/office/word/2010/wordprocessingGroup" xmlns:wpi="http://schemas.microsoft.com/office/word/2010/wordprocessingInk" xmlns:wne="http://schemas.microsoft.com/office/word/2006/wordml" xmlns:wps="http://schemas.microsoft.com/office/word/2010/wordprocessingShape" mc:Ignorable="w14 w15 w16se wp14">
+<w:numbering xmlns:wpc="http://schemas.microsoft.com/office/word/2010/wordprocessingCanvas" xmlns:cx="http://schemas.microsoft.com/office/drawing/2014/chartex" xmlns:cx1="http://schemas.microsoft.com/office/drawing/2015/9/8/chartex" xmlns:cx2="http://schemas.microsoft.com/office/drawing/2015/10/21/chartex" xmlns:cx3="http://schemas.microsoft.com/office/drawing/2016/5/9/chartex" xmlns:cx4="http://schemas.microsoft.com/office/drawing/2016/5/10/chartex" xmlns:cx5="http://schemas.microsoft.com/office/drawing/2016/5/11/chartex" xmlns:cx6="http://schemas.microsoft.com/office/drawing/2016/5/12/chartex" xmlns:cx7="http://schemas.microsoft.com/office/drawing/2016/5/13/chartex" xmlns:cx8="http://schemas.microsoft.com/office/drawing/2016/5/14/chartex" xmlns:mc="http://schemas.openxmlformats.org/markup-compatibility/2006" xmlns:aink="http://schemas.microsoft.com/office/drawing/2016/ink" xmlns:am3d="http://schemas.microsoft.com/office/drawing/2017/model3d" xmlns:o="urn:schemas-microsoft-com:office:office" xmlns:oel="http://schemas.microsoft.com/office/2019/extlst" xmlns:r="http://schemas.openxmlformats.org/officeDocument/2006/relationships" xmlns:m="http://schemas.openxmlformats.org/officeDocument/2006/math" xmlns:v="urn:schemas-microsoft-com:vml" xmlns:wp14="http://schemas.microsoft.com/office/word/2010/wordprocessingDrawing" xmlns:wp="http://schemas.openxmlformats.org/drawingml/2006/wordprocessingDrawing" xmlns:w10="urn:schemas-microsoft-com:office:word" xmlns:w="http://schemas.openxmlformats.org/wordprocessingml/2006/main" xmlns:w14="http://schemas.microsoft.com/office/word/2010/wordml" xmlns:w15="http://schemas.microsoft.com/office/word/2012/wordml" xmlns:w16cex="http://schemas.microsoft.com/office/word/2018/wordml/cex" xmlns:w16cid="http://schemas.microsoft.com/office/word/2016/wordml/cid" xmlns:w16="http://schemas.microsoft.com/office/word/2018/wordml" xmlns:w16sdtdh="http://schemas.microsoft.com/office/word/2020/wordml/sdtdatahash" xmlns:w16se="http://schemas.microsoft.com/office/word/2015/wordml/symex" xmlns:wpg="http://schemas.microsoft.com/office/word/2010/wordprocessingGroup" xmlns:wpi="http://schemas.microsoft.com/office/word/2010/wordprocessingInk" xmlns:wne="http://schemas.microsoft.com/office/word/2006/wordml" xmlns:wps="http://schemas.microsoft.com/office/word/2010/wordprocessingShape" mc:Ignorable="w14 w15 w16se w16cid w16 w16cex w16sdtdh wp14">
   <w:abstractNum w:abstractNumId="0" w15:restartNumberingAfterBreak="0">
     <w:nsid w:val="0DCC02BD"/>
     <w:multiLevelType w:val="hybridMultilevel"/>
@@ -5120,26 +5828,26 @@
       </w:rPr>
     </w:lvl>
   </w:abstractNum>
-  <w:num w:numId="1">
+  <w:num w:numId="1" w16cid:durableId="1777627489">
     <w:abstractNumId w:val="3"/>
   </w:num>
-  <w:num w:numId="2">
+  <w:num w:numId="2" w16cid:durableId="666398956">
     <w:abstractNumId w:val="0"/>
   </w:num>
-  <w:num w:numId="3">
+  <w:num w:numId="3" w16cid:durableId="561791543">
     <w:abstractNumId w:val="1"/>
   </w:num>
-  <w:num w:numId="4">
+  <w:num w:numId="4" w16cid:durableId="1847671022">
     <w:abstractNumId w:val="4"/>
   </w:num>
-  <w:num w:numId="5">
+  <w:num w:numId="5" w16cid:durableId="412437641">
     <w:abstractNumId w:val="2"/>
   </w:num>
 </w:numbering>
 </file>
 
 <file path=word/styles.xml><?xml version="1.0" encoding="utf-8"?>
-<w:styles xmlns:mc="http://schemas.openxmlformats.org/markup-compatibility/2006" xmlns:r="http://schemas.openxmlformats.org/officeDocument/2006/relationships" xmlns:w="http://schemas.openxmlformats.org/wordprocessingml/2006/main" xmlns:w14="http://schemas.microsoft.com/office/word/2010/wordml" xmlns:w15="http://schemas.microsoft.com/office/word/2012/wordml" xmlns:w16se="http://schemas.microsoft.com/office/word/2015/wordml/symex" mc:Ignorable="w14 w15 w16se">
+<w:styles xmlns:mc="http://schemas.openxmlformats.org/markup-compatibility/2006" xmlns:r="http://schemas.openxmlformats.org/officeDocument/2006/relationships" xmlns:w="http://schemas.openxmlformats.org/wordprocessingml/2006/main" xmlns:w14="http://schemas.microsoft.com/office/word/2010/wordml" xmlns:w15="http://schemas.microsoft.com/office/word/2012/wordml" xmlns:w16cex="http://schemas.microsoft.com/office/word/2018/wordml/cex" xmlns:w16cid="http://schemas.microsoft.com/office/word/2016/wordml/cid" xmlns:w16="http://schemas.microsoft.com/office/word/2018/wordml" xmlns:w16sdtdh="http://schemas.microsoft.com/office/word/2020/wordml/sdtdatahash" xmlns:w16se="http://schemas.microsoft.com/office/word/2015/wordml/symex" mc:Ignorable="w14 w15 w16se w16cid w16 w16cex w16sdtdh">
   <w:docDefaults>
     <w:rPrDefault>
       <w:rPr>
@@ -5155,7 +5863,7 @@
       </w:pPr>
     </w:pPrDefault>
   </w:docDefaults>
-  <w:latentStyles w:defLockedState="0" w:defUIPriority="99" w:defSemiHidden="0" w:defUnhideWhenUsed="0" w:defQFormat="0" w:count="371">
+  <w:latentStyles w:defLockedState="0" w:defUIPriority="99" w:defSemiHidden="0" w:defUnhideWhenUsed="0" w:defQFormat="0" w:count="376">
     <w:lsdException w:name="Normal" w:uiPriority="0" w:qFormat="1"/>
     <w:lsdException w:name="heading 1" w:uiPriority="9" w:qFormat="1"/>
     <w:lsdException w:name="heading 2" w:semiHidden="1" w:uiPriority="9" w:unhideWhenUsed="1" w:qFormat="1"/>
@@ -5527,6 +6235,11 @@
     <w:lsdException w:name="List Table 5 Dark Accent 6" w:uiPriority="50"/>
     <w:lsdException w:name="List Table 6 Colorful Accent 6" w:uiPriority="51"/>
     <w:lsdException w:name="List Table 7 Colorful Accent 6" w:uiPriority="52"/>
+    <w:lsdException w:name="Mention" w:semiHidden="1" w:unhideWhenUsed="1"/>
+    <w:lsdException w:name="Smart Hyperlink" w:semiHidden="1" w:unhideWhenUsed="1"/>
+    <w:lsdException w:name="Hashtag" w:semiHidden="1" w:unhideWhenUsed="1"/>
+    <w:lsdException w:name="Unresolved Mention" w:semiHidden="1" w:unhideWhenUsed="1"/>
+    <w:lsdException w:name="Smart Link" w:semiHidden="1" w:unhideWhenUsed="1"/>
   </w:latentStyles>
   <w:style w:type="paragraph" w:default="1" w:styleId="Normal">
     <w:name w:val="Normal"/>
@@ -6313,7 +7026,7 @@
 </file>
 
 <file path=customXml/itemProps1.xml><?xml version="1.0" encoding="utf-8"?>
-<ds:datastoreItem xmlns:ds="http://schemas.openxmlformats.org/officeDocument/2006/customXml" ds:itemID="{E29411F6-D876-435C-9229-97993AE43D43}">
+<ds:datastoreItem xmlns:ds="http://schemas.openxmlformats.org/officeDocument/2006/customXml" ds:itemID="{09597E45-7F65-4352-BD0B-091C8EB925C3}">
   <ds:schemaRefs>
     <ds:schemaRef ds:uri="http://schemas.openxmlformats.org/officeDocument/2006/bibliography"/>
   </ds:schemaRefs>

--- a/Documentação/Diario de Bordo.docx
+++ b/Documentação/Diario de Bordo.docx
@@ -3359,7 +3359,7 @@
           <w:noProof/>
         </w:rPr>
         <w:drawing>
-          <wp:inline distT="0" distB="0" distL="0" distR="0" wp14:anchorId="0915EA7C" wp14:editId="34B26CE8">
+          <wp:inline distT="0" distB="0" distL="0" distR="0" wp14:anchorId="0915EA7C" wp14:editId="4378752C">
             <wp:extent cx="5836285" cy="1703070"/>
             <wp:effectExtent l="0" t="0" r="0" b="0"/>
             <wp:docPr id="2" name="Imagem 2"/>
@@ -4640,6 +4640,9 @@
         <w:t>8</w:t>
       </w:r>
       <w:r>
+        <w:rPr>
+          <w:noProof/>
+        </w:rPr>
         <w:fldChar w:fldCharType="end"/>
       </w:r>
       <w:r>
@@ -4709,16 +4712,7 @@
       </w:pPr>
       <w:r>
         <w:lastRenderedPageBreak/>
-        <w:t>Mudanças D</w:t>
-      </w:r>
-      <w:r>
-        <w:t>ia 2</w:t>
-      </w:r>
-      <w:r>
-        <w:t>4</w:t>
-      </w:r>
-      <w:r>
-        <w:t xml:space="preserve">/04/2026 – </w:t>
+        <w:t xml:space="preserve">Mudanças Dia 24/04/2026 – </w:t>
       </w:r>
       <w:r>
         <w:t>Documentação das telas d</w:t>
@@ -4765,6 +4759,9 @@
         <w:t>9</w:t>
       </w:r>
       <w:r>
+        <w:rPr>
+          <w:noProof/>
+        </w:rPr>
         <w:fldChar w:fldCharType="end"/>
       </w:r>
       <w:r>
@@ -4828,11 +4825,265 @@
         <w:t>Fonte: Feito por Os Autores</w:t>
       </w:r>
     </w:p>
+    <w:p/>
+    <w:p>
+      <w:pPr>
+        <w:pStyle w:val="Ttulo1"/>
+      </w:pPr>
+      <w:r>
+        <w:t xml:space="preserve">Aula dia 29/04/2026 – </w:t>
+      </w:r>
+    </w:p>
+    <w:p>
+      <w:pPr>
+        <w:pStyle w:val="ParagrafoTCC2025"/>
+      </w:pPr>
+      <w:r>
+        <w:t>Neste dia o Professor Emerson Rodrigues disponibilizou um novo documento para base da Documentação do TCC, onde a seção de Arquitetura sofreu alterações.</w:t>
+      </w:r>
+    </w:p>
+    <w:p>
+      <w:pPr>
+        <w:pStyle w:val="Legenda"/>
+        <w:keepNext/>
+      </w:pPr>
+      <w:r>
+        <w:t xml:space="preserve">Figura </w:t>
+      </w:r>
+      <w:r>
+        <w:fldChar w:fldCharType="begin"/>
+      </w:r>
+      <w:r>
+        <w:instrText xml:space="preserve"> SEQ Figura \* ARABIC </w:instrText>
+      </w:r>
+      <w:r>
+        <w:fldChar w:fldCharType="separate"/>
+      </w:r>
+      <w:r>
+        <w:rPr>
+          <w:noProof/>
+        </w:rPr>
+        <w:t>10</w:t>
+      </w:r>
+      <w:r>
+        <w:fldChar w:fldCharType="end"/>
+      </w:r>
+      <w:r>
+        <w:t xml:space="preserve"> – E-mail enviado pelo professor Emerson Rodrigues</w:t>
+      </w:r>
+    </w:p>
     <w:p>
       <w:pPr>
         <w:pStyle w:val="ImagemTCC2026"/>
-        <w:ind w:left="0" w:firstLine="0"/>
-        <w:jc w:val="both"/>
+        <w:keepNext/>
+      </w:pPr>
+      <w:r>
+        <w:drawing>
+          <wp:inline distT="0" distB="0" distL="0" distR="0" wp14:anchorId="7D942DD1" wp14:editId="018BA65B">
+            <wp:extent cx="5836285" cy="1731645"/>
+            <wp:effectExtent l="0" t="0" r="0" b="1905"/>
+            <wp:docPr id="11" name="Imagem 11"/>
+            <wp:cNvGraphicFramePr>
+              <a:graphicFrameLocks xmlns:a="http://schemas.openxmlformats.org/drawingml/2006/main" noChangeAspect="1"/>
+            </wp:cNvGraphicFramePr>
+            <a:graphic xmlns:a="http://schemas.openxmlformats.org/drawingml/2006/main">
+              <a:graphicData uri="http://schemas.openxmlformats.org/drawingml/2006/picture">
+                <pic:pic xmlns:pic="http://schemas.openxmlformats.org/drawingml/2006/picture">
+                  <pic:nvPicPr>
+                    <pic:cNvPr id="1" name=""/>
+                    <pic:cNvPicPr/>
+                  </pic:nvPicPr>
+                  <pic:blipFill>
+                    <a:blip r:embed="rId20"/>
+                    <a:stretch>
+                      <a:fillRect/>
+                    </a:stretch>
+                  </pic:blipFill>
+                  <pic:spPr>
+                    <a:xfrm>
+                      <a:off x="0" y="0"/>
+                      <a:ext cx="5836285" cy="1731645"/>
+                    </a:xfrm>
+                    <a:prstGeom prst="rect">
+                      <a:avLst/>
+                    </a:prstGeom>
+                  </pic:spPr>
+                </pic:pic>
+              </a:graphicData>
+            </a:graphic>
+          </wp:inline>
+        </w:drawing>
+      </w:r>
+    </w:p>
+    <w:p>
+      <w:pPr>
+        <w:pStyle w:val="FonteTCC2025"/>
+      </w:pPr>
+      <w:r>
+        <w:t xml:space="preserve">Fonte: </w:t>
+      </w:r>
+      <w:proofErr w:type="spellStart"/>
+      <w:r>
+        <w:t>Disponilizado</w:t>
+      </w:r>
+      <w:proofErr w:type="spellEnd"/>
+      <w:r>
+        <w:t xml:space="preserve"> pelo Professor Emerson Rodrigues</w:t>
+      </w:r>
+    </w:p>
+    <w:p>
+      <w:pPr>
+        <w:pStyle w:val="Ttulo1"/>
+      </w:pPr>
+      <w:r>
+        <w:t xml:space="preserve">Aula dia </w:t>
+      </w:r>
+      <w:r>
+        <w:t>01</w:t>
+      </w:r>
+      <w:r>
+        <w:t>/0</w:t>
+      </w:r>
+      <w:r>
+        <w:t>5</w:t>
+      </w:r>
+      <w:r>
+        <w:t xml:space="preserve">/2026 – </w:t>
+      </w:r>
+    </w:p>
+    <w:p>
+      <w:pPr>
+        <w:pStyle w:val="ParagrafoTCC2025"/>
+      </w:pPr>
+      <w:r>
+        <w:t>Neste dia não houve aula devido ao feriado do Dia do Trabalhador.</w:t>
+      </w:r>
+    </w:p>
+    <w:p>
+      <w:pPr>
+        <w:pStyle w:val="Ttulo1"/>
+      </w:pPr>
+      <w:r>
+        <w:t>Reunião</w:t>
+      </w:r>
+      <w:r>
+        <w:t xml:space="preserve"> dia 0</w:t>
+      </w:r>
+      <w:r>
+        <w:t>4</w:t>
+      </w:r>
+      <w:r>
+        <w:t xml:space="preserve">/05/2026 – </w:t>
+      </w:r>
+      <w:r>
+        <w:t>Alinhamento de objetivos</w:t>
+      </w:r>
+    </w:p>
+    <w:p>
+      <w:r>
+        <w:t>Neste dia foi realizado uma reunião para conferir objetivos, andamentos da realização de programação, complemento e mudanças na Documentação do projeto.</w:t>
+      </w:r>
+    </w:p>
+    <w:p/>
+    <w:p>
+      <w:pPr>
+        <w:pStyle w:val="Legenda"/>
+        <w:keepNext/>
+      </w:pPr>
+      <w:r>
+        <w:t xml:space="preserve">Figura </w:t>
+      </w:r>
+      <w:r>
+        <w:fldChar w:fldCharType="begin"/>
+      </w:r>
+      <w:r>
+        <w:instrText xml:space="preserve"> SEQ Figura \* ARABIC </w:instrText>
+      </w:r>
+      <w:r>
+        <w:fldChar w:fldCharType="separate"/>
+      </w:r>
+      <w:r>
+        <w:rPr>
+          <w:noProof/>
+        </w:rPr>
+        <w:t>11</w:t>
+      </w:r>
+      <w:r>
+        <w:fldChar w:fldCharType="end"/>
+      </w:r>
+      <w:r>
+        <w:t xml:space="preserve"> - Print do Aplicativo de Comunicação </w:t>
+      </w:r>
+      <w:proofErr w:type="spellStart"/>
+      <w:r>
+        <w:t>Discord</w:t>
+      </w:r>
+      <w:proofErr w:type="spellEnd"/>
+    </w:p>
+    <w:p>
+      <w:pPr>
+        <w:pStyle w:val="ImagemTCC2026"/>
+      </w:pPr>
+      <w:r>
+        <w:drawing>
+          <wp:inline distT="0" distB="0" distL="0" distR="0" wp14:anchorId="68A74BB8" wp14:editId="7510B2CC">
+            <wp:extent cx="2667372" cy="1343212"/>
+            <wp:effectExtent l="0" t="0" r="0" b="9525"/>
+            <wp:docPr id="12" name="Imagem 12"/>
+            <wp:cNvGraphicFramePr>
+              <a:graphicFrameLocks xmlns:a="http://schemas.openxmlformats.org/drawingml/2006/main" noChangeAspect="1"/>
+            </wp:cNvGraphicFramePr>
+            <a:graphic xmlns:a="http://schemas.openxmlformats.org/drawingml/2006/main">
+              <a:graphicData uri="http://schemas.openxmlformats.org/drawingml/2006/picture">
+                <pic:pic xmlns:pic="http://schemas.openxmlformats.org/drawingml/2006/picture">
+                  <pic:nvPicPr>
+                    <pic:cNvPr id="1" name=""/>
+                    <pic:cNvPicPr/>
+                  </pic:nvPicPr>
+                  <pic:blipFill>
+                    <a:blip r:embed="rId21"/>
+                    <a:stretch>
+                      <a:fillRect/>
+                    </a:stretch>
+                  </pic:blipFill>
+                  <pic:spPr>
+                    <a:xfrm>
+                      <a:off x="0" y="0"/>
+                      <a:ext cx="2667372" cy="1343212"/>
+                    </a:xfrm>
+                    <a:prstGeom prst="rect">
+                      <a:avLst/>
+                    </a:prstGeom>
+                  </pic:spPr>
+                </pic:pic>
+              </a:graphicData>
+            </a:graphic>
+          </wp:inline>
+        </w:drawing>
+      </w:r>
+    </w:p>
+    <w:p>
+      <w:pPr>
+        <w:pStyle w:val="FonteTCC2025"/>
+      </w:pPr>
+      <w:r>
+        <w:t xml:space="preserve">Fonte: Aplicativo </w:t>
+      </w:r>
+      <w:proofErr w:type="spellStart"/>
+      <w:r>
+        <w:t>Discord</w:t>
+      </w:r>
+      <w:proofErr w:type="spellEnd"/>
+    </w:p>
+    <w:p>
+      <w:pPr>
+        <w:pStyle w:val="FonteTCC2025"/>
+      </w:pPr>
+    </w:p>
+    <w:p/>
+    <w:p>
+      <w:pPr>
+        <w:pStyle w:val="FiguraTCC"/>
       </w:pPr>
     </w:p>
     <w:p>
@@ -4891,7 +5142,7 @@
       <w:r>
         <w:br/>
       </w:r>
-      <w:hyperlink r:id="rId20" w:history="1">
+      <w:hyperlink r:id="rId22" w:history="1">
         <w:r>
           <w:rPr>
             <w:rStyle w:val="Hyperlink"/>
@@ -4925,7 +5176,7 @@
       <w:r>
         <w:t xml:space="preserve"> – Ferramenta colaborativa de design de interfaces. Disponível em: </w:t>
       </w:r>
-      <w:hyperlink r:id="rId21" w:history="1">
+      <w:hyperlink r:id="rId23" w:history="1">
         <w:r>
           <w:rPr>
             <w:rStyle w:val="Hyperlink"/>
@@ -4967,7 +5218,7 @@
       <w:r>
         <w:t xml:space="preserve">. Disponível em: </w:t>
       </w:r>
-      <w:hyperlink r:id="rId22" w:history="1">
+      <w:hyperlink r:id="rId24" w:history="1">
         <w:r>
           <w:rPr>
             <w:rStyle w:val="Hyperlink"/>
@@ -5013,7 +5264,7 @@
       <w:r>
         <w:t xml:space="preserve"> – Plataforma de criação visual. Disponível em: </w:t>
       </w:r>
-      <w:hyperlink r:id="rId23" w:history="1">
+      <w:hyperlink r:id="rId25" w:history="1">
         <w:r>
           <w:rPr>
             <w:rStyle w:val="Hyperlink"/>
@@ -5071,7 +5322,7 @@
       <w:r>
         <w:t xml:space="preserve"> – Hospedagem de código e controle de versão. Disponível em: </w:t>
       </w:r>
-      <w:hyperlink r:id="rId24" w:history="1">
+      <w:hyperlink r:id="rId26" w:history="1">
         <w:r>
           <w:rPr>
             <w:rStyle w:val="Hyperlink"/>
@@ -5092,7 +5343,24 @@
         </w:r>
       </w:hyperlink>
       <w:r>
-        <w:t>. Acesso em: 31 jul. 2025.</w:t>
+        <w:t xml:space="preserve">. Acesso em: </w:t>
+      </w:r>
+      <w:r>
+        <w:t>14</w:t>
+      </w:r>
+      <w:r>
+        <w:t xml:space="preserve"> </w:t>
+      </w:r>
+      <w:proofErr w:type="spellStart"/>
+      <w:r>
+        <w:t>abrl</w:t>
+      </w:r>
+      <w:proofErr w:type="spellEnd"/>
+      <w:r>
+        <w:t>. 2026</w:t>
+      </w:r>
+      <w:r>
+        <w:t>.</w:t>
       </w:r>
     </w:p>
     <w:p>
@@ -5117,7 +5385,7 @@
       <w:r>
         <w:t xml:space="preserve"> – Sistema de controle de versão distribuído. Disponível em: </w:t>
       </w:r>
-      <w:hyperlink r:id="rId25" w:history="1">
+      <w:hyperlink r:id="rId27" w:history="1">
         <w:r>
           <w:rPr>
             <w:rStyle w:val="Hyperlink"/>
@@ -5126,7 +5394,19 @@
         </w:r>
       </w:hyperlink>
       <w:r>
-        <w:t>. Acesso em: 23 nov. 2024.</w:t>
+        <w:t xml:space="preserve">. Acesso em: </w:t>
+      </w:r>
+      <w:r>
+        <w:t>14</w:t>
+      </w:r>
+      <w:r>
+        <w:t xml:space="preserve"> </w:t>
+      </w:r>
+      <w:r>
+        <w:t>abril. 2026</w:t>
+      </w:r>
+      <w:r>
+        <w:t>.</w:t>
       </w:r>
     </w:p>
     <w:p>
@@ -5151,7 +5431,7 @@
       <w:r>
         <w:t xml:space="preserve"> – Ícones Vetoriais. Disponível em: </w:t>
       </w:r>
-      <w:hyperlink r:id="rId26" w:history="1">
+      <w:hyperlink r:id="rId28" w:history="1">
         <w:r>
           <w:rPr>
             <w:rStyle w:val="Hyperlink"/>
@@ -5185,7 +5465,7 @@
       <w:r>
         <w:t xml:space="preserve"> – Ícones e vetores. Disponível em: </w:t>
       </w:r>
-      <w:hyperlink r:id="rId27" w:history="1">
+      <w:hyperlink r:id="rId29" w:history="1">
         <w:r>
           <w:rPr>
             <w:rStyle w:val="Hyperlink"/>
@@ -5219,7 +5499,7 @@
       <w:r>
         <w:t xml:space="preserve"> – Editor de imagens online. Disponível em: </w:t>
       </w:r>
-      <w:hyperlink r:id="rId28" w:history="1">
+      <w:hyperlink r:id="rId30" w:history="1">
         <w:r>
           <w:rPr>
             <w:rStyle w:val="Hyperlink"/>
@@ -5253,7 +5533,7 @@
       <w:r>
         <w:t xml:space="preserve"> Web – Ferramenta de modelagem de banco de dados. Disponível em: </w:t>
       </w:r>
-      <w:hyperlink r:id="rId29" w:history="1">
+      <w:hyperlink r:id="rId31" w:history="1">
         <w:r>
           <w:rPr>
             <w:rStyle w:val="Hyperlink"/>
@@ -5287,7 +5567,7 @@
       <w:r>
         <w:t xml:space="preserve"> – Framework PHP para desenvolvimento web. Disponível em: </w:t>
       </w:r>
-      <w:hyperlink r:id="rId30" w:history="1">
+      <w:hyperlink r:id="rId32" w:history="1">
         <w:r>
           <w:rPr>
             <w:rStyle w:val="Hyperlink"/>
@@ -5296,7 +5576,10 @@
         </w:r>
       </w:hyperlink>
       <w:r>
-        <w:t>. Acesso em: 10 set. 2025.</w:t>
+        <w:t>. Acesso em: 14 abril. 2026</w:t>
+      </w:r>
+      <w:r>
+        <w:t>.</w:t>
       </w:r>
     </w:p>
     <w:p>
@@ -5329,7 +5612,7 @@
       <w:r>
         <w:t xml:space="preserve"> e mensagens em tempo real. Disponível em: </w:t>
       </w:r>
-      <w:hyperlink r:id="rId31" w:history="1">
+      <w:hyperlink r:id="rId33" w:history="1">
         <w:r>
           <w:rPr>
             <w:rStyle w:val="Hyperlink"/>
@@ -5358,7 +5641,7 @@
       <w:r>
         <w:t xml:space="preserve"> Gemini – Ferramenta de IA para textos e análises. Disponível em: </w:t>
       </w:r>
-      <w:hyperlink r:id="rId32" w:history="1">
+      <w:hyperlink r:id="rId34" w:history="1">
         <w:r>
           <w:rPr>
             <w:rStyle w:val="Hyperlink"/>
@@ -6035,19 +6318,19 @@
       </w:rPr>
     </w:lvl>
   </w:abstractNum>
-  <w:num w:numId="1" w16cid:durableId="504563550">
+  <w:num w:numId="1" w16cid:durableId="380906349">
     <w:abstractNumId w:val="3"/>
   </w:num>
-  <w:num w:numId="2" w16cid:durableId="1899974029">
+  <w:num w:numId="2" w16cid:durableId="187449634">
     <w:abstractNumId w:val="0"/>
   </w:num>
-  <w:num w:numId="3" w16cid:durableId="89394975">
+  <w:num w:numId="3" w16cid:durableId="1583954357">
     <w:abstractNumId w:val="1"/>
   </w:num>
-  <w:num w:numId="4" w16cid:durableId="1066533568">
+  <w:num w:numId="4" w16cid:durableId="406272489">
     <w:abstractNumId w:val="4"/>
   </w:num>
-  <w:num w:numId="5" w16cid:durableId="367682868">
+  <w:num w:numId="5" w16cid:durableId="1417048468">
     <w:abstractNumId w:val="2"/>
   </w:num>
 </w:numbering>
@@ -6491,6 +6774,7 @@
   <w:style w:type="character" w:default="1" w:styleId="Fontepargpadro">
     <w:name w:val="Default Paragraph Font"/>
     <w:uiPriority w:val="1"/>
+    <w:semiHidden/>
     <w:unhideWhenUsed/>
   </w:style>
   <w:style w:type="table" w:default="1" w:styleId="Tabelanormal">
@@ -7232,7 +7516,7 @@
 </file>
 
 <file path=customXml/itemProps1.xml><?xml version="1.0" encoding="utf-8"?>
-<ds:datastoreItem xmlns:ds="http://schemas.openxmlformats.org/officeDocument/2006/customXml" ds:itemID="{053C111E-C6E1-4EC7-85D9-E84467E9F423}">
+<ds:datastoreItem xmlns:ds="http://schemas.openxmlformats.org/officeDocument/2006/customXml" ds:itemID="{190F74C1-1282-4B42-8D3D-90304B067312}">
   <ds:schemaRefs>
     <ds:schemaRef ds:uri="http://schemas.openxmlformats.org/officeDocument/2006/bibliography"/>
   </ds:schemaRefs>

--- a/Documentação/Diario de Bordo.docx
+++ b/Documentação/Diario de Bordo.docx
@@ -80,18 +80,8 @@
           <w:sz w:val="28"/>
           <w:szCs w:val="24"/>
         </w:rPr>
-        <w:t xml:space="preserve">Enzo Heitor </w:t>
-      </w:r>
-      <w:proofErr w:type="spellStart"/>
-      <w:r>
-        <w:rPr>
-          <w:b/>
-          <w:sz w:val="28"/>
-          <w:szCs w:val="24"/>
-        </w:rPr>
-        <w:t>Spineli</w:t>
-      </w:r>
-      <w:proofErr w:type="spellEnd"/>
+        <w:t>Enzo Heitor Spineli</w:t>
+      </w:r>
       <w:r>
         <w:rPr>
           <w:b/>
@@ -230,18 +220,8 @@
           <w:szCs w:val="24"/>
         </w:rPr>
         <w:br/>
-        <w:t xml:space="preserve">Enzo Heitor </w:t>
-      </w:r>
-      <w:proofErr w:type="spellStart"/>
-      <w:r>
-        <w:rPr>
-          <w:b/>
-          <w:sz w:val="28"/>
-          <w:szCs w:val="24"/>
-        </w:rPr>
-        <w:t>Spineli</w:t>
-      </w:r>
-      <w:proofErr w:type="spellEnd"/>
+        <w:t>Enzo Heitor Spineli</w:t>
+      </w:r>
       <w:r>
         <w:rPr>
           <w:b/>
@@ -305,21 +285,7 @@
         <w:rPr>
           <w:szCs w:val="24"/>
         </w:rPr>
-        <w:t xml:space="preserve">Trabalho de Conclusão de Curso apresentado ao Curso de Ensino Médio com Habilitação Profissional de Técnico em Desenvolvimento de Sistemas da </w:t>
-      </w:r>
-      <w:proofErr w:type="spellStart"/>
-      <w:r>
-        <w:rPr>
-          <w:szCs w:val="24"/>
-        </w:rPr>
-        <w:t>Etec</w:t>
-      </w:r>
-      <w:proofErr w:type="spellEnd"/>
-      <w:r>
-        <w:rPr>
-          <w:szCs w:val="24"/>
-        </w:rPr>
-        <w:t xml:space="preserve"> João Belarmino sob orientação do Prof. Emerson Rodrigo Baião, como requisito mínimo para obtenção do título de Técnico em Desenvolvimento de Sistemas.</w:t>
+        <w:t>Trabalho de Conclusão de Curso apresentado ao Curso de Ensino Médio com Habilitação Profissional de Técnico em Desenvolvimento de Sistemas da Etec João Belarmino sob orientação do Prof. Emerson Rodrigo Baião, como requisito mínimo para obtenção do título de Técnico em Desenvolvimento de Sistemas.</w:t>
       </w:r>
     </w:p>
     <w:p>
@@ -536,7 +502,7 @@
         </w:rPr>
         <w:fldChar w:fldCharType="separate"/>
       </w:r>
-      <w:hyperlink w:anchor="_Toc227614788" w:history="1">
+      <w:hyperlink w:anchor="_Toc228997850" w:history="1">
         <w:r>
           <w:rPr>
             <w:rStyle w:val="Hyperlink"/>
@@ -563,7 +529,7 @@
             <w:noProof/>
             <w:webHidden/>
           </w:rPr>
-          <w:instrText xml:space="preserve"> PAGEREF _Toc227614788 \h </w:instrText>
+          <w:instrText xml:space="preserve"> PAGEREF _Toc228997850 \h </w:instrText>
         </w:r>
         <w:r>
           <w:rPr>
@@ -609,7 +575,7 @@
           <w14:ligatures w14:val="standardContextual"/>
         </w:rPr>
       </w:pPr>
-      <w:hyperlink w:anchor="_Toc227614789" w:history="1">
+      <w:hyperlink w:anchor="_Toc228997851" w:history="1">
         <w:r>
           <w:rPr>
             <w:rStyle w:val="Hyperlink"/>
@@ -636,7 +602,7 @@
             <w:noProof/>
             <w:webHidden/>
           </w:rPr>
-          <w:instrText xml:space="preserve"> PAGEREF _Toc227614789 \h </w:instrText>
+          <w:instrText xml:space="preserve"> PAGEREF _Toc228997851 \h </w:instrText>
         </w:r>
         <w:r>
           <w:rPr>
@@ -682,7 +648,7 @@
           <w14:ligatures w14:val="standardContextual"/>
         </w:rPr>
       </w:pPr>
-      <w:hyperlink w:anchor="_Toc227614790" w:history="1">
+      <w:hyperlink w:anchor="_Toc228997852" w:history="1">
         <w:r>
           <w:rPr>
             <w:rStyle w:val="Hyperlink"/>
@@ -709,7 +675,7 @@
             <w:noProof/>
             <w:webHidden/>
           </w:rPr>
-          <w:instrText xml:space="preserve"> PAGEREF _Toc227614790 \h </w:instrText>
+          <w:instrText xml:space="preserve"> PAGEREF _Toc228997852 \h </w:instrText>
         </w:r>
         <w:r>
           <w:rPr>
@@ -755,7 +721,7 @@
           <w14:ligatures w14:val="standardContextual"/>
         </w:rPr>
       </w:pPr>
-      <w:hyperlink w:anchor="_Toc227614791" w:history="1">
+      <w:hyperlink w:anchor="_Toc228997853" w:history="1">
         <w:r>
           <w:rPr>
             <w:rStyle w:val="Hyperlink"/>
@@ -782,7 +748,7 @@
             <w:noProof/>
             <w:webHidden/>
           </w:rPr>
-          <w:instrText xml:space="preserve"> PAGEREF _Toc227614791 \h </w:instrText>
+          <w:instrText xml:space="preserve"> PAGEREF _Toc228997853 \h </w:instrText>
         </w:r>
         <w:r>
           <w:rPr>
@@ -828,7 +794,7 @@
           <w14:ligatures w14:val="standardContextual"/>
         </w:rPr>
       </w:pPr>
-      <w:hyperlink w:anchor="_Toc227614792" w:history="1">
+      <w:hyperlink w:anchor="_Toc228997854" w:history="1">
         <w:r>
           <w:rPr>
             <w:rStyle w:val="Hyperlink"/>
@@ -855,7 +821,7 @@
             <w:noProof/>
             <w:webHidden/>
           </w:rPr>
-          <w:instrText xml:space="preserve"> PAGEREF _Toc227614792 \h </w:instrText>
+          <w:instrText xml:space="preserve"> PAGEREF _Toc228997854 \h </w:instrText>
         </w:r>
         <w:r>
           <w:rPr>
@@ -901,7 +867,7 @@
           <w14:ligatures w14:val="standardContextual"/>
         </w:rPr>
       </w:pPr>
-      <w:hyperlink w:anchor="_Toc227614793" w:history="1">
+      <w:hyperlink w:anchor="_Toc228997855" w:history="1">
         <w:r>
           <w:rPr>
             <w:rStyle w:val="Hyperlink"/>
@@ -928,7 +894,7 @@
             <w:noProof/>
             <w:webHidden/>
           </w:rPr>
-          <w:instrText xml:space="preserve"> PAGEREF _Toc227614793 \h </w:instrText>
+          <w:instrText xml:space="preserve"> PAGEREF _Toc228997855 \h </w:instrText>
         </w:r>
         <w:r>
           <w:rPr>
@@ -974,7 +940,7 @@
           <w14:ligatures w14:val="standardContextual"/>
         </w:rPr>
       </w:pPr>
-      <w:hyperlink w:anchor="_Toc227614794" w:history="1">
+      <w:hyperlink w:anchor="_Toc228997856" w:history="1">
         <w:r>
           <w:rPr>
             <w:rStyle w:val="Hyperlink"/>
@@ -1001,7 +967,7 @@
             <w:noProof/>
             <w:webHidden/>
           </w:rPr>
-          <w:instrText xml:space="preserve"> PAGEREF _Toc227614794 \h </w:instrText>
+          <w:instrText xml:space="preserve"> PAGEREF _Toc228997856 \h </w:instrText>
         </w:r>
         <w:r>
           <w:rPr>
@@ -1021,7 +987,372 @@
             <w:noProof/>
             <w:webHidden/>
           </w:rPr>
-          <w:t>11</w:t>
+          <w:t>12</w:t>
+        </w:r>
+        <w:r>
+          <w:rPr>
+            <w:noProof/>
+            <w:webHidden/>
+          </w:rPr>
+          <w:fldChar w:fldCharType="end"/>
+        </w:r>
+      </w:hyperlink>
+    </w:p>
+    <w:p>
+      <w:pPr>
+        <w:pStyle w:val="ndicedeilustraes"/>
+        <w:tabs>
+          <w:tab w:val="right" w:leader="dot" w:pos="9181"/>
+        </w:tabs>
+        <w:rPr>
+          <w:rFonts w:asciiTheme="minorHAnsi" w:eastAsiaTheme="minorEastAsia" w:hAnsiTheme="minorHAnsi" w:cstheme="minorBidi"/>
+          <w:noProof/>
+          <w:color w:val="auto"/>
+          <w:kern w:val="2"/>
+          <w:szCs w:val="24"/>
+          <w14:ligatures w14:val="standardContextual"/>
+        </w:rPr>
+      </w:pPr>
+      <w:hyperlink w:anchor="_Toc228997857" w:history="1">
+        <w:r>
+          <w:rPr>
+            <w:rStyle w:val="Hyperlink"/>
+            <w:noProof/>
+          </w:rPr>
+          <w:t>Figura 8 - Atualização e incrementação de Tabelas</w:t>
+        </w:r>
+        <w:r>
+          <w:rPr>
+            <w:noProof/>
+            <w:webHidden/>
+          </w:rPr>
+          <w:tab/>
+        </w:r>
+        <w:r>
+          <w:rPr>
+            <w:noProof/>
+            <w:webHidden/>
+          </w:rPr>
+          <w:fldChar w:fldCharType="begin"/>
+        </w:r>
+        <w:r>
+          <w:rPr>
+            <w:noProof/>
+            <w:webHidden/>
+          </w:rPr>
+          <w:instrText xml:space="preserve"> PAGEREF _Toc228997857 \h </w:instrText>
+        </w:r>
+        <w:r>
+          <w:rPr>
+            <w:noProof/>
+            <w:webHidden/>
+          </w:rPr>
+        </w:r>
+        <w:r>
+          <w:rPr>
+            <w:noProof/>
+            <w:webHidden/>
+          </w:rPr>
+          <w:fldChar w:fldCharType="separate"/>
+        </w:r>
+        <w:r>
+          <w:rPr>
+            <w:noProof/>
+            <w:webHidden/>
+          </w:rPr>
+          <w:t>12</w:t>
+        </w:r>
+        <w:r>
+          <w:rPr>
+            <w:noProof/>
+            <w:webHidden/>
+          </w:rPr>
+          <w:fldChar w:fldCharType="end"/>
+        </w:r>
+      </w:hyperlink>
+    </w:p>
+    <w:p>
+      <w:pPr>
+        <w:pStyle w:val="ndicedeilustraes"/>
+        <w:tabs>
+          <w:tab w:val="right" w:leader="dot" w:pos="9181"/>
+        </w:tabs>
+        <w:rPr>
+          <w:rFonts w:asciiTheme="minorHAnsi" w:eastAsiaTheme="minorEastAsia" w:hAnsiTheme="minorHAnsi" w:cstheme="minorBidi"/>
+          <w:noProof/>
+          <w:color w:val="auto"/>
+          <w:kern w:val="2"/>
+          <w:szCs w:val="24"/>
+          <w14:ligatures w14:val="standardContextual"/>
+        </w:rPr>
+      </w:pPr>
+      <w:hyperlink w:anchor="_Toc228997858" w:history="1">
+        <w:r>
+          <w:rPr>
+            <w:rStyle w:val="Hyperlink"/>
+            <w:noProof/>
+          </w:rPr>
+          <w:t>Figura 9 - Documentação das Telas Apólices e Cobranças</w:t>
+        </w:r>
+        <w:r>
+          <w:rPr>
+            <w:noProof/>
+            <w:webHidden/>
+          </w:rPr>
+          <w:tab/>
+        </w:r>
+        <w:r>
+          <w:rPr>
+            <w:noProof/>
+            <w:webHidden/>
+          </w:rPr>
+          <w:fldChar w:fldCharType="begin"/>
+        </w:r>
+        <w:r>
+          <w:rPr>
+            <w:noProof/>
+            <w:webHidden/>
+          </w:rPr>
+          <w:instrText xml:space="preserve"> PAGEREF _Toc228997858 \h </w:instrText>
+        </w:r>
+        <w:r>
+          <w:rPr>
+            <w:noProof/>
+            <w:webHidden/>
+          </w:rPr>
+        </w:r>
+        <w:r>
+          <w:rPr>
+            <w:noProof/>
+            <w:webHidden/>
+          </w:rPr>
+          <w:fldChar w:fldCharType="separate"/>
+        </w:r>
+        <w:r>
+          <w:rPr>
+            <w:noProof/>
+            <w:webHidden/>
+          </w:rPr>
+          <w:t>13</w:t>
+        </w:r>
+        <w:r>
+          <w:rPr>
+            <w:noProof/>
+            <w:webHidden/>
+          </w:rPr>
+          <w:fldChar w:fldCharType="end"/>
+        </w:r>
+      </w:hyperlink>
+    </w:p>
+    <w:p>
+      <w:pPr>
+        <w:pStyle w:val="ndicedeilustraes"/>
+        <w:tabs>
+          <w:tab w:val="right" w:leader="dot" w:pos="9181"/>
+        </w:tabs>
+        <w:rPr>
+          <w:rFonts w:asciiTheme="minorHAnsi" w:eastAsiaTheme="minorEastAsia" w:hAnsiTheme="minorHAnsi" w:cstheme="minorBidi"/>
+          <w:noProof/>
+          <w:color w:val="auto"/>
+          <w:kern w:val="2"/>
+          <w:szCs w:val="24"/>
+          <w14:ligatures w14:val="standardContextual"/>
+        </w:rPr>
+      </w:pPr>
+      <w:hyperlink w:anchor="_Toc228997859" w:history="1">
+        <w:r>
+          <w:rPr>
+            <w:rStyle w:val="Hyperlink"/>
+            <w:noProof/>
+          </w:rPr>
+          <w:t>Figura 10 – E-mail enviado pelo professor Emerson Rodrigues</w:t>
+        </w:r>
+        <w:r>
+          <w:rPr>
+            <w:noProof/>
+            <w:webHidden/>
+          </w:rPr>
+          <w:tab/>
+        </w:r>
+        <w:r>
+          <w:rPr>
+            <w:noProof/>
+            <w:webHidden/>
+          </w:rPr>
+          <w:fldChar w:fldCharType="begin"/>
+        </w:r>
+        <w:r>
+          <w:rPr>
+            <w:noProof/>
+            <w:webHidden/>
+          </w:rPr>
+          <w:instrText xml:space="preserve"> PAGEREF _Toc228997859 \h </w:instrText>
+        </w:r>
+        <w:r>
+          <w:rPr>
+            <w:noProof/>
+            <w:webHidden/>
+          </w:rPr>
+        </w:r>
+        <w:r>
+          <w:rPr>
+            <w:noProof/>
+            <w:webHidden/>
+          </w:rPr>
+          <w:fldChar w:fldCharType="separate"/>
+        </w:r>
+        <w:r>
+          <w:rPr>
+            <w:noProof/>
+            <w:webHidden/>
+          </w:rPr>
+          <w:t>13</w:t>
+        </w:r>
+        <w:r>
+          <w:rPr>
+            <w:noProof/>
+            <w:webHidden/>
+          </w:rPr>
+          <w:fldChar w:fldCharType="end"/>
+        </w:r>
+      </w:hyperlink>
+    </w:p>
+    <w:p>
+      <w:pPr>
+        <w:pStyle w:val="ndicedeilustraes"/>
+        <w:tabs>
+          <w:tab w:val="right" w:leader="dot" w:pos="9181"/>
+        </w:tabs>
+        <w:rPr>
+          <w:rFonts w:asciiTheme="minorHAnsi" w:eastAsiaTheme="minorEastAsia" w:hAnsiTheme="minorHAnsi" w:cstheme="minorBidi"/>
+          <w:noProof/>
+          <w:color w:val="auto"/>
+          <w:kern w:val="2"/>
+          <w:szCs w:val="24"/>
+          <w14:ligatures w14:val="standardContextual"/>
+        </w:rPr>
+      </w:pPr>
+      <w:hyperlink w:anchor="_Toc228997860" w:history="1">
+        <w:r>
+          <w:rPr>
+            <w:rStyle w:val="Hyperlink"/>
+            <w:noProof/>
+          </w:rPr>
+          <w:t>Figura 11 - Print do Aplicativo de Comunicação Discord</w:t>
+        </w:r>
+        <w:r>
+          <w:rPr>
+            <w:noProof/>
+            <w:webHidden/>
+          </w:rPr>
+          <w:tab/>
+        </w:r>
+        <w:r>
+          <w:rPr>
+            <w:noProof/>
+            <w:webHidden/>
+          </w:rPr>
+          <w:fldChar w:fldCharType="begin"/>
+        </w:r>
+        <w:r>
+          <w:rPr>
+            <w:noProof/>
+            <w:webHidden/>
+          </w:rPr>
+          <w:instrText xml:space="preserve"> PAGEREF _Toc228997860 \h </w:instrText>
+        </w:r>
+        <w:r>
+          <w:rPr>
+            <w:noProof/>
+            <w:webHidden/>
+          </w:rPr>
+        </w:r>
+        <w:r>
+          <w:rPr>
+            <w:noProof/>
+            <w:webHidden/>
+          </w:rPr>
+          <w:fldChar w:fldCharType="separate"/>
+        </w:r>
+        <w:r>
+          <w:rPr>
+            <w:noProof/>
+            <w:webHidden/>
+          </w:rPr>
+          <w:t>14</w:t>
+        </w:r>
+        <w:r>
+          <w:rPr>
+            <w:noProof/>
+            <w:webHidden/>
+          </w:rPr>
+          <w:fldChar w:fldCharType="end"/>
+        </w:r>
+      </w:hyperlink>
+    </w:p>
+    <w:p>
+      <w:pPr>
+        <w:pStyle w:val="ndicedeilustraes"/>
+        <w:tabs>
+          <w:tab w:val="right" w:leader="dot" w:pos="9181"/>
+        </w:tabs>
+        <w:rPr>
+          <w:rFonts w:asciiTheme="minorHAnsi" w:eastAsiaTheme="minorEastAsia" w:hAnsiTheme="minorHAnsi" w:cstheme="minorBidi"/>
+          <w:noProof/>
+          <w:color w:val="auto"/>
+          <w:kern w:val="2"/>
+          <w:szCs w:val="24"/>
+          <w14:ligatures w14:val="standardContextual"/>
+        </w:rPr>
+      </w:pPr>
+      <w:hyperlink w:anchor="_Toc228997861" w:history="1">
+        <w:r>
+          <w:rPr>
+            <w:rStyle w:val="Hyperlink"/>
+            <w:noProof/>
+          </w:rPr>
+          <w:t>Figura 12 Criação models, migrations e controllers</w:t>
+        </w:r>
+        <w:r>
+          <w:rPr>
+            <w:noProof/>
+            <w:webHidden/>
+          </w:rPr>
+          <w:tab/>
+        </w:r>
+        <w:r>
+          <w:rPr>
+            <w:noProof/>
+            <w:webHidden/>
+          </w:rPr>
+          <w:fldChar w:fldCharType="begin"/>
+        </w:r>
+        <w:r>
+          <w:rPr>
+            <w:noProof/>
+            <w:webHidden/>
+          </w:rPr>
+          <w:instrText xml:space="preserve"> PAGEREF _Toc228997861 \h </w:instrText>
+        </w:r>
+        <w:r>
+          <w:rPr>
+            <w:noProof/>
+            <w:webHidden/>
+          </w:rPr>
+        </w:r>
+        <w:r>
+          <w:rPr>
+            <w:noProof/>
+            <w:webHidden/>
+          </w:rPr>
+          <w:fldChar w:fldCharType="separate"/>
+        </w:r>
+        <w:r>
+          <w:rPr>
+            <w:noProof/>
+            <w:webHidden/>
+          </w:rPr>
+          <w:t>14</w:t>
         </w:r>
         <w:r>
           <w:rPr>
@@ -1108,7 +1439,7 @@
         </w:rPr>
         <w:fldChar w:fldCharType="separate"/>
       </w:r>
-      <w:hyperlink w:anchor="_Toc227614795" w:history="1">
+      <w:hyperlink w:anchor="_Toc228997818" w:history="1">
         <w:r>
           <w:rPr>
             <w:rStyle w:val="Hyperlink"/>
@@ -1135,7 +1466,7 @@
             <w:noProof/>
             <w:webHidden/>
           </w:rPr>
-          <w:instrText xml:space="preserve"> PAGEREF _Toc227614795 \h </w:instrText>
+          <w:instrText xml:space="preserve"> PAGEREF _Toc228997818 \h </w:instrText>
         </w:r>
         <w:r>
           <w:rPr>
@@ -1180,7 +1511,7 @@
           <w14:ligatures w14:val="standardContextual"/>
         </w:rPr>
       </w:pPr>
-      <w:hyperlink w:anchor="_Toc227614796" w:history="1">
+      <w:hyperlink w:anchor="_Toc228997819" w:history="1">
         <w:r>
           <w:rPr>
             <w:rStyle w:val="Hyperlink"/>
@@ -1207,7 +1538,7 @@
             <w:noProof/>
             <w:webHidden/>
           </w:rPr>
-          <w:instrText xml:space="preserve"> PAGEREF _Toc227614796 \h </w:instrText>
+          <w:instrText xml:space="preserve"> PAGEREF _Toc228997819 \h </w:instrText>
         </w:r>
         <w:r>
           <w:rPr>
@@ -1252,7 +1583,7 @@
           <w14:ligatures w14:val="standardContextual"/>
         </w:rPr>
       </w:pPr>
-      <w:hyperlink w:anchor="_Toc227614797" w:history="1">
+      <w:hyperlink w:anchor="_Toc228997820" w:history="1">
         <w:r>
           <w:rPr>
             <w:rStyle w:val="Hyperlink"/>
@@ -1279,7 +1610,7 @@
             <w:noProof/>
             <w:webHidden/>
           </w:rPr>
-          <w:instrText xml:space="preserve"> PAGEREF _Toc227614797 \h </w:instrText>
+          <w:instrText xml:space="preserve"> PAGEREF _Toc228997820 \h </w:instrText>
         </w:r>
         <w:r>
           <w:rPr>
@@ -1324,7 +1655,7 @@
           <w14:ligatures w14:val="standardContextual"/>
         </w:rPr>
       </w:pPr>
-      <w:hyperlink w:anchor="_Toc227614798" w:history="1">
+      <w:hyperlink w:anchor="_Toc228997821" w:history="1">
         <w:r>
           <w:rPr>
             <w:rStyle w:val="Hyperlink"/>
@@ -1351,7 +1682,7 @@
             <w:noProof/>
             <w:webHidden/>
           </w:rPr>
-          <w:instrText xml:space="preserve"> PAGEREF _Toc227614798 \h </w:instrText>
+          <w:instrText xml:space="preserve"> PAGEREF _Toc228997821 \h </w:instrText>
         </w:r>
         <w:r>
           <w:rPr>
@@ -1396,7 +1727,7 @@
           <w14:ligatures w14:val="standardContextual"/>
         </w:rPr>
       </w:pPr>
-      <w:hyperlink w:anchor="_Toc227614799" w:history="1">
+      <w:hyperlink w:anchor="_Toc228997822" w:history="1">
         <w:r>
           <w:rPr>
             <w:rStyle w:val="Hyperlink"/>
@@ -1423,7 +1754,7 @@
             <w:noProof/>
             <w:webHidden/>
           </w:rPr>
-          <w:instrText xml:space="preserve"> PAGEREF _Toc227614799 \h </w:instrText>
+          <w:instrText xml:space="preserve"> PAGEREF _Toc228997822 \h </w:instrText>
         </w:r>
         <w:r>
           <w:rPr>
@@ -1468,7 +1799,7 @@
           <w14:ligatures w14:val="standardContextual"/>
         </w:rPr>
       </w:pPr>
-      <w:hyperlink w:anchor="_Toc227614800" w:history="1">
+      <w:hyperlink w:anchor="_Toc228997823" w:history="1">
         <w:r>
           <w:rPr>
             <w:rStyle w:val="Hyperlink"/>
@@ -1495,7 +1826,7 @@
             <w:noProof/>
             <w:webHidden/>
           </w:rPr>
-          <w:instrText xml:space="preserve"> PAGEREF _Toc227614800 \h </w:instrText>
+          <w:instrText xml:space="preserve"> PAGEREF _Toc228997823 \h </w:instrText>
         </w:r>
         <w:r>
           <w:rPr>
@@ -1540,7 +1871,7 @@
           <w14:ligatures w14:val="standardContextual"/>
         </w:rPr>
       </w:pPr>
-      <w:hyperlink w:anchor="_Toc227614801" w:history="1">
+      <w:hyperlink w:anchor="_Toc228997824" w:history="1">
         <w:r>
           <w:rPr>
             <w:rStyle w:val="Hyperlink"/>
@@ -1567,7 +1898,7 @@
             <w:noProof/>
             <w:webHidden/>
           </w:rPr>
-          <w:instrText xml:space="preserve"> PAGEREF _Toc227614801 \h </w:instrText>
+          <w:instrText xml:space="preserve"> PAGEREF _Toc228997824 \h </w:instrText>
         </w:r>
         <w:r>
           <w:rPr>
@@ -1612,7 +1943,7 @@
           <w14:ligatures w14:val="standardContextual"/>
         </w:rPr>
       </w:pPr>
-      <w:hyperlink w:anchor="_Toc227614802" w:history="1">
+      <w:hyperlink w:anchor="_Toc228997825" w:history="1">
         <w:r>
           <w:rPr>
             <w:rStyle w:val="Hyperlink"/>
@@ -1639,7 +1970,7 @@
             <w:noProof/>
             <w:webHidden/>
           </w:rPr>
-          <w:instrText xml:space="preserve"> PAGEREF _Toc227614802 \h </w:instrText>
+          <w:instrText xml:space="preserve"> PAGEREF _Toc228997825 \h </w:instrText>
         </w:r>
         <w:r>
           <w:rPr>
@@ -1684,7 +2015,7 @@
           <w14:ligatures w14:val="standardContextual"/>
         </w:rPr>
       </w:pPr>
-      <w:hyperlink w:anchor="_Toc227614803" w:history="1">
+      <w:hyperlink w:anchor="_Toc228997826" w:history="1">
         <w:r>
           <w:rPr>
             <w:rStyle w:val="Hyperlink"/>
@@ -1711,7 +2042,7 @@
             <w:noProof/>
             <w:webHidden/>
           </w:rPr>
-          <w:instrText xml:space="preserve"> PAGEREF _Toc227614803 \h </w:instrText>
+          <w:instrText xml:space="preserve"> PAGEREF _Toc228997826 \h </w:instrText>
         </w:r>
         <w:r>
           <w:rPr>
@@ -1756,7 +2087,7 @@
           <w14:ligatures w14:val="standardContextual"/>
         </w:rPr>
       </w:pPr>
-      <w:hyperlink w:anchor="_Toc227614804" w:history="1">
+      <w:hyperlink w:anchor="_Toc228997827" w:history="1">
         <w:r>
           <w:rPr>
             <w:rStyle w:val="Hyperlink"/>
@@ -1783,7 +2114,7 @@
             <w:noProof/>
             <w:webHidden/>
           </w:rPr>
-          <w:instrText xml:space="preserve"> PAGEREF _Toc227614804 \h </w:instrText>
+          <w:instrText xml:space="preserve"> PAGEREF _Toc228997827 \h </w:instrText>
         </w:r>
         <w:r>
           <w:rPr>
@@ -1828,7 +2159,7 @@
           <w14:ligatures w14:val="standardContextual"/>
         </w:rPr>
       </w:pPr>
-      <w:hyperlink w:anchor="_Toc227614805" w:history="1">
+      <w:hyperlink w:anchor="_Toc228997828" w:history="1">
         <w:r>
           <w:rPr>
             <w:rStyle w:val="Hyperlink"/>
@@ -1855,7 +2186,7 @@
             <w:noProof/>
             <w:webHidden/>
           </w:rPr>
-          <w:instrText xml:space="preserve"> PAGEREF _Toc227614805 \h </w:instrText>
+          <w:instrText xml:space="preserve"> PAGEREF _Toc228997828 \h </w:instrText>
         </w:r>
         <w:r>
           <w:rPr>
@@ -1900,7 +2231,7 @@
           <w14:ligatures w14:val="standardContextual"/>
         </w:rPr>
       </w:pPr>
-      <w:hyperlink w:anchor="_Toc227614806" w:history="1">
+      <w:hyperlink w:anchor="_Toc228997829" w:history="1">
         <w:r>
           <w:rPr>
             <w:rStyle w:val="Hyperlink"/>
@@ -1927,7 +2258,7 @@
             <w:noProof/>
             <w:webHidden/>
           </w:rPr>
-          <w:instrText xml:space="preserve"> PAGEREF _Toc227614806 \h </w:instrText>
+          <w:instrText xml:space="preserve"> PAGEREF _Toc228997829 \h </w:instrText>
         </w:r>
         <w:r>
           <w:rPr>
@@ -1972,7 +2303,7 @@
           <w14:ligatures w14:val="standardContextual"/>
         </w:rPr>
       </w:pPr>
-      <w:hyperlink w:anchor="_Toc227614807" w:history="1">
+      <w:hyperlink w:anchor="_Toc228997830" w:history="1">
         <w:r>
           <w:rPr>
             <w:rStyle w:val="Hyperlink"/>
@@ -1999,7 +2330,7 @@
             <w:noProof/>
             <w:webHidden/>
           </w:rPr>
-          <w:instrText xml:space="preserve"> PAGEREF _Toc227614807 \h </w:instrText>
+          <w:instrText xml:space="preserve"> PAGEREF _Toc228997830 \h </w:instrText>
         </w:r>
         <w:r>
           <w:rPr>
@@ -2044,7 +2375,7 @@
           <w14:ligatures w14:val="standardContextual"/>
         </w:rPr>
       </w:pPr>
-      <w:hyperlink w:anchor="_Toc227614808" w:history="1">
+      <w:hyperlink w:anchor="_Toc228997831" w:history="1">
         <w:r>
           <w:rPr>
             <w:rStyle w:val="Hyperlink"/>
@@ -2071,7 +2402,7 @@
             <w:noProof/>
             <w:webHidden/>
           </w:rPr>
-          <w:instrText xml:space="preserve"> PAGEREF _Toc227614808 \h </w:instrText>
+          <w:instrText xml:space="preserve"> PAGEREF _Toc228997831 \h </w:instrText>
         </w:r>
         <w:r>
           <w:rPr>
@@ -2116,7 +2447,7 @@
           <w14:ligatures w14:val="standardContextual"/>
         </w:rPr>
       </w:pPr>
-      <w:hyperlink w:anchor="_Toc227614809" w:history="1">
+      <w:hyperlink w:anchor="_Toc228997832" w:history="1">
         <w:r>
           <w:rPr>
             <w:rStyle w:val="Hyperlink"/>
@@ -2143,7 +2474,7 @@
             <w:noProof/>
             <w:webHidden/>
           </w:rPr>
-          <w:instrText xml:space="preserve"> PAGEREF _Toc227614809 \h </w:instrText>
+          <w:instrText xml:space="preserve"> PAGEREF _Toc228997832 \h </w:instrText>
         </w:r>
         <w:r>
           <w:rPr>
@@ -2188,7 +2519,7 @@
           <w14:ligatures w14:val="standardContextual"/>
         </w:rPr>
       </w:pPr>
-      <w:hyperlink w:anchor="_Toc227614810" w:history="1">
+      <w:hyperlink w:anchor="_Toc228997833" w:history="1">
         <w:r>
           <w:rPr>
             <w:rStyle w:val="Hyperlink"/>
@@ -2215,7 +2546,7 @@
             <w:noProof/>
             <w:webHidden/>
           </w:rPr>
-          <w:instrText xml:space="preserve"> PAGEREF _Toc227614810 \h </w:instrText>
+          <w:instrText xml:space="preserve"> PAGEREF _Toc228997833 \h </w:instrText>
         </w:r>
         <w:r>
           <w:rPr>
@@ -2260,7 +2591,7 @@
           <w14:ligatures w14:val="standardContextual"/>
         </w:rPr>
       </w:pPr>
-      <w:hyperlink w:anchor="_Toc227614811" w:history="1">
+      <w:hyperlink w:anchor="_Toc228997834" w:history="1">
         <w:r>
           <w:rPr>
             <w:rStyle w:val="Hyperlink"/>
@@ -2287,7 +2618,7 @@
             <w:noProof/>
             <w:webHidden/>
           </w:rPr>
-          <w:instrText xml:space="preserve"> PAGEREF _Toc227614811 \h </w:instrText>
+          <w:instrText xml:space="preserve"> PAGEREF _Toc228997834 \h </w:instrText>
         </w:r>
         <w:r>
           <w:rPr>
@@ -2332,7 +2663,7 @@
           <w14:ligatures w14:val="standardContextual"/>
         </w:rPr>
       </w:pPr>
-      <w:hyperlink w:anchor="_Toc227614812" w:history="1">
+      <w:hyperlink w:anchor="_Toc228997835" w:history="1">
         <w:r>
           <w:rPr>
             <w:rStyle w:val="Hyperlink"/>
@@ -2359,7 +2690,7 @@
             <w:noProof/>
             <w:webHidden/>
           </w:rPr>
-          <w:instrText xml:space="preserve"> PAGEREF _Toc227614812 \h </w:instrText>
+          <w:instrText xml:space="preserve"> PAGEREF _Toc228997835 \h </w:instrText>
         </w:r>
         <w:r>
           <w:rPr>
@@ -2404,7 +2735,7 @@
           <w14:ligatures w14:val="standardContextual"/>
         </w:rPr>
       </w:pPr>
-      <w:hyperlink w:anchor="_Toc227614813" w:history="1">
+      <w:hyperlink w:anchor="_Toc228997836" w:history="1">
         <w:r>
           <w:rPr>
             <w:rStyle w:val="Hyperlink"/>
@@ -2431,7 +2762,7 @@
             <w:noProof/>
             <w:webHidden/>
           </w:rPr>
-          <w:instrText xml:space="preserve"> PAGEREF _Toc227614813 \h </w:instrText>
+          <w:instrText xml:space="preserve"> PAGEREF _Toc228997836 \h </w:instrText>
         </w:r>
         <w:r>
           <w:rPr>
@@ -2476,7 +2807,7 @@
           <w14:ligatures w14:val="standardContextual"/>
         </w:rPr>
       </w:pPr>
-      <w:hyperlink w:anchor="_Toc227614814" w:history="1">
+      <w:hyperlink w:anchor="_Toc228997837" w:history="1">
         <w:r>
           <w:rPr>
             <w:rStyle w:val="Hyperlink"/>
@@ -2503,7 +2834,7 @@
             <w:noProof/>
             <w:webHidden/>
           </w:rPr>
-          <w:instrText xml:space="preserve"> PAGEREF _Toc227614814 \h </w:instrText>
+          <w:instrText xml:space="preserve"> PAGEREF _Toc228997837 \h </w:instrText>
         </w:r>
         <w:r>
           <w:rPr>
@@ -2548,7 +2879,7 @@
           <w14:ligatures w14:val="standardContextual"/>
         </w:rPr>
       </w:pPr>
-      <w:hyperlink w:anchor="_Toc227614815" w:history="1">
+      <w:hyperlink w:anchor="_Toc228997838" w:history="1">
         <w:r>
           <w:rPr>
             <w:rStyle w:val="Hyperlink"/>
@@ -2575,7 +2906,7 @@
             <w:noProof/>
             <w:webHidden/>
           </w:rPr>
-          <w:instrText xml:space="preserve"> PAGEREF _Toc227614815 \h </w:instrText>
+          <w:instrText xml:space="preserve"> PAGEREF _Toc228997838 \h </w:instrText>
         </w:r>
         <w:r>
           <w:rPr>
@@ -2620,7 +2951,7 @@
           <w14:ligatures w14:val="standardContextual"/>
         </w:rPr>
       </w:pPr>
-      <w:hyperlink w:anchor="_Toc227614816" w:history="1">
+      <w:hyperlink w:anchor="_Toc228997839" w:history="1">
         <w:r>
           <w:rPr>
             <w:rStyle w:val="Hyperlink"/>
@@ -2647,7 +2978,7 @@
             <w:noProof/>
             <w:webHidden/>
           </w:rPr>
-          <w:instrText xml:space="preserve"> PAGEREF _Toc227614816 \h </w:instrText>
+          <w:instrText xml:space="preserve"> PAGEREF _Toc228997839 \h </w:instrText>
         </w:r>
         <w:r>
           <w:rPr>
@@ -2692,7 +3023,7 @@
           <w14:ligatures w14:val="standardContextual"/>
         </w:rPr>
       </w:pPr>
-      <w:hyperlink w:anchor="_Toc227614817" w:history="1">
+      <w:hyperlink w:anchor="_Toc228997840" w:history="1">
         <w:r>
           <w:rPr>
             <w:rStyle w:val="Hyperlink"/>
@@ -2719,7 +3050,7 @@
             <w:noProof/>
             <w:webHidden/>
           </w:rPr>
-          <w:instrText xml:space="preserve"> PAGEREF _Toc227614817 \h </w:instrText>
+          <w:instrText xml:space="preserve"> PAGEREF _Toc228997840 \h </w:instrText>
         </w:r>
         <w:r>
           <w:rPr>
@@ -2764,7 +3095,7 @@
           <w14:ligatures w14:val="standardContextual"/>
         </w:rPr>
       </w:pPr>
-      <w:hyperlink w:anchor="_Toc227614818" w:history="1">
+      <w:hyperlink w:anchor="_Toc228997841" w:history="1">
         <w:r>
           <w:rPr>
             <w:rStyle w:val="Hyperlink"/>
@@ -2791,7 +3122,7 @@
             <w:noProof/>
             <w:webHidden/>
           </w:rPr>
-          <w:instrText xml:space="preserve"> PAGEREF _Toc227614818 \h </w:instrText>
+          <w:instrText xml:space="preserve"> PAGEREF _Toc228997841 \h </w:instrText>
         </w:r>
         <w:r>
           <w:rPr>
@@ -2836,7 +3167,7 @@
           <w14:ligatures w14:val="standardContextual"/>
         </w:rPr>
       </w:pPr>
-      <w:hyperlink w:anchor="_Toc227614819" w:history="1">
+      <w:hyperlink w:anchor="_Toc228997842" w:history="1">
         <w:r>
           <w:rPr>
             <w:rStyle w:val="Hyperlink"/>
@@ -2863,7 +3194,7 @@
             <w:noProof/>
             <w:webHidden/>
           </w:rPr>
-          <w:instrText xml:space="preserve"> PAGEREF _Toc227614819 \h </w:instrText>
+          <w:instrText xml:space="preserve"> PAGEREF _Toc228997842 \h </w:instrText>
         </w:r>
         <w:r>
           <w:rPr>
@@ -2884,6 +3215,510 @@
             <w:webHidden/>
           </w:rPr>
           <w:t>11</w:t>
+        </w:r>
+        <w:r>
+          <w:rPr>
+            <w:noProof/>
+            <w:webHidden/>
+          </w:rPr>
+          <w:fldChar w:fldCharType="end"/>
+        </w:r>
+      </w:hyperlink>
+    </w:p>
+    <w:p>
+      <w:pPr>
+        <w:pStyle w:val="Sumrio1"/>
+        <w:tabs>
+          <w:tab w:val="right" w:leader="dot" w:pos="9181"/>
+        </w:tabs>
+        <w:rPr>
+          <w:rFonts w:asciiTheme="minorHAnsi" w:eastAsiaTheme="minorEastAsia" w:hAnsiTheme="minorHAnsi" w:cstheme="minorBidi"/>
+          <w:noProof/>
+          <w:kern w:val="2"/>
+          <w:szCs w:val="24"/>
+          <w14:ligatures w14:val="standardContextual"/>
+        </w:rPr>
+      </w:pPr>
+      <w:hyperlink w:anchor="_Toc228997843" w:history="1">
+        <w:r>
+          <w:rPr>
+            <w:rStyle w:val="Hyperlink"/>
+            <w:noProof/>
+          </w:rPr>
+          <w:t>Aula dia 22/04/2026 – Atualização da Documentação e conferir dados do BD com Software</w:t>
+        </w:r>
+        <w:r>
+          <w:rPr>
+            <w:noProof/>
+            <w:webHidden/>
+          </w:rPr>
+          <w:tab/>
+        </w:r>
+        <w:r>
+          <w:rPr>
+            <w:noProof/>
+            <w:webHidden/>
+          </w:rPr>
+          <w:fldChar w:fldCharType="begin"/>
+        </w:r>
+        <w:r>
+          <w:rPr>
+            <w:noProof/>
+            <w:webHidden/>
+          </w:rPr>
+          <w:instrText xml:space="preserve"> PAGEREF _Toc228997843 \h </w:instrText>
+        </w:r>
+        <w:r>
+          <w:rPr>
+            <w:noProof/>
+            <w:webHidden/>
+          </w:rPr>
+        </w:r>
+        <w:r>
+          <w:rPr>
+            <w:noProof/>
+            <w:webHidden/>
+          </w:rPr>
+          <w:fldChar w:fldCharType="separate"/>
+        </w:r>
+        <w:r>
+          <w:rPr>
+            <w:noProof/>
+            <w:webHidden/>
+          </w:rPr>
+          <w:t>12</w:t>
+        </w:r>
+        <w:r>
+          <w:rPr>
+            <w:noProof/>
+            <w:webHidden/>
+          </w:rPr>
+          <w:fldChar w:fldCharType="end"/>
+        </w:r>
+      </w:hyperlink>
+    </w:p>
+    <w:p>
+      <w:pPr>
+        <w:pStyle w:val="Sumrio1"/>
+        <w:tabs>
+          <w:tab w:val="right" w:leader="dot" w:pos="9181"/>
+        </w:tabs>
+        <w:rPr>
+          <w:rFonts w:asciiTheme="minorHAnsi" w:eastAsiaTheme="minorEastAsia" w:hAnsiTheme="minorHAnsi" w:cstheme="minorBidi"/>
+          <w:noProof/>
+          <w:kern w:val="2"/>
+          <w:szCs w:val="24"/>
+          <w14:ligatures w14:val="standardContextual"/>
+        </w:rPr>
+      </w:pPr>
+      <w:hyperlink w:anchor="_Toc228997844" w:history="1">
+        <w:r>
+          <w:rPr>
+            <w:rStyle w:val="Hyperlink"/>
+            <w:noProof/>
+          </w:rPr>
+          <w:t>Mudanças Dia 24/04/2026 – Documentação das telas de Apólices e Cobranças</w:t>
+        </w:r>
+        <w:r>
+          <w:rPr>
+            <w:noProof/>
+            <w:webHidden/>
+          </w:rPr>
+          <w:tab/>
+        </w:r>
+        <w:r>
+          <w:rPr>
+            <w:noProof/>
+            <w:webHidden/>
+          </w:rPr>
+          <w:fldChar w:fldCharType="begin"/>
+        </w:r>
+        <w:r>
+          <w:rPr>
+            <w:noProof/>
+            <w:webHidden/>
+          </w:rPr>
+          <w:instrText xml:space="preserve"> PAGEREF _Toc228997844 \h </w:instrText>
+        </w:r>
+        <w:r>
+          <w:rPr>
+            <w:noProof/>
+            <w:webHidden/>
+          </w:rPr>
+        </w:r>
+        <w:r>
+          <w:rPr>
+            <w:noProof/>
+            <w:webHidden/>
+          </w:rPr>
+          <w:fldChar w:fldCharType="separate"/>
+        </w:r>
+        <w:r>
+          <w:rPr>
+            <w:noProof/>
+            <w:webHidden/>
+          </w:rPr>
+          <w:t>13</w:t>
+        </w:r>
+        <w:r>
+          <w:rPr>
+            <w:noProof/>
+            <w:webHidden/>
+          </w:rPr>
+          <w:fldChar w:fldCharType="end"/>
+        </w:r>
+      </w:hyperlink>
+    </w:p>
+    <w:p>
+      <w:pPr>
+        <w:pStyle w:val="Sumrio1"/>
+        <w:tabs>
+          <w:tab w:val="right" w:leader="dot" w:pos="9181"/>
+        </w:tabs>
+        <w:rPr>
+          <w:rFonts w:asciiTheme="minorHAnsi" w:eastAsiaTheme="minorEastAsia" w:hAnsiTheme="minorHAnsi" w:cstheme="minorBidi"/>
+          <w:noProof/>
+          <w:kern w:val="2"/>
+          <w:szCs w:val="24"/>
+          <w14:ligatures w14:val="standardContextual"/>
+        </w:rPr>
+      </w:pPr>
+      <w:hyperlink w:anchor="_Toc228997845" w:history="1">
+        <w:r>
+          <w:rPr>
+            <w:rStyle w:val="Hyperlink"/>
+            <w:noProof/>
+          </w:rPr>
+          <w:t>Aula dia 29/04/2026 –</w:t>
+        </w:r>
+        <w:r>
+          <w:rPr>
+            <w:noProof/>
+            <w:webHidden/>
+          </w:rPr>
+          <w:tab/>
+        </w:r>
+        <w:r>
+          <w:rPr>
+            <w:noProof/>
+            <w:webHidden/>
+          </w:rPr>
+          <w:fldChar w:fldCharType="begin"/>
+        </w:r>
+        <w:r>
+          <w:rPr>
+            <w:noProof/>
+            <w:webHidden/>
+          </w:rPr>
+          <w:instrText xml:space="preserve"> PAGEREF _Toc228997845 \h </w:instrText>
+        </w:r>
+        <w:r>
+          <w:rPr>
+            <w:noProof/>
+            <w:webHidden/>
+          </w:rPr>
+        </w:r>
+        <w:r>
+          <w:rPr>
+            <w:noProof/>
+            <w:webHidden/>
+          </w:rPr>
+          <w:fldChar w:fldCharType="separate"/>
+        </w:r>
+        <w:r>
+          <w:rPr>
+            <w:noProof/>
+            <w:webHidden/>
+          </w:rPr>
+          <w:t>13</w:t>
+        </w:r>
+        <w:r>
+          <w:rPr>
+            <w:noProof/>
+            <w:webHidden/>
+          </w:rPr>
+          <w:fldChar w:fldCharType="end"/>
+        </w:r>
+      </w:hyperlink>
+    </w:p>
+    <w:p>
+      <w:pPr>
+        <w:pStyle w:val="Sumrio1"/>
+        <w:tabs>
+          <w:tab w:val="right" w:leader="dot" w:pos="9181"/>
+        </w:tabs>
+        <w:rPr>
+          <w:rFonts w:asciiTheme="minorHAnsi" w:eastAsiaTheme="minorEastAsia" w:hAnsiTheme="minorHAnsi" w:cstheme="minorBidi"/>
+          <w:noProof/>
+          <w:kern w:val="2"/>
+          <w:szCs w:val="24"/>
+          <w14:ligatures w14:val="standardContextual"/>
+        </w:rPr>
+      </w:pPr>
+      <w:hyperlink w:anchor="_Toc228997846" w:history="1">
+        <w:r>
+          <w:rPr>
+            <w:rStyle w:val="Hyperlink"/>
+            <w:noProof/>
+          </w:rPr>
+          <w:t>Aula dia 01/05/2026 –</w:t>
+        </w:r>
+        <w:r>
+          <w:rPr>
+            <w:noProof/>
+            <w:webHidden/>
+          </w:rPr>
+          <w:tab/>
+        </w:r>
+        <w:r>
+          <w:rPr>
+            <w:noProof/>
+            <w:webHidden/>
+          </w:rPr>
+          <w:fldChar w:fldCharType="begin"/>
+        </w:r>
+        <w:r>
+          <w:rPr>
+            <w:noProof/>
+            <w:webHidden/>
+          </w:rPr>
+          <w:instrText xml:space="preserve"> PAGEREF _Toc228997846 \h </w:instrText>
+        </w:r>
+        <w:r>
+          <w:rPr>
+            <w:noProof/>
+            <w:webHidden/>
+          </w:rPr>
+        </w:r>
+        <w:r>
+          <w:rPr>
+            <w:noProof/>
+            <w:webHidden/>
+          </w:rPr>
+          <w:fldChar w:fldCharType="separate"/>
+        </w:r>
+        <w:r>
+          <w:rPr>
+            <w:noProof/>
+            <w:webHidden/>
+          </w:rPr>
+          <w:t>14</w:t>
+        </w:r>
+        <w:r>
+          <w:rPr>
+            <w:noProof/>
+            <w:webHidden/>
+          </w:rPr>
+          <w:fldChar w:fldCharType="end"/>
+        </w:r>
+      </w:hyperlink>
+    </w:p>
+    <w:p>
+      <w:pPr>
+        <w:pStyle w:val="Sumrio1"/>
+        <w:tabs>
+          <w:tab w:val="right" w:leader="dot" w:pos="9181"/>
+        </w:tabs>
+        <w:rPr>
+          <w:rFonts w:asciiTheme="minorHAnsi" w:eastAsiaTheme="minorEastAsia" w:hAnsiTheme="minorHAnsi" w:cstheme="minorBidi"/>
+          <w:noProof/>
+          <w:kern w:val="2"/>
+          <w:szCs w:val="24"/>
+          <w14:ligatures w14:val="standardContextual"/>
+        </w:rPr>
+      </w:pPr>
+      <w:hyperlink w:anchor="_Toc228997847" w:history="1">
+        <w:r>
+          <w:rPr>
+            <w:rStyle w:val="Hyperlink"/>
+            <w:noProof/>
+          </w:rPr>
+          <w:t>Reunião dia 04/05/2026 – Alinhamento de objetivos</w:t>
+        </w:r>
+        <w:r>
+          <w:rPr>
+            <w:noProof/>
+            <w:webHidden/>
+          </w:rPr>
+          <w:tab/>
+        </w:r>
+        <w:r>
+          <w:rPr>
+            <w:noProof/>
+            <w:webHidden/>
+          </w:rPr>
+          <w:fldChar w:fldCharType="begin"/>
+        </w:r>
+        <w:r>
+          <w:rPr>
+            <w:noProof/>
+            <w:webHidden/>
+          </w:rPr>
+          <w:instrText xml:space="preserve"> PAGEREF _Toc228997847 \h </w:instrText>
+        </w:r>
+        <w:r>
+          <w:rPr>
+            <w:noProof/>
+            <w:webHidden/>
+          </w:rPr>
+        </w:r>
+        <w:r>
+          <w:rPr>
+            <w:noProof/>
+            <w:webHidden/>
+          </w:rPr>
+          <w:fldChar w:fldCharType="separate"/>
+        </w:r>
+        <w:r>
+          <w:rPr>
+            <w:noProof/>
+            <w:webHidden/>
+          </w:rPr>
+          <w:t>14</w:t>
+        </w:r>
+        <w:r>
+          <w:rPr>
+            <w:noProof/>
+            <w:webHidden/>
+          </w:rPr>
+          <w:fldChar w:fldCharType="end"/>
+        </w:r>
+      </w:hyperlink>
+    </w:p>
+    <w:p>
+      <w:pPr>
+        <w:pStyle w:val="Sumrio1"/>
+        <w:tabs>
+          <w:tab w:val="right" w:leader="dot" w:pos="9181"/>
+        </w:tabs>
+        <w:rPr>
+          <w:rFonts w:asciiTheme="minorHAnsi" w:eastAsiaTheme="minorEastAsia" w:hAnsiTheme="minorHAnsi" w:cstheme="minorBidi"/>
+          <w:noProof/>
+          <w:kern w:val="2"/>
+          <w:szCs w:val="24"/>
+          <w14:ligatures w14:val="standardContextual"/>
+        </w:rPr>
+      </w:pPr>
+      <w:hyperlink w:anchor="_Toc228997848" w:history="1">
+        <w:r>
+          <w:rPr>
+            <w:rStyle w:val="Hyperlink"/>
+            <w:noProof/>
+          </w:rPr>
+          <w:t>Atualizações dia 05/05/2026 – Criação das models, migrations e controllers para ramos, seguradoras e parcelas.</w:t>
+        </w:r>
+        <w:r>
+          <w:rPr>
+            <w:noProof/>
+            <w:webHidden/>
+          </w:rPr>
+          <w:tab/>
+        </w:r>
+        <w:r>
+          <w:rPr>
+            <w:noProof/>
+            <w:webHidden/>
+          </w:rPr>
+          <w:fldChar w:fldCharType="begin"/>
+        </w:r>
+        <w:r>
+          <w:rPr>
+            <w:noProof/>
+            <w:webHidden/>
+          </w:rPr>
+          <w:instrText xml:space="preserve"> PAGEREF _Toc228997848 \h </w:instrText>
+        </w:r>
+        <w:r>
+          <w:rPr>
+            <w:noProof/>
+            <w:webHidden/>
+          </w:rPr>
+        </w:r>
+        <w:r>
+          <w:rPr>
+            <w:noProof/>
+            <w:webHidden/>
+          </w:rPr>
+          <w:fldChar w:fldCharType="separate"/>
+        </w:r>
+        <w:r>
+          <w:rPr>
+            <w:noProof/>
+            <w:webHidden/>
+          </w:rPr>
+          <w:t>14</w:t>
+        </w:r>
+        <w:r>
+          <w:rPr>
+            <w:noProof/>
+            <w:webHidden/>
+          </w:rPr>
+          <w:fldChar w:fldCharType="end"/>
+        </w:r>
+      </w:hyperlink>
+    </w:p>
+    <w:p>
+      <w:pPr>
+        <w:pStyle w:val="Sumrio1"/>
+        <w:tabs>
+          <w:tab w:val="right" w:leader="dot" w:pos="9181"/>
+        </w:tabs>
+        <w:rPr>
+          <w:rFonts w:asciiTheme="minorHAnsi" w:eastAsiaTheme="minorEastAsia" w:hAnsiTheme="minorHAnsi" w:cstheme="minorBidi"/>
+          <w:noProof/>
+          <w:kern w:val="2"/>
+          <w:szCs w:val="24"/>
+          <w14:ligatures w14:val="standardContextual"/>
+        </w:rPr>
+      </w:pPr>
+      <w:hyperlink w:anchor="_Toc228997849" w:history="1">
+        <w:r>
+          <w:rPr>
+            <w:rStyle w:val="Hyperlink"/>
+            <w:noProof/>
+          </w:rPr>
+          <w:t>Aula dia 06/05/2026 – Verificação do andamento do Software</w:t>
+        </w:r>
+        <w:r>
+          <w:rPr>
+            <w:noProof/>
+            <w:webHidden/>
+          </w:rPr>
+          <w:tab/>
+        </w:r>
+        <w:r>
+          <w:rPr>
+            <w:noProof/>
+            <w:webHidden/>
+          </w:rPr>
+          <w:fldChar w:fldCharType="begin"/>
+        </w:r>
+        <w:r>
+          <w:rPr>
+            <w:noProof/>
+            <w:webHidden/>
+          </w:rPr>
+          <w:instrText xml:space="preserve"> PAGEREF _Toc228997849 \h </w:instrText>
+        </w:r>
+        <w:r>
+          <w:rPr>
+            <w:noProof/>
+            <w:webHidden/>
+          </w:rPr>
+        </w:r>
+        <w:r>
+          <w:rPr>
+            <w:noProof/>
+            <w:webHidden/>
+          </w:rPr>
+          <w:fldChar w:fldCharType="separate"/>
+        </w:r>
+        <w:r>
+          <w:rPr>
+            <w:noProof/>
+            <w:webHidden/>
+          </w:rPr>
+          <w:t>14</w:t>
         </w:r>
         <w:r>
           <w:rPr>
@@ -2920,7 +3755,7 @@
       <w:pPr>
         <w:pStyle w:val="Ttulo1"/>
       </w:pPr>
-      <w:bookmarkStart w:id="4" w:name="_Toc227614795"/>
+      <w:bookmarkStart w:id="4" w:name="_Toc228997818"/>
       <w:r>
         <w:lastRenderedPageBreak/>
         <w:t>Aula dia 1</w:t>
@@ -2950,7 +3785,7 @@
         </w:rPr>
       </w:pPr>
       <w:bookmarkStart w:id="5" w:name="_Toc224316816"/>
-      <w:bookmarkStart w:id="6" w:name="_Toc227614796"/>
+      <w:bookmarkStart w:id="6" w:name="_Toc228997819"/>
       <w:r>
         <w:t>Aula dia 1</w:t>
       </w:r>
@@ -2966,7 +3801,6 @@
       <w:r>
         <w:t xml:space="preserve"> </w:t>
       </w:r>
-      <w:proofErr w:type="spellStart"/>
       <w:r>
         <w:rPr>
           <w:rStyle w:val="Ttulo1Char"/>
@@ -2976,26 +3810,17 @@
       </w:r>
       <w:bookmarkEnd w:id="5"/>
       <w:bookmarkEnd w:id="6"/>
-      <w:proofErr w:type="spellEnd"/>
-    </w:p>
-    <w:p>
-      <w:r>
-        <w:t xml:space="preserve">Nesse dia as duas últimas aulas ficaram disponível para o </w:t>
-      </w:r>
-      <w:proofErr w:type="spellStart"/>
-      <w:r>
-        <w:t>CarnaLiceu</w:t>
-      </w:r>
-      <w:proofErr w:type="spellEnd"/>
-      <w:r>
-        <w:t>.</w:t>
+    </w:p>
+    <w:p>
+      <w:r>
+        <w:t>Nesse dia as duas últimas aulas ficaram disponível para o CarnaLiceu.</w:t>
       </w:r>
     </w:p>
     <w:p>
       <w:pPr>
         <w:pStyle w:val="Ttulo1"/>
       </w:pPr>
-      <w:bookmarkStart w:id="7" w:name="_Toc227614797"/>
+      <w:bookmarkStart w:id="7" w:name="_Toc228997820"/>
       <w:r>
         <w:t xml:space="preserve">Aula dia </w:t>
       </w:r>
@@ -3038,7 +3863,7 @@
       <w:pPr>
         <w:pStyle w:val="Ttulo1"/>
       </w:pPr>
-      <w:bookmarkStart w:id="8" w:name="_Toc227614798"/>
+      <w:bookmarkStart w:id="8" w:name="_Toc228997821"/>
       <w:r>
         <w:t>Aula dia 2</w:t>
       </w:r>
@@ -3143,11 +3968,10 @@
     </w:p>
     <w:p>
       <w:pPr>
-        <w:pStyle w:val="Legenda"/>
-        <w:keepNext/>
+        <w:pStyle w:val="FiguraTCC"/>
       </w:pPr>
       <w:bookmarkStart w:id="9" w:name="_Toc224632226"/>
-      <w:bookmarkStart w:id="10" w:name="_Toc227614788"/>
+      <w:bookmarkStart w:id="10" w:name="_Toc228997850"/>
       <w:r>
         <w:t xml:space="preserve">Figura </w:t>
       </w:r>
@@ -3179,10 +4003,10 @@
       <w:bookmarkEnd w:id="10"/>
     </w:p>
     <w:p>
-      <w:r>
-        <w:rPr>
-          <w:noProof/>
-        </w:rPr>
+      <w:pPr>
+        <w:pStyle w:val="ImagemTCC2026"/>
+      </w:pPr>
+      <w:r>
         <w:drawing>
           <wp:inline distT="0" distB="0" distL="0" distR="0" wp14:anchorId="33184F78" wp14:editId="46AD800A">
             <wp:extent cx="2744255" cy="2539989"/>
@@ -3270,7 +4094,7 @@
       <w:pPr>
         <w:pStyle w:val="Ttulo1"/>
       </w:pPr>
-      <w:bookmarkStart w:id="11" w:name="_Toc227614799"/>
+      <w:bookmarkStart w:id="11" w:name="_Toc228997822"/>
       <w:r>
         <w:t>Aula dia 02/03/2026 – Feriado</w:t>
       </w:r>
@@ -3288,7 +4112,7 @@
       <w:pPr>
         <w:pStyle w:val="Ttulo1"/>
       </w:pPr>
-      <w:bookmarkStart w:id="12" w:name="_Toc227614800"/>
+      <w:bookmarkStart w:id="12" w:name="_Toc228997823"/>
       <w:r>
         <w:t>Aula dia 03/03/2026 – Aula para revisão do projeto</w:t>
       </w:r>
@@ -3319,10 +4143,10 @@
     </w:p>
     <w:p>
       <w:pPr>
-        <w:pStyle w:val="Legenda"/>
+        <w:pStyle w:val="FiguraTCC"/>
       </w:pPr>
       <w:bookmarkStart w:id="13" w:name="_Toc224632227"/>
-      <w:bookmarkStart w:id="14" w:name="_Toc227614789"/>
+      <w:bookmarkStart w:id="14" w:name="_Toc228997851"/>
       <w:r>
         <w:t xml:space="preserve">Figura </w:t>
       </w:r>
@@ -3354,12 +4178,12 @@
       <w:bookmarkEnd w:id="14"/>
     </w:p>
     <w:p>
-      <w:r>
-        <w:rPr>
-          <w:noProof/>
-        </w:rPr>
+      <w:pPr>
+        <w:pStyle w:val="ImagemTCC2026"/>
+      </w:pPr>
+      <w:r>
         <w:drawing>
-          <wp:inline distT="0" distB="0" distL="0" distR="0" wp14:anchorId="0915EA7C" wp14:editId="4378752C">
+          <wp:inline distT="0" distB="0" distL="0" distR="0" wp14:anchorId="0915EA7C" wp14:editId="2FB702F5">
             <wp:extent cx="5836285" cy="1703070"/>
             <wp:effectExtent l="0" t="0" r="0" b="0"/>
             <wp:docPr id="2" name="Imagem 2"/>
@@ -3446,7 +4270,7 @@
       <w:pPr>
         <w:pStyle w:val="Ttulo1"/>
       </w:pPr>
-      <w:bookmarkStart w:id="15" w:name="_Toc227614801"/>
+      <w:bookmarkStart w:id="15" w:name="_Toc228997824"/>
       <w:r>
         <w:t>Aula dia 09/03/2026 – Orientação sobre documentação e prototipação</w:t>
       </w:r>
@@ -3465,15 +4289,7 @@
         <w:pStyle w:val="ParagrafoTCC2025"/>
       </w:pPr>
       <w:r>
-        <w:t xml:space="preserve">A outra metade do grupo criou contas no site </w:t>
-      </w:r>
-      <w:proofErr w:type="spellStart"/>
-      <w:r>
-        <w:t>Figma</w:t>
-      </w:r>
-      <w:proofErr w:type="spellEnd"/>
-      <w:r>
-        <w:t xml:space="preserve"> e começaram a criar os exemplos de como seria o design das páginas do site. Abaixou o exemplo da página de login:</w:t>
+        <w:t>A outra metade do grupo criou contas no site Figma e começaram a criar os exemplos de como seria o design das páginas do site. Abaixou o exemplo da página de login:</w:t>
       </w:r>
     </w:p>
     <w:p>
@@ -3481,30 +4297,14 @@
         <w:pStyle w:val="ParagrafoTCC2025"/>
       </w:pPr>
       <w:r>
-        <w:t xml:space="preserve">Essa foi a ideia inicial para o projeto, que mais tarde seria alterada. Seria utilizado o Visual Studio </w:t>
-      </w:r>
-      <w:proofErr w:type="spellStart"/>
-      <w:r>
-        <w:t>Code</w:t>
-      </w:r>
-      <w:proofErr w:type="spellEnd"/>
-      <w:r>
-        <w:t xml:space="preserve"> (VS </w:t>
-      </w:r>
-      <w:proofErr w:type="spellStart"/>
-      <w:r>
-        <w:t>Code</w:t>
-      </w:r>
-      <w:proofErr w:type="spellEnd"/>
-      <w:r>
-        <w:t>) durante boa parte da programação do projeto.</w:t>
+        <w:t>Essa foi a ideia inicial para o projeto, que mais tarde seria alterada. Seria utilizado o Visual Studio Code (VS Code) durante boa parte da programação do projeto.</w:t>
       </w:r>
     </w:p>
     <w:p>
       <w:pPr>
         <w:pStyle w:val="Ttulo1"/>
       </w:pPr>
-      <w:bookmarkStart w:id="16" w:name="_Toc227614802"/>
+      <w:bookmarkStart w:id="16" w:name="_Toc228997825"/>
       <w:r>
         <w:lastRenderedPageBreak/>
         <w:t>Reunião dia 03/03/2026 – Definição do Tema do projeto</w:t>
@@ -3516,30 +4316,14 @@
         <w:pStyle w:val="ParagrafoTCC2025"/>
       </w:pPr>
       <w:r>
-        <w:t xml:space="preserve">Foi Realizada uma reunião no aplicativo </w:t>
-      </w:r>
-      <w:proofErr w:type="spellStart"/>
-      <w:r>
-        <w:t>Discord</w:t>
-      </w:r>
-      <w:proofErr w:type="spellEnd"/>
-      <w:r>
-        <w:t xml:space="preserve"> para discussão e </w:t>
-      </w:r>
-      <w:proofErr w:type="spellStart"/>
-      <w:r>
-        <w:t>conscentimento</w:t>
-      </w:r>
-      <w:proofErr w:type="spellEnd"/>
-      <w:r>
-        <w:t xml:space="preserve"> do tema final do projeto.</w:t>
+        <w:t>Foi Realizada uma reunião no aplicativo Discord para discussão e conscentimento do tema final do projeto.</w:t>
       </w:r>
     </w:p>
     <w:p>
       <w:pPr>
         <w:pStyle w:val="Ttulo1"/>
       </w:pPr>
-      <w:bookmarkStart w:id="17" w:name="_Toc227614803"/>
+      <w:bookmarkStart w:id="17" w:name="_Toc228997826"/>
       <w:r>
         <w:t xml:space="preserve">Reunião dia 06/03/2026 – </w:t>
       </w:r>
@@ -3553,30 +4337,14 @@
         <w:pStyle w:val="ParagrafoTCC2025"/>
       </w:pPr>
       <w:r>
-        <w:t xml:space="preserve">Foi Realizada uma reunião no aplicativo </w:t>
-      </w:r>
-      <w:proofErr w:type="spellStart"/>
-      <w:r>
-        <w:t>Discord</w:t>
-      </w:r>
-      <w:proofErr w:type="spellEnd"/>
-      <w:r>
-        <w:t xml:space="preserve"> para uso e aprendizado da ferramenta </w:t>
-      </w:r>
-      <w:proofErr w:type="spellStart"/>
-      <w:r>
-        <w:t>Figma</w:t>
-      </w:r>
-      <w:proofErr w:type="spellEnd"/>
-      <w:r>
-        <w:t xml:space="preserve"> AI para prototipagem e ideias prévias do Projeto</w:t>
+        <w:t>Foi Realizada uma reunião no aplicativo Discord para uso e aprendizado da ferramenta Figma AI para prototipagem e ideias prévias do Projeto</w:t>
       </w:r>
     </w:p>
     <w:p>
       <w:pPr>
         <w:pStyle w:val="Ttulo1"/>
       </w:pPr>
-      <w:bookmarkStart w:id="18" w:name="_Toc227614804"/>
+      <w:bookmarkStart w:id="18" w:name="_Toc228997827"/>
       <w:r>
         <w:t>Aula dia 10/03/2026 – Continuação da aula do dia 09/03</w:t>
       </w:r>
@@ -3595,15 +4363,7 @@
         <w:pStyle w:val="ParagrafoTCC2025"/>
       </w:pPr>
       <w:r>
-        <w:t xml:space="preserve">A outra metade do grupo criou contas no site </w:t>
-      </w:r>
-      <w:proofErr w:type="spellStart"/>
-      <w:r>
-        <w:t>Figma</w:t>
-      </w:r>
-      <w:proofErr w:type="spellEnd"/>
-      <w:r>
-        <w:t xml:space="preserve"> e começaram a criar os exemplos de como seria o design das páginas do site. Abaixou o exemplo da página de login:</w:t>
+        <w:t>A outra metade do grupo criou contas no site Figma e começaram a criar os exemplos de como seria o design das páginas do site. Abaixou o exemplo da página de login:</w:t>
       </w:r>
     </w:p>
     <w:p>
@@ -3611,54 +4371,25 @@
         <w:pStyle w:val="ParagrafoTCC2025"/>
       </w:pPr>
       <w:r>
-        <w:t xml:space="preserve">Essa foi a ideia inicial para o projeto, que mais tarde seria alterada. Seria utilizado o Visual Studio </w:t>
-      </w:r>
-      <w:proofErr w:type="spellStart"/>
-      <w:r>
-        <w:t>Code</w:t>
-      </w:r>
-      <w:proofErr w:type="spellEnd"/>
-      <w:r>
-        <w:t xml:space="preserve"> (VS </w:t>
-      </w:r>
-      <w:proofErr w:type="spellStart"/>
-      <w:r>
-        <w:t>Code</w:t>
-      </w:r>
-      <w:proofErr w:type="spellEnd"/>
-      <w:r>
-        <w:t>) durante boa parte da programação do projeto.</w:t>
+        <w:t>Essa foi a ideia inicial para o projeto, que mais tarde seria alterada. Seria utilizado o Visual Studio Code (VS Code) durante boa parte da programação do projeto.</w:t>
       </w:r>
     </w:p>
     <w:p>
       <w:pPr>
         <w:pStyle w:val="Ttulo1"/>
       </w:pPr>
-      <w:bookmarkStart w:id="19" w:name="_Toc227614805"/>
-      <w:r>
-        <w:t>Reunião dia 11/03/2026 – Definição de base para Front-</w:t>
-      </w:r>
-      <w:proofErr w:type="spellStart"/>
-      <w:r>
-        <w:t>End</w:t>
+      <w:bookmarkStart w:id="19" w:name="_Toc228997828"/>
+      <w:r>
+        <w:t>Reunião dia 11/03/2026 – Definição de base para Front-End</w:t>
       </w:r>
       <w:bookmarkEnd w:id="19"/>
-      <w:proofErr w:type="spellEnd"/>
     </w:p>
     <w:p>
       <w:pPr>
         <w:pStyle w:val="ParagrafoTCC2025"/>
       </w:pPr>
       <w:r>
-        <w:t xml:space="preserve">Uso da Ferramenta </w:t>
-      </w:r>
-      <w:proofErr w:type="spellStart"/>
-      <w:r>
-        <w:t>Figma</w:t>
-      </w:r>
-      <w:proofErr w:type="spellEnd"/>
-      <w:r>
-        <w:t xml:space="preserve"> AI para criação de um modelo base para Front-End</w:t>
+        <w:t>Uso da Ferramenta Figma AI para criação de um modelo base para Front-End</w:t>
       </w:r>
       <w:r>
         <w:t>.</w:t>
@@ -3666,50 +4397,45 @@
     </w:p>
     <w:p>
       <w:pPr>
-        <w:pStyle w:val="Legenda"/>
+        <w:pStyle w:val="FiguraTCC"/>
+      </w:pPr>
+      <w:bookmarkStart w:id="20" w:name="_Toc228997852"/>
+      <w:r>
+        <w:t xml:space="preserve">Figura </w:t>
+      </w:r>
+      <w:r>
+        <w:fldChar w:fldCharType="begin"/>
+      </w:r>
+      <w:r>
+        <w:instrText xml:space="preserve"> SEQ Figura \* ARABIC </w:instrText>
+      </w:r>
+      <w:r>
+        <w:fldChar w:fldCharType="separate"/>
+      </w:r>
+      <w:r>
+        <w:rPr>
+          <w:noProof/>
+        </w:rPr>
+        <w:t>3</w:t>
+      </w:r>
+      <w:r>
+        <w:rPr>
+          <w:noProof/>
+        </w:rPr>
+        <w:fldChar w:fldCharType="end"/>
+      </w:r>
+      <w:r>
+        <w:t xml:space="preserve"> -</w:t>
+      </w:r>
+      <w:r>
+        <w:t xml:space="preserve"> Modelo base definido para Fron-End</w:t>
+      </w:r>
+      <w:bookmarkEnd w:id="20"/>
+    </w:p>
+    <w:p>
+      <w:pPr>
+        <w:pStyle w:val="ImagemTCC2026"/>
         <w:keepNext/>
-      </w:pPr>
-      <w:bookmarkStart w:id="20" w:name="_Toc227614790"/>
-      <w:r>
-        <w:t xml:space="preserve">Figura </w:t>
-      </w:r>
-      <w:r>
-        <w:fldChar w:fldCharType="begin"/>
-      </w:r>
-      <w:r>
-        <w:instrText xml:space="preserve"> SEQ Figura \* ARABIC </w:instrText>
-      </w:r>
-      <w:r>
-        <w:fldChar w:fldCharType="separate"/>
-      </w:r>
-      <w:r>
-        <w:rPr>
-          <w:noProof/>
-        </w:rPr>
-        <w:t>3</w:t>
-      </w:r>
-      <w:r>
-        <w:rPr>
-          <w:noProof/>
-        </w:rPr>
-        <w:fldChar w:fldCharType="end"/>
-      </w:r>
-      <w:r>
-        <w:t xml:space="preserve"> -</w:t>
-      </w:r>
-      <w:r>
-        <w:t xml:space="preserve"> Modelo base definido para </w:t>
-      </w:r>
-      <w:proofErr w:type="spellStart"/>
-      <w:r>
-        <w:t>Fron-End</w:t>
-      </w:r>
-      <w:bookmarkEnd w:id="20"/>
-      <w:proofErr w:type="spellEnd"/>
-    </w:p>
-    <w:p>
-      <w:pPr>
-        <w:pStyle w:val="ImagemTCC2026"/>
       </w:pPr>
       <w:r>
         <w:drawing>
@@ -3764,6 +4490,14 @@
     </w:p>
     <w:p>
       <w:pPr>
+        <w:pStyle w:val="Legenda"/>
+      </w:pPr>
+      <w:r>
+        <w:t>Fonte: Feito por Os Autores</w:t>
+      </w:r>
+    </w:p>
+    <w:p>
+      <w:pPr>
         <w:jc w:val="both"/>
       </w:pPr>
     </w:p>
@@ -3771,7 +4505,7 @@
       <w:pPr>
         <w:pStyle w:val="Ttulo1"/>
       </w:pPr>
-      <w:bookmarkStart w:id="21" w:name="_Toc227614806"/>
+      <w:bookmarkStart w:id="21" w:name="_Toc228997829"/>
       <w:r>
         <w:lastRenderedPageBreak/>
         <w:t>Aula dia 16/03/2026 – Formatação da documentação e prototipação</w:t>
@@ -3783,29 +4517,13 @@
         <w:pStyle w:val="ParagrafoTCC2025"/>
       </w:pPr>
       <w:r>
-        <w:t xml:space="preserve">Os grupos foram divididos, os </w:t>
-      </w:r>
-      <w:proofErr w:type="spellStart"/>
-      <w:r>
-        <w:t>devops</w:t>
-      </w:r>
-      <w:proofErr w:type="spellEnd"/>
-      <w:r>
-        <w:t xml:space="preserve"> ficaram </w:t>
-      </w:r>
-      <w:proofErr w:type="spellStart"/>
-      <w:r>
-        <w:t>pro</w:t>
+        <w:t>Os grupos foram divididos, os devops ficaram pro</w:t>
       </w:r>
       <w:r>
         <w:t>to</w:t>
       </w:r>
       <w:r>
-        <w:t>tipando</w:t>
-      </w:r>
-      <w:proofErr w:type="spellEnd"/>
-      <w:r>
-        <w:t>, enquanto os responsáveis pela gestão e documentação, aprenderam as regras de gerenciamento e de organização da documentação.</w:t>
+        <w:t>tipando, enquanto os responsáveis pela gestão e documentação, aprenderam as regras de gerenciamento e de organização da documentação.</w:t>
       </w:r>
     </w:p>
     <w:p>
@@ -3813,15 +4531,7 @@
         <w:pStyle w:val="ParagrafoTCC2025"/>
       </w:pPr>
       <w:r>
-        <w:t xml:space="preserve">Nessa aula, o professor encaminhou por e-mail toda a documentação que regulamenta o TCC nas </w:t>
-      </w:r>
-      <w:proofErr w:type="spellStart"/>
-      <w:r>
-        <w:t>Etecs</w:t>
-      </w:r>
-      <w:proofErr w:type="spellEnd"/>
-      <w:r>
-        <w:t xml:space="preserve">. Na Figura </w:t>
+        <w:t xml:space="preserve">Nessa aula, o professor encaminhou por e-mail toda a documentação que regulamenta o TCC nas Etecs. Na Figura </w:t>
       </w:r>
       <w:r>
         <w:t>a</w:t>
@@ -3832,10 +4542,9 @@
     </w:p>
     <w:p>
       <w:pPr>
-        <w:pStyle w:val="Legenda"/>
-        <w:keepNext/>
-      </w:pPr>
-      <w:bookmarkStart w:id="22" w:name="_Toc227614791"/>
+        <w:pStyle w:val="FiguraTCC"/>
+      </w:pPr>
+      <w:bookmarkStart w:id="22" w:name="_Toc228997853"/>
       <w:r>
         <w:t xml:space="preserve">Figura </w:t>
       </w:r>
@@ -3867,12 +4576,9 @@
     </w:p>
     <w:p>
       <w:pPr>
-        <w:pStyle w:val="FiguraTCC"/>
-      </w:pPr>
-      <w:r>
-        <w:rPr>
-          <w:noProof/>
-        </w:rPr>
+        <w:pStyle w:val="ImagemTCC2026"/>
+      </w:pPr>
+      <w:r>
         <w:drawing>
           <wp:inline distT="0" distB="0" distL="0" distR="0" wp14:anchorId="00418710" wp14:editId="6CE720FD">
             <wp:extent cx="5836285" cy="1797685"/>
@@ -3921,15 +4627,7 @@
         <w:pStyle w:val="FonteTCC2025"/>
       </w:pPr>
       <w:r>
-        <w:t xml:space="preserve">Fonte: Imagem cedida por Heitor </w:t>
-      </w:r>
-      <w:proofErr w:type="spellStart"/>
-      <w:r>
-        <w:t>Simoneti</w:t>
-      </w:r>
-      <w:proofErr w:type="spellEnd"/>
-      <w:r>
-        <w:t xml:space="preserve"> do e-mail enviado pelo professor</w:t>
+        <w:t>Fonte: Imagem cedida por Heitor Simoneti do e-mail enviado pelo professor</w:t>
       </w:r>
     </w:p>
     <w:p>
@@ -3944,7 +4642,7 @@
       <w:pPr>
         <w:pStyle w:val="Ttulo1"/>
       </w:pPr>
-      <w:bookmarkStart w:id="23" w:name="_Toc227614807"/>
+      <w:bookmarkStart w:id="23" w:name="_Toc228997830"/>
       <w:r>
         <w:t>Aula dia 17/03/2026 – Continuação dos trabalhos da aula anterior</w:t>
       </w:r>
@@ -3970,7 +4668,7 @@
       <w:pPr>
         <w:pStyle w:val="Ttulo1"/>
       </w:pPr>
-      <w:bookmarkStart w:id="24" w:name="_Toc227614808"/>
+      <w:bookmarkStart w:id="24" w:name="_Toc228997831"/>
       <w:r>
         <w:t>Reunião dia 17/03/2026 – Definição de requisitos</w:t>
       </w:r>
@@ -3981,22 +4679,14 @@
         <w:pStyle w:val="ParagrafoTCC2025"/>
       </w:pPr>
       <w:r>
-        <w:t xml:space="preserve">Nesse dia, o membro Enzo </w:t>
-      </w:r>
-      <w:proofErr w:type="spellStart"/>
-      <w:r>
-        <w:t>Spineli</w:t>
-      </w:r>
-      <w:proofErr w:type="spellEnd"/>
-      <w:r>
-        <w:t xml:space="preserve"> faltou em aula para realizar o levantamento de requisitos com sua tia.</w:t>
+        <w:t>Nesse dia, o membro Enzo Spineli faltou em aula para realizar o levantamento de requisitos com sua tia.</w:t>
       </w:r>
     </w:p>
     <w:p>
       <w:pPr>
         <w:pStyle w:val="Ttulo1"/>
       </w:pPr>
-      <w:bookmarkStart w:id="25" w:name="_Toc227614809"/>
+      <w:bookmarkStart w:id="25" w:name="_Toc228997832"/>
       <w:r>
         <w:t>Aula dia 18/03/2026</w:t>
       </w:r>
@@ -4026,46 +4716,25 @@
       <w:pPr>
         <w:pStyle w:val="Ttulo1"/>
       </w:pPr>
-      <w:bookmarkStart w:id="26" w:name="_Toc227614810"/>
-      <w:r>
-        <w:t xml:space="preserve">Reunião dia 23/03/2026 - Gerenciamento de projetos e quadros </w:t>
-      </w:r>
-      <w:proofErr w:type="spellStart"/>
-      <w:r>
-        <w:t>Kanban</w:t>
+      <w:bookmarkStart w:id="26" w:name="_Toc228997833"/>
+      <w:r>
+        <w:t>Reunião dia 23/03/2026 - Gerenciamento de projetos e quadros Kanban</w:t>
       </w:r>
       <w:bookmarkEnd w:id="26"/>
-      <w:proofErr w:type="spellEnd"/>
     </w:p>
     <w:p>
       <w:pPr>
         <w:pStyle w:val="ParagrafoTCC2025"/>
       </w:pPr>
       <w:r>
-        <w:t xml:space="preserve">Na reunião de hoje foi escolhido o site </w:t>
-      </w:r>
-      <w:proofErr w:type="spellStart"/>
-      <w:r>
-        <w:t>Trello</w:t>
-      </w:r>
-      <w:proofErr w:type="spellEnd"/>
-      <w:r>
-        <w:t xml:space="preserve"> para Gerenciamento de projetos e quadros </w:t>
-      </w:r>
-      <w:proofErr w:type="spellStart"/>
-      <w:r>
-        <w:t>Kanban</w:t>
-      </w:r>
-      <w:proofErr w:type="spellEnd"/>
-      <w:r>
-        <w:t>, sendo usado para maior organização e definição de objetivos</w:t>
+        <w:t>Na reunião de hoje foi escolhido o site Trello para Gerenciamento de projetos e quadros Kanban, sendo usado para maior organização e definição de objetivos</w:t>
       </w:r>
     </w:p>
     <w:p>
       <w:pPr>
         <w:pStyle w:val="Ttulo1"/>
       </w:pPr>
-      <w:bookmarkStart w:id="27" w:name="_Toc227614811"/>
+      <w:bookmarkStart w:id="27" w:name="_Toc228997834"/>
       <w:r>
         <w:lastRenderedPageBreak/>
         <w:t xml:space="preserve">Aula dia </w:t>
@@ -4098,13 +4767,8 @@
         <w:t>andamento d</w:t>
       </w:r>
       <w:r>
-        <w:t xml:space="preserve">os projetos em classe do </w:t>
-      </w:r>
-      <w:proofErr w:type="spellStart"/>
-      <w:r>
-        <w:t>Figma</w:t>
-      </w:r>
-      <w:proofErr w:type="spellEnd"/>
+        <w:t>os projetos em classe do Figma</w:t>
+      </w:r>
       <w:r>
         <w:t>.</w:t>
       </w:r>
@@ -4113,7 +4777,7 @@
       <w:pPr>
         <w:pStyle w:val="Ttulo1"/>
       </w:pPr>
-      <w:bookmarkStart w:id="28" w:name="_Toc227614812"/>
+      <w:bookmarkStart w:id="28" w:name="_Toc228997835"/>
       <w:r>
         <w:t>Reunião dia 31/03/2026 – Alinhamento de projeto</w:t>
       </w:r>
@@ -4131,7 +4795,7 @@
       <w:pPr>
         <w:pStyle w:val="Ttulo1"/>
       </w:pPr>
-      <w:bookmarkStart w:id="29" w:name="_Toc227614813"/>
+      <w:bookmarkStart w:id="29" w:name="_Toc228997836"/>
       <w:r>
         <w:t>Aula dia 03/04/2026 – Discussão interna no grupo sobre BD</w:t>
       </w:r>
@@ -4152,7 +4816,7 @@
       <w:pPr>
         <w:pStyle w:val="Ttulo1"/>
       </w:pPr>
-      <w:bookmarkStart w:id="30" w:name="_Toc227614814"/>
+      <w:bookmarkStart w:id="30" w:name="_Toc228997837"/>
       <w:r>
         <w:t>Aula dia 08/04/2026 – Não houve aula</w:t>
       </w:r>
@@ -4170,7 +4834,7 @@
       <w:pPr>
         <w:pStyle w:val="Ttulo1"/>
       </w:pPr>
-      <w:bookmarkStart w:id="31" w:name="_Toc227614815"/>
+      <w:bookmarkStart w:id="31" w:name="_Toc228997838"/>
       <w:r>
         <w:t>Aula dia 10/04/2026 – Finalização da formatação da documentação geral</w:t>
       </w:r>
@@ -4184,22 +4848,14 @@
         <w:t xml:space="preserve">Neste dia foi </w:t>
       </w:r>
       <w:r>
-        <w:t xml:space="preserve">finalizada todas as formatações de documento geral para Documentação e </w:t>
-      </w:r>
-      <w:proofErr w:type="spellStart"/>
-      <w:r>
-        <w:t>Diario</w:t>
-      </w:r>
-      <w:proofErr w:type="spellEnd"/>
-      <w:r>
-        <w:t xml:space="preserve"> de Bordo pelo Professor Emerson Rodrigues.</w:t>
+        <w:t>finalizada todas as formatações de documento geral para Documentação e Diario de Bordo pelo Professor Emerson Rodrigues.</w:t>
       </w:r>
     </w:p>
     <w:p>
       <w:pPr>
         <w:pStyle w:val="Ttulo1"/>
       </w:pPr>
-      <w:bookmarkStart w:id="32" w:name="_Toc227614816"/>
+      <w:bookmarkStart w:id="32" w:name="_Toc228997839"/>
       <w:r>
         <w:t>Reunião dia 14/04/2026 – Configuração GitHub e alinhamento geral do projeto</w:t>
       </w:r>
@@ -4210,81 +4866,57 @@
         <w:pStyle w:val="ParagrafoTCC2025"/>
       </w:pPr>
       <w:r>
-        <w:t xml:space="preserve">Neste dia foi feito as configurações e </w:t>
-      </w:r>
-      <w:proofErr w:type="spellStart"/>
-      <w:r>
-        <w:t>upagem</w:t>
-      </w:r>
-      <w:proofErr w:type="spellEnd"/>
-      <w:r>
-        <w:t xml:space="preserve"> de arquivos para o Repositório do </w:t>
-      </w:r>
-      <w:proofErr w:type="spellStart"/>
-      <w:r>
-        <w:t>Github</w:t>
-      </w:r>
-      <w:proofErr w:type="spellEnd"/>
-      <w:r>
-        <w:t xml:space="preserve">, alinhamento do </w:t>
-      </w:r>
-      <w:proofErr w:type="spellStart"/>
-      <w:r>
-        <w:t>Trello</w:t>
-      </w:r>
-      <w:proofErr w:type="spellEnd"/>
-      <w:r>
-        <w:t xml:space="preserve"> e </w:t>
-      </w:r>
-      <w:proofErr w:type="spellStart"/>
-      <w:r>
-        <w:t>concensso</w:t>
-      </w:r>
-      <w:proofErr w:type="spellEnd"/>
-      <w:r>
-        <w:t xml:space="preserve"> geral do projeto.</w:t>
-      </w:r>
-    </w:p>
-    <w:p>
-      <w:pPr>
-        <w:pStyle w:val="Legenda"/>
-        <w:keepNext/>
-      </w:pPr>
-      <w:bookmarkStart w:id="33" w:name="_Toc227614792"/>
-      <w:r>
+        <w:t>Neste dia foi feito as configurações e upagem de arquivos para o Repositório do Github, alinhamento do Trello e concensso geral do projeto.</w:t>
+      </w:r>
+    </w:p>
+    <w:p>
+      <w:pPr>
+        <w:pStyle w:val="ImagemTCC2026"/>
+      </w:pPr>
+      <w:bookmarkStart w:id="33" w:name="_Toc228997854"/>
+      <w:r>
+        <w:rPr>
+          <w:rStyle w:val="FiguraTCCChar"/>
+        </w:rPr>
         <w:t xml:space="preserve">Figura </w:t>
       </w:r>
       <w:r>
+        <w:rPr>
+          <w:rStyle w:val="FiguraTCCChar"/>
+        </w:rPr>
         <w:fldChar w:fldCharType="begin"/>
       </w:r>
       <w:r>
+        <w:rPr>
+          <w:rStyle w:val="FiguraTCCChar"/>
+        </w:rPr>
         <w:instrText xml:space="preserve"> SEQ Figura \* ARABIC </w:instrText>
       </w:r>
       <w:r>
+        <w:rPr>
+          <w:rStyle w:val="FiguraTCCChar"/>
+        </w:rPr>
         <w:fldChar w:fldCharType="separate"/>
       </w:r>
       <w:r>
         <w:rPr>
-          <w:noProof/>
+          <w:rStyle w:val="FiguraTCCChar"/>
         </w:rPr>
         <w:t>5</w:t>
       </w:r>
       <w:r>
         <w:rPr>
-          <w:noProof/>
+          <w:rStyle w:val="FiguraTCCChar"/>
         </w:rPr>
         <w:fldChar w:fldCharType="end"/>
       </w:r>
       <w:r>
+        <w:rPr>
+          <w:rStyle w:val="FiguraTCCChar"/>
+        </w:rPr>
         <w:t>- Modelo Lógico do BD</w:t>
       </w:r>
       <w:bookmarkEnd w:id="33"/>
-    </w:p>
-    <w:p>
-      <w:pPr>
-        <w:pStyle w:val="ImagemTCC2026"/>
-        <w:keepNext/>
-      </w:pPr>
       <w:r>
         <w:drawing>
           <wp:inline distT="0" distB="0" distL="0" distR="0" wp14:anchorId="410C1BC0" wp14:editId="2A7C795F">
@@ -4341,7 +4973,7 @@
       <w:pPr>
         <w:pStyle w:val="Ttulo1"/>
       </w:pPr>
-      <w:bookmarkStart w:id="34" w:name="_Toc227614817"/>
+      <w:bookmarkStart w:id="34" w:name="_Toc228997840"/>
       <w:r>
         <w:lastRenderedPageBreak/>
         <w:t>Aula dia 15/04/2026 – Visualização do Diário de Bordo</w:t>
@@ -4360,7 +4992,7 @@
       <w:pPr>
         <w:pStyle w:val="Ttulo1"/>
       </w:pPr>
-      <w:bookmarkStart w:id="35" w:name="_Toc227614818"/>
+      <w:bookmarkStart w:id="35" w:name="_Toc228997841"/>
       <w:r>
         <w:t>Desenvolvimento dia 15/04/2026 – Começo da programação do projeto</w:t>
       </w:r>
@@ -4379,10 +5011,9 @@
     </w:p>
     <w:p>
       <w:pPr>
-        <w:pStyle w:val="Legenda"/>
-        <w:keepNext/>
-      </w:pPr>
-      <w:bookmarkStart w:id="36" w:name="_Toc227614793"/>
+        <w:pStyle w:val="FiguraTCC"/>
+      </w:pPr>
+      <w:bookmarkStart w:id="36" w:name="_Toc228997855"/>
       <w:r>
         <w:t xml:space="preserve">Figura </w:t>
       </w:r>
@@ -4414,13 +5045,9 @@
     </w:p>
     <w:p>
       <w:pPr>
-        <w:pStyle w:val="Legenda"/>
-        <w:keepNext/>
-      </w:pPr>
-      <w:r>
-        <w:rPr>
-          <w:noProof/>
-        </w:rPr>
+        <w:pStyle w:val="ImagemTCC2026"/>
+      </w:pPr>
+      <w:r>
         <w:drawing>
           <wp:inline distT="0" distB="0" distL="0" distR="0" wp14:anchorId="3B4FED75" wp14:editId="15F671E7">
             <wp:extent cx="869170" cy="2345635"/>
@@ -4476,7 +5103,7 @@
       <w:pPr>
         <w:pStyle w:val="Ttulo1"/>
       </w:pPr>
-      <w:bookmarkStart w:id="37" w:name="_Toc227614819"/>
+      <w:bookmarkStart w:id="37" w:name="_Toc228997842"/>
       <w:r>
         <w:t xml:space="preserve">Desenvolvimento dia 20/04/2026 – Atualização </w:t>
       </w:r>
@@ -4495,10 +5122,9 @@
     </w:p>
     <w:p>
       <w:pPr>
-        <w:pStyle w:val="Legenda"/>
-        <w:keepNext/>
-      </w:pPr>
-      <w:bookmarkStart w:id="38" w:name="_Toc227614794"/>
+        <w:pStyle w:val="FiguraTCC"/>
+      </w:pPr>
+      <w:bookmarkStart w:id="38" w:name="_Toc228997856"/>
       <w:r>
         <w:lastRenderedPageBreak/>
         <w:t xml:space="preserve">Figura </w:t>
@@ -4535,7 +5161,6 @@
     <w:p>
       <w:pPr>
         <w:pStyle w:val="ImagemTCC2026"/>
-        <w:keepNext/>
       </w:pPr>
       <w:r>
         <w:drawing>
@@ -4587,12 +5212,14 @@
       <w:pPr>
         <w:pStyle w:val="Ttulo1"/>
       </w:pPr>
+      <w:bookmarkStart w:id="39" w:name="_Toc228997843"/>
       <w:r>
         <w:t>Aula dia 22/04/2026 – Atualização da Documentação</w:t>
       </w:r>
       <w:r>
         <w:t xml:space="preserve"> e conferir dados do BD com Software</w:t>
       </w:r>
+      <w:bookmarkEnd w:id="39"/>
     </w:p>
     <w:p>
       <w:pPr>
@@ -4605,22 +5232,14 @@
         <w:t xml:space="preserve"> gerais e quadros</w:t>
       </w:r>
       <w:r>
-        <w:t xml:space="preserve"> da Documentação do Software, foi realizado o </w:t>
-      </w:r>
-      <w:proofErr w:type="spellStart"/>
-      <w:r>
-        <w:t>conferimento</w:t>
-      </w:r>
-      <w:proofErr w:type="spellEnd"/>
-      <w:r>
-        <w:t xml:space="preserve"> de requisitos do Software com o BD para planejamento final do BD.</w:t>
-      </w:r>
-    </w:p>
-    <w:p>
-      <w:pPr>
-        <w:pStyle w:val="Legenda"/>
-        <w:keepNext/>
-      </w:pPr>
+        <w:t xml:space="preserve"> da Documentação do Software, foi realizado o conferimento de requisitos do Software com o BD para planejamento final do BD.</w:t>
+      </w:r>
+    </w:p>
+    <w:p>
+      <w:pPr>
+        <w:pStyle w:val="FiguraTCC"/>
+      </w:pPr>
+      <w:bookmarkStart w:id="40" w:name="_Toc228997857"/>
       <w:r>
         <w:t xml:space="preserve">Figura </w:t>
       </w:r>
@@ -4648,11 +5267,11 @@
       <w:r>
         <w:t xml:space="preserve"> - Atualização e incrementação de Tabelas</w:t>
       </w:r>
+      <w:bookmarkEnd w:id="40"/>
     </w:p>
     <w:p>
       <w:pPr>
         <w:pStyle w:val="ImagemTCC2026"/>
-        <w:keepNext/>
       </w:pPr>
       <w:r>
         <w:drawing>
@@ -4696,13 +5315,8 @@
       <w:pPr>
         <w:pStyle w:val="Legenda"/>
       </w:pPr>
-      <w:proofErr w:type="spellStart"/>
-      <w:r>
-        <w:t>Fonte:Feito</w:t>
-      </w:r>
-      <w:proofErr w:type="spellEnd"/>
-      <w:r>
-        <w:t xml:space="preserve"> por Os Autores</w:t>
+      <w:r>
+        <w:t>Fonte:Feito por Os Autores</w:t>
       </w:r>
     </w:p>
     <w:p/>
@@ -4710,8 +5324,8 @@
       <w:pPr>
         <w:pStyle w:val="Ttulo1"/>
       </w:pPr>
-      <w:r>
-        <w:lastRenderedPageBreak/>
+      <w:bookmarkStart w:id="41" w:name="_Toc228997844"/>
+      <w:r>
         <w:t xml:space="preserve">Mudanças Dia 24/04/2026 – </w:t>
       </w:r>
       <w:r>
@@ -4723,6 +5337,7 @@
       <w:r>
         <w:t>Apólices e Cobranças</w:t>
       </w:r>
+      <w:bookmarkEnd w:id="41"/>
     </w:p>
     <w:p>
       <w:pPr>
@@ -4738,40 +5353,62 @@
     <w:p>
       <w:pPr>
         <w:pStyle w:val="Legenda"/>
-        <w:keepNext/>
-      </w:pPr>
-      <w:r>
-        <w:t xml:space="preserve">Figura </w:t>
-      </w:r>
-      <w:r>
+        <w:rPr>
+          <w:rStyle w:val="FiguraTCCChar"/>
+        </w:rPr>
+      </w:pPr>
+      <w:bookmarkStart w:id="42" w:name="_Toc228997858"/>
+      <w:r>
+        <w:t>F</w:t>
+      </w:r>
+      <w:r>
+        <w:rPr>
+          <w:rStyle w:val="FiguraTCCChar"/>
+        </w:rPr>
+        <w:t xml:space="preserve">igura </w:t>
+      </w:r>
+      <w:r>
+        <w:rPr>
+          <w:rStyle w:val="FiguraTCCChar"/>
+        </w:rPr>
         <w:fldChar w:fldCharType="begin"/>
       </w:r>
       <w:r>
+        <w:rPr>
+          <w:rStyle w:val="FiguraTCCChar"/>
+        </w:rPr>
         <w:instrText xml:space="preserve"> SEQ Figura \* ARABIC </w:instrText>
       </w:r>
       <w:r>
+        <w:rPr>
+          <w:rStyle w:val="FiguraTCCChar"/>
+        </w:rPr>
         <w:fldChar w:fldCharType="separate"/>
       </w:r>
       <w:r>
         <w:rPr>
+          <w:rStyle w:val="FiguraTCCChar"/>
           <w:noProof/>
         </w:rPr>
         <w:t>9</w:t>
       </w:r>
       <w:r>
         <w:rPr>
-          <w:noProof/>
+          <w:rStyle w:val="FiguraTCCChar"/>
         </w:rPr>
         <w:fldChar w:fldCharType="end"/>
       </w:r>
       <w:r>
+        <w:rPr>
+          <w:rStyle w:val="FiguraTCCChar"/>
+        </w:rPr>
         <w:t xml:space="preserve"> - Documentação das Telas Apólices e Cobranças</w:t>
       </w:r>
+      <w:bookmarkEnd w:id="42"/>
     </w:p>
     <w:p>
       <w:pPr>
         <w:pStyle w:val="ImagemTCC2026"/>
-        <w:keepNext/>
       </w:pPr>
       <w:r>
         <w:drawing>
@@ -4825,13 +5462,17 @@
         <w:t>Fonte: Feito por Os Autores</w:t>
       </w:r>
     </w:p>
-    <w:p/>
     <w:p>
       <w:pPr>
         <w:pStyle w:val="Ttulo1"/>
       </w:pPr>
-      <w:r>
-        <w:t xml:space="preserve">Aula dia 29/04/2026 – </w:t>
+      <w:bookmarkStart w:id="43" w:name="_Toc228997845"/>
+      <w:r>
+        <w:t>Aula dia 29/04/2026 –</w:t>
+      </w:r>
+      <w:bookmarkEnd w:id="43"/>
+      <w:r>
+        <w:t xml:space="preserve"> </w:t>
       </w:r>
     </w:p>
     <w:p>
@@ -4844,39 +5485,53 @@
     </w:p>
     <w:p>
       <w:pPr>
-        <w:pStyle w:val="Legenda"/>
-        <w:keepNext/>
-      </w:pPr>
-      <w:r>
+        <w:pStyle w:val="ImagemTCC2026"/>
+      </w:pPr>
+      <w:bookmarkStart w:id="44" w:name="_Toc228997859"/>
+      <w:r>
+        <w:rPr>
+          <w:rStyle w:val="FiguraTCCChar"/>
+        </w:rPr>
+        <w:lastRenderedPageBreak/>
         <w:t xml:space="preserve">Figura </w:t>
       </w:r>
       <w:r>
+        <w:rPr>
+          <w:rStyle w:val="FiguraTCCChar"/>
+        </w:rPr>
         <w:fldChar w:fldCharType="begin"/>
       </w:r>
       <w:r>
+        <w:rPr>
+          <w:rStyle w:val="FiguraTCCChar"/>
+        </w:rPr>
         <w:instrText xml:space="preserve"> SEQ Figura \* ARABIC </w:instrText>
       </w:r>
       <w:r>
+        <w:rPr>
+          <w:rStyle w:val="FiguraTCCChar"/>
+        </w:rPr>
         <w:fldChar w:fldCharType="separate"/>
       </w:r>
       <w:r>
         <w:rPr>
-          <w:noProof/>
+          <w:rStyle w:val="FiguraTCCChar"/>
         </w:rPr>
         <w:t>10</w:t>
       </w:r>
       <w:r>
+        <w:rPr>
+          <w:rStyle w:val="FiguraTCCChar"/>
+        </w:rPr>
         <w:fldChar w:fldCharType="end"/>
       </w:r>
       <w:r>
+        <w:rPr>
+          <w:rStyle w:val="FiguraTCCChar"/>
+        </w:rPr>
         <w:t xml:space="preserve"> – E-mail enviado pelo professor Emerson Rodrigues</w:t>
       </w:r>
-    </w:p>
-    <w:p>
-      <w:pPr>
-        <w:pStyle w:val="ImagemTCC2026"/>
-        <w:keepNext/>
-      </w:pPr>
+      <w:bookmarkEnd w:id="44"/>
       <w:r>
         <w:drawing>
           <wp:inline distT="0" distB="0" distL="0" distR="0" wp14:anchorId="7D942DD1" wp14:editId="018BA65B">
@@ -4922,33 +5577,30 @@
       <w:r>
         <w:t xml:space="preserve">Fonte: </w:t>
       </w:r>
-      <w:proofErr w:type="spellStart"/>
-      <w:r>
-        <w:t>Disponilizado</w:t>
-      </w:r>
-      <w:proofErr w:type="spellEnd"/>
-      <w:r>
-        <w:t xml:space="preserve"> pelo Professor Emerson Rodrigues</w:t>
+      <w:r>
+        <w:t>Imagem do E-mail d</w:t>
+      </w:r>
+      <w:r>
+        <w:t>isponi</w:t>
+      </w:r>
+      <w:r>
+        <w:t>bi</w:t>
+      </w:r>
+      <w:r>
+        <w:t>lizado pelo Professor Emerson Rodrigues</w:t>
       </w:r>
     </w:p>
     <w:p>
       <w:pPr>
         <w:pStyle w:val="Ttulo1"/>
       </w:pPr>
-      <w:r>
-        <w:t xml:space="preserve">Aula dia </w:t>
-      </w:r>
-      <w:r>
-        <w:t>01</w:t>
-      </w:r>
-      <w:r>
-        <w:t>/0</w:t>
-      </w:r>
-      <w:r>
-        <w:t>5</w:t>
-      </w:r>
-      <w:r>
-        <w:t xml:space="preserve">/2026 – </w:t>
+      <w:bookmarkStart w:id="45" w:name="_Toc228997846"/>
+      <w:r>
+        <w:t>Aula dia 01/05/2026 –</w:t>
+      </w:r>
+      <w:bookmarkEnd w:id="45"/>
+      <w:r>
+        <w:t xml:space="preserve"> </w:t>
       </w:r>
     </w:p>
     <w:p>
@@ -4963,33 +5615,25 @@
       <w:pPr>
         <w:pStyle w:val="Ttulo1"/>
       </w:pPr>
-      <w:r>
-        <w:t>Reunião</w:t>
-      </w:r>
-      <w:r>
-        <w:t xml:space="preserve"> dia 0</w:t>
-      </w:r>
-      <w:r>
-        <w:t>4</w:t>
-      </w:r>
-      <w:r>
-        <w:t xml:space="preserve">/05/2026 – </w:t>
-      </w:r>
-      <w:r>
-        <w:t>Alinhamento de objetivos</w:t>
-      </w:r>
-    </w:p>
-    <w:p>
+      <w:bookmarkStart w:id="46" w:name="_Toc228997847"/>
+      <w:r>
+        <w:t>Reunião dia 04/05/2026 – Alinhamento de objetivos</w:t>
+      </w:r>
+      <w:bookmarkEnd w:id="46"/>
+    </w:p>
+    <w:p>
+      <w:pPr>
+        <w:pStyle w:val="ParagrafoTCC2025"/>
+      </w:pPr>
       <w:r>
         <w:t>Neste dia foi realizado uma reunião para conferir objetivos, andamentos da realização de programação, complemento e mudanças na Documentação do projeto.</w:t>
       </w:r>
     </w:p>
-    <w:p/>
-    <w:p>
-      <w:pPr>
-        <w:pStyle w:val="Legenda"/>
-        <w:keepNext/>
-      </w:pPr>
+    <w:p>
+      <w:pPr>
+        <w:pStyle w:val="FiguraTCC"/>
+      </w:pPr>
+      <w:bookmarkStart w:id="47" w:name="_Toc228997860"/>
       <w:r>
         <w:t xml:space="preserve">Figura </w:t>
       </w:r>
@@ -5009,16 +5653,15 @@
         <w:t>11</w:t>
       </w:r>
       <w:r>
+        <w:rPr>
+          <w:noProof/>
+        </w:rPr>
         <w:fldChar w:fldCharType="end"/>
       </w:r>
       <w:r>
-        <w:t xml:space="preserve"> - Print do Aplicativo de Comunicação </w:t>
-      </w:r>
-      <w:proofErr w:type="spellStart"/>
-      <w:r>
-        <w:t>Discord</w:t>
-      </w:r>
-      <w:proofErr w:type="spellEnd"/>
+        <w:t xml:space="preserve"> - Print do Aplicativo de Comunicação Discord</w:t>
+      </w:r>
+      <w:bookmarkEnd w:id="47"/>
     </w:p>
     <w:p>
       <w:pPr>
@@ -5067,13 +5710,373 @@
         <w:pStyle w:val="FonteTCC2025"/>
       </w:pPr>
       <w:r>
-        <w:t xml:space="preserve">Fonte: Aplicativo </w:t>
-      </w:r>
-      <w:proofErr w:type="spellStart"/>
-      <w:r>
-        <w:t>Discord</w:t>
-      </w:r>
-      <w:proofErr w:type="spellEnd"/>
+        <w:t>Fonte: Aplicativo Discord</w:t>
+      </w:r>
+    </w:p>
+    <w:p>
+      <w:pPr>
+        <w:pStyle w:val="FonteTCC2025"/>
+      </w:pPr>
+      <w:r>
+        <w:rPr>
+          <w:color w:val="FF0000"/>
+          <w:highlight w:val="yellow"/>
+        </w:rPr>
+        <w:t>Faltou texto pós img</w:t>
+      </w:r>
+    </w:p>
+    <w:p>
+      <w:pPr>
+        <w:pStyle w:val="Ttulo1"/>
+      </w:pPr>
+      <w:bookmarkStart w:id="48" w:name="_Toc228997848"/>
+      <w:r>
+        <w:t xml:space="preserve">Atualizações dia 05/05/2026 – </w:t>
+      </w:r>
+      <w:r>
+        <w:t>Criação das models, migrations e controllers para ramos, seguradoras e parcelas.</w:t>
+      </w:r>
+      <w:bookmarkEnd w:id="48"/>
+    </w:p>
+    <w:p>
+      <w:pPr>
+        <w:pStyle w:val="ParagrafoTCC2025"/>
+      </w:pPr>
+      <w:r>
+        <w:t>Neste dia foram feitas as criações das models, migrations e controllers para as tabelas ramos, seguradoras e parcelas.</w:t>
+      </w:r>
+    </w:p>
+    <w:p>
+      <w:pPr>
+        <w:pStyle w:val="ImagemTCC2026"/>
+      </w:pPr>
+      <w:bookmarkStart w:id="49" w:name="_Toc228997861"/>
+      <w:r>
+        <w:rPr>
+          <w:rStyle w:val="FiguraTCCChar"/>
+        </w:rPr>
+        <w:lastRenderedPageBreak/>
+        <w:t xml:space="preserve">Figura </w:t>
+      </w:r>
+      <w:r>
+        <w:rPr>
+          <w:rStyle w:val="FiguraTCCChar"/>
+        </w:rPr>
+        <w:fldChar w:fldCharType="begin"/>
+      </w:r>
+      <w:r>
+        <w:rPr>
+          <w:rStyle w:val="FiguraTCCChar"/>
+        </w:rPr>
+        <w:instrText xml:space="preserve"> SEQ Figura \* ARABIC </w:instrText>
+      </w:r>
+      <w:r>
+        <w:rPr>
+          <w:rStyle w:val="FiguraTCCChar"/>
+        </w:rPr>
+        <w:fldChar w:fldCharType="separate"/>
+      </w:r>
+      <w:r>
+        <w:rPr>
+          <w:rStyle w:val="FiguraTCCChar"/>
+        </w:rPr>
+        <w:t>12</w:t>
+      </w:r>
+      <w:r>
+        <w:rPr>
+          <w:rStyle w:val="FiguraTCCChar"/>
+        </w:rPr>
+        <w:fldChar w:fldCharType="end"/>
+      </w:r>
+      <w:r>
+        <w:rPr>
+          <w:rStyle w:val="FiguraTCCChar"/>
+        </w:rPr>
+        <w:t xml:space="preserve"> Criação models, migrations e controllers</w:t>
+      </w:r>
+      <w:bookmarkEnd w:id="49"/>
+      <w:r>
+        <w:drawing>
+          <wp:inline distT="0" distB="0" distL="0" distR="0" wp14:anchorId="2606FD44" wp14:editId="022DBCBA">
+            <wp:extent cx="5836285" cy="2787650"/>
+            <wp:effectExtent l="0" t="0" r="0" b="0"/>
+            <wp:docPr id="9" name="Imagem 9"/>
+            <wp:cNvGraphicFramePr>
+              <a:graphicFrameLocks xmlns:a="http://schemas.openxmlformats.org/drawingml/2006/main" noChangeAspect="1"/>
+            </wp:cNvGraphicFramePr>
+            <a:graphic xmlns:a="http://schemas.openxmlformats.org/drawingml/2006/main">
+              <a:graphicData uri="http://schemas.openxmlformats.org/drawingml/2006/picture">
+                <pic:pic xmlns:pic="http://schemas.openxmlformats.org/drawingml/2006/picture">
+                  <pic:nvPicPr>
+                    <pic:cNvPr id="1" name=""/>
+                    <pic:cNvPicPr/>
+                  </pic:nvPicPr>
+                  <pic:blipFill>
+                    <a:blip r:embed="rId22"/>
+                    <a:stretch>
+                      <a:fillRect/>
+                    </a:stretch>
+                  </pic:blipFill>
+                  <pic:spPr>
+                    <a:xfrm>
+                      <a:off x="0" y="0"/>
+                      <a:ext cx="5836285" cy="2787650"/>
+                    </a:xfrm>
+                    <a:prstGeom prst="rect">
+                      <a:avLst/>
+                    </a:prstGeom>
+                  </pic:spPr>
+                </pic:pic>
+              </a:graphicData>
+            </a:graphic>
+          </wp:inline>
+        </w:drawing>
+      </w:r>
+    </w:p>
+    <w:p>
+      <w:pPr>
+        <w:pStyle w:val="FonteTCC2025"/>
+      </w:pPr>
+      <w:r>
+        <w:t>Fonte: Feito por Os Autores</w:t>
+      </w:r>
+    </w:p>
+    <w:p>
+      <w:pPr>
+        <w:pStyle w:val="Ttulo1"/>
+      </w:pPr>
+      <w:bookmarkStart w:id="50" w:name="_Toc228997849"/>
+      <w:r>
+        <w:t>Aula dia 06/05/2026 – Verificação do andamento do Software</w:t>
+      </w:r>
+      <w:bookmarkEnd w:id="50"/>
+    </w:p>
+    <w:p>
+      <w:pPr>
+        <w:pStyle w:val="ParagrafoTCC2025"/>
+      </w:pPr>
+      <w:r>
+        <w:t>Neste dia foi realizado a vistoria e verificação do funcionamento e andamento dos projetos de Front-End e Back-End dos Softwares.</w:t>
+      </w:r>
+    </w:p>
+    <w:p>
+      <w:pPr>
+        <w:pStyle w:val="Ttulo1"/>
+      </w:pPr>
+      <w:r>
+        <w:t xml:space="preserve">Aula dia 08/05/2026 – </w:t>
+      </w:r>
+      <w:r>
+        <w:t>Verificação da Documentação e Diário de Bordo</w:t>
+      </w:r>
+    </w:p>
+    <w:p>
+      <w:pPr>
+        <w:pStyle w:val="ParagrafoTCC2025"/>
+      </w:pPr>
+      <w:r>
+        <w:t xml:space="preserve">Neste dia foi feita a verificação </w:t>
+      </w:r>
+      <w:r>
+        <w:t>pelo Professor Emerson das equipes de Documentação e Diário de Bordo para ver o andamento e verificar se todas as informações estão em dia.</w:t>
+      </w:r>
+    </w:p>
+    <w:p>
+      <w:pPr>
+        <w:pStyle w:val="Ttulo1"/>
+      </w:pPr>
+      <w:r>
+        <w:t>Reunião</w:t>
+      </w:r>
+      <w:r>
+        <w:t xml:space="preserve"> dia </w:t>
+      </w:r>
+      <w:r>
+        <w:t>12</w:t>
+      </w:r>
+      <w:r>
+        <w:t>/05/2026</w:t>
+      </w:r>
+      <w:r>
+        <w:t xml:space="preserve"> – Hospedagem do BD e verificação de andamento</w:t>
+      </w:r>
+    </w:p>
+    <w:p>
+      <w:pPr>
+        <w:pStyle w:val="ImagemTCC2026"/>
+      </w:pPr>
+      <w:r>
+        <w:t>Neste dia foi feita uma reunião no aplicativo Discord para decidir e realizar a hospedagem do BD no site Supabase e conferimento de Models e Controllers.</w:t>
+      </w:r>
+    </w:p>
+    <w:p>
+      <w:pPr>
+        <w:pStyle w:val="FiguraTCC"/>
+      </w:pPr>
+      <w:r>
+        <w:lastRenderedPageBreak/>
+        <w:t xml:space="preserve">Figura </w:t>
+      </w:r>
+      <w:r>
+        <w:fldChar w:fldCharType="begin"/>
+      </w:r>
+      <w:r>
+        <w:instrText xml:space="preserve"> SEQ Figura \* ARABIC </w:instrText>
+      </w:r>
+      <w:r>
+        <w:fldChar w:fldCharType="separate"/>
+      </w:r>
+      <w:r>
+        <w:rPr>
+          <w:noProof/>
+        </w:rPr>
+        <w:t>13</w:t>
+      </w:r>
+      <w:r>
+        <w:fldChar w:fldCharType="end"/>
+      </w:r>
+      <w:r>
+        <w:t xml:space="preserve"> - Print site BD Supabase</w:t>
+      </w:r>
+    </w:p>
+    <w:p>
+      <w:pPr>
+        <w:pStyle w:val="ImagemTCC2026"/>
+        <w:keepNext/>
+      </w:pPr>
+      <w:r>
+        <w:drawing>
+          <wp:inline distT="0" distB="0" distL="0" distR="0" wp14:anchorId="510FC99F" wp14:editId="3E527838">
+            <wp:extent cx="5836285" cy="2781300"/>
+            <wp:effectExtent l="0" t="0" r="0" b="0"/>
+            <wp:docPr id="14" name="Imagem 14" descr="Tela de computador com jogo&#10;&#10;O conteúdo gerado por IA pode estar incorreto."/>
+            <wp:cNvGraphicFramePr>
+              <a:graphicFrameLocks xmlns:a="http://schemas.openxmlformats.org/drawingml/2006/main" noChangeAspect="1"/>
+            </wp:cNvGraphicFramePr>
+            <a:graphic xmlns:a="http://schemas.openxmlformats.org/drawingml/2006/main">
+              <a:graphicData uri="http://schemas.openxmlformats.org/drawingml/2006/picture">
+                <pic:pic xmlns:pic="http://schemas.openxmlformats.org/drawingml/2006/picture">
+                  <pic:nvPicPr>
+                    <pic:cNvPr id="14" name="Imagem 14" descr="Tela de computador com jogo&#10;&#10;O conteúdo gerado por IA pode estar incorreto."/>
+                    <pic:cNvPicPr/>
+                  </pic:nvPicPr>
+                  <pic:blipFill>
+                    <a:blip r:embed="rId23" cstate="print">
+                      <a:extLst>
+                        <a:ext uri="{28A0092B-C50C-407E-A947-70E740481C1C}">
+                          <a14:useLocalDpi xmlns:a14="http://schemas.microsoft.com/office/drawing/2010/main" val="0"/>
+                        </a:ext>
+                      </a:extLst>
+                    </a:blip>
+                    <a:stretch>
+                      <a:fillRect/>
+                    </a:stretch>
+                  </pic:blipFill>
+                  <pic:spPr>
+                    <a:xfrm>
+                      <a:off x="0" y="0"/>
+                      <a:ext cx="5836285" cy="2781300"/>
+                    </a:xfrm>
+                    <a:prstGeom prst="rect">
+                      <a:avLst/>
+                    </a:prstGeom>
+                  </pic:spPr>
+                </pic:pic>
+              </a:graphicData>
+            </a:graphic>
+          </wp:inline>
+        </w:drawing>
+      </w:r>
+    </w:p>
+    <w:p>
+      <w:pPr>
+        <w:pStyle w:val="FonteTCC2025"/>
+      </w:pPr>
+      <w:r>
+        <w:t>Fonte: Feito por Os Autores</w:t>
+      </w:r>
+    </w:p>
+    <w:p/>
+    <w:p/>
+    <w:p>
+      <w:pPr>
+        <w:pStyle w:val="FonteTCC2025"/>
+      </w:pPr>
+    </w:p>
+    <w:p>
+      <w:pPr>
+        <w:pStyle w:val="FonteTCC2025"/>
+      </w:pPr>
+    </w:p>
+    <w:p>
+      <w:pPr>
+        <w:pStyle w:val="FonteTCC2025"/>
+      </w:pPr>
+    </w:p>
+    <w:p>
+      <w:pPr>
+        <w:pStyle w:val="FonteTCC2025"/>
+      </w:pPr>
+    </w:p>
+    <w:p>
+      <w:pPr>
+        <w:pStyle w:val="FonteTCC2025"/>
+      </w:pPr>
+    </w:p>
+    <w:p>
+      <w:pPr>
+        <w:pStyle w:val="FonteTCC2025"/>
+      </w:pPr>
+    </w:p>
+    <w:p>
+      <w:pPr>
+        <w:pStyle w:val="FonteTCC2025"/>
+      </w:pPr>
+    </w:p>
+    <w:p>
+      <w:pPr>
+        <w:pStyle w:val="FonteTCC2025"/>
+      </w:pPr>
+    </w:p>
+    <w:p>
+      <w:pPr>
+        <w:pStyle w:val="FonteTCC2025"/>
+      </w:pPr>
+    </w:p>
+    <w:p>
+      <w:pPr>
+        <w:pStyle w:val="FonteTCC2025"/>
+      </w:pPr>
+    </w:p>
+    <w:p>
+      <w:pPr>
+        <w:pStyle w:val="FonteTCC2025"/>
+      </w:pPr>
+    </w:p>
+    <w:p>
+      <w:pPr>
+        <w:pStyle w:val="FonteTCC2025"/>
+      </w:pPr>
+    </w:p>
+    <w:p>
+      <w:pPr>
+        <w:pStyle w:val="FonteTCC2025"/>
+      </w:pPr>
+    </w:p>
+    <w:p>
+      <w:pPr>
+        <w:pStyle w:val="FonteTCC2025"/>
+      </w:pPr>
+    </w:p>
+    <w:p>
+      <w:pPr>
+        <w:pStyle w:val="FonteTCC2025"/>
+      </w:pPr>
+    </w:p>
+    <w:p>
+      <w:pPr>
+        <w:pStyle w:val="FonteTCC2025"/>
+      </w:pPr>
     </w:p>
     <w:p>
       <w:pPr>
@@ -5142,7 +6145,7 @@
       <w:r>
         <w:br/>
       </w:r>
-      <w:hyperlink r:id="rId22" w:history="1">
+      <w:hyperlink r:id="rId24" w:history="1">
         <w:r>
           <w:rPr>
             <w:rStyle w:val="Hyperlink"/>
@@ -5166,17 +6169,9 @@
         <w:t>FIGMA.</w:t>
       </w:r>
       <w:r>
-        <w:t xml:space="preserve"> </w:t>
-      </w:r>
-      <w:proofErr w:type="spellStart"/>
-      <w:r>
-        <w:t>Figma</w:t>
-      </w:r>
-      <w:proofErr w:type="spellEnd"/>
-      <w:r>
-        <w:t xml:space="preserve"> – Ferramenta colaborativa de design de interfaces. Disponível em: </w:t>
-      </w:r>
-      <w:hyperlink r:id="rId23" w:history="1">
+        <w:t xml:space="preserve"> Figma – Ferramenta colaborativa de design de interfaces. Disponível em: </w:t>
+      </w:r>
+      <w:hyperlink r:id="rId25" w:history="1">
         <w:r>
           <w:rPr>
             <w:rStyle w:val="Hyperlink"/>
@@ -5200,25 +6195,9 @@
         <w:t>ATLASSIAN.</w:t>
       </w:r>
       <w:r>
-        <w:t xml:space="preserve"> </w:t>
-      </w:r>
-      <w:proofErr w:type="spellStart"/>
-      <w:r>
-        <w:t>Trello</w:t>
-      </w:r>
-      <w:proofErr w:type="spellEnd"/>
-      <w:r>
-        <w:t xml:space="preserve"> – Gerenciamento de projetos e quadros </w:t>
-      </w:r>
-      <w:proofErr w:type="spellStart"/>
-      <w:r>
-        <w:t>Kanban</w:t>
-      </w:r>
-      <w:proofErr w:type="spellEnd"/>
-      <w:r>
-        <w:t xml:space="preserve">. Disponível em: </w:t>
-      </w:r>
-      <w:hyperlink r:id="rId24" w:history="1">
+        <w:t xml:space="preserve"> Trello – Gerenciamento de projetos e quadros Kanban. Disponível em: </w:t>
+      </w:r>
+      <w:hyperlink r:id="rId26" w:history="1">
         <w:r>
           <w:rPr>
             <w:rStyle w:val="Hyperlink"/>
@@ -5254,17 +6233,9 @@
         <w:t>CANVA.</w:t>
       </w:r>
       <w:r>
-        <w:t xml:space="preserve"> </w:t>
-      </w:r>
-      <w:proofErr w:type="spellStart"/>
-      <w:r>
-        <w:t>Canva</w:t>
-      </w:r>
-      <w:proofErr w:type="spellEnd"/>
-      <w:r>
-        <w:t xml:space="preserve"> – Plataforma de criação visual. Disponível em: </w:t>
-      </w:r>
-      <w:hyperlink r:id="rId25" w:history="1">
+        <w:t xml:space="preserve"> Canva – Plataforma de criação visual. Disponível em: </w:t>
+      </w:r>
+      <w:hyperlink r:id="rId27" w:history="1">
         <w:r>
           <w:rPr>
             <w:rStyle w:val="Hyperlink"/>
@@ -5276,18 +6247,10 @@
         <w:t xml:space="preserve">. Acesso em: </w:t>
       </w:r>
       <w:r>
-        <w:t xml:space="preserve">07 </w:t>
-      </w:r>
-      <w:proofErr w:type="gramStart"/>
-      <w:r>
-        <w:t xml:space="preserve">abril </w:t>
-      </w:r>
-      <w:r>
-        <w:t>.</w:t>
-      </w:r>
-      <w:proofErr w:type="gramEnd"/>
-      <w:r>
-        <w:t xml:space="preserve"> 202</w:t>
+        <w:t xml:space="preserve">07 abril </w:t>
+      </w:r>
+      <w:r>
+        <w:t>. 202</w:t>
       </w:r>
       <w:r>
         <w:t>6</w:t>
@@ -5322,7 +6285,7 @@
       <w:r>
         <w:t xml:space="preserve"> – Hospedagem de código e controle de versão. Disponível em: </w:t>
       </w:r>
-      <w:hyperlink r:id="rId26" w:history="1">
+      <w:hyperlink r:id="rId28" w:history="1">
         <w:r>
           <w:rPr>
             <w:rStyle w:val="Hyperlink"/>
@@ -5351,13 +6314,8 @@
       <w:r>
         <w:t xml:space="preserve"> </w:t>
       </w:r>
-      <w:proofErr w:type="spellStart"/>
-      <w:r>
-        <w:t>abrl</w:t>
-      </w:r>
-      <w:proofErr w:type="spellEnd"/>
-      <w:r>
-        <w:t>. 2026</w:t>
+      <w:r>
+        <w:t>abrl. 2026</w:t>
       </w:r>
       <w:r>
         <w:t>.</w:t>
@@ -5375,17 +6333,9 @@
         <w:t>GIT.</w:t>
       </w:r>
       <w:r>
-        <w:t xml:space="preserve"> </w:t>
-      </w:r>
-      <w:proofErr w:type="spellStart"/>
-      <w:r>
-        <w:t>Git</w:t>
-      </w:r>
-      <w:proofErr w:type="spellEnd"/>
-      <w:r>
-        <w:t xml:space="preserve"> – Sistema de controle de versão distribuído. Disponível em: </w:t>
-      </w:r>
-      <w:hyperlink r:id="rId27" w:history="1">
+        <w:t xml:space="preserve"> Git – Sistema de controle de versão distribuído. Disponível em: </w:t>
+      </w:r>
+      <w:hyperlink r:id="rId29" w:history="1">
         <w:r>
           <w:rPr>
             <w:rStyle w:val="Hyperlink"/>
@@ -5421,17 +6371,9 @@
         <w:t>FLATICON.</w:t>
       </w:r>
       <w:r>
-        <w:t xml:space="preserve"> </w:t>
-      </w:r>
-      <w:proofErr w:type="spellStart"/>
-      <w:r>
-        <w:t>Flaticon</w:t>
-      </w:r>
-      <w:proofErr w:type="spellEnd"/>
-      <w:r>
-        <w:t xml:space="preserve"> – Ícones Vetoriais. Disponível em: </w:t>
-      </w:r>
-      <w:hyperlink r:id="rId28" w:history="1">
+        <w:t xml:space="preserve"> Flaticon – Ícones Vetoriais. Disponível em: </w:t>
+      </w:r>
+      <w:hyperlink r:id="rId30" w:history="1">
         <w:r>
           <w:rPr>
             <w:rStyle w:val="Hyperlink"/>
@@ -5455,17 +6397,9 @@
         <w:t>ICONFINDER.</w:t>
       </w:r>
       <w:r>
-        <w:t xml:space="preserve"> </w:t>
-      </w:r>
-      <w:proofErr w:type="spellStart"/>
-      <w:r>
-        <w:t>Iconfinder</w:t>
-      </w:r>
-      <w:proofErr w:type="spellEnd"/>
-      <w:r>
-        <w:t xml:space="preserve"> – Ícones e vetores. Disponível em: </w:t>
-      </w:r>
-      <w:hyperlink r:id="rId29" w:history="1">
+        <w:t xml:space="preserve"> Iconfinder – Ícones e vetores. Disponível em: </w:t>
+      </w:r>
+      <w:hyperlink r:id="rId31" w:history="1">
         <w:r>
           <w:rPr>
             <w:rStyle w:val="Hyperlink"/>
@@ -5489,17 +6423,9 @@
         <w:t>PHOTOPEA.</w:t>
       </w:r>
       <w:r>
-        <w:t xml:space="preserve"> </w:t>
-      </w:r>
-      <w:proofErr w:type="spellStart"/>
-      <w:r>
-        <w:t>Photopea</w:t>
-      </w:r>
-      <w:proofErr w:type="spellEnd"/>
-      <w:r>
-        <w:t xml:space="preserve"> – Editor de imagens online. Disponível em: </w:t>
-      </w:r>
-      <w:hyperlink r:id="rId30" w:history="1">
+        <w:t xml:space="preserve"> Photopea – Editor de imagens online. Disponível em: </w:t>
+      </w:r>
+      <w:hyperlink r:id="rId32" w:history="1">
         <w:r>
           <w:rPr>
             <w:rStyle w:val="Hyperlink"/>
@@ -5523,17 +6449,9 @@
         <w:t>BRMODELO.</w:t>
       </w:r>
       <w:r>
-        <w:t xml:space="preserve"> </w:t>
-      </w:r>
-      <w:proofErr w:type="spellStart"/>
-      <w:r>
-        <w:t>brModelo</w:t>
-      </w:r>
-      <w:proofErr w:type="spellEnd"/>
-      <w:r>
-        <w:t xml:space="preserve"> Web – Ferramenta de modelagem de banco de dados. Disponível em: </w:t>
-      </w:r>
-      <w:hyperlink r:id="rId31" w:history="1">
+        <w:t xml:space="preserve"> brModelo Web – Ferramenta de modelagem de banco de dados. Disponível em: </w:t>
+      </w:r>
+      <w:hyperlink r:id="rId33" w:history="1">
         <w:r>
           <w:rPr>
             <w:rStyle w:val="Hyperlink"/>
@@ -5557,17 +6475,9 @@
         <w:t>LARAVEL.</w:t>
       </w:r>
       <w:r>
-        <w:t xml:space="preserve"> </w:t>
-      </w:r>
-      <w:proofErr w:type="spellStart"/>
-      <w:r>
-        <w:t>Laravel</w:t>
-      </w:r>
-      <w:proofErr w:type="spellEnd"/>
-      <w:r>
-        <w:t xml:space="preserve"> – Framework PHP para desenvolvimento web. Disponível em: </w:t>
-      </w:r>
-      <w:hyperlink r:id="rId32" w:history="1">
+        <w:t xml:space="preserve"> Laravel – Framework PHP para desenvolvimento web. Disponível em: </w:t>
+      </w:r>
+      <w:hyperlink r:id="rId34" w:history="1">
         <w:r>
           <w:rPr>
             <w:rStyle w:val="Hyperlink"/>
@@ -5594,25 +6504,9 @@
         <w:t>PUSHER.</w:t>
       </w:r>
       <w:r>
-        <w:t xml:space="preserve"> </w:t>
-      </w:r>
-      <w:proofErr w:type="spellStart"/>
-      <w:r>
-        <w:t>Pusher</w:t>
-      </w:r>
-      <w:proofErr w:type="spellEnd"/>
-      <w:r>
-        <w:t xml:space="preserve"> – Biblioteca para </w:t>
-      </w:r>
-      <w:proofErr w:type="spellStart"/>
-      <w:r>
-        <w:t>WebSockets</w:t>
-      </w:r>
-      <w:proofErr w:type="spellEnd"/>
-      <w:r>
-        <w:t xml:space="preserve"> e mensagens em tempo real. Disponível em: </w:t>
-      </w:r>
-      <w:hyperlink r:id="rId33" w:history="1">
+        <w:t xml:space="preserve"> Pusher – Biblioteca para WebSockets e mensagens em tempo real. Disponível em: </w:t>
+      </w:r>
+      <w:hyperlink r:id="rId35" w:history="1">
         <w:r>
           <w:rPr>
             <w:rStyle w:val="Hyperlink"/>
@@ -5641,7 +6535,7 @@
       <w:r>
         <w:t xml:space="preserve"> Gemini – Ferramenta de IA para textos e análises. Disponível em: </w:t>
       </w:r>
-      <w:hyperlink r:id="rId34" w:history="1">
+      <w:hyperlink r:id="rId36" w:history="1">
         <w:r>
           <w:rPr>
             <w:rStyle w:val="Hyperlink"/>
@@ -5655,6 +6549,89 @@
       <w:r>
         <w:t xml:space="preserve"> </w:t>
       </w:r>
+    </w:p>
+    <w:p>
+      <w:pPr>
+        <w:pStyle w:val="referencias"/>
+        <w:jc w:val="left"/>
+      </w:pPr>
+      <w:r>
+        <w:rPr>
+          <w:rStyle w:val="Forte"/>
+        </w:rPr>
+        <w:t>SUPABASE</w:t>
+      </w:r>
+      <w:r>
+        <w:rPr>
+          <w:rStyle w:val="Forte"/>
+        </w:rPr>
+        <w:t>.</w:t>
+      </w:r>
+      <w:r>
+        <w:t xml:space="preserve"> </w:t>
+      </w:r>
+      <w:r>
+        <w:t>Supabase</w:t>
+      </w:r>
+      <w:r>
+        <w:t xml:space="preserve"> – </w:t>
+      </w:r>
+      <w:r>
+        <w:t>Hospedagem do Banco De Dados</w:t>
+      </w:r>
+      <w:r>
+        <w:t xml:space="preserve">. Disponível em: </w:t>
+      </w:r>
+      <w:hyperlink r:id="rId37" w:history="1">
+        <w:r>
+          <w:rPr>
+            <w:rStyle w:val="Hyperlink"/>
+            <w:szCs w:val="24"/>
+            <w:u w:val="none"/>
+          </w:rPr>
+          <w:t>https://supabase.com</w:t>
+        </w:r>
+      </w:hyperlink>
+      <w:r>
+        <w:t xml:space="preserve">. Acesso em: </w:t>
+      </w:r>
+      <w:r>
+        <w:t>12</w:t>
+      </w:r>
+      <w:r>
+        <w:t xml:space="preserve"> </w:t>
+      </w:r>
+      <w:r>
+        <w:t>maio</w:t>
+      </w:r>
+      <w:r>
+        <w:t xml:space="preserve"> 202</w:t>
+      </w:r>
+      <w:r>
+        <w:t>6</w:t>
+      </w:r>
+      <w:r>
+        <w:t xml:space="preserve">. </w:t>
+      </w:r>
+    </w:p>
+    <w:p>
+      <w:pPr>
+        <w:pStyle w:val="referencias"/>
+        <w:jc w:val="both"/>
+      </w:pPr>
+    </w:p>
+    <w:p>
+      <w:pPr>
+        <w:pStyle w:val="referencias"/>
+        <w:jc w:val="left"/>
+      </w:pPr>
+    </w:p>
+    <w:p>
+      <w:pPr>
+        <w:pStyle w:val="referencias"/>
+        <w:ind w:left="0" w:firstLine="0"/>
+        <w:jc w:val="left"/>
+      </w:pPr>
     </w:p>
     <w:sectPr>
       <w:type w:val="continuous"/>
@@ -6318,19 +7295,19 @@
       </w:rPr>
     </w:lvl>
   </w:abstractNum>
-  <w:num w:numId="1" w16cid:durableId="380906349">
+  <w:num w:numId="1" w16cid:durableId="2019187703">
     <w:abstractNumId w:val="3"/>
   </w:num>
-  <w:num w:numId="2" w16cid:durableId="187449634">
+  <w:num w:numId="2" w16cid:durableId="2118518979">
     <w:abstractNumId w:val="0"/>
   </w:num>
-  <w:num w:numId="3" w16cid:durableId="1583954357">
+  <w:num w:numId="3" w16cid:durableId="2141992620">
     <w:abstractNumId w:val="1"/>
   </w:num>
-  <w:num w:numId="4" w16cid:durableId="406272489">
+  <w:num w:numId="4" w16cid:durableId="1415515304">
     <w:abstractNumId w:val="4"/>
   </w:num>
-  <w:num w:numId="5" w16cid:durableId="1417048468">
+  <w:num w:numId="5" w16cid:durableId="2146123930">
     <w:abstractNumId w:val="2"/>
   </w:num>
 </w:numbering>
@@ -6439,7 +7416,7 @@
     <w:lsdException w:name="Body Text Indent 2" w:semiHidden="1" w:unhideWhenUsed="1"/>
     <w:lsdException w:name="Body Text Indent 3" w:semiHidden="1" w:unhideWhenUsed="1"/>
     <w:lsdException w:name="Block Text" w:semiHidden="1" w:unhideWhenUsed="1"/>
-    <w:lsdException w:name="Hyperlink" w:semiHidden="1" w:unhideWhenUsed="1"/>
+    <w:lsdException w:name="Hyperlink" w:semiHidden="1" w:unhideWhenUsed="1" w:qFormat="1"/>
     <w:lsdException w:name="FollowedHyperlink" w:semiHidden="1" w:unhideWhenUsed="1"/>
     <w:lsdException w:name="Strong" w:uiPriority="22" w:qFormat="1"/>
     <w:lsdException w:name="Emphasis" w:uiPriority="20" w:qFormat="1"/>
@@ -6886,6 +7863,7 @@
     <w:basedOn w:val="Fontepargpadro"/>
     <w:uiPriority w:val="99"/>
     <w:unhideWhenUsed/>
+    <w:qFormat/>
     <w:rsid w:val="00DE1C10"/>
     <w:rPr>
       <w:color w:val="0563C1" w:themeColor="hyperlink"/>
@@ -6914,9 +7892,9 @@
     <w:uiPriority w:val="35"/>
     <w:unhideWhenUsed/>
     <w:qFormat/>
-    <w:rsid w:val="0010727E"/>
+    <w:rsid w:val="00CF5AC5"/>
     <w:pPr>
-      <w:spacing w:line="240" w:lineRule="auto"/>
+      <w:spacing w:after="240" w:line="240" w:lineRule="auto"/>
     </w:pPr>
     <w:rPr>
       <w:iCs/>
@@ -6959,7 +7937,7 @@
     <w:basedOn w:val="Fontepargpadro"/>
     <w:link w:val="Legenda"/>
     <w:uiPriority w:val="35"/>
-    <w:rsid w:val="0010727E"/>
+    <w:rsid w:val="00CF5AC5"/>
     <w:rPr>
       <w:rFonts w:ascii="Times New Roman" w:eastAsia="Times New Roman" w:hAnsi="Times New Roman" w:cs="Times New Roman"/>
       <w:iCs/>
@@ -7247,6 +8225,18 @@
       <w:shd w:val="clear" w:color="auto" w:fill="E1DFDD"/>
     </w:rPr>
   </w:style>
+  <w:style w:type="character" w:customStyle="1" w:styleId="MenoPendente3">
+    <w:name w:val="Menção Pendente3"/>
+    <w:basedOn w:val="Fontepargpadro"/>
+    <w:uiPriority w:val="99"/>
+    <w:semiHidden/>
+    <w:unhideWhenUsed/>
+    <w:rsid w:val="00862043"/>
+    <w:rPr>
+      <w:color w:val="605E5C"/>
+      <w:shd w:val="clear" w:color="auto" w:fill="E1DFDD"/>
+    </w:rPr>
+  </w:style>
 </w:styles>
 </file>
 
@@ -7516,7 +8506,7 @@
 </file>
 
 <file path=customXml/itemProps1.xml><?xml version="1.0" encoding="utf-8"?>
-<ds:datastoreItem xmlns:ds="http://schemas.openxmlformats.org/officeDocument/2006/customXml" ds:itemID="{190F74C1-1282-4B42-8D3D-90304B067312}">
+<ds:datastoreItem xmlns:ds="http://schemas.openxmlformats.org/officeDocument/2006/customXml" ds:itemID="{7C5BFEE8-CFFE-497C-A904-DDE05A288F0C}">
   <ds:schemaRefs>
     <ds:schemaRef ds:uri="http://schemas.openxmlformats.org/officeDocument/2006/bibliography"/>
   </ds:schemaRefs>

--- a/Documentação/Diario de Bordo.docx
+++ b/Documentação/Diario de Bordo.docx
@@ -80,23 +80,25 @@
           <w:sz w:val="28"/>
           <w:szCs w:val="24"/>
         </w:rPr>
-        <w:t>Enzo Heitor Spineli</w:t>
-      </w:r>
+        <w:t xml:space="preserve">Enzo Heitor </w:t>
+      </w:r>
+      <w:proofErr w:type="spellStart"/>
       <w:r>
         <w:rPr>
           <w:b/>
           <w:sz w:val="28"/>
           <w:szCs w:val="24"/>
         </w:rPr>
-        <w:br/>
-      </w:r>
+        <w:t>Spineli</w:t>
+      </w:r>
+      <w:proofErr w:type="spellEnd"/>
       <w:r>
         <w:rPr>
           <w:b/>
           <w:sz w:val="28"/>
           <w:szCs w:val="24"/>
         </w:rPr>
-        <w:t>Enzo Simon Moscoso</w:t>
+        <w:br/>
       </w:r>
       <w:r>
         <w:rPr>
@@ -104,7 +106,7 @@
           <w:sz w:val="28"/>
           <w:szCs w:val="24"/>
         </w:rPr>
-        <w:br/>
+        <w:t>Enzo Simon Moscoso</w:t>
       </w:r>
       <w:r>
         <w:rPr>
@@ -112,6 +114,14 @@
           <w:sz w:val="28"/>
           <w:szCs w:val="24"/>
         </w:rPr>
+        <w:br/>
+      </w:r>
+      <w:r>
+        <w:rPr>
+          <w:b/>
+          <w:sz w:val="28"/>
+          <w:szCs w:val="24"/>
+        </w:rPr>
         <w:t>Júlio Cesar Rossini</w:t>
       </w:r>
     </w:p>
@@ -220,23 +230,25 @@
           <w:szCs w:val="24"/>
         </w:rPr>
         <w:br/>
-        <w:t>Enzo Heitor Spineli</w:t>
-      </w:r>
+        <w:t xml:space="preserve">Enzo Heitor </w:t>
+      </w:r>
+      <w:proofErr w:type="spellStart"/>
       <w:r>
         <w:rPr>
           <w:b/>
           <w:sz w:val="28"/>
           <w:szCs w:val="24"/>
         </w:rPr>
-        <w:br/>
-      </w:r>
+        <w:t>Spineli</w:t>
+      </w:r>
+      <w:proofErr w:type="spellEnd"/>
       <w:r>
         <w:rPr>
           <w:b/>
           <w:sz w:val="28"/>
           <w:szCs w:val="24"/>
         </w:rPr>
-        <w:t>Enzo Simon Moscoso</w:t>
+        <w:br/>
       </w:r>
       <w:r>
         <w:rPr>
@@ -244,7 +256,7 @@
           <w:sz w:val="28"/>
           <w:szCs w:val="24"/>
         </w:rPr>
-        <w:br/>
+        <w:t>Enzo Simon Moscoso</w:t>
       </w:r>
       <w:r>
         <w:rPr>
@@ -252,6 +264,14 @@
           <w:sz w:val="28"/>
           <w:szCs w:val="24"/>
         </w:rPr>
+        <w:br/>
+      </w:r>
+      <w:r>
+        <w:rPr>
+          <w:b/>
+          <w:sz w:val="28"/>
+          <w:szCs w:val="24"/>
+        </w:rPr>
         <w:t>Júlio Cesar Rossini</w:t>
       </w:r>
     </w:p>
@@ -285,7 +305,21 @@
         <w:rPr>
           <w:szCs w:val="24"/>
         </w:rPr>
-        <w:t>Trabalho de Conclusão de Curso apresentado ao Curso de Ensino Médio com Habilitação Profissional de Técnico em Desenvolvimento de Sistemas da Etec João Belarmino sob orientação do Prof. Emerson Rodrigo Baião, como requisito mínimo para obtenção do título de Técnico em Desenvolvimento de Sistemas.</w:t>
+        <w:t xml:space="preserve">Trabalho de Conclusão de Curso apresentado ao Curso de Ensino Médio com Habilitação Profissional de Técnico em Desenvolvimento de Sistemas da </w:t>
+      </w:r>
+      <w:proofErr w:type="spellStart"/>
+      <w:r>
+        <w:rPr>
+          <w:szCs w:val="24"/>
+        </w:rPr>
+        <w:t>Etec</w:t>
+      </w:r>
+      <w:proofErr w:type="spellEnd"/>
+      <w:r>
+        <w:rPr>
+          <w:szCs w:val="24"/>
+        </w:rPr>
+        <w:t xml:space="preserve"> João Belarmino sob orientação do Prof. Emerson Rodrigo Baião, como requisito mínimo para obtenção do título de Técnico em Desenvolvimento de Sistemas.</w:t>
       </w:r>
     </w:p>
     <w:p>
@@ -3801,6 +3835,7 @@
       <w:r>
         <w:t xml:space="preserve"> </w:t>
       </w:r>
+      <w:proofErr w:type="spellStart"/>
       <w:r>
         <w:rPr>
           <w:rStyle w:val="Ttulo1Char"/>
@@ -3810,10 +3845,19 @@
       </w:r>
       <w:bookmarkEnd w:id="5"/>
       <w:bookmarkEnd w:id="6"/>
-    </w:p>
-    <w:p>
-      <w:r>
-        <w:t>Nesse dia as duas últimas aulas ficaram disponível para o CarnaLiceu.</w:t>
+      <w:proofErr w:type="spellEnd"/>
+    </w:p>
+    <w:p>
+      <w:r>
+        <w:t xml:space="preserve">Nesse dia as duas últimas aulas ficaram disponível para o </w:t>
+      </w:r>
+      <w:proofErr w:type="spellStart"/>
+      <w:r>
+        <w:t>CarnaLiceu</w:t>
+      </w:r>
+      <w:proofErr w:type="spellEnd"/>
+      <w:r>
+        <w:t>.</w:t>
       </w:r>
     </w:p>
     <w:p>
@@ -4183,7 +4227,7 @@
       </w:pPr>
       <w:r>
         <w:drawing>
-          <wp:inline distT="0" distB="0" distL="0" distR="0" wp14:anchorId="0915EA7C" wp14:editId="2FB702F5">
+          <wp:inline distT="0" distB="0" distL="0" distR="0" wp14:anchorId="0915EA7C" wp14:editId="10477342">
             <wp:extent cx="5836285" cy="1703070"/>
             <wp:effectExtent l="0" t="0" r="0" b="0"/>
             <wp:docPr id="2" name="Imagem 2"/>
@@ -4289,7 +4333,15 @@
         <w:pStyle w:val="ParagrafoTCC2025"/>
       </w:pPr>
       <w:r>
-        <w:t>A outra metade do grupo criou contas no site Figma e começaram a criar os exemplos de como seria o design das páginas do site. Abaixou o exemplo da página de login:</w:t>
+        <w:t xml:space="preserve">A outra metade do grupo criou contas no site </w:t>
+      </w:r>
+      <w:proofErr w:type="spellStart"/>
+      <w:r>
+        <w:t>Figma</w:t>
+      </w:r>
+      <w:proofErr w:type="spellEnd"/>
+      <w:r>
+        <w:t xml:space="preserve"> e começaram a criar os exemplos de como seria o design das páginas do site. Abaixou o exemplo da página de login:</w:t>
       </w:r>
     </w:p>
     <w:p>
@@ -4297,7 +4349,23 @@
         <w:pStyle w:val="ParagrafoTCC2025"/>
       </w:pPr>
       <w:r>
-        <w:t>Essa foi a ideia inicial para o projeto, que mais tarde seria alterada. Seria utilizado o Visual Studio Code (VS Code) durante boa parte da programação do projeto.</w:t>
+        <w:t xml:space="preserve">Essa foi a ideia inicial para o projeto, que mais tarde seria alterada. Seria utilizado o Visual Studio </w:t>
+      </w:r>
+      <w:proofErr w:type="spellStart"/>
+      <w:r>
+        <w:t>Code</w:t>
+      </w:r>
+      <w:proofErr w:type="spellEnd"/>
+      <w:r>
+        <w:t xml:space="preserve"> (VS </w:t>
+      </w:r>
+      <w:proofErr w:type="spellStart"/>
+      <w:r>
+        <w:t>Code</w:t>
+      </w:r>
+      <w:proofErr w:type="spellEnd"/>
+      <w:r>
+        <w:t>) durante boa parte da programação do projeto.</w:t>
       </w:r>
     </w:p>
     <w:p>
@@ -4316,7 +4384,23 @@
         <w:pStyle w:val="ParagrafoTCC2025"/>
       </w:pPr>
       <w:r>
-        <w:t>Foi Realizada uma reunião no aplicativo Discord para discussão e conscentimento do tema final do projeto.</w:t>
+        <w:t xml:space="preserve">Foi Realizada uma reunião no aplicativo </w:t>
+      </w:r>
+      <w:proofErr w:type="spellStart"/>
+      <w:r>
+        <w:t>Discord</w:t>
+      </w:r>
+      <w:proofErr w:type="spellEnd"/>
+      <w:r>
+        <w:t xml:space="preserve"> para discussão e </w:t>
+      </w:r>
+      <w:proofErr w:type="spellStart"/>
+      <w:r>
+        <w:t>conscentimento</w:t>
+      </w:r>
+      <w:proofErr w:type="spellEnd"/>
+      <w:r>
+        <w:t xml:space="preserve"> do tema final do projeto.</w:t>
       </w:r>
     </w:p>
     <w:p>
@@ -4337,7 +4421,23 @@
         <w:pStyle w:val="ParagrafoTCC2025"/>
       </w:pPr>
       <w:r>
-        <w:t>Foi Realizada uma reunião no aplicativo Discord para uso e aprendizado da ferramenta Figma AI para prototipagem e ideias prévias do Projeto</w:t>
+        <w:t xml:space="preserve">Foi Realizada uma reunião no aplicativo </w:t>
+      </w:r>
+      <w:proofErr w:type="spellStart"/>
+      <w:r>
+        <w:t>Discord</w:t>
+      </w:r>
+      <w:proofErr w:type="spellEnd"/>
+      <w:r>
+        <w:t xml:space="preserve"> para uso e aprendizado da ferramenta </w:t>
+      </w:r>
+      <w:proofErr w:type="spellStart"/>
+      <w:r>
+        <w:t>Figma</w:t>
+      </w:r>
+      <w:proofErr w:type="spellEnd"/>
+      <w:r>
+        <w:t xml:space="preserve"> AI para prototipagem e ideias prévias do Projeto</w:t>
       </w:r>
     </w:p>
     <w:p>
@@ -4363,7 +4463,15 @@
         <w:pStyle w:val="ParagrafoTCC2025"/>
       </w:pPr>
       <w:r>
-        <w:t>A outra metade do grupo criou contas no site Figma e começaram a criar os exemplos de como seria o design das páginas do site. Abaixou o exemplo da página de login:</w:t>
+        <w:t xml:space="preserve">A outra metade do grupo criou contas no site </w:t>
+      </w:r>
+      <w:proofErr w:type="spellStart"/>
+      <w:r>
+        <w:t>Figma</w:t>
+      </w:r>
+      <w:proofErr w:type="spellEnd"/>
+      <w:r>
+        <w:t xml:space="preserve"> e começaram a criar os exemplos de como seria o design das páginas do site. Abaixou o exemplo da página de login:</w:t>
       </w:r>
     </w:p>
     <w:p>
@@ -4371,7 +4479,23 @@
         <w:pStyle w:val="ParagrafoTCC2025"/>
       </w:pPr>
       <w:r>
-        <w:t>Essa foi a ideia inicial para o projeto, que mais tarde seria alterada. Seria utilizado o Visual Studio Code (VS Code) durante boa parte da programação do projeto.</w:t>
+        <w:t xml:space="preserve">Essa foi a ideia inicial para o projeto, que mais tarde seria alterada. Seria utilizado o Visual Studio </w:t>
+      </w:r>
+      <w:proofErr w:type="spellStart"/>
+      <w:r>
+        <w:t>Code</w:t>
+      </w:r>
+      <w:proofErr w:type="spellEnd"/>
+      <w:r>
+        <w:t xml:space="preserve"> (VS </w:t>
+      </w:r>
+      <w:proofErr w:type="spellStart"/>
+      <w:r>
+        <w:t>Code</w:t>
+      </w:r>
+      <w:proofErr w:type="spellEnd"/>
+      <w:r>
+        <w:t>) durante boa parte da programação do projeto.</w:t>
       </w:r>
     </w:p>
     <w:p>
@@ -4380,16 +4504,29 @@
       </w:pPr>
       <w:bookmarkStart w:id="19" w:name="_Toc228997828"/>
       <w:r>
-        <w:t>Reunião dia 11/03/2026 – Definição de base para Front-End</w:t>
+        <w:t>Reunião dia 11/03/2026 – Definição de base para Front-</w:t>
+      </w:r>
+      <w:proofErr w:type="spellStart"/>
+      <w:r>
+        <w:t>End</w:t>
       </w:r>
       <w:bookmarkEnd w:id="19"/>
+      <w:proofErr w:type="spellEnd"/>
     </w:p>
     <w:p>
       <w:pPr>
         <w:pStyle w:val="ParagrafoTCC2025"/>
       </w:pPr>
       <w:r>
-        <w:t>Uso da Ferramenta Figma AI para criação de um modelo base para Front-End</w:t>
+        <w:t xml:space="preserve">Uso da Ferramenta </w:t>
+      </w:r>
+      <w:proofErr w:type="spellStart"/>
+      <w:r>
+        <w:t>Figma</w:t>
+      </w:r>
+      <w:proofErr w:type="spellEnd"/>
+      <w:r>
+        <w:t xml:space="preserve"> AI para criação de um modelo base para Front-End</w:t>
       </w:r>
       <w:r>
         <w:t>.</w:t>
@@ -4428,9 +4565,14 @@
         <w:t xml:space="preserve"> -</w:t>
       </w:r>
       <w:r>
-        <w:t xml:space="preserve"> Modelo base definido para Fron-End</w:t>
+        <w:t xml:space="preserve"> Modelo base definido para </w:t>
+      </w:r>
+      <w:proofErr w:type="spellStart"/>
+      <w:r>
+        <w:t>Fron-End</w:t>
       </w:r>
       <w:bookmarkEnd w:id="20"/>
+      <w:proofErr w:type="spellEnd"/>
     </w:p>
     <w:p>
       <w:pPr>
@@ -4517,13 +4659,29 @@
         <w:pStyle w:val="ParagrafoTCC2025"/>
       </w:pPr>
       <w:r>
-        <w:t>Os grupos foram divididos, os devops ficaram pro</w:t>
+        <w:t xml:space="preserve">Os grupos foram divididos, os </w:t>
+      </w:r>
+      <w:proofErr w:type="spellStart"/>
+      <w:r>
+        <w:t>devops</w:t>
+      </w:r>
+      <w:proofErr w:type="spellEnd"/>
+      <w:r>
+        <w:t xml:space="preserve"> ficaram </w:t>
+      </w:r>
+      <w:proofErr w:type="spellStart"/>
+      <w:r>
+        <w:t>pro</w:t>
       </w:r>
       <w:r>
         <w:t>to</w:t>
       </w:r>
       <w:r>
-        <w:t>tipando, enquanto os responsáveis pela gestão e documentação, aprenderam as regras de gerenciamento e de organização da documentação.</w:t>
+        <w:t>tipando</w:t>
+      </w:r>
+      <w:proofErr w:type="spellEnd"/>
+      <w:r>
+        <w:t>, enquanto os responsáveis pela gestão e documentação, aprenderam as regras de gerenciamento e de organização da documentação.</w:t>
       </w:r>
     </w:p>
     <w:p>
@@ -4531,7 +4689,15 @@
         <w:pStyle w:val="ParagrafoTCC2025"/>
       </w:pPr>
       <w:r>
-        <w:t xml:space="preserve">Nessa aula, o professor encaminhou por e-mail toda a documentação que regulamenta o TCC nas Etecs. Na Figura </w:t>
+        <w:t xml:space="preserve">Nessa aula, o professor encaminhou por e-mail toda a documentação que regulamenta o TCC nas </w:t>
+      </w:r>
+      <w:proofErr w:type="spellStart"/>
+      <w:r>
+        <w:t>Etecs</w:t>
+      </w:r>
+      <w:proofErr w:type="spellEnd"/>
+      <w:r>
+        <w:t xml:space="preserve">. Na Figura </w:t>
       </w:r>
       <w:r>
         <w:t>a</w:t>
@@ -4627,7 +4793,15 @@
         <w:pStyle w:val="FonteTCC2025"/>
       </w:pPr>
       <w:r>
-        <w:t>Fonte: Imagem cedida por Heitor Simoneti do e-mail enviado pelo professor</w:t>
+        <w:t xml:space="preserve">Fonte: Imagem cedida por Heitor </w:t>
+      </w:r>
+      <w:proofErr w:type="spellStart"/>
+      <w:r>
+        <w:t>Simoneti</w:t>
+      </w:r>
+      <w:proofErr w:type="spellEnd"/>
+      <w:r>
+        <w:t xml:space="preserve"> do e-mail enviado pelo professor</w:t>
       </w:r>
     </w:p>
     <w:p>
@@ -4679,7 +4853,15 @@
         <w:pStyle w:val="ParagrafoTCC2025"/>
       </w:pPr>
       <w:r>
-        <w:t>Nesse dia, o membro Enzo Spineli faltou em aula para realizar o levantamento de requisitos com sua tia.</w:t>
+        <w:t xml:space="preserve">Nesse dia, o membro Enzo </w:t>
+      </w:r>
+      <w:proofErr w:type="spellStart"/>
+      <w:r>
+        <w:t>Spineli</w:t>
+      </w:r>
+      <w:proofErr w:type="spellEnd"/>
+      <w:r>
+        <w:t xml:space="preserve"> faltou em aula para realizar o levantamento de requisitos com sua tia.</w:t>
       </w:r>
     </w:p>
     <w:p>
@@ -4718,16 +4900,37 @@
       </w:pPr>
       <w:bookmarkStart w:id="26" w:name="_Toc228997833"/>
       <w:r>
-        <w:t>Reunião dia 23/03/2026 - Gerenciamento de projetos e quadros Kanban</w:t>
+        <w:t xml:space="preserve">Reunião dia 23/03/2026 - Gerenciamento de projetos e quadros </w:t>
+      </w:r>
+      <w:proofErr w:type="spellStart"/>
+      <w:r>
+        <w:t>Kanban</w:t>
       </w:r>
       <w:bookmarkEnd w:id="26"/>
+      <w:proofErr w:type="spellEnd"/>
     </w:p>
     <w:p>
       <w:pPr>
         <w:pStyle w:val="ParagrafoTCC2025"/>
       </w:pPr>
       <w:r>
-        <w:t>Na reunião de hoje foi escolhido o site Trello para Gerenciamento de projetos e quadros Kanban, sendo usado para maior organização e definição de objetivos</w:t>
+        <w:t xml:space="preserve">Na reunião de hoje foi escolhido o site </w:t>
+      </w:r>
+      <w:proofErr w:type="spellStart"/>
+      <w:r>
+        <w:t>Trello</w:t>
+      </w:r>
+      <w:proofErr w:type="spellEnd"/>
+      <w:r>
+        <w:t xml:space="preserve"> para Gerenciamento de projetos e quadros </w:t>
+      </w:r>
+      <w:proofErr w:type="spellStart"/>
+      <w:r>
+        <w:t>Kanban</w:t>
+      </w:r>
+      <w:proofErr w:type="spellEnd"/>
+      <w:r>
+        <w:t>, sendo usado para maior organização e definição de objetivos</w:t>
       </w:r>
     </w:p>
     <w:p>
@@ -4767,8 +4970,13 @@
         <w:t>andamento d</w:t>
       </w:r>
       <w:r>
-        <w:t>os projetos em classe do Figma</w:t>
-      </w:r>
+        <w:t xml:space="preserve">os projetos em classe do </w:t>
+      </w:r>
+      <w:proofErr w:type="spellStart"/>
+      <w:r>
+        <w:t>Figma</w:t>
+      </w:r>
+      <w:proofErr w:type="spellEnd"/>
       <w:r>
         <w:t>.</w:t>
       </w:r>
@@ -4848,7 +5056,15 @@
         <w:t xml:space="preserve">Neste dia foi </w:t>
       </w:r>
       <w:r>
-        <w:t>finalizada todas as formatações de documento geral para Documentação e Diario de Bordo pelo Professor Emerson Rodrigues.</w:t>
+        <w:t xml:space="preserve">finalizada todas as formatações de documento geral para Documentação e </w:t>
+      </w:r>
+      <w:proofErr w:type="spellStart"/>
+      <w:r>
+        <w:t>Diario</w:t>
+      </w:r>
+      <w:proofErr w:type="spellEnd"/>
+      <w:r>
+        <w:t xml:space="preserve"> de Bordo pelo Professor Emerson Rodrigues.</w:t>
       </w:r>
     </w:p>
     <w:p>
@@ -4866,7 +5082,39 @@
         <w:pStyle w:val="ParagrafoTCC2025"/>
       </w:pPr>
       <w:r>
-        <w:t>Neste dia foi feito as configurações e upagem de arquivos para o Repositório do Github, alinhamento do Trello e concensso geral do projeto.</w:t>
+        <w:t xml:space="preserve">Neste dia foi feito as configurações e </w:t>
+      </w:r>
+      <w:proofErr w:type="spellStart"/>
+      <w:r>
+        <w:t>upagem</w:t>
+      </w:r>
+      <w:proofErr w:type="spellEnd"/>
+      <w:r>
+        <w:t xml:space="preserve"> de arquivos para o Repositório do </w:t>
+      </w:r>
+      <w:proofErr w:type="spellStart"/>
+      <w:r>
+        <w:t>Github</w:t>
+      </w:r>
+      <w:proofErr w:type="spellEnd"/>
+      <w:r>
+        <w:t xml:space="preserve">, alinhamento do </w:t>
+      </w:r>
+      <w:proofErr w:type="spellStart"/>
+      <w:r>
+        <w:t>Trello</w:t>
+      </w:r>
+      <w:proofErr w:type="spellEnd"/>
+      <w:r>
+        <w:t xml:space="preserve"> e </w:t>
+      </w:r>
+      <w:proofErr w:type="spellStart"/>
+      <w:r>
+        <w:t>concensso</w:t>
+      </w:r>
+      <w:proofErr w:type="spellEnd"/>
+      <w:r>
+        <w:t xml:space="preserve"> geral do projeto.</w:t>
       </w:r>
     </w:p>
     <w:p>
@@ -5202,7 +5450,7 @@
     </w:p>
     <w:p>
       <w:pPr>
-        <w:pStyle w:val="Legenda"/>
+        <w:pStyle w:val="FonteTCC2025"/>
       </w:pPr>
       <w:r>
         <w:t>Fonte: Feito por Os Autores</w:t>
@@ -5232,7 +5480,15 @@
         <w:t xml:space="preserve"> gerais e quadros</w:t>
       </w:r>
       <w:r>
-        <w:t xml:space="preserve"> da Documentação do Software, foi realizado o conferimento de requisitos do Software com o BD para planejamento final do BD.</w:t>
+        <w:t xml:space="preserve"> da Documentação do Software, foi realizado o </w:t>
+      </w:r>
+      <w:proofErr w:type="spellStart"/>
+      <w:r>
+        <w:t>conferimento</w:t>
+      </w:r>
+      <w:proofErr w:type="spellEnd"/>
+      <w:r>
+        <w:t xml:space="preserve"> de requisitos do Software com o BD para planejamento final do BD.</w:t>
       </w:r>
     </w:p>
     <w:p>
@@ -5259,9 +5515,6 @@
         <w:t>8</w:t>
       </w:r>
       <w:r>
-        <w:rPr>
-          <w:noProof/>
-        </w:rPr>
         <w:fldChar w:fldCharType="end"/>
       </w:r>
       <w:r>
@@ -5313,10 +5566,15 @@
     </w:p>
     <w:p>
       <w:pPr>
-        <w:pStyle w:val="Legenda"/>
-      </w:pPr>
-      <w:r>
-        <w:t>Fonte:Feito por Os Autores</w:t>
+        <w:pStyle w:val="FonteTCC2025"/>
+      </w:pPr>
+      <w:proofErr w:type="spellStart"/>
+      <w:r>
+        <w:t>Fonte:Feito</w:t>
+      </w:r>
+      <w:proofErr w:type="spellEnd"/>
+      <w:r>
+        <w:t xml:space="preserve"> por Os Autores</w:t>
       </w:r>
     </w:p>
     <w:p/>
@@ -5326,6 +5584,7 @@
       </w:pPr>
       <w:bookmarkStart w:id="41" w:name="_Toc228997844"/>
       <w:r>
+        <w:lastRenderedPageBreak/>
         <w:t xml:space="preserve">Mudanças Dia 24/04/2026 – </w:t>
       </w:r>
       <w:r>
@@ -5352,7 +5611,7 @@
     </w:p>
     <w:p>
       <w:pPr>
-        <w:pStyle w:val="Legenda"/>
+        <w:pStyle w:val="FiguraTCC"/>
         <w:rPr>
           <w:rStyle w:val="FiguraTCCChar"/>
         </w:rPr>
@@ -5456,7 +5715,7 @@
     </w:p>
     <w:p>
       <w:pPr>
-        <w:pStyle w:val="Legenda"/>
+        <w:pStyle w:val="FonteTCC2025"/>
       </w:pPr>
       <w:r>
         <w:t>Fonte: Feito por Os Autores</w:t>
@@ -5492,7 +5751,6 @@
         <w:rPr>
           <w:rStyle w:val="FiguraTCCChar"/>
         </w:rPr>
-        <w:lastRenderedPageBreak/>
         <w:t xml:space="preserve">Figura </w:t>
       </w:r>
       <w:r>
@@ -5596,6 +5854,7 @@
       </w:pPr>
       <w:bookmarkStart w:id="45" w:name="_Toc228997846"/>
       <w:r>
+        <w:lastRenderedPageBreak/>
         <w:t>Aula dia 01/05/2026 –</w:t>
       </w:r>
       <w:bookmarkEnd w:id="45"/>
@@ -5659,9 +5918,14 @@
         <w:fldChar w:fldCharType="end"/>
       </w:r>
       <w:r>
-        <w:t xml:space="preserve"> - Print do Aplicativo de Comunicação Discord</w:t>
+        <w:t xml:space="preserve"> - Print do Aplicativo de Comunicação </w:t>
+      </w:r>
+      <w:proofErr w:type="spellStart"/>
+      <w:r>
+        <w:t>Discord</w:t>
       </w:r>
       <w:bookmarkEnd w:id="47"/>
+      <w:proofErr w:type="spellEnd"/>
     </w:p>
     <w:p>
       <w:pPr>
@@ -5710,8 +5974,13 @@
         <w:pStyle w:val="FonteTCC2025"/>
       </w:pPr>
       <w:r>
-        <w:t>Fonte: Aplicativo Discord</w:t>
-      </w:r>
+        <w:t xml:space="preserve">Fonte: Aplicativo </w:t>
+      </w:r>
+      <w:proofErr w:type="spellStart"/>
+      <w:r>
+        <w:t>Discord</w:t>
+      </w:r>
+      <w:proofErr w:type="spellEnd"/>
     </w:p>
     <w:p>
       <w:pPr>
@@ -5722,8 +5991,17 @@
           <w:color w:val="FF0000"/>
           <w:highlight w:val="yellow"/>
         </w:rPr>
-        <w:t>Faltou texto pós img</w:t>
-      </w:r>
+        <w:t xml:space="preserve">Faltou texto pós </w:t>
+      </w:r>
+      <w:proofErr w:type="spellStart"/>
+      <w:r>
+        <w:rPr>
+          <w:color w:val="FF0000"/>
+          <w:highlight w:val="yellow"/>
+        </w:rPr>
+        <w:t>img</w:t>
+      </w:r>
+      <w:proofErr w:type="spellEnd"/>
     </w:p>
     <w:p>
       <w:pPr>
@@ -5734,7 +6012,23 @@
         <w:t xml:space="preserve">Atualizações dia 05/05/2026 – </w:t>
       </w:r>
       <w:r>
-        <w:t>Criação das models, migrations e controllers para ramos, seguradoras e parcelas.</w:t>
+        <w:t xml:space="preserve">Criação das models, </w:t>
+      </w:r>
+      <w:proofErr w:type="spellStart"/>
+      <w:r>
+        <w:t>migrations</w:t>
+      </w:r>
+      <w:proofErr w:type="spellEnd"/>
+      <w:r>
+        <w:t xml:space="preserve"> e </w:t>
+      </w:r>
+      <w:proofErr w:type="spellStart"/>
+      <w:r>
+        <w:t>controllers</w:t>
+      </w:r>
+      <w:proofErr w:type="spellEnd"/>
+      <w:r>
+        <w:t xml:space="preserve"> para ramos, seguradoras e parcelas.</w:t>
       </w:r>
       <w:bookmarkEnd w:id="48"/>
     </w:p>
@@ -5743,7 +6037,23 @@
         <w:pStyle w:val="ParagrafoTCC2025"/>
       </w:pPr>
       <w:r>
-        <w:t>Neste dia foram feitas as criações das models, migrations e controllers para as tabelas ramos, seguradoras e parcelas.</w:t>
+        <w:t xml:space="preserve">Neste dia foram feitas as criações das models, </w:t>
+      </w:r>
+      <w:proofErr w:type="spellStart"/>
+      <w:r>
+        <w:t>migrations</w:t>
+      </w:r>
+      <w:proofErr w:type="spellEnd"/>
+      <w:r>
+        <w:t xml:space="preserve"> e </w:t>
+      </w:r>
+      <w:proofErr w:type="spellStart"/>
+      <w:r>
+        <w:t>controllers</w:t>
+      </w:r>
+      <w:proofErr w:type="spellEnd"/>
+      <w:r>
+        <w:t xml:space="preserve"> para as tabelas ramos, seguradoras e parcelas.</w:t>
       </w:r>
     </w:p>
     <w:p>
@@ -5755,7 +6065,6 @@
         <w:rPr>
           <w:rStyle w:val="FiguraTCCChar"/>
         </w:rPr>
-        <w:lastRenderedPageBreak/>
         <w:t xml:space="preserve">Figura </w:t>
       </w:r>
       <w:r>
@@ -5838,7 +6147,10 @@
         <w:pStyle w:val="FonteTCC2025"/>
       </w:pPr>
       <w:r>
-        <w:t>Fonte: Feito por Os Autores</w:t>
+        <w:t xml:space="preserve">Fonte: </w:t>
+      </w:r>
+      <w:r>
+        <w:t>Print do arquivo GitHub</w:t>
       </w:r>
     </w:p>
     <w:p>
@@ -5856,7 +6168,23 @@
         <w:pStyle w:val="ParagrafoTCC2025"/>
       </w:pPr>
       <w:r>
-        <w:t>Neste dia foi realizado a vistoria e verificação do funcionamento e andamento dos projetos de Front-End e Back-End dos Softwares.</w:t>
+        <w:t>Neste dia foi realizado a vistoria e verificação do funcionamento e andamento dos projetos de Front-</w:t>
+      </w:r>
+      <w:proofErr w:type="spellStart"/>
+      <w:r>
+        <w:t>End</w:t>
+      </w:r>
+      <w:proofErr w:type="spellEnd"/>
+      <w:r>
+        <w:t xml:space="preserve"> e Back-</w:t>
+      </w:r>
+      <w:proofErr w:type="spellStart"/>
+      <w:r>
+        <w:t>End</w:t>
+      </w:r>
+      <w:proofErr w:type="spellEnd"/>
+      <w:r>
+        <w:t xml:space="preserve"> dos Softwares.</w:t>
       </w:r>
     </w:p>
     <w:p>
@@ -5864,6 +6192,7 @@
         <w:pStyle w:val="Ttulo1"/>
       </w:pPr>
       <w:r>
+        <w:lastRenderedPageBreak/>
         <w:t xml:space="preserve">Aula dia 08/05/2026 – </w:t>
       </w:r>
       <w:r>
@@ -5886,16 +6215,140 @@
         <w:pStyle w:val="Ttulo1"/>
       </w:pPr>
       <w:r>
-        <w:t>Reunião</w:t>
-      </w:r>
-      <w:r>
-        <w:t xml:space="preserve"> dia </w:t>
-      </w:r>
-      <w:r>
-        <w:t>12</w:t>
-      </w:r>
-      <w:r>
-        <w:t>/05/2026</w:t>
+        <w:t>Mudanças</w:t>
+      </w:r>
+      <w:r>
+        <w:t xml:space="preserve"> dia 1</w:t>
+      </w:r>
+      <w:r>
+        <w:t>1</w:t>
+      </w:r>
+      <w:r>
+        <w:t xml:space="preserve">/05/2026 – </w:t>
+      </w:r>
+      <w:r>
+        <w:t xml:space="preserve">Alteração das </w:t>
+      </w:r>
+      <w:proofErr w:type="spellStart"/>
+      <w:r>
+        <w:t>Migrations</w:t>
+      </w:r>
+      <w:proofErr w:type="spellEnd"/>
+      <w:r>
+        <w:t xml:space="preserve"> e correção das mesmas</w:t>
+      </w:r>
+    </w:p>
+    <w:p>
+      <w:r>
+        <w:t xml:space="preserve">Neste dia foram realizadas alterações nas </w:t>
+      </w:r>
+      <w:proofErr w:type="spellStart"/>
+      <w:r>
+        <w:t>Migrations</w:t>
+      </w:r>
+      <w:proofErr w:type="spellEnd"/>
+      <w:r>
+        <w:t xml:space="preserve"> do BD para deixar em conformidade </w:t>
+      </w:r>
+      <w:r>
+        <w:t xml:space="preserve">com informações e tabelas do mesmo e preparar para upar no </w:t>
+      </w:r>
+      <w:proofErr w:type="spellStart"/>
+      <w:r>
+        <w:t>SupaBase</w:t>
+      </w:r>
+      <w:proofErr w:type="spellEnd"/>
+      <w:r>
+        <w:t>.</w:t>
+      </w:r>
+    </w:p>
+    <w:p>
+      <w:pPr>
+        <w:pStyle w:val="FiguraTCC"/>
+      </w:pPr>
+      <w:r>
+        <w:t xml:space="preserve">Figura </w:t>
+      </w:r>
+      <w:fldSimple w:instr=" SEQ Figura \* ARABIC ">
+        <w:r>
+          <w:rPr>
+            <w:noProof/>
+          </w:rPr>
+          <w:t>13</w:t>
+        </w:r>
+      </w:fldSimple>
+      <w:r>
+        <w:t xml:space="preserve"> - Alteração </w:t>
+      </w:r>
+      <w:proofErr w:type="spellStart"/>
+      <w:r>
+        <w:t>Migrations</w:t>
+      </w:r>
+      <w:proofErr w:type="spellEnd"/>
+      <w:r>
+        <w:t xml:space="preserve"> e correções</w:t>
+      </w:r>
+    </w:p>
+    <w:p>
+      <w:pPr>
+        <w:pStyle w:val="ImagemTCC2026"/>
+        <w:keepNext/>
+      </w:pPr>
+      <w:r>
+        <w:drawing>
+          <wp:inline distT="0" distB="0" distL="0" distR="0" wp14:anchorId="12A2C7C6" wp14:editId="495E5A3B">
+            <wp:extent cx="5836285" cy="2783205"/>
+            <wp:effectExtent l="0" t="0" r="0" b="0"/>
+            <wp:docPr id="13" name="Imagem 13"/>
+            <wp:cNvGraphicFramePr>
+              <a:graphicFrameLocks xmlns:a="http://schemas.openxmlformats.org/drawingml/2006/main" noChangeAspect="1"/>
+            </wp:cNvGraphicFramePr>
+            <a:graphic xmlns:a="http://schemas.openxmlformats.org/drawingml/2006/main">
+              <a:graphicData uri="http://schemas.openxmlformats.org/drawingml/2006/picture">
+                <pic:pic xmlns:pic="http://schemas.openxmlformats.org/drawingml/2006/picture">
+                  <pic:nvPicPr>
+                    <pic:cNvPr id="1" name=""/>
+                    <pic:cNvPicPr/>
+                  </pic:nvPicPr>
+                  <pic:blipFill>
+                    <a:blip r:embed="rId23"/>
+                    <a:stretch>
+                      <a:fillRect/>
+                    </a:stretch>
+                  </pic:blipFill>
+                  <pic:spPr>
+                    <a:xfrm>
+                      <a:off x="0" y="0"/>
+                      <a:ext cx="5836285" cy="2783205"/>
+                    </a:xfrm>
+                    <a:prstGeom prst="rect">
+                      <a:avLst/>
+                    </a:prstGeom>
+                  </pic:spPr>
+                </pic:pic>
+              </a:graphicData>
+            </a:graphic>
+          </wp:inline>
+        </w:drawing>
+      </w:r>
+    </w:p>
+    <w:p>
+      <w:pPr>
+        <w:pStyle w:val="FonteTCC2025"/>
+      </w:pPr>
+      <w:r>
+        <w:t xml:space="preserve">Fonte: </w:t>
+      </w:r>
+      <w:r>
+        <w:t>Print do Aplicativo GitHub</w:t>
+      </w:r>
+    </w:p>
+    <w:p>
+      <w:pPr>
+        <w:pStyle w:val="Ttulo1"/>
+      </w:pPr>
+      <w:r>
+        <w:t>Reunião dia 12/05/2026</w:t>
       </w:r>
       <w:r>
         <w:t xml:space="preserve"> – Hospedagem do BD e verificação de andamento</w:t>
@@ -5914,30 +6367,24 @@
         <w:pStyle w:val="FiguraTCC"/>
       </w:pPr>
       <w:r>
-        <w:lastRenderedPageBreak/>
         <w:t xml:space="preserve">Figura </w:t>
       </w:r>
-      <w:r>
-        <w:fldChar w:fldCharType="begin"/>
-      </w:r>
-      <w:r>
-        <w:instrText xml:space="preserve"> SEQ Figura \* ARABIC </w:instrText>
-      </w:r>
-      <w:r>
-        <w:fldChar w:fldCharType="separate"/>
-      </w:r>
-      <w:r>
-        <w:rPr>
-          <w:noProof/>
-        </w:rPr>
-        <w:t>13</w:t>
-      </w:r>
-      <w:r>
-        <w:fldChar w:fldCharType="end"/>
-      </w:r>
-      <w:r>
-        <w:t xml:space="preserve"> - Print site BD Supabase</w:t>
-      </w:r>
+      <w:fldSimple w:instr=" SEQ Figura \* ARABIC ">
+        <w:r>
+          <w:rPr>
+            <w:noProof/>
+          </w:rPr>
+          <w:t>14</w:t>
+        </w:r>
+      </w:fldSimple>
+      <w:r>
+        <w:t xml:space="preserve"> - Print site BD </w:t>
+      </w:r>
+      <w:proofErr w:type="spellStart"/>
+      <w:r>
+        <w:t>Supabase</w:t>
+      </w:r>
+      <w:proofErr w:type="spellEnd"/>
     </w:p>
     <w:p>
       <w:pPr>
@@ -5961,7 +6408,7 @@
                     <pic:cNvPicPr/>
                   </pic:nvPicPr>
                   <pic:blipFill>
-                    <a:blip r:embed="rId23" cstate="print">
+                    <a:blip r:embed="rId24" cstate="print">
                       <a:extLst>
                         <a:ext uri="{28A0092B-C50C-407E-A947-70E740481C1C}">
                           <a14:useLocalDpi xmlns:a14="http://schemas.microsoft.com/office/drawing/2010/main" val="0"/>
@@ -5993,9 +6440,771 @@
         <w:pStyle w:val="FonteTCC2025"/>
       </w:pPr>
       <w:r>
-        <w:t>Fonte: Feito por Os Autores</w:t>
-      </w:r>
-    </w:p>
+        <w:t xml:space="preserve">Fonte: </w:t>
+      </w:r>
+      <w:r>
+        <w:t xml:space="preserve">Print do Site </w:t>
+      </w:r>
+      <w:proofErr w:type="spellStart"/>
+      <w:r>
+        <w:t>SupaBase</w:t>
+      </w:r>
+      <w:proofErr w:type="spellEnd"/>
+      <w:r>
+        <w:t xml:space="preserve"> e </w:t>
+      </w:r>
+      <w:proofErr w:type="spellStart"/>
+      <w:r>
+        <w:t>Discord</w:t>
+      </w:r>
+      <w:proofErr w:type="spellEnd"/>
+    </w:p>
+    <w:p>
+      <w:pPr>
+        <w:pStyle w:val="Ttulo1"/>
+      </w:pPr>
+      <w:r>
+        <w:lastRenderedPageBreak/>
+        <w:t>Mudanças</w:t>
+      </w:r>
+      <w:r>
+        <w:t xml:space="preserve"> dia 12/05/2026 – </w:t>
+      </w:r>
+      <w:r>
+        <w:t xml:space="preserve">Correção de Models, Instalação de Pacotes e conexão do banco com </w:t>
+      </w:r>
+      <w:proofErr w:type="spellStart"/>
+      <w:r>
+        <w:t>SupaBase</w:t>
+      </w:r>
+      <w:proofErr w:type="spellEnd"/>
+    </w:p>
+    <w:p>
+      <w:pPr>
+        <w:pStyle w:val="ParagrafoTCC2025"/>
+      </w:pPr>
+      <w:r>
+        <w:t xml:space="preserve">Foram realizadas correções nos models do sistema, além da instalação de pacotes necessários para o desenvolvimento da aplicação. Também foi feita a conexão do sistema com o </w:t>
+      </w:r>
+      <w:r>
+        <w:t xml:space="preserve">BD </w:t>
+      </w:r>
+      <w:r>
+        <w:t xml:space="preserve">PostgreSQL hospedado no </w:t>
+      </w:r>
+      <w:proofErr w:type="spellStart"/>
+      <w:r>
+        <w:t>Supabase</w:t>
+      </w:r>
+      <w:proofErr w:type="spellEnd"/>
+      <w:r>
+        <w:t>, garantindo o funcionamento da integração entre sistema e banco de dados.</w:t>
+      </w:r>
+    </w:p>
+    <w:p>
+      <w:pPr>
+        <w:pStyle w:val="FiguraTCC"/>
+      </w:pPr>
+      <w:r>
+        <w:t xml:space="preserve">Figura </w:t>
+      </w:r>
+      <w:fldSimple w:instr=" SEQ Figura \* ARABIC ">
+        <w:r>
+          <w:rPr>
+            <w:noProof/>
+          </w:rPr>
+          <w:t>15</w:t>
+        </w:r>
+      </w:fldSimple>
+      <w:r>
+        <w:t xml:space="preserve"> Correção de Models, instalação de pacotes e conexão com </w:t>
+      </w:r>
+      <w:proofErr w:type="spellStart"/>
+      <w:r>
+        <w:t>SupaBase</w:t>
+      </w:r>
+      <w:proofErr w:type="spellEnd"/>
+    </w:p>
+    <w:p>
+      <w:pPr>
+        <w:pStyle w:val="ImagemTCC2026"/>
+        <w:keepNext/>
+      </w:pPr>
+      <w:r>
+        <w:drawing>
+          <wp:inline distT="0" distB="0" distL="0" distR="0" wp14:anchorId="181C4203" wp14:editId="3CE3D228">
+            <wp:extent cx="5836285" cy="1381760"/>
+            <wp:effectExtent l="0" t="0" r="0" b="8890"/>
+            <wp:docPr id="15" name="Imagem 15"/>
+            <wp:cNvGraphicFramePr>
+              <a:graphicFrameLocks xmlns:a="http://schemas.openxmlformats.org/drawingml/2006/main" noChangeAspect="1"/>
+            </wp:cNvGraphicFramePr>
+            <a:graphic xmlns:a="http://schemas.openxmlformats.org/drawingml/2006/main">
+              <a:graphicData uri="http://schemas.openxmlformats.org/drawingml/2006/picture">
+                <pic:pic xmlns:pic="http://schemas.openxmlformats.org/drawingml/2006/picture">
+                  <pic:nvPicPr>
+                    <pic:cNvPr id="1" name=""/>
+                    <pic:cNvPicPr/>
+                  </pic:nvPicPr>
+                  <pic:blipFill>
+                    <a:blip r:embed="rId25"/>
+                    <a:stretch>
+                      <a:fillRect/>
+                    </a:stretch>
+                  </pic:blipFill>
+                  <pic:spPr>
+                    <a:xfrm>
+                      <a:off x="0" y="0"/>
+                      <a:ext cx="5836285" cy="1381760"/>
+                    </a:xfrm>
+                    <a:prstGeom prst="rect">
+                      <a:avLst/>
+                    </a:prstGeom>
+                  </pic:spPr>
+                </pic:pic>
+              </a:graphicData>
+            </a:graphic>
+          </wp:inline>
+        </w:drawing>
+      </w:r>
+    </w:p>
+    <w:p>
+      <w:pPr>
+        <w:pStyle w:val="FonteTCC2025"/>
+      </w:pPr>
+      <w:r>
+        <w:t>Fonte: Print do Aplicativo GitHub</w:t>
+      </w:r>
+    </w:p>
+    <w:p>
+      <w:pPr>
+        <w:pStyle w:val="Ttulo1"/>
+      </w:pPr>
+      <w:r>
+        <w:t>Mudanças</w:t>
+      </w:r>
+      <w:r>
+        <w:t xml:space="preserve"> dia 13/05/2026 – </w:t>
+      </w:r>
+      <w:r>
+        <w:t xml:space="preserve">Alteração do </w:t>
+      </w:r>
+      <w:proofErr w:type="spellStart"/>
+      <w:r>
+        <w:t>Controller</w:t>
+      </w:r>
+      <w:proofErr w:type="spellEnd"/>
+    </w:p>
+    <w:p>
+      <w:pPr>
+        <w:pStyle w:val="ParagrafoTCC2025"/>
+      </w:pPr>
+      <w:r>
+        <w:t xml:space="preserve">Foram realizadas alterações nos </w:t>
+      </w:r>
+      <w:proofErr w:type="spellStart"/>
+      <w:r>
+        <w:t>controllers</w:t>
+      </w:r>
+      <w:proofErr w:type="spellEnd"/>
+      <w:r>
+        <w:t xml:space="preserve"> do sistema com o objetivo de corrigir funcionalidades e melhorar o processamento das requisições entre a interface e o banco de dados, garantindo maior organização e funcionamento da aplicação.</w:t>
+      </w:r>
+    </w:p>
+    <w:p>
+      <w:pPr>
+        <w:pStyle w:val="FiguraTCC"/>
+      </w:pPr>
+      <w:r>
+        <w:t xml:space="preserve">Figura </w:t>
+      </w:r>
+      <w:fldSimple w:instr=" SEQ Figura \* ARABIC ">
+        <w:r>
+          <w:rPr>
+            <w:noProof/>
+          </w:rPr>
+          <w:t>16</w:t>
+        </w:r>
+      </w:fldSimple>
+      <w:r>
+        <w:t xml:space="preserve"> - Alteração do </w:t>
+      </w:r>
+      <w:proofErr w:type="spellStart"/>
+      <w:r>
+        <w:t>Controller</w:t>
+      </w:r>
+      <w:proofErr w:type="spellEnd"/>
+      <w:r>
+        <w:t xml:space="preserve"> para salvar clientes</w:t>
+      </w:r>
+    </w:p>
+    <w:p>
+      <w:pPr>
+        <w:pStyle w:val="FonteTCC2025"/>
+        <w:keepNext/>
+      </w:pPr>
+      <w:r>
+        <w:drawing>
+          <wp:inline distT="0" distB="0" distL="0" distR="0" wp14:anchorId="0FF36739" wp14:editId="0A21059D">
+            <wp:extent cx="5836285" cy="789940"/>
+            <wp:effectExtent l="0" t="0" r="0" b="0"/>
+            <wp:docPr id="16" name="Imagem 16"/>
+            <wp:cNvGraphicFramePr>
+              <a:graphicFrameLocks xmlns:a="http://schemas.openxmlformats.org/drawingml/2006/main" noChangeAspect="1"/>
+            </wp:cNvGraphicFramePr>
+            <a:graphic xmlns:a="http://schemas.openxmlformats.org/drawingml/2006/main">
+              <a:graphicData uri="http://schemas.openxmlformats.org/drawingml/2006/picture">
+                <pic:pic xmlns:pic="http://schemas.openxmlformats.org/drawingml/2006/picture">
+                  <pic:nvPicPr>
+                    <pic:cNvPr id="1" name=""/>
+                    <pic:cNvPicPr/>
+                  </pic:nvPicPr>
+                  <pic:blipFill>
+                    <a:blip r:embed="rId26"/>
+                    <a:stretch>
+                      <a:fillRect/>
+                    </a:stretch>
+                  </pic:blipFill>
+                  <pic:spPr>
+                    <a:xfrm>
+                      <a:off x="0" y="0"/>
+                      <a:ext cx="5836285" cy="789940"/>
+                    </a:xfrm>
+                    <a:prstGeom prst="rect">
+                      <a:avLst/>
+                    </a:prstGeom>
+                  </pic:spPr>
+                </pic:pic>
+              </a:graphicData>
+            </a:graphic>
+          </wp:inline>
+        </w:drawing>
+      </w:r>
+    </w:p>
+    <w:p>
+      <w:pPr>
+        <w:pStyle w:val="FonteTCC2025"/>
+      </w:pPr>
+      <w:r>
+        <w:t>Fonte: Print do aplicativo GitHub</w:t>
+      </w:r>
+    </w:p>
+    <w:p>
+      <w:pPr>
+        <w:pStyle w:val="Ttulo1"/>
+      </w:pPr>
+      <w:r>
+        <w:t>Aula</w:t>
+      </w:r>
+      <w:r>
+        <w:t xml:space="preserve"> dia 1</w:t>
+      </w:r>
+      <w:r>
+        <w:t>3</w:t>
+      </w:r>
+      <w:r>
+        <w:t xml:space="preserve">/05/2026 – </w:t>
+      </w:r>
+      <w:r>
+        <w:t>Cinema</w:t>
+      </w:r>
+    </w:p>
+    <w:p>
+      <w:pPr>
+        <w:pStyle w:val="ParagrafoTCC2025"/>
+      </w:pPr>
+      <w:r>
+        <w:t>Neste dia não houve aula devido ao evento onde os alunos do curso de DS foram ao cinema após o horário do intervalo</w:t>
+      </w:r>
+      <w:r>
+        <w:t>.</w:t>
+      </w:r>
+    </w:p>
+    <w:p>
+      <w:pPr>
+        <w:pStyle w:val="Ttulo1"/>
+      </w:pPr>
+      <w:r>
+        <w:t>Mudanças dia 1</w:t>
+      </w:r>
+      <w:r>
+        <w:t>4</w:t>
+      </w:r>
+      <w:r>
+        <w:t xml:space="preserve">/05/2026 – </w:t>
+      </w:r>
+      <w:r>
+        <w:t>Criação do código para salvar segurado e consumo API</w:t>
+      </w:r>
+    </w:p>
+    <w:p>
+      <w:pPr>
+        <w:pStyle w:val="ParagrafoTCC2025"/>
+      </w:pPr>
+      <w:r>
+        <w:t>Foi desenvolvido o código responsável pelo cadastro e salvamento de segurados no sistema. Também foi realizado o consumo de API para integração e comunicação entre o sistema e serviços externos, contribuindo para o funcionamento das funcionalidades da aplicação.</w:t>
+      </w:r>
+    </w:p>
+    <w:p>
+      <w:pPr>
+        <w:pStyle w:val="FiguraTCC"/>
+      </w:pPr>
+      <w:r>
+        <w:lastRenderedPageBreak/>
+        <w:t xml:space="preserve">Figura </w:t>
+      </w:r>
+      <w:fldSimple w:instr=" SEQ Figura \* ARABIC ">
+        <w:r>
+          <w:rPr>
+            <w:noProof/>
+          </w:rPr>
+          <w:t>17</w:t>
+        </w:r>
+      </w:fldSimple>
+      <w:r>
+        <w:t xml:space="preserve"> - Criação do código para salvar segurado e consumo API</w:t>
+      </w:r>
+    </w:p>
+    <w:p>
+      <w:pPr>
+        <w:pStyle w:val="ImagemTCC2026"/>
+        <w:keepNext/>
+      </w:pPr>
+      <w:r>
+        <w:drawing>
+          <wp:inline distT="0" distB="0" distL="0" distR="0" wp14:anchorId="199A75E1" wp14:editId="62C78311">
+            <wp:extent cx="5836285" cy="2806700"/>
+            <wp:effectExtent l="0" t="0" r="0" b="0"/>
+            <wp:docPr id="17" name="Imagem 17"/>
+            <wp:cNvGraphicFramePr>
+              <a:graphicFrameLocks xmlns:a="http://schemas.openxmlformats.org/drawingml/2006/main" noChangeAspect="1"/>
+            </wp:cNvGraphicFramePr>
+            <a:graphic xmlns:a="http://schemas.openxmlformats.org/drawingml/2006/main">
+              <a:graphicData uri="http://schemas.openxmlformats.org/drawingml/2006/picture">
+                <pic:pic xmlns:pic="http://schemas.openxmlformats.org/drawingml/2006/picture">
+                  <pic:nvPicPr>
+                    <pic:cNvPr id="0" name="Picture 1"/>
+                    <pic:cNvPicPr>
+                      <a:picLocks noChangeAspect="1" noChangeArrowheads="1"/>
+                    </pic:cNvPicPr>
+                  </pic:nvPicPr>
+                  <pic:blipFill>
+                    <a:blip r:embed="rId27" cstate="print">
+                      <a:extLst>
+                        <a:ext uri="{28A0092B-C50C-407E-A947-70E740481C1C}">
+                          <a14:useLocalDpi xmlns:a14="http://schemas.microsoft.com/office/drawing/2010/main" val="0"/>
+                        </a:ext>
+                      </a:extLst>
+                    </a:blip>
+                    <a:srcRect/>
+                    <a:stretch>
+                      <a:fillRect/>
+                    </a:stretch>
+                  </pic:blipFill>
+                  <pic:spPr bwMode="auto">
+                    <a:xfrm>
+                      <a:off x="0" y="0"/>
+                      <a:ext cx="5836285" cy="2806700"/>
+                    </a:xfrm>
+                    <a:prstGeom prst="rect">
+                      <a:avLst/>
+                    </a:prstGeom>
+                    <a:noFill/>
+                    <a:ln>
+                      <a:noFill/>
+                    </a:ln>
+                  </pic:spPr>
+                </pic:pic>
+              </a:graphicData>
+            </a:graphic>
+          </wp:inline>
+        </w:drawing>
+      </w:r>
+    </w:p>
+    <w:p>
+      <w:pPr>
+        <w:pStyle w:val="FonteTCC2025"/>
+      </w:pPr>
+      <w:r>
+        <w:t>Fonte: Print do Aplicativo GitHub</w:t>
+      </w:r>
+    </w:p>
+    <w:p>
+      <w:pPr>
+        <w:pStyle w:val="Ttulo1"/>
+      </w:pPr>
+      <w:r>
+        <w:t>Mudanç</w:t>
+      </w:r>
+      <w:r>
+        <w:t>a</w:t>
+      </w:r>
+      <w:r>
+        <w:t>s</w:t>
+      </w:r>
+      <w:r>
+        <w:t xml:space="preserve"> dia 15/05/2026 – </w:t>
+      </w:r>
+      <w:r>
+        <w:t xml:space="preserve">Correção do </w:t>
+      </w:r>
+      <w:proofErr w:type="spellStart"/>
+      <w:r>
+        <w:t>Import</w:t>
+      </w:r>
+      <w:proofErr w:type="spellEnd"/>
+      <w:r>
+        <w:t xml:space="preserve"> e </w:t>
+      </w:r>
+      <w:proofErr w:type="spellStart"/>
+      <w:r>
+        <w:t>Form</w:t>
+      </w:r>
+      <w:proofErr w:type="spellEnd"/>
+    </w:p>
+    <w:p>
+      <w:pPr>
+        <w:pStyle w:val="ParagrafoTCC2025"/>
+      </w:pPr>
+      <w:r>
+        <w:t xml:space="preserve">Foram realizadas correções nos </w:t>
+      </w:r>
+      <w:proofErr w:type="spellStart"/>
+      <w:r>
+        <w:t>imports</w:t>
+      </w:r>
+      <w:proofErr w:type="spellEnd"/>
+      <w:r>
+        <w:t xml:space="preserve"> e formulários do sistema, com o objetivo de organizar a estrutura do código e garantir o funcionamento correto das telas e funcionalidades da aplicação.</w:t>
+      </w:r>
+    </w:p>
+    <w:p>
+      <w:pPr>
+        <w:pStyle w:val="FiguraTCC"/>
+      </w:pPr>
+      <w:r>
+        <w:t xml:space="preserve">Figura </w:t>
+      </w:r>
+      <w:fldSimple w:instr=" SEQ Figura \* ARABIC ">
+        <w:r>
+          <w:rPr>
+            <w:noProof/>
+          </w:rPr>
+          <w:t>18</w:t>
+        </w:r>
+      </w:fldSimple>
+      <w:r>
+        <w:t xml:space="preserve"> - Correção do </w:t>
+      </w:r>
+      <w:proofErr w:type="spellStart"/>
+      <w:r>
+        <w:t>Import</w:t>
+      </w:r>
+      <w:proofErr w:type="spellEnd"/>
+      <w:r>
+        <w:t xml:space="preserve"> e </w:t>
+      </w:r>
+      <w:proofErr w:type="spellStart"/>
+      <w:r>
+        <w:t>Form</w:t>
+      </w:r>
+      <w:proofErr w:type="spellEnd"/>
+    </w:p>
+    <w:p>
+      <w:pPr>
+        <w:pStyle w:val="ImagemTCC2026"/>
+        <w:keepNext/>
+      </w:pPr>
+      <w:r>
+        <w:drawing>
+          <wp:inline distT="0" distB="0" distL="0" distR="0" wp14:anchorId="6E1FBE1F" wp14:editId="5118FA2B">
+            <wp:extent cx="5828030" cy="2830830"/>
+            <wp:effectExtent l="0" t="0" r="1270" b="7620"/>
+            <wp:docPr id="18" name="Imagem 18"/>
+            <wp:cNvGraphicFramePr>
+              <a:graphicFrameLocks xmlns:a="http://schemas.openxmlformats.org/drawingml/2006/main" noChangeAspect="1"/>
+            </wp:cNvGraphicFramePr>
+            <a:graphic xmlns:a="http://schemas.openxmlformats.org/drawingml/2006/main">
+              <a:graphicData uri="http://schemas.openxmlformats.org/drawingml/2006/picture">
+                <pic:pic xmlns:pic="http://schemas.openxmlformats.org/drawingml/2006/picture">
+                  <pic:nvPicPr>
+                    <pic:cNvPr id="0" name="Picture 2"/>
+                    <pic:cNvPicPr>
+                      <a:picLocks noChangeAspect="1" noChangeArrowheads="1"/>
+                    </pic:cNvPicPr>
+                  </pic:nvPicPr>
+                  <pic:blipFill>
+                    <a:blip r:embed="rId28" cstate="print">
+                      <a:extLst>
+                        <a:ext uri="{28A0092B-C50C-407E-A947-70E740481C1C}">
+                          <a14:useLocalDpi xmlns:a14="http://schemas.microsoft.com/office/drawing/2010/main" val="0"/>
+                        </a:ext>
+                      </a:extLst>
+                    </a:blip>
+                    <a:srcRect/>
+                    <a:stretch>
+                      <a:fillRect/>
+                    </a:stretch>
+                  </pic:blipFill>
+                  <pic:spPr bwMode="auto">
+                    <a:xfrm>
+                      <a:off x="0" y="0"/>
+                      <a:ext cx="5828030" cy="2830830"/>
+                    </a:xfrm>
+                    <a:prstGeom prst="rect">
+                      <a:avLst/>
+                    </a:prstGeom>
+                    <a:noFill/>
+                    <a:ln>
+                      <a:noFill/>
+                    </a:ln>
+                  </pic:spPr>
+                </pic:pic>
+              </a:graphicData>
+            </a:graphic>
+          </wp:inline>
+        </w:drawing>
+      </w:r>
+    </w:p>
+    <w:p>
+      <w:pPr>
+        <w:pStyle w:val="FonteTCC2025"/>
+      </w:pPr>
+      <w:r>
+        <w:t>Fonte  - Print do Aplicativo GitHub</w:t>
+      </w:r>
+    </w:p>
+    <w:p>
+      <w:pPr>
+        <w:pStyle w:val="Ttulo1"/>
+      </w:pPr>
+      <w:r>
+        <w:t>Aula dia 1</w:t>
+      </w:r>
+      <w:r>
+        <w:t>5</w:t>
+      </w:r>
+      <w:r>
+        <w:t xml:space="preserve">/05/2026 – </w:t>
+      </w:r>
+      <w:r>
+        <w:t>Sem avanços</w:t>
+      </w:r>
+    </w:p>
+    <w:p>
+      <w:pPr>
+        <w:pStyle w:val="ParagrafoTCC2025"/>
+      </w:pPr>
+      <w:r>
+        <w:t>Nesta aula não foram feitas avanços e nem verificações por conta do celular do professor Emerson Rodrigues ter quebrado e não conseguir ter acesso ao Email com as planilhas de atividade</w:t>
+      </w:r>
+    </w:p>
+    <w:p>
+      <w:pPr>
+        <w:pStyle w:val="Ttulo1"/>
+      </w:pPr>
+      <w:r>
+        <w:lastRenderedPageBreak/>
+        <w:t xml:space="preserve">Mudanças </w:t>
+      </w:r>
+      <w:r>
+        <w:t>dia 1</w:t>
+      </w:r>
+      <w:r>
+        <w:t>6</w:t>
+      </w:r>
+      <w:r>
+        <w:t xml:space="preserve">/05/2026 – </w:t>
+      </w:r>
+      <w:r>
+        <w:t>Update Cobranças e Pagamentos</w:t>
+      </w:r>
+    </w:p>
+    <w:p>
+      <w:pPr>
+        <w:pStyle w:val="ParagrafoTCC2025"/>
+      </w:pPr>
+      <w:r>
+        <w:t>Foram realizadas atualizações nos módulos de cobranças e pagamentos do sistema, com o objetivo de melhorar o controle financeiro, organização das informações e funcionamento das funcionalidades relacionadas às parcelas e registros de pagamento.</w:t>
+      </w:r>
+    </w:p>
+    <w:p>
+      <w:pPr>
+        <w:pStyle w:val="FiguraTCC"/>
+      </w:pPr>
+      <w:r>
+        <w:t xml:space="preserve">Figura </w:t>
+      </w:r>
+      <w:fldSimple w:instr=" SEQ Figura \* ARABIC ">
+        <w:r>
+          <w:rPr>
+            <w:noProof/>
+          </w:rPr>
+          <w:t>19</w:t>
+        </w:r>
+      </w:fldSimple>
+      <w:r>
+        <w:t xml:space="preserve"> - Update Cobranças e Pagamentos</w:t>
+      </w:r>
+    </w:p>
+    <w:p>
+      <w:pPr>
+        <w:pStyle w:val="ImagemTCC2026"/>
+        <w:keepNext/>
+      </w:pPr>
+      <w:r>
+        <w:drawing>
+          <wp:inline distT="0" distB="0" distL="0" distR="0" wp14:anchorId="34FD0A44" wp14:editId="0F3FB648">
+            <wp:extent cx="5836285" cy="1139190"/>
+            <wp:effectExtent l="0" t="0" r="0" b="3810"/>
+            <wp:docPr id="19" name="Imagem 19"/>
+            <wp:cNvGraphicFramePr>
+              <a:graphicFrameLocks xmlns:a="http://schemas.openxmlformats.org/drawingml/2006/main" noChangeAspect="1"/>
+            </wp:cNvGraphicFramePr>
+            <a:graphic xmlns:a="http://schemas.openxmlformats.org/drawingml/2006/main">
+              <a:graphicData uri="http://schemas.openxmlformats.org/drawingml/2006/picture">
+                <pic:pic xmlns:pic="http://schemas.openxmlformats.org/drawingml/2006/picture">
+                  <pic:nvPicPr>
+                    <pic:cNvPr id="1" name=""/>
+                    <pic:cNvPicPr/>
+                  </pic:nvPicPr>
+                  <pic:blipFill>
+                    <a:blip r:embed="rId29"/>
+                    <a:stretch>
+                      <a:fillRect/>
+                    </a:stretch>
+                  </pic:blipFill>
+                  <pic:spPr>
+                    <a:xfrm>
+                      <a:off x="0" y="0"/>
+                      <a:ext cx="5836285" cy="1139190"/>
+                    </a:xfrm>
+                    <a:prstGeom prst="rect">
+                      <a:avLst/>
+                    </a:prstGeom>
+                  </pic:spPr>
+                </pic:pic>
+              </a:graphicData>
+            </a:graphic>
+          </wp:inline>
+        </w:drawing>
+      </w:r>
+    </w:p>
+    <w:p>
+      <w:pPr>
+        <w:pStyle w:val="FonteTCC2025"/>
+      </w:pPr>
+      <w:r>
+        <w:t>Fonte: Print Aplicativo do Github</w:t>
+      </w:r>
+    </w:p>
+    <w:p>
+      <w:pPr>
+        <w:pStyle w:val="Ttulo1"/>
+      </w:pPr>
+      <w:r>
+        <w:t>Mudanças dia 1</w:t>
+      </w:r>
+      <w:r>
+        <w:t>8</w:t>
+      </w:r>
+      <w:r>
+        <w:t xml:space="preserve">/05/2026 – </w:t>
+      </w:r>
+      <w:r>
+        <w:t xml:space="preserve">Apólices CRUD, Correção versão PHP e Correção dos nomes dos </w:t>
+      </w:r>
+      <w:proofErr w:type="spellStart"/>
+      <w:r>
+        <w:t>Controllers</w:t>
+      </w:r>
+      <w:proofErr w:type="spellEnd"/>
+      <w:r>
+        <w:t>.</w:t>
+      </w:r>
+    </w:p>
+    <w:p>
+      <w:pPr>
+        <w:pStyle w:val="FiguraTCC"/>
+      </w:pPr>
+      <w:r>
+        <w:t xml:space="preserve">Figura </w:t>
+      </w:r>
+      <w:fldSimple w:instr=" SEQ Figura \* ARABIC ">
+        <w:r>
+          <w:rPr>
+            <w:noProof/>
+          </w:rPr>
+          <w:t>20</w:t>
+        </w:r>
+      </w:fldSimple>
+      <w:r>
+        <w:t xml:space="preserve"> - </w:t>
+      </w:r>
+      <w:r>
+        <w:t xml:space="preserve">Apólices CRUD, Correção versão PHP e Correção dos nomes dos </w:t>
+      </w:r>
+      <w:proofErr w:type="spellStart"/>
+      <w:r>
+        <w:t>Controllers</w:t>
+      </w:r>
+      <w:proofErr w:type="spellEnd"/>
+      <w:r>
+        <w:t>.</w:t>
+      </w:r>
+    </w:p>
+    <w:p>
+      <w:pPr>
+        <w:pStyle w:val="ImagemTCC2026"/>
+        <w:keepNext/>
+      </w:pPr>
+      <w:r>
+        <w:drawing>
+          <wp:inline distT="0" distB="0" distL="0" distR="0" wp14:anchorId="03F55F00" wp14:editId="3E90A422">
+            <wp:extent cx="5836285" cy="1128395"/>
+            <wp:effectExtent l="0" t="0" r="0" b="0"/>
+            <wp:docPr id="20" name="Imagem 20"/>
+            <wp:cNvGraphicFramePr>
+              <a:graphicFrameLocks xmlns:a="http://schemas.openxmlformats.org/drawingml/2006/main" noChangeAspect="1"/>
+            </wp:cNvGraphicFramePr>
+            <a:graphic xmlns:a="http://schemas.openxmlformats.org/drawingml/2006/main">
+              <a:graphicData uri="http://schemas.openxmlformats.org/drawingml/2006/picture">
+                <pic:pic xmlns:pic="http://schemas.openxmlformats.org/drawingml/2006/picture">
+                  <pic:nvPicPr>
+                    <pic:cNvPr id="1" name=""/>
+                    <pic:cNvPicPr/>
+                  </pic:nvPicPr>
+                  <pic:blipFill>
+                    <a:blip r:embed="rId30"/>
+                    <a:stretch>
+                      <a:fillRect/>
+                    </a:stretch>
+                  </pic:blipFill>
+                  <pic:spPr>
+                    <a:xfrm>
+                      <a:off x="0" y="0"/>
+                      <a:ext cx="5836285" cy="1128395"/>
+                    </a:xfrm>
+                    <a:prstGeom prst="rect">
+                      <a:avLst/>
+                    </a:prstGeom>
+                  </pic:spPr>
+                </pic:pic>
+              </a:graphicData>
+            </a:graphic>
+          </wp:inline>
+        </w:drawing>
+      </w:r>
+    </w:p>
+    <w:p>
+      <w:pPr>
+        <w:pStyle w:val="FonteTCC2025"/>
+      </w:pPr>
+      <w:r>
+        <w:t>Fonte: Print do Aplicativo do GitHub</w:t>
+      </w:r>
+    </w:p>
+    <w:p/>
     <w:p/>
     <w:p/>
     <w:p>
@@ -6145,7 +7354,7 @@
       <w:r>
         <w:br/>
       </w:r>
-      <w:hyperlink r:id="rId24" w:history="1">
+      <w:hyperlink r:id="rId31" w:history="1">
         <w:r>
           <w:rPr>
             <w:rStyle w:val="Hyperlink"/>
@@ -6169,9 +7378,17 @@
         <w:t>FIGMA.</w:t>
       </w:r>
       <w:r>
-        <w:t xml:space="preserve"> Figma – Ferramenta colaborativa de design de interfaces. Disponível em: </w:t>
-      </w:r>
-      <w:hyperlink r:id="rId25" w:history="1">
+        <w:t xml:space="preserve"> </w:t>
+      </w:r>
+      <w:proofErr w:type="spellStart"/>
+      <w:r>
+        <w:t>Figma</w:t>
+      </w:r>
+      <w:proofErr w:type="spellEnd"/>
+      <w:r>
+        <w:t xml:space="preserve"> – Ferramenta colaborativa de design de interfaces. Disponível em: </w:t>
+      </w:r>
+      <w:hyperlink r:id="rId32" w:history="1">
         <w:r>
           <w:rPr>
             <w:rStyle w:val="Hyperlink"/>
@@ -6195,9 +7412,25 @@
         <w:t>ATLASSIAN.</w:t>
       </w:r>
       <w:r>
-        <w:t xml:space="preserve"> Trello – Gerenciamento de projetos e quadros Kanban. Disponível em: </w:t>
-      </w:r>
-      <w:hyperlink r:id="rId26" w:history="1">
+        <w:t xml:space="preserve"> </w:t>
+      </w:r>
+      <w:proofErr w:type="spellStart"/>
+      <w:r>
+        <w:t>Trello</w:t>
+      </w:r>
+      <w:proofErr w:type="spellEnd"/>
+      <w:r>
+        <w:t xml:space="preserve"> – Gerenciamento de projetos e quadros </w:t>
+      </w:r>
+      <w:proofErr w:type="spellStart"/>
+      <w:r>
+        <w:t>Kanban</w:t>
+      </w:r>
+      <w:proofErr w:type="spellEnd"/>
+      <w:r>
+        <w:t xml:space="preserve">. Disponível em: </w:t>
+      </w:r>
+      <w:hyperlink r:id="rId33" w:history="1">
         <w:r>
           <w:rPr>
             <w:rStyle w:val="Hyperlink"/>
@@ -6233,9 +7466,17 @@
         <w:t>CANVA.</w:t>
       </w:r>
       <w:r>
-        <w:t xml:space="preserve"> Canva – Plataforma de criação visual. Disponível em: </w:t>
-      </w:r>
-      <w:hyperlink r:id="rId27" w:history="1">
+        <w:t xml:space="preserve"> </w:t>
+      </w:r>
+      <w:proofErr w:type="spellStart"/>
+      <w:r>
+        <w:t>Canva</w:t>
+      </w:r>
+      <w:proofErr w:type="spellEnd"/>
+      <w:r>
+        <w:t xml:space="preserve"> – Plataforma de criação visual. Disponível em: </w:t>
+      </w:r>
+      <w:hyperlink r:id="rId34" w:history="1">
         <w:r>
           <w:rPr>
             <w:rStyle w:val="Hyperlink"/>
@@ -6285,7 +7526,7 @@
       <w:r>
         <w:t xml:space="preserve"> – Hospedagem de código e controle de versão. Disponível em: </w:t>
       </w:r>
-      <w:hyperlink r:id="rId28" w:history="1">
+      <w:hyperlink r:id="rId35" w:history="1">
         <w:r>
           <w:rPr>
             <w:rStyle w:val="Hyperlink"/>
@@ -6314,8 +7555,13 @@
       <w:r>
         <w:t xml:space="preserve"> </w:t>
       </w:r>
-      <w:r>
-        <w:t>abrl. 2026</w:t>
+      <w:proofErr w:type="spellStart"/>
+      <w:r>
+        <w:t>abrl</w:t>
+      </w:r>
+      <w:proofErr w:type="spellEnd"/>
+      <w:r>
+        <w:t>. 2026</w:t>
       </w:r>
       <w:r>
         <w:t>.</w:t>
@@ -6333,9 +7579,17 @@
         <w:t>GIT.</w:t>
       </w:r>
       <w:r>
-        <w:t xml:space="preserve"> Git – Sistema de controle de versão distribuído. Disponível em: </w:t>
-      </w:r>
-      <w:hyperlink r:id="rId29" w:history="1">
+        <w:t xml:space="preserve"> </w:t>
+      </w:r>
+      <w:proofErr w:type="spellStart"/>
+      <w:r>
+        <w:t>Git</w:t>
+      </w:r>
+      <w:proofErr w:type="spellEnd"/>
+      <w:r>
+        <w:t xml:space="preserve"> – Sistema de controle de versão distribuído. Disponível em: </w:t>
+      </w:r>
+      <w:hyperlink r:id="rId36" w:history="1">
         <w:r>
           <w:rPr>
             <w:rStyle w:val="Hyperlink"/>
@@ -6371,9 +7625,17 @@
         <w:t>FLATICON.</w:t>
       </w:r>
       <w:r>
-        <w:t xml:space="preserve"> Flaticon – Ícones Vetoriais. Disponível em: </w:t>
-      </w:r>
-      <w:hyperlink r:id="rId30" w:history="1">
+        <w:t xml:space="preserve"> </w:t>
+      </w:r>
+      <w:proofErr w:type="spellStart"/>
+      <w:r>
+        <w:t>Flaticon</w:t>
+      </w:r>
+      <w:proofErr w:type="spellEnd"/>
+      <w:r>
+        <w:t xml:space="preserve"> – Ícones Vetoriais. Disponível em: </w:t>
+      </w:r>
+      <w:hyperlink r:id="rId37" w:history="1">
         <w:r>
           <w:rPr>
             <w:rStyle w:val="Hyperlink"/>
@@ -6397,9 +7659,17 @@
         <w:t>ICONFINDER.</w:t>
       </w:r>
       <w:r>
-        <w:t xml:space="preserve"> Iconfinder – Ícones e vetores. Disponível em: </w:t>
-      </w:r>
-      <w:hyperlink r:id="rId31" w:history="1">
+        <w:t xml:space="preserve"> </w:t>
+      </w:r>
+      <w:proofErr w:type="spellStart"/>
+      <w:r>
+        <w:t>Iconfinder</w:t>
+      </w:r>
+      <w:proofErr w:type="spellEnd"/>
+      <w:r>
+        <w:t xml:space="preserve"> – Ícones e vetores. Disponível em: </w:t>
+      </w:r>
+      <w:hyperlink r:id="rId38" w:history="1">
         <w:r>
           <w:rPr>
             <w:rStyle w:val="Hyperlink"/>
@@ -6423,9 +7693,17 @@
         <w:t>PHOTOPEA.</w:t>
       </w:r>
       <w:r>
-        <w:t xml:space="preserve"> Photopea – Editor de imagens online. Disponível em: </w:t>
-      </w:r>
-      <w:hyperlink r:id="rId32" w:history="1">
+        <w:t xml:space="preserve"> </w:t>
+      </w:r>
+      <w:proofErr w:type="spellStart"/>
+      <w:r>
+        <w:t>Photopea</w:t>
+      </w:r>
+      <w:proofErr w:type="spellEnd"/>
+      <w:r>
+        <w:t xml:space="preserve"> – Editor de imagens online. Disponível em: </w:t>
+      </w:r>
+      <w:hyperlink r:id="rId39" w:history="1">
         <w:r>
           <w:rPr>
             <w:rStyle w:val="Hyperlink"/>
@@ -6449,9 +7727,17 @@
         <w:t>BRMODELO.</w:t>
       </w:r>
       <w:r>
-        <w:t xml:space="preserve"> brModelo Web – Ferramenta de modelagem de banco de dados. Disponível em: </w:t>
-      </w:r>
-      <w:hyperlink r:id="rId33" w:history="1">
+        <w:t xml:space="preserve"> </w:t>
+      </w:r>
+      <w:proofErr w:type="spellStart"/>
+      <w:r>
+        <w:t>brModelo</w:t>
+      </w:r>
+      <w:proofErr w:type="spellEnd"/>
+      <w:r>
+        <w:t xml:space="preserve"> Web – Ferramenta de modelagem de banco de dados. Disponível em: </w:t>
+      </w:r>
+      <w:hyperlink r:id="rId40" w:history="1">
         <w:r>
           <w:rPr>
             <w:rStyle w:val="Hyperlink"/>
@@ -6475,9 +7761,17 @@
         <w:t>LARAVEL.</w:t>
       </w:r>
       <w:r>
-        <w:t xml:space="preserve"> Laravel – Framework PHP para desenvolvimento web. Disponível em: </w:t>
-      </w:r>
-      <w:hyperlink r:id="rId34" w:history="1">
+        <w:t xml:space="preserve"> </w:t>
+      </w:r>
+      <w:proofErr w:type="spellStart"/>
+      <w:r>
+        <w:t>Laravel</w:t>
+      </w:r>
+      <w:proofErr w:type="spellEnd"/>
+      <w:r>
+        <w:t xml:space="preserve"> – Framework PHP para desenvolvimento web. Disponível em: </w:t>
+      </w:r>
+      <w:hyperlink r:id="rId41" w:history="1">
         <w:r>
           <w:rPr>
             <w:rStyle w:val="Hyperlink"/>
@@ -6504,9 +7798,25 @@
         <w:t>PUSHER.</w:t>
       </w:r>
       <w:r>
-        <w:t xml:space="preserve"> Pusher – Biblioteca para WebSockets e mensagens em tempo real. Disponível em: </w:t>
-      </w:r>
-      <w:hyperlink r:id="rId35" w:history="1">
+        <w:t xml:space="preserve"> </w:t>
+      </w:r>
+      <w:proofErr w:type="spellStart"/>
+      <w:r>
+        <w:t>Pusher</w:t>
+      </w:r>
+      <w:proofErr w:type="spellEnd"/>
+      <w:r>
+        <w:t xml:space="preserve"> – Biblioteca para </w:t>
+      </w:r>
+      <w:proofErr w:type="spellStart"/>
+      <w:r>
+        <w:t>WebSockets</w:t>
+      </w:r>
+      <w:proofErr w:type="spellEnd"/>
+      <w:r>
+        <w:t xml:space="preserve"> e mensagens em tempo real. Disponível em: </w:t>
+      </w:r>
+      <w:hyperlink r:id="rId42" w:history="1">
         <w:r>
           <w:rPr>
             <w:rStyle w:val="Hyperlink"/>
@@ -6535,7 +7845,7 @@
       <w:r>
         <w:t xml:space="preserve"> Gemini – Ferramenta de IA para textos e análises. Disponível em: </w:t>
       </w:r>
-      <w:hyperlink r:id="rId36" w:history="1">
+      <w:hyperlink r:id="rId43" w:history="1">
         <w:r>
           <w:rPr>
             <w:rStyle w:val="Hyperlink"/>
@@ -6559,30 +7869,20 @@
         <w:rPr>
           <w:rStyle w:val="Forte"/>
         </w:rPr>
-        <w:t>SUPABASE</w:t>
-      </w:r>
-      <w:r>
-        <w:rPr>
-          <w:rStyle w:val="Forte"/>
-        </w:rPr>
-        <w:t>.</w:t>
+        <w:t>SUPABASE.</w:t>
       </w:r>
       <w:r>
         <w:t xml:space="preserve"> </w:t>
       </w:r>
+      <w:proofErr w:type="spellStart"/>
       <w:r>
         <w:t>Supabase</w:t>
       </w:r>
-      <w:r>
-        <w:t xml:space="preserve"> – </w:t>
-      </w:r>
-      <w:r>
-        <w:t>Hospedagem do Banco De Dados</w:t>
-      </w:r>
-      <w:r>
-        <w:t xml:space="preserve">. Disponível em: </w:t>
-      </w:r>
-      <w:hyperlink r:id="rId37" w:history="1">
+      <w:proofErr w:type="spellEnd"/>
+      <w:r>
+        <w:t xml:space="preserve"> – Hospedagem do Banco De Dados. Disponível em: </w:t>
+      </w:r>
+      <w:hyperlink r:id="rId44" w:history="1">
         <w:r>
           <w:rPr>
             <w:rStyle w:val="Hyperlink"/>
@@ -6593,25 +7893,7 @@
         </w:r>
       </w:hyperlink>
       <w:r>
-        <w:t xml:space="preserve">. Acesso em: </w:t>
-      </w:r>
-      <w:r>
-        <w:t>12</w:t>
-      </w:r>
-      <w:r>
-        <w:t xml:space="preserve"> </w:t>
-      </w:r>
-      <w:r>
-        <w:t>maio</w:t>
-      </w:r>
-      <w:r>
-        <w:t xml:space="preserve"> 202</w:t>
-      </w:r>
-      <w:r>
-        <w:t>6</w:t>
-      </w:r>
-      <w:r>
-        <w:t xml:space="preserve">. </w:t>
+        <w:t xml:space="preserve">. Acesso em: 12 maio 2026. </w:t>
       </w:r>
     </w:p>
     <w:p>
@@ -7751,7 +9033,6 @@
   <w:style w:type="character" w:default="1" w:styleId="Fontepargpadro">
     <w:name w:val="Default Paragraph Font"/>
     <w:uiPriority w:val="1"/>
-    <w:semiHidden/>
     <w:unhideWhenUsed/>
   </w:style>
   <w:style w:type="table" w:default="1" w:styleId="Tabelanormal">
@@ -7921,7 +9202,7 @@
     <w:link w:val="FiguraTCCChar"/>
     <w:autoRedefine/>
     <w:qFormat/>
-    <w:rsid w:val="0010727E"/>
+    <w:rsid w:val="005548C9"/>
     <w:pPr>
       <w:keepNext/>
       <w:spacing w:line="240" w:lineRule="auto"/>
@@ -7949,7 +9230,7 @@
     <w:name w:val="FiguraTCC Char"/>
     <w:basedOn w:val="LegendaChar"/>
     <w:link w:val="FiguraTCC"/>
-    <w:rsid w:val="0010727E"/>
+    <w:rsid w:val="005548C9"/>
     <w:rPr>
       <w:rFonts w:ascii="Times New Roman" w:eastAsia="Times New Roman" w:hAnsi="Times New Roman" w:cs="Times New Roman"/>
       <w:iCs w:val="0"/>
@@ -8237,6 +9518,18 @@
       <w:shd w:val="clear" w:color="auto" w:fill="E1DFDD"/>
     </w:rPr>
   </w:style>
+  <w:style w:type="character" w:styleId="MenoPendente">
+    <w:name w:val="Unresolved Mention"/>
+    <w:basedOn w:val="Fontepargpadro"/>
+    <w:uiPriority w:val="99"/>
+    <w:semiHidden/>
+    <w:unhideWhenUsed/>
+    <w:rsid w:val="00EB1EC6"/>
+    <w:rPr>
+      <w:color w:val="605E5C"/>
+      <w:shd w:val="clear" w:color="auto" w:fill="E1DFDD"/>
+    </w:rPr>
+  </w:style>
 </w:styles>
 </file>
 

--- a/Documentação/Diario de Bordo.docx
+++ b/Documentação/Diario de Bordo.docx
@@ -80,25 +80,23 @@
           <w:sz w:val="28"/>
           <w:szCs w:val="24"/>
         </w:rPr>
-        <w:t xml:space="preserve">Enzo Heitor </w:t>
-      </w:r>
-      <w:proofErr w:type="spellStart"/>
+        <w:t>Enzo Heitor Spineli</w:t>
+      </w:r>
       <w:r>
         <w:rPr>
           <w:b/>
           <w:sz w:val="28"/>
           <w:szCs w:val="24"/>
         </w:rPr>
-        <w:t>Spineli</w:t>
-      </w:r>
-      <w:proofErr w:type="spellEnd"/>
+        <w:br/>
+      </w:r>
       <w:r>
         <w:rPr>
           <w:b/>
           <w:sz w:val="28"/>
           <w:szCs w:val="24"/>
         </w:rPr>
-        <w:br/>
+        <w:t>Enzo Simon Moscoso</w:t>
       </w:r>
       <w:r>
         <w:rPr>
@@ -106,7 +104,7 @@
           <w:sz w:val="28"/>
           <w:szCs w:val="24"/>
         </w:rPr>
-        <w:t>Enzo Simon Moscoso</w:t>
+        <w:br/>
       </w:r>
       <w:r>
         <w:rPr>
@@ -114,114 +112,115 @@
           <w:sz w:val="28"/>
           <w:szCs w:val="24"/>
         </w:rPr>
+        <w:t>Júlio Cesar Rossini</w:t>
+      </w:r>
+    </w:p>
+    <w:p>
+      <w:pPr>
+        <w:spacing w:line="265" w:lineRule="auto"/>
+        <w:ind w:left="0" w:right="0" w:firstLine="0"/>
+        <w:rPr>
+          <w:b/>
+          <w:szCs w:val="24"/>
+        </w:rPr>
+      </w:pPr>
+      <w:r>
+        <w:rPr>
+          <w:b/>
+          <w:szCs w:val="24"/>
+        </w:rPr>
+        <w:t>PAYFLOW</w:t>
+      </w:r>
+    </w:p>
+    <w:p>
+      <w:pPr>
+        <w:spacing w:line="265" w:lineRule="auto"/>
+        <w:ind w:left="0" w:right="0" w:firstLine="0"/>
+        <w:rPr>
+          <w:szCs w:val="24"/>
+        </w:rPr>
+      </w:pPr>
+      <w:r>
+        <w:rPr>
+          <w:szCs w:val="24"/>
+        </w:rPr>
+        <w:t>Amparo – SP</w:t>
+      </w:r>
+      <w:r>
+        <w:rPr>
+          <w:szCs w:val="24"/>
+        </w:rPr>
         <w:br/>
-      </w:r>
+        <w:t>2026</w:t>
+      </w:r>
+      <w:r>
+        <w:rPr>
+          <w:szCs w:val="24"/>
+        </w:rPr>
+        <w:br w:type="page"/>
+      </w:r>
+    </w:p>
+    <w:p>
+      <w:pPr>
+        <w:spacing w:line="265" w:lineRule="auto"/>
+        <w:ind w:left="0" w:right="0" w:firstLine="0"/>
+        <w:rPr>
+          <w:szCs w:val="24"/>
+        </w:rPr>
+      </w:pPr>
+      <w:r>
+        <w:rPr>
+          <w:szCs w:val="24"/>
+        </w:rPr>
+        <w:lastRenderedPageBreak/>
+        <w:t>CENTRO PAULA SOUZA</w:t>
+      </w:r>
+      <w:r>
+        <w:rPr>
+          <w:szCs w:val="24"/>
+        </w:rPr>
+        <w:br/>
+        <w:t>ETEC JOÃO BELARMINO</w:t>
+      </w:r>
+      <w:r>
+        <w:rPr>
+          <w:szCs w:val="24"/>
+        </w:rPr>
+        <w:br/>
+      </w:r>
+      <w:r>
+        <w:rPr>
+          <w:szCs w:val="24"/>
+        </w:rPr>
+        <w:t>Ensino-Médio com Habilitação Profissional de Técnico em Desenvolvimento de Sistemas</w:t>
+      </w:r>
+    </w:p>
+    <w:p>
+      <w:pPr>
+        <w:spacing w:line="265" w:lineRule="auto"/>
+        <w:ind w:left="0" w:right="0" w:firstLine="0"/>
+        <w:rPr>
+          <w:rFonts w:asciiTheme="minorHAnsi" w:hAnsiTheme="minorHAnsi" w:cstheme="minorBidi"/>
+          <w:b/>
+          <w:sz w:val="22"/>
+        </w:rPr>
+      </w:pPr>
       <w:r>
         <w:rPr>
           <w:b/>
           <w:sz w:val="28"/>
           <w:szCs w:val="24"/>
         </w:rPr>
-        <w:t>Júlio Cesar Rossini</w:t>
-      </w:r>
-    </w:p>
-    <w:p>
-      <w:pPr>
-        <w:spacing w:line="265" w:lineRule="auto"/>
-        <w:ind w:left="0" w:right="0" w:firstLine="0"/>
-        <w:rPr>
-          <w:b/>
-          <w:szCs w:val="24"/>
-        </w:rPr>
-      </w:pPr>
-      <w:r>
-        <w:rPr>
-          <w:b/>
-          <w:szCs w:val="24"/>
-        </w:rPr>
-        <w:t>PAYFLOW</w:t>
-      </w:r>
-    </w:p>
-    <w:p>
-      <w:pPr>
-        <w:spacing w:line="265" w:lineRule="auto"/>
-        <w:ind w:left="0" w:right="0" w:firstLine="0"/>
-        <w:rPr>
-          <w:szCs w:val="24"/>
-        </w:rPr>
-      </w:pPr>
-      <w:r>
-        <w:rPr>
-          <w:szCs w:val="24"/>
-        </w:rPr>
-        <w:t>Amparo – SP</w:t>
-      </w:r>
-      <w:r>
-        <w:rPr>
-          <w:szCs w:val="24"/>
-        </w:rPr>
-        <w:br/>
-        <w:t>2026</w:t>
-      </w:r>
-      <w:r>
-        <w:rPr>
-          <w:szCs w:val="24"/>
-        </w:rPr>
-        <w:br w:type="page"/>
-      </w:r>
-    </w:p>
-    <w:p>
-      <w:pPr>
-        <w:spacing w:line="265" w:lineRule="auto"/>
-        <w:ind w:left="0" w:right="0" w:firstLine="0"/>
-        <w:rPr>
-          <w:szCs w:val="24"/>
-        </w:rPr>
-      </w:pPr>
-      <w:r>
-        <w:rPr>
-          <w:szCs w:val="24"/>
-        </w:rPr>
-        <w:lastRenderedPageBreak/>
-        <w:t>CENTRO PAULA SOUZA</w:t>
-      </w:r>
-      <w:r>
-        <w:rPr>
-          <w:szCs w:val="24"/>
-        </w:rPr>
-        <w:br/>
-        <w:t>ETEC JOÃO BELARMINO</w:t>
-      </w:r>
-      <w:r>
-        <w:rPr>
-          <w:szCs w:val="24"/>
-        </w:rPr>
-        <w:br/>
-      </w:r>
-      <w:r>
-        <w:rPr>
-          <w:szCs w:val="24"/>
-        </w:rPr>
-        <w:t>Ensino-Médio com Habilitação Profissional de Técnico em Desenvolvimento de Sistemas</w:t>
-      </w:r>
-    </w:p>
-    <w:p>
-      <w:pPr>
-        <w:spacing w:line="265" w:lineRule="auto"/>
-        <w:ind w:left="0" w:right="0" w:firstLine="0"/>
-        <w:rPr>
-          <w:rFonts w:asciiTheme="minorHAnsi" w:hAnsiTheme="minorHAnsi" w:cstheme="minorBidi"/>
-          <w:b/>
-          <w:sz w:val="22"/>
-        </w:rPr>
-      </w:pPr>
+        <w:t>Bryan Victor Monteiro Da Silva</w:t>
+      </w:r>
       <w:r>
         <w:rPr>
           <w:b/>
           <w:sz w:val="28"/>
           <w:szCs w:val="24"/>
         </w:rPr>
-        <w:t>Bryan Victor Monteiro Da Silva</w:t>
+        <w:br/>
+        <w:t>Enzo Heitor Spineli</w:t>
       </w:r>
       <w:r>
         <w:rPr>
@@ -230,18 +229,15 @@
           <w:szCs w:val="24"/>
         </w:rPr>
         <w:br/>
-        <w:t xml:space="preserve">Enzo Heitor </w:t>
-      </w:r>
-      <w:proofErr w:type="spellStart"/>
+      </w:r>
       <w:r>
         <w:rPr>
           <w:b/>
           <w:sz w:val="28"/>
           <w:szCs w:val="24"/>
         </w:rPr>
-        <w:t>Spineli</w:t>
-      </w:r>
-      <w:proofErr w:type="spellEnd"/>
+        <w:t>Enzo Simon Moscoso</w:t>
+      </w:r>
       <w:r>
         <w:rPr>
           <w:b/>
@@ -256,22 +252,6 @@
           <w:sz w:val="28"/>
           <w:szCs w:val="24"/>
         </w:rPr>
-        <w:t>Enzo Simon Moscoso</w:t>
-      </w:r>
-      <w:r>
-        <w:rPr>
-          <w:b/>
-          <w:sz w:val="28"/>
-          <w:szCs w:val="24"/>
-        </w:rPr>
-        <w:br/>
-      </w:r>
-      <w:r>
-        <w:rPr>
-          <w:b/>
-          <w:sz w:val="28"/>
-          <w:szCs w:val="24"/>
-        </w:rPr>
         <w:t>Júlio Cesar Rossini</w:t>
       </w:r>
     </w:p>
@@ -305,21 +285,7 @@
         <w:rPr>
           <w:szCs w:val="24"/>
         </w:rPr>
-        <w:t xml:space="preserve">Trabalho de Conclusão de Curso apresentado ao Curso de Ensino Médio com Habilitação Profissional de Técnico em Desenvolvimento de Sistemas da </w:t>
-      </w:r>
-      <w:proofErr w:type="spellStart"/>
-      <w:r>
-        <w:rPr>
-          <w:szCs w:val="24"/>
-        </w:rPr>
-        <w:t>Etec</w:t>
-      </w:r>
-      <w:proofErr w:type="spellEnd"/>
-      <w:r>
-        <w:rPr>
-          <w:szCs w:val="24"/>
-        </w:rPr>
-        <w:t xml:space="preserve"> João Belarmino sob orientação do Prof. Emerson Rodrigo Baião, como requisito mínimo para obtenção do título de Técnico em Desenvolvimento de Sistemas.</w:t>
+        <w:t>Trabalho de Conclusão de Curso apresentado ao Curso de Ensino Médio com Habilitação Profissional de Técnico em Desenvolvimento de Sistemas da Etec João Belarmino sob orientação do Prof. Emerson Rodrigo Baião, como requisito mínimo para obtenção do título de Técnico em Desenvolvimento de Sistemas.</w:t>
       </w:r>
     </w:p>
     <w:p>
@@ -507,36 +473,29 @@
           <w:rFonts w:asciiTheme="minorHAnsi" w:eastAsiaTheme="minorEastAsia" w:hAnsiTheme="minorHAnsi" w:cstheme="minorBidi"/>
           <w:noProof/>
           <w:color w:val="auto"/>
-          <w:kern w:val="2"/>
-          <w:szCs w:val="24"/>
-          <w14:ligatures w14:val="standardContextual"/>
-        </w:rPr>
-      </w:pPr>
-      <w:r>
-        <w:rPr>
-          <w:rFonts w:asciiTheme="minorHAnsi" w:hAnsiTheme="minorHAnsi"/>
+          <w:sz w:val="22"/>
+          <w:szCs w:val="22"/>
+        </w:rPr>
+      </w:pPr>
+      <w:r>
+        <w:rPr>
           <w:b/>
-          <w:sz w:val="20"/>
         </w:rPr>
         <w:fldChar w:fldCharType="begin"/>
       </w:r>
       <w:r>
         <w:rPr>
-          <w:rFonts w:asciiTheme="minorHAnsi" w:hAnsiTheme="minorHAnsi"/>
           <w:b/>
-          <w:sz w:val="20"/>
         </w:rPr>
         <w:instrText xml:space="preserve"> TOC \h \z \c "Figura" </w:instrText>
       </w:r>
       <w:r>
         <w:rPr>
-          <w:rFonts w:asciiTheme="minorHAnsi" w:hAnsiTheme="minorHAnsi"/>
           <w:b/>
-          <w:sz w:val="20"/>
         </w:rPr>
         <w:fldChar w:fldCharType="separate"/>
       </w:r>
-      <w:hyperlink w:anchor="_Toc228997850" w:history="1">
+      <w:hyperlink w:anchor="_Toc231403170" w:history="1">
         <w:r>
           <w:rPr>
             <w:rStyle w:val="Hyperlink"/>
@@ -563,7 +522,7 @@
             <w:noProof/>
             <w:webHidden/>
           </w:rPr>
-          <w:instrText xml:space="preserve"> PAGEREF _Toc228997850 \h </w:instrText>
+          <w:instrText xml:space="preserve"> PAGEREF _Toc231403170 \h </w:instrText>
         </w:r>
         <w:r>
           <w:rPr>
@@ -583,7 +542,7 @@
             <w:noProof/>
             <w:webHidden/>
           </w:rPr>
-          <w:t>6</w:t>
+          <w:t>7</w:t>
         </w:r>
         <w:r>
           <w:rPr>
@@ -604,12 +563,11 @@
           <w:rFonts w:asciiTheme="minorHAnsi" w:eastAsiaTheme="minorEastAsia" w:hAnsiTheme="minorHAnsi" w:cstheme="minorBidi"/>
           <w:noProof/>
           <w:color w:val="auto"/>
-          <w:kern w:val="2"/>
-          <w:szCs w:val="24"/>
-          <w14:ligatures w14:val="standardContextual"/>
-        </w:rPr>
-      </w:pPr>
-      <w:hyperlink w:anchor="_Toc228997851" w:history="1">
+          <w:sz w:val="22"/>
+          <w:szCs w:val="22"/>
+        </w:rPr>
+      </w:pPr>
+      <w:hyperlink w:anchor="_Toc231403171" w:history="1">
         <w:r>
           <w:rPr>
             <w:rStyle w:val="Hyperlink"/>
@@ -636,7 +594,7 @@
             <w:noProof/>
             <w:webHidden/>
           </w:rPr>
-          <w:instrText xml:space="preserve"> PAGEREF _Toc228997851 \h </w:instrText>
+          <w:instrText xml:space="preserve"> PAGEREF _Toc231403171 \h </w:instrText>
         </w:r>
         <w:r>
           <w:rPr>
@@ -656,7 +614,7 @@
             <w:noProof/>
             <w:webHidden/>
           </w:rPr>
-          <w:t>7</w:t>
+          <w:t>8</w:t>
         </w:r>
         <w:r>
           <w:rPr>
@@ -677,12 +635,11 @@
           <w:rFonts w:asciiTheme="minorHAnsi" w:eastAsiaTheme="minorEastAsia" w:hAnsiTheme="minorHAnsi" w:cstheme="minorBidi"/>
           <w:noProof/>
           <w:color w:val="auto"/>
-          <w:kern w:val="2"/>
-          <w:szCs w:val="24"/>
-          <w14:ligatures w14:val="standardContextual"/>
-        </w:rPr>
-      </w:pPr>
-      <w:hyperlink w:anchor="_Toc228997852" w:history="1">
+          <w:sz w:val="22"/>
+          <w:szCs w:val="22"/>
+        </w:rPr>
+      </w:pPr>
+      <w:hyperlink w:anchor="_Toc231403172" w:history="1">
         <w:r>
           <w:rPr>
             <w:rStyle w:val="Hyperlink"/>
@@ -709,7 +666,7 @@
             <w:noProof/>
             <w:webHidden/>
           </w:rPr>
-          <w:instrText xml:space="preserve"> PAGEREF _Toc228997852 \h </w:instrText>
+          <w:instrText xml:space="preserve"> PAGEREF _Toc231403172 \h </w:instrText>
         </w:r>
         <w:r>
           <w:rPr>
@@ -729,7 +686,7 @@
             <w:noProof/>
             <w:webHidden/>
           </w:rPr>
-          <w:t>8</w:t>
+          <w:t>9</w:t>
         </w:r>
         <w:r>
           <w:rPr>
@@ -750,12 +707,11 @@
           <w:rFonts w:asciiTheme="minorHAnsi" w:eastAsiaTheme="minorEastAsia" w:hAnsiTheme="minorHAnsi" w:cstheme="minorBidi"/>
           <w:noProof/>
           <w:color w:val="auto"/>
-          <w:kern w:val="2"/>
-          <w:szCs w:val="24"/>
-          <w14:ligatures w14:val="standardContextual"/>
-        </w:rPr>
-      </w:pPr>
-      <w:hyperlink w:anchor="_Toc228997853" w:history="1">
+          <w:sz w:val="22"/>
+          <w:szCs w:val="22"/>
+        </w:rPr>
+      </w:pPr>
+      <w:hyperlink w:anchor="_Toc231403173" w:history="1">
         <w:r>
           <w:rPr>
             <w:rStyle w:val="Hyperlink"/>
@@ -782,7 +738,7 @@
             <w:noProof/>
             <w:webHidden/>
           </w:rPr>
-          <w:instrText xml:space="preserve"> PAGEREF _Toc228997853 \h </w:instrText>
+          <w:instrText xml:space="preserve"> PAGEREF _Toc231403173 \h </w:instrText>
         </w:r>
         <w:r>
           <w:rPr>
@@ -802,7 +758,7 @@
             <w:noProof/>
             <w:webHidden/>
           </w:rPr>
-          <w:t>9</w:t>
+          <w:t>10</w:t>
         </w:r>
         <w:r>
           <w:rPr>
@@ -823,12 +779,11 @@
           <w:rFonts w:asciiTheme="minorHAnsi" w:eastAsiaTheme="minorEastAsia" w:hAnsiTheme="minorHAnsi" w:cstheme="minorBidi"/>
           <w:noProof/>
           <w:color w:val="auto"/>
-          <w:kern w:val="2"/>
-          <w:szCs w:val="24"/>
-          <w14:ligatures w14:val="standardContextual"/>
-        </w:rPr>
-      </w:pPr>
-      <w:hyperlink w:anchor="_Toc228997854" w:history="1">
+          <w:sz w:val="22"/>
+          <w:szCs w:val="22"/>
+        </w:rPr>
+      </w:pPr>
+      <w:hyperlink w:anchor="_Toc231403174" w:history="1">
         <w:r>
           <w:rPr>
             <w:rStyle w:val="Hyperlink"/>
@@ -855,7 +810,7 @@
             <w:noProof/>
             <w:webHidden/>
           </w:rPr>
-          <w:instrText xml:space="preserve"> PAGEREF _Toc228997854 \h </w:instrText>
+          <w:instrText xml:space="preserve"> PAGEREF _Toc231403174 \h </w:instrText>
         </w:r>
         <w:r>
           <w:rPr>
@@ -875,7 +830,7 @@
             <w:noProof/>
             <w:webHidden/>
           </w:rPr>
-          <w:t>10</w:t>
+          <w:t>11</w:t>
         </w:r>
         <w:r>
           <w:rPr>
@@ -896,12 +851,11 @@
           <w:rFonts w:asciiTheme="minorHAnsi" w:eastAsiaTheme="minorEastAsia" w:hAnsiTheme="minorHAnsi" w:cstheme="minorBidi"/>
           <w:noProof/>
           <w:color w:val="auto"/>
-          <w:kern w:val="2"/>
-          <w:szCs w:val="24"/>
-          <w14:ligatures w14:val="standardContextual"/>
-        </w:rPr>
-      </w:pPr>
-      <w:hyperlink w:anchor="_Toc228997855" w:history="1">
+          <w:sz w:val="22"/>
+          <w:szCs w:val="22"/>
+        </w:rPr>
+      </w:pPr>
+      <w:hyperlink w:anchor="_Toc231403175" w:history="1">
         <w:r>
           <w:rPr>
             <w:rStyle w:val="Hyperlink"/>
@@ -928,7 +882,7 @@
             <w:noProof/>
             <w:webHidden/>
           </w:rPr>
-          <w:instrText xml:space="preserve"> PAGEREF _Toc228997855 \h </w:instrText>
+          <w:instrText xml:space="preserve"> PAGEREF _Toc231403175 \h </w:instrText>
         </w:r>
         <w:r>
           <w:rPr>
@@ -948,7 +902,7 @@
             <w:noProof/>
             <w:webHidden/>
           </w:rPr>
-          <w:t>11</w:t>
+          <w:t>12</w:t>
         </w:r>
         <w:r>
           <w:rPr>
@@ -969,12 +923,11 @@
           <w:rFonts w:asciiTheme="minorHAnsi" w:eastAsiaTheme="minorEastAsia" w:hAnsiTheme="minorHAnsi" w:cstheme="minorBidi"/>
           <w:noProof/>
           <w:color w:val="auto"/>
-          <w:kern w:val="2"/>
-          <w:szCs w:val="24"/>
-          <w14:ligatures w14:val="standardContextual"/>
-        </w:rPr>
-      </w:pPr>
-      <w:hyperlink w:anchor="_Toc228997856" w:history="1">
+          <w:sz w:val="22"/>
+          <w:szCs w:val="22"/>
+        </w:rPr>
+      </w:pPr>
+      <w:hyperlink w:anchor="_Toc231403176" w:history="1">
         <w:r>
           <w:rPr>
             <w:rStyle w:val="Hyperlink"/>
@@ -1001,7 +954,7 @@
             <w:noProof/>
             <w:webHidden/>
           </w:rPr>
-          <w:instrText xml:space="preserve"> PAGEREF _Toc228997856 \h </w:instrText>
+          <w:instrText xml:space="preserve"> PAGEREF _Toc231403176 \h </w:instrText>
         </w:r>
         <w:r>
           <w:rPr>
@@ -1021,7 +974,7 @@
             <w:noProof/>
             <w:webHidden/>
           </w:rPr>
-          <w:t>12</w:t>
+          <w:t>13</w:t>
         </w:r>
         <w:r>
           <w:rPr>
@@ -1042,12 +995,11 @@
           <w:rFonts w:asciiTheme="minorHAnsi" w:eastAsiaTheme="minorEastAsia" w:hAnsiTheme="minorHAnsi" w:cstheme="minorBidi"/>
           <w:noProof/>
           <w:color w:val="auto"/>
-          <w:kern w:val="2"/>
-          <w:szCs w:val="24"/>
-          <w14:ligatures w14:val="standardContextual"/>
-        </w:rPr>
-      </w:pPr>
-      <w:hyperlink w:anchor="_Toc228997857" w:history="1">
+          <w:sz w:val="22"/>
+          <w:szCs w:val="22"/>
+        </w:rPr>
+      </w:pPr>
+      <w:hyperlink w:anchor="_Toc231403177" w:history="1">
         <w:r>
           <w:rPr>
             <w:rStyle w:val="Hyperlink"/>
@@ -1074,7 +1026,7 @@
             <w:noProof/>
             <w:webHidden/>
           </w:rPr>
-          <w:instrText xml:space="preserve"> PAGEREF _Toc228997857 \h </w:instrText>
+          <w:instrText xml:space="preserve"> PAGEREF _Toc231403177 \h </w:instrText>
         </w:r>
         <w:r>
           <w:rPr>
@@ -1094,7 +1046,7 @@
             <w:noProof/>
             <w:webHidden/>
           </w:rPr>
-          <w:t>12</w:t>
+          <w:t>13</w:t>
         </w:r>
         <w:r>
           <w:rPr>
@@ -1115,12 +1067,11 @@
           <w:rFonts w:asciiTheme="minorHAnsi" w:eastAsiaTheme="minorEastAsia" w:hAnsiTheme="minorHAnsi" w:cstheme="minorBidi"/>
           <w:noProof/>
           <w:color w:val="auto"/>
-          <w:kern w:val="2"/>
-          <w:szCs w:val="24"/>
-          <w14:ligatures w14:val="standardContextual"/>
-        </w:rPr>
-      </w:pPr>
-      <w:hyperlink w:anchor="_Toc228997858" w:history="1">
+          <w:sz w:val="22"/>
+          <w:szCs w:val="22"/>
+        </w:rPr>
+      </w:pPr>
+      <w:hyperlink w:anchor="_Toc231403178" w:history="1">
         <w:r>
           <w:rPr>
             <w:rStyle w:val="Hyperlink"/>
@@ -1147,7 +1098,7 @@
             <w:noProof/>
             <w:webHidden/>
           </w:rPr>
-          <w:instrText xml:space="preserve"> PAGEREF _Toc228997858 \h </w:instrText>
+          <w:instrText xml:space="preserve"> PAGEREF _Toc231403178 \h </w:instrText>
         </w:r>
         <w:r>
           <w:rPr>
@@ -1167,7 +1118,7 @@
             <w:noProof/>
             <w:webHidden/>
           </w:rPr>
-          <w:t>13</w:t>
+          <w:t>14</w:t>
         </w:r>
         <w:r>
           <w:rPr>
@@ -1188,12 +1139,11 @@
           <w:rFonts w:asciiTheme="minorHAnsi" w:eastAsiaTheme="minorEastAsia" w:hAnsiTheme="minorHAnsi" w:cstheme="minorBidi"/>
           <w:noProof/>
           <w:color w:val="auto"/>
-          <w:kern w:val="2"/>
-          <w:szCs w:val="24"/>
-          <w14:ligatures w14:val="standardContextual"/>
-        </w:rPr>
-      </w:pPr>
-      <w:hyperlink w:anchor="_Toc228997859" w:history="1">
+          <w:sz w:val="22"/>
+          <w:szCs w:val="22"/>
+        </w:rPr>
+      </w:pPr>
+      <w:hyperlink w:anchor="_Toc231403179" w:history="1">
         <w:r>
           <w:rPr>
             <w:rStyle w:val="Hyperlink"/>
@@ -1220,7 +1170,7 @@
             <w:noProof/>
             <w:webHidden/>
           </w:rPr>
-          <w:instrText xml:space="preserve"> PAGEREF _Toc228997859 \h </w:instrText>
+          <w:instrText xml:space="preserve"> PAGEREF _Toc231403179 \h </w:instrText>
         </w:r>
         <w:r>
           <w:rPr>
@@ -1240,7 +1190,7 @@
             <w:noProof/>
             <w:webHidden/>
           </w:rPr>
-          <w:t>13</w:t>
+          <w:t>14</w:t>
         </w:r>
         <w:r>
           <w:rPr>
@@ -1261,12 +1211,11 @@
           <w:rFonts w:asciiTheme="minorHAnsi" w:eastAsiaTheme="minorEastAsia" w:hAnsiTheme="minorHAnsi" w:cstheme="minorBidi"/>
           <w:noProof/>
           <w:color w:val="auto"/>
-          <w:kern w:val="2"/>
-          <w:szCs w:val="24"/>
-          <w14:ligatures w14:val="standardContextual"/>
-        </w:rPr>
-      </w:pPr>
-      <w:hyperlink w:anchor="_Toc228997860" w:history="1">
+          <w:sz w:val="22"/>
+          <w:szCs w:val="22"/>
+        </w:rPr>
+      </w:pPr>
+      <w:hyperlink w:anchor="_Toc231403180" w:history="1">
         <w:r>
           <w:rPr>
             <w:rStyle w:val="Hyperlink"/>
@@ -1293,7 +1242,7 @@
             <w:noProof/>
             <w:webHidden/>
           </w:rPr>
-          <w:instrText xml:space="preserve"> PAGEREF _Toc228997860 \h </w:instrText>
+          <w:instrText xml:space="preserve"> PAGEREF _Toc231403180 \h </w:instrText>
         </w:r>
         <w:r>
           <w:rPr>
@@ -1313,7 +1262,7 @@
             <w:noProof/>
             <w:webHidden/>
           </w:rPr>
-          <w:t>14</w:t>
+          <w:t>15</w:t>
         </w:r>
         <w:r>
           <w:rPr>
@@ -1334,12 +1283,11 @@
           <w:rFonts w:asciiTheme="minorHAnsi" w:eastAsiaTheme="minorEastAsia" w:hAnsiTheme="minorHAnsi" w:cstheme="minorBidi"/>
           <w:noProof/>
           <w:color w:val="auto"/>
-          <w:kern w:val="2"/>
-          <w:szCs w:val="24"/>
-          <w14:ligatures w14:val="standardContextual"/>
-        </w:rPr>
-      </w:pPr>
-      <w:hyperlink w:anchor="_Toc228997861" w:history="1">
+          <w:sz w:val="22"/>
+          <w:szCs w:val="22"/>
+        </w:rPr>
+      </w:pPr>
+      <w:hyperlink w:anchor="_Toc231403181" w:history="1">
         <w:r>
           <w:rPr>
             <w:rStyle w:val="Hyperlink"/>
@@ -1366,7 +1314,7 @@
             <w:noProof/>
             <w:webHidden/>
           </w:rPr>
-          <w:instrText xml:space="preserve"> PAGEREF _Toc228997861 \h </w:instrText>
+          <w:instrText xml:space="preserve"> PAGEREF _Toc231403181 \h </w:instrText>
         </w:r>
         <w:r>
           <w:rPr>
@@ -1386,7 +1334,7 @@
             <w:noProof/>
             <w:webHidden/>
           </w:rPr>
-          <w:t>14</w:t>
+          <w:t>15</w:t>
         </w:r>
         <w:r>
           <w:rPr>
@@ -1399,16 +1347,877 @@
     </w:p>
     <w:p>
       <w:pPr>
+        <w:pStyle w:val="ndicedeilustraes"/>
+        <w:tabs>
+          <w:tab w:val="right" w:leader="dot" w:pos="9181"/>
+        </w:tabs>
+        <w:rPr>
+          <w:rFonts w:asciiTheme="minorHAnsi" w:eastAsiaTheme="minorEastAsia" w:hAnsiTheme="minorHAnsi" w:cstheme="minorBidi"/>
+          <w:noProof/>
+          <w:color w:val="auto"/>
+          <w:sz w:val="22"/>
+          <w:szCs w:val="22"/>
+        </w:rPr>
+      </w:pPr>
+      <w:hyperlink w:anchor="_Toc231403182" w:history="1">
+        <w:r>
+          <w:rPr>
+            <w:rStyle w:val="Hyperlink"/>
+            <w:noProof/>
+          </w:rPr>
+          <w:t>Figura 13 - Alteração Migrations e correções</w:t>
+        </w:r>
+        <w:r>
+          <w:rPr>
+            <w:noProof/>
+            <w:webHidden/>
+          </w:rPr>
+          <w:tab/>
+        </w:r>
+        <w:r>
+          <w:rPr>
+            <w:noProof/>
+            <w:webHidden/>
+          </w:rPr>
+          <w:fldChar w:fldCharType="begin"/>
+        </w:r>
+        <w:r>
+          <w:rPr>
+            <w:noProof/>
+            <w:webHidden/>
+          </w:rPr>
+          <w:instrText xml:space="preserve"> PAGEREF _Toc231403182 \h </w:instrText>
+        </w:r>
+        <w:r>
+          <w:rPr>
+            <w:noProof/>
+            <w:webHidden/>
+          </w:rPr>
+        </w:r>
+        <w:r>
+          <w:rPr>
+            <w:noProof/>
+            <w:webHidden/>
+          </w:rPr>
+          <w:fldChar w:fldCharType="separate"/>
+        </w:r>
+        <w:r>
+          <w:rPr>
+            <w:noProof/>
+            <w:webHidden/>
+          </w:rPr>
+          <w:t>16</w:t>
+        </w:r>
+        <w:r>
+          <w:rPr>
+            <w:noProof/>
+            <w:webHidden/>
+          </w:rPr>
+          <w:fldChar w:fldCharType="end"/>
+        </w:r>
+      </w:hyperlink>
+    </w:p>
+    <w:p>
+      <w:pPr>
+        <w:pStyle w:val="ndicedeilustraes"/>
+        <w:tabs>
+          <w:tab w:val="right" w:leader="dot" w:pos="9181"/>
+        </w:tabs>
+        <w:rPr>
+          <w:rFonts w:asciiTheme="minorHAnsi" w:eastAsiaTheme="minorEastAsia" w:hAnsiTheme="minorHAnsi" w:cstheme="minorBidi"/>
+          <w:noProof/>
+          <w:color w:val="auto"/>
+          <w:sz w:val="22"/>
+          <w:szCs w:val="22"/>
+        </w:rPr>
+      </w:pPr>
+      <w:hyperlink w:anchor="_Toc231403183" w:history="1">
+        <w:r>
+          <w:rPr>
+            <w:rStyle w:val="Hyperlink"/>
+            <w:noProof/>
+          </w:rPr>
+          <w:t>Figura 14 - Print site BD Supabase</w:t>
+        </w:r>
+        <w:r>
+          <w:rPr>
+            <w:noProof/>
+            <w:webHidden/>
+          </w:rPr>
+          <w:tab/>
+        </w:r>
+        <w:r>
+          <w:rPr>
+            <w:noProof/>
+            <w:webHidden/>
+          </w:rPr>
+          <w:fldChar w:fldCharType="begin"/>
+        </w:r>
+        <w:r>
+          <w:rPr>
+            <w:noProof/>
+            <w:webHidden/>
+          </w:rPr>
+          <w:instrText xml:space="preserve"> PAGEREF _Toc231403183 \h </w:instrText>
+        </w:r>
+        <w:r>
+          <w:rPr>
+            <w:noProof/>
+            <w:webHidden/>
+          </w:rPr>
+        </w:r>
+        <w:r>
+          <w:rPr>
+            <w:noProof/>
+            <w:webHidden/>
+          </w:rPr>
+          <w:fldChar w:fldCharType="separate"/>
+        </w:r>
+        <w:r>
+          <w:rPr>
+            <w:noProof/>
+            <w:webHidden/>
+          </w:rPr>
+          <w:t>16</w:t>
+        </w:r>
+        <w:r>
+          <w:rPr>
+            <w:noProof/>
+            <w:webHidden/>
+          </w:rPr>
+          <w:fldChar w:fldCharType="end"/>
+        </w:r>
+      </w:hyperlink>
+    </w:p>
+    <w:p>
+      <w:pPr>
+        <w:pStyle w:val="ndicedeilustraes"/>
+        <w:tabs>
+          <w:tab w:val="right" w:leader="dot" w:pos="9181"/>
+        </w:tabs>
+        <w:rPr>
+          <w:rFonts w:asciiTheme="minorHAnsi" w:eastAsiaTheme="minorEastAsia" w:hAnsiTheme="minorHAnsi" w:cstheme="minorBidi"/>
+          <w:noProof/>
+          <w:color w:val="auto"/>
+          <w:sz w:val="22"/>
+          <w:szCs w:val="22"/>
+        </w:rPr>
+      </w:pPr>
+      <w:hyperlink w:anchor="_Toc231403184" w:history="1">
+        <w:r>
+          <w:rPr>
+            <w:rStyle w:val="Hyperlink"/>
+            <w:noProof/>
+          </w:rPr>
+          <w:t>Figura 15 Correção de Models, instalação de pacotes e conexão com SupaBase</w:t>
+        </w:r>
+        <w:r>
+          <w:rPr>
+            <w:noProof/>
+            <w:webHidden/>
+          </w:rPr>
+          <w:tab/>
+        </w:r>
+        <w:r>
+          <w:rPr>
+            <w:noProof/>
+            <w:webHidden/>
+          </w:rPr>
+          <w:fldChar w:fldCharType="begin"/>
+        </w:r>
+        <w:r>
+          <w:rPr>
+            <w:noProof/>
+            <w:webHidden/>
+          </w:rPr>
+          <w:instrText xml:space="preserve"> PAGEREF _Toc231403184 \h </w:instrText>
+        </w:r>
+        <w:r>
+          <w:rPr>
+            <w:noProof/>
+            <w:webHidden/>
+          </w:rPr>
+        </w:r>
+        <w:r>
+          <w:rPr>
+            <w:noProof/>
+            <w:webHidden/>
+          </w:rPr>
+          <w:fldChar w:fldCharType="separate"/>
+        </w:r>
+        <w:r>
+          <w:rPr>
+            <w:noProof/>
+            <w:webHidden/>
+          </w:rPr>
+          <w:t>17</w:t>
+        </w:r>
+        <w:r>
+          <w:rPr>
+            <w:noProof/>
+            <w:webHidden/>
+          </w:rPr>
+          <w:fldChar w:fldCharType="end"/>
+        </w:r>
+      </w:hyperlink>
+    </w:p>
+    <w:p>
+      <w:pPr>
+        <w:pStyle w:val="ndicedeilustraes"/>
+        <w:tabs>
+          <w:tab w:val="right" w:leader="dot" w:pos="9181"/>
+        </w:tabs>
+        <w:rPr>
+          <w:rFonts w:asciiTheme="minorHAnsi" w:eastAsiaTheme="minorEastAsia" w:hAnsiTheme="minorHAnsi" w:cstheme="minorBidi"/>
+          <w:noProof/>
+          <w:color w:val="auto"/>
+          <w:sz w:val="22"/>
+          <w:szCs w:val="22"/>
+        </w:rPr>
+      </w:pPr>
+      <w:hyperlink w:anchor="_Toc231403185" w:history="1">
+        <w:r>
+          <w:rPr>
+            <w:rStyle w:val="Hyperlink"/>
+            <w:noProof/>
+          </w:rPr>
+          <w:t>Figura 16 - Alteração do Controller para salvar clientes</w:t>
+        </w:r>
+        <w:r>
+          <w:rPr>
+            <w:noProof/>
+            <w:webHidden/>
+          </w:rPr>
+          <w:tab/>
+        </w:r>
+        <w:r>
+          <w:rPr>
+            <w:noProof/>
+            <w:webHidden/>
+          </w:rPr>
+          <w:fldChar w:fldCharType="begin"/>
+        </w:r>
+        <w:r>
+          <w:rPr>
+            <w:noProof/>
+            <w:webHidden/>
+          </w:rPr>
+          <w:instrText xml:space="preserve"> PAGEREF _Toc231403185 \h </w:instrText>
+        </w:r>
+        <w:r>
+          <w:rPr>
+            <w:noProof/>
+            <w:webHidden/>
+          </w:rPr>
+        </w:r>
+        <w:r>
+          <w:rPr>
+            <w:noProof/>
+            <w:webHidden/>
+          </w:rPr>
+          <w:fldChar w:fldCharType="separate"/>
+        </w:r>
+        <w:r>
+          <w:rPr>
+            <w:noProof/>
+            <w:webHidden/>
+          </w:rPr>
+          <w:t>17</w:t>
+        </w:r>
+        <w:r>
+          <w:rPr>
+            <w:noProof/>
+            <w:webHidden/>
+          </w:rPr>
+          <w:fldChar w:fldCharType="end"/>
+        </w:r>
+      </w:hyperlink>
+    </w:p>
+    <w:p>
+      <w:pPr>
+        <w:pStyle w:val="ndicedeilustraes"/>
+        <w:tabs>
+          <w:tab w:val="right" w:leader="dot" w:pos="9181"/>
+        </w:tabs>
+        <w:rPr>
+          <w:rFonts w:asciiTheme="minorHAnsi" w:eastAsiaTheme="minorEastAsia" w:hAnsiTheme="minorHAnsi" w:cstheme="minorBidi"/>
+          <w:noProof/>
+          <w:color w:val="auto"/>
+          <w:sz w:val="22"/>
+          <w:szCs w:val="22"/>
+        </w:rPr>
+      </w:pPr>
+      <w:hyperlink w:anchor="_Toc231403186" w:history="1">
+        <w:r>
+          <w:rPr>
+            <w:rStyle w:val="Hyperlink"/>
+            <w:noProof/>
+          </w:rPr>
+          <w:t>Figura 17 - Criação do código para salvar segurado e consumo API</w:t>
+        </w:r>
+        <w:r>
+          <w:rPr>
+            <w:noProof/>
+            <w:webHidden/>
+          </w:rPr>
+          <w:tab/>
+        </w:r>
+        <w:r>
+          <w:rPr>
+            <w:noProof/>
+            <w:webHidden/>
+          </w:rPr>
+          <w:fldChar w:fldCharType="begin"/>
+        </w:r>
+        <w:r>
+          <w:rPr>
+            <w:noProof/>
+            <w:webHidden/>
+          </w:rPr>
+          <w:instrText xml:space="preserve"> PAGEREF _Toc231403186 \h </w:instrText>
+        </w:r>
+        <w:r>
+          <w:rPr>
+            <w:noProof/>
+            <w:webHidden/>
+          </w:rPr>
+        </w:r>
+        <w:r>
+          <w:rPr>
+            <w:noProof/>
+            <w:webHidden/>
+          </w:rPr>
+          <w:fldChar w:fldCharType="separate"/>
+        </w:r>
+        <w:r>
+          <w:rPr>
+            <w:noProof/>
+            <w:webHidden/>
+          </w:rPr>
+          <w:t>18</w:t>
+        </w:r>
+        <w:r>
+          <w:rPr>
+            <w:noProof/>
+            <w:webHidden/>
+          </w:rPr>
+          <w:fldChar w:fldCharType="end"/>
+        </w:r>
+      </w:hyperlink>
+    </w:p>
+    <w:p>
+      <w:pPr>
+        <w:pStyle w:val="ndicedeilustraes"/>
+        <w:tabs>
+          <w:tab w:val="right" w:leader="dot" w:pos="9181"/>
+        </w:tabs>
+        <w:rPr>
+          <w:rFonts w:asciiTheme="minorHAnsi" w:eastAsiaTheme="minorEastAsia" w:hAnsiTheme="minorHAnsi" w:cstheme="minorBidi"/>
+          <w:noProof/>
+          <w:color w:val="auto"/>
+          <w:sz w:val="22"/>
+          <w:szCs w:val="22"/>
+        </w:rPr>
+      </w:pPr>
+      <w:hyperlink w:anchor="_Toc231403187" w:history="1">
+        <w:r>
+          <w:rPr>
+            <w:rStyle w:val="Hyperlink"/>
+            <w:noProof/>
+          </w:rPr>
+          <w:t>Figura 18 - Correção do Import e Form</w:t>
+        </w:r>
+        <w:r>
+          <w:rPr>
+            <w:noProof/>
+            <w:webHidden/>
+          </w:rPr>
+          <w:tab/>
+        </w:r>
+        <w:r>
+          <w:rPr>
+            <w:noProof/>
+            <w:webHidden/>
+          </w:rPr>
+          <w:fldChar w:fldCharType="begin"/>
+        </w:r>
+        <w:r>
+          <w:rPr>
+            <w:noProof/>
+            <w:webHidden/>
+          </w:rPr>
+          <w:instrText xml:space="preserve"> PAGEREF _Toc231403187 \h </w:instrText>
+        </w:r>
+        <w:r>
+          <w:rPr>
+            <w:noProof/>
+            <w:webHidden/>
+          </w:rPr>
+        </w:r>
+        <w:r>
+          <w:rPr>
+            <w:noProof/>
+            <w:webHidden/>
+          </w:rPr>
+          <w:fldChar w:fldCharType="separate"/>
+        </w:r>
+        <w:r>
+          <w:rPr>
+            <w:noProof/>
+            <w:webHidden/>
+          </w:rPr>
+          <w:t>18</w:t>
+        </w:r>
+        <w:r>
+          <w:rPr>
+            <w:noProof/>
+            <w:webHidden/>
+          </w:rPr>
+          <w:fldChar w:fldCharType="end"/>
+        </w:r>
+      </w:hyperlink>
+    </w:p>
+    <w:p>
+      <w:pPr>
+        <w:pStyle w:val="ndicedeilustraes"/>
+        <w:tabs>
+          <w:tab w:val="right" w:leader="dot" w:pos="9181"/>
+        </w:tabs>
+        <w:rPr>
+          <w:rFonts w:asciiTheme="minorHAnsi" w:eastAsiaTheme="minorEastAsia" w:hAnsiTheme="minorHAnsi" w:cstheme="minorBidi"/>
+          <w:noProof/>
+          <w:color w:val="auto"/>
+          <w:sz w:val="22"/>
+          <w:szCs w:val="22"/>
+        </w:rPr>
+      </w:pPr>
+      <w:hyperlink w:anchor="_Toc231403188" w:history="1">
+        <w:r>
+          <w:rPr>
+            <w:rStyle w:val="Hyperlink"/>
+            <w:noProof/>
+          </w:rPr>
+          <w:t>Figura 19 - Update Cobranças e Pagamentos</w:t>
+        </w:r>
+        <w:r>
+          <w:rPr>
+            <w:noProof/>
+            <w:webHidden/>
+          </w:rPr>
+          <w:tab/>
+        </w:r>
+        <w:r>
+          <w:rPr>
+            <w:noProof/>
+            <w:webHidden/>
+          </w:rPr>
+          <w:fldChar w:fldCharType="begin"/>
+        </w:r>
+        <w:r>
+          <w:rPr>
+            <w:noProof/>
+            <w:webHidden/>
+          </w:rPr>
+          <w:instrText xml:space="preserve"> PAGEREF _Toc231403188 \h </w:instrText>
+        </w:r>
+        <w:r>
+          <w:rPr>
+            <w:noProof/>
+            <w:webHidden/>
+          </w:rPr>
+        </w:r>
+        <w:r>
+          <w:rPr>
+            <w:noProof/>
+            <w:webHidden/>
+          </w:rPr>
+          <w:fldChar w:fldCharType="separate"/>
+        </w:r>
+        <w:r>
+          <w:rPr>
+            <w:noProof/>
+            <w:webHidden/>
+          </w:rPr>
+          <w:t>19</w:t>
+        </w:r>
+        <w:r>
+          <w:rPr>
+            <w:noProof/>
+            <w:webHidden/>
+          </w:rPr>
+          <w:fldChar w:fldCharType="end"/>
+        </w:r>
+      </w:hyperlink>
+    </w:p>
+    <w:p>
+      <w:pPr>
+        <w:pStyle w:val="ndicedeilustraes"/>
+        <w:tabs>
+          <w:tab w:val="right" w:leader="dot" w:pos="9181"/>
+        </w:tabs>
+        <w:rPr>
+          <w:rFonts w:asciiTheme="minorHAnsi" w:eastAsiaTheme="minorEastAsia" w:hAnsiTheme="minorHAnsi" w:cstheme="minorBidi"/>
+          <w:noProof/>
+          <w:color w:val="auto"/>
+          <w:sz w:val="22"/>
+          <w:szCs w:val="22"/>
+        </w:rPr>
+      </w:pPr>
+      <w:hyperlink w:anchor="_Toc231403189" w:history="1">
+        <w:r>
+          <w:rPr>
+            <w:rStyle w:val="Hyperlink"/>
+            <w:noProof/>
+          </w:rPr>
+          <w:t>Figura 20 - Apólices CRUD, Correção versão PHP e Correção dos nomes dos Controllers.</w:t>
+        </w:r>
+        <w:r>
+          <w:rPr>
+            <w:noProof/>
+            <w:webHidden/>
+          </w:rPr>
+          <w:tab/>
+        </w:r>
+        <w:r>
+          <w:rPr>
+            <w:noProof/>
+            <w:webHidden/>
+          </w:rPr>
+          <w:fldChar w:fldCharType="begin"/>
+        </w:r>
+        <w:r>
+          <w:rPr>
+            <w:noProof/>
+            <w:webHidden/>
+          </w:rPr>
+          <w:instrText xml:space="preserve"> PAGEREF _Toc231403189 \h </w:instrText>
+        </w:r>
+        <w:r>
+          <w:rPr>
+            <w:noProof/>
+            <w:webHidden/>
+          </w:rPr>
+        </w:r>
+        <w:r>
+          <w:rPr>
+            <w:noProof/>
+            <w:webHidden/>
+          </w:rPr>
+          <w:fldChar w:fldCharType="separate"/>
+        </w:r>
+        <w:r>
+          <w:rPr>
+            <w:noProof/>
+            <w:webHidden/>
+          </w:rPr>
+          <w:t>19</w:t>
+        </w:r>
+        <w:r>
+          <w:rPr>
+            <w:noProof/>
+            <w:webHidden/>
+          </w:rPr>
+          <w:fldChar w:fldCharType="end"/>
+        </w:r>
+      </w:hyperlink>
+    </w:p>
+    <w:p>
+      <w:pPr>
+        <w:pStyle w:val="ndicedeilustraes"/>
+        <w:tabs>
+          <w:tab w:val="right" w:leader="dot" w:pos="9181"/>
+        </w:tabs>
+        <w:rPr>
+          <w:rFonts w:asciiTheme="minorHAnsi" w:eastAsiaTheme="minorEastAsia" w:hAnsiTheme="minorHAnsi" w:cstheme="minorBidi"/>
+          <w:noProof/>
+          <w:color w:val="auto"/>
+          <w:sz w:val="22"/>
+          <w:szCs w:val="22"/>
+        </w:rPr>
+      </w:pPr>
+      <w:hyperlink w:anchor="_Toc231403190" w:history="1">
+        <w:r>
+          <w:rPr>
+            <w:rStyle w:val="Hyperlink"/>
+            <w:noProof/>
+          </w:rPr>
+          <w:t>Figura 21 - Correção de Rotas e Separação</w:t>
+        </w:r>
+        <w:r>
+          <w:rPr>
+            <w:noProof/>
+            <w:webHidden/>
+          </w:rPr>
+          <w:tab/>
+        </w:r>
+        <w:r>
+          <w:rPr>
+            <w:noProof/>
+            <w:webHidden/>
+          </w:rPr>
+          <w:fldChar w:fldCharType="begin"/>
+        </w:r>
+        <w:r>
+          <w:rPr>
+            <w:noProof/>
+            <w:webHidden/>
+          </w:rPr>
+          <w:instrText xml:space="preserve"> PAGEREF _Toc231403190 \h </w:instrText>
+        </w:r>
+        <w:r>
+          <w:rPr>
+            <w:noProof/>
+            <w:webHidden/>
+          </w:rPr>
+        </w:r>
+        <w:r>
+          <w:rPr>
+            <w:noProof/>
+            <w:webHidden/>
+          </w:rPr>
+          <w:fldChar w:fldCharType="separate"/>
+        </w:r>
+        <w:r>
+          <w:rPr>
+            <w:noProof/>
+            <w:webHidden/>
+          </w:rPr>
+          <w:t>20</w:t>
+        </w:r>
+        <w:r>
+          <w:rPr>
+            <w:noProof/>
+            <w:webHidden/>
+          </w:rPr>
+          <w:fldChar w:fldCharType="end"/>
+        </w:r>
+      </w:hyperlink>
+    </w:p>
+    <w:p>
+      <w:pPr>
+        <w:pStyle w:val="ndicedeilustraes"/>
+        <w:tabs>
+          <w:tab w:val="right" w:leader="dot" w:pos="9181"/>
+        </w:tabs>
+        <w:rPr>
+          <w:rFonts w:asciiTheme="minorHAnsi" w:eastAsiaTheme="minorEastAsia" w:hAnsiTheme="minorHAnsi" w:cstheme="minorBidi"/>
+          <w:noProof/>
+          <w:color w:val="auto"/>
+          <w:sz w:val="22"/>
+          <w:szCs w:val="22"/>
+        </w:rPr>
+      </w:pPr>
+      <w:hyperlink w:anchor="_Toc231403191" w:history="1">
+        <w:r>
+          <w:rPr>
+            <w:rStyle w:val="Hyperlink"/>
+            <w:noProof/>
+          </w:rPr>
+          <w:t>Figura 22 - Correção de Rotas e separação de validação e responsabilidade.</w:t>
+        </w:r>
+        <w:r>
+          <w:rPr>
+            <w:noProof/>
+            <w:webHidden/>
+          </w:rPr>
+          <w:tab/>
+        </w:r>
+        <w:r>
+          <w:rPr>
+            <w:noProof/>
+            <w:webHidden/>
+          </w:rPr>
+          <w:fldChar w:fldCharType="begin"/>
+        </w:r>
+        <w:r>
+          <w:rPr>
+            <w:noProof/>
+            <w:webHidden/>
+          </w:rPr>
+          <w:instrText xml:space="preserve"> PAGEREF _Toc231403191 \h </w:instrText>
+        </w:r>
+        <w:r>
+          <w:rPr>
+            <w:noProof/>
+            <w:webHidden/>
+          </w:rPr>
+        </w:r>
+        <w:r>
+          <w:rPr>
+            <w:noProof/>
+            <w:webHidden/>
+          </w:rPr>
+          <w:fldChar w:fldCharType="separate"/>
+        </w:r>
+        <w:r>
+          <w:rPr>
+            <w:noProof/>
+            <w:webHidden/>
+          </w:rPr>
+          <w:t>20</w:t>
+        </w:r>
+        <w:r>
+          <w:rPr>
+            <w:noProof/>
+            <w:webHidden/>
+          </w:rPr>
+          <w:fldChar w:fldCharType="end"/>
+        </w:r>
+      </w:hyperlink>
+    </w:p>
+    <w:p>
+      <w:pPr>
+        <w:pStyle w:val="ndicedeilustraes"/>
+        <w:tabs>
+          <w:tab w:val="right" w:leader="dot" w:pos="9181"/>
+        </w:tabs>
+        <w:rPr>
+          <w:rFonts w:asciiTheme="minorHAnsi" w:eastAsiaTheme="minorEastAsia" w:hAnsiTheme="minorHAnsi" w:cstheme="minorBidi"/>
+          <w:noProof/>
+          <w:color w:val="auto"/>
+          <w:sz w:val="22"/>
+          <w:szCs w:val="22"/>
+        </w:rPr>
+      </w:pPr>
+      <w:hyperlink w:anchor="_Toc231403192" w:history="1">
+        <w:r>
+          <w:rPr>
+            <w:rStyle w:val="Hyperlink"/>
+            <w:noProof/>
+          </w:rPr>
+          <w:t>Figura 23 - Atualizações de funcionalidades e melhorias no sistema</w:t>
+        </w:r>
+        <w:r>
+          <w:rPr>
+            <w:noProof/>
+            <w:webHidden/>
+          </w:rPr>
+          <w:tab/>
+        </w:r>
+        <w:r>
+          <w:rPr>
+            <w:noProof/>
+            <w:webHidden/>
+          </w:rPr>
+          <w:fldChar w:fldCharType="begin"/>
+        </w:r>
+        <w:r>
+          <w:rPr>
+            <w:noProof/>
+            <w:webHidden/>
+          </w:rPr>
+          <w:instrText xml:space="preserve"> PAGEREF _Toc231403192 \h </w:instrText>
+        </w:r>
+        <w:r>
+          <w:rPr>
+            <w:noProof/>
+            <w:webHidden/>
+          </w:rPr>
+        </w:r>
+        <w:r>
+          <w:rPr>
+            <w:noProof/>
+            <w:webHidden/>
+          </w:rPr>
+          <w:fldChar w:fldCharType="separate"/>
+        </w:r>
+        <w:r>
+          <w:rPr>
+            <w:noProof/>
+            <w:webHidden/>
+          </w:rPr>
+          <w:t>21</w:t>
+        </w:r>
+        <w:r>
+          <w:rPr>
+            <w:noProof/>
+            <w:webHidden/>
+          </w:rPr>
+          <w:fldChar w:fldCharType="end"/>
+        </w:r>
+      </w:hyperlink>
+    </w:p>
+    <w:p>
+      <w:pPr>
+        <w:pStyle w:val="ndicedeilustraes"/>
+        <w:tabs>
+          <w:tab w:val="right" w:leader="dot" w:pos="9181"/>
+        </w:tabs>
+        <w:rPr>
+          <w:rFonts w:asciiTheme="minorHAnsi" w:eastAsiaTheme="minorEastAsia" w:hAnsiTheme="minorHAnsi" w:cstheme="minorBidi"/>
+          <w:noProof/>
+          <w:color w:val="auto"/>
+          <w:sz w:val="22"/>
+          <w:szCs w:val="22"/>
+        </w:rPr>
+      </w:pPr>
+      <w:hyperlink w:anchor="_Toc231403193" w:history="1">
+        <w:r>
+          <w:rPr>
+            <w:rStyle w:val="Hyperlink"/>
+            <w:noProof/>
+          </w:rPr>
+          <w:t>Figura 24 - Implementação de máscara para CPF/CNPJ e contagem de apólices</w:t>
+        </w:r>
+        <w:r>
+          <w:rPr>
+            <w:noProof/>
+            <w:webHidden/>
+          </w:rPr>
+          <w:tab/>
+        </w:r>
+        <w:r>
+          <w:rPr>
+            <w:noProof/>
+            <w:webHidden/>
+          </w:rPr>
+          <w:fldChar w:fldCharType="begin"/>
+        </w:r>
+        <w:r>
+          <w:rPr>
+            <w:noProof/>
+            <w:webHidden/>
+          </w:rPr>
+          <w:instrText xml:space="preserve"> PAGEREF _Toc231403193 \h </w:instrText>
+        </w:r>
+        <w:r>
+          <w:rPr>
+            <w:noProof/>
+            <w:webHidden/>
+          </w:rPr>
+        </w:r>
+        <w:r>
+          <w:rPr>
+            <w:noProof/>
+            <w:webHidden/>
+          </w:rPr>
+          <w:fldChar w:fldCharType="separate"/>
+        </w:r>
+        <w:r>
+          <w:rPr>
+            <w:noProof/>
+            <w:webHidden/>
+          </w:rPr>
+          <w:t>22</w:t>
+        </w:r>
+        <w:r>
+          <w:rPr>
+            <w:noProof/>
+            <w:webHidden/>
+          </w:rPr>
+          <w:fldChar w:fldCharType="end"/>
+        </w:r>
+      </w:hyperlink>
+    </w:p>
+    <w:p>
+      <w:pPr>
         <w:rPr>
           <w:b/>
         </w:rPr>
       </w:pPr>
       <w:r>
         <w:rPr>
-          <w:rFonts w:asciiTheme="minorHAnsi" w:hAnsiTheme="minorHAnsi" w:cstheme="minorHAnsi"/>
           <w:b/>
-          <w:sz w:val="20"/>
-          <w:szCs w:val="20"/>
         </w:rPr>
         <w:fldChar w:fldCharType="end"/>
       </w:r>
@@ -1447,9 +2256,7 @@
         <w:rPr>
           <w:rFonts w:asciiTheme="minorHAnsi" w:eastAsiaTheme="minorEastAsia" w:hAnsiTheme="minorHAnsi" w:cstheme="minorBidi"/>
           <w:noProof/>
-          <w:kern w:val="2"/>
-          <w:szCs w:val="24"/>
-          <w14:ligatures w14:val="standardContextual"/>
+          <w:sz w:val="22"/>
         </w:rPr>
       </w:pPr>
       <w:r>
@@ -1473,7 +2280,7 @@
         </w:rPr>
         <w:fldChar w:fldCharType="separate"/>
       </w:r>
-      <w:hyperlink w:anchor="_Toc228997818" w:history="1">
+      <w:hyperlink w:anchor="_Toc230193061" w:history="1">
         <w:r>
           <w:rPr>
             <w:rStyle w:val="Hyperlink"/>
@@ -1500,7 +2307,7 @@
             <w:noProof/>
             <w:webHidden/>
           </w:rPr>
-          <w:instrText xml:space="preserve"> PAGEREF _Toc228997818 \h </w:instrText>
+          <w:instrText xml:space="preserve"> PAGEREF _Toc230193061 \h </w:instrText>
         </w:r>
         <w:r>
           <w:rPr>
@@ -1520,7 +2327,7 @@
             <w:noProof/>
             <w:webHidden/>
           </w:rPr>
-          <w:t>6</w:t>
+          <w:t>7</w:t>
         </w:r>
         <w:r>
           <w:rPr>
@@ -1540,12 +2347,10 @@
         <w:rPr>
           <w:rFonts w:asciiTheme="minorHAnsi" w:eastAsiaTheme="minorEastAsia" w:hAnsiTheme="minorHAnsi" w:cstheme="minorBidi"/>
           <w:noProof/>
-          <w:kern w:val="2"/>
-          <w:szCs w:val="24"/>
-          <w14:ligatures w14:val="standardContextual"/>
-        </w:rPr>
-      </w:pPr>
-      <w:hyperlink w:anchor="_Toc228997819" w:history="1">
+          <w:sz w:val="22"/>
+        </w:rPr>
+      </w:pPr>
+      <w:hyperlink w:anchor="_Toc230193062" w:history="1">
         <w:r>
           <w:rPr>
             <w:rStyle w:val="Hyperlink"/>
@@ -1572,7 +2377,7 @@
             <w:noProof/>
             <w:webHidden/>
           </w:rPr>
-          <w:instrText xml:space="preserve"> PAGEREF _Toc228997819 \h </w:instrText>
+          <w:instrText xml:space="preserve"> PAGEREF _Toc230193062 \h </w:instrText>
         </w:r>
         <w:r>
           <w:rPr>
@@ -1592,7 +2397,7 @@
             <w:noProof/>
             <w:webHidden/>
           </w:rPr>
-          <w:t>6</w:t>
+          <w:t>7</w:t>
         </w:r>
         <w:r>
           <w:rPr>
@@ -1612,12 +2417,10 @@
         <w:rPr>
           <w:rFonts w:asciiTheme="minorHAnsi" w:eastAsiaTheme="minorEastAsia" w:hAnsiTheme="minorHAnsi" w:cstheme="minorBidi"/>
           <w:noProof/>
-          <w:kern w:val="2"/>
-          <w:szCs w:val="24"/>
-          <w14:ligatures w14:val="standardContextual"/>
-        </w:rPr>
-      </w:pPr>
-      <w:hyperlink w:anchor="_Toc228997820" w:history="1">
+          <w:sz w:val="22"/>
+        </w:rPr>
+      </w:pPr>
+      <w:hyperlink w:anchor="_Toc230193063" w:history="1">
         <w:r>
           <w:rPr>
             <w:rStyle w:val="Hyperlink"/>
@@ -1644,7 +2447,7 @@
             <w:noProof/>
             <w:webHidden/>
           </w:rPr>
-          <w:instrText xml:space="preserve"> PAGEREF _Toc228997820 \h </w:instrText>
+          <w:instrText xml:space="preserve"> PAGEREF _Toc230193063 \h </w:instrText>
         </w:r>
         <w:r>
           <w:rPr>
@@ -1664,7 +2467,7 @@
             <w:noProof/>
             <w:webHidden/>
           </w:rPr>
-          <w:t>6</w:t>
+          <w:t>7</w:t>
         </w:r>
         <w:r>
           <w:rPr>
@@ -1684,12 +2487,10 @@
         <w:rPr>
           <w:rFonts w:asciiTheme="minorHAnsi" w:eastAsiaTheme="minorEastAsia" w:hAnsiTheme="minorHAnsi" w:cstheme="minorBidi"/>
           <w:noProof/>
-          <w:kern w:val="2"/>
-          <w:szCs w:val="24"/>
-          <w14:ligatures w14:val="standardContextual"/>
-        </w:rPr>
-      </w:pPr>
-      <w:hyperlink w:anchor="_Toc228997821" w:history="1">
+          <w:sz w:val="22"/>
+        </w:rPr>
+      </w:pPr>
+      <w:hyperlink w:anchor="_Toc230193064" w:history="1">
         <w:r>
           <w:rPr>
             <w:rStyle w:val="Hyperlink"/>
@@ -1716,7 +2517,7 @@
             <w:noProof/>
             <w:webHidden/>
           </w:rPr>
-          <w:instrText xml:space="preserve"> PAGEREF _Toc228997821 \h </w:instrText>
+          <w:instrText xml:space="preserve"> PAGEREF _Toc230193064 \h </w:instrText>
         </w:r>
         <w:r>
           <w:rPr>
@@ -1736,7 +2537,7 @@
             <w:noProof/>
             <w:webHidden/>
           </w:rPr>
-          <w:t>6</w:t>
+          <w:t>7</w:t>
         </w:r>
         <w:r>
           <w:rPr>
@@ -1756,12 +2557,10 @@
         <w:rPr>
           <w:rFonts w:asciiTheme="minorHAnsi" w:eastAsiaTheme="minorEastAsia" w:hAnsiTheme="minorHAnsi" w:cstheme="minorBidi"/>
           <w:noProof/>
-          <w:kern w:val="2"/>
-          <w:szCs w:val="24"/>
-          <w14:ligatures w14:val="standardContextual"/>
-        </w:rPr>
-      </w:pPr>
-      <w:hyperlink w:anchor="_Toc228997822" w:history="1">
+          <w:sz w:val="22"/>
+        </w:rPr>
+      </w:pPr>
+      <w:hyperlink w:anchor="_Toc230193065" w:history="1">
         <w:r>
           <w:rPr>
             <w:rStyle w:val="Hyperlink"/>
@@ -1788,7 +2587,7 @@
             <w:noProof/>
             <w:webHidden/>
           </w:rPr>
-          <w:instrText xml:space="preserve"> PAGEREF _Toc228997822 \h </w:instrText>
+          <w:instrText xml:space="preserve"> PAGEREF _Toc230193065 \h </w:instrText>
         </w:r>
         <w:r>
           <w:rPr>
@@ -1808,7 +2607,7 @@
             <w:noProof/>
             <w:webHidden/>
           </w:rPr>
-          <w:t>7</w:t>
+          <w:t>8</w:t>
         </w:r>
         <w:r>
           <w:rPr>
@@ -1828,12 +2627,10 @@
         <w:rPr>
           <w:rFonts w:asciiTheme="minorHAnsi" w:eastAsiaTheme="minorEastAsia" w:hAnsiTheme="minorHAnsi" w:cstheme="minorBidi"/>
           <w:noProof/>
-          <w:kern w:val="2"/>
-          <w:szCs w:val="24"/>
-          <w14:ligatures w14:val="standardContextual"/>
-        </w:rPr>
-      </w:pPr>
-      <w:hyperlink w:anchor="_Toc228997823" w:history="1">
+          <w:sz w:val="22"/>
+        </w:rPr>
+      </w:pPr>
+      <w:hyperlink w:anchor="_Toc230193066" w:history="1">
         <w:r>
           <w:rPr>
             <w:rStyle w:val="Hyperlink"/>
@@ -1860,7 +2657,7 @@
             <w:noProof/>
             <w:webHidden/>
           </w:rPr>
-          <w:instrText xml:space="preserve"> PAGEREF _Toc228997823 \h </w:instrText>
+          <w:instrText xml:space="preserve"> PAGEREF _Toc230193066 \h </w:instrText>
         </w:r>
         <w:r>
           <w:rPr>
@@ -1880,7 +2677,7 @@
             <w:noProof/>
             <w:webHidden/>
           </w:rPr>
-          <w:t>7</w:t>
+          <w:t>8</w:t>
         </w:r>
         <w:r>
           <w:rPr>
@@ -1900,12 +2697,10 @@
         <w:rPr>
           <w:rFonts w:asciiTheme="minorHAnsi" w:eastAsiaTheme="minorEastAsia" w:hAnsiTheme="minorHAnsi" w:cstheme="minorBidi"/>
           <w:noProof/>
-          <w:kern w:val="2"/>
-          <w:szCs w:val="24"/>
-          <w14:ligatures w14:val="standardContextual"/>
-        </w:rPr>
-      </w:pPr>
-      <w:hyperlink w:anchor="_Toc228997824" w:history="1">
+          <w:sz w:val="22"/>
+        </w:rPr>
+      </w:pPr>
+      <w:hyperlink w:anchor="_Toc230193067" w:history="1">
         <w:r>
           <w:rPr>
             <w:rStyle w:val="Hyperlink"/>
@@ -1932,7 +2727,7 @@
             <w:noProof/>
             <w:webHidden/>
           </w:rPr>
-          <w:instrText xml:space="preserve"> PAGEREF _Toc228997824 \h </w:instrText>
+          <w:instrText xml:space="preserve"> PAGEREF _Toc230193067 \h </w:instrText>
         </w:r>
         <w:r>
           <w:rPr>
@@ -1952,7 +2747,7 @@
             <w:noProof/>
             <w:webHidden/>
           </w:rPr>
-          <w:t>7</w:t>
+          <w:t>8</w:t>
         </w:r>
         <w:r>
           <w:rPr>
@@ -1972,12 +2767,10 @@
         <w:rPr>
           <w:rFonts w:asciiTheme="minorHAnsi" w:eastAsiaTheme="minorEastAsia" w:hAnsiTheme="minorHAnsi" w:cstheme="minorBidi"/>
           <w:noProof/>
-          <w:kern w:val="2"/>
-          <w:szCs w:val="24"/>
-          <w14:ligatures w14:val="standardContextual"/>
-        </w:rPr>
-      </w:pPr>
-      <w:hyperlink w:anchor="_Toc228997825" w:history="1">
+          <w:sz w:val="22"/>
+        </w:rPr>
+      </w:pPr>
+      <w:hyperlink w:anchor="_Toc230193068" w:history="1">
         <w:r>
           <w:rPr>
             <w:rStyle w:val="Hyperlink"/>
@@ -2004,7 +2797,7 @@
             <w:noProof/>
             <w:webHidden/>
           </w:rPr>
-          <w:instrText xml:space="preserve"> PAGEREF _Toc228997825 \h </w:instrText>
+          <w:instrText xml:space="preserve"> PAGEREF _Toc230193068 \h </w:instrText>
         </w:r>
         <w:r>
           <w:rPr>
@@ -2024,7 +2817,7 @@
             <w:noProof/>
             <w:webHidden/>
           </w:rPr>
-          <w:t>8</w:t>
+          <w:t>9</w:t>
         </w:r>
         <w:r>
           <w:rPr>
@@ -2044,12 +2837,10 @@
         <w:rPr>
           <w:rFonts w:asciiTheme="minorHAnsi" w:eastAsiaTheme="minorEastAsia" w:hAnsiTheme="minorHAnsi" w:cstheme="minorBidi"/>
           <w:noProof/>
-          <w:kern w:val="2"/>
-          <w:szCs w:val="24"/>
-          <w14:ligatures w14:val="standardContextual"/>
-        </w:rPr>
-      </w:pPr>
-      <w:hyperlink w:anchor="_Toc228997826" w:history="1">
+          <w:sz w:val="22"/>
+        </w:rPr>
+      </w:pPr>
+      <w:hyperlink w:anchor="_Toc230193069" w:history="1">
         <w:r>
           <w:rPr>
             <w:rStyle w:val="Hyperlink"/>
@@ -2076,7 +2867,7 @@
             <w:noProof/>
             <w:webHidden/>
           </w:rPr>
-          <w:instrText xml:space="preserve"> PAGEREF _Toc228997826 \h </w:instrText>
+          <w:instrText xml:space="preserve"> PAGEREF _Toc230193069 \h </w:instrText>
         </w:r>
         <w:r>
           <w:rPr>
@@ -2096,7 +2887,7 @@
             <w:noProof/>
             <w:webHidden/>
           </w:rPr>
-          <w:t>8</w:t>
+          <w:t>9</w:t>
         </w:r>
         <w:r>
           <w:rPr>
@@ -2116,12 +2907,10 @@
         <w:rPr>
           <w:rFonts w:asciiTheme="minorHAnsi" w:eastAsiaTheme="minorEastAsia" w:hAnsiTheme="minorHAnsi" w:cstheme="minorBidi"/>
           <w:noProof/>
-          <w:kern w:val="2"/>
-          <w:szCs w:val="24"/>
-          <w14:ligatures w14:val="standardContextual"/>
-        </w:rPr>
-      </w:pPr>
-      <w:hyperlink w:anchor="_Toc228997827" w:history="1">
+          <w:sz w:val="22"/>
+        </w:rPr>
+      </w:pPr>
+      <w:hyperlink w:anchor="_Toc230193070" w:history="1">
         <w:r>
           <w:rPr>
             <w:rStyle w:val="Hyperlink"/>
@@ -2148,7 +2937,7 @@
             <w:noProof/>
             <w:webHidden/>
           </w:rPr>
-          <w:instrText xml:space="preserve"> PAGEREF _Toc228997827 \h </w:instrText>
+          <w:instrText xml:space="preserve"> PAGEREF _Toc230193070 \h </w:instrText>
         </w:r>
         <w:r>
           <w:rPr>
@@ -2168,7 +2957,7 @@
             <w:noProof/>
             <w:webHidden/>
           </w:rPr>
-          <w:t>8</w:t>
+          <w:t>9</w:t>
         </w:r>
         <w:r>
           <w:rPr>
@@ -2188,12 +2977,10 @@
         <w:rPr>
           <w:rFonts w:asciiTheme="minorHAnsi" w:eastAsiaTheme="minorEastAsia" w:hAnsiTheme="minorHAnsi" w:cstheme="minorBidi"/>
           <w:noProof/>
-          <w:kern w:val="2"/>
-          <w:szCs w:val="24"/>
-          <w14:ligatures w14:val="standardContextual"/>
-        </w:rPr>
-      </w:pPr>
-      <w:hyperlink w:anchor="_Toc228997828" w:history="1">
+          <w:sz w:val="22"/>
+        </w:rPr>
+      </w:pPr>
+      <w:hyperlink w:anchor="_Toc230193071" w:history="1">
         <w:r>
           <w:rPr>
             <w:rStyle w:val="Hyperlink"/>
@@ -2220,7 +3007,7 @@
             <w:noProof/>
             <w:webHidden/>
           </w:rPr>
-          <w:instrText xml:space="preserve"> PAGEREF _Toc228997828 \h </w:instrText>
+          <w:instrText xml:space="preserve"> PAGEREF _Toc230193071 \h </w:instrText>
         </w:r>
         <w:r>
           <w:rPr>
@@ -2240,7 +3027,7 @@
             <w:noProof/>
             <w:webHidden/>
           </w:rPr>
-          <w:t>8</w:t>
+          <w:t>9</w:t>
         </w:r>
         <w:r>
           <w:rPr>
@@ -2260,12 +3047,10 @@
         <w:rPr>
           <w:rFonts w:asciiTheme="minorHAnsi" w:eastAsiaTheme="minorEastAsia" w:hAnsiTheme="minorHAnsi" w:cstheme="minorBidi"/>
           <w:noProof/>
-          <w:kern w:val="2"/>
-          <w:szCs w:val="24"/>
-          <w14:ligatures w14:val="standardContextual"/>
-        </w:rPr>
-      </w:pPr>
-      <w:hyperlink w:anchor="_Toc228997829" w:history="1">
+          <w:sz w:val="22"/>
+        </w:rPr>
+      </w:pPr>
+      <w:hyperlink w:anchor="_Toc230193072" w:history="1">
         <w:r>
           <w:rPr>
             <w:rStyle w:val="Hyperlink"/>
@@ -2292,7 +3077,7 @@
             <w:noProof/>
             <w:webHidden/>
           </w:rPr>
-          <w:instrText xml:space="preserve"> PAGEREF _Toc228997829 \h </w:instrText>
+          <w:instrText xml:space="preserve"> PAGEREF _Toc230193072 \h </w:instrText>
         </w:r>
         <w:r>
           <w:rPr>
@@ -2312,7 +3097,7 @@
             <w:noProof/>
             <w:webHidden/>
           </w:rPr>
-          <w:t>9</w:t>
+          <w:t>10</w:t>
         </w:r>
         <w:r>
           <w:rPr>
@@ -2332,12 +3117,10 @@
         <w:rPr>
           <w:rFonts w:asciiTheme="minorHAnsi" w:eastAsiaTheme="minorEastAsia" w:hAnsiTheme="minorHAnsi" w:cstheme="minorBidi"/>
           <w:noProof/>
-          <w:kern w:val="2"/>
-          <w:szCs w:val="24"/>
-          <w14:ligatures w14:val="standardContextual"/>
-        </w:rPr>
-      </w:pPr>
-      <w:hyperlink w:anchor="_Toc228997830" w:history="1">
+          <w:sz w:val="22"/>
+        </w:rPr>
+      </w:pPr>
+      <w:hyperlink w:anchor="_Toc230193073" w:history="1">
         <w:r>
           <w:rPr>
             <w:rStyle w:val="Hyperlink"/>
@@ -2364,7 +3147,7 @@
             <w:noProof/>
             <w:webHidden/>
           </w:rPr>
-          <w:instrText xml:space="preserve"> PAGEREF _Toc228997830 \h </w:instrText>
+          <w:instrText xml:space="preserve"> PAGEREF _Toc230193073 \h </w:instrText>
         </w:r>
         <w:r>
           <w:rPr>
@@ -2384,7 +3167,7 @@
             <w:noProof/>
             <w:webHidden/>
           </w:rPr>
-          <w:t>9</w:t>
+          <w:t>10</w:t>
         </w:r>
         <w:r>
           <w:rPr>
@@ -2404,12 +3187,10 @@
         <w:rPr>
           <w:rFonts w:asciiTheme="minorHAnsi" w:eastAsiaTheme="minorEastAsia" w:hAnsiTheme="minorHAnsi" w:cstheme="minorBidi"/>
           <w:noProof/>
-          <w:kern w:val="2"/>
-          <w:szCs w:val="24"/>
-          <w14:ligatures w14:val="standardContextual"/>
-        </w:rPr>
-      </w:pPr>
-      <w:hyperlink w:anchor="_Toc228997831" w:history="1">
+          <w:sz w:val="22"/>
+        </w:rPr>
+      </w:pPr>
+      <w:hyperlink w:anchor="_Toc230193074" w:history="1">
         <w:r>
           <w:rPr>
             <w:rStyle w:val="Hyperlink"/>
@@ -2436,7 +3217,7 @@
             <w:noProof/>
             <w:webHidden/>
           </w:rPr>
-          <w:instrText xml:space="preserve"> PAGEREF _Toc228997831 \h </w:instrText>
+          <w:instrText xml:space="preserve"> PAGEREF _Toc230193074 \h </w:instrText>
         </w:r>
         <w:r>
           <w:rPr>
@@ -2456,7 +3237,7 @@
             <w:noProof/>
             <w:webHidden/>
           </w:rPr>
-          <w:t>9</w:t>
+          <w:t>10</w:t>
         </w:r>
         <w:r>
           <w:rPr>
@@ -2476,12 +3257,10 @@
         <w:rPr>
           <w:rFonts w:asciiTheme="minorHAnsi" w:eastAsiaTheme="minorEastAsia" w:hAnsiTheme="minorHAnsi" w:cstheme="minorBidi"/>
           <w:noProof/>
-          <w:kern w:val="2"/>
-          <w:szCs w:val="24"/>
-          <w14:ligatures w14:val="standardContextual"/>
-        </w:rPr>
-      </w:pPr>
-      <w:hyperlink w:anchor="_Toc228997832" w:history="1">
+          <w:sz w:val="22"/>
+        </w:rPr>
+      </w:pPr>
+      <w:hyperlink w:anchor="_Toc230193075" w:history="1">
         <w:r>
           <w:rPr>
             <w:rStyle w:val="Hyperlink"/>
@@ -2508,7 +3287,7 @@
             <w:noProof/>
             <w:webHidden/>
           </w:rPr>
-          <w:instrText xml:space="preserve"> PAGEREF _Toc228997832 \h </w:instrText>
+          <w:instrText xml:space="preserve"> PAGEREF _Toc230193075 \h </w:instrText>
         </w:r>
         <w:r>
           <w:rPr>
@@ -2528,7 +3307,7 @@
             <w:noProof/>
             <w:webHidden/>
           </w:rPr>
-          <w:t>9</w:t>
+          <w:t>10</w:t>
         </w:r>
         <w:r>
           <w:rPr>
@@ -2548,12 +3327,10 @@
         <w:rPr>
           <w:rFonts w:asciiTheme="minorHAnsi" w:eastAsiaTheme="minorEastAsia" w:hAnsiTheme="minorHAnsi" w:cstheme="minorBidi"/>
           <w:noProof/>
-          <w:kern w:val="2"/>
-          <w:szCs w:val="24"/>
-          <w14:ligatures w14:val="standardContextual"/>
-        </w:rPr>
-      </w:pPr>
-      <w:hyperlink w:anchor="_Toc228997833" w:history="1">
+          <w:sz w:val="22"/>
+        </w:rPr>
+      </w:pPr>
+      <w:hyperlink w:anchor="_Toc230193076" w:history="1">
         <w:r>
           <w:rPr>
             <w:rStyle w:val="Hyperlink"/>
@@ -2580,7 +3357,7 @@
             <w:noProof/>
             <w:webHidden/>
           </w:rPr>
-          <w:instrText xml:space="preserve"> PAGEREF _Toc228997833 \h </w:instrText>
+          <w:instrText xml:space="preserve"> PAGEREF _Toc230193076 \h </w:instrText>
         </w:r>
         <w:r>
           <w:rPr>
@@ -2600,7 +3377,7 @@
             <w:noProof/>
             <w:webHidden/>
           </w:rPr>
-          <w:t>9</w:t>
+          <w:t>10</w:t>
         </w:r>
         <w:r>
           <w:rPr>
@@ -2620,12 +3397,10 @@
         <w:rPr>
           <w:rFonts w:asciiTheme="minorHAnsi" w:eastAsiaTheme="minorEastAsia" w:hAnsiTheme="minorHAnsi" w:cstheme="minorBidi"/>
           <w:noProof/>
-          <w:kern w:val="2"/>
-          <w:szCs w:val="24"/>
-          <w14:ligatures w14:val="standardContextual"/>
-        </w:rPr>
-      </w:pPr>
-      <w:hyperlink w:anchor="_Toc228997834" w:history="1">
+          <w:sz w:val="22"/>
+        </w:rPr>
+      </w:pPr>
+      <w:hyperlink w:anchor="_Toc230193077" w:history="1">
         <w:r>
           <w:rPr>
             <w:rStyle w:val="Hyperlink"/>
@@ -2652,7 +3427,7 @@
             <w:noProof/>
             <w:webHidden/>
           </w:rPr>
-          <w:instrText xml:space="preserve"> PAGEREF _Toc228997834 \h </w:instrText>
+          <w:instrText xml:space="preserve"> PAGEREF _Toc230193077 \h </w:instrText>
         </w:r>
         <w:r>
           <w:rPr>
@@ -2672,7 +3447,7 @@
             <w:noProof/>
             <w:webHidden/>
           </w:rPr>
-          <w:t>10</w:t>
+          <w:t>11</w:t>
         </w:r>
         <w:r>
           <w:rPr>
@@ -2692,12 +3467,10 @@
         <w:rPr>
           <w:rFonts w:asciiTheme="minorHAnsi" w:eastAsiaTheme="minorEastAsia" w:hAnsiTheme="minorHAnsi" w:cstheme="minorBidi"/>
           <w:noProof/>
-          <w:kern w:val="2"/>
-          <w:szCs w:val="24"/>
-          <w14:ligatures w14:val="standardContextual"/>
-        </w:rPr>
-      </w:pPr>
-      <w:hyperlink w:anchor="_Toc228997835" w:history="1">
+          <w:sz w:val="22"/>
+        </w:rPr>
+      </w:pPr>
+      <w:hyperlink w:anchor="_Toc230193078" w:history="1">
         <w:r>
           <w:rPr>
             <w:rStyle w:val="Hyperlink"/>
@@ -2724,7 +3497,7 @@
             <w:noProof/>
             <w:webHidden/>
           </w:rPr>
-          <w:instrText xml:space="preserve"> PAGEREF _Toc228997835 \h </w:instrText>
+          <w:instrText xml:space="preserve"> PAGEREF _Toc230193078 \h </w:instrText>
         </w:r>
         <w:r>
           <w:rPr>
@@ -2744,7 +3517,7 @@
             <w:noProof/>
             <w:webHidden/>
           </w:rPr>
-          <w:t>10</w:t>
+          <w:t>11</w:t>
         </w:r>
         <w:r>
           <w:rPr>
@@ -2764,12 +3537,10 @@
         <w:rPr>
           <w:rFonts w:asciiTheme="minorHAnsi" w:eastAsiaTheme="minorEastAsia" w:hAnsiTheme="minorHAnsi" w:cstheme="minorBidi"/>
           <w:noProof/>
-          <w:kern w:val="2"/>
-          <w:szCs w:val="24"/>
-          <w14:ligatures w14:val="standardContextual"/>
-        </w:rPr>
-      </w:pPr>
-      <w:hyperlink w:anchor="_Toc228997836" w:history="1">
+          <w:sz w:val="22"/>
+        </w:rPr>
+      </w:pPr>
+      <w:hyperlink w:anchor="_Toc230193079" w:history="1">
         <w:r>
           <w:rPr>
             <w:rStyle w:val="Hyperlink"/>
@@ -2796,7 +3567,7 @@
             <w:noProof/>
             <w:webHidden/>
           </w:rPr>
-          <w:instrText xml:space="preserve"> PAGEREF _Toc228997836 \h </w:instrText>
+          <w:instrText xml:space="preserve"> PAGEREF _Toc230193079 \h </w:instrText>
         </w:r>
         <w:r>
           <w:rPr>
@@ -2816,7 +3587,7 @@
             <w:noProof/>
             <w:webHidden/>
           </w:rPr>
-          <w:t>10</w:t>
+          <w:t>11</w:t>
         </w:r>
         <w:r>
           <w:rPr>
@@ -2836,12 +3607,10 @@
         <w:rPr>
           <w:rFonts w:asciiTheme="minorHAnsi" w:eastAsiaTheme="minorEastAsia" w:hAnsiTheme="minorHAnsi" w:cstheme="minorBidi"/>
           <w:noProof/>
-          <w:kern w:val="2"/>
-          <w:szCs w:val="24"/>
-          <w14:ligatures w14:val="standardContextual"/>
-        </w:rPr>
-      </w:pPr>
-      <w:hyperlink w:anchor="_Toc228997837" w:history="1">
+          <w:sz w:val="22"/>
+        </w:rPr>
+      </w:pPr>
+      <w:hyperlink w:anchor="_Toc230193080" w:history="1">
         <w:r>
           <w:rPr>
             <w:rStyle w:val="Hyperlink"/>
@@ -2868,7 +3637,7 @@
             <w:noProof/>
             <w:webHidden/>
           </w:rPr>
-          <w:instrText xml:space="preserve"> PAGEREF _Toc228997837 \h </w:instrText>
+          <w:instrText xml:space="preserve"> PAGEREF _Toc230193080 \h </w:instrText>
         </w:r>
         <w:r>
           <w:rPr>
@@ -2888,7 +3657,7 @@
             <w:noProof/>
             <w:webHidden/>
           </w:rPr>
-          <w:t>10</w:t>
+          <w:t>11</w:t>
         </w:r>
         <w:r>
           <w:rPr>
@@ -2908,12 +3677,10 @@
         <w:rPr>
           <w:rFonts w:asciiTheme="minorHAnsi" w:eastAsiaTheme="minorEastAsia" w:hAnsiTheme="minorHAnsi" w:cstheme="minorBidi"/>
           <w:noProof/>
-          <w:kern w:val="2"/>
-          <w:szCs w:val="24"/>
-          <w14:ligatures w14:val="standardContextual"/>
-        </w:rPr>
-      </w:pPr>
-      <w:hyperlink w:anchor="_Toc228997838" w:history="1">
+          <w:sz w:val="22"/>
+        </w:rPr>
+      </w:pPr>
+      <w:hyperlink w:anchor="_Toc230193081" w:history="1">
         <w:r>
           <w:rPr>
             <w:rStyle w:val="Hyperlink"/>
@@ -2940,7 +3707,7 @@
             <w:noProof/>
             <w:webHidden/>
           </w:rPr>
-          <w:instrText xml:space="preserve"> PAGEREF _Toc228997838 \h </w:instrText>
+          <w:instrText xml:space="preserve"> PAGEREF _Toc230193081 \h </w:instrText>
         </w:r>
         <w:r>
           <w:rPr>
@@ -2960,7 +3727,7 @@
             <w:noProof/>
             <w:webHidden/>
           </w:rPr>
-          <w:t>10</w:t>
+          <w:t>11</w:t>
         </w:r>
         <w:r>
           <w:rPr>
@@ -2980,12 +3747,10 @@
         <w:rPr>
           <w:rFonts w:asciiTheme="minorHAnsi" w:eastAsiaTheme="minorEastAsia" w:hAnsiTheme="minorHAnsi" w:cstheme="minorBidi"/>
           <w:noProof/>
-          <w:kern w:val="2"/>
-          <w:szCs w:val="24"/>
-          <w14:ligatures w14:val="standardContextual"/>
-        </w:rPr>
-      </w:pPr>
-      <w:hyperlink w:anchor="_Toc228997839" w:history="1">
+          <w:sz w:val="22"/>
+        </w:rPr>
+      </w:pPr>
+      <w:hyperlink w:anchor="_Toc230193082" w:history="1">
         <w:r>
           <w:rPr>
             <w:rStyle w:val="Hyperlink"/>
@@ -3012,7 +3777,7 @@
             <w:noProof/>
             <w:webHidden/>
           </w:rPr>
-          <w:instrText xml:space="preserve"> PAGEREF _Toc228997839 \h </w:instrText>
+          <w:instrText xml:space="preserve"> PAGEREF _Toc230193082 \h </w:instrText>
         </w:r>
         <w:r>
           <w:rPr>
@@ -3032,7 +3797,7 @@
             <w:noProof/>
             <w:webHidden/>
           </w:rPr>
-          <w:t>10</w:t>
+          <w:t>11</w:t>
         </w:r>
         <w:r>
           <w:rPr>
@@ -3052,12 +3817,10 @@
         <w:rPr>
           <w:rFonts w:asciiTheme="minorHAnsi" w:eastAsiaTheme="minorEastAsia" w:hAnsiTheme="minorHAnsi" w:cstheme="minorBidi"/>
           <w:noProof/>
-          <w:kern w:val="2"/>
-          <w:szCs w:val="24"/>
-          <w14:ligatures w14:val="standardContextual"/>
-        </w:rPr>
-      </w:pPr>
-      <w:hyperlink w:anchor="_Toc228997840" w:history="1">
+          <w:sz w:val="22"/>
+        </w:rPr>
+      </w:pPr>
+      <w:hyperlink w:anchor="_Toc230193083" w:history="1">
         <w:r>
           <w:rPr>
             <w:rStyle w:val="Hyperlink"/>
@@ -3084,7 +3847,7 @@
             <w:noProof/>
             <w:webHidden/>
           </w:rPr>
-          <w:instrText xml:space="preserve"> PAGEREF _Toc228997840 \h </w:instrText>
+          <w:instrText xml:space="preserve"> PAGEREF _Toc230193083 \h </w:instrText>
         </w:r>
         <w:r>
           <w:rPr>
@@ -3104,7 +3867,7 @@
             <w:noProof/>
             <w:webHidden/>
           </w:rPr>
-          <w:t>11</w:t>
+          <w:t>12</w:t>
         </w:r>
         <w:r>
           <w:rPr>
@@ -3124,12 +3887,10 @@
         <w:rPr>
           <w:rFonts w:asciiTheme="minorHAnsi" w:eastAsiaTheme="minorEastAsia" w:hAnsiTheme="minorHAnsi" w:cstheme="minorBidi"/>
           <w:noProof/>
-          <w:kern w:val="2"/>
-          <w:szCs w:val="24"/>
-          <w14:ligatures w14:val="standardContextual"/>
-        </w:rPr>
-      </w:pPr>
-      <w:hyperlink w:anchor="_Toc228997841" w:history="1">
+          <w:sz w:val="22"/>
+        </w:rPr>
+      </w:pPr>
+      <w:hyperlink w:anchor="_Toc230193084" w:history="1">
         <w:r>
           <w:rPr>
             <w:rStyle w:val="Hyperlink"/>
@@ -3156,7 +3917,7 @@
             <w:noProof/>
             <w:webHidden/>
           </w:rPr>
-          <w:instrText xml:space="preserve"> PAGEREF _Toc228997841 \h </w:instrText>
+          <w:instrText xml:space="preserve"> PAGEREF _Toc230193084 \h </w:instrText>
         </w:r>
         <w:r>
           <w:rPr>
@@ -3176,7 +3937,7 @@
             <w:noProof/>
             <w:webHidden/>
           </w:rPr>
-          <w:t>11</w:t>
+          <w:t>12</w:t>
         </w:r>
         <w:r>
           <w:rPr>
@@ -3196,12 +3957,10 @@
         <w:rPr>
           <w:rFonts w:asciiTheme="minorHAnsi" w:eastAsiaTheme="minorEastAsia" w:hAnsiTheme="minorHAnsi" w:cstheme="minorBidi"/>
           <w:noProof/>
-          <w:kern w:val="2"/>
-          <w:szCs w:val="24"/>
-          <w14:ligatures w14:val="standardContextual"/>
-        </w:rPr>
-      </w:pPr>
-      <w:hyperlink w:anchor="_Toc228997842" w:history="1">
+          <w:sz w:val="22"/>
+        </w:rPr>
+      </w:pPr>
+      <w:hyperlink w:anchor="_Toc230193085" w:history="1">
         <w:r>
           <w:rPr>
             <w:rStyle w:val="Hyperlink"/>
@@ -3228,7 +3987,7 @@
             <w:noProof/>
             <w:webHidden/>
           </w:rPr>
-          <w:instrText xml:space="preserve"> PAGEREF _Toc228997842 \h </w:instrText>
+          <w:instrText xml:space="preserve"> PAGEREF _Toc230193085 \h </w:instrText>
         </w:r>
         <w:r>
           <w:rPr>
@@ -3248,7 +4007,7 @@
             <w:noProof/>
             <w:webHidden/>
           </w:rPr>
-          <w:t>11</w:t>
+          <w:t>12</w:t>
         </w:r>
         <w:r>
           <w:rPr>
@@ -3268,12 +4027,10 @@
         <w:rPr>
           <w:rFonts w:asciiTheme="minorHAnsi" w:eastAsiaTheme="minorEastAsia" w:hAnsiTheme="minorHAnsi" w:cstheme="minorBidi"/>
           <w:noProof/>
-          <w:kern w:val="2"/>
-          <w:szCs w:val="24"/>
-          <w14:ligatures w14:val="standardContextual"/>
-        </w:rPr>
-      </w:pPr>
-      <w:hyperlink w:anchor="_Toc228997843" w:history="1">
+          <w:sz w:val="22"/>
+        </w:rPr>
+      </w:pPr>
+      <w:hyperlink w:anchor="_Toc230193086" w:history="1">
         <w:r>
           <w:rPr>
             <w:rStyle w:val="Hyperlink"/>
@@ -3300,7 +4057,7 @@
             <w:noProof/>
             <w:webHidden/>
           </w:rPr>
-          <w:instrText xml:space="preserve"> PAGEREF _Toc228997843 \h </w:instrText>
+          <w:instrText xml:space="preserve"> PAGEREF _Toc230193086 \h </w:instrText>
         </w:r>
         <w:r>
           <w:rPr>
@@ -3320,7 +4077,7 @@
             <w:noProof/>
             <w:webHidden/>
           </w:rPr>
-          <w:t>12</w:t>
+          <w:t>13</w:t>
         </w:r>
         <w:r>
           <w:rPr>
@@ -3340,12 +4097,10 @@
         <w:rPr>
           <w:rFonts w:asciiTheme="minorHAnsi" w:eastAsiaTheme="minorEastAsia" w:hAnsiTheme="minorHAnsi" w:cstheme="minorBidi"/>
           <w:noProof/>
-          <w:kern w:val="2"/>
-          <w:szCs w:val="24"/>
-          <w14:ligatures w14:val="standardContextual"/>
-        </w:rPr>
-      </w:pPr>
-      <w:hyperlink w:anchor="_Toc228997844" w:history="1">
+          <w:sz w:val="22"/>
+        </w:rPr>
+      </w:pPr>
+      <w:hyperlink w:anchor="_Toc230193087" w:history="1">
         <w:r>
           <w:rPr>
             <w:rStyle w:val="Hyperlink"/>
@@ -3372,7 +4127,7 @@
             <w:noProof/>
             <w:webHidden/>
           </w:rPr>
-          <w:instrText xml:space="preserve"> PAGEREF _Toc228997844 \h </w:instrText>
+          <w:instrText xml:space="preserve"> PAGEREF _Toc230193087 \h </w:instrText>
         </w:r>
         <w:r>
           <w:rPr>
@@ -3392,7 +4147,7 @@
             <w:noProof/>
             <w:webHidden/>
           </w:rPr>
-          <w:t>13</w:t>
+          <w:t>14</w:t>
         </w:r>
         <w:r>
           <w:rPr>
@@ -3412,12 +4167,10 @@
         <w:rPr>
           <w:rFonts w:asciiTheme="minorHAnsi" w:eastAsiaTheme="minorEastAsia" w:hAnsiTheme="minorHAnsi" w:cstheme="minorBidi"/>
           <w:noProof/>
-          <w:kern w:val="2"/>
-          <w:szCs w:val="24"/>
-          <w14:ligatures w14:val="standardContextual"/>
-        </w:rPr>
-      </w:pPr>
-      <w:hyperlink w:anchor="_Toc228997845" w:history="1">
+          <w:sz w:val="22"/>
+        </w:rPr>
+      </w:pPr>
+      <w:hyperlink w:anchor="_Toc230193088" w:history="1">
         <w:r>
           <w:rPr>
             <w:rStyle w:val="Hyperlink"/>
@@ -3444,7 +4197,7 @@
             <w:noProof/>
             <w:webHidden/>
           </w:rPr>
-          <w:instrText xml:space="preserve"> PAGEREF _Toc228997845 \h </w:instrText>
+          <w:instrText xml:space="preserve"> PAGEREF _Toc230193088 \h </w:instrText>
         </w:r>
         <w:r>
           <w:rPr>
@@ -3464,7 +4217,7 @@
             <w:noProof/>
             <w:webHidden/>
           </w:rPr>
-          <w:t>13</w:t>
+          <w:t>14</w:t>
         </w:r>
         <w:r>
           <w:rPr>
@@ -3484,12 +4237,10 @@
         <w:rPr>
           <w:rFonts w:asciiTheme="minorHAnsi" w:eastAsiaTheme="minorEastAsia" w:hAnsiTheme="minorHAnsi" w:cstheme="minorBidi"/>
           <w:noProof/>
-          <w:kern w:val="2"/>
-          <w:szCs w:val="24"/>
-          <w14:ligatures w14:val="standardContextual"/>
-        </w:rPr>
-      </w:pPr>
-      <w:hyperlink w:anchor="_Toc228997846" w:history="1">
+          <w:sz w:val="22"/>
+        </w:rPr>
+      </w:pPr>
+      <w:hyperlink w:anchor="_Toc230193089" w:history="1">
         <w:r>
           <w:rPr>
             <w:rStyle w:val="Hyperlink"/>
@@ -3516,7 +4267,7 @@
             <w:noProof/>
             <w:webHidden/>
           </w:rPr>
-          <w:instrText xml:space="preserve"> PAGEREF _Toc228997846 \h </w:instrText>
+          <w:instrText xml:space="preserve"> PAGEREF _Toc230193089 \h </w:instrText>
         </w:r>
         <w:r>
           <w:rPr>
@@ -3536,7 +4287,7 @@
             <w:noProof/>
             <w:webHidden/>
           </w:rPr>
-          <w:t>14</w:t>
+          <w:t>15</w:t>
         </w:r>
         <w:r>
           <w:rPr>
@@ -3556,12 +4307,10 @@
         <w:rPr>
           <w:rFonts w:asciiTheme="minorHAnsi" w:eastAsiaTheme="minorEastAsia" w:hAnsiTheme="minorHAnsi" w:cstheme="minorBidi"/>
           <w:noProof/>
-          <w:kern w:val="2"/>
-          <w:szCs w:val="24"/>
-          <w14:ligatures w14:val="standardContextual"/>
-        </w:rPr>
-      </w:pPr>
-      <w:hyperlink w:anchor="_Toc228997847" w:history="1">
+          <w:sz w:val="22"/>
+        </w:rPr>
+      </w:pPr>
+      <w:hyperlink w:anchor="_Toc230193090" w:history="1">
         <w:r>
           <w:rPr>
             <w:rStyle w:val="Hyperlink"/>
@@ -3588,7 +4337,7 @@
             <w:noProof/>
             <w:webHidden/>
           </w:rPr>
-          <w:instrText xml:space="preserve"> PAGEREF _Toc228997847 \h </w:instrText>
+          <w:instrText xml:space="preserve"> PAGEREF _Toc230193090 \h </w:instrText>
         </w:r>
         <w:r>
           <w:rPr>
@@ -3608,7 +4357,7 @@
             <w:noProof/>
             <w:webHidden/>
           </w:rPr>
-          <w:t>14</w:t>
+          <w:t>15</w:t>
         </w:r>
         <w:r>
           <w:rPr>
@@ -3628,12 +4377,10 @@
         <w:rPr>
           <w:rFonts w:asciiTheme="minorHAnsi" w:eastAsiaTheme="minorEastAsia" w:hAnsiTheme="minorHAnsi" w:cstheme="minorBidi"/>
           <w:noProof/>
-          <w:kern w:val="2"/>
-          <w:szCs w:val="24"/>
-          <w14:ligatures w14:val="standardContextual"/>
-        </w:rPr>
-      </w:pPr>
-      <w:hyperlink w:anchor="_Toc228997848" w:history="1">
+          <w:sz w:val="22"/>
+        </w:rPr>
+      </w:pPr>
+      <w:hyperlink w:anchor="_Toc230193091" w:history="1">
         <w:r>
           <w:rPr>
             <w:rStyle w:val="Hyperlink"/>
@@ -3660,7 +4407,7 @@
             <w:noProof/>
             <w:webHidden/>
           </w:rPr>
-          <w:instrText xml:space="preserve"> PAGEREF _Toc228997848 \h </w:instrText>
+          <w:instrText xml:space="preserve"> PAGEREF _Toc230193091 \h </w:instrText>
         </w:r>
         <w:r>
           <w:rPr>
@@ -3680,7 +4427,7 @@
             <w:noProof/>
             <w:webHidden/>
           </w:rPr>
-          <w:t>14</w:t>
+          <w:t>15</w:t>
         </w:r>
         <w:r>
           <w:rPr>
@@ -3700,12 +4447,10 @@
         <w:rPr>
           <w:rFonts w:asciiTheme="minorHAnsi" w:eastAsiaTheme="minorEastAsia" w:hAnsiTheme="minorHAnsi" w:cstheme="minorBidi"/>
           <w:noProof/>
-          <w:kern w:val="2"/>
-          <w:szCs w:val="24"/>
-          <w14:ligatures w14:val="standardContextual"/>
-        </w:rPr>
-      </w:pPr>
-      <w:hyperlink w:anchor="_Toc228997849" w:history="1">
+          <w:sz w:val="22"/>
+        </w:rPr>
+      </w:pPr>
+      <w:hyperlink w:anchor="_Toc230193092" w:history="1">
         <w:r>
           <w:rPr>
             <w:rStyle w:val="Hyperlink"/>
@@ -3732,7 +4477,7 @@
             <w:noProof/>
             <w:webHidden/>
           </w:rPr>
-          <w:instrText xml:space="preserve"> PAGEREF _Toc228997849 \h </w:instrText>
+          <w:instrText xml:space="preserve"> PAGEREF _Toc230193092 \h </w:instrText>
         </w:r>
         <w:r>
           <w:rPr>
@@ -3752,7 +4497,777 @@
             <w:noProof/>
             <w:webHidden/>
           </w:rPr>
-          <w:t>14</w:t>
+          <w:t>15</w:t>
+        </w:r>
+        <w:r>
+          <w:rPr>
+            <w:noProof/>
+            <w:webHidden/>
+          </w:rPr>
+          <w:fldChar w:fldCharType="end"/>
+        </w:r>
+      </w:hyperlink>
+    </w:p>
+    <w:p>
+      <w:pPr>
+        <w:pStyle w:val="Sumrio1"/>
+        <w:tabs>
+          <w:tab w:val="right" w:leader="dot" w:pos="9181"/>
+        </w:tabs>
+        <w:rPr>
+          <w:rFonts w:asciiTheme="minorHAnsi" w:eastAsiaTheme="minorEastAsia" w:hAnsiTheme="minorHAnsi" w:cstheme="minorBidi"/>
+          <w:noProof/>
+          <w:sz w:val="22"/>
+        </w:rPr>
+      </w:pPr>
+      <w:hyperlink w:anchor="_Toc230193093" w:history="1">
+        <w:r>
+          <w:rPr>
+            <w:rStyle w:val="Hyperlink"/>
+            <w:noProof/>
+          </w:rPr>
+          <w:t>Aula dia 08/05/2026 – Verificação da Documentação e Diário de Bordo</w:t>
+        </w:r>
+        <w:r>
+          <w:rPr>
+            <w:noProof/>
+            <w:webHidden/>
+          </w:rPr>
+          <w:tab/>
+        </w:r>
+        <w:r>
+          <w:rPr>
+            <w:noProof/>
+            <w:webHidden/>
+          </w:rPr>
+          <w:fldChar w:fldCharType="begin"/>
+        </w:r>
+        <w:r>
+          <w:rPr>
+            <w:noProof/>
+            <w:webHidden/>
+          </w:rPr>
+          <w:instrText xml:space="preserve"> PAGEREF _Toc230193093 \h </w:instrText>
+        </w:r>
+        <w:r>
+          <w:rPr>
+            <w:noProof/>
+            <w:webHidden/>
+          </w:rPr>
+        </w:r>
+        <w:r>
+          <w:rPr>
+            <w:noProof/>
+            <w:webHidden/>
+          </w:rPr>
+          <w:fldChar w:fldCharType="separate"/>
+        </w:r>
+        <w:r>
+          <w:rPr>
+            <w:noProof/>
+            <w:webHidden/>
+          </w:rPr>
+          <w:t>16</w:t>
+        </w:r>
+        <w:r>
+          <w:rPr>
+            <w:noProof/>
+            <w:webHidden/>
+          </w:rPr>
+          <w:fldChar w:fldCharType="end"/>
+        </w:r>
+      </w:hyperlink>
+    </w:p>
+    <w:p>
+      <w:pPr>
+        <w:pStyle w:val="Sumrio1"/>
+        <w:tabs>
+          <w:tab w:val="right" w:leader="dot" w:pos="9181"/>
+        </w:tabs>
+        <w:rPr>
+          <w:rFonts w:asciiTheme="minorHAnsi" w:eastAsiaTheme="minorEastAsia" w:hAnsiTheme="minorHAnsi" w:cstheme="minorBidi"/>
+          <w:noProof/>
+          <w:sz w:val="22"/>
+        </w:rPr>
+      </w:pPr>
+      <w:hyperlink w:anchor="_Toc230193094" w:history="1">
+        <w:r>
+          <w:rPr>
+            <w:rStyle w:val="Hyperlink"/>
+            <w:noProof/>
+          </w:rPr>
+          <w:t>Mudanças dia 11/05/2026 – Alteração das Migrations e correção das mesmas</w:t>
+        </w:r>
+        <w:r>
+          <w:rPr>
+            <w:noProof/>
+            <w:webHidden/>
+          </w:rPr>
+          <w:tab/>
+        </w:r>
+        <w:r>
+          <w:rPr>
+            <w:noProof/>
+            <w:webHidden/>
+          </w:rPr>
+          <w:fldChar w:fldCharType="begin"/>
+        </w:r>
+        <w:r>
+          <w:rPr>
+            <w:noProof/>
+            <w:webHidden/>
+          </w:rPr>
+          <w:instrText xml:space="preserve"> PAGEREF _Toc230193094 \h </w:instrText>
+        </w:r>
+        <w:r>
+          <w:rPr>
+            <w:noProof/>
+            <w:webHidden/>
+          </w:rPr>
+        </w:r>
+        <w:r>
+          <w:rPr>
+            <w:noProof/>
+            <w:webHidden/>
+          </w:rPr>
+          <w:fldChar w:fldCharType="separate"/>
+        </w:r>
+        <w:r>
+          <w:rPr>
+            <w:noProof/>
+            <w:webHidden/>
+          </w:rPr>
+          <w:t>16</w:t>
+        </w:r>
+        <w:r>
+          <w:rPr>
+            <w:noProof/>
+            <w:webHidden/>
+          </w:rPr>
+          <w:fldChar w:fldCharType="end"/>
+        </w:r>
+      </w:hyperlink>
+    </w:p>
+    <w:p>
+      <w:pPr>
+        <w:pStyle w:val="Sumrio1"/>
+        <w:tabs>
+          <w:tab w:val="right" w:leader="dot" w:pos="9181"/>
+        </w:tabs>
+        <w:rPr>
+          <w:rFonts w:asciiTheme="minorHAnsi" w:eastAsiaTheme="minorEastAsia" w:hAnsiTheme="minorHAnsi" w:cstheme="minorBidi"/>
+          <w:noProof/>
+          <w:sz w:val="22"/>
+        </w:rPr>
+      </w:pPr>
+      <w:hyperlink w:anchor="_Toc230193095" w:history="1">
+        <w:r>
+          <w:rPr>
+            <w:rStyle w:val="Hyperlink"/>
+            <w:noProof/>
+          </w:rPr>
+          <w:t>Reunião dia 12/05/2026 – Hospedagem do BD e verificação de andamento</w:t>
+        </w:r>
+        <w:r>
+          <w:rPr>
+            <w:noProof/>
+            <w:webHidden/>
+          </w:rPr>
+          <w:tab/>
+        </w:r>
+        <w:r>
+          <w:rPr>
+            <w:noProof/>
+            <w:webHidden/>
+          </w:rPr>
+          <w:fldChar w:fldCharType="begin"/>
+        </w:r>
+        <w:r>
+          <w:rPr>
+            <w:noProof/>
+            <w:webHidden/>
+          </w:rPr>
+          <w:instrText xml:space="preserve"> PAGEREF _Toc230193095 \h </w:instrText>
+        </w:r>
+        <w:r>
+          <w:rPr>
+            <w:noProof/>
+            <w:webHidden/>
+          </w:rPr>
+        </w:r>
+        <w:r>
+          <w:rPr>
+            <w:noProof/>
+            <w:webHidden/>
+          </w:rPr>
+          <w:fldChar w:fldCharType="separate"/>
+        </w:r>
+        <w:r>
+          <w:rPr>
+            <w:noProof/>
+            <w:webHidden/>
+          </w:rPr>
+          <w:t>16</w:t>
+        </w:r>
+        <w:r>
+          <w:rPr>
+            <w:noProof/>
+            <w:webHidden/>
+          </w:rPr>
+          <w:fldChar w:fldCharType="end"/>
+        </w:r>
+      </w:hyperlink>
+    </w:p>
+    <w:p>
+      <w:pPr>
+        <w:pStyle w:val="Sumrio1"/>
+        <w:tabs>
+          <w:tab w:val="right" w:leader="dot" w:pos="9181"/>
+        </w:tabs>
+        <w:rPr>
+          <w:rFonts w:asciiTheme="minorHAnsi" w:eastAsiaTheme="minorEastAsia" w:hAnsiTheme="minorHAnsi" w:cstheme="minorBidi"/>
+          <w:noProof/>
+          <w:sz w:val="22"/>
+        </w:rPr>
+      </w:pPr>
+      <w:hyperlink w:anchor="_Toc230193096" w:history="1">
+        <w:r>
+          <w:rPr>
+            <w:rStyle w:val="Hyperlink"/>
+            <w:noProof/>
+          </w:rPr>
+          <w:t>Mudanças dia 12/05/2026 – Correção de Models, Instalação de Pacotes e conexão do banco com SupaBase</w:t>
+        </w:r>
+        <w:r>
+          <w:rPr>
+            <w:noProof/>
+            <w:webHidden/>
+          </w:rPr>
+          <w:tab/>
+        </w:r>
+        <w:r>
+          <w:rPr>
+            <w:noProof/>
+            <w:webHidden/>
+          </w:rPr>
+          <w:fldChar w:fldCharType="begin"/>
+        </w:r>
+        <w:r>
+          <w:rPr>
+            <w:noProof/>
+            <w:webHidden/>
+          </w:rPr>
+          <w:instrText xml:space="preserve"> PAGEREF _Toc230193096 \h </w:instrText>
+        </w:r>
+        <w:r>
+          <w:rPr>
+            <w:noProof/>
+            <w:webHidden/>
+          </w:rPr>
+        </w:r>
+        <w:r>
+          <w:rPr>
+            <w:noProof/>
+            <w:webHidden/>
+          </w:rPr>
+          <w:fldChar w:fldCharType="separate"/>
+        </w:r>
+        <w:r>
+          <w:rPr>
+            <w:noProof/>
+            <w:webHidden/>
+          </w:rPr>
+          <w:t>17</w:t>
+        </w:r>
+        <w:r>
+          <w:rPr>
+            <w:noProof/>
+            <w:webHidden/>
+          </w:rPr>
+          <w:fldChar w:fldCharType="end"/>
+        </w:r>
+      </w:hyperlink>
+    </w:p>
+    <w:p>
+      <w:pPr>
+        <w:pStyle w:val="Sumrio1"/>
+        <w:tabs>
+          <w:tab w:val="right" w:leader="dot" w:pos="9181"/>
+        </w:tabs>
+        <w:rPr>
+          <w:rFonts w:asciiTheme="minorHAnsi" w:eastAsiaTheme="minorEastAsia" w:hAnsiTheme="minorHAnsi" w:cstheme="minorBidi"/>
+          <w:noProof/>
+          <w:sz w:val="22"/>
+        </w:rPr>
+      </w:pPr>
+      <w:hyperlink w:anchor="_Toc230193097" w:history="1">
+        <w:r>
+          <w:rPr>
+            <w:rStyle w:val="Hyperlink"/>
+            <w:noProof/>
+          </w:rPr>
+          <w:t>Mudanças dia 13/05/2026 – Alteração do Controller</w:t>
+        </w:r>
+        <w:r>
+          <w:rPr>
+            <w:noProof/>
+            <w:webHidden/>
+          </w:rPr>
+          <w:tab/>
+        </w:r>
+        <w:r>
+          <w:rPr>
+            <w:noProof/>
+            <w:webHidden/>
+          </w:rPr>
+          <w:fldChar w:fldCharType="begin"/>
+        </w:r>
+        <w:r>
+          <w:rPr>
+            <w:noProof/>
+            <w:webHidden/>
+          </w:rPr>
+          <w:instrText xml:space="preserve"> PAGEREF _Toc230193097 \h </w:instrText>
+        </w:r>
+        <w:r>
+          <w:rPr>
+            <w:noProof/>
+            <w:webHidden/>
+          </w:rPr>
+        </w:r>
+        <w:r>
+          <w:rPr>
+            <w:noProof/>
+            <w:webHidden/>
+          </w:rPr>
+          <w:fldChar w:fldCharType="separate"/>
+        </w:r>
+        <w:r>
+          <w:rPr>
+            <w:noProof/>
+            <w:webHidden/>
+          </w:rPr>
+          <w:t>17</w:t>
+        </w:r>
+        <w:r>
+          <w:rPr>
+            <w:noProof/>
+            <w:webHidden/>
+          </w:rPr>
+          <w:fldChar w:fldCharType="end"/>
+        </w:r>
+      </w:hyperlink>
+    </w:p>
+    <w:p>
+      <w:pPr>
+        <w:pStyle w:val="Sumrio1"/>
+        <w:tabs>
+          <w:tab w:val="right" w:leader="dot" w:pos="9181"/>
+        </w:tabs>
+        <w:rPr>
+          <w:rFonts w:asciiTheme="minorHAnsi" w:eastAsiaTheme="minorEastAsia" w:hAnsiTheme="minorHAnsi" w:cstheme="minorBidi"/>
+          <w:noProof/>
+          <w:sz w:val="22"/>
+        </w:rPr>
+      </w:pPr>
+      <w:hyperlink w:anchor="_Toc230193098" w:history="1">
+        <w:r>
+          <w:rPr>
+            <w:rStyle w:val="Hyperlink"/>
+            <w:noProof/>
+          </w:rPr>
+          <w:t>Aula dia 13/05/2026 – Cinema</w:t>
+        </w:r>
+        <w:r>
+          <w:rPr>
+            <w:noProof/>
+            <w:webHidden/>
+          </w:rPr>
+          <w:tab/>
+        </w:r>
+        <w:r>
+          <w:rPr>
+            <w:noProof/>
+            <w:webHidden/>
+          </w:rPr>
+          <w:fldChar w:fldCharType="begin"/>
+        </w:r>
+        <w:r>
+          <w:rPr>
+            <w:noProof/>
+            <w:webHidden/>
+          </w:rPr>
+          <w:instrText xml:space="preserve"> PAGEREF _Toc230193098 \h </w:instrText>
+        </w:r>
+        <w:r>
+          <w:rPr>
+            <w:noProof/>
+            <w:webHidden/>
+          </w:rPr>
+        </w:r>
+        <w:r>
+          <w:rPr>
+            <w:noProof/>
+            <w:webHidden/>
+          </w:rPr>
+          <w:fldChar w:fldCharType="separate"/>
+        </w:r>
+        <w:r>
+          <w:rPr>
+            <w:noProof/>
+            <w:webHidden/>
+          </w:rPr>
+          <w:t>17</w:t>
+        </w:r>
+        <w:r>
+          <w:rPr>
+            <w:noProof/>
+            <w:webHidden/>
+          </w:rPr>
+          <w:fldChar w:fldCharType="end"/>
+        </w:r>
+      </w:hyperlink>
+    </w:p>
+    <w:p>
+      <w:pPr>
+        <w:pStyle w:val="Sumrio1"/>
+        <w:tabs>
+          <w:tab w:val="right" w:leader="dot" w:pos="9181"/>
+        </w:tabs>
+        <w:rPr>
+          <w:rFonts w:asciiTheme="minorHAnsi" w:eastAsiaTheme="minorEastAsia" w:hAnsiTheme="minorHAnsi" w:cstheme="minorBidi"/>
+          <w:noProof/>
+          <w:sz w:val="22"/>
+        </w:rPr>
+      </w:pPr>
+      <w:hyperlink w:anchor="_Toc230193099" w:history="1">
+        <w:r>
+          <w:rPr>
+            <w:rStyle w:val="Hyperlink"/>
+            <w:noProof/>
+          </w:rPr>
+          <w:t>Mudanças dia 14/05/2026 – Criação do código para salvar segurado e consumo API</w:t>
+        </w:r>
+        <w:r>
+          <w:rPr>
+            <w:noProof/>
+            <w:webHidden/>
+          </w:rPr>
+          <w:tab/>
+        </w:r>
+        <w:r>
+          <w:rPr>
+            <w:noProof/>
+            <w:webHidden/>
+          </w:rPr>
+          <w:fldChar w:fldCharType="begin"/>
+        </w:r>
+        <w:r>
+          <w:rPr>
+            <w:noProof/>
+            <w:webHidden/>
+          </w:rPr>
+          <w:instrText xml:space="preserve"> PAGEREF _Toc230193099 \h </w:instrText>
+        </w:r>
+        <w:r>
+          <w:rPr>
+            <w:noProof/>
+            <w:webHidden/>
+          </w:rPr>
+        </w:r>
+        <w:r>
+          <w:rPr>
+            <w:noProof/>
+            <w:webHidden/>
+          </w:rPr>
+          <w:fldChar w:fldCharType="separate"/>
+        </w:r>
+        <w:r>
+          <w:rPr>
+            <w:noProof/>
+            <w:webHidden/>
+          </w:rPr>
+          <w:t>17</w:t>
+        </w:r>
+        <w:r>
+          <w:rPr>
+            <w:noProof/>
+            <w:webHidden/>
+          </w:rPr>
+          <w:fldChar w:fldCharType="end"/>
+        </w:r>
+      </w:hyperlink>
+    </w:p>
+    <w:p>
+      <w:pPr>
+        <w:pStyle w:val="Sumrio1"/>
+        <w:tabs>
+          <w:tab w:val="right" w:leader="dot" w:pos="9181"/>
+        </w:tabs>
+        <w:rPr>
+          <w:rFonts w:asciiTheme="minorHAnsi" w:eastAsiaTheme="minorEastAsia" w:hAnsiTheme="minorHAnsi" w:cstheme="minorBidi"/>
+          <w:noProof/>
+          <w:sz w:val="22"/>
+        </w:rPr>
+      </w:pPr>
+      <w:hyperlink w:anchor="_Toc230193100" w:history="1">
+        <w:r>
+          <w:rPr>
+            <w:rStyle w:val="Hyperlink"/>
+            <w:noProof/>
+          </w:rPr>
+          <w:t>Mudanças dia 15/05/2026 – Correção do Import e Form</w:t>
+        </w:r>
+        <w:r>
+          <w:rPr>
+            <w:noProof/>
+            <w:webHidden/>
+          </w:rPr>
+          <w:tab/>
+        </w:r>
+        <w:r>
+          <w:rPr>
+            <w:noProof/>
+            <w:webHidden/>
+          </w:rPr>
+          <w:fldChar w:fldCharType="begin"/>
+        </w:r>
+        <w:r>
+          <w:rPr>
+            <w:noProof/>
+            <w:webHidden/>
+          </w:rPr>
+          <w:instrText xml:space="preserve"> PAGEREF _Toc230193100 \h </w:instrText>
+        </w:r>
+        <w:r>
+          <w:rPr>
+            <w:noProof/>
+            <w:webHidden/>
+          </w:rPr>
+        </w:r>
+        <w:r>
+          <w:rPr>
+            <w:noProof/>
+            <w:webHidden/>
+          </w:rPr>
+          <w:fldChar w:fldCharType="separate"/>
+        </w:r>
+        <w:r>
+          <w:rPr>
+            <w:noProof/>
+            <w:webHidden/>
+          </w:rPr>
+          <w:t>18</w:t>
+        </w:r>
+        <w:r>
+          <w:rPr>
+            <w:noProof/>
+            <w:webHidden/>
+          </w:rPr>
+          <w:fldChar w:fldCharType="end"/>
+        </w:r>
+      </w:hyperlink>
+    </w:p>
+    <w:p>
+      <w:pPr>
+        <w:pStyle w:val="Sumrio1"/>
+        <w:tabs>
+          <w:tab w:val="right" w:leader="dot" w:pos="9181"/>
+        </w:tabs>
+        <w:rPr>
+          <w:rFonts w:asciiTheme="minorHAnsi" w:eastAsiaTheme="minorEastAsia" w:hAnsiTheme="minorHAnsi" w:cstheme="minorBidi"/>
+          <w:noProof/>
+          <w:sz w:val="22"/>
+        </w:rPr>
+      </w:pPr>
+      <w:hyperlink w:anchor="_Toc230193101" w:history="1">
+        <w:r>
+          <w:rPr>
+            <w:rStyle w:val="Hyperlink"/>
+            <w:noProof/>
+          </w:rPr>
+          <w:t>Aula dia 15/05/2026 – Sem avanços</w:t>
+        </w:r>
+        <w:r>
+          <w:rPr>
+            <w:noProof/>
+            <w:webHidden/>
+          </w:rPr>
+          <w:tab/>
+        </w:r>
+        <w:r>
+          <w:rPr>
+            <w:noProof/>
+            <w:webHidden/>
+          </w:rPr>
+          <w:fldChar w:fldCharType="begin"/>
+        </w:r>
+        <w:r>
+          <w:rPr>
+            <w:noProof/>
+            <w:webHidden/>
+          </w:rPr>
+          <w:instrText xml:space="preserve"> PAGEREF _Toc230193101 \h </w:instrText>
+        </w:r>
+        <w:r>
+          <w:rPr>
+            <w:noProof/>
+            <w:webHidden/>
+          </w:rPr>
+        </w:r>
+        <w:r>
+          <w:rPr>
+            <w:noProof/>
+            <w:webHidden/>
+          </w:rPr>
+          <w:fldChar w:fldCharType="separate"/>
+        </w:r>
+        <w:r>
+          <w:rPr>
+            <w:noProof/>
+            <w:webHidden/>
+          </w:rPr>
+          <w:t>18</w:t>
+        </w:r>
+        <w:r>
+          <w:rPr>
+            <w:noProof/>
+            <w:webHidden/>
+          </w:rPr>
+          <w:fldChar w:fldCharType="end"/>
+        </w:r>
+      </w:hyperlink>
+    </w:p>
+    <w:p>
+      <w:pPr>
+        <w:pStyle w:val="Sumrio1"/>
+        <w:tabs>
+          <w:tab w:val="right" w:leader="dot" w:pos="9181"/>
+        </w:tabs>
+        <w:rPr>
+          <w:rFonts w:asciiTheme="minorHAnsi" w:eastAsiaTheme="minorEastAsia" w:hAnsiTheme="minorHAnsi" w:cstheme="minorBidi"/>
+          <w:noProof/>
+          <w:sz w:val="22"/>
+        </w:rPr>
+      </w:pPr>
+      <w:hyperlink w:anchor="_Toc230193102" w:history="1">
+        <w:r>
+          <w:rPr>
+            <w:rStyle w:val="Hyperlink"/>
+            <w:noProof/>
+          </w:rPr>
+          <w:t>Mudanças dia 16/05/2026 – Update Cobranças e Pagamentos</w:t>
+        </w:r>
+        <w:r>
+          <w:rPr>
+            <w:noProof/>
+            <w:webHidden/>
+          </w:rPr>
+          <w:tab/>
+        </w:r>
+        <w:r>
+          <w:rPr>
+            <w:noProof/>
+            <w:webHidden/>
+          </w:rPr>
+          <w:fldChar w:fldCharType="begin"/>
+        </w:r>
+        <w:r>
+          <w:rPr>
+            <w:noProof/>
+            <w:webHidden/>
+          </w:rPr>
+          <w:instrText xml:space="preserve"> PAGEREF _Toc230193102 \h </w:instrText>
+        </w:r>
+        <w:r>
+          <w:rPr>
+            <w:noProof/>
+            <w:webHidden/>
+          </w:rPr>
+        </w:r>
+        <w:r>
+          <w:rPr>
+            <w:noProof/>
+            <w:webHidden/>
+          </w:rPr>
+          <w:fldChar w:fldCharType="separate"/>
+        </w:r>
+        <w:r>
+          <w:rPr>
+            <w:noProof/>
+            <w:webHidden/>
+          </w:rPr>
+          <w:t>19</w:t>
+        </w:r>
+        <w:r>
+          <w:rPr>
+            <w:noProof/>
+            <w:webHidden/>
+          </w:rPr>
+          <w:fldChar w:fldCharType="end"/>
+        </w:r>
+      </w:hyperlink>
+    </w:p>
+    <w:p>
+      <w:pPr>
+        <w:pStyle w:val="Sumrio1"/>
+        <w:tabs>
+          <w:tab w:val="right" w:leader="dot" w:pos="9181"/>
+        </w:tabs>
+        <w:rPr>
+          <w:rFonts w:asciiTheme="minorHAnsi" w:eastAsiaTheme="minorEastAsia" w:hAnsiTheme="minorHAnsi" w:cstheme="minorBidi"/>
+          <w:noProof/>
+          <w:sz w:val="22"/>
+        </w:rPr>
+      </w:pPr>
+      <w:hyperlink w:anchor="_Toc230193103" w:history="1">
+        <w:r>
+          <w:rPr>
+            <w:rStyle w:val="Hyperlink"/>
+            <w:noProof/>
+          </w:rPr>
+          <w:t>Mudanças dia 18/05/2026 – Apólices CRUD, Correção versão PHP e Correção dos nomes dos Controllers.</w:t>
+        </w:r>
+        <w:r>
+          <w:rPr>
+            <w:noProof/>
+            <w:webHidden/>
+          </w:rPr>
+          <w:tab/>
+        </w:r>
+        <w:r>
+          <w:rPr>
+            <w:noProof/>
+            <w:webHidden/>
+          </w:rPr>
+          <w:fldChar w:fldCharType="begin"/>
+        </w:r>
+        <w:r>
+          <w:rPr>
+            <w:noProof/>
+            <w:webHidden/>
+          </w:rPr>
+          <w:instrText xml:space="preserve"> PAGEREF _Toc230193103 \h </w:instrText>
+        </w:r>
+        <w:r>
+          <w:rPr>
+            <w:noProof/>
+            <w:webHidden/>
+          </w:rPr>
+        </w:r>
+        <w:r>
+          <w:rPr>
+            <w:noProof/>
+            <w:webHidden/>
+          </w:rPr>
+          <w:fldChar w:fldCharType="separate"/>
+        </w:r>
+        <w:r>
+          <w:rPr>
+            <w:noProof/>
+            <w:webHidden/>
+          </w:rPr>
+          <w:t>19</w:t>
         </w:r>
         <w:r>
           <w:rPr>
@@ -3789,7 +5304,7 @@
       <w:pPr>
         <w:pStyle w:val="Ttulo1"/>
       </w:pPr>
-      <w:bookmarkStart w:id="4" w:name="_Toc228997818"/>
+      <w:bookmarkStart w:id="4" w:name="_Toc230193061"/>
       <w:r>
         <w:lastRenderedPageBreak/>
         <w:t>Aula dia 1</w:t>
@@ -3819,7 +5334,7 @@
         </w:rPr>
       </w:pPr>
       <w:bookmarkStart w:id="5" w:name="_Toc224316816"/>
-      <w:bookmarkStart w:id="6" w:name="_Toc228997819"/>
+      <w:bookmarkStart w:id="6" w:name="_Toc230193062"/>
       <w:r>
         <w:t>Aula dia 1</w:t>
       </w:r>
@@ -3835,7 +5350,6 @@
       <w:r>
         <w:t xml:space="preserve"> </w:t>
       </w:r>
-      <w:proofErr w:type="spellStart"/>
       <w:r>
         <w:rPr>
           <w:rStyle w:val="Ttulo1Char"/>
@@ -3845,26 +5359,17 @@
       </w:r>
       <w:bookmarkEnd w:id="5"/>
       <w:bookmarkEnd w:id="6"/>
-      <w:proofErr w:type="spellEnd"/>
-    </w:p>
-    <w:p>
-      <w:r>
-        <w:t xml:space="preserve">Nesse dia as duas últimas aulas ficaram disponível para o </w:t>
-      </w:r>
-      <w:proofErr w:type="spellStart"/>
-      <w:r>
-        <w:t>CarnaLiceu</w:t>
-      </w:r>
-      <w:proofErr w:type="spellEnd"/>
-      <w:r>
-        <w:t>.</w:t>
+    </w:p>
+    <w:p>
+      <w:r>
+        <w:t>Nesse dia as duas últimas aulas ficaram disponível para o CarnaLiceu.</w:t>
       </w:r>
     </w:p>
     <w:p>
       <w:pPr>
         <w:pStyle w:val="Ttulo1"/>
       </w:pPr>
-      <w:bookmarkStart w:id="7" w:name="_Toc228997820"/>
+      <w:bookmarkStart w:id="7" w:name="_Toc230193063"/>
       <w:r>
         <w:t xml:space="preserve">Aula dia </w:t>
       </w:r>
@@ -3907,7 +5412,7 @@
       <w:pPr>
         <w:pStyle w:val="Ttulo1"/>
       </w:pPr>
-      <w:bookmarkStart w:id="8" w:name="_Toc228997821"/>
+      <w:bookmarkStart w:id="8" w:name="_Toc230193064"/>
       <w:r>
         <w:t>Aula dia 2</w:t>
       </w:r>
@@ -4015,7 +5520,8 @@
         <w:pStyle w:val="FiguraTCC"/>
       </w:pPr>
       <w:bookmarkStart w:id="9" w:name="_Toc224632226"/>
-      <w:bookmarkStart w:id="10" w:name="_Toc228997850"/>
+      <w:bookmarkStart w:id="10" w:name="_Toc231402868"/>
+      <w:bookmarkStart w:id="11" w:name="_Toc231403170"/>
       <w:r>
         <w:t xml:space="preserve">Figura </w:t>
       </w:r>
@@ -4045,6 +5551,7 @@
       </w:r>
       <w:bookmarkEnd w:id="9"/>
       <w:bookmarkEnd w:id="10"/>
+      <w:bookmarkEnd w:id="11"/>
     </w:p>
     <w:p>
       <w:pPr>
@@ -4138,11 +5645,11 @@
       <w:pPr>
         <w:pStyle w:val="Ttulo1"/>
       </w:pPr>
-      <w:bookmarkStart w:id="11" w:name="_Toc228997822"/>
+      <w:bookmarkStart w:id="12" w:name="_Toc230193065"/>
       <w:r>
         <w:t>Aula dia 02/03/2026 – Feriado</w:t>
       </w:r>
-      <w:bookmarkEnd w:id="11"/>
+      <w:bookmarkEnd w:id="12"/>
     </w:p>
     <w:p>
       <w:pPr>
@@ -4156,11 +5663,11 @@
       <w:pPr>
         <w:pStyle w:val="Ttulo1"/>
       </w:pPr>
-      <w:bookmarkStart w:id="12" w:name="_Toc228997823"/>
+      <w:bookmarkStart w:id="13" w:name="_Toc230193066"/>
       <w:r>
         <w:t>Aula dia 03/03/2026 – Aula para revisão do projeto</w:t>
       </w:r>
-      <w:bookmarkEnd w:id="12"/>
+      <w:bookmarkEnd w:id="13"/>
     </w:p>
     <w:p>
       <w:pPr>
@@ -4189,8 +5696,9 @@
       <w:pPr>
         <w:pStyle w:val="FiguraTCC"/>
       </w:pPr>
-      <w:bookmarkStart w:id="13" w:name="_Toc224632227"/>
-      <w:bookmarkStart w:id="14" w:name="_Toc228997851"/>
+      <w:bookmarkStart w:id="14" w:name="_Toc224632227"/>
+      <w:bookmarkStart w:id="15" w:name="_Toc231402869"/>
+      <w:bookmarkStart w:id="16" w:name="_Toc231403171"/>
       <w:r>
         <w:t xml:space="preserve">Figura </w:t>
       </w:r>
@@ -4218,8 +5726,9 @@
       <w:r>
         <w:t xml:space="preserve"> - E-mail enviado pelo Prof. Emerson</w:t>
       </w:r>
-      <w:bookmarkEnd w:id="13"/>
       <w:bookmarkEnd w:id="14"/>
+      <w:bookmarkEnd w:id="15"/>
+      <w:bookmarkEnd w:id="16"/>
     </w:p>
     <w:p>
       <w:pPr>
@@ -4227,7 +5736,7 @@
       </w:pPr>
       <w:r>
         <w:drawing>
-          <wp:inline distT="0" distB="0" distL="0" distR="0" wp14:anchorId="0915EA7C" wp14:editId="10477342">
+          <wp:inline distT="0" distB="0" distL="0" distR="0" wp14:anchorId="0915EA7C" wp14:editId="05268B1A">
             <wp:extent cx="5836285" cy="1703070"/>
             <wp:effectExtent l="0" t="0" r="0" b="0"/>
             <wp:docPr id="2" name="Imagem 2"/>
@@ -4314,11 +5823,11 @@
       <w:pPr>
         <w:pStyle w:val="Ttulo1"/>
       </w:pPr>
-      <w:bookmarkStart w:id="15" w:name="_Toc228997824"/>
+      <w:bookmarkStart w:id="17" w:name="_Toc230193067"/>
       <w:r>
         <w:t>Aula dia 09/03/2026 – Orientação sobre documentação e prototipação</w:t>
       </w:r>
-      <w:bookmarkEnd w:id="15"/>
+      <w:bookmarkEnd w:id="17"/>
     </w:p>
     <w:p>
       <w:pPr>
@@ -4333,15 +5842,7 @@
         <w:pStyle w:val="ParagrafoTCC2025"/>
       </w:pPr>
       <w:r>
-        <w:t xml:space="preserve">A outra metade do grupo criou contas no site </w:t>
-      </w:r>
-      <w:proofErr w:type="spellStart"/>
-      <w:r>
-        <w:t>Figma</w:t>
-      </w:r>
-      <w:proofErr w:type="spellEnd"/>
-      <w:r>
-        <w:t xml:space="preserve"> e começaram a criar os exemplos de como seria o design das páginas do site. Abaixou o exemplo da página de login:</w:t>
+        <w:t>A outra metade do grupo criou contas no site Figma e começaram a criar os exemplos de como seria o design das páginas do site. Abaixou o exemplo da página de login:</w:t>
       </w:r>
     </w:p>
     <w:p>
@@ -4349,106 +5850,58 @@
         <w:pStyle w:val="ParagrafoTCC2025"/>
       </w:pPr>
       <w:r>
-        <w:t xml:space="preserve">Essa foi a ideia inicial para o projeto, que mais tarde seria alterada. Seria utilizado o Visual Studio </w:t>
-      </w:r>
-      <w:proofErr w:type="spellStart"/>
-      <w:r>
-        <w:t>Code</w:t>
-      </w:r>
-      <w:proofErr w:type="spellEnd"/>
-      <w:r>
-        <w:t xml:space="preserve"> (VS </w:t>
-      </w:r>
-      <w:proofErr w:type="spellStart"/>
-      <w:r>
-        <w:t>Code</w:t>
-      </w:r>
-      <w:proofErr w:type="spellEnd"/>
-      <w:r>
-        <w:t>) durante boa parte da programação do projeto.</w:t>
+        <w:t>Essa foi a ideia inicial para o projeto, que mais tarde seria alterada. Seria utilizado o Visual Studio Code (VS Code) durante boa parte da programação do projeto.</w:t>
       </w:r>
     </w:p>
     <w:p>
       <w:pPr>
         <w:pStyle w:val="Ttulo1"/>
       </w:pPr>
-      <w:bookmarkStart w:id="16" w:name="_Toc228997825"/>
+      <w:bookmarkStart w:id="18" w:name="_Toc230193068"/>
       <w:r>
         <w:lastRenderedPageBreak/>
         <w:t>Reunião dia 03/03/2026 – Definição do Tema do projeto</w:t>
       </w:r>
-      <w:bookmarkEnd w:id="16"/>
+      <w:bookmarkEnd w:id="18"/>
     </w:p>
     <w:p>
       <w:pPr>
         <w:pStyle w:val="ParagrafoTCC2025"/>
       </w:pPr>
       <w:r>
-        <w:t xml:space="preserve">Foi Realizada uma reunião no aplicativo </w:t>
-      </w:r>
-      <w:proofErr w:type="spellStart"/>
-      <w:r>
-        <w:t>Discord</w:t>
-      </w:r>
-      <w:proofErr w:type="spellEnd"/>
-      <w:r>
-        <w:t xml:space="preserve"> para discussão e </w:t>
-      </w:r>
-      <w:proofErr w:type="spellStart"/>
-      <w:r>
-        <w:t>conscentimento</w:t>
-      </w:r>
-      <w:proofErr w:type="spellEnd"/>
-      <w:r>
-        <w:t xml:space="preserve"> do tema final do projeto.</w:t>
+        <w:t>Foi Realizada uma reunião no aplicativo Discord para discussão e conscentimento do tema final do projeto.</w:t>
       </w:r>
     </w:p>
     <w:p>
       <w:pPr>
         <w:pStyle w:val="Ttulo1"/>
       </w:pPr>
-      <w:bookmarkStart w:id="17" w:name="_Toc228997826"/>
+      <w:bookmarkStart w:id="19" w:name="_Toc230193069"/>
       <w:r>
         <w:t xml:space="preserve">Reunião dia 06/03/2026 – </w:t>
       </w:r>
       <w:r>
         <w:t>Prototipagem do Projeto</w:t>
       </w:r>
-      <w:bookmarkEnd w:id="17"/>
+      <w:bookmarkEnd w:id="19"/>
     </w:p>
     <w:p>
       <w:pPr>
         <w:pStyle w:val="ParagrafoTCC2025"/>
       </w:pPr>
       <w:r>
-        <w:t xml:space="preserve">Foi Realizada uma reunião no aplicativo </w:t>
-      </w:r>
-      <w:proofErr w:type="spellStart"/>
-      <w:r>
-        <w:t>Discord</w:t>
-      </w:r>
-      <w:proofErr w:type="spellEnd"/>
-      <w:r>
-        <w:t xml:space="preserve"> para uso e aprendizado da ferramenta </w:t>
-      </w:r>
-      <w:proofErr w:type="spellStart"/>
-      <w:r>
-        <w:t>Figma</w:t>
-      </w:r>
-      <w:proofErr w:type="spellEnd"/>
-      <w:r>
-        <w:t xml:space="preserve"> AI para prototipagem e ideias prévias do Projeto</w:t>
+        <w:t>Foi Realizada uma reunião no aplicativo Discord para uso e aprendizado da ferramenta Figma AI para prototipagem e ideias prévias do Projeto</w:t>
       </w:r>
     </w:p>
     <w:p>
       <w:pPr>
         <w:pStyle w:val="Ttulo1"/>
       </w:pPr>
-      <w:bookmarkStart w:id="18" w:name="_Toc228997827"/>
+      <w:bookmarkStart w:id="20" w:name="_Toc230193070"/>
       <w:r>
         <w:t>Aula dia 10/03/2026 – Continuação da aula do dia 09/03</w:t>
       </w:r>
-      <w:bookmarkEnd w:id="18"/>
+      <w:bookmarkEnd w:id="20"/>
     </w:p>
     <w:p>
       <w:pPr>
@@ -4463,15 +5916,7 @@
         <w:pStyle w:val="ParagrafoTCC2025"/>
       </w:pPr>
       <w:r>
-        <w:t xml:space="preserve">A outra metade do grupo criou contas no site </w:t>
-      </w:r>
-      <w:proofErr w:type="spellStart"/>
-      <w:r>
-        <w:t>Figma</w:t>
-      </w:r>
-      <w:proofErr w:type="spellEnd"/>
-      <w:r>
-        <w:t xml:space="preserve"> e começaram a criar os exemplos de como seria o design das páginas do site. Abaixou o exemplo da página de login:</w:t>
+        <w:t>A outra metade do grupo criou contas no site Figma e começaram a criar os exemplos de como seria o design das páginas do site. Abaixou o exemplo da página de login:</w:t>
       </w:r>
     </w:p>
     <w:p>
@@ -4479,54 +5924,25 @@
         <w:pStyle w:val="ParagrafoTCC2025"/>
       </w:pPr>
       <w:r>
-        <w:t xml:space="preserve">Essa foi a ideia inicial para o projeto, que mais tarde seria alterada. Seria utilizado o Visual Studio </w:t>
-      </w:r>
-      <w:proofErr w:type="spellStart"/>
-      <w:r>
-        <w:t>Code</w:t>
-      </w:r>
-      <w:proofErr w:type="spellEnd"/>
-      <w:r>
-        <w:t xml:space="preserve"> (VS </w:t>
-      </w:r>
-      <w:proofErr w:type="spellStart"/>
-      <w:r>
-        <w:t>Code</w:t>
-      </w:r>
-      <w:proofErr w:type="spellEnd"/>
-      <w:r>
-        <w:t>) durante boa parte da programação do projeto.</w:t>
+        <w:t>Essa foi a ideia inicial para o projeto, que mais tarde seria alterada. Seria utilizado o Visual Studio Code (VS Code) durante boa parte da programação do projeto.</w:t>
       </w:r>
     </w:p>
     <w:p>
       <w:pPr>
         <w:pStyle w:val="Ttulo1"/>
       </w:pPr>
-      <w:bookmarkStart w:id="19" w:name="_Toc228997828"/>
-      <w:r>
-        <w:t>Reunião dia 11/03/2026 – Definição de base para Front-</w:t>
-      </w:r>
-      <w:proofErr w:type="spellStart"/>
-      <w:r>
-        <w:t>End</w:t>
-      </w:r>
-      <w:bookmarkEnd w:id="19"/>
-      <w:proofErr w:type="spellEnd"/>
+      <w:bookmarkStart w:id="21" w:name="_Toc230193071"/>
+      <w:r>
+        <w:t>Reunião dia 11/03/2026 – Definição de base para Front-End</w:t>
+      </w:r>
+      <w:bookmarkEnd w:id="21"/>
     </w:p>
     <w:p>
       <w:pPr>
         <w:pStyle w:val="ParagrafoTCC2025"/>
       </w:pPr>
       <w:r>
-        <w:t xml:space="preserve">Uso da Ferramenta </w:t>
-      </w:r>
-      <w:proofErr w:type="spellStart"/>
-      <w:r>
-        <w:t>Figma</w:t>
-      </w:r>
-      <w:proofErr w:type="spellEnd"/>
-      <w:r>
-        <w:t xml:space="preserve"> AI para criação de um modelo base para Front-End</w:t>
+        <w:t>Uso da Ferramenta Figma AI para criação de um modelo base para Front-End</w:t>
       </w:r>
       <w:r>
         <w:t>.</w:t>
@@ -4536,7 +5952,8 @@
       <w:pPr>
         <w:pStyle w:val="FiguraTCC"/>
       </w:pPr>
-      <w:bookmarkStart w:id="20" w:name="_Toc228997852"/>
+      <w:bookmarkStart w:id="22" w:name="_Toc231402870"/>
+      <w:bookmarkStart w:id="23" w:name="_Toc231403172"/>
       <w:r>
         <w:t xml:space="preserve">Figura </w:t>
       </w:r>
@@ -4565,14 +5982,10 @@
         <w:t xml:space="preserve"> -</w:t>
       </w:r>
       <w:r>
-        <w:t xml:space="preserve"> Modelo base definido para </w:t>
-      </w:r>
-      <w:proofErr w:type="spellStart"/>
-      <w:r>
-        <w:t>Fron-End</w:t>
-      </w:r>
-      <w:bookmarkEnd w:id="20"/>
-      <w:proofErr w:type="spellEnd"/>
+        <w:t xml:space="preserve"> Modelo base definido para Fron-End</w:t>
+      </w:r>
+      <w:bookmarkEnd w:id="22"/>
+      <w:bookmarkEnd w:id="23"/>
     </w:p>
     <w:p>
       <w:pPr>
@@ -4647,41 +6060,25 @@
       <w:pPr>
         <w:pStyle w:val="Ttulo1"/>
       </w:pPr>
-      <w:bookmarkStart w:id="21" w:name="_Toc228997829"/>
+      <w:bookmarkStart w:id="24" w:name="_Toc230193072"/>
       <w:r>
         <w:lastRenderedPageBreak/>
         <w:t>Aula dia 16/03/2026 – Formatação da documentação e prototipação</w:t>
       </w:r>
-      <w:bookmarkEnd w:id="21"/>
+      <w:bookmarkEnd w:id="24"/>
     </w:p>
     <w:p>
       <w:pPr>
         <w:pStyle w:val="ParagrafoTCC2025"/>
       </w:pPr>
       <w:r>
-        <w:t xml:space="preserve">Os grupos foram divididos, os </w:t>
-      </w:r>
-      <w:proofErr w:type="spellStart"/>
-      <w:r>
-        <w:t>devops</w:t>
-      </w:r>
-      <w:proofErr w:type="spellEnd"/>
-      <w:r>
-        <w:t xml:space="preserve"> ficaram </w:t>
-      </w:r>
-      <w:proofErr w:type="spellStart"/>
-      <w:r>
-        <w:t>pro</w:t>
+        <w:t>Os grupos foram divididos, os devops ficaram pro</w:t>
       </w:r>
       <w:r>
         <w:t>to</w:t>
       </w:r>
       <w:r>
-        <w:t>tipando</w:t>
-      </w:r>
-      <w:proofErr w:type="spellEnd"/>
-      <w:r>
-        <w:t>, enquanto os responsáveis pela gestão e documentação, aprenderam as regras de gerenciamento e de organização da documentação.</w:t>
+        <w:t>tipando, enquanto os responsáveis pela gestão e documentação, aprenderam as regras de gerenciamento e de organização da documentação.</w:t>
       </w:r>
     </w:p>
     <w:p>
@@ -4689,15 +6086,7 @@
         <w:pStyle w:val="ParagrafoTCC2025"/>
       </w:pPr>
       <w:r>
-        <w:t xml:space="preserve">Nessa aula, o professor encaminhou por e-mail toda a documentação que regulamenta o TCC nas </w:t>
-      </w:r>
-      <w:proofErr w:type="spellStart"/>
-      <w:r>
-        <w:t>Etecs</w:t>
-      </w:r>
-      <w:proofErr w:type="spellEnd"/>
-      <w:r>
-        <w:t xml:space="preserve">. Na Figura </w:t>
+        <w:t xml:space="preserve">Nessa aula, o professor encaminhou por e-mail toda a documentação que regulamenta o TCC nas Etecs. Na Figura </w:t>
       </w:r>
       <w:r>
         <w:t>a</w:t>
@@ -4710,7 +6099,8 @@
       <w:pPr>
         <w:pStyle w:val="FiguraTCC"/>
       </w:pPr>
-      <w:bookmarkStart w:id="22" w:name="_Toc228997853"/>
+      <w:bookmarkStart w:id="25" w:name="_Toc231402871"/>
+      <w:bookmarkStart w:id="26" w:name="_Toc231403173"/>
       <w:r>
         <w:t xml:space="preserve">Figura </w:t>
       </w:r>
@@ -4738,7 +6128,8 @@
       <w:r>
         <w:t xml:space="preserve"> - Documentos oficiais do CPS sobre o TCC</w:t>
       </w:r>
-      <w:bookmarkEnd w:id="22"/>
+      <w:bookmarkEnd w:id="25"/>
+      <w:bookmarkEnd w:id="26"/>
     </w:p>
     <w:p>
       <w:pPr>
@@ -4793,15 +6184,7 @@
         <w:pStyle w:val="FonteTCC2025"/>
       </w:pPr>
       <w:r>
-        <w:t xml:space="preserve">Fonte: Imagem cedida por Heitor </w:t>
-      </w:r>
-      <w:proofErr w:type="spellStart"/>
-      <w:r>
-        <w:t>Simoneti</w:t>
-      </w:r>
-      <w:proofErr w:type="spellEnd"/>
-      <w:r>
-        <w:t xml:space="preserve"> do e-mail enviado pelo professor</w:t>
+        <w:t>Fonte: Imagem cedida por Heitor Simoneti do e-mail enviado pelo professor</w:t>
       </w:r>
     </w:p>
     <w:p>
@@ -4816,11 +6199,11 @@
       <w:pPr>
         <w:pStyle w:val="Ttulo1"/>
       </w:pPr>
-      <w:bookmarkStart w:id="23" w:name="_Toc228997830"/>
+      <w:bookmarkStart w:id="27" w:name="_Toc230193073"/>
       <w:r>
         <w:t>Aula dia 17/03/2026 – Continuação dos trabalhos da aula anterior</w:t>
       </w:r>
-      <w:bookmarkEnd w:id="23"/>
+      <w:bookmarkEnd w:id="27"/>
     </w:p>
     <w:p>
       <w:pPr>
@@ -4842,33 +6225,25 @@
       <w:pPr>
         <w:pStyle w:val="Ttulo1"/>
       </w:pPr>
-      <w:bookmarkStart w:id="24" w:name="_Toc228997831"/>
+      <w:bookmarkStart w:id="28" w:name="_Toc230193074"/>
       <w:r>
         <w:t>Reunião dia 17/03/2026 – Definição de requisitos</w:t>
       </w:r>
-      <w:bookmarkEnd w:id="24"/>
+      <w:bookmarkEnd w:id="28"/>
     </w:p>
     <w:p>
       <w:pPr>
         <w:pStyle w:val="ParagrafoTCC2025"/>
       </w:pPr>
       <w:r>
-        <w:t xml:space="preserve">Nesse dia, o membro Enzo </w:t>
-      </w:r>
-      <w:proofErr w:type="spellStart"/>
-      <w:r>
-        <w:t>Spineli</w:t>
-      </w:r>
-      <w:proofErr w:type="spellEnd"/>
-      <w:r>
-        <w:t xml:space="preserve"> faltou em aula para realizar o levantamento de requisitos com sua tia.</w:t>
+        <w:t>Nesse dia, o membro Enzo Spineli faltou em aula para realizar o levantamento de requisitos com sua tia.</w:t>
       </w:r>
     </w:p>
     <w:p>
       <w:pPr>
         <w:pStyle w:val="Ttulo1"/>
       </w:pPr>
-      <w:bookmarkStart w:id="25" w:name="_Toc228997832"/>
+      <w:bookmarkStart w:id="29" w:name="_Toc230193075"/>
       <w:r>
         <w:t>Aula dia 18/03/2026</w:t>
       </w:r>
@@ -4878,7 +6253,7 @@
       <w:r>
         <w:t>Diário de Bordo e Prototipação</w:t>
       </w:r>
-      <w:bookmarkEnd w:id="25"/>
+      <w:bookmarkEnd w:id="29"/>
     </w:p>
     <w:p>
       <w:pPr>
@@ -4898,46 +6273,25 @@
       <w:pPr>
         <w:pStyle w:val="Ttulo1"/>
       </w:pPr>
-      <w:bookmarkStart w:id="26" w:name="_Toc228997833"/>
-      <w:r>
-        <w:t xml:space="preserve">Reunião dia 23/03/2026 - Gerenciamento de projetos e quadros </w:t>
-      </w:r>
-      <w:proofErr w:type="spellStart"/>
-      <w:r>
-        <w:t>Kanban</w:t>
-      </w:r>
-      <w:bookmarkEnd w:id="26"/>
-      <w:proofErr w:type="spellEnd"/>
+      <w:bookmarkStart w:id="30" w:name="_Toc230193076"/>
+      <w:r>
+        <w:t>Reunião dia 23/03/2026 - Gerenciamento de projetos e quadros Kanban</w:t>
+      </w:r>
+      <w:bookmarkEnd w:id="30"/>
     </w:p>
     <w:p>
       <w:pPr>
         <w:pStyle w:val="ParagrafoTCC2025"/>
       </w:pPr>
       <w:r>
-        <w:t xml:space="preserve">Na reunião de hoje foi escolhido o site </w:t>
-      </w:r>
-      <w:proofErr w:type="spellStart"/>
-      <w:r>
-        <w:t>Trello</w:t>
-      </w:r>
-      <w:proofErr w:type="spellEnd"/>
-      <w:r>
-        <w:t xml:space="preserve"> para Gerenciamento de projetos e quadros </w:t>
-      </w:r>
-      <w:proofErr w:type="spellStart"/>
-      <w:r>
-        <w:t>Kanban</w:t>
-      </w:r>
-      <w:proofErr w:type="spellEnd"/>
-      <w:r>
-        <w:t>, sendo usado para maior organização e definição de objetivos</w:t>
+        <w:t>Na reunião de hoje foi escolhido o site Trello para Gerenciamento de projetos e quadros Kanban, sendo usado para maior organização e definição de objetivos</w:t>
       </w:r>
     </w:p>
     <w:p>
       <w:pPr>
         <w:pStyle w:val="Ttulo1"/>
       </w:pPr>
-      <w:bookmarkStart w:id="27" w:name="_Toc228997834"/>
+      <w:bookmarkStart w:id="31" w:name="_Toc230193077"/>
       <w:r>
         <w:lastRenderedPageBreak/>
         <w:t xml:space="preserve">Aula dia </w:t>
@@ -4954,7 +6308,7 @@
       <w:r>
         <w:t>Diário de Bordo e Prototipação</w:t>
       </w:r>
-      <w:bookmarkEnd w:id="27"/>
+      <w:bookmarkEnd w:id="31"/>
     </w:p>
     <w:p>
       <w:pPr>
@@ -4970,13 +6324,8 @@
         <w:t>andamento d</w:t>
       </w:r>
       <w:r>
-        <w:t xml:space="preserve">os projetos em classe do </w:t>
-      </w:r>
-      <w:proofErr w:type="spellStart"/>
-      <w:r>
-        <w:t>Figma</w:t>
-      </w:r>
-      <w:proofErr w:type="spellEnd"/>
+        <w:t>os projetos em classe do Figma</w:t>
+      </w:r>
       <w:r>
         <w:t>.</w:t>
       </w:r>
@@ -4985,11 +6334,11 @@
       <w:pPr>
         <w:pStyle w:val="Ttulo1"/>
       </w:pPr>
-      <w:bookmarkStart w:id="28" w:name="_Toc228997835"/>
+      <w:bookmarkStart w:id="32" w:name="_Toc230193078"/>
       <w:r>
         <w:t>Reunião dia 31/03/2026 – Alinhamento de projeto</w:t>
       </w:r>
-      <w:bookmarkEnd w:id="28"/>
+      <w:bookmarkEnd w:id="32"/>
     </w:p>
     <w:p>
       <w:pPr>
@@ -5003,11 +6352,11 @@
       <w:pPr>
         <w:pStyle w:val="Ttulo1"/>
       </w:pPr>
-      <w:bookmarkStart w:id="29" w:name="_Toc228997836"/>
+      <w:bookmarkStart w:id="33" w:name="_Toc230193079"/>
       <w:r>
         <w:t>Aula dia 03/04/2026 – Discussão interna no grupo sobre BD</w:t>
       </w:r>
-      <w:bookmarkEnd w:id="29"/>
+      <w:bookmarkEnd w:id="33"/>
     </w:p>
     <w:p>
       <w:pPr>
@@ -5024,11 +6373,11 @@
       <w:pPr>
         <w:pStyle w:val="Ttulo1"/>
       </w:pPr>
-      <w:bookmarkStart w:id="30" w:name="_Toc228997837"/>
+      <w:bookmarkStart w:id="34" w:name="_Toc230193080"/>
       <w:r>
         <w:t>Aula dia 08/04/2026 – Não houve aula</w:t>
       </w:r>
-      <w:bookmarkEnd w:id="30"/>
+      <w:bookmarkEnd w:id="34"/>
     </w:p>
     <w:p>
       <w:r>
@@ -5042,11 +6391,11 @@
       <w:pPr>
         <w:pStyle w:val="Ttulo1"/>
       </w:pPr>
-      <w:bookmarkStart w:id="31" w:name="_Toc228997838"/>
+      <w:bookmarkStart w:id="35" w:name="_Toc230193081"/>
       <w:r>
         <w:t>Aula dia 10/04/2026 – Finalização da formatação da documentação geral</w:t>
       </w:r>
-      <w:bookmarkEnd w:id="31"/>
+      <w:bookmarkEnd w:id="35"/>
     </w:p>
     <w:p>
       <w:pPr>
@@ -5056,121 +6405,89 @@
         <w:t xml:space="preserve">Neste dia foi </w:t>
       </w:r>
       <w:r>
-        <w:t xml:space="preserve">finalizada todas as formatações de documento geral para Documentação e </w:t>
-      </w:r>
-      <w:proofErr w:type="spellStart"/>
-      <w:r>
-        <w:t>Diario</w:t>
-      </w:r>
-      <w:proofErr w:type="spellEnd"/>
-      <w:r>
-        <w:t xml:space="preserve"> de Bordo pelo Professor Emerson Rodrigues.</w:t>
+        <w:t>finalizada todas as formatações de documento geral para Documentação e Diario de Bordo pelo Professor Emerson Rodrigues.</w:t>
       </w:r>
     </w:p>
     <w:p>
       <w:pPr>
         <w:pStyle w:val="Ttulo1"/>
       </w:pPr>
-      <w:bookmarkStart w:id="32" w:name="_Toc228997839"/>
+      <w:bookmarkStart w:id="36" w:name="_Toc230193082"/>
       <w:r>
         <w:t>Reunião dia 14/04/2026 – Configuração GitHub e alinhamento geral do projeto</w:t>
       </w:r>
-      <w:bookmarkEnd w:id="32"/>
+      <w:bookmarkEnd w:id="36"/>
     </w:p>
     <w:p>
       <w:pPr>
         <w:pStyle w:val="ParagrafoTCC2025"/>
       </w:pPr>
       <w:r>
-        <w:t xml:space="preserve">Neste dia foi feito as configurações e </w:t>
-      </w:r>
-      <w:proofErr w:type="spellStart"/>
-      <w:r>
-        <w:t>upagem</w:t>
-      </w:r>
-      <w:proofErr w:type="spellEnd"/>
-      <w:r>
-        <w:t xml:space="preserve"> de arquivos para o Repositório do </w:t>
-      </w:r>
-      <w:proofErr w:type="spellStart"/>
-      <w:r>
-        <w:t>Github</w:t>
-      </w:r>
-      <w:proofErr w:type="spellEnd"/>
-      <w:r>
-        <w:t xml:space="preserve">, alinhamento do </w:t>
-      </w:r>
-      <w:proofErr w:type="spellStart"/>
-      <w:r>
-        <w:t>Trello</w:t>
-      </w:r>
-      <w:proofErr w:type="spellEnd"/>
-      <w:r>
-        <w:t xml:space="preserve"> e </w:t>
-      </w:r>
-      <w:proofErr w:type="spellStart"/>
-      <w:r>
-        <w:t>concensso</w:t>
-      </w:r>
-      <w:proofErr w:type="spellEnd"/>
-      <w:r>
-        <w:t xml:space="preserve"> geral do projeto.</w:t>
-      </w:r>
+        <w:t>Neste dia foi feito as configurações e upagem de arquivos para o Repositório do Github, alinhamento do Trello e concensso geral do projeto.</w:t>
+      </w:r>
+    </w:p>
+    <w:p>
+      <w:pPr>
+        <w:ind w:left="0" w:firstLine="0"/>
+      </w:pPr>
+      <w:bookmarkStart w:id="37" w:name="_Toc231402872"/>
+      <w:bookmarkStart w:id="38" w:name="_Toc231403174"/>
+      <w:r>
+        <w:rPr>
+          <w:rStyle w:val="FiguraTCCChar"/>
+        </w:rPr>
+        <w:t xml:space="preserve">Figura </w:t>
+      </w:r>
+      <w:r>
+        <w:rPr>
+          <w:rStyle w:val="FiguraTCCChar"/>
+        </w:rPr>
+        <w:fldChar w:fldCharType="begin"/>
+      </w:r>
+      <w:r>
+        <w:rPr>
+          <w:rStyle w:val="FiguraTCCChar"/>
+        </w:rPr>
+        <w:instrText xml:space="preserve"> SEQ Figura \* ARABIC </w:instrText>
+      </w:r>
+      <w:r>
+        <w:rPr>
+          <w:rStyle w:val="FiguraTCCChar"/>
+        </w:rPr>
+        <w:fldChar w:fldCharType="separate"/>
+      </w:r>
+      <w:r>
+        <w:rPr>
+          <w:rStyle w:val="FiguraTCCChar"/>
+          <w:noProof/>
+        </w:rPr>
+        <w:t>5</w:t>
+      </w:r>
+      <w:r>
+        <w:rPr>
+          <w:rStyle w:val="FiguraTCCChar"/>
+        </w:rPr>
+        <w:fldChar w:fldCharType="end"/>
+      </w:r>
+      <w:r>
+        <w:rPr>
+          <w:rStyle w:val="FiguraTCCChar"/>
+        </w:rPr>
+        <w:t>- Modelo Lógico do BD</w:t>
+      </w:r>
+      <w:bookmarkEnd w:id="37"/>
+      <w:bookmarkEnd w:id="38"/>
     </w:p>
     <w:p>
       <w:pPr>
         <w:pStyle w:val="ImagemTCC2026"/>
       </w:pPr>
-      <w:bookmarkStart w:id="33" w:name="_Toc228997854"/>
-      <w:r>
-        <w:rPr>
-          <w:rStyle w:val="FiguraTCCChar"/>
-        </w:rPr>
-        <w:t xml:space="preserve">Figura </w:t>
-      </w:r>
-      <w:r>
-        <w:rPr>
-          <w:rStyle w:val="FiguraTCCChar"/>
-        </w:rPr>
-        <w:fldChar w:fldCharType="begin"/>
-      </w:r>
-      <w:r>
-        <w:rPr>
-          <w:rStyle w:val="FiguraTCCChar"/>
-        </w:rPr>
-        <w:instrText xml:space="preserve"> SEQ Figura \* ARABIC </w:instrText>
-      </w:r>
-      <w:r>
-        <w:rPr>
-          <w:rStyle w:val="FiguraTCCChar"/>
-        </w:rPr>
-        <w:fldChar w:fldCharType="separate"/>
-      </w:r>
-      <w:r>
-        <w:rPr>
-          <w:rStyle w:val="FiguraTCCChar"/>
-        </w:rPr>
-        <w:t>5</w:t>
-      </w:r>
-      <w:r>
-        <w:rPr>
-          <w:rStyle w:val="FiguraTCCChar"/>
-        </w:rPr>
-        <w:fldChar w:fldCharType="end"/>
-      </w:r>
-      <w:r>
-        <w:rPr>
-          <w:rStyle w:val="FiguraTCCChar"/>
-        </w:rPr>
-        <w:t>- Modelo Lógico do BD</w:t>
-      </w:r>
-      <w:bookmarkEnd w:id="33"/>
       <w:r>
         <w:drawing>
-          <wp:inline distT="0" distB="0" distL="0" distR="0" wp14:anchorId="410C1BC0" wp14:editId="2A7C795F">
-            <wp:extent cx="4278183" cy="2611315"/>
-            <wp:effectExtent l="0" t="0" r="8255" b="0"/>
-            <wp:docPr id="10" name="Imagem 10"/>
+          <wp:inline distT="0" distB="0" distL="0" distR="0" wp14:anchorId="0AE06252" wp14:editId="77B04F59">
+            <wp:extent cx="4248743" cy="2591162"/>
+            <wp:effectExtent l="0" t="0" r="0" b="0"/>
+            <wp:docPr id="42" name="Imagem 42"/>
             <wp:cNvGraphicFramePr>
               <a:graphicFrameLocks xmlns:a="http://schemas.openxmlformats.org/drawingml/2006/main" noChangeAspect="1"/>
             </wp:cNvGraphicFramePr>
@@ -5178,11 +6495,11 @@
               <a:graphicData uri="http://schemas.openxmlformats.org/drawingml/2006/picture">
                 <pic:pic xmlns:pic="http://schemas.openxmlformats.org/drawingml/2006/picture">
                   <pic:nvPicPr>
-                    <pic:cNvPr id="10" name="WhatsApp Image 2026-04-14 at 22.12.39.jpeg"/>
+                    <pic:cNvPr id="42" name="img.png"/>
                     <pic:cNvPicPr/>
                   </pic:nvPicPr>
                   <pic:blipFill>
-                    <a:blip r:embed="rId15" cstate="print">
+                    <a:blip r:embed="rId15">
                       <a:extLst>
                         <a:ext uri="{28A0092B-C50C-407E-A947-70E740481C1C}">
                           <a14:useLocalDpi xmlns:a14="http://schemas.microsoft.com/office/drawing/2010/main" val="0"/>
@@ -5196,7 +6513,7 @@
                   <pic:spPr>
                     <a:xfrm>
                       <a:off x="0" y="0"/>
-                      <a:ext cx="4312713" cy="2632392"/>
+                      <a:ext cx="4248743" cy="2591162"/>
                     </a:xfrm>
                     <a:prstGeom prst="rect">
                       <a:avLst/>
@@ -5221,12 +6538,12 @@
       <w:pPr>
         <w:pStyle w:val="Ttulo1"/>
       </w:pPr>
-      <w:bookmarkStart w:id="34" w:name="_Toc228997840"/>
+      <w:bookmarkStart w:id="39" w:name="_Toc230193083"/>
       <w:r>
         <w:lastRenderedPageBreak/>
         <w:t>Aula dia 15/04/2026 – Visualização do Diário de Bordo</w:t>
       </w:r>
-      <w:bookmarkEnd w:id="34"/>
+      <w:bookmarkEnd w:id="39"/>
     </w:p>
     <w:p>
       <w:pPr>
@@ -5240,11 +6557,11 @@
       <w:pPr>
         <w:pStyle w:val="Ttulo1"/>
       </w:pPr>
-      <w:bookmarkStart w:id="35" w:name="_Toc228997841"/>
+      <w:bookmarkStart w:id="40" w:name="_Toc230193084"/>
       <w:r>
         <w:t>Desenvolvimento dia 15/04/2026 – Começo da programação do projeto</w:t>
       </w:r>
-      <w:bookmarkEnd w:id="35"/>
+      <w:bookmarkEnd w:id="40"/>
     </w:p>
     <w:p>
       <w:pPr>
@@ -5261,7 +6578,8 @@
       <w:pPr>
         <w:pStyle w:val="FiguraTCC"/>
       </w:pPr>
-      <w:bookmarkStart w:id="36" w:name="_Toc228997855"/>
+      <w:bookmarkStart w:id="41" w:name="_Toc231402873"/>
+      <w:bookmarkStart w:id="42" w:name="_Toc231403175"/>
       <w:r>
         <w:t xml:space="preserve">Figura </w:t>
       </w:r>
@@ -5289,7 +6607,8 @@
       <w:r>
         <w:t xml:space="preserve"> - Inicio da programação do Software</w:t>
       </w:r>
-      <w:bookmarkEnd w:id="36"/>
+      <w:bookmarkEnd w:id="41"/>
+      <w:bookmarkEnd w:id="42"/>
     </w:p>
     <w:p>
       <w:pPr>
@@ -5351,14 +6670,14 @@
       <w:pPr>
         <w:pStyle w:val="Ttulo1"/>
       </w:pPr>
-      <w:bookmarkStart w:id="37" w:name="_Toc228997842"/>
+      <w:bookmarkStart w:id="43" w:name="_Toc230193085"/>
       <w:r>
         <w:t xml:space="preserve">Desenvolvimento dia 20/04/2026 – Atualização </w:t>
       </w:r>
       <w:r>
         <w:t>Documentação</w:t>
       </w:r>
-      <w:bookmarkEnd w:id="37"/>
+      <w:bookmarkEnd w:id="43"/>
     </w:p>
     <w:p>
       <w:pPr>
@@ -5372,7 +6691,8 @@
       <w:pPr>
         <w:pStyle w:val="FiguraTCC"/>
       </w:pPr>
-      <w:bookmarkStart w:id="38" w:name="_Toc228997856"/>
+      <w:bookmarkStart w:id="44" w:name="_Toc231402874"/>
+      <w:bookmarkStart w:id="45" w:name="_Toc231403176"/>
       <w:r>
         <w:lastRenderedPageBreak/>
         <w:t xml:space="preserve">Figura </w:t>
@@ -5404,7 +6724,8 @@
       <w:r>
         <w:t>na Documentação</w:t>
       </w:r>
-      <w:bookmarkEnd w:id="38"/>
+      <w:bookmarkEnd w:id="44"/>
+      <w:bookmarkEnd w:id="45"/>
     </w:p>
     <w:p>
       <w:pPr>
@@ -5460,14 +6781,14 @@
       <w:pPr>
         <w:pStyle w:val="Ttulo1"/>
       </w:pPr>
-      <w:bookmarkStart w:id="39" w:name="_Toc228997843"/>
+      <w:bookmarkStart w:id="46" w:name="_Toc230193086"/>
       <w:r>
         <w:t>Aula dia 22/04/2026 – Atualização da Documentação</w:t>
       </w:r>
       <w:r>
         <w:t xml:space="preserve"> e conferir dados do BD com Software</w:t>
       </w:r>
-      <w:bookmarkEnd w:id="39"/>
+      <w:bookmarkEnd w:id="46"/>
     </w:p>
     <w:p>
       <w:pPr>
@@ -5480,22 +6801,15 @@
         <w:t xml:space="preserve"> gerais e quadros</w:t>
       </w:r>
       <w:r>
-        <w:t xml:space="preserve"> da Documentação do Software, foi realizado o </w:t>
-      </w:r>
-      <w:proofErr w:type="spellStart"/>
-      <w:r>
-        <w:t>conferimento</w:t>
-      </w:r>
-      <w:proofErr w:type="spellEnd"/>
-      <w:r>
-        <w:t xml:space="preserve"> de requisitos do Software com o BD para planejamento final do BD.</w:t>
+        <w:t xml:space="preserve"> da Documentação do Software, foi realizado o conferimento de requisitos do Software com o BD para planejamento final do BD.</w:t>
       </w:r>
     </w:p>
     <w:p>
       <w:pPr>
         <w:pStyle w:val="FiguraTCC"/>
       </w:pPr>
-      <w:bookmarkStart w:id="40" w:name="_Toc228997857"/>
+      <w:bookmarkStart w:id="47" w:name="_Toc231402875"/>
+      <w:bookmarkStart w:id="48" w:name="_Toc231403177"/>
       <w:r>
         <w:t xml:space="preserve">Figura </w:t>
       </w:r>
@@ -5515,12 +6829,16 @@
         <w:t>8</w:t>
       </w:r>
       <w:r>
+        <w:rPr>
+          <w:noProof/>
+        </w:rPr>
         <w:fldChar w:fldCharType="end"/>
       </w:r>
       <w:r>
         <w:t xml:space="preserve"> - Atualização e incrementação de Tabelas</w:t>
       </w:r>
-      <w:bookmarkEnd w:id="40"/>
+      <w:bookmarkEnd w:id="47"/>
+      <w:bookmarkEnd w:id="48"/>
     </w:p>
     <w:p>
       <w:pPr>
@@ -5568,13 +6886,8 @@
       <w:pPr>
         <w:pStyle w:val="FonteTCC2025"/>
       </w:pPr>
-      <w:proofErr w:type="spellStart"/>
-      <w:r>
-        <w:t>Fonte:Feito</w:t>
-      </w:r>
-      <w:proofErr w:type="spellEnd"/>
-      <w:r>
-        <w:t xml:space="preserve"> por Os Autores</w:t>
+      <w:r>
+        <w:t>Fonte:Feito por Os Autores</w:t>
       </w:r>
     </w:p>
     <w:p/>
@@ -5582,7 +6895,7 @@
       <w:pPr>
         <w:pStyle w:val="Ttulo1"/>
       </w:pPr>
-      <w:bookmarkStart w:id="41" w:name="_Toc228997844"/>
+      <w:bookmarkStart w:id="49" w:name="_Toc230193087"/>
       <w:r>
         <w:lastRenderedPageBreak/>
         <w:t xml:space="preserve">Mudanças Dia 24/04/2026 – </w:t>
@@ -5596,7 +6909,7 @@
       <w:r>
         <w:t>Apólices e Cobranças</w:t>
       </w:r>
-      <w:bookmarkEnd w:id="41"/>
+      <w:bookmarkEnd w:id="49"/>
     </w:p>
     <w:p>
       <w:pPr>
@@ -5616,7 +6929,8 @@
           <w:rStyle w:val="FiguraTCCChar"/>
         </w:rPr>
       </w:pPr>
-      <w:bookmarkStart w:id="42" w:name="_Toc228997858"/>
+      <w:bookmarkStart w:id="50" w:name="_Toc231402876"/>
+      <w:bookmarkStart w:id="51" w:name="_Toc231403178"/>
       <w:r>
         <w:t>F</w:t>
       </w:r>
@@ -5663,7 +6977,8 @@
         </w:rPr>
         <w:t xml:space="preserve"> - Documentação das Telas Apólices e Cobranças</w:t>
       </w:r>
-      <w:bookmarkEnd w:id="42"/>
+      <w:bookmarkEnd w:id="50"/>
+      <w:bookmarkEnd w:id="51"/>
     </w:p>
     <w:p>
       <w:pPr>
@@ -5723,13 +7038,27 @@
     </w:p>
     <w:p>
       <w:pPr>
+        <w:pStyle w:val="ParagrafoTCC2025"/>
+      </w:pPr>
+      <w:r>
+        <w:t>As atividades realizadas contribuíram para o aprimoramento da documentação do projeto, proporcionando uma descrição mais detalhada das funcionalidades presentes. A elaboração dos quadros e a padronização das informações facilitaram a compreensão do funcionamento do sistema e garantiram maior qualidade na documentação do</w:t>
+      </w:r>
+      <w:r>
+        <w:t xml:space="preserve"> mesmo</w:t>
+      </w:r>
+      <w:r>
+        <w:t>.</w:t>
+      </w:r>
+    </w:p>
+    <w:p>
+      <w:pPr>
         <w:pStyle w:val="Ttulo1"/>
       </w:pPr>
-      <w:bookmarkStart w:id="43" w:name="_Toc228997845"/>
+      <w:bookmarkStart w:id="52" w:name="_Toc230193088"/>
       <w:r>
         <w:t>Aula dia 29/04/2026 –</w:t>
       </w:r>
-      <w:bookmarkEnd w:id="43"/>
+      <w:bookmarkEnd w:id="52"/>
       <w:r>
         <w:t xml:space="preserve"> </w:t>
       </w:r>
@@ -5746,7 +7075,8 @@
       <w:pPr>
         <w:pStyle w:val="ImagemTCC2026"/>
       </w:pPr>
-      <w:bookmarkStart w:id="44" w:name="_Toc228997859"/>
+      <w:bookmarkStart w:id="53" w:name="_Toc231402877"/>
+      <w:bookmarkStart w:id="54" w:name="_Toc231403179"/>
       <w:r>
         <w:rPr>
           <w:rStyle w:val="FiguraTCCChar"/>
@@ -5789,13 +7119,19 @@
         </w:rPr>
         <w:t xml:space="preserve"> – E-mail enviado pelo professor Emerson Rodrigues</w:t>
       </w:r>
-      <w:bookmarkEnd w:id="44"/>
+      <w:bookmarkEnd w:id="53"/>
+      <w:bookmarkEnd w:id="54"/>
+    </w:p>
+    <w:p>
+      <w:pPr>
+        <w:pStyle w:val="ImagemTCC2026"/>
+      </w:pPr>
       <w:r>
         <w:drawing>
-          <wp:inline distT="0" distB="0" distL="0" distR="0" wp14:anchorId="7D942DD1" wp14:editId="018BA65B">
-            <wp:extent cx="5836285" cy="1731645"/>
-            <wp:effectExtent l="0" t="0" r="0" b="1905"/>
-            <wp:docPr id="11" name="Imagem 11"/>
+          <wp:inline distT="0" distB="0" distL="0" distR="0" wp14:anchorId="4876261C" wp14:editId="077B5B28">
+            <wp:extent cx="5836285" cy="1732915"/>
+            <wp:effectExtent l="0" t="0" r="0" b="635"/>
+            <wp:docPr id="45" name="Imagem 45"/>
             <wp:cNvGraphicFramePr>
               <a:graphicFrameLocks xmlns:a="http://schemas.openxmlformats.org/drawingml/2006/main" noChangeAspect="1"/>
             </wp:cNvGraphicFramePr>
@@ -5803,11 +7139,17 @@
               <a:graphicData uri="http://schemas.openxmlformats.org/drawingml/2006/picture">
                 <pic:pic xmlns:pic="http://schemas.openxmlformats.org/drawingml/2006/picture">
                   <pic:nvPicPr>
-                    <pic:cNvPr id="1" name=""/>
+                    <pic:cNvPr id="45" name="img2.png"/>
                     <pic:cNvPicPr/>
                   </pic:nvPicPr>
                   <pic:blipFill>
-                    <a:blip r:embed="rId20"/>
+                    <a:blip r:embed="rId20">
+                      <a:extLst>
+                        <a:ext uri="{28A0092B-C50C-407E-A947-70E740481C1C}">
+                          <a14:useLocalDpi xmlns:a14="http://schemas.microsoft.com/office/drawing/2010/main" val="0"/>
+                        </a:ext>
+                      </a:extLst>
+                    </a:blip>
                     <a:stretch>
                       <a:fillRect/>
                     </a:stretch>
@@ -5815,7 +7157,7 @@
                   <pic:spPr>
                     <a:xfrm>
                       <a:off x="0" y="0"/>
-                      <a:ext cx="5836285" cy="1731645"/>
+                      <a:ext cx="5836285" cy="1732915"/>
                     </a:xfrm>
                     <a:prstGeom prst="rect">
                       <a:avLst/>
@@ -5850,17 +7192,28 @@
     </w:p>
     <w:p>
       <w:pPr>
+        <w:pStyle w:val="ParagrafoTCC2025"/>
+      </w:pPr>
+      <w:r>
+        <w:t>A atualização do modelo de documentação permitiu adequar o projeto às novas diretrizes estabelecidas, contribuindo para a organização e padronização da documentação do sistema.</w:t>
+      </w:r>
+    </w:p>
+    <w:p>
+      <w:pPr>
         <w:pStyle w:val="Ttulo1"/>
       </w:pPr>
-      <w:bookmarkStart w:id="45" w:name="_Toc228997846"/>
+      <w:bookmarkStart w:id="55" w:name="_Toc230193089"/>
       <w:r>
         <w:lastRenderedPageBreak/>
         <w:t>Aula dia 01/05/2026 –</w:t>
       </w:r>
-      <w:bookmarkEnd w:id="45"/>
+      <w:bookmarkEnd w:id="55"/>
       <w:r>
         <w:t xml:space="preserve"> </w:t>
       </w:r>
+      <w:r>
+        <w:t>Feriado</w:t>
+      </w:r>
     </w:p>
     <w:p>
       <w:pPr>
@@ -5874,11 +7227,11 @@
       <w:pPr>
         <w:pStyle w:val="Ttulo1"/>
       </w:pPr>
-      <w:bookmarkStart w:id="46" w:name="_Toc228997847"/>
+      <w:bookmarkStart w:id="56" w:name="_Toc230193090"/>
       <w:r>
         <w:t>Reunião dia 04/05/2026 – Alinhamento de objetivos</w:t>
       </w:r>
-      <w:bookmarkEnd w:id="46"/>
+      <w:bookmarkEnd w:id="56"/>
     </w:p>
     <w:p>
       <w:pPr>
@@ -5892,7 +7245,8 @@
       <w:pPr>
         <w:pStyle w:val="FiguraTCC"/>
       </w:pPr>
-      <w:bookmarkStart w:id="47" w:name="_Toc228997860"/>
+      <w:bookmarkStart w:id="57" w:name="_Toc231402878"/>
+      <w:bookmarkStart w:id="58" w:name="_Toc231403180"/>
       <w:r>
         <w:t xml:space="preserve">Figura </w:t>
       </w:r>
@@ -5918,14 +7272,10 @@
         <w:fldChar w:fldCharType="end"/>
       </w:r>
       <w:r>
-        <w:t xml:space="preserve"> - Print do Aplicativo de Comunicação </w:t>
-      </w:r>
-      <w:proofErr w:type="spellStart"/>
-      <w:r>
-        <w:t>Discord</w:t>
-      </w:r>
-      <w:bookmarkEnd w:id="47"/>
-      <w:proofErr w:type="spellEnd"/>
+        <w:t xml:space="preserve"> - Print do Aplicativo de Comunicação Discord</w:t>
+      </w:r>
+      <w:bookmarkEnd w:id="57"/>
+      <w:bookmarkEnd w:id="58"/>
     </w:p>
     <w:p>
       <w:pPr>
@@ -5974,93 +7324,44 @@
         <w:pStyle w:val="FonteTCC2025"/>
       </w:pPr>
       <w:r>
-        <w:t xml:space="preserve">Fonte: Aplicativo </w:t>
-      </w:r>
-      <w:proofErr w:type="spellStart"/>
-      <w:r>
-        <w:t>Discord</w:t>
-      </w:r>
-      <w:proofErr w:type="spellEnd"/>
-    </w:p>
-    <w:p>
-      <w:pPr>
-        <w:pStyle w:val="FonteTCC2025"/>
-      </w:pPr>
-      <w:r>
-        <w:rPr>
-          <w:color w:val="FF0000"/>
-          <w:highlight w:val="yellow"/>
-        </w:rPr>
-        <w:t xml:space="preserve">Faltou texto pós </w:t>
-      </w:r>
-      <w:proofErr w:type="spellStart"/>
-      <w:r>
-        <w:rPr>
-          <w:color w:val="FF0000"/>
-          <w:highlight w:val="yellow"/>
-        </w:rPr>
-        <w:t>img</w:t>
-      </w:r>
-      <w:proofErr w:type="spellEnd"/>
+        <w:t>Fonte: Aplicativo Discord</w:t>
+      </w:r>
+    </w:p>
+    <w:p>
+      <w:pPr>
+        <w:pStyle w:val="ParagrafoTCC2025"/>
+      </w:pPr>
+      <w:r>
+        <w:t>As definições realizadas durante a reunião contribuíram para a organização do projeto, permitindo o acompanhamento do desenvolvimento, a distribuição das atividades e a atualização da documentação do sistema.</w:t>
+      </w:r>
     </w:p>
     <w:p>
       <w:pPr>
         <w:pStyle w:val="Ttulo1"/>
       </w:pPr>
-      <w:bookmarkStart w:id="48" w:name="_Toc228997848"/>
+      <w:bookmarkStart w:id="59" w:name="_Toc230193091"/>
       <w:r>
         <w:t xml:space="preserve">Atualizações dia 05/05/2026 – </w:t>
       </w:r>
       <w:r>
-        <w:t xml:space="preserve">Criação das models, </w:t>
-      </w:r>
-      <w:proofErr w:type="spellStart"/>
-      <w:r>
-        <w:t>migrations</w:t>
-      </w:r>
-      <w:proofErr w:type="spellEnd"/>
-      <w:r>
-        <w:t xml:space="preserve"> e </w:t>
-      </w:r>
-      <w:proofErr w:type="spellStart"/>
-      <w:r>
-        <w:t>controllers</w:t>
-      </w:r>
-      <w:proofErr w:type="spellEnd"/>
-      <w:r>
-        <w:t xml:space="preserve"> para ramos, seguradoras e parcelas.</w:t>
-      </w:r>
-      <w:bookmarkEnd w:id="48"/>
+        <w:t>Criação das models, migrations e controllers para ramos, seguradoras e parcelas.</w:t>
+      </w:r>
+      <w:bookmarkEnd w:id="59"/>
     </w:p>
     <w:p>
       <w:pPr>
         <w:pStyle w:val="ParagrafoTCC2025"/>
       </w:pPr>
       <w:r>
-        <w:t xml:space="preserve">Neste dia foram feitas as criações das models, </w:t>
-      </w:r>
-      <w:proofErr w:type="spellStart"/>
-      <w:r>
-        <w:t>migrations</w:t>
-      </w:r>
-      <w:proofErr w:type="spellEnd"/>
-      <w:r>
-        <w:t xml:space="preserve"> e </w:t>
-      </w:r>
-      <w:proofErr w:type="spellStart"/>
-      <w:r>
-        <w:t>controllers</w:t>
-      </w:r>
-      <w:proofErr w:type="spellEnd"/>
-      <w:r>
-        <w:t xml:space="preserve"> para as tabelas ramos, seguradoras e parcelas.</w:t>
+        <w:t>Neste dia foram feitas as criações das models, migrations e controllers para as tabelas ramos, seguradoras e parcelas.</w:t>
       </w:r>
     </w:p>
     <w:p>
       <w:pPr>
         <w:pStyle w:val="ImagemTCC2026"/>
       </w:pPr>
-      <w:bookmarkStart w:id="49" w:name="_Toc228997861"/>
+      <w:bookmarkStart w:id="60" w:name="_Toc231402879"/>
+      <w:bookmarkStart w:id="61" w:name="_Toc231403181"/>
       <w:r>
         <w:rPr>
           <w:rStyle w:val="FiguraTCCChar"/>
@@ -6103,13 +7404,19 @@
         </w:rPr>
         <w:t xml:space="preserve"> Criação models, migrations e controllers</w:t>
       </w:r>
-      <w:bookmarkEnd w:id="49"/>
+      <w:bookmarkEnd w:id="60"/>
+      <w:bookmarkEnd w:id="61"/>
+    </w:p>
+    <w:p>
+      <w:pPr>
+        <w:pStyle w:val="ImagemTCC2026"/>
+      </w:pPr>
       <w:r>
         <w:drawing>
-          <wp:inline distT="0" distB="0" distL="0" distR="0" wp14:anchorId="2606FD44" wp14:editId="022DBCBA">
-            <wp:extent cx="5836285" cy="2787650"/>
+          <wp:inline distT="0" distB="0" distL="0" distR="0" wp14:anchorId="77AC14AE" wp14:editId="2DB85EF8">
+            <wp:extent cx="5836285" cy="2789555"/>
             <wp:effectExtent l="0" t="0" r="0" b="0"/>
-            <wp:docPr id="9" name="Imagem 9"/>
+            <wp:docPr id="47" name="Imagem 47"/>
             <wp:cNvGraphicFramePr>
               <a:graphicFrameLocks xmlns:a="http://schemas.openxmlformats.org/drawingml/2006/main" noChangeAspect="1"/>
             </wp:cNvGraphicFramePr>
@@ -6117,11 +7424,17 @@
               <a:graphicData uri="http://schemas.openxmlformats.org/drawingml/2006/picture">
                 <pic:pic xmlns:pic="http://schemas.openxmlformats.org/drawingml/2006/picture">
                   <pic:nvPicPr>
-                    <pic:cNvPr id="1" name=""/>
+                    <pic:cNvPr id="47" name="img3.png"/>
                     <pic:cNvPicPr/>
                   </pic:nvPicPr>
                   <pic:blipFill>
-                    <a:blip r:embed="rId22"/>
+                    <a:blip r:embed="rId22">
+                      <a:extLst>
+                        <a:ext uri="{28A0092B-C50C-407E-A947-70E740481C1C}">
+                          <a14:useLocalDpi xmlns:a14="http://schemas.microsoft.com/office/drawing/2010/main" val="0"/>
+                        </a:ext>
+                      </a:extLst>
+                    </a:blip>
                     <a:stretch>
                       <a:fillRect/>
                     </a:stretch>
@@ -6129,7 +7442,7 @@
                   <pic:spPr>
                     <a:xfrm>
                       <a:off x="0" y="0"/>
-                      <a:ext cx="5836285" cy="2787650"/>
+                      <a:ext cx="5836285" cy="2789555"/>
                     </a:xfrm>
                     <a:prstGeom prst="rect">
                       <a:avLst/>
@@ -6155,49 +7468,43 @@
     </w:p>
     <w:p>
       <w:pPr>
+        <w:pStyle w:val="ParagrafoTCC2025"/>
+      </w:pPr>
+      <w:r>
+        <w:lastRenderedPageBreak/>
+        <w:t>A criação das models, migrations e controllers foi fundamental para a estruturação inicial do sistema, permitindo a implementação das funcionalidades relacionadas aos ramos de seguro, seguradoras e parcelas. Essas atividades contribuíram para a organização da aplicação e para a construção da base de dados necessária ao funcionamento.</w:t>
+      </w:r>
+    </w:p>
+    <w:p>
+      <w:pPr>
         <w:pStyle w:val="Ttulo1"/>
       </w:pPr>
-      <w:bookmarkStart w:id="50" w:name="_Toc228997849"/>
+      <w:bookmarkStart w:id="62" w:name="_Toc230193092"/>
       <w:r>
         <w:t>Aula dia 06/05/2026 – Verificação do andamento do Software</w:t>
       </w:r>
-      <w:bookmarkEnd w:id="50"/>
+      <w:bookmarkEnd w:id="62"/>
     </w:p>
     <w:p>
       <w:pPr>
         <w:pStyle w:val="ParagrafoTCC2025"/>
       </w:pPr>
       <w:r>
-        <w:t>Neste dia foi realizado a vistoria e verificação do funcionamento e andamento dos projetos de Front-</w:t>
-      </w:r>
-      <w:proofErr w:type="spellStart"/>
-      <w:r>
-        <w:t>End</w:t>
-      </w:r>
-      <w:proofErr w:type="spellEnd"/>
-      <w:r>
-        <w:t xml:space="preserve"> e Back-</w:t>
-      </w:r>
-      <w:proofErr w:type="spellStart"/>
-      <w:r>
-        <w:t>End</w:t>
-      </w:r>
-      <w:proofErr w:type="spellEnd"/>
-      <w:r>
-        <w:t xml:space="preserve"> dos Softwares.</w:t>
+        <w:t>Neste dia foi realizado a vistoria e verificação do funcionamento e andamento dos projetos de Front-End e Back-End dos Softwares.</w:t>
       </w:r>
     </w:p>
     <w:p>
       <w:pPr>
         <w:pStyle w:val="Ttulo1"/>
       </w:pPr>
-      <w:r>
-        <w:lastRenderedPageBreak/>
+      <w:bookmarkStart w:id="63" w:name="_Toc230193093"/>
+      <w:r>
         <w:t xml:space="preserve">Aula dia 08/05/2026 – </w:t>
       </w:r>
       <w:r>
         <w:t>Verificação da Documentação e Diário de Bordo</w:t>
       </w:r>
+      <w:bookmarkEnd w:id="63"/>
     </w:p>
     <w:p>
       <w:pPr>
@@ -6214,80 +7521,55 @@
       <w:pPr>
         <w:pStyle w:val="Ttulo1"/>
       </w:pPr>
-      <w:r>
-        <w:t>Mudanças</w:t>
-      </w:r>
-      <w:r>
-        <w:t xml:space="preserve"> dia 1</w:t>
-      </w:r>
-      <w:r>
-        <w:t>1</w:t>
-      </w:r>
-      <w:r>
-        <w:t xml:space="preserve">/05/2026 – </w:t>
-      </w:r>
-      <w:r>
-        <w:t xml:space="preserve">Alteração das </w:t>
-      </w:r>
-      <w:proofErr w:type="spellStart"/>
-      <w:r>
-        <w:t>Migrations</w:t>
-      </w:r>
-      <w:proofErr w:type="spellEnd"/>
-      <w:r>
-        <w:t xml:space="preserve"> e correção das mesmas</w:t>
-      </w:r>
-    </w:p>
-    <w:p>
-      <w:r>
-        <w:t xml:space="preserve">Neste dia foram realizadas alterações nas </w:t>
-      </w:r>
-      <w:proofErr w:type="spellStart"/>
-      <w:r>
-        <w:t>Migrations</w:t>
-      </w:r>
-      <w:proofErr w:type="spellEnd"/>
-      <w:r>
-        <w:t xml:space="preserve"> do BD para deixar em conformidade </w:t>
-      </w:r>
-      <w:r>
-        <w:t xml:space="preserve">com informações e tabelas do mesmo e preparar para upar no </w:t>
-      </w:r>
-      <w:proofErr w:type="spellStart"/>
-      <w:r>
-        <w:t>SupaBase</w:t>
-      </w:r>
-      <w:proofErr w:type="spellEnd"/>
-      <w:r>
-        <w:t>.</w:t>
+      <w:bookmarkStart w:id="64" w:name="_Toc230193094"/>
+      <w:r>
+        <w:t>Mudanças dia 11/05/2026 – Alteração das Migrations e correção das mesmas</w:t>
+      </w:r>
+      <w:bookmarkEnd w:id="64"/>
+    </w:p>
+    <w:p>
+      <w:r>
+        <w:t xml:space="preserve">Neste dia foram realizadas alterações nas Migrations do BD para deixar em conformidade </w:t>
+      </w:r>
+      <w:r>
+        <w:t>com informações e tabelas do mesmo e preparar para upar no SupaBase.</w:t>
       </w:r>
     </w:p>
     <w:p>
       <w:pPr>
         <w:pStyle w:val="FiguraTCC"/>
       </w:pPr>
+      <w:bookmarkStart w:id="65" w:name="_Toc231402880"/>
+      <w:bookmarkStart w:id="66" w:name="_Toc231403182"/>
       <w:r>
         <w:t xml:space="preserve">Figura </w:t>
       </w:r>
-      <w:fldSimple w:instr=" SEQ Figura \* ARABIC ">
-        <w:r>
-          <w:rPr>
-            <w:noProof/>
-          </w:rPr>
-          <w:t>13</w:t>
-        </w:r>
-      </w:fldSimple>
-      <w:r>
-        <w:t xml:space="preserve"> - Alteração </w:t>
-      </w:r>
-      <w:proofErr w:type="spellStart"/>
-      <w:r>
-        <w:t>Migrations</w:t>
-      </w:r>
-      <w:proofErr w:type="spellEnd"/>
-      <w:r>
-        <w:t xml:space="preserve"> e correções</w:t>
-      </w:r>
+      <w:r>
+        <w:fldChar w:fldCharType="begin"/>
+      </w:r>
+      <w:r>
+        <w:instrText xml:space="preserve"> SEQ Figura \* ARABIC </w:instrText>
+      </w:r>
+      <w:r>
+        <w:fldChar w:fldCharType="separate"/>
+      </w:r>
+      <w:r>
+        <w:rPr>
+          <w:noProof/>
+        </w:rPr>
+        <w:t>13</w:t>
+      </w:r>
+      <w:r>
+        <w:rPr>
+          <w:noProof/>
+        </w:rPr>
+        <w:fldChar w:fldCharType="end"/>
+      </w:r>
+      <w:r>
+        <w:t xml:space="preserve"> - Alteração Migrations e correções</w:t>
+      </w:r>
+      <w:bookmarkEnd w:id="65"/>
+      <w:bookmarkEnd w:id="66"/>
     </w:p>
     <w:p>
       <w:pPr>
@@ -6345,14 +7627,25 @@
     </w:p>
     <w:p>
       <w:pPr>
+        <w:pStyle w:val="ParagrafoTCC2025"/>
+      </w:pPr>
+      <w:r>
+        <w:t>As alterações realizadas nas migrations contribuíram para a padronização da estrutura do banco de dados, garantindo que as tabelas e relacionamentos estivessem de acordo com os requisitos do sistema. Essas correções também prepararam o ambiente para a integração com o Supabase, facilitando a implantação e o gerenciamento dos dados.</w:t>
+      </w:r>
+    </w:p>
+    <w:p>
+      <w:pPr>
         <w:pStyle w:val="Ttulo1"/>
       </w:pPr>
-      <w:r>
+      <w:bookmarkStart w:id="67" w:name="_Toc230193095"/>
+      <w:r>
+        <w:lastRenderedPageBreak/>
         <w:t>Reunião dia 12/05/2026</w:t>
       </w:r>
       <w:r>
         <w:t xml:space="preserve"> – Hospedagem do BD e verificação de andamento</w:t>
       </w:r>
+      <w:bookmarkEnd w:id="67"/>
     </w:p>
     <w:p>
       <w:pPr>
@@ -6366,25 +7659,37 @@
       <w:pPr>
         <w:pStyle w:val="FiguraTCC"/>
       </w:pPr>
+      <w:bookmarkStart w:id="68" w:name="_Toc231402881"/>
+      <w:bookmarkStart w:id="69" w:name="_Toc231403183"/>
       <w:r>
         <w:t xml:space="preserve">Figura </w:t>
       </w:r>
-      <w:fldSimple w:instr=" SEQ Figura \* ARABIC ">
-        <w:r>
-          <w:rPr>
-            <w:noProof/>
-          </w:rPr>
-          <w:t>14</w:t>
-        </w:r>
-      </w:fldSimple>
-      <w:r>
-        <w:t xml:space="preserve"> - Print site BD </w:t>
-      </w:r>
-      <w:proofErr w:type="spellStart"/>
-      <w:r>
-        <w:t>Supabase</w:t>
-      </w:r>
-      <w:proofErr w:type="spellEnd"/>
+      <w:r>
+        <w:fldChar w:fldCharType="begin"/>
+      </w:r>
+      <w:r>
+        <w:instrText xml:space="preserve"> SEQ Figura \* ARABIC </w:instrText>
+      </w:r>
+      <w:r>
+        <w:fldChar w:fldCharType="separate"/>
+      </w:r>
+      <w:r>
+        <w:rPr>
+          <w:noProof/>
+        </w:rPr>
+        <w:t>14</w:t>
+      </w:r>
+      <w:r>
+        <w:rPr>
+          <w:noProof/>
+        </w:rPr>
+        <w:fldChar w:fldCharType="end"/>
+      </w:r>
+      <w:r>
+        <w:t xml:space="preserve"> - Print site BD Supabase</w:t>
+      </w:r>
+      <w:bookmarkEnd w:id="68"/>
+      <w:bookmarkEnd w:id="69"/>
     </w:p>
     <w:p>
       <w:pPr>
@@ -6443,41 +7748,26 @@
         <w:t xml:space="preserve">Fonte: </w:t>
       </w:r>
       <w:r>
-        <w:t xml:space="preserve">Print do Site </w:t>
-      </w:r>
-      <w:proofErr w:type="spellStart"/>
-      <w:r>
-        <w:t>SupaBase</w:t>
-      </w:r>
-      <w:proofErr w:type="spellEnd"/>
-      <w:r>
-        <w:t xml:space="preserve"> e </w:t>
-      </w:r>
-      <w:proofErr w:type="spellStart"/>
-      <w:r>
-        <w:t>Discord</w:t>
-      </w:r>
-      <w:proofErr w:type="spellEnd"/>
+        <w:t>Print do Site SupaBase e Discord</w:t>
+      </w:r>
+    </w:p>
+    <w:p>
+      <w:pPr>
+        <w:pStyle w:val="ParagrafoTCC2025"/>
+      </w:pPr>
+      <w:r>
+        <w:t>As atividades realizadas durante a reunião contribuíram para o avanço do projeto, garantindo a correta hospedagem do banco de dados e a validação da estrutura da aplicação, fortalecendo a organização e desenvolvimento do sistema.</w:t>
+      </w:r>
     </w:p>
     <w:p>
       <w:pPr>
         <w:pStyle w:val="Ttulo1"/>
       </w:pPr>
-      <w:r>
-        <w:lastRenderedPageBreak/>
-        <w:t>Mudanças</w:t>
-      </w:r>
-      <w:r>
-        <w:t xml:space="preserve"> dia 12/05/2026 – </w:t>
-      </w:r>
-      <w:r>
-        <w:t xml:space="preserve">Correção de Models, Instalação de Pacotes e conexão do banco com </w:t>
-      </w:r>
-      <w:proofErr w:type="spellStart"/>
-      <w:r>
-        <w:t>SupaBase</w:t>
-      </w:r>
-      <w:proofErr w:type="spellEnd"/>
+      <w:bookmarkStart w:id="70" w:name="_Toc230193096"/>
+      <w:r>
+        <w:t>Mudanças dia 12/05/2026 – Correção de Models, Instalação de Pacotes e conexão do banco com SupaBase</w:t>
+      </w:r>
+      <w:bookmarkEnd w:id="70"/>
     </w:p>
     <w:p>
       <w:pPr>
@@ -6490,40 +7780,44 @@
         <w:t xml:space="preserve">BD </w:t>
       </w:r>
       <w:r>
-        <w:t xml:space="preserve">PostgreSQL hospedado no </w:t>
-      </w:r>
-      <w:proofErr w:type="spellStart"/>
-      <w:r>
-        <w:t>Supabase</w:t>
-      </w:r>
-      <w:proofErr w:type="spellEnd"/>
-      <w:r>
-        <w:t>, garantindo o funcionamento da integração entre sistema e banco de dados.</w:t>
+        <w:t>PostgreSQL hospedado no Supabase, garantindo o funcionamento da integração entre sistema e banco de dados.</w:t>
       </w:r>
     </w:p>
     <w:p>
       <w:pPr>
         <w:pStyle w:val="FiguraTCC"/>
       </w:pPr>
+      <w:bookmarkStart w:id="71" w:name="_Toc231402882"/>
+      <w:bookmarkStart w:id="72" w:name="_Toc231403184"/>
       <w:r>
         <w:t xml:space="preserve">Figura </w:t>
       </w:r>
-      <w:fldSimple w:instr=" SEQ Figura \* ARABIC ">
-        <w:r>
-          <w:rPr>
-            <w:noProof/>
-          </w:rPr>
-          <w:t>15</w:t>
-        </w:r>
-      </w:fldSimple>
-      <w:r>
-        <w:t xml:space="preserve"> Correção de Models, instalação de pacotes e conexão com </w:t>
-      </w:r>
-      <w:proofErr w:type="spellStart"/>
-      <w:r>
-        <w:t>SupaBase</w:t>
-      </w:r>
-      <w:proofErr w:type="spellEnd"/>
+      <w:r>
+        <w:fldChar w:fldCharType="begin"/>
+      </w:r>
+      <w:r>
+        <w:instrText xml:space="preserve"> SEQ Figura \* ARABIC </w:instrText>
+      </w:r>
+      <w:r>
+        <w:fldChar w:fldCharType="separate"/>
+      </w:r>
+      <w:r>
+        <w:rPr>
+          <w:noProof/>
+        </w:rPr>
+        <w:t>15</w:t>
+      </w:r>
+      <w:r>
+        <w:rPr>
+          <w:noProof/>
+        </w:rPr>
+        <w:fldChar w:fldCharType="end"/>
+      </w:r>
+      <w:r>
+        <w:t xml:space="preserve"> Correção de Models, instalação de pacotes e conexão com SupaBase</w:t>
+      </w:r>
+      <w:bookmarkEnd w:id="71"/>
+      <w:bookmarkEnd w:id="72"/>
     </w:p>
     <w:p>
       <w:pPr>
@@ -6578,65 +7872,69 @@
     </w:p>
     <w:p>
       <w:pPr>
+        <w:pStyle w:val="ParagrafoTCC2025"/>
+      </w:pPr>
+      <w:r>
+        <w:t xml:space="preserve">As atividades realizadas contribuíram para a melhoria da estrutura, garantindo maior organização dos modelos de dados e compatibilidade entre os componentes da aplicação. A </w:t>
+      </w:r>
+      <w:r>
+        <w:lastRenderedPageBreak/>
+        <w:t>integração com o banco de dados PostgreSQL hospedado no Supabase possibilitou o armazenamento e gerenciamento adequado das informações, fortalecendo a base de funcionamento.</w:t>
+      </w:r>
+    </w:p>
+    <w:p>
+      <w:pPr>
         <w:pStyle w:val="Ttulo1"/>
       </w:pPr>
-      <w:r>
-        <w:t>Mudanças</w:t>
-      </w:r>
-      <w:r>
-        <w:t xml:space="preserve"> dia 13/05/2026 – </w:t>
-      </w:r>
-      <w:r>
-        <w:t xml:space="preserve">Alteração do </w:t>
-      </w:r>
-      <w:proofErr w:type="spellStart"/>
-      <w:r>
-        <w:t>Controller</w:t>
-      </w:r>
-      <w:proofErr w:type="spellEnd"/>
+      <w:bookmarkStart w:id="73" w:name="_Toc230193097"/>
+      <w:r>
+        <w:t>Mudanças dia 13/05/2026 – Alteração do Controller</w:t>
+      </w:r>
+      <w:bookmarkEnd w:id="73"/>
     </w:p>
     <w:p>
       <w:pPr>
         <w:pStyle w:val="ParagrafoTCC2025"/>
       </w:pPr>
       <w:r>
-        <w:t xml:space="preserve">Foram realizadas alterações nos </w:t>
-      </w:r>
-      <w:proofErr w:type="spellStart"/>
-      <w:r>
-        <w:t>controllers</w:t>
-      </w:r>
-      <w:proofErr w:type="spellEnd"/>
-      <w:r>
-        <w:t xml:space="preserve"> do sistema com o objetivo de corrigir funcionalidades e melhorar o processamento das requisições entre a interface e o banco de dados, garantindo maior organização e funcionamento da aplicação.</w:t>
+        <w:t>Foram realizadas alterações nos controllers do sistema com o objetivo de corrigir funcionalidades e melhorar o processamento das requisições entre a interface e o banco de dados, garantindo maior organização e funcionamento da aplicação.</w:t>
       </w:r>
     </w:p>
     <w:p>
       <w:pPr>
         <w:pStyle w:val="FiguraTCC"/>
       </w:pPr>
+      <w:bookmarkStart w:id="74" w:name="_Toc231402883"/>
+      <w:bookmarkStart w:id="75" w:name="_Toc231403185"/>
       <w:r>
         <w:t xml:space="preserve">Figura </w:t>
       </w:r>
-      <w:fldSimple w:instr=" SEQ Figura \* ARABIC ">
-        <w:r>
-          <w:rPr>
-            <w:noProof/>
-          </w:rPr>
-          <w:t>16</w:t>
-        </w:r>
-      </w:fldSimple>
-      <w:r>
-        <w:t xml:space="preserve"> - Alteração do </w:t>
-      </w:r>
-      <w:proofErr w:type="spellStart"/>
-      <w:r>
-        <w:t>Controller</w:t>
-      </w:r>
-      <w:proofErr w:type="spellEnd"/>
-      <w:r>
-        <w:t xml:space="preserve"> para salvar clientes</w:t>
-      </w:r>
+      <w:r>
+        <w:fldChar w:fldCharType="begin"/>
+      </w:r>
+      <w:r>
+        <w:instrText xml:space="preserve"> SEQ Figura \* ARABIC </w:instrText>
+      </w:r>
+      <w:r>
+        <w:fldChar w:fldCharType="separate"/>
+      </w:r>
+      <w:r>
+        <w:rPr>
+          <w:noProof/>
+        </w:rPr>
+        <w:t>16</w:t>
+      </w:r>
+      <w:r>
+        <w:rPr>
+          <w:noProof/>
+        </w:rPr>
+        <w:fldChar w:fldCharType="end"/>
+      </w:r>
+      <w:r>
+        <w:t xml:space="preserve"> - Alteração do Controller para salvar clientes</w:t>
+      </w:r>
+      <w:bookmarkEnd w:id="74"/>
+      <w:bookmarkEnd w:id="75"/>
     </w:p>
     <w:p>
       <w:pPr>
@@ -6644,6 +7942,9 @@
         <w:keepNext/>
       </w:pPr>
       <w:r>
+        <w:rPr>
+          <w:noProof/>
+        </w:rPr>
         <w:drawing>
           <wp:inline distT="0" distB="0" distL="0" distR="0" wp14:anchorId="0FF36739" wp14:editId="0A21059D">
             <wp:extent cx="5836285" cy="789940"/>
@@ -6691,23 +7992,33 @@
     </w:p>
     <w:p>
       <w:pPr>
+        <w:pStyle w:val="ParagrafoTCC2025"/>
+      </w:pPr>
+      <w:r>
+        <w:t>As melhorias implementadas contribuíram para a organização do código e funcionamento</w:t>
+      </w:r>
+      <w:r>
+        <w:t xml:space="preserve"> correto</w:t>
+      </w:r>
+      <w:r>
+        <w:t xml:space="preserve"> das funcionalidades do sistema, proporcionando maior estabilidade e eficiência no processamento das informações.</w:t>
+      </w:r>
+    </w:p>
+    <w:p>
+      <w:pPr>
         <w:pStyle w:val="Ttulo1"/>
       </w:pPr>
-      <w:r>
-        <w:t>Aula</w:t>
-      </w:r>
-      <w:r>
-        <w:t xml:space="preserve"> dia 1</w:t>
-      </w:r>
-      <w:r>
-        <w:t>3</w:t>
-      </w:r>
-      <w:r>
-        <w:t xml:space="preserve">/05/2026 – </w:t>
+      <w:bookmarkStart w:id="76" w:name="_Toc230193098"/>
+      <w:r>
+        <w:t xml:space="preserve">Aula dia 13/05/2026 – </w:t>
+      </w:r>
+      <w:r>
+        <w:t xml:space="preserve">Visita ao </w:t>
       </w:r>
       <w:r>
         <w:t>Cinema</w:t>
       </w:r>
+      <w:bookmarkEnd w:id="76"/>
     </w:p>
     <w:p>
       <w:pPr>
@@ -6724,18 +8035,11 @@
       <w:pPr>
         <w:pStyle w:val="Ttulo1"/>
       </w:pPr>
-      <w:r>
-        <w:t>Mudanças dia 1</w:t>
-      </w:r>
-      <w:r>
-        <w:t>4</w:t>
-      </w:r>
-      <w:r>
-        <w:t xml:space="preserve">/05/2026 – </w:t>
-      </w:r>
-      <w:r>
-        <w:t>Criação do código para salvar segurado e consumo API</w:t>
-      </w:r>
+      <w:bookmarkStart w:id="77" w:name="_Toc230193099"/>
+      <w:r>
+        <w:t>Mudanças dia 14/05/2026 – Criação do código para salvar segurado e consumo API</w:t>
+      </w:r>
+      <w:bookmarkEnd w:id="77"/>
     </w:p>
     <w:p>
       <w:pPr>
@@ -6749,21 +8053,38 @@
       <w:pPr>
         <w:pStyle w:val="FiguraTCC"/>
       </w:pPr>
+      <w:bookmarkStart w:id="78" w:name="_Toc231402884"/>
+      <w:bookmarkStart w:id="79" w:name="_Toc231403186"/>
       <w:r>
         <w:lastRenderedPageBreak/>
         <w:t xml:space="preserve">Figura </w:t>
       </w:r>
-      <w:fldSimple w:instr=" SEQ Figura \* ARABIC ">
-        <w:r>
-          <w:rPr>
-            <w:noProof/>
-          </w:rPr>
-          <w:t>17</w:t>
-        </w:r>
-      </w:fldSimple>
+      <w:r>
+        <w:fldChar w:fldCharType="begin"/>
+      </w:r>
+      <w:r>
+        <w:instrText xml:space="preserve"> SEQ Figura \* ARABIC </w:instrText>
+      </w:r>
+      <w:r>
+        <w:fldChar w:fldCharType="separate"/>
+      </w:r>
+      <w:r>
+        <w:rPr>
+          <w:noProof/>
+        </w:rPr>
+        <w:t>17</w:t>
+      </w:r>
+      <w:r>
+        <w:rPr>
+          <w:noProof/>
+        </w:rPr>
+        <w:fldChar w:fldCharType="end"/>
+      </w:r>
       <w:r>
         <w:t xml:space="preserve"> - Criação do código para salvar segurado e consumo API</w:t>
       </w:r>
+      <w:bookmarkEnd w:id="78"/>
+      <w:bookmarkEnd w:id="79"/>
     </w:p>
     <w:p>
       <w:pPr>
@@ -6831,84 +8152,83 @@
     </w:p>
     <w:p>
       <w:pPr>
+        <w:pStyle w:val="ParagrafoTCC2025"/>
+      </w:pPr>
+      <w:r>
+        <w:t xml:space="preserve">A implementação do cadastro de segurados e da integração com API </w:t>
+      </w:r>
+      <w:r>
+        <w:t>ajudou a</w:t>
+      </w:r>
+      <w:r>
+        <w:t xml:space="preserve"> ampliar as funcionalidades do sistema, permitindo maior automatização dos processos e melhor comunicação com serviços externos. Essas melhorias fortaleceram a estrutura</w:t>
+      </w:r>
+      <w:r>
+        <w:t xml:space="preserve"> e </w:t>
+      </w:r>
+      <w:r>
+        <w:t>torna</w:t>
+      </w:r>
+      <w:r>
+        <w:t>ram</w:t>
+      </w:r>
+      <w:r>
+        <w:t xml:space="preserve"> o gerenciamento das informações mais eficiente e confiável.</w:t>
+      </w:r>
+    </w:p>
+    <w:p>
+      <w:pPr>
         <w:pStyle w:val="Ttulo1"/>
       </w:pPr>
-      <w:r>
-        <w:t>Mudanç</w:t>
-      </w:r>
-      <w:r>
-        <w:t>a</w:t>
-      </w:r>
-      <w:r>
-        <w:t>s</w:t>
-      </w:r>
-      <w:r>
-        <w:t xml:space="preserve"> dia 15/05/2026 – </w:t>
-      </w:r>
-      <w:r>
-        <w:t xml:space="preserve">Correção do </w:t>
-      </w:r>
-      <w:proofErr w:type="spellStart"/>
-      <w:r>
-        <w:t>Import</w:t>
-      </w:r>
-      <w:proofErr w:type="spellEnd"/>
-      <w:r>
-        <w:t xml:space="preserve"> e </w:t>
-      </w:r>
-      <w:proofErr w:type="spellStart"/>
-      <w:r>
-        <w:t>Form</w:t>
-      </w:r>
-      <w:proofErr w:type="spellEnd"/>
+      <w:bookmarkStart w:id="80" w:name="_Toc230193100"/>
+      <w:r>
+        <w:t>Mudanças dia 15/05/2026 – Correção do Import e Form</w:t>
+      </w:r>
+      <w:bookmarkEnd w:id="80"/>
     </w:p>
     <w:p>
       <w:pPr>
         <w:pStyle w:val="ParagrafoTCC2025"/>
       </w:pPr>
       <w:r>
-        <w:t xml:space="preserve">Foram realizadas correções nos </w:t>
-      </w:r>
-      <w:proofErr w:type="spellStart"/>
-      <w:r>
-        <w:t>imports</w:t>
-      </w:r>
-      <w:proofErr w:type="spellEnd"/>
-      <w:r>
-        <w:t xml:space="preserve"> e formulários do sistema, com o objetivo de organizar a estrutura do código e garantir o funcionamento correto das telas e funcionalidades da aplicação.</w:t>
+        <w:t>Foram realizadas correções nos imports e formulários do sistema, com o objetivo de organizar a estrutura do código e garantir o funcionamento correto das telas e funcionalidades da aplicação.</w:t>
       </w:r>
     </w:p>
     <w:p>
       <w:pPr>
         <w:pStyle w:val="FiguraTCC"/>
       </w:pPr>
+      <w:bookmarkStart w:id="81" w:name="_Toc231402885"/>
+      <w:bookmarkStart w:id="82" w:name="_Toc231403187"/>
       <w:r>
         <w:t xml:space="preserve">Figura </w:t>
       </w:r>
-      <w:fldSimple w:instr=" SEQ Figura \* ARABIC ">
-        <w:r>
-          <w:rPr>
-            <w:noProof/>
-          </w:rPr>
-          <w:t>18</w:t>
-        </w:r>
-      </w:fldSimple>
-      <w:r>
-        <w:t xml:space="preserve"> - Correção do </w:t>
-      </w:r>
-      <w:proofErr w:type="spellStart"/>
-      <w:r>
-        <w:t>Import</w:t>
-      </w:r>
-      <w:proofErr w:type="spellEnd"/>
-      <w:r>
-        <w:t xml:space="preserve"> e </w:t>
-      </w:r>
-      <w:proofErr w:type="spellStart"/>
-      <w:r>
-        <w:t>Form</w:t>
-      </w:r>
-      <w:proofErr w:type="spellEnd"/>
+      <w:r>
+        <w:fldChar w:fldCharType="begin"/>
+      </w:r>
+      <w:r>
+        <w:instrText xml:space="preserve"> SEQ Figura \* ARABIC </w:instrText>
+      </w:r>
+      <w:r>
+        <w:fldChar w:fldCharType="separate"/>
+      </w:r>
+      <w:r>
+        <w:rPr>
+          <w:noProof/>
+        </w:rPr>
+        <w:t>18</w:t>
+      </w:r>
+      <w:r>
+        <w:rPr>
+          <w:noProof/>
+        </w:rPr>
+        <w:fldChar w:fldCharType="end"/>
+      </w:r>
+      <w:r>
+        <w:t xml:space="preserve"> - Correção do Import e Form</w:t>
+      </w:r>
+      <w:bookmarkEnd w:id="81"/>
+      <w:bookmarkEnd w:id="82"/>
     </w:p>
     <w:p>
       <w:pPr>
@@ -6976,49 +8296,58 @@
     </w:p>
     <w:p>
       <w:pPr>
+        <w:pStyle w:val="ParagrafoTCC2025"/>
+      </w:pPr>
+      <w:r>
+        <w:lastRenderedPageBreak/>
+        <w:t xml:space="preserve">As correções realizadas nos imports e formulários contribuíram para a melhoria da organização do código e funcionamento adequado das funcionalidades do sistema. Essas </w:t>
+      </w:r>
+      <w:r>
+        <w:t>mudanças</w:t>
+      </w:r>
+      <w:r>
+        <w:t xml:space="preserve"> permitiram maior estabilidade da aplicação, reduzindo erros e garantindo uma melhor experiência para os usuários.</w:t>
+      </w:r>
+    </w:p>
+    <w:p>
+      <w:pPr>
         <w:pStyle w:val="Ttulo1"/>
       </w:pPr>
-      <w:r>
-        <w:t>Aula dia 1</w:t>
-      </w:r>
-      <w:r>
-        <w:t>5</w:t>
-      </w:r>
-      <w:r>
-        <w:t xml:space="preserve">/05/2026 – </w:t>
-      </w:r>
-      <w:r>
-        <w:t>Sem avanços</w:t>
-      </w:r>
+      <w:bookmarkStart w:id="83" w:name="_Toc230193101"/>
+      <w:r>
+        <w:t>Aula dia 15/05/2026 – Sem avanços</w:t>
+      </w:r>
+      <w:bookmarkEnd w:id="83"/>
     </w:p>
     <w:p>
       <w:pPr>
         <w:pStyle w:val="ParagrafoTCC2025"/>
       </w:pPr>
       <w:r>
-        <w:t>Nesta aula não foram feitas avanços e nem verificações por conta do celular do professor Emerson Rodrigues ter quebrado e não conseguir ter acesso ao Email com as planilhas de atividade</w:t>
+        <w:t xml:space="preserve">Nesta aula não foram </w:t>
+      </w:r>
+      <w:r>
+        <w:t>feitos</w:t>
+      </w:r>
+      <w:r>
+        <w:t xml:space="preserve"> avanços e nem verificações por conta do celular do profes</w:t>
+      </w:r>
+      <w:r>
+        <w:t>sor Emerson Rodrigo</w:t>
+      </w:r>
+      <w:r>
+        <w:t xml:space="preserve"> ter quebrado e não conseguir ter acesso ao Email com as planilhas de atividade</w:t>
       </w:r>
     </w:p>
     <w:p>
       <w:pPr>
         <w:pStyle w:val="Ttulo1"/>
       </w:pPr>
-      <w:r>
-        <w:lastRenderedPageBreak/>
-        <w:t xml:space="preserve">Mudanças </w:t>
-      </w:r>
-      <w:r>
-        <w:t>dia 1</w:t>
-      </w:r>
-      <w:r>
-        <w:t>6</w:t>
-      </w:r>
-      <w:r>
-        <w:t xml:space="preserve">/05/2026 – </w:t>
-      </w:r>
-      <w:r>
-        <w:t>Update Cobranças e Pagamentos</w:t>
-      </w:r>
+      <w:bookmarkStart w:id="84" w:name="_Toc230193102"/>
+      <w:r>
+        <w:t>Mudanças dia 16/05/2026 – Update Cobranças e Pagamentos</w:t>
+      </w:r>
+      <w:bookmarkEnd w:id="84"/>
     </w:p>
     <w:p>
       <w:pPr>
@@ -7032,20 +8361,37 @@
       <w:pPr>
         <w:pStyle w:val="FiguraTCC"/>
       </w:pPr>
+      <w:bookmarkStart w:id="85" w:name="_Toc231402886"/>
+      <w:bookmarkStart w:id="86" w:name="_Toc231403188"/>
       <w:r>
         <w:t xml:space="preserve">Figura </w:t>
       </w:r>
-      <w:fldSimple w:instr=" SEQ Figura \* ARABIC ">
-        <w:r>
-          <w:rPr>
-            <w:noProof/>
-          </w:rPr>
-          <w:t>19</w:t>
-        </w:r>
-      </w:fldSimple>
+      <w:r>
+        <w:fldChar w:fldCharType="begin"/>
+      </w:r>
+      <w:r>
+        <w:instrText xml:space="preserve"> SEQ Figura \* ARABIC </w:instrText>
+      </w:r>
+      <w:r>
+        <w:fldChar w:fldCharType="separate"/>
+      </w:r>
+      <w:r>
+        <w:rPr>
+          <w:noProof/>
+        </w:rPr>
+        <w:t>19</w:t>
+      </w:r>
+      <w:r>
+        <w:rPr>
+          <w:noProof/>
+        </w:rPr>
+        <w:fldChar w:fldCharType="end"/>
+      </w:r>
       <w:r>
         <w:t xml:space="preserve"> - Update Cobranças e Pagamentos</w:t>
       </w:r>
+      <w:bookmarkEnd w:id="85"/>
+      <w:bookmarkEnd w:id="86"/>
     </w:p>
     <w:p>
       <w:pPr>
@@ -7100,8 +8446,20 @@
     </w:p>
     <w:p>
       <w:pPr>
+        <w:pStyle w:val="ParagrafoTCC2025"/>
+      </w:pPr>
+      <w:r>
+        <w:t>Mudança</w:t>
+      </w:r>
+      <w:r>
+        <w:t xml:space="preserve"> nos módulos de cobranças e pagamentos contribuíram para o aprimoramento do controle financeir, proporcionando maior organização das informações e confiabilidade nos registros. Essas melhorias permitiram um gerenciamento mais eficiente das parcelas e pagamentos, tornando o processo de acompanhamento financeiro mais prático e seguro para os usuários.</w:t>
+      </w:r>
+    </w:p>
+    <w:p>
+      <w:pPr>
         <w:pStyle w:val="Ttulo1"/>
       </w:pPr>
+      <w:bookmarkStart w:id="87" w:name="_Toc230193103"/>
       <w:r>
         <w:t>Mudanças dia 1</w:t>
       </w:r>
@@ -7112,46 +8470,67 @@
         <w:t xml:space="preserve">/05/2026 – </w:t>
       </w:r>
       <w:r>
-        <w:t xml:space="preserve">Apólices CRUD, Correção versão PHP e Correção dos nomes dos </w:t>
-      </w:r>
-      <w:proofErr w:type="spellStart"/>
-      <w:r>
-        <w:t>Controllers</w:t>
-      </w:r>
-      <w:proofErr w:type="spellEnd"/>
-      <w:r>
-        <w:t>.</w:t>
+        <w:t>Apólices CRUD, Correção versão PHP e Correção dos nomes dos Controllers.</w:t>
+      </w:r>
+      <w:bookmarkEnd w:id="87"/>
+    </w:p>
+    <w:p>
+      <w:pPr>
+        <w:pStyle w:val="ParagrafoTCC2025"/>
+      </w:pPr>
+      <w:r>
+        <w:t xml:space="preserve">Foram implementadas as operações de </w:t>
+      </w:r>
+      <w:r>
+        <w:rPr>
+          <w:b/>
+          <w:bCs/>
+        </w:rPr>
+        <w:t>CRUD (Create, Read, Update e Delete)</w:t>
+      </w:r>
+      <w:r>
+        <w:t xml:space="preserve"> para o módulo de apólices, permitindo o cadastro, consulta, edição e exclusão de registros no sistema. Também foi realizada a correção da versão do PHP utilizada no projeto, garantindo compatibilidade entre as dependências e o ambiente de desenvolvimento.</w:t>
       </w:r>
     </w:p>
     <w:p>
       <w:pPr>
         <w:pStyle w:val="FiguraTCC"/>
       </w:pPr>
-      <w:r>
+      <w:bookmarkStart w:id="88" w:name="_Toc231402887"/>
+      <w:bookmarkStart w:id="89" w:name="_Toc231403189"/>
+      <w:r>
+        <w:lastRenderedPageBreak/>
         <w:t xml:space="preserve">Figura </w:t>
       </w:r>
-      <w:fldSimple w:instr=" SEQ Figura \* ARABIC ">
-        <w:r>
-          <w:rPr>
-            <w:noProof/>
-          </w:rPr>
-          <w:t>20</w:t>
-        </w:r>
-      </w:fldSimple>
+      <w:r>
+        <w:fldChar w:fldCharType="begin"/>
+      </w:r>
+      <w:r>
+        <w:instrText xml:space="preserve"> SEQ Figura \* ARABIC </w:instrText>
+      </w:r>
+      <w:r>
+        <w:fldChar w:fldCharType="separate"/>
+      </w:r>
+      <w:r>
+        <w:rPr>
+          <w:noProof/>
+        </w:rPr>
+        <w:t>20</w:t>
+      </w:r>
+      <w:r>
+        <w:rPr>
+          <w:noProof/>
+        </w:rPr>
+        <w:fldChar w:fldCharType="end"/>
+      </w:r>
       <w:r>
         <w:t xml:space="preserve"> - </w:t>
       </w:r>
       <w:r>
-        <w:t xml:space="preserve">Apólices CRUD, Correção versão PHP e Correção dos nomes dos </w:t>
-      </w:r>
-      <w:proofErr w:type="spellStart"/>
-      <w:r>
-        <w:t>Controllers</w:t>
-      </w:r>
-      <w:proofErr w:type="spellEnd"/>
-      <w:r>
-        <w:t>.</w:t>
-      </w:r>
+        <w:t>Apólices CRUD, Correção versão PHP e Correção dos nomes dos Controllers.</w:t>
+      </w:r>
+      <w:bookmarkEnd w:id="88"/>
+      <w:bookmarkEnd w:id="89"/>
     </w:p>
     <w:p>
       <w:pPr>
@@ -7204,13 +8583,876 @@
         <w:t>Fonte: Print do Aplicativo do GitHub</w:t>
       </w:r>
     </w:p>
-    <w:p/>
-    <w:p/>
-    <w:p/>
+    <w:p>
+      <w:pPr>
+        <w:pStyle w:val="ParagrafoTCC2025"/>
+      </w:pPr>
+      <w:r>
+        <w:t xml:space="preserve">As </w:t>
+      </w:r>
+      <w:r>
+        <w:t xml:space="preserve">mudanças feitas </w:t>
+      </w:r>
+      <w:r>
+        <w:t xml:space="preserve">contribuíram para a estabilidade </w:t>
+      </w:r>
+      <w:r>
+        <w:t>e</w:t>
+      </w:r>
+      <w:r>
+        <w:t xml:space="preserve"> organização da arquitetura do sistema, garantindo o correto funcionamento do módulo de apólices e facilitando futuras manutenções e evoluções do projeto.</w:t>
+      </w:r>
+    </w:p>
+    <w:p>
+      <w:pPr>
+        <w:pStyle w:val="Ttulo1"/>
+      </w:pPr>
+      <w:r>
+        <w:t>Aula dia 20/05/2026 – Andamento do projeto</w:t>
+      </w:r>
+    </w:p>
+    <w:p>
+      <w:pPr>
+        <w:pStyle w:val="ParagrafoTCC2025"/>
+      </w:pPr>
+      <w:r>
+        <w:t>Nesta aula foi continuado o andamento do projeto e Documentação.</w:t>
+      </w:r>
+    </w:p>
+    <w:p>
+      <w:pPr>
+        <w:pStyle w:val="Ttulo1"/>
+      </w:pPr>
+      <w:r>
+        <w:t>Aula dia 22/05/2026 – Apresentação TCC e continuação dos projetos</w:t>
+      </w:r>
+    </w:p>
+    <w:p>
+      <w:pPr>
+        <w:pStyle w:val="ParagrafoTCC2025"/>
+      </w:pPr>
+      <w:r>
+        <w:t>Neste dia foi realizada uma apresentação entre as turmas apresentando os projetos do TCC para incrementar em ideias e comunicação entre os projetos.</w:t>
+      </w:r>
+    </w:p>
+    <w:p>
+      <w:pPr>
+        <w:pStyle w:val="Ttulo1"/>
+      </w:pPr>
+      <w:r>
+        <w:t>Mudanças dia 22/05/2026 – Correção de Rotas e separação de validação e responsabilidade.</w:t>
+      </w:r>
+    </w:p>
+    <w:p>
+      <w:pPr>
+        <w:pStyle w:val="ParagrafoTCC2025"/>
+        <w:rPr>
+          <w:u w:val="single"/>
+        </w:rPr>
+      </w:pPr>
+      <w:r>
+        <w:t>Foi realizada a correção de rotas e separação de validação e responsabilidade</w:t>
+      </w:r>
+      <w:r>
+        <w:rPr>
+          <w:shd w:val="clear" w:color="auto" w:fill="auto"/>
+        </w:rPr>
+        <w:t xml:space="preserve"> </w:t>
+      </w:r>
+      <w:r>
+        <w:t>garantindo o direcionamento correto das requisições entre as diferentes funcionalidades d</w:t>
+      </w:r>
+      <w:r>
+        <w:t>o sistema</w:t>
+      </w:r>
+      <w:r>
+        <w:t xml:space="preserve">. Além disso, foram </w:t>
+      </w:r>
+      <w:r>
+        <w:t>feitos</w:t>
+      </w:r>
+      <w:r>
+        <w:t xml:space="preserve"> ajustes na estrutura do código para promover uma melhor separação das responsabilidades e validações, tornando a aplicação mais organizada, segura e de fácil manutenção.</w:t>
+      </w:r>
+    </w:p>
+    <w:p>
+      <w:pPr>
+        <w:pStyle w:val="FiguraTCC"/>
+      </w:pPr>
+      <w:bookmarkStart w:id="90" w:name="_Toc231402888"/>
+      <w:bookmarkStart w:id="91" w:name="_Toc231403190"/>
+      <w:r>
+        <w:lastRenderedPageBreak/>
+        <w:t xml:space="preserve">Figura </w:t>
+      </w:r>
+      <w:r>
+        <w:fldChar w:fldCharType="begin"/>
+      </w:r>
+      <w:r>
+        <w:instrText xml:space="preserve"> SEQ Figura \* ARABIC </w:instrText>
+      </w:r>
+      <w:r>
+        <w:fldChar w:fldCharType="separate"/>
+      </w:r>
+      <w:r>
+        <w:rPr>
+          <w:noProof/>
+        </w:rPr>
+        <w:t>21</w:t>
+      </w:r>
+      <w:r>
+        <w:rPr>
+          <w:noProof/>
+        </w:rPr>
+        <w:fldChar w:fldCharType="end"/>
+      </w:r>
+      <w:r>
+        <w:t xml:space="preserve"> - Correção de Rotas e Separação</w:t>
+      </w:r>
+      <w:bookmarkEnd w:id="90"/>
+      <w:bookmarkEnd w:id="91"/>
+    </w:p>
+    <w:p>
+      <w:pPr>
+        <w:keepNext/>
+      </w:pPr>
+      <w:r>
+        <w:rPr>
+          <w:noProof/>
+        </w:rPr>
+        <w:drawing>
+          <wp:inline distT="0" distB="0" distL="0" distR="0" wp14:anchorId="36258C01" wp14:editId="58711459">
+            <wp:extent cx="5836285" cy="2816225"/>
+            <wp:effectExtent l="0" t="0" r="0" b="3175"/>
+            <wp:docPr id="21" name="Imagem 21"/>
+            <wp:cNvGraphicFramePr>
+              <a:graphicFrameLocks xmlns:a="http://schemas.openxmlformats.org/drawingml/2006/main" noChangeAspect="1"/>
+            </wp:cNvGraphicFramePr>
+            <a:graphic xmlns:a="http://schemas.openxmlformats.org/drawingml/2006/main">
+              <a:graphicData uri="http://schemas.openxmlformats.org/drawingml/2006/picture">
+                <pic:pic xmlns:pic="http://schemas.openxmlformats.org/drawingml/2006/picture">
+                  <pic:nvPicPr>
+                    <pic:cNvPr id="21" name="WhatsApp Image 2026-05-27 at 18.05.20.jpeg"/>
+                    <pic:cNvPicPr/>
+                  </pic:nvPicPr>
+                  <pic:blipFill>
+                    <a:blip r:embed="rId31" cstate="print">
+                      <a:extLst>
+                        <a:ext uri="{28A0092B-C50C-407E-A947-70E740481C1C}">
+                          <a14:useLocalDpi xmlns:a14="http://schemas.microsoft.com/office/drawing/2010/main" val="0"/>
+                        </a:ext>
+                      </a:extLst>
+                    </a:blip>
+                    <a:stretch>
+                      <a:fillRect/>
+                    </a:stretch>
+                  </pic:blipFill>
+                  <pic:spPr>
+                    <a:xfrm>
+                      <a:off x="0" y="0"/>
+                      <a:ext cx="5836285" cy="2816225"/>
+                    </a:xfrm>
+                    <a:prstGeom prst="rect">
+                      <a:avLst/>
+                    </a:prstGeom>
+                  </pic:spPr>
+                </pic:pic>
+              </a:graphicData>
+            </a:graphic>
+          </wp:inline>
+        </w:drawing>
+      </w:r>
+    </w:p>
     <w:p>
       <w:pPr>
         <w:pStyle w:val="FonteTCC2025"/>
       </w:pPr>
+      <w:r>
+        <w:t>Fonte: Print do Sistema PayFlow</w:t>
+      </w:r>
+    </w:p>
+    <w:p>
+      <w:pPr>
+        <w:pStyle w:val="ParagrafoTCC2025"/>
+      </w:pPr>
+      <w:r>
+        <w:t xml:space="preserve">As alterações </w:t>
+      </w:r>
+      <w:r>
+        <w:t xml:space="preserve">feitas </w:t>
+      </w:r>
+      <w:r>
+        <w:t>contribuíram para a melhoria da arquitetura do sistema, reduzindo inconsistências no fluxo de navegação e fortalecendo a organização do código. Essa abordagem facilita futuras manutenções e garante maior confiabilidade no funcionamento da aplicação.</w:t>
+      </w:r>
+    </w:p>
+    <w:p>
+      <w:pPr>
+        <w:pStyle w:val="Ttulo1"/>
+      </w:pPr>
+      <w:r>
+        <w:t>Mudanças dia 26/05/2026 – Correção de Rotas e separação de validação e responsabilidade.</w:t>
+      </w:r>
+    </w:p>
+    <w:p>
+      <w:pPr>
+        <w:pStyle w:val="ParagrafoTCC2025"/>
+      </w:pPr>
+      <w:r>
+        <w:t>Foi realizada a transferência da função show do Controller de Segurados para a camada Service, com o objetivo de melhorar a</w:t>
+      </w:r>
+      <w:r>
+        <w:t xml:space="preserve"> </w:t>
+      </w:r>
+      <w:r>
+        <w:t>organização do código, separar as responsabilidades da aplicação e facilitar a manutenção das regras de negócio</w:t>
+      </w:r>
+      <w:r>
+        <w:t>.</w:t>
+      </w:r>
+    </w:p>
+    <w:p>
+      <w:pPr>
+        <w:pStyle w:val="FiguraTCC"/>
+      </w:pPr>
+      <w:bookmarkStart w:id="92" w:name="_Toc231402889"/>
+      <w:bookmarkStart w:id="93" w:name="_Toc231403191"/>
+      <w:r>
+        <w:lastRenderedPageBreak/>
+        <w:t xml:space="preserve">Figura </w:t>
+      </w:r>
+      <w:r>
+        <w:fldChar w:fldCharType="begin"/>
+      </w:r>
+      <w:r>
+        <w:instrText xml:space="preserve"> SEQ Figura \* ARABIC </w:instrText>
+      </w:r>
+      <w:r>
+        <w:fldChar w:fldCharType="separate"/>
+      </w:r>
+      <w:r>
+        <w:rPr>
+          <w:noProof/>
+        </w:rPr>
+        <w:t>22</w:t>
+      </w:r>
+      <w:r>
+        <w:rPr>
+          <w:noProof/>
+        </w:rPr>
+        <w:fldChar w:fldCharType="end"/>
+      </w:r>
+      <w:r>
+        <w:t xml:space="preserve"> - </w:t>
+      </w:r>
+      <w:r>
+        <w:t>Correção de Rotas e separação de validação e responsabilidade.</w:t>
+      </w:r>
+      <w:bookmarkEnd w:id="92"/>
+      <w:bookmarkEnd w:id="93"/>
+    </w:p>
+    <w:p>
+      <w:pPr>
+        <w:keepNext/>
+      </w:pPr>
+      <w:r>
+        <w:rPr>
+          <w:noProof/>
+        </w:rPr>
+        <w:drawing>
+          <wp:inline distT="0" distB="0" distL="0" distR="0" wp14:anchorId="35C91E47" wp14:editId="3C042883">
+            <wp:extent cx="5820410" cy="2774950"/>
+            <wp:effectExtent l="0" t="0" r="8890" b="6350"/>
+            <wp:docPr id="22" name="Imagem 22"/>
+            <wp:cNvGraphicFramePr>
+              <a:graphicFrameLocks xmlns:a="http://schemas.openxmlformats.org/drawingml/2006/main" noChangeAspect="1"/>
+            </wp:cNvGraphicFramePr>
+            <a:graphic xmlns:a="http://schemas.openxmlformats.org/drawingml/2006/main">
+              <a:graphicData uri="http://schemas.openxmlformats.org/drawingml/2006/picture">
+                <pic:pic xmlns:pic="http://schemas.openxmlformats.org/drawingml/2006/picture">
+                  <pic:nvPicPr>
+                    <pic:cNvPr id="0" name="Picture 1"/>
+                    <pic:cNvPicPr>
+                      <a:picLocks noChangeAspect="1" noChangeArrowheads="1"/>
+                    </pic:cNvPicPr>
+                  </pic:nvPicPr>
+                  <pic:blipFill>
+                    <a:blip r:embed="rId32" cstate="print">
+                      <a:extLst>
+                        <a:ext uri="{28A0092B-C50C-407E-A947-70E740481C1C}">
+                          <a14:useLocalDpi xmlns:a14="http://schemas.microsoft.com/office/drawing/2010/main" val="0"/>
+                        </a:ext>
+                      </a:extLst>
+                    </a:blip>
+                    <a:srcRect/>
+                    <a:stretch>
+                      <a:fillRect/>
+                    </a:stretch>
+                  </pic:blipFill>
+                  <pic:spPr bwMode="auto">
+                    <a:xfrm>
+                      <a:off x="0" y="0"/>
+                      <a:ext cx="5820410" cy="2774950"/>
+                    </a:xfrm>
+                    <a:prstGeom prst="rect">
+                      <a:avLst/>
+                    </a:prstGeom>
+                    <a:noFill/>
+                    <a:ln>
+                      <a:noFill/>
+                    </a:ln>
+                  </pic:spPr>
+                </pic:pic>
+              </a:graphicData>
+            </a:graphic>
+          </wp:inline>
+        </w:drawing>
+      </w:r>
+    </w:p>
+    <w:p>
+      <w:pPr>
+        <w:pStyle w:val="Legenda"/>
+      </w:pPr>
+      <w:r>
+        <w:t>Fonte: Print do Site GitHub</w:t>
+      </w:r>
+    </w:p>
+    <w:p>
+      <w:pPr>
+        <w:pStyle w:val="ParagrafoTCC2025"/>
+      </w:pPr>
+      <w:r>
+        <w:t>A alteração contribuiu para uma melhor organização da arquitetur</w:t>
+      </w:r>
+      <w:r>
+        <w:t>a e</w:t>
+      </w:r>
+      <w:r>
+        <w:t xml:space="preserve"> separação das responsabilidades entre as camadas da aplicação. Com a lógica de negócio centralizada na camada Service, o código tornou-se mais estruturado, facilitando futuras manutenções, correções e implementações de novas funcionalidades</w:t>
+      </w:r>
+      <w:r>
+        <w:t>.</w:t>
+      </w:r>
+    </w:p>
+    <w:p>
+      <w:pPr>
+        <w:pStyle w:val="Ttulo1"/>
+      </w:pPr>
+      <w:r>
+        <w:t xml:space="preserve">Mudanças dia 27/05/2026 – </w:t>
+      </w:r>
+      <w:r>
+        <w:t>Atualizações de funcionalidades e melhorias no sistema</w:t>
+      </w:r>
+    </w:p>
+    <w:p>
+      <w:pPr>
+        <w:pStyle w:val="ParagrafoTCC2025"/>
+      </w:pPr>
+      <w:r>
+        <w:t>Foram implementadas regras de autorização de usuários nas requisições do sistema, garantindo maior controle de acesso às funcionalidades. Também foram desenvolvidos novos services e controllers, além de ajustes na tela de apólices, incluindo a implementação da funcionalidade de pesquisa.</w:t>
+      </w:r>
+    </w:p>
+    <w:p>
+      <w:pPr>
+        <w:pStyle w:val="FiguraTCC"/>
+      </w:pPr>
+      <w:bookmarkStart w:id="94" w:name="_Toc231402890"/>
+      <w:bookmarkStart w:id="95" w:name="_Toc231403192"/>
+      <w:r>
+        <w:t xml:space="preserve">Figura </w:t>
+      </w:r>
+      <w:r>
+        <w:fldChar w:fldCharType="begin"/>
+      </w:r>
+      <w:r>
+        <w:instrText xml:space="preserve"> SEQ Figura \* ARABIC </w:instrText>
+      </w:r>
+      <w:r>
+        <w:fldChar w:fldCharType="separate"/>
+      </w:r>
+      <w:r>
+        <w:rPr>
+          <w:noProof/>
+        </w:rPr>
+        <w:t>23</w:t>
+      </w:r>
+      <w:r>
+        <w:rPr>
+          <w:noProof/>
+        </w:rPr>
+        <w:fldChar w:fldCharType="end"/>
+      </w:r>
+      <w:r>
+        <w:t xml:space="preserve"> - </w:t>
+      </w:r>
+      <w:r>
+        <w:t>Atualizações de funcionalidades e melhorias no sistema</w:t>
+      </w:r>
+      <w:bookmarkEnd w:id="94"/>
+      <w:bookmarkEnd w:id="95"/>
+    </w:p>
+    <w:p>
+      <w:pPr>
+        <w:pStyle w:val="FonteTCC2025"/>
+        <w:keepNext/>
+      </w:pPr>
+      <w:r>
+        <w:rPr>
+          <w:noProof/>
+        </w:rPr>
+        <w:drawing>
+          <wp:inline distT="0" distB="0" distL="0" distR="0" wp14:anchorId="561C1103" wp14:editId="0DC580AD">
+            <wp:extent cx="5836285" cy="2041525"/>
+            <wp:effectExtent l="0" t="0" r="0" b="0"/>
+            <wp:docPr id="23" name="Imagem 23"/>
+            <wp:cNvGraphicFramePr>
+              <a:graphicFrameLocks xmlns:a="http://schemas.openxmlformats.org/drawingml/2006/main" noChangeAspect="1"/>
+            </wp:cNvGraphicFramePr>
+            <a:graphic xmlns:a="http://schemas.openxmlformats.org/drawingml/2006/main">
+              <a:graphicData uri="http://schemas.openxmlformats.org/drawingml/2006/picture">
+                <pic:pic xmlns:pic="http://schemas.openxmlformats.org/drawingml/2006/picture">
+                  <pic:nvPicPr>
+                    <pic:cNvPr id="1" name=""/>
+                    <pic:cNvPicPr/>
+                  </pic:nvPicPr>
+                  <pic:blipFill>
+                    <a:blip r:embed="rId33"/>
+                    <a:stretch>
+                      <a:fillRect/>
+                    </a:stretch>
+                  </pic:blipFill>
+                  <pic:spPr>
+                    <a:xfrm>
+                      <a:off x="0" y="0"/>
+                      <a:ext cx="5836285" cy="2041525"/>
+                    </a:xfrm>
+                    <a:prstGeom prst="rect">
+                      <a:avLst/>
+                    </a:prstGeom>
+                  </pic:spPr>
+                </pic:pic>
+              </a:graphicData>
+            </a:graphic>
+          </wp:inline>
+        </w:drawing>
+      </w:r>
+    </w:p>
+    <w:p>
+      <w:pPr>
+        <w:pStyle w:val="FonteTCC2025"/>
+      </w:pPr>
+      <w:r>
+        <w:t>Fonte: Print do Site GitHub</w:t>
+      </w:r>
+    </w:p>
+    <w:p>
+      <w:pPr>
+        <w:pStyle w:val="ParagrafoTCC2025"/>
+      </w:pPr>
+      <w:r>
+        <w:lastRenderedPageBreak/>
+        <w:t>Foi criada a função de contagem de clientes cadastrados para exibição de indicadores no sistema. Além disso, foram implementadas funcionalidades para registro de pagamentos e adição de comentários, contribuindo para um gerenciamento mais eficiente das informações financeiras e operaciona</w:t>
+      </w:r>
+      <w:r>
+        <w:t>l</w:t>
+      </w:r>
+      <w:r>
+        <w:t>.</w:t>
+      </w:r>
+    </w:p>
+    <w:p>
+      <w:pPr>
+        <w:pStyle w:val="Ttulo1"/>
+      </w:pPr>
+      <w:r>
+        <w:t>Aula dia 27/05/2026</w:t>
+      </w:r>
+      <w:r>
+        <w:t xml:space="preserve"> – Continuação apresentação TCC</w:t>
+      </w:r>
+    </w:p>
+    <w:p>
+      <w:pPr>
+        <w:pStyle w:val="ParagrafoTCC2025"/>
+      </w:pPr>
+      <w:r>
+        <w:t>Neste dia foi realizada a continuação da apresentação entre as turmas apresentando os projetos do TCC para incrementar em ideias e comunicação entre os projetos.</w:t>
+      </w:r>
+    </w:p>
+    <w:p>
+      <w:pPr>
+        <w:pStyle w:val="Ttulo1"/>
+      </w:pPr>
+      <w:r>
+        <w:t xml:space="preserve">Aula dia 29/05/2026 – </w:t>
+      </w:r>
+      <w:r>
+        <w:t>Continuação de projetos</w:t>
+      </w:r>
+    </w:p>
+    <w:p>
+      <w:pPr>
+        <w:pStyle w:val="ParagrafoTCC2025"/>
+      </w:pPr>
+      <w:r>
+        <w:t>Foi feita a continuação padrão do andamento e verificação de outros grupos</w:t>
+      </w:r>
+      <w:r>
+        <w:t xml:space="preserve"> pelo Professor Emerson Rodrigo</w:t>
+      </w:r>
+      <w:r>
+        <w:t>.</w:t>
+      </w:r>
+    </w:p>
+    <w:p>
+      <w:pPr>
+        <w:pStyle w:val="Ttulo1"/>
+      </w:pPr>
+      <w:r>
+        <w:t xml:space="preserve">Mudanças dia 29/05/2026 – </w:t>
+      </w:r>
+      <w:r>
+        <w:t>Implementação de máscara para CPF/CNPJ e contagem de apólices</w:t>
+      </w:r>
+    </w:p>
+    <w:p>
+      <w:pPr>
+        <w:pStyle w:val="ParagrafoTCC2025"/>
+      </w:pPr>
+      <w:r>
+        <w:t>Foram realizadas a implementação de máscaras para os campos de CPF e CNPJ, garantindo a padronização e melhor visualização dos dados durante o cadastro e consulta de informações.</w:t>
+      </w:r>
+    </w:p>
+    <w:p>
+      <w:pPr>
+        <w:pStyle w:val="ParagrafoTCC2025"/>
+      </w:pPr>
+      <w:r>
+        <w:t>Também foi desenvolvida a funcionalidade de contagem de apólices por meio da criação do countApolicesController e do countApoliceService, permitindo a exibição da quantidade de apólices cadastradas nos indicadores do sistema.</w:t>
+      </w:r>
+    </w:p>
+    <w:p>
+      <w:pPr>
+        <w:pStyle w:val="FiguraTCC"/>
+      </w:pPr>
+      <w:bookmarkStart w:id="96" w:name="_Toc231402891"/>
+      <w:bookmarkStart w:id="97" w:name="_Toc231403193"/>
+      <w:r>
+        <w:t xml:space="preserve">Figura </w:t>
+      </w:r>
+      <w:r>
+        <w:fldChar w:fldCharType="begin"/>
+      </w:r>
+      <w:r>
+        <w:instrText xml:space="preserve"> SEQ Figura \* ARABIC </w:instrText>
+      </w:r>
+      <w:r>
+        <w:fldChar w:fldCharType="separate"/>
+      </w:r>
+      <w:r>
+        <w:rPr>
+          <w:noProof/>
+        </w:rPr>
+        <w:t>24</w:t>
+      </w:r>
+      <w:r>
+        <w:rPr>
+          <w:noProof/>
+        </w:rPr>
+        <w:fldChar w:fldCharType="end"/>
+      </w:r>
+      <w:r>
+        <w:t xml:space="preserve"> - </w:t>
+      </w:r>
+      <w:r>
+        <w:t>Implementação de máscara para CPF/CNPJ e contagem de apólices</w:t>
+      </w:r>
+      <w:bookmarkEnd w:id="96"/>
+      <w:bookmarkEnd w:id="97"/>
+    </w:p>
+    <w:p>
+      <w:pPr>
+        <w:keepNext/>
+      </w:pPr>
+      <w:r>
+        <w:rPr>
+          <w:noProof/>
+        </w:rPr>
+        <w:drawing>
+          <wp:inline distT="0" distB="0" distL="0" distR="0" wp14:anchorId="38BE6E79" wp14:editId="478A72DA">
+            <wp:extent cx="5836285" cy="843280"/>
+            <wp:effectExtent l="0" t="0" r="0" b="0"/>
+            <wp:docPr id="24" name="Imagem 24"/>
+            <wp:cNvGraphicFramePr>
+              <a:graphicFrameLocks xmlns:a="http://schemas.openxmlformats.org/drawingml/2006/main" noChangeAspect="1"/>
+            </wp:cNvGraphicFramePr>
+            <a:graphic xmlns:a="http://schemas.openxmlformats.org/drawingml/2006/main">
+              <a:graphicData uri="http://schemas.openxmlformats.org/drawingml/2006/picture">
+                <pic:pic xmlns:pic="http://schemas.openxmlformats.org/drawingml/2006/picture">
+                  <pic:nvPicPr>
+                    <pic:cNvPr id="1" name=""/>
+                    <pic:cNvPicPr/>
+                  </pic:nvPicPr>
+                  <pic:blipFill>
+                    <a:blip r:embed="rId34"/>
+                    <a:stretch>
+                      <a:fillRect/>
+                    </a:stretch>
+                  </pic:blipFill>
+                  <pic:spPr>
+                    <a:xfrm>
+                      <a:off x="0" y="0"/>
+                      <a:ext cx="5836285" cy="843280"/>
+                    </a:xfrm>
+                    <a:prstGeom prst="rect">
+                      <a:avLst/>
+                    </a:prstGeom>
+                  </pic:spPr>
+                </pic:pic>
+              </a:graphicData>
+            </a:graphic>
+          </wp:inline>
+        </w:drawing>
+      </w:r>
+    </w:p>
+    <w:p>
+      <w:pPr>
+        <w:pStyle w:val="FonteTCC2025"/>
+      </w:pPr>
+      <w:r>
+        <w:t>Fonte: Print do Site GitHub</w:t>
+      </w:r>
+    </w:p>
+    <w:p>
+      <w:pPr>
+        <w:pStyle w:val="ParagrafoTCC2025"/>
+      </w:pPr>
+      <w:r>
+        <w:t>As implementações contribuíram para a melhoria da experiência do usuário e para o aprimoramento dos indicadores do sistema. A padronização dos campos de CPF e CNPJ garantiu maior consistência na entrada de dados, enquanto a funcionalidade de contagem de apólices possibilitou uma visualização mais eficiente das informações gerenciais.</w:t>
+      </w:r>
+    </w:p>
+    <w:p>
+      <w:pPr>
+        <w:pStyle w:val="Ttulo1"/>
+      </w:pPr>
+      <w:r>
+        <w:t xml:space="preserve">Mudanças dia </w:t>
+      </w:r>
+      <w:r>
+        <w:t>03</w:t>
+      </w:r>
+      <w:r>
+        <w:t>/0</w:t>
+      </w:r>
+      <w:r>
+        <w:t>6</w:t>
+      </w:r>
+      <w:r>
+        <w:t>/2026 –</w:t>
+      </w:r>
+      <w:r>
+        <w:t xml:space="preserve"> Alteração cor barra de carregamento</w:t>
+      </w:r>
+    </w:p>
+    <w:p>
+      <w:pPr>
+        <w:pStyle w:val="ParagrafoTCC2025"/>
+      </w:pPr>
+      <w:r>
+        <w:t>Foram realizadas alterações visuais na barra de carregamento, com o objetivo de adequá-la à identidade visual do projeto e proporcionar uma interface mais consistente e agradável para o usuário.</w:t>
+      </w:r>
+    </w:p>
+    <w:p>
+      <w:pPr>
+        <w:pStyle w:val="FiguraTCC"/>
+      </w:pPr>
+      <w:r>
+        <w:t xml:space="preserve">Figura 25 - </w:t>
+      </w:r>
+      <w:r>
+        <w:t>Alteração cor barra de carregamento</w:t>
+      </w:r>
+    </w:p>
+    <w:p>
+      <w:pPr>
+        <w:pStyle w:val="ImagemTCC2026"/>
+        <w:keepNext/>
+      </w:pPr>
+      <w:r>
+        <w:drawing>
+          <wp:inline distT="0" distB="0" distL="0" distR="0" wp14:anchorId="7EB5AE53" wp14:editId="57801077">
+            <wp:extent cx="5836285" cy="2476500"/>
+            <wp:effectExtent l="0" t="0" r="0" b="0"/>
+            <wp:docPr id="9" name="Imagem 9"/>
+            <wp:cNvGraphicFramePr>
+              <a:graphicFrameLocks xmlns:a="http://schemas.openxmlformats.org/drawingml/2006/main" noChangeAspect="1"/>
+            </wp:cNvGraphicFramePr>
+            <a:graphic xmlns:a="http://schemas.openxmlformats.org/drawingml/2006/main">
+              <a:graphicData uri="http://schemas.openxmlformats.org/drawingml/2006/picture">
+                <pic:pic xmlns:pic="http://schemas.openxmlformats.org/drawingml/2006/picture">
+                  <pic:nvPicPr>
+                    <pic:cNvPr id="1" name=""/>
+                    <pic:cNvPicPr/>
+                  </pic:nvPicPr>
+                  <pic:blipFill>
+                    <a:blip r:embed="rId35"/>
+                    <a:stretch>
+                      <a:fillRect/>
+                    </a:stretch>
+                  </pic:blipFill>
+                  <pic:spPr>
+                    <a:xfrm>
+                      <a:off x="0" y="0"/>
+                      <a:ext cx="5836285" cy="2476500"/>
+                    </a:xfrm>
+                    <a:prstGeom prst="rect">
+                      <a:avLst/>
+                    </a:prstGeom>
+                  </pic:spPr>
+                </pic:pic>
+              </a:graphicData>
+            </a:graphic>
+          </wp:inline>
+        </w:drawing>
+      </w:r>
+    </w:p>
+    <w:p>
+      <w:pPr>
+        <w:pStyle w:val="FonteTCC2025"/>
+      </w:pPr>
+      <w:r>
+        <w:t>Fonte: Print do Aplicativo GitHub</w:t>
+      </w:r>
+    </w:p>
+    <w:p>
+      <w:pPr>
+        <w:pStyle w:val="ParagrafoTCC2025"/>
+      </w:pPr>
+      <w:r>
+        <w:t>A modificação realizada contribuiu para a padronização visual da aplicação, reforçando a identidade do sistema e proporcionando uma experiência de navegação mais agradável aos usuários.</w:t>
+      </w:r>
+    </w:p>
+    <w:p>
+      <w:pPr>
+        <w:pStyle w:val="Ttulo1"/>
+      </w:pPr>
+      <w:r>
+        <w:t>Mudanças dia 0</w:t>
+      </w:r>
+      <w:r>
+        <w:t>4</w:t>
+      </w:r>
+      <w:r>
+        <w:t xml:space="preserve">/06/2026 – </w:t>
+      </w:r>
+      <w:r>
+        <w:t>Métodos para salvar, consultar e exibir as ap</w:t>
+      </w:r>
+      <w:r>
+        <w:t>ó</w:t>
+      </w:r>
+      <w:r>
+        <w:t>lices cadastradas no sistema</w:t>
+      </w:r>
+    </w:p>
+    <w:p>
+      <w:pPr>
+        <w:pStyle w:val="ParagrafoTCC2025"/>
+      </w:pPr>
+      <w:r>
+        <w:t>Foram desenvolvidos métodos responsáveis pelo salvamento, consulta e exibição das apólices cadastrada. Essas implementações permitiram o gerenciamento adequado das informações relacionadas aos contratos de seguro, garantindo maior organização e acesso aos dados.</w:t>
+      </w:r>
+    </w:p>
+    <w:p>
+      <w:pPr>
+        <w:pStyle w:val="FiguraTCC"/>
+      </w:pPr>
+      <w:r>
+        <w:t xml:space="preserve">Figura 26 - </w:t>
+      </w:r>
+      <w:r>
+        <w:t>Métodos para salvar, consultar e exibir as apólices cadastradas no sistema</w:t>
+      </w:r>
+    </w:p>
+    <w:p>
+      <w:pPr>
+        <w:pStyle w:val="ImagemTCC2026"/>
+        <w:keepNext/>
+      </w:pPr>
+      <w:r>
+        <w:drawing>
+          <wp:inline distT="0" distB="0" distL="0" distR="0" wp14:anchorId="11472A4A" wp14:editId="29F95A1A">
+            <wp:extent cx="5836285" cy="817245"/>
+            <wp:effectExtent l="0" t="0" r="0" b="1905"/>
+            <wp:docPr id="10" name="Imagem 10"/>
+            <wp:cNvGraphicFramePr>
+              <a:graphicFrameLocks xmlns:a="http://schemas.openxmlformats.org/drawingml/2006/main" noChangeAspect="1"/>
+            </wp:cNvGraphicFramePr>
+            <a:graphic xmlns:a="http://schemas.openxmlformats.org/drawingml/2006/main">
+              <a:graphicData uri="http://schemas.openxmlformats.org/drawingml/2006/picture">
+                <pic:pic xmlns:pic="http://schemas.openxmlformats.org/drawingml/2006/picture">
+                  <pic:nvPicPr>
+                    <pic:cNvPr id="1" name=""/>
+                    <pic:cNvPicPr/>
+                  </pic:nvPicPr>
+                  <pic:blipFill>
+                    <a:blip r:embed="rId36"/>
+                    <a:stretch>
+                      <a:fillRect/>
+                    </a:stretch>
+                  </pic:blipFill>
+                  <pic:spPr>
+                    <a:xfrm>
+                      <a:off x="0" y="0"/>
+                      <a:ext cx="5836285" cy="817245"/>
+                    </a:xfrm>
+                    <a:prstGeom prst="rect">
+                      <a:avLst/>
+                    </a:prstGeom>
+                  </pic:spPr>
+                </pic:pic>
+              </a:graphicData>
+            </a:graphic>
+          </wp:inline>
+        </w:drawing>
+      </w:r>
+    </w:p>
+    <w:p>
+      <w:pPr>
+        <w:pStyle w:val="FonteTCC2025"/>
+      </w:pPr>
+      <w:r>
+        <w:t xml:space="preserve">Fonte </w:t>
+      </w:r>
+      <w:r>
+        <w:fldChar w:fldCharType="begin"/>
+      </w:r>
+      <w:r>
+        <w:instrText xml:space="preserve"> SEQ Fonte \* ARABIC </w:instrText>
+      </w:r>
+      <w:r>
+        <w:fldChar w:fldCharType="separate"/>
+      </w:r>
+      <w:r>
+        <w:rPr>
+          <w:noProof/>
+        </w:rPr>
+        <w:t>1</w:t>
+      </w:r>
+      <w:r>
+        <w:fldChar w:fldCharType="end"/>
+      </w:r>
+      <w:r>
+        <w:t>: Print do Aplicativo GitHub</w:t>
+      </w:r>
+    </w:p>
+    <w:p>
+      <w:pPr>
+        <w:pStyle w:val="ParagrafoTCC2025"/>
+      </w:pPr>
+      <w:r>
+        <w:t>As funcionalidades implementadas contribuíram para o aprimoramento do módulo de apólices, permitindo o armazenamento e recuperação eficiente das informações. Essas melhorias fortaleceram o gerenciamento dos contratos de seguro e ampliaram as capacidades operacionais.</w:t>
+      </w:r>
     </w:p>
     <w:p>
       <w:pPr>
@@ -7354,7 +9596,7 @@
       <w:r>
         <w:br/>
       </w:r>
-      <w:hyperlink r:id="rId31" w:history="1">
+      <w:hyperlink r:id="rId37" w:history="1">
         <w:r>
           <w:rPr>
             <w:rStyle w:val="Hyperlink"/>
@@ -7378,17 +9620,9 @@
         <w:t>FIGMA.</w:t>
       </w:r>
       <w:r>
-        <w:t xml:space="preserve"> </w:t>
-      </w:r>
-      <w:proofErr w:type="spellStart"/>
-      <w:r>
-        <w:t>Figma</w:t>
-      </w:r>
-      <w:proofErr w:type="spellEnd"/>
-      <w:r>
-        <w:t xml:space="preserve"> – Ferramenta colaborativa de design de interfaces. Disponível em: </w:t>
-      </w:r>
-      <w:hyperlink r:id="rId32" w:history="1">
+        <w:t xml:space="preserve"> Figma – Ferramenta colaborativa de design de interfaces. Disponível em: </w:t>
+      </w:r>
+      <w:hyperlink r:id="rId38" w:history="1">
         <w:r>
           <w:rPr>
             <w:rStyle w:val="Hyperlink"/>
@@ -7412,25 +9646,9 @@
         <w:t>ATLASSIAN.</w:t>
       </w:r>
       <w:r>
-        <w:t xml:space="preserve"> </w:t>
-      </w:r>
-      <w:proofErr w:type="spellStart"/>
-      <w:r>
-        <w:t>Trello</w:t>
-      </w:r>
-      <w:proofErr w:type="spellEnd"/>
-      <w:r>
-        <w:t xml:space="preserve"> – Gerenciamento de projetos e quadros </w:t>
-      </w:r>
-      <w:proofErr w:type="spellStart"/>
-      <w:r>
-        <w:t>Kanban</w:t>
-      </w:r>
-      <w:proofErr w:type="spellEnd"/>
-      <w:r>
-        <w:t xml:space="preserve">. Disponível em: </w:t>
-      </w:r>
-      <w:hyperlink r:id="rId33" w:history="1">
+        <w:t xml:space="preserve"> Trello – Gerenciamento de projetos e quadros Kanban. Disponível em: </w:t>
+      </w:r>
+      <w:hyperlink r:id="rId39" w:history="1">
         <w:r>
           <w:rPr>
             <w:rStyle w:val="Hyperlink"/>
@@ -7466,17 +9684,9 @@
         <w:t>CANVA.</w:t>
       </w:r>
       <w:r>
-        <w:t xml:space="preserve"> </w:t>
-      </w:r>
-      <w:proofErr w:type="spellStart"/>
-      <w:r>
-        <w:t>Canva</w:t>
-      </w:r>
-      <w:proofErr w:type="spellEnd"/>
-      <w:r>
-        <w:t xml:space="preserve"> – Plataforma de criação visual. Disponível em: </w:t>
-      </w:r>
-      <w:hyperlink r:id="rId34" w:history="1">
+        <w:t xml:space="preserve"> Canva – Plataforma de criação visual. Disponível em: </w:t>
+      </w:r>
+      <w:hyperlink r:id="rId40" w:history="1">
         <w:r>
           <w:rPr>
             <w:rStyle w:val="Hyperlink"/>
@@ -7526,7 +9736,7 @@
       <w:r>
         <w:t xml:space="preserve"> – Hospedagem de código e controle de versão. Disponível em: </w:t>
       </w:r>
-      <w:hyperlink r:id="rId35" w:history="1">
+      <w:hyperlink r:id="rId41" w:history="1">
         <w:r>
           <w:rPr>
             <w:rStyle w:val="Hyperlink"/>
@@ -7555,13 +9765,8 @@
       <w:r>
         <w:t xml:space="preserve"> </w:t>
       </w:r>
-      <w:proofErr w:type="spellStart"/>
-      <w:r>
-        <w:t>abrl</w:t>
-      </w:r>
-      <w:proofErr w:type="spellEnd"/>
-      <w:r>
-        <w:t>. 2026</w:t>
+      <w:r>
+        <w:t>abrl. 2026</w:t>
       </w:r>
       <w:r>
         <w:t>.</w:t>
@@ -7579,17 +9784,9 @@
         <w:t>GIT.</w:t>
       </w:r>
       <w:r>
-        <w:t xml:space="preserve"> </w:t>
-      </w:r>
-      <w:proofErr w:type="spellStart"/>
-      <w:r>
-        <w:t>Git</w:t>
-      </w:r>
-      <w:proofErr w:type="spellEnd"/>
-      <w:r>
-        <w:t xml:space="preserve"> – Sistema de controle de versão distribuído. Disponível em: </w:t>
-      </w:r>
-      <w:hyperlink r:id="rId36" w:history="1">
+        <w:t xml:space="preserve"> Git – Sistema de controle de versão distribuído. Disponível em: </w:t>
+      </w:r>
+      <w:hyperlink r:id="rId42" w:history="1">
         <w:r>
           <w:rPr>
             <w:rStyle w:val="Hyperlink"/>
@@ -7625,17 +9822,9 @@
         <w:t>FLATICON.</w:t>
       </w:r>
       <w:r>
-        <w:t xml:space="preserve"> </w:t>
-      </w:r>
-      <w:proofErr w:type="spellStart"/>
-      <w:r>
-        <w:t>Flaticon</w:t>
-      </w:r>
-      <w:proofErr w:type="spellEnd"/>
-      <w:r>
-        <w:t xml:space="preserve"> – Ícones Vetoriais. Disponível em: </w:t>
-      </w:r>
-      <w:hyperlink r:id="rId37" w:history="1">
+        <w:t xml:space="preserve"> Flaticon – Ícones Vetoriais. Disponível em: </w:t>
+      </w:r>
+      <w:hyperlink r:id="rId43" w:history="1">
         <w:r>
           <w:rPr>
             <w:rStyle w:val="Hyperlink"/>
@@ -7659,17 +9848,9 @@
         <w:t>ICONFINDER.</w:t>
       </w:r>
       <w:r>
-        <w:t xml:space="preserve"> </w:t>
-      </w:r>
-      <w:proofErr w:type="spellStart"/>
-      <w:r>
-        <w:t>Iconfinder</w:t>
-      </w:r>
-      <w:proofErr w:type="spellEnd"/>
-      <w:r>
-        <w:t xml:space="preserve"> – Ícones e vetores. Disponível em: </w:t>
-      </w:r>
-      <w:hyperlink r:id="rId38" w:history="1">
+        <w:t xml:space="preserve"> Iconfinder – Ícones e vetores. Disponível em: </w:t>
+      </w:r>
+      <w:hyperlink r:id="rId44" w:history="1">
         <w:r>
           <w:rPr>
             <w:rStyle w:val="Hyperlink"/>
@@ -7693,17 +9874,9 @@
         <w:t>PHOTOPEA.</w:t>
       </w:r>
       <w:r>
-        <w:t xml:space="preserve"> </w:t>
-      </w:r>
-      <w:proofErr w:type="spellStart"/>
-      <w:r>
-        <w:t>Photopea</w:t>
-      </w:r>
-      <w:proofErr w:type="spellEnd"/>
-      <w:r>
-        <w:t xml:space="preserve"> – Editor de imagens online. Disponível em: </w:t>
-      </w:r>
-      <w:hyperlink r:id="rId39" w:history="1">
+        <w:t xml:space="preserve"> Photopea – Editor de imagens online. Disponível em: </w:t>
+      </w:r>
+      <w:hyperlink r:id="rId45" w:history="1">
         <w:r>
           <w:rPr>
             <w:rStyle w:val="Hyperlink"/>
@@ -7727,17 +9900,9 @@
         <w:t>BRMODELO.</w:t>
       </w:r>
       <w:r>
-        <w:t xml:space="preserve"> </w:t>
-      </w:r>
-      <w:proofErr w:type="spellStart"/>
-      <w:r>
-        <w:t>brModelo</w:t>
-      </w:r>
-      <w:proofErr w:type="spellEnd"/>
-      <w:r>
-        <w:t xml:space="preserve"> Web – Ferramenta de modelagem de banco de dados. Disponível em: </w:t>
-      </w:r>
-      <w:hyperlink r:id="rId40" w:history="1">
+        <w:t xml:space="preserve"> brModelo Web – Ferramenta de modelagem de banco de dados. Disponível em: </w:t>
+      </w:r>
+      <w:hyperlink r:id="rId46" w:history="1">
         <w:r>
           <w:rPr>
             <w:rStyle w:val="Hyperlink"/>
@@ -7761,17 +9926,9 @@
         <w:t>LARAVEL.</w:t>
       </w:r>
       <w:r>
-        <w:t xml:space="preserve"> </w:t>
-      </w:r>
-      <w:proofErr w:type="spellStart"/>
-      <w:r>
-        <w:t>Laravel</w:t>
-      </w:r>
-      <w:proofErr w:type="spellEnd"/>
-      <w:r>
-        <w:t xml:space="preserve"> – Framework PHP para desenvolvimento web. Disponível em: </w:t>
-      </w:r>
-      <w:hyperlink r:id="rId41" w:history="1">
+        <w:t xml:space="preserve"> Laravel – Framework PHP para desenvolvimento web. Disponível em: </w:t>
+      </w:r>
+      <w:hyperlink r:id="rId47" w:history="1">
         <w:r>
           <w:rPr>
             <w:rStyle w:val="Hyperlink"/>
@@ -7798,25 +9955,9 @@
         <w:t>PUSHER.</w:t>
       </w:r>
       <w:r>
-        <w:t xml:space="preserve"> </w:t>
-      </w:r>
-      <w:proofErr w:type="spellStart"/>
-      <w:r>
-        <w:t>Pusher</w:t>
-      </w:r>
-      <w:proofErr w:type="spellEnd"/>
-      <w:r>
-        <w:t xml:space="preserve"> – Biblioteca para </w:t>
-      </w:r>
-      <w:proofErr w:type="spellStart"/>
-      <w:r>
-        <w:t>WebSockets</w:t>
-      </w:r>
-      <w:proofErr w:type="spellEnd"/>
-      <w:r>
-        <w:t xml:space="preserve"> e mensagens em tempo real. Disponível em: </w:t>
-      </w:r>
-      <w:hyperlink r:id="rId42" w:history="1">
+        <w:t xml:space="preserve"> Pusher – Biblioteca para WebSockets e mensagens em tempo real. Disponível em: </w:t>
+      </w:r>
+      <w:hyperlink r:id="rId48" w:history="1">
         <w:r>
           <w:rPr>
             <w:rStyle w:val="Hyperlink"/>
@@ -7845,7 +9986,7 @@
       <w:r>
         <w:t xml:space="preserve"> Gemini – Ferramenta de IA para textos e análises. Disponível em: </w:t>
       </w:r>
-      <w:hyperlink r:id="rId43" w:history="1">
+      <w:hyperlink r:id="rId49" w:history="1">
         <w:r>
           <w:rPr>
             <w:rStyle w:val="Hyperlink"/>
@@ -7872,17 +10013,9 @@
         <w:t>SUPABASE.</w:t>
       </w:r>
       <w:r>
-        <w:t xml:space="preserve"> </w:t>
-      </w:r>
-      <w:proofErr w:type="spellStart"/>
-      <w:r>
-        <w:t>Supabase</w:t>
-      </w:r>
-      <w:proofErr w:type="spellEnd"/>
-      <w:r>
-        <w:t xml:space="preserve"> – Hospedagem do Banco De Dados. Disponível em: </w:t>
-      </w:r>
-      <w:hyperlink r:id="rId44" w:history="1">
+        <w:t xml:space="preserve"> Supabase – Hospedagem do Banco De Dados. Disponível em: </w:t>
+      </w:r>
+      <w:hyperlink r:id="rId50" w:history="1">
         <w:r>
           <w:rPr>
             <w:rStyle w:val="Hyperlink"/>
@@ -8577,19 +10710,19 @@
       </w:rPr>
     </w:lvl>
   </w:abstractNum>
-  <w:num w:numId="1" w16cid:durableId="2019187703">
+  <w:num w:numId="1" w16cid:durableId="1212696645">
     <w:abstractNumId w:val="3"/>
   </w:num>
-  <w:num w:numId="2" w16cid:durableId="2118518979">
+  <w:num w:numId="2" w16cid:durableId="1378969277">
     <w:abstractNumId w:val="0"/>
   </w:num>
-  <w:num w:numId="3" w16cid:durableId="2141992620">
+  <w:num w:numId="3" w16cid:durableId="396365994">
     <w:abstractNumId w:val="1"/>
   </w:num>
-  <w:num w:numId="4" w16cid:durableId="1415515304">
+  <w:num w:numId="4" w16cid:durableId="2104718191">
     <w:abstractNumId w:val="4"/>
   </w:num>
-  <w:num w:numId="5" w16cid:durableId="2146123930">
+  <w:num w:numId="5" w16cid:durableId="1256281337">
     <w:abstractNumId w:val="2"/>
   </w:num>
 </w:numbering>
@@ -9474,7 +11607,7 @@
     <w:link w:val="ImagemTCC2026Char"/>
     <w:autoRedefine/>
     <w:qFormat/>
-    <w:rsid w:val="00BB4C3F"/>
+    <w:rsid w:val="003F03E8"/>
     <w:pPr>
       <w:spacing w:line="240" w:lineRule="auto"/>
     </w:pPr>
@@ -9486,7 +11619,7 @@
     <w:name w:val="ImagemTCC2026 Char"/>
     <w:basedOn w:val="Fontepargpadro"/>
     <w:link w:val="ImagemTCC2026"/>
-    <w:rsid w:val="00BB4C3F"/>
+    <w:rsid w:val="003F03E8"/>
     <w:rPr>
       <w:rFonts w:ascii="Times New Roman" w:eastAsia="Times New Roman" w:hAnsi="Times New Roman" w:cs="Times New Roman"/>
       <w:noProof/>
@@ -9518,13 +11651,25 @@
       <w:shd w:val="clear" w:color="auto" w:fill="E1DFDD"/>
     </w:rPr>
   </w:style>
+  <w:style w:type="character" w:customStyle="1" w:styleId="MenoPendente4">
+    <w:name w:val="Menção Pendente4"/>
+    <w:basedOn w:val="Fontepargpadro"/>
+    <w:uiPriority w:val="99"/>
+    <w:semiHidden/>
+    <w:unhideWhenUsed/>
+    <w:rsid w:val="00EB1EC6"/>
+    <w:rPr>
+      <w:color w:val="605E5C"/>
+      <w:shd w:val="clear" w:color="auto" w:fill="E1DFDD"/>
+    </w:rPr>
+  </w:style>
   <w:style w:type="character" w:styleId="MenoPendente">
     <w:name w:val="Unresolved Mention"/>
     <w:basedOn w:val="Fontepargpadro"/>
     <w:uiPriority w:val="99"/>
     <w:semiHidden/>
     <w:unhideWhenUsed/>
-    <w:rsid w:val="00EB1EC6"/>
+    <w:rsid w:val="00DB35BA"/>
     <w:rPr>
       <w:color w:val="605E5C"/>
       <w:shd w:val="clear" w:color="auto" w:fill="E1DFDD"/>
@@ -9799,7 +11944,7 @@
 </file>
 
 <file path=customXml/itemProps1.xml><?xml version="1.0" encoding="utf-8"?>
-<ds:datastoreItem xmlns:ds="http://schemas.openxmlformats.org/officeDocument/2006/customXml" ds:itemID="{7C5BFEE8-CFFE-497C-A904-DDE05A288F0C}">
+<ds:datastoreItem xmlns:ds="http://schemas.openxmlformats.org/officeDocument/2006/customXml" ds:itemID="{7187C245-3EE7-4611-82C1-59449B9BC72E}">
   <ds:schemaRefs>
     <ds:schemaRef ds:uri="http://schemas.openxmlformats.org/officeDocument/2006/bibliography"/>
   </ds:schemaRefs>

--- a/Documentação/Diario de Bordo.docx
+++ b/Documentação/Diario de Bordo.docx
@@ -396,7 +396,13 @@
         <w:rPr>
           <w:noProof/>
         </w:rPr>
-        <w:t>Trabalho de Conclusão de Curso, 6</w:t>
+        <w:t>T</w:t>
+      </w:r>
+      <w:r>
+        <w:rPr>
+          <w:noProof/>
+        </w:rPr>
+        <w:t>rabalho de Conclusão de Curso</w:t>
       </w:r>
     </w:p>
     <w:bookmarkEnd w:id="3"/>
@@ -434,6 +440,47 @@
         <w:t>Banco de Dados</w:t>
       </w:r>
     </w:p>
+    <w:p>
+      <w:pPr>
+        <w:pStyle w:val="ParagrafoTCC2025"/>
+      </w:pPr>
+      <w:r>
+        <w:t>CRUD</w:t>
+      </w:r>
+      <w:r>
+        <w:tab/>
+      </w:r>
+      <w:r>
+        <w:tab/>
+        <w:t>O</w:t>
+      </w:r>
+      <w:r>
+        <w:t>perações básicas utilizadas na manipulação de dados em bancos de dados e sistemas de software</w:t>
+      </w:r>
+    </w:p>
+    <w:p>
+      <w:pPr>
+        <w:pStyle w:val="ParagrafoTCC2025"/>
+        <w:rPr>
+          <w:u w:val="single"/>
+        </w:rPr>
+      </w:pPr>
+      <w:r>
+        <w:t>SW</w:t>
+      </w:r>
+      <w:r>
+        <w:tab/>
+      </w:r>
+      <w:r>
+        <w:tab/>
+        <w:t>Software</w:t>
+      </w:r>
+    </w:p>
+    <w:p>
+      <w:pPr>
+        <w:pStyle w:val="ParagrafoTCC2025"/>
+      </w:pPr>
+    </w:p>
     <w:bookmarkEnd w:id="0"/>
     <w:p>
       <w:pPr>
@@ -473,8 +520,9 @@
           <w:rFonts w:asciiTheme="minorHAnsi" w:eastAsiaTheme="minorEastAsia" w:hAnsiTheme="minorHAnsi" w:cstheme="minorBidi"/>
           <w:noProof/>
           <w:color w:val="auto"/>
-          <w:sz w:val="22"/>
-          <w:szCs w:val="22"/>
+          <w:kern w:val="2"/>
+          <w:szCs w:val="24"/>
+          <w14:ligatures w14:val="standardContextual"/>
         </w:rPr>
       </w:pPr>
       <w:r>
@@ -495,7 +543,7 @@
         </w:rPr>
         <w:fldChar w:fldCharType="separate"/>
       </w:r>
-      <w:hyperlink w:anchor="_Toc231403170" w:history="1">
+      <w:hyperlink w:anchor="_Toc237375944" w:history="1">
         <w:r>
           <w:rPr>
             <w:rStyle w:val="Hyperlink"/>
@@ -522,7 +570,7 @@
             <w:noProof/>
             <w:webHidden/>
           </w:rPr>
-          <w:instrText xml:space="preserve"> PAGEREF _Toc231403170 \h </w:instrText>
+          <w:instrText xml:space="preserve"> PAGEREF _Toc237375944 \h </w:instrText>
         </w:r>
         <w:r>
           <w:rPr>
@@ -563,11 +611,12 @@
           <w:rFonts w:asciiTheme="minorHAnsi" w:eastAsiaTheme="minorEastAsia" w:hAnsiTheme="minorHAnsi" w:cstheme="minorBidi"/>
           <w:noProof/>
           <w:color w:val="auto"/>
-          <w:sz w:val="22"/>
-          <w:szCs w:val="22"/>
-        </w:rPr>
-      </w:pPr>
-      <w:hyperlink w:anchor="_Toc231403171" w:history="1">
+          <w:kern w:val="2"/>
+          <w:szCs w:val="24"/>
+          <w14:ligatures w14:val="standardContextual"/>
+        </w:rPr>
+      </w:pPr>
+      <w:hyperlink w:anchor="_Toc237375945" w:history="1">
         <w:r>
           <w:rPr>
             <w:rStyle w:val="Hyperlink"/>
@@ -594,7 +643,7 @@
             <w:noProof/>
             <w:webHidden/>
           </w:rPr>
-          <w:instrText xml:space="preserve"> PAGEREF _Toc231403171 \h </w:instrText>
+          <w:instrText xml:space="preserve"> PAGEREF _Toc237375945 \h </w:instrText>
         </w:r>
         <w:r>
           <w:rPr>
@@ -635,17 +684,18 @@
           <w:rFonts w:asciiTheme="minorHAnsi" w:eastAsiaTheme="minorEastAsia" w:hAnsiTheme="minorHAnsi" w:cstheme="minorBidi"/>
           <w:noProof/>
           <w:color w:val="auto"/>
-          <w:sz w:val="22"/>
-          <w:szCs w:val="22"/>
-        </w:rPr>
-      </w:pPr>
-      <w:hyperlink w:anchor="_Toc231403172" w:history="1">
+          <w:kern w:val="2"/>
+          <w:szCs w:val="24"/>
+          <w14:ligatures w14:val="standardContextual"/>
+        </w:rPr>
+      </w:pPr>
+      <w:hyperlink w:anchor="_Toc237375946" w:history="1">
         <w:r>
           <w:rPr>
             <w:rStyle w:val="Hyperlink"/>
             <w:noProof/>
           </w:rPr>
-          <w:t>Figura 3 - Modelo base definido para Fron-End</w:t>
+          <w:t>Figura 3 - Modelo base definido para Front-End</w:t>
         </w:r>
         <w:r>
           <w:rPr>
@@ -666,7 +716,7 @@
             <w:noProof/>
             <w:webHidden/>
           </w:rPr>
-          <w:instrText xml:space="preserve"> PAGEREF _Toc231403172 \h </w:instrText>
+          <w:instrText xml:space="preserve"> PAGEREF _Toc237375946 \h </w:instrText>
         </w:r>
         <w:r>
           <w:rPr>
@@ -707,11 +757,12 @@
           <w:rFonts w:asciiTheme="minorHAnsi" w:eastAsiaTheme="minorEastAsia" w:hAnsiTheme="minorHAnsi" w:cstheme="minorBidi"/>
           <w:noProof/>
           <w:color w:val="auto"/>
-          <w:sz w:val="22"/>
-          <w:szCs w:val="22"/>
-        </w:rPr>
-      </w:pPr>
-      <w:hyperlink w:anchor="_Toc231403173" w:history="1">
+          <w:kern w:val="2"/>
+          <w:szCs w:val="24"/>
+          <w14:ligatures w14:val="standardContextual"/>
+        </w:rPr>
+      </w:pPr>
+      <w:hyperlink w:anchor="_Toc237375947" w:history="1">
         <w:r>
           <w:rPr>
             <w:rStyle w:val="Hyperlink"/>
@@ -738,7 +789,7 @@
             <w:noProof/>
             <w:webHidden/>
           </w:rPr>
-          <w:instrText xml:space="preserve"> PAGEREF _Toc231403173 \h </w:instrText>
+          <w:instrText xml:space="preserve"> PAGEREF _Toc237375947 \h </w:instrText>
         </w:r>
         <w:r>
           <w:rPr>
@@ -779,11 +830,12 @@
           <w:rFonts w:asciiTheme="minorHAnsi" w:eastAsiaTheme="minorEastAsia" w:hAnsiTheme="minorHAnsi" w:cstheme="minorBidi"/>
           <w:noProof/>
           <w:color w:val="auto"/>
-          <w:sz w:val="22"/>
-          <w:szCs w:val="22"/>
-        </w:rPr>
-      </w:pPr>
-      <w:hyperlink w:anchor="_Toc231403174" w:history="1">
+          <w:kern w:val="2"/>
+          <w:szCs w:val="24"/>
+          <w14:ligatures w14:val="standardContextual"/>
+        </w:rPr>
+      </w:pPr>
+      <w:hyperlink w:anchor="_Toc237375948" w:history="1">
         <w:r>
           <w:rPr>
             <w:rStyle w:val="Hyperlink"/>
@@ -810,7 +862,7 @@
             <w:noProof/>
             <w:webHidden/>
           </w:rPr>
-          <w:instrText xml:space="preserve"> PAGEREF _Toc231403174 \h </w:instrText>
+          <w:instrText xml:space="preserve"> PAGEREF _Toc237375948 \h </w:instrText>
         </w:r>
         <w:r>
           <w:rPr>
@@ -851,11 +903,12 @@
           <w:rFonts w:asciiTheme="minorHAnsi" w:eastAsiaTheme="minorEastAsia" w:hAnsiTheme="minorHAnsi" w:cstheme="minorBidi"/>
           <w:noProof/>
           <w:color w:val="auto"/>
-          <w:sz w:val="22"/>
-          <w:szCs w:val="22"/>
-        </w:rPr>
-      </w:pPr>
-      <w:hyperlink w:anchor="_Toc231403175" w:history="1">
+          <w:kern w:val="2"/>
+          <w:szCs w:val="24"/>
+          <w14:ligatures w14:val="standardContextual"/>
+        </w:rPr>
+      </w:pPr>
+      <w:hyperlink w:anchor="_Toc237375949" w:history="1">
         <w:r>
           <w:rPr>
             <w:rStyle w:val="Hyperlink"/>
@@ -882,7 +935,7 @@
             <w:noProof/>
             <w:webHidden/>
           </w:rPr>
-          <w:instrText xml:space="preserve"> PAGEREF _Toc231403175 \h </w:instrText>
+          <w:instrText xml:space="preserve"> PAGEREF _Toc237375949 \h </w:instrText>
         </w:r>
         <w:r>
           <w:rPr>
@@ -923,11 +976,12 @@
           <w:rFonts w:asciiTheme="minorHAnsi" w:eastAsiaTheme="minorEastAsia" w:hAnsiTheme="minorHAnsi" w:cstheme="minorBidi"/>
           <w:noProof/>
           <w:color w:val="auto"/>
-          <w:sz w:val="22"/>
-          <w:szCs w:val="22"/>
-        </w:rPr>
-      </w:pPr>
-      <w:hyperlink w:anchor="_Toc231403176" w:history="1">
+          <w:kern w:val="2"/>
+          <w:szCs w:val="24"/>
+          <w14:ligatures w14:val="standardContextual"/>
+        </w:rPr>
+      </w:pPr>
+      <w:hyperlink w:anchor="_Toc237375950" w:history="1">
         <w:r>
           <w:rPr>
             <w:rStyle w:val="Hyperlink"/>
@@ -954,7 +1008,7 @@
             <w:noProof/>
             <w:webHidden/>
           </w:rPr>
-          <w:instrText xml:space="preserve"> PAGEREF _Toc231403176 \h </w:instrText>
+          <w:instrText xml:space="preserve"> PAGEREF _Toc237375950 \h </w:instrText>
         </w:r>
         <w:r>
           <w:rPr>
@@ -995,11 +1049,12 @@
           <w:rFonts w:asciiTheme="minorHAnsi" w:eastAsiaTheme="minorEastAsia" w:hAnsiTheme="minorHAnsi" w:cstheme="minorBidi"/>
           <w:noProof/>
           <w:color w:val="auto"/>
-          <w:sz w:val="22"/>
-          <w:szCs w:val="22"/>
-        </w:rPr>
-      </w:pPr>
-      <w:hyperlink w:anchor="_Toc231403177" w:history="1">
+          <w:kern w:val="2"/>
+          <w:szCs w:val="24"/>
+          <w14:ligatures w14:val="standardContextual"/>
+        </w:rPr>
+      </w:pPr>
+      <w:hyperlink w:anchor="_Toc237375951" w:history="1">
         <w:r>
           <w:rPr>
             <w:rStyle w:val="Hyperlink"/>
@@ -1026,7 +1081,7 @@
             <w:noProof/>
             <w:webHidden/>
           </w:rPr>
-          <w:instrText xml:space="preserve"> PAGEREF _Toc231403177 \h </w:instrText>
+          <w:instrText xml:space="preserve"> PAGEREF _Toc237375951 \h </w:instrText>
         </w:r>
         <w:r>
           <w:rPr>
@@ -1067,11 +1122,12 @@
           <w:rFonts w:asciiTheme="minorHAnsi" w:eastAsiaTheme="minorEastAsia" w:hAnsiTheme="minorHAnsi" w:cstheme="minorBidi"/>
           <w:noProof/>
           <w:color w:val="auto"/>
-          <w:sz w:val="22"/>
-          <w:szCs w:val="22"/>
-        </w:rPr>
-      </w:pPr>
-      <w:hyperlink w:anchor="_Toc231403178" w:history="1">
+          <w:kern w:val="2"/>
+          <w:szCs w:val="24"/>
+          <w14:ligatures w14:val="standardContextual"/>
+        </w:rPr>
+      </w:pPr>
+      <w:hyperlink w:anchor="_Toc237375952" w:history="1">
         <w:r>
           <w:rPr>
             <w:rStyle w:val="Hyperlink"/>
@@ -1098,7 +1154,7 @@
             <w:noProof/>
             <w:webHidden/>
           </w:rPr>
-          <w:instrText xml:space="preserve"> PAGEREF _Toc231403178 \h </w:instrText>
+          <w:instrText xml:space="preserve"> PAGEREF _Toc237375952 \h </w:instrText>
         </w:r>
         <w:r>
           <w:rPr>
@@ -1139,11 +1195,12 @@
           <w:rFonts w:asciiTheme="minorHAnsi" w:eastAsiaTheme="minorEastAsia" w:hAnsiTheme="minorHAnsi" w:cstheme="minorBidi"/>
           <w:noProof/>
           <w:color w:val="auto"/>
-          <w:sz w:val="22"/>
-          <w:szCs w:val="22"/>
-        </w:rPr>
-      </w:pPr>
-      <w:hyperlink w:anchor="_Toc231403179" w:history="1">
+          <w:kern w:val="2"/>
+          <w:szCs w:val="24"/>
+          <w14:ligatures w14:val="standardContextual"/>
+        </w:rPr>
+      </w:pPr>
+      <w:hyperlink w:anchor="_Toc237375953" w:history="1">
         <w:r>
           <w:rPr>
             <w:rStyle w:val="Hyperlink"/>
@@ -1170,7 +1227,7 @@
             <w:noProof/>
             <w:webHidden/>
           </w:rPr>
-          <w:instrText xml:space="preserve"> PAGEREF _Toc231403179 \h </w:instrText>
+          <w:instrText xml:space="preserve"> PAGEREF _Toc237375953 \h </w:instrText>
         </w:r>
         <w:r>
           <w:rPr>
@@ -1211,11 +1268,12 @@
           <w:rFonts w:asciiTheme="minorHAnsi" w:eastAsiaTheme="minorEastAsia" w:hAnsiTheme="minorHAnsi" w:cstheme="minorBidi"/>
           <w:noProof/>
           <w:color w:val="auto"/>
-          <w:sz w:val="22"/>
-          <w:szCs w:val="22"/>
-        </w:rPr>
-      </w:pPr>
-      <w:hyperlink w:anchor="_Toc231403180" w:history="1">
+          <w:kern w:val="2"/>
+          <w:szCs w:val="24"/>
+          <w14:ligatures w14:val="standardContextual"/>
+        </w:rPr>
+      </w:pPr>
+      <w:hyperlink w:anchor="_Toc237375954" w:history="1">
         <w:r>
           <w:rPr>
             <w:rStyle w:val="Hyperlink"/>
@@ -1242,7 +1300,7 @@
             <w:noProof/>
             <w:webHidden/>
           </w:rPr>
-          <w:instrText xml:space="preserve"> PAGEREF _Toc231403180 \h </w:instrText>
+          <w:instrText xml:space="preserve"> PAGEREF _Toc237375954 \h </w:instrText>
         </w:r>
         <w:r>
           <w:rPr>
@@ -1283,11 +1341,12 @@
           <w:rFonts w:asciiTheme="minorHAnsi" w:eastAsiaTheme="minorEastAsia" w:hAnsiTheme="minorHAnsi" w:cstheme="minorBidi"/>
           <w:noProof/>
           <w:color w:val="auto"/>
-          <w:sz w:val="22"/>
-          <w:szCs w:val="22"/>
-        </w:rPr>
-      </w:pPr>
-      <w:hyperlink w:anchor="_Toc231403181" w:history="1">
+          <w:kern w:val="2"/>
+          <w:szCs w:val="24"/>
+          <w14:ligatures w14:val="standardContextual"/>
+        </w:rPr>
+      </w:pPr>
+      <w:hyperlink w:anchor="_Toc237375955" w:history="1">
         <w:r>
           <w:rPr>
             <w:rStyle w:val="Hyperlink"/>
@@ -1314,7 +1373,7 @@
             <w:noProof/>
             <w:webHidden/>
           </w:rPr>
-          <w:instrText xml:space="preserve"> PAGEREF _Toc231403181 \h </w:instrText>
+          <w:instrText xml:space="preserve"> PAGEREF _Toc237375955 \h </w:instrText>
         </w:r>
         <w:r>
           <w:rPr>
@@ -1355,11 +1414,12 @@
           <w:rFonts w:asciiTheme="minorHAnsi" w:eastAsiaTheme="minorEastAsia" w:hAnsiTheme="minorHAnsi" w:cstheme="minorBidi"/>
           <w:noProof/>
           <w:color w:val="auto"/>
-          <w:sz w:val="22"/>
-          <w:szCs w:val="22"/>
-        </w:rPr>
-      </w:pPr>
-      <w:hyperlink w:anchor="_Toc231403182" w:history="1">
+          <w:kern w:val="2"/>
+          <w:szCs w:val="24"/>
+          <w14:ligatures w14:val="standardContextual"/>
+        </w:rPr>
+      </w:pPr>
+      <w:hyperlink w:anchor="_Toc237375956" w:history="1">
         <w:r>
           <w:rPr>
             <w:rStyle w:val="Hyperlink"/>
@@ -1386,7 +1446,7 @@
             <w:noProof/>
             <w:webHidden/>
           </w:rPr>
-          <w:instrText xml:space="preserve"> PAGEREF _Toc231403182 \h </w:instrText>
+          <w:instrText xml:space="preserve"> PAGEREF _Toc237375956 \h </w:instrText>
         </w:r>
         <w:r>
           <w:rPr>
@@ -1406,7 +1466,7 @@
             <w:noProof/>
             <w:webHidden/>
           </w:rPr>
-          <w:t>16</w:t>
+          <w:t>17</w:t>
         </w:r>
         <w:r>
           <w:rPr>
@@ -1427,11 +1487,12 @@
           <w:rFonts w:asciiTheme="minorHAnsi" w:eastAsiaTheme="minorEastAsia" w:hAnsiTheme="minorHAnsi" w:cstheme="minorBidi"/>
           <w:noProof/>
           <w:color w:val="auto"/>
-          <w:sz w:val="22"/>
-          <w:szCs w:val="22"/>
-        </w:rPr>
-      </w:pPr>
-      <w:hyperlink w:anchor="_Toc231403183" w:history="1">
+          <w:kern w:val="2"/>
+          <w:szCs w:val="24"/>
+          <w14:ligatures w14:val="standardContextual"/>
+        </w:rPr>
+      </w:pPr>
+      <w:hyperlink w:anchor="_Toc237375957" w:history="1">
         <w:r>
           <w:rPr>
             <w:rStyle w:val="Hyperlink"/>
@@ -1458,7 +1519,7 @@
             <w:noProof/>
             <w:webHidden/>
           </w:rPr>
-          <w:instrText xml:space="preserve"> PAGEREF _Toc231403183 \h </w:instrText>
+          <w:instrText xml:space="preserve"> PAGEREF _Toc237375957 \h </w:instrText>
         </w:r>
         <w:r>
           <w:rPr>
@@ -1478,7 +1539,7 @@
             <w:noProof/>
             <w:webHidden/>
           </w:rPr>
-          <w:t>16</w:t>
+          <w:t>17</w:t>
         </w:r>
         <w:r>
           <w:rPr>
@@ -1499,11 +1560,12 @@
           <w:rFonts w:asciiTheme="minorHAnsi" w:eastAsiaTheme="minorEastAsia" w:hAnsiTheme="minorHAnsi" w:cstheme="minorBidi"/>
           <w:noProof/>
           <w:color w:val="auto"/>
-          <w:sz w:val="22"/>
-          <w:szCs w:val="22"/>
-        </w:rPr>
-      </w:pPr>
-      <w:hyperlink w:anchor="_Toc231403184" w:history="1">
+          <w:kern w:val="2"/>
+          <w:szCs w:val="24"/>
+          <w14:ligatures w14:val="standardContextual"/>
+        </w:rPr>
+      </w:pPr>
+      <w:hyperlink w:anchor="_Toc237375958" w:history="1">
         <w:r>
           <w:rPr>
             <w:rStyle w:val="Hyperlink"/>
@@ -1530,7 +1592,7 @@
             <w:noProof/>
             <w:webHidden/>
           </w:rPr>
-          <w:instrText xml:space="preserve"> PAGEREF _Toc231403184 \h </w:instrText>
+          <w:instrText xml:space="preserve"> PAGEREF _Toc237375958 \h </w:instrText>
         </w:r>
         <w:r>
           <w:rPr>
@@ -1550,7 +1612,7 @@
             <w:noProof/>
             <w:webHidden/>
           </w:rPr>
-          <w:t>17</w:t>
+          <w:t>18</w:t>
         </w:r>
         <w:r>
           <w:rPr>
@@ -1571,11 +1633,12 @@
           <w:rFonts w:asciiTheme="minorHAnsi" w:eastAsiaTheme="minorEastAsia" w:hAnsiTheme="minorHAnsi" w:cstheme="minorBidi"/>
           <w:noProof/>
           <w:color w:val="auto"/>
-          <w:sz w:val="22"/>
-          <w:szCs w:val="22"/>
-        </w:rPr>
-      </w:pPr>
-      <w:hyperlink w:anchor="_Toc231403185" w:history="1">
+          <w:kern w:val="2"/>
+          <w:szCs w:val="24"/>
+          <w14:ligatures w14:val="standardContextual"/>
+        </w:rPr>
+      </w:pPr>
+      <w:hyperlink w:anchor="_Toc237375959" w:history="1">
         <w:r>
           <w:rPr>
             <w:rStyle w:val="Hyperlink"/>
@@ -1602,7 +1665,7 @@
             <w:noProof/>
             <w:webHidden/>
           </w:rPr>
-          <w:instrText xml:space="preserve"> PAGEREF _Toc231403185 \h </w:instrText>
+          <w:instrText xml:space="preserve"> PAGEREF _Toc237375959 \h </w:instrText>
         </w:r>
         <w:r>
           <w:rPr>
@@ -1622,7 +1685,7 @@
             <w:noProof/>
             <w:webHidden/>
           </w:rPr>
-          <w:t>17</w:t>
+          <w:t>18</w:t>
         </w:r>
         <w:r>
           <w:rPr>
@@ -1643,11 +1706,12 @@
           <w:rFonts w:asciiTheme="minorHAnsi" w:eastAsiaTheme="minorEastAsia" w:hAnsiTheme="minorHAnsi" w:cstheme="minorBidi"/>
           <w:noProof/>
           <w:color w:val="auto"/>
-          <w:sz w:val="22"/>
-          <w:szCs w:val="22"/>
-        </w:rPr>
-      </w:pPr>
-      <w:hyperlink w:anchor="_Toc231403186" w:history="1">
+          <w:kern w:val="2"/>
+          <w:szCs w:val="24"/>
+          <w14:ligatures w14:val="standardContextual"/>
+        </w:rPr>
+      </w:pPr>
+      <w:hyperlink w:anchor="_Toc237375960" w:history="1">
         <w:r>
           <w:rPr>
             <w:rStyle w:val="Hyperlink"/>
@@ -1674,7 +1738,7 @@
             <w:noProof/>
             <w:webHidden/>
           </w:rPr>
-          <w:instrText xml:space="preserve"> PAGEREF _Toc231403186 \h </w:instrText>
+          <w:instrText xml:space="preserve"> PAGEREF _Toc237375960 \h </w:instrText>
         </w:r>
         <w:r>
           <w:rPr>
@@ -1694,7 +1758,7 @@
             <w:noProof/>
             <w:webHidden/>
           </w:rPr>
-          <w:t>18</w:t>
+          <w:t>19</w:t>
         </w:r>
         <w:r>
           <w:rPr>
@@ -1715,11 +1779,12 @@
           <w:rFonts w:asciiTheme="minorHAnsi" w:eastAsiaTheme="minorEastAsia" w:hAnsiTheme="minorHAnsi" w:cstheme="minorBidi"/>
           <w:noProof/>
           <w:color w:val="auto"/>
-          <w:sz w:val="22"/>
-          <w:szCs w:val="22"/>
-        </w:rPr>
-      </w:pPr>
-      <w:hyperlink w:anchor="_Toc231403187" w:history="1">
+          <w:kern w:val="2"/>
+          <w:szCs w:val="24"/>
+          <w14:ligatures w14:val="standardContextual"/>
+        </w:rPr>
+      </w:pPr>
+      <w:hyperlink w:anchor="_Toc237375961" w:history="1">
         <w:r>
           <w:rPr>
             <w:rStyle w:val="Hyperlink"/>
@@ -1746,7 +1811,7 @@
             <w:noProof/>
             <w:webHidden/>
           </w:rPr>
-          <w:instrText xml:space="preserve"> PAGEREF _Toc231403187 \h </w:instrText>
+          <w:instrText xml:space="preserve"> PAGEREF _Toc237375961 \h </w:instrText>
         </w:r>
         <w:r>
           <w:rPr>
@@ -1766,7 +1831,7 @@
             <w:noProof/>
             <w:webHidden/>
           </w:rPr>
-          <w:t>18</w:t>
+          <w:t>20</w:t>
         </w:r>
         <w:r>
           <w:rPr>
@@ -1787,11 +1852,12 @@
           <w:rFonts w:asciiTheme="minorHAnsi" w:eastAsiaTheme="minorEastAsia" w:hAnsiTheme="minorHAnsi" w:cstheme="minorBidi"/>
           <w:noProof/>
           <w:color w:val="auto"/>
-          <w:sz w:val="22"/>
-          <w:szCs w:val="22"/>
-        </w:rPr>
-      </w:pPr>
-      <w:hyperlink w:anchor="_Toc231403188" w:history="1">
+          <w:kern w:val="2"/>
+          <w:szCs w:val="24"/>
+          <w14:ligatures w14:val="standardContextual"/>
+        </w:rPr>
+      </w:pPr>
+      <w:hyperlink w:anchor="_Toc237375962" w:history="1">
         <w:r>
           <w:rPr>
             <w:rStyle w:val="Hyperlink"/>
@@ -1818,7 +1884,7 @@
             <w:noProof/>
             <w:webHidden/>
           </w:rPr>
-          <w:instrText xml:space="preserve"> PAGEREF _Toc231403188 \h </w:instrText>
+          <w:instrText xml:space="preserve"> PAGEREF _Toc237375962 \h </w:instrText>
         </w:r>
         <w:r>
           <w:rPr>
@@ -1838,7 +1904,7 @@
             <w:noProof/>
             <w:webHidden/>
           </w:rPr>
-          <w:t>19</w:t>
+          <w:t>20</w:t>
         </w:r>
         <w:r>
           <w:rPr>
@@ -1859,11 +1925,12 @@
           <w:rFonts w:asciiTheme="minorHAnsi" w:eastAsiaTheme="minorEastAsia" w:hAnsiTheme="minorHAnsi" w:cstheme="minorBidi"/>
           <w:noProof/>
           <w:color w:val="auto"/>
-          <w:sz w:val="22"/>
-          <w:szCs w:val="22"/>
-        </w:rPr>
-      </w:pPr>
-      <w:hyperlink w:anchor="_Toc231403189" w:history="1">
+          <w:kern w:val="2"/>
+          <w:szCs w:val="24"/>
+          <w14:ligatures w14:val="standardContextual"/>
+        </w:rPr>
+      </w:pPr>
+      <w:hyperlink w:anchor="_Toc237375963" w:history="1">
         <w:r>
           <w:rPr>
             <w:rStyle w:val="Hyperlink"/>
@@ -1890,7 +1957,7 @@
             <w:noProof/>
             <w:webHidden/>
           </w:rPr>
-          <w:instrText xml:space="preserve"> PAGEREF _Toc231403189 \h </w:instrText>
+          <w:instrText xml:space="preserve"> PAGEREF _Toc237375963 \h </w:instrText>
         </w:r>
         <w:r>
           <w:rPr>
@@ -1910,7 +1977,7 @@
             <w:noProof/>
             <w:webHidden/>
           </w:rPr>
-          <w:t>19</w:t>
+          <w:t>21</w:t>
         </w:r>
         <w:r>
           <w:rPr>
@@ -1931,11 +1998,12 @@
           <w:rFonts w:asciiTheme="minorHAnsi" w:eastAsiaTheme="minorEastAsia" w:hAnsiTheme="minorHAnsi" w:cstheme="minorBidi"/>
           <w:noProof/>
           <w:color w:val="auto"/>
-          <w:sz w:val="22"/>
-          <w:szCs w:val="22"/>
-        </w:rPr>
-      </w:pPr>
-      <w:hyperlink w:anchor="_Toc231403190" w:history="1">
+          <w:kern w:val="2"/>
+          <w:szCs w:val="24"/>
+          <w14:ligatures w14:val="standardContextual"/>
+        </w:rPr>
+      </w:pPr>
+      <w:hyperlink w:anchor="_Toc237375964" w:history="1">
         <w:r>
           <w:rPr>
             <w:rStyle w:val="Hyperlink"/>
@@ -1962,7 +2030,7 @@
             <w:noProof/>
             <w:webHidden/>
           </w:rPr>
-          <w:instrText xml:space="preserve"> PAGEREF _Toc231403190 \h </w:instrText>
+          <w:instrText xml:space="preserve"> PAGEREF _Toc237375964 \h </w:instrText>
         </w:r>
         <w:r>
           <w:rPr>
@@ -1982,7 +2050,7 @@
             <w:noProof/>
             <w:webHidden/>
           </w:rPr>
-          <w:t>20</w:t>
+          <w:t>22</w:t>
         </w:r>
         <w:r>
           <w:rPr>
@@ -2003,11 +2071,12 @@
           <w:rFonts w:asciiTheme="minorHAnsi" w:eastAsiaTheme="minorEastAsia" w:hAnsiTheme="minorHAnsi" w:cstheme="minorBidi"/>
           <w:noProof/>
           <w:color w:val="auto"/>
-          <w:sz w:val="22"/>
-          <w:szCs w:val="22"/>
-        </w:rPr>
-      </w:pPr>
-      <w:hyperlink w:anchor="_Toc231403191" w:history="1">
+          <w:kern w:val="2"/>
+          <w:szCs w:val="24"/>
+          <w14:ligatures w14:val="standardContextual"/>
+        </w:rPr>
+      </w:pPr>
+      <w:hyperlink w:anchor="_Toc237375965" w:history="1">
         <w:r>
           <w:rPr>
             <w:rStyle w:val="Hyperlink"/>
@@ -2034,7 +2103,7 @@
             <w:noProof/>
             <w:webHidden/>
           </w:rPr>
-          <w:instrText xml:space="preserve"> PAGEREF _Toc231403191 \h </w:instrText>
+          <w:instrText xml:space="preserve"> PAGEREF _Toc237375965 \h </w:instrText>
         </w:r>
         <w:r>
           <w:rPr>
@@ -2054,7 +2123,7 @@
             <w:noProof/>
             <w:webHidden/>
           </w:rPr>
-          <w:t>20</w:t>
+          <w:t>23</w:t>
         </w:r>
         <w:r>
           <w:rPr>
@@ -2075,11 +2144,12 @@
           <w:rFonts w:asciiTheme="minorHAnsi" w:eastAsiaTheme="minorEastAsia" w:hAnsiTheme="minorHAnsi" w:cstheme="minorBidi"/>
           <w:noProof/>
           <w:color w:val="auto"/>
-          <w:sz w:val="22"/>
-          <w:szCs w:val="22"/>
-        </w:rPr>
-      </w:pPr>
-      <w:hyperlink w:anchor="_Toc231403192" w:history="1">
+          <w:kern w:val="2"/>
+          <w:szCs w:val="24"/>
+          <w14:ligatures w14:val="standardContextual"/>
+        </w:rPr>
+      </w:pPr>
+      <w:hyperlink w:anchor="_Toc237375966" w:history="1">
         <w:r>
           <w:rPr>
             <w:rStyle w:val="Hyperlink"/>
@@ -2106,7 +2176,7 @@
             <w:noProof/>
             <w:webHidden/>
           </w:rPr>
-          <w:instrText xml:space="preserve"> PAGEREF _Toc231403192 \h </w:instrText>
+          <w:instrText xml:space="preserve"> PAGEREF _Toc237375966 \h </w:instrText>
         </w:r>
         <w:r>
           <w:rPr>
@@ -2126,7 +2196,7 @@
             <w:noProof/>
             <w:webHidden/>
           </w:rPr>
-          <w:t>21</w:t>
+          <w:t>23</w:t>
         </w:r>
         <w:r>
           <w:rPr>
@@ -2147,11 +2217,12 @@
           <w:rFonts w:asciiTheme="minorHAnsi" w:eastAsiaTheme="minorEastAsia" w:hAnsiTheme="minorHAnsi" w:cstheme="minorBidi"/>
           <w:noProof/>
           <w:color w:val="auto"/>
-          <w:sz w:val="22"/>
-          <w:szCs w:val="22"/>
-        </w:rPr>
-      </w:pPr>
-      <w:hyperlink w:anchor="_Toc231403193" w:history="1">
+          <w:kern w:val="2"/>
+          <w:szCs w:val="24"/>
+          <w14:ligatures w14:val="standardContextual"/>
+        </w:rPr>
+      </w:pPr>
+      <w:hyperlink w:anchor="_Toc237375967" w:history="1">
         <w:r>
           <w:rPr>
             <w:rStyle w:val="Hyperlink"/>
@@ -2178,7 +2249,7 @@
             <w:noProof/>
             <w:webHidden/>
           </w:rPr>
-          <w:instrText xml:space="preserve"> PAGEREF _Toc231403193 \h </w:instrText>
+          <w:instrText xml:space="preserve"> PAGEREF _Toc237375967 \h </w:instrText>
         </w:r>
         <w:r>
           <w:rPr>
@@ -2198,7 +2269,1175 @@
             <w:noProof/>
             <w:webHidden/>
           </w:rPr>
-          <w:t>22</w:t>
+          <w:t>24</w:t>
+        </w:r>
+        <w:r>
+          <w:rPr>
+            <w:noProof/>
+            <w:webHidden/>
+          </w:rPr>
+          <w:fldChar w:fldCharType="end"/>
+        </w:r>
+      </w:hyperlink>
+    </w:p>
+    <w:p>
+      <w:pPr>
+        <w:pStyle w:val="ndicedeilustraes"/>
+        <w:tabs>
+          <w:tab w:val="right" w:leader="dot" w:pos="9181"/>
+        </w:tabs>
+        <w:rPr>
+          <w:rFonts w:asciiTheme="minorHAnsi" w:eastAsiaTheme="minorEastAsia" w:hAnsiTheme="minorHAnsi" w:cstheme="minorBidi"/>
+          <w:noProof/>
+          <w:color w:val="auto"/>
+          <w:kern w:val="2"/>
+          <w:szCs w:val="24"/>
+          <w14:ligatures w14:val="standardContextual"/>
+        </w:rPr>
+      </w:pPr>
+      <w:hyperlink w:anchor="_Toc237375968" w:history="1">
+        <w:r>
+          <w:rPr>
+            <w:rStyle w:val="Hyperlink"/>
+            <w:noProof/>
+          </w:rPr>
+          <w:t>Figura 25 - Criação do modal de perfil do cliente e tradução de mensagens de erro</w:t>
+        </w:r>
+        <w:r>
+          <w:rPr>
+            <w:noProof/>
+            <w:webHidden/>
+          </w:rPr>
+          <w:tab/>
+        </w:r>
+        <w:r>
+          <w:rPr>
+            <w:noProof/>
+            <w:webHidden/>
+          </w:rPr>
+          <w:fldChar w:fldCharType="begin"/>
+        </w:r>
+        <w:r>
+          <w:rPr>
+            <w:noProof/>
+            <w:webHidden/>
+          </w:rPr>
+          <w:instrText xml:space="preserve"> PAGEREF _Toc237375968 \h </w:instrText>
+        </w:r>
+        <w:r>
+          <w:rPr>
+            <w:noProof/>
+            <w:webHidden/>
+          </w:rPr>
+        </w:r>
+        <w:r>
+          <w:rPr>
+            <w:noProof/>
+            <w:webHidden/>
+          </w:rPr>
+          <w:fldChar w:fldCharType="separate"/>
+        </w:r>
+        <w:r>
+          <w:rPr>
+            <w:noProof/>
+            <w:webHidden/>
+          </w:rPr>
+          <w:t>26</w:t>
+        </w:r>
+        <w:r>
+          <w:rPr>
+            <w:noProof/>
+            <w:webHidden/>
+          </w:rPr>
+          <w:fldChar w:fldCharType="end"/>
+        </w:r>
+      </w:hyperlink>
+    </w:p>
+    <w:p>
+      <w:pPr>
+        <w:pStyle w:val="ndicedeilustraes"/>
+        <w:tabs>
+          <w:tab w:val="right" w:leader="dot" w:pos="9181"/>
+        </w:tabs>
+        <w:rPr>
+          <w:rFonts w:asciiTheme="minorHAnsi" w:eastAsiaTheme="minorEastAsia" w:hAnsiTheme="minorHAnsi" w:cstheme="minorBidi"/>
+          <w:noProof/>
+          <w:color w:val="auto"/>
+          <w:kern w:val="2"/>
+          <w:szCs w:val="24"/>
+          <w14:ligatures w14:val="standardContextual"/>
+        </w:rPr>
+      </w:pPr>
+      <w:hyperlink w:anchor="_Toc237375969" w:history="1">
+        <w:r>
+          <w:rPr>
+            <w:rStyle w:val="Hyperlink"/>
+            <w:noProof/>
+          </w:rPr>
+          <w:t>Figura 26 - Finalização da aba Clientes e correção visual da SideBar</w:t>
+        </w:r>
+        <w:r>
+          <w:rPr>
+            <w:noProof/>
+            <w:webHidden/>
+          </w:rPr>
+          <w:tab/>
+        </w:r>
+        <w:r>
+          <w:rPr>
+            <w:noProof/>
+            <w:webHidden/>
+          </w:rPr>
+          <w:fldChar w:fldCharType="begin"/>
+        </w:r>
+        <w:r>
+          <w:rPr>
+            <w:noProof/>
+            <w:webHidden/>
+          </w:rPr>
+          <w:instrText xml:space="preserve"> PAGEREF _Toc237375969 \h </w:instrText>
+        </w:r>
+        <w:r>
+          <w:rPr>
+            <w:noProof/>
+            <w:webHidden/>
+          </w:rPr>
+        </w:r>
+        <w:r>
+          <w:rPr>
+            <w:noProof/>
+            <w:webHidden/>
+          </w:rPr>
+          <w:fldChar w:fldCharType="separate"/>
+        </w:r>
+        <w:r>
+          <w:rPr>
+            <w:noProof/>
+            <w:webHidden/>
+          </w:rPr>
+          <w:t>26</w:t>
+        </w:r>
+        <w:r>
+          <w:rPr>
+            <w:noProof/>
+            <w:webHidden/>
+          </w:rPr>
+          <w:fldChar w:fldCharType="end"/>
+        </w:r>
+      </w:hyperlink>
+    </w:p>
+    <w:p>
+      <w:pPr>
+        <w:pStyle w:val="ndicedeilustraes"/>
+        <w:tabs>
+          <w:tab w:val="right" w:leader="dot" w:pos="9181"/>
+        </w:tabs>
+        <w:rPr>
+          <w:rFonts w:asciiTheme="minorHAnsi" w:eastAsiaTheme="minorEastAsia" w:hAnsiTheme="minorHAnsi" w:cstheme="minorBidi"/>
+          <w:noProof/>
+          <w:color w:val="auto"/>
+          <w:kern w:val="2"/>
+          <w:szCs w:val="24"/>
+          <w14:ligatures w14:val="standardContextual"/>
+        </w:rPr>
+      </w:pPr>
+      <w:hyperlink w:anchor="_Toc237375970" w:history="1">
+        <w:r>
+          <w:rPr>
+            <w:rStyle w:val="Hyperlink"/>
+            <w:noProof/>
+          </w:rPr>
+          <w:t>Figura 27 - Remoção da aba Configurações da SideBar</w:t>
+        </w:r>
+        <w:r>
+          <w:rPr>
+            <w:noProof/>
+            <w:webHidden/>
+          </w:rPr>
+          <w:tab/>
+        </w:r>
+        <w:r>
+          <w:rPr>
+            <w:noProof/>
+            <w:webHidden/>
+          </w:rPr>
+          <w:fldChar w:fldCharType="begin"/>
+        </w:r>
+        <w:r>
+          <w:rPr>
+            <w:noProof/>
+            <w:webHidden/>
+          </w:rPr>
+          <w:instrText xml:space="preserve"> PAGEREF _Toc237375970 \h </w:instrText>
+        </w:r>
+        <w:r>
+          <w:rPr>
+            <w:noProof/>
+            <w:webHidden/>
+          </w:rPr>
+        </w:r>
+        <w:r>
+          <w:rPr>
+            <w:noProof/>
+            <w:webHidden/>
+          </w:rPr>
+          <w:fldChar w:fldCharType="separate"/>
+        </w:r>
+        <w:r>
+          <w:rPr>
+            <w:noProof/>
+            <w:webHidden/>
+          </w:rPr>
+          <w:t>27</w:t>
+        </w:r>
+        <w:r>
+          <w:rPr>
+            <w:noProof/>
+            <w:webHidden/>
+          </w:rPr>
+          <w:fldChar w:fldCharType="end"/>
+        </w:r>
+      </w:hyperlink>
+    </w:p>
+    <w:p>
+      <w:pPr>
+        <w:pStyle w:val="ndicedeilustraes"/>
+        <w:tabs>
+          <w:tab w:val="right" w:leader="dot" w:pos="9181"/>
+        </w:tabs>
+        <w:rPr>
+          <w:rFonts w:asciiTheme="minorHAnsi" w:eastAsiaTheme="minorEastAsia" w:hAnsiTheme="minorHAnsi" w:cstheme="minorBidi"/>
+          <w:noProof/>
+          <w:color w:val="auto"/>
+          <w:kern w:val="2"/>
+          <w:szCs w:val="24"/>
+          <w14:ligatures w14:val="standardContextual"/>
+        </w:rPr>
+      </w:pPr>
+      <w:hyperlink w:anchor="_Toc237375971" w:history="1">
+        <w:r>
+          <w:rPr>
+            <w:rStyle w:val="Hyperlink"/>
+            <w:noProof/>
+          </w:rPr>
+          <w:t>Figura 28 - Adição das abas Seguradoras e Ramos</w:t>
+        </w:r>
+        <w:r>
+          <w:rPr>
+            <w:noProof/>
+            <w:webHidden/>
+          </w:rPr>
+          <w:tab/>
+        </w:r>
+        <w:r>
+          <w:rPr>
+            <w:noProof/>
+            <w:webHidden/>
+          </w:rPr>
+          <w:fldChar w:fldCharType="begin"/>
+        </w:r>
+        <w:r>
+          <w:rPr>
+            <w:noProof/>
+            <w:webHidden/>
+          </w:rPr>
+          <w:instrText xml:space="preserve"> PAGEREF _Toc237375971 \h </w:instrText>
+        </w:r>
+        <w:r>
+          <w:rPr>
+            <w:noProof/>
+            <w:webHidden/>
+          </w:rPr>
+        </w:r>
+        <w:r>
+          <w:rPr>
+            <w:noProof/>
+            <w:webHidden/>
+          </w:rPr>
+          <w:fldChar w:fldCharType="separate"/>
+        </w:r>
+        <w:r>
+          <w:rPr>
+            <w:noProof/>
+            <w:webHidden/>
+          </w:rPr>
+          <w:t>27</w:t>
+        </w:r>
+        <w:r>
+          <w:rPr>
+            <w:noProof/>
+            <w:webHidden/>
+          </w:rPr>
+          <w:fldChar w:fldCharType="end"/>
+        </w:r>
+      </w:hyperlink>
+    </w:p>
+    <w:p>
+      <w:pPr>
+        <w:pStyle w:val="ndicedeilustraes"/>
+        <w:tabs>
+          <w:tab w:val="right" w:leader="dot" w:pos="9181"/>
+        </w:tabs>
+        <w:rPr>
+          <w:rFonts w:asciiTheme="minorHAnsi" w:eastAsiaTheme="minorEastAsia" w:hAnsiTheme="minorHAnsi" w:cstheme="minorBidi"/>
+          <w:noProof/>
+          <w:color w:val="auto"/>
+          <w:kern w:val="2"/>
+          <w:szCs w:val="24"/>
+          <w14:ligatures w14:val="standardContextual"/>
+        </w:rPr>
+      </w:pPr>
+      <w:hyperlink w:anchor="_Toc237375972" w:history="1">
+        <w:r>
+          <w:rPr>
+            <w:rStyle w:val="Hyperlink"/>
+            <w:noProof/>
+          </w:rPr>
+          <w:t>Figura 29 - Implementação de Seguradoras, Administração e Notificações</w:t>
+        </w:r>
+        <w:r>
+          <w:rPr>
+            <w:noProof/>
+            <w:webHidden/>
+          </w:rPr>
+          <w:tab/>
+        </w:r>
+        <w:r>
+          <w:rPr>
+            <w:noProof/>
+            <w:webHidden/>
+          </w:rPr>
+          <w:fldChar w:fldCharType="begin"/>
+        </w:r>
+        <w:r>
+          <w:rPr>
+            <w:noProof/>
+            <w:webHidden/>
+          </w:rPr>
+          <w:instrText xml:space="preserve"> PAGEREF _Toc237375972 \h </w:instrText>
+        </w:r>
+        <w:r>
+          <w:rPr>
+            <w:noProof/>
+            <w:webHidden/>
+          </w:rPr>
+        </w:r>
+        <w:r>
+          <w:rPr>
+            <w:noProof/>
+            <w:webHidden/>
+          </w:rPr>
+          <w:fldChar w:fldCharType="separate"/>
+        </w:r>
+        <w:r>
+          <w:rPr>
+            <w:noProof/>
+            <w:webHidden/>
+          </w:rPr>
+          <w:t>28</w:t>
+        </w:r>
+        <w:r>
+          <w:rPr>
+            <w:noProof/>
+            <w:webHidden/>
+          </w:rPr>
+          <w:fldChar w:fldCharType="end"/>
+        </w:r>
+      </w:hyperlink>
+    </w:p>
+    <w:p>
+      <w:pPr>
+        <w:pStyle w:val="ndicedeilustraes"/>
+        <w:tabs>
+          <w:tab w:val="right" w:leader="dot" w:pos="9181"/>
+        </w:tabs>
+        <w:rPr>
+          <w:rFonts w:asciiTheme="minorHAnsi" w:eastAsiaTheme="minorEastAsia" w:hAnsiTheme="minorHAnsi" w:cstheme="minorBidi"/>
+          <w:noProof/>
+          <w:color w:val="auto"/>
+          <w:kern w:val="2"/>
+          <w:szCs w:val="24"/>
+          <w14:ligatures w14:val="standardContextual"/>
+        </w:rPr>
+      </w:pPr>
+      <w:hyperlink w:anchor="_Toc237375973" w:history="1">
+        <w:r>
+          <w:rPr>
+            <w:rStyle w:val="Hyperlink"/>
+            <w:noProof/>
+          </w:rPr>
+          <w:t>Figura 30 - Implementação do CRUD de Seguradoras e Ramos</w:t>
+        </w:r>
+        <w:r>
+          <w:rPr>
+            <w:noProof/>
+            <w:webHidden/>
+          </w:rPr>
+          <w:tab/>
+        </w:r>
+        <w:r>
+          <w:rPr>
+            <w:noProof/>
+            <w:webHidden/>
+          </w:rPr>
+          <w:fldChar w:fldCharType="begin"/>
+        </w:r>
+        <w:r>
+          <w:rPr>
+            <w:noProof/>
+            <w:webHidden/>
+          </w:rPr>
+          <w:instrText xml:space="preserve"> PAGEREF _Toc237375973 \h </w:instrText>
+        </w:r>
+        <w:r>
+          <w:rPr>
+            <w:noProof/>
+            <w:webHidden/>
+          </w:rPr>
+        </w:r>
+        <w:r>
+          <w:rPr>
+            <w:noProof/>
+            <w:webHidden/>
+          </w:rPr>
+          <w:fldChar w:fldCharType="separate"/>
+        </w:r>
+        <w:r>
+          <w:rPr>
+            <w:noProof/>
+            <w:webHidden/>
+          </w:rPr>
+          <w:t>29</w:t>
+        </w:r>
+        <w:r>
+          <w:rPr>
+            <w:noProof/>
+            <w:webHidden/>
+          </w:rPr>
+          <w:fldChar w:fldCharType="end"/>
+        </w:r>
+      </w:hyperlink>
+    </w:p>
+    <w:p>
+      <w:pPr>
+        <w:pStyle w:val="ndicedeilustraes"/>
+        <w:tabs>
+          <w:tab w:val="right" w:leader="dot" w:pos="9181"/>
+        </w:tabs>
+        <w:rPr>
+          <w:rFonts w:asciiTheme="minorHAnsi" w:eastAsiaTheme="minorEastAsia" w:hAnsiTheme="minorHAnsi" w:cstheme="minorBidi"/>
+          <w:noProof/>
+          <w:color w:val="auto"/>
+          <w:kern w:val="2"/>
+          <w:szCs w:val="24"/>
+          <w14:ligatures w14:val="standardContextual"/>
+        </w:rPr>
+      </w:pPr>
+      <w:hyperlink w:anchor="_Toc237375974" w:history="1">
+        <w:r>
+          <w:rPr>
+            <w:rStyle w:val="Hyperlink"/>
+            <w:noProof/>
+          </w:rPr>
+          <w:t>Figura 31 - Correções no módulo de Segurados e início do Backend de Pagamentos</w:t>
+        </w:r>
+        <w:r>
+          <w:rPr>
+            <w:noProof/>
+            <w:webHidden/>
+          </w:rPr>
+          <w:tab/>
+        </w:r>
+        <w:r>
+          <w:rPr>
+            <w:noProof/>
+            <w:webHidden/>
+          </w:rPr>
+          <w:fldChar w:fldCharType="begin"/>
+        </w:r>
+        <w:r>
+          <w:rPr>
+            <w:noProof/>
+            <w:webHidden/>
+          </w:rPr>
+          <w:instrText xml:space="preserve"> PAGEREF _Toc237375974 \h </w:instrText>
+        </w:r>
+        <w:r>
+          <w:rPr>
+            <w:noProof/>
+            <w:webHidden/>
+          </w:rPr>
+        </w:r>
+        <w:r>
+          <w:rPr>
+            <w:noProof/>
+            <w:webHidden/>
+          </w:rPr>
+          <w:fldChar w:fldCharType="separate"/>
+        </w:r>
+        <w:r>
+          <w:rPr>
+            <w:noProof/>
+            <w:webHidden/>
+          </w:rPr>
+          <w:t>29</w:t>
+        </w:r>
+        <w:r>
+          <w:rPr>
+            <w:noProof/>
+            <w:webHidden/>
+          </w:rPr>
+          <w:fldChar w:fldCharType="end"/>
+        </w:r>
+      </w:hyperlink>
+    </w:p>
+    <w:p>
+      <w:pPr>
+        <w:pStyle w:val="ndicedeilustraes"/>
+        <w:tabs>
+          <w:tab w:val="right" w:leader="dot" w:pos="9181"/>
+        </w:tabs>
+        <w:rPr>
+          <w:rFonts w:asciiTheme="minorHAnsi" w:eastAsiaTheme="minorEastAsia" w:hAnsiTheme="minorHAnsi" w:cstheme="minorBidi"/>
+          <w:noProof/>
+          <w:color w:val="auto"/>
+          <w:kern w:val="2"/>
+          <w:szCs w:val="24"/>
+          <w14:ligatures w14:val="standardContextual"/>
+        </w:rPr>
+      </w:pPr>
+      <w:hyperlink w:anchor="_Toc237375975" w:history="1">
+        <w:r>
+          <w:rPr>
+            <w:rStyle w:val="Hyperlink"/>
+            <w:noProof/>
+          </w:rPr>
+          <w:t>Figura 32 - Implementação do modal de criação de apólices</w:t>
+        </w:r>
+        <w:r>
+          <w:rPr>
+            <w:noProof/>
+            <w:webHidden/>
+          </w:rPr>
+          <w:tab/>
+        </w:r>
+        <w:r>
+          <w:rPr>
+            <w:noProof/>
+            <w:webHidden/>
+          </w:rPr>
+          <w:fldChar w:fldCharType="begin"/>
+        </w:r>
+        <w:r>
+          <w:rPr>
+            <w:noProof/>
+            <w:webHidden/>
+          </w:rPr>
+          <w:instrText xml:space="preserve"> PAGEREF _Toc237375975 \h </w:instrText>
+        </w:r>
+        <w:r>
+          <w:rPr>
+            <w:noProof/>
+            <w:webHidden/>
+          </w:rPr>
+        </w:r>
+        <w:r>
+          <w:rPr>
+            <w:noProof/>
+            <w:webHidden/>
+          </w:rPr>
+          <w:fldChar w:fldCharType="separate"/>
+        </w:r>
+        <w:r>
+          <w:rPr>
+            <w:noProof/>
+            <w:webHidden/>
+          </w:rPr>
+          <w:t>30</w:t>
+        </w:r>
+        <w:r>
+          <w:rPr>
+            <w:noProof/>
+            <w:webHidden/>
+          </w:rPr>
+          <w:fldChar w:fldCharType="end"/>
+        </w:r>
+      </w:hyperlink>
+    </w:p>
+    <w:p>
+      <w:pPr>
+        <w:pStyle w:val="ndicedeilustraes"/>
+        <w:tabs>
+          <w:tab w:val="right" w:leader="dot" w:pos="9181"/>
+        </w:tabs>
+        <w:rPr>
+          <w:rFonts w:asciiTheme="minorHAnsi" w:eastAsiaTheme="minorEastAsia" w:hAnsiTheme="minorHAnsi" w:cstheme="minorBidi"/>
+          <w:noProof/>
+          <w:color w:val="auto"/>
+          <w:kern w:val="2"/>
+          <w:szCs w:val="24"/>
+          <w14:ligatures w14:val="standardContextual"/>
+        </w:rPr>
+      </w:pPr>
+      <w:hyperlink w:anchor="_Toc237375976" w:history="1">
+        <w:r>
+          <w:rPr>
+            <w:rStyle w:val="Hyperlink"/>
+            <w:noProof/>
+          </w:rPr>
+          <w:t>Figura 33 - Validação da vigência de apólices e correção do status de clientes</w:t>
+        </w:r>
+        <w:r>
+          <w:rPr>
+            <w:noProof/>
+            <w:webHidden/>
+          </w:rPr>
+          <w:tab/>
+        </w:r>
+        <w:r>
+          <w:rPr>
+            <w:noProof/>
+            <w:webHidden/>
+          </w:rPr>
+          <w:fldChar w:fldCharType="begin"/>
+        </w:r>
+        <w:r>
+          <w:rPr>
+            <w:noProof/>
+            <w:webHidden/>
+          </w:rPr>
+          <w:instrText xml:space="preserve"> PAGEREF _Toc237375976 \h </w:instrText>
+        </w:r>
+        <w:r>
+          <w:rPr>
+            <w:noProof/>
+            <w:webHidden/>
+          </w:rPr>
+        </w:r>
+        <w:r>
+          <w:rPr>
+            <w:noProof/>
+            <w:webHidden/>
+          </w:rPr>
+          <w:fldChar w:fldCharType="separate"/>
+        </w:r>
+        <w:r>
+          <w:rPr>
+            <w:noProof/>
+            <w:webHidden/>
+          </w:rPr>
+          <w:t>30</w:t>
+        </w:r>
+        <w:r>
+          <w:rPr>
+            <w:noProof/>
+            <w:webHidden/>
+          </w:rPr>
+          <w:fldChar w:fldCharType="end"/>
+        </w:r>
+      </w:hyperlink>
+    </w:p>
+    <w:p>
+      <w:pPr>
+        <w:pStyle w:val="ndicedeilustraes"/>
+        <w:tabs>
+          <w:tab w:val="right" w:leader="dot" w:pos="9181"/>
+        </w:tabs>
+        <w:rPr>
+          <w:rFonts w:asciiTheme="minorHAnsi" w:eastAsiaTheme="minorEastAsia" w:hAnsiTheme="minorHAnsi" w:cstheme="minorBidi"/>
+          <w:noProof/>
+          <w:color w:val="auto"/>
+          <w:kern w:val="2"/>
+          <w:szCs w:val="24"/>
+          <w14:ligatures w14:val="standardContextual"/>
+        </w:rPr>
+      </w:pPr>
+      <w:hyperlink w:anchor="_Toc237375977" w:history="1">
+        <w:r>
+          <w:rPr>
+            <w:rStyle w:val="Hyperlink"/>
+            <w:noProof/>
+          </w:rPr>
+          <w:t>Figura 34 - Correção da vigência de apólices e exibição de status</w:t>
+        </w:r>
+        <w:r>
+          <w:rPr>
+            <w:noProof/>
+            <w:webHidden/>
+          </w:rPr>
+          <w:tab/>
+        </w:r>
+        <w:r>
+          <w:rPr>
+            <w:noProof/>
+            <w:webHidden/>
+          </w:rPr>
+          <w:fldChar w:fldCharType="begin"/>
+        </w:r>
+        <w:r>
+          <w:rPr>
+            <w:noProof/>
+            <w:webHidden/>
+          </w:rPr>
+          <w:instrText xml:space="preserve"> PAGEREF _Toc237375977 \h </w:instrText>
+        </w:r>
+        <w:r>
+          <w:rPr>
+            <w:noProof/>
+            <w:webHidden/>
+          </w:rPr>
+        </w:r>
+        <w:r>
+          <w:rPr>
+            <w:noProof/>
+            <w:webHidden/>
+          </w:rPr>
+          <w:fldChar w:fldCharType="separate"/>
+        </w:r>
+        <w:r>
+          <w:rPr>
+            <w:noProof/>
+            <w:webHidden/>
+          </w:rPr>
+          <w:t>30</w:t>
+        </w:r>
+        <w:r>
+          <w:rPr>
+            <w:noProof/>
+            <w:webHidden/>
+          </w:rPr>
+          <w:fldChar w:fldCharType="end"/>
+        </w:r>
+      </w:hyperlink>
+    </w:p>
+    <w:p>
+      <w:pPr>
+        <w:pStyle w:val="ndicedeilustraes"/>
+        <w:tabs>
+          <w:tab w:val="right" w:leader="dot" w:pos="9181"/>
+        </w:tabs>
+        <w:rPr>
+          <w:rFonts w:asciiTheme="minorHAnsi" w:eastAsiaTheme="minorEastAsia" w:hAnsiTheme="minorHAnsi" w:cstheme="minorBidi"/>
+          <w:noProof/>
+          <w:color w:val="auto"/>
+          <w:kern w:val="2"/>
+          <w:szCs w:val="24"/>
+          <w14:ligatures w14:val="standardContextual"/>
+        </w:rPr>
+      </w:pPr>
+      <w:hyperlink w:anchor="_Toc237375978" w:history="1">
+        <w:r>
+          <w:rPr>
+            <w:rStyle w:val="Hyperlink"/>
+            <w:noProof/>
+          </w:rPr>
+          <w:t>Figura 35 - Organização de arquivos, paginação de clientes, Seeders, Factories e Cards</w:t>
+        </w:r>
+        <w:r>
+          <w:rPr>
+            <w:noProof/>
+            <w:webHidden/>
+          </w:rPr>
+          <w:tab/>
+        </w:r>
+        <w:r>
+          <w:rPr>
+            <w:noProof/>
+            <w:webHidden/>
+          </w:rPr>
+          <w:fldChar w:fldCharType="begin"/>
+        </w:r>
+        <w:r>
+          <w:rPr>
+            <w:noProof/>
+            <w:webHidden/>
+          </w:rPr>
+          <w:instrText xml:space="preserve"> PAGEREF _Toc237375978 \h </w:instrText>
+        </w:r>
+        <w:r>
+          <w:rPr>
+            <w:noProof/>
+            <w:webHidden/>
+          </w:rPr>
+        </w:r>
+        <w:r>
+          <w:rPr>
+            <w:noProof/>
+            <w:webHidden/>
+          </w:rPr>
+          <w:fldChar w:fldCharType="separate"/>
+        </w:r>
+        <w:r>
+          <w:rPr>
+            <w:noProof/>
+            <w:webHidden/>
+          </w:rPr>
+          <w:t>31</w:t>
+        </w:r>
+        <w:r>
+          <w:rPr>
+            <w:noProof/>
+            <w:webHidden/>
+          </w:rPr>
+          <w:fldChar w:fldCharType="end"/>
+        </w:r>
+      </w:hyperlink>
+    </w:p>
+    <w:p>
+      <w:pPr>
+        <w:pStyle w:val="ndicedeilustraes"/>
+        <w:tabs>
+          <w:tab w:val="right" w:leader="dot" w:pos="9181"/>
+        </w:tabs>
+        <w:rPr>
+          <w:rFonts w:asciiTheme="minorHAnsi" w:eastAsiaTheme="minorEastAsia" w:hAnsiTheme="minorHAnsi" w:cstheme="minorBidi"/>
+          <w:noProof/>
+          <w:color w:val="auto"/>
+          <w:kern w:val="2"/>
+          <w:szCs w:val="24"/>
+          <w14:ligatures w14:val="standardContextual"/>
+        </w:rPr>
+      </w:pPr>
+      <w:hyperlink w:anchor="_Toc237375979" w:history="1">
+        <w:r>
+          <w:rPr>
+            <w:rStyle w:val="Hyperlink"/>
+            <w:noProof/>
+          </w:rPr>
+          <w:t>Figura 36 - Alteração do método de pesquisa em clientes, correção de paginação e exportação</w:t>
+        </w:r>
+        <w:r>
+          <w:rPr>
+            <w:noProof/>
+            <w:webHidden/>
+          </w:rPr>
+          <w:tab/>
+        </w:r>
+        <w:r>
+          <w:rPr>
+            <w:noProof/>
+            <w:webHidden/>
+          </w:rPr>
+          <w:fldChar w:fldCharType="begin"/>
+        </w:r>
+        <w:r>
+          <w:rPr>
+            <w:noProof/>
+            <w:webHidden/>
+          </w:rPr>
+          <w:instrText xml:space="preserve"> PAGEREF _Toc237375979 \h </w:instrText>
+        </w:r>
+        <w:r>
+          <w:rPr>
+            <w:noProof/>
+            <w:webHidden/>
+          </w:rPr>
+        </w:r>
+        <w:r>
+          <w:rPr>
+            <w:noProof/>
+            <w:webHidden/>
+          </w:rPr>
+          <w:fldChar w:fldCharType="separate"/>
+        </w:r>
+        <w:r>
+          <w:rPr>
+            <w:noProof/>
+            <w:webHidden/>
+          </w:rPr>
+          <w:t>31</w:t>
+        </w:r>
+        <w:r>
+          <w:rPr>
+            <w:noProof/>
+            <w:webHidden/>
+          </w:rPr>
+          <w:fldChar w:fldCharType="end"/>
+        </w:r>
+      </w:hyperlink>
+    </w:p>
+    <w:p>
+      <w:pPr>
+        <w:pStyle w:val="ndicedeilustraes"/>
+        <w:tabs>
+          <w:tab w:val="right" w:leader="dot" w:pos="9181"/>
+        </w:tabs>
+        <w:rPr>
+          <w:rFonts w:asciiTheme="minorHAnsi" w:eastAsiaTheme="minorEastAsia" w:hAnsiTheme="minorHAnsi" w:cstheme="minorBidi"/>
+          <w:noProof/>
+          <w:color w:val="auto"/>
+          <w:kern w:val="2"/>
+          <w:szCs w:val="24"/>
+          <w14:ligatures w14:val="standardContextual"/>
+        </w:rPr>
+      </w:pPr>
+      <w:hyperlink w:anchor="_Toc237375980" w:history="1">
+        <w:r>
+          <w:rPr>
+            <w:rStyle w:val="Hyperlink"/>
+            <w:noProof/>
+          </w:rPr>
+          <w:t>Figura 37 - Implementação de Service e ajustes de formatação</w:t>
+        </w:r>
+        <w:r>
+          <w:rPr>
+            <w:noProof/>
+            <w:webHidden/>
+          </w:rPr>
+          <w:tab/>
+        </w:r>
+        <w:r>
+          <w:rPr>
+            <w:noProof/>
+            <w:webHidden/>
+          </w:rPr>
+          <w:fldChar w:fldCharType="begin"/>
+        </w:r>
+        <w:r>
+          <w:rPr>
+            <w:noProof/>
+            <w:webHidden/>
+          </w:rPr>
+          <w:instrText xml:space="preserve"> PAGEREF _Toc237375980 \h </w:instrText>
+        </w:r>
+        <w:r>
+          <w:rPr>
+            <w:noProof/>
+            <w:webHidden/>
+          </w:rPr>
+        </w:r>
+        <w:r>
+          <w:rPr>
+            <w:noProof/>
+            <w:webHidden/>
+          </w:rPr>
+          <w:fldChar w:fldCharType="separate"/>
+        </w:r>
+        <w:r>
+          <w:rPr>
+            <w:noProof/>
+            <w:webHidden/>
+          </w:rPr>
+          <w:t>32</w:t>
+        </w:r>
+        <w:r>
+          <w:rPr>
+            <w:noProof/>
+            <w:webHidden/>
+          </w:rPr>
+          <w:fldChar w:fldCharType="end"/>
+        </w:r>
+      </w:hyperlink>
+    </w:p>
+    <w:p>
+      <w:pPr>
+        <w:pStyle w:val="ndicedeilustraes"/>
+        <w:tabs>
+          <w:tab w:val="right" w:leader="dot" w:pos="9181"/>
+        </w:tabs>
+        <w:rPr>
+          <w:rFonts w:asciiTheme="minorHAnsi" w:eastAsiaTheme="minorEastAsia" w:hAnsiTheme="minorHAnsi" w:cstheme="minorBidi"/>
+          <w:noProof/>
+          <w:color w:val="auto"/>
+          <w:kern w:val="2"/>
+          <w:szCs w:val="24"/>
+          <w14:ligatures w14:val="standardContextual"/>
+        </w:rPr>
+      </w:pPr>
+      <w:hyperlink w:anchor="_Toc237375981" w:history="1">
+        <w:r>
+          <w:rPr>
+            <w:rStyle w:val="Hyperlink"/>
+            <w:noProof/>
+          </w:rPr>
+          <w:t>Figura 38 - Formatação de datas, validação e tratamento de erros</w:t>
+        </w:r>
+        <w:r>
+          <w:rPr>
+            <w:noProof/>
+            <w:webHidden/>
+          </w:rPr>
+          <w:tab/>
+        </w:r>
+        <w:r>
+          <w:rPr>
+            <w:noProof/>
+            <w:webHidden/>
+          </w:rPr>
+          <w:fldChar w:fldCharType="begin"/>
+        </w:r>
+        <w:r>
+          <w:rPr>
+            <w:noProof/>
+            <w:webHidden/>
+          </w:rPr>
+          <w:instrText xml:space="preserve"> PAGEREF _Toc237375981 \h </w:instrText>
+        </w:r>
+        <w:r>
+          <w:rPr>
+            <w:noProof/>
+            <w:webHidden/>
+          </w:rPr>
+        </w:r>
+        <w:r>
+          <w:rPr>
+            <w:noProof/>
+            <w:webHidden/>
+          </w:rPr>
+          <w:fldChar w:fldCharType="separate"/>
+        </w:r>
+        <w:r>
+          <w:rPr>
+            <w:noProof/>
+            <w:webHidden/>
+          </w:rPr>
+          <w:t>32</w:t>
+        </w:r>
+        <w:r>
+          <w:rPr>
+            <w:noProof/>
+            <w:webHidden/>
+          </w:rPr>
+          <w:fldChar w:fldCharType="end"/>
+        </w:r>
+      </w:hyperlink>
+    </w:p>
+    <w:p>
+      <w:pPr>
+        <w:pStyle w:val="ndicedeilustraes"/>
+        <w:tabs>
+          <w:tab w:val="right" w:leader="dot" w:pos="9181"/>
+        </w:tabs>
+        <w:rPr>
+          <w:rFonts w:asciiTheme="minorHAnsi" w:eastAsiaTheme="minorEastAsia" w:hAnsiTheme="minorHAnsi" w:cstheme="minorBidi"/>
+          <w:noProof/>
+          <w:color w:val="auto"/>
+          <w:kern w:val="2"/>
+          <w:szCs w:val="24"/>
+          <w14:ligatures w14:val="standardContextual"/>
+        </w:rPr>
+      </w:pPr>
+      <w:hyperlink w:anchor="_Toc237375982" w:history="1">
+        <w:r>
+          <w:rPr>
+            <w:rStyle w:val="Hyperlink"/>
+            <w:noProof/>
+          </w:rPr>
+          <w:t>Figura 39 - Implementação de Soft Delete para Clientes</w:t>
+        </w:r>
+        <w:r>
+          <w:rPr>
+            <w:noProof/>
+            <w:webHidden/>
+          </w:rPr>
+          <w:tab/>
+        </w:r>
+        <w:r>
+          <w:rPr>
+            <w:noProof/>
+            <w:webHidden/>
+          </w:rPr>
+          <w:fldChar w:fldCharType="begin"/>
+        </w:r>
+        <w:r>
+          <w:rPr>
+            <w:noProof/>
+            <w:webHidden/>
+          </w:rPr>
+          <w:instrText xml:space="preserve"> PAGEREF _Toc237375982 \h </w:instrText>
+        </w:r>
+        <w:r>
+          <w:rPr>
+            <w:noProof/>
+            <w:webHidden/>
+          </w:rPr>
+        </w:r>
+        <w:r>
+          <w:rPr>
+            <w:noProof/>
+            <w:webHidden/>
+          </w:rPr>
+          <w:fldChar w:fldCharType="separate"/>
+        </w:r>
+        <w:r>
+          <w:rPr>
+            <w:noProof/>
+            <w:webHidden/>
+          </w:rPr>
+          <w:t>33</w:t>
+        </w:r>
+        <w:r>
+          <w:rPr>
+            <w:noProof/>
+            <w:webHidden/>
+          </w:rPr>
+          <w:fldChar w:fldCharType="end"/>
+        </w:r>
+      </w:hyperlink>
+    </w:p>
+    <w:p>
+      <w:pPr>
+        <w:pStyle w:val="ndicedeilustraes"/>
+        <w:tabs>
+          <w:tab w:val="right" w:leader="dot" w:pos="9181"/>
+        </w:tabs>
+        <w:rPr>
+          <w:rFonts w:asciiTheme="minorHAnsi" w:eastAsiaTheme="minorEastAsia" w:hAnsiTheme="minorHAnsi" w:cstheme="minorBidi"/>
+          <w:noProof/>
+          <w:color w:val="auto"/>
+          <w:kern w:val="2"/>
+          <w:szCs w:val="24"/>
+          <w14:ligatures w14:val="standardContextual"/>
+        </w:rPr>
+      </w:pPr>
+      <w:hyperlink w:anchor="_Toc237375983" w:history="1">
+        <w:r>
+          <w:rPr>
+            <w:rStyle w:val="Hyperlink"/>
+            <w:noProof/>
+          </w:rPr>
+          <w:t>Figura 40 - Estilização dos modais, atualização da identidade visual e melhorias na pesquisa</w:t>
+        </w:r>
+        <w:r>
+          <w:rPr>
+            <w:noProof/>
+            <w:webHidden/>
+          </w:rPr>
+          <w:tab/>
+        </w:r>
+        <w:r>
+          <w:rPr>
+            <w:noProof/>
+            <w:webHidden/>
+          </w:rPr>
+          <w:fldChar w:fldCharType="begin"/>
+        </w:r>
+        <w:r>
+          <w:rPr>
+            <w:noProof/>
+            <w:webHidden/>
+          </w:rPr>
+          <w:instrText xml:space="preserve"> PAGEREF _Toc237375983 \h </w:instrText>
+        </w:r>
+        <w:r>
+          <w:rPr>
+            <w:noProof/>
+            <w:webHidden/>
+          </w:rPr>
+        </w:r>
+        <w:r>
+          <w:rPr>
+            <w:noProof/>
+            <w:webHidden/>
+          </w:rPr>
+          <w:fldChar w:fldCharType="separate"/>
+        </w:r>
+        <w:r>
+          <w:rPr>
+            <w:noProof/>
+            <w:webHidden/>
+          </w:rPr>
+          <w:t>33</w:t>
         </w:r>
         <w:r>
           <w:rPr>
@@ -2256,7 +3495,9 @@
         <w:rPr>
           <w:rFonts w:asciiTheme="minorHAnsi" w:eastAsiaTheme="minorEastAsia" w:hAnsiTheme="minorHAnsi" w:cstheme="minorBidi"/>
           <w:noProof/>
-          <w:sz w:val="22"/>
+          <w:kern w:val="2"/>
+          <w:szCs w:val="24"/>
+          <w14:ligatures w14:val="standardContextual"/>
         </w:rPr>
       </w:pPr>
       <w:r>
@@ -2280,7 +3521,7 @@
         </w:rPr>
         <w:fldChar w:fldCharType="separate"/>
       </w:r>
-      <w:hyperlink w:anchor="_Toc230193061" w:history="1">
+      <w:hyperlink w:anchor="_Toc237375984" w:history="1">
         <w:r>
           <w:rPr>
             <w:rStyle w:val="Hyperlink"/>
@@ -2307,7 +3548,7 @@
             <w:noProof/>
             <w:webHidden/>
           </w:rPr>
-          <w:instrText xml:space="preserve"> PAGEREF _Toc230193061 \h </w:instrText>
+          <w:instrText xml:space="preserve"> PAGEREF _Toc237375984 \h </w:instrText>
         </w:r>
         <w:r>
           <w:rPr>
@@ -2347,10 +3588,12 @@
         <w:rPr>
           <w:rFonts w:asciiTheme="minorHAnsi" w:eastAsiaTheme="minorEastAsia" w:hAnsiTheme="minorHAnsi" w:cstheme="minorBidi"/>
           <w:noProof/>
-          <w:sz w:val="22"/>
-        </w:rPr>
-      </w:pPr>
-      <w:hyperlink w:anchor="_Toc230193062" w:history="1">
+          <w:kern w:val="2"/>
+          <w:szCs w:val="24"/>
+          <w14:ligatures w14:val="standardContextual"/>
+        </w:rPr>
+      </w:pPr>
+      <w:hyperlink w:anchor="_Toc237375985" w:history="1">
         <w:r>
           <w:rPr>
             <w:rStyle w:val="Hyperlink"/>
@@ -2377,7 +3620,7 @@
             <w:noProof/>
             <w:webHidden/>
           </w:rPr>
-          <w:instrText xml:space="preserve"> PAGEREF _Toc230193062 \h </w:instrText>
+          <w:instrText xml:space="preserve"> PAGEREF _Toc237375985 \h </w:instrText>
         </w:r>
         <w:r>
           <w:rPr>
@@ -2417,10 +3660,12 @@
         <w:rPr>
           <w:rFonts w:asciiTheme="minorHAnsi" w:eastAsiaTheme="minorEastAsia" w:hAnsiTheme="minorHAnsi" w:cstheme="minorBidi"/>
           <w:noProof/>
-          <w:sz w:val="22"/>
-        </w:rPr>
-      </w:pPr>
-      <w:hyperlink w:anchor="_Toc230193063" w:history="1">
+          <w:kern w:val="2"/>
+          <w:szCs w:val="24"/>
+          <w14:ligatures w14:val="standardContextual"/>
+        </w:rPr>
+      </w:pPr>
+      <w:hyperlink w:anchor="_Toc237375986" w:history="1">
         <w:r>
           <w:rPr>
             <w:rStyle w:val="Hyperlink"/>
@@ -2447,7 +3692,7 @@
             <w:noProof/>
             <w:webHidden/>
           </w:rPr>
-          <w:instrText xml:space="preserve"> PAGEREF _Toc230193063 \h </w:instrText>
+          <w:instrText xml:space="preserve"> PAGEREF _Toc237375986 \h </w:instrText>
         </w:r>
         <w:r>
           <w:rPr>
@@ -2487,10 +3732,12 @@
         <w:rPr>
           <w:rFonts w:asciiTheme="minorHAnsi" w:eastAsiaTheme="minorEastAsia" w:hAnsiTheme="minorHAnsi" w:cstheme="minorBidi"/>
           <w:noProof/>
-          <w:sz w:val="22"/>
-        </w:rPr>
-      </w:pPr>
-      <w:hyperlink w:anchor="_Toc230193064" w:history="1">
+          <w:kern w:val="2"/>
+          <w:szCs w:val="24"/>
+          <w14:ligatures w14:val="standardContextual"/>
+        </w:rPr>
+      </w:pPr>
+      <w:hyperlink w:anchor="_Toc237375987" w:history="1">
         <w:r>
           <w:rPr>
             <w:rStyle w:val="Hyperlink"/>
@@ -2517,7 +3764,7 @@
             <w:noProof/>
             <w:webHidden/>
           </w:rPr>
-          <w:instrText xml:space="preserve"> PAGEREF _Toc230193064 \h </w:instrText>
+          <w:instrText xml:space="preserve"> PAGEREF _Toc237375987 \h </w:instrText>
         </w:r>
         <w:r>
           <w:rPr>
@@ -2557,10 +3804,12 @@
         <w:rPr>
           <w:rFonts w:asciiTheme="minorHAnsi" w:eastAsiaTheme="minorEastAsia" w:hAnsiTheme="minorHAnsi" w:cstheme="minorBidi"/>
           <w:noProof/>
-          <w:sz w:val="22"/>
-        </w:rPr>
-      </w:pPr>
-      <w:hyperlink w:anchor="_Toc230193065" w:history="1">
+          <w:kern w:val="2"/>
+          <w:szCs w:val="24"/>
+          <w14:ligatures w14:val="standardContextual"/>
+        </w:rPr>
+      </w:pPr>
+      <w:hyperlink w:anchor="_Toc237375988" w:history="1">
         <w:r>
           <w:rPr>
             <w:rStyle w:val="Hyperlink"/>
@@ -2587,7 +3836,7 @@
             <w:noProof/>
             <w:webHidden/>
           </w:rPr>
-          <w:instrText xml:space="preserve"> PAGEREF _Toc230193065 \h </w:instrText>
+          <w:instrText xml:space="preserve"> PAGEREF _Toc237375988 \h </w:instrText>
         </w:r>
         <w:r>
           <w:rPr>
@@ -2627,10 +3876,12 @@
         <w:rPr>
           <w:rFonts w:asciiTheme="minorHAnsi" w:eastAsiaTheme="minorEastAsia" w:hAnsiTheme="minorHAnsi" w:cstheme="minorBidi"/>
           <w:noProof/>
-          <w:sz w:val="22"/>
-        </w:rPr>
-      </w:pPr>
-      <w:hyperlink w:anchor="_Toc230193066" w:history="1">
+          <w:kern w:val="2"/>
+          <w:szCs w:val="24"/>
+          <w14:ligatures w14:val="standardContextual"/>
+        </w:rPr>
+      </w:pPr>
+      <w:hyperlink w:anchor="_Toc237375989" w:history="1">
         <w:r>
           <w:rPr>
             <w:rStyle w:val="Hyperlink"/>
@@ -2657,7 +3908,7 @@
             <w:noProof/>
             <w:webHidden/>
           </w:rPr>
-          <w:instrText xml:space="preserve"> PAGEREF _Toc230193066 \h </w:instrText>
+          <w:instrText xml:space="preserve"> PAGEREF _Toc237375989 \h </w:instrText>
         </w:r>
         <w:r>
           <w:rPr>
@@ -2697,10 +3948,12 @@
         <w:rPr>
           <w:rFonts w:asciiTheme="minorHAnsi" w:eastAsiaTheme="minorEastAsia" w:hAnsiTheme="minorHAnsi" w:cstheme="minorBidi"/>
           <w:noProof/>
-          <w:sz w:val="22"/>
-        </w:rPr>
-      </w:pPr>
-      <w:hyperlink w:anchor="_Toc230193067" w:history="1">
+          <w:kern w:val="2"/>
+          <w:szCs w:val="24"/>
+          <w14:ligatures w14:val="standardContextual"/>
+        </w:rPr>
+      </w:pPr>
+      <w:hyperlink w:anchor="_Toc237375990" w:history="1">
         <w:r>
           <w:rPr>
             <w:rStyle w:val="Hyperlink"/>
@@ -2727,7 +3980,7 @@
             <w:noProof/>
             <w:webHidden/>
           </w:rPr>
-          <w:instrText xml:space="preserve"> PAGEREF _Toc230193067 \h </w:instrText>
+          <w:instrText xml:space="preserve"> PAGEREF _Toc237375990 \h </w:instrText>
         </w:r>
         <w:r>
           <w:rPr>
@@ -2767,10 +4020,12 @@
         <w:rPr>
           <w:rFonts w:asciiTheme="minorHAnsi" w:eastAsiaTheme="minorEastAsia" w:hAnsiTheme="minorHAnsi" w:cstheme="minorBidi"/>
           <w:noProof/>
-          <w:sz w:val="22"/>
-        </w:rPr>
-      </w:pPr>
-      <w:hyperlink w:anchor="_Toc230193068" w:history="1">
+          <w:kern w:val="2"/>
+          <w:szCs w:val="24"/>
+          <w14:ligatures w14:val="standardContextual"/>
+        </w:rPr>
+      </w:pPr>
+      <w:hyperlink w:anchor="_Toc237375991" w:history="1">
         <w:r>
           <w:rPr>
             <w:rStyle w:val="Hyperlink"/>
@@ -2797,7 +4052,7 @@
             <w:noProof/>
             <w:webHidden/>
           </w:rPr>
-          <w:instrText xml:space="preserve"> PAGEREF _Toc230193068 \h </w:instrText>
+          <w:instrText xml:space="preserve"> PAGEREF _Toc237375991 \h </w:instrText>
         </w:r>
         <w:r>
           <w:rPr>
@@ -2837,10 +4092,12 @@
         <w:rPr>
           <w:rFonts w:asciiTheme="minorHAnsi" w:eastAsiaTheme="minorEastAsia" w:hAnsiTheme="minorHAnsi" w:cstheme="minorBidi"/>
           <w:noProof/>
-          <w:sz w:val="22"/>
-        </w:rPr>
-      </w:pPr>
-      <w:hyperlink w:anchor="_Toc230193069" w:history="1">
+          <w:kern w:val="2"/>
+          <w:szCs w:val="24"/>
+          <w14:ligatures w14:val="standardContextual"/>
+        </w:rPr>
+      </w:pPr>
+      <w:hyperlink w:anchor="_Toc237375992" w:history="1">
         <w:r>
           <w:rPr>
             <w:rStyle w:val="Hyperlink"/>
@@ -2867,7 +4124,7 @@
             <w:noProof/>
             <w:webHidden/>
           </w:rPr>
-          <w:instrText xml:space="preserve"> PAGEREF _Toc230193069 \h </w:instrText>
+          <w:instrText xml:space="preserve"> PAGEREF _Toc237375992 \h </w:instrText>
         </w:r>
         <w:r>
           <w:rPr>
@@ -2907,10 +4164,12 @@
         <w:rPr>
           <w:rFonts w:asciiTheme="minorHAnsi" w:eastAsiaTheme="minorEastAsia" w:hAnsiTheme="minorHAnsi" w:cstheme="minorBidi"/>
           <w:noProof/>
-          <w:sz w:val="22"/>
-        </w:rPr>
-      </w:pPr>
-      <w:hyperlink w:anchor="_Toc230193070" w:history="1">
+          <w:kern w:val="2"/>
+          <w:szCs w:val="24"/>
+          <w14:ligatures w14:val="standardContextual"/>
+        </w:rPr>
+      </w:pPr>
+      <w:hyperlink w:anchor="_Toc237375993" w:history="1">
         <w:r>
           <w:rPr>
             <w:rStyle w:val="Hyperlink"/>
@@ -2937,7 +4196,7 @@
             <w:noProof/>
             <w:webHidden/>
           </w:rPr>
-          <w:instrText xml:space="preserve"> PAGEREF _Toc230193070 \h </w:instrText>
+          <w:instrText xml:space="preserve"> PAGEREF _Toc237375993 \h </w:instrText>
         </w:r>
         <w:r>
           <w:rPr>
@@ -2977,10 +4236,12 @@
         <w:rPr>
           <w:rFonts w:asciiTheme="minorHAnsi" w:eastAsiaTheme="minorEastAsia" w:hAnsiTheme="minorHAnsi" w:cstheme="minorBidi"/>
           <w:noProof/>
-          <w:sz w:val="22"/>
-        </w:rPr>
-      </w:pPr>
-      <w:hyperlink w:anchor="_Toc230193071" w:history="1">
+          <w:kern w:val="2"/>
+          <w:szCs w:val="24"/>
+          <w14:ligatures w14:val="standardContextual"/>
+        </w:rPr>
+      </w:pPr>
+      <w:hyperlink w:anchor="_Toc237375994" w:history="1">
         <w:r>
           <w:rPr>
             <w:rStyle w:val="Hyperlink"/>
@@ -3007,7 +4268,7 @@
             <w:noProof/>
             <w:webHidden/>
           </w:rPr>
-          <w:instrText xml:space="preserve"> PAGEREF _Toc230193071 \h </w:instrText>
+          <w:instrText xml:space="preserve"> PAGEREF _Toc237375994 \h </w:instrText>
         </w:r>
         <w:r>
           <w:rPr>
@@ -3047,10 +4308,12 @@
         <w:rPr>
           <w:rFonts w:asciiTheme="minorHAnsi" w:eastAsiaTheme="minorEastAsia" w:hAnsiTheme="minorHAnsi" w:cstheme="minorBidi"/>
           <w:noProof/>
-          <w:sz w:val="22"/>
-        </w:rPr>
-      </w:pPr>
-      <w:hyperlink w:anchor="_Toc230193072" w:history="1">
+          <w:kern w:val="2"/>
+          <w:szCs w:val="24"/>
+          <w14:ligatures w14:val="standardContextual"/>
+        </w:rPr>
+      </w:pPr>
+      <w:hyperlink w:anchor="_Toc237375995" w:history="1">
         <w:r>
           <w:rPr>
             <w:rStyle w:val="Hyperlink"/>
@@ -3077,7 +4340,7 @@
             <w:noProof/>
             <w:webHidden/>
           </w:rPr>
-          <w:instrText xml:space="preserve"> PAGEREF _Toc230193072 \h </w:instrText>
+          <w:instrText xml:space="preserve"> PAGEREF _Toc237375995 \h </w:instrText>
         </w:r>
         <w:r>
           <w:rPr>
@@ -3117,10 +4380,12 @@
         <w:rPr>
           <w:rFonts w:asciiTheme="minorHAnsi" w:eastAsiaTheme="minorEastAsia" w:hAnsiTheme="minorHAnsi" w:cstheme="minorBidi"/>
           <w:noProof/>
-          <w:sz w:val="22"/>
-        </w:rPr>
-      </w:pPr>
-      <w:hyperlink w:anchor="_Toc230193073" w:history="1">
+          <w:kern w:val="2"/>
+          <w:szCs w:val="24"/>
+          <w14:ligatures w14:val="standardContextual"/>
+        </w:rPr>
+      </w:pPr>
+      <w:hyperlink w:anchor="_Toc237375996" w:history="1">
         <w:r>
           <w:rPr>
             <w:rStyle w:val="Hyperlink"/>
@@ -3147,7 +4412,7 @@
             <w:noProof/>
             <w:webHidden/>
           </w:rPr>
-          <w:instrText xml:space="preserve"> PAGEREF _Toc230193073 \h </w:instrText>
+          <w:instrText xml:space="preserve"> PAGEREF _Toc237375996 \h </w:instrText>
         </w:r>
         <w:r>
           <w:rPr>
@@ -3187,10 +4452,12 @@
         <w:rPr>
           <w:rFonts w:asciiTheme="minorHAnsi" w:eastAsiaTheme="minorEastAsia" w:hAnsiTheme="minorHAnsi" w:cstheme="minorBidi"/>
           <w:noProof/>
-          <w:sz w:val="22"/>
-        </w:rPr>
-      </w:pPr>
-      <w:hyperlink w:anchor="_Toc230193074" w:history="1">
+          <w:kern w:val="2"/>
+          <w:szCs w:val="24"/>
+          <w14:ligatures w14:val="standardContextual"/>
+        </w:rPr>
+      </w:pPr>
+      <w:hyperlink w:anchor="_Toc237375997" w:history="1">
         <w:r>
           <w:rPr>
             <w:rStyle w:val="Hyperlink"/>
@@ -3217,7 +4484,7 @@
             <w:noProof/>
             <w:webHidden/>
           </w:rPr>
-          <w:instrText xml:space="preserve"> PAGEREF _Toc230193074 \h </w:instrText>
+          <w:instrText xml:space="preserve"> PAGEREF _Toc237375997 \h </w:instrText>
         </w:r>
         <w:r>
           <w:rPr>
@@ -3257,10 +4524,12 @@
         <w:rPr>
           <w:rFonts w:asciiTheme="minorHAnsi" w:eastAsiaTheme="minorEastAsia" w:hAnsiTheme="minorHAnsi" w:cstheme="minorBidi"/>
           <w:noProof/>
-          <w:sz w:val="22"/>
-        </w:rPr>
-      </w:pPr>
-      <w:hyperlink w:anchor="_Toc230193075" w:history="1">
+          <w:kern w:val="2"/>
+          <w:szCs w:val="24"/>
+          <w14:ligatures w14:val="standardContextual"/>
+        </w:rPr>
+      </w:pPr>
+      <w:hyperlink w:anchor="_Toc237375998" w:history="1">
         <w:r>
           <w:rPr>
             <w:rStyle w:val="Hyperlink"/>
@@ -3287,7 +4556,7 @@
             <w:noProof/>
             <w:webHidden/>
           </w:rPr>
-          <w:instrText xml:space="preserve"> PAGEREF _Toc230193075 \h </w:instrText>
+          <w:instrText xml:space="preserve"> PAGEREF _Toc237375998 \h </w:instrText>
         </w:r>
         <w:r>
           <w:rPr>
@@ -3327,10 +4596,12 @@
         <w:rPr>
           <w:rFonts w:asciiTheme="minorHAnsi" w:eastAsiaTheme="minorEastAsia" w:hAnsiTheme="minorHAnsi" w:cstheme="minorBidi"/>
           <w:noProof/>
-          <w:sz w:val="22"/>
-        </w:rPr>
-      </w:pPr>
-      <w:hyperlink w:anchor="_Toc230193076" w:history="1">
+          <w:kern w:val="2"/>
+          <w:szCs w:val="24"/>
+          <w14:ligatures w14:val="standardContextual"/>
+        </w:rPr>
+      </w:pPr>
+      <w:hyperlink w:anchor="_Toc237375999" w:history="1">
         <w:r>
           <w:rPr>
             <w:rStyle w:val="Hyperlink"/>
@@ -3357,7 +4628,7 @@
             <w:noProof/>
             <w:webHidden/>
           </w:rPr>
-          <w:instrText xml:space="preserve"> PAGEREF _Toc230193076 \h </w:instrText>
+          <w:instrText xml:space="preserve"> PAGEREF _Toc237375999 \h </w:instrText>
         </w:r>
         <w:r>
           <w:rPr>
@@ -3397,10 +4668,12 @@
         <w:rPr>
           <w:rFonts w:asciiTheme="minorHAnsi" w:eastAsiaTheme="minorEastAsia" w:hAnsiTheme="minorHAnsi" w:cstheme="minorBidi"/>
           <w:noProof/>
-          <w:sz w:val="22"/>
-        </w:rPr>
-      </w:pPr>
-      <w:hyperlink w:anchor="_Toc230193077" w:history="1">
+          <w:kern w:val="2"/>
+          <w:szCs w:val="24"/>
+          <w14:ligatures w14:val="standardContextual"/>
+        </w:rPr>
+      </w:pPr>
+      <w:hyperlink w:anchor="_Toc237376000" w:history="1">
         <w:r>
           <w:rPr>
             <w:rStyle w:val="Hyperlink"/>
@@ -3427,7 +4700,7 @@
             <w:noProof/>
             <w:webHidden/>
           </w:rPr>
-          <w:instrText xml:space="preserve"> PAGEREF _Toc230193077 \h </w:instrText>
+          <w:instrText xml:space="preserve"> PAGEREF _Toc237376000 \h </w:instrText>
         </w:r>
         <w:r>
           <w:rPr>
@@ -3467,10 +4740,12 @@
         <w:rPr>
           <w:rFonts w:asciiTheme="minorHAnsi" w:eastAsiaTheme="minorEastAsia" w:hAnsiTheme="minorHAnsi" w:cstheme="minorBidi"/>
           <w:noProof/>
-          <w:sz w:val="22"/>
-        </w:rPr>
-      </w:pPr>
-      <w:hyperlink w:anchor="_Toc230193078" w:history="1">
+          <w:kern w:val="2"/>
+          <w:szCs w:val="24"/>
+          <w14:ligatures w14:val="standardContextual"/>
+        </w:rPr>
+      </w:pPr>
+      <w:hyperlink w:anchor="_Toc237376001" w:history="1">
         <w:r>
           <w:rPr>
             <w:rStyle w:val="Hyperlink"/>
@@ -3497,7 +4772,7 @@
             <w:noProof/>
             <w:webHidden/>
           </w:rPr>
-          <w:instrText xml:space="preserve"> PAGEREF _Toc230193078 \h </w:instrText>
+          <w:instrText xml:space="preserve"> PAGEREF _Toc237376001 \h </w:instrText>
         </w:r>
         <w:r>
           <w:rPr>
@@ -3537,10 +4812,12 @@
         <w:rPr>
           <w:rFonts w:asciiTheme="minorHAnsi" w:eastAsiaTheme="minorEastAsia" w:hAnsiTheme="minorHAnsi" w:cstheme="minorBidi"/>
           <w:noProof/>
-          <w:sz w:val="22"/>
-        </w:rPr>
-      </w:pPr>
-      <w:hyperlink w:anchor="_Toc230193079" w:history="1">
+          <w:kern w:val="2"/>
+          <w:szCs w:val="24"/>
+          <w14:ligatures w14:val="standardContextual"/>
+        </w:rPr>
+      </w:pPr>
+      <w:hyperlink w:anchor="_Toc237376002" w:history="1">
         <w:r>
           <w:rPr>
             <w:rStyle w:val="Hyperlink"/>
@@ -3567,7 +4844,7 @@
             <w:noProof/>
             <w:webHidden/>
           </w:rPr>
-          <w:instrText xml:space="preserve"> PAGEREF _Toc230193079 \h </w:instrText>
+          <w:instrText xml:space="preserve"> PAGEREF _Toc237376002 \h </w:instrText>
         </w:r>
         <w:r>
           <w:rPr>
@@ -3607,10 +4884,12 @@
         <w:rPr>
           <w:rFonts w:asciiTheme="minorHAnsi" w:eastAsiaTheme="minorEastAsia" w:hAnsiTheme="minorHAnsi" w:cstheme="minorBidi"/>
           <w:noProof/>
-          <w:sz w:val="22"/>
-        </w:rPr>
-      </w:pPr>
-      <w:hyperlink w:anchor="_Toc230193080" w:history="1">
+          <w:kern w:val="2"/>
+          <w:szCs w:val="24"/>
+          <w14:ligatures w14:val="standardContextual"/>
+        </w:rPr>
+      </w:pPr>
+      <w:hyperlink w:anchor="_Toc237376003" w:history="1">
         <w:r>
           <w:rPr>
             <w:rStyle w:val="Hyperlink"/>
@@ -3637,7 +4916,7 @@
             <w:noProof/>
             <w:webHidden/>
           </w:rPr>
-          <w:instrText xml:space="preserve"> PAGEREF _Toc230193080 \h </w:instrText>
+          <w:instrText xml:space="preserve"> PAGEREF _Toc237376003 \h </w:instrText>
         </w:r>
         <w:r>
           <w:rPr>
@@ -3677,10 +4956,12 @@
         <w:rPr>
           <w:rFonts w:asciiTheme="minorHAnsi" w:eastAsiaTheme="minorEastAsia" w:hAnsiTheme="minorHAnsi" w:cstheme="minorBidi"/>
           <w:noProof/>
-          <w:sz w:val="22"/>
-        </w:rPr>
-      </w:pPr>
-      <w:hyperlink w:anchor="_Toc230193081" w:history="1">
+          <w:kern w:val="2"/>
+          <w:szCs w:val="24"/>
+          <w14:ligatures w14:val="standardContextual"/>
+        </w:rPr>
+      </w:pPr>
+      <w:hyperlink w:anchor="_Toc237376004" w:history="1">
         <w:r>
           <w:rPr>
             <w:rStyle w:val="Hyperlink"/>
@@ -3707,7 +4988,7 @@
             <w:noProof/>
             <w:webHidden/>
           </w:rPr>
-          <w:instrText xml:space="preserve"> PAGEREF _Toc230193081 \h </w:instrText>
+          <w:instrText xml:space="preserve"> PAGEREF _Toc237376004 \h </w:instrText>
         </w:r>
         <w:r>
           <w:rPr>
@@ -3747,10 +5028,12 @@
         <w:rPr>
           <w:rFonts w:asciiTheme="minorHAnsi" w:eastAsiaTheme="minorEastAsia" w:hAnsiTheme="minorHAnsi" w:cstheme="minorBidi"/>
           <w:noProof/>
-          <w:sz w:val="22"/>
-        </w:rPr>
-      </w:pPr>
-      <w:hyperlink w:anchor="_Toc230193082" w:history="1">
+          <w:kern w:val="2"/>
+          <w:szCs w:val="24"/>
+          <w14:ligatures w14:val="standardContextual"/>
+        </w:rPr>
+      </w:pPr>
+      <w:hyperlink w:anchor="_Toc237376005" w:history="1">
         <w:r>
           <w:rPr>
             <w:rStyle w:val="Hyperlink"/>
@@ -3777,7 +5060,7 @@
             <w:noProof/>
             <w:webHidden/>
           </w:rPr>
-          <w:instrText xml:space="preserve"> PAGEREF _Toc230193082 \h </w:instrText>
+          <w:instrText xml:space="preserve"> PAGEREF _Toc237376005 \h </w:instrText>
         </w:r>
         <w:r>
           <w:rPr>
@@ -3817,10 +5100,12 @@
         <w:rPr>
           <w:rFonts w:asciiTheme="minorHAnsi" w:eastAsiaTheme="minorEastAsia" w:hAnsiTheme="minorHAnsi" w:cstheme="minorBidi"/>
           <w:noProof/>
-          <w:sz w:val="22"/>
-        </w:rPr>
-      </w:pPr>
-      <w:hyperlink w:anchor="_Toc230193083" w:history="1">
+          <w:kern w:val="2"/>
+          <w:szCs w:val="24"/>
+          <w14:ligatures w14:val="standardContextual"/>
+        </w:rPr>
+      </w:pPr>
+      <w:hyperlink w:anchor="_Toc237376006" w:history="1">
         <w:r>
           <w:rPr>
             <w:rStyle w:val="Hyperlink"/>
@@ -3847,7 +5132,7 @@
             <w:noProof/>
             <w:webHidden/>
           </w:rPr>
-          <w:instrText xml:space="preserve"> PAGEREF _Toc230193083 \h </w:instrText>
+          <w:instrText xml:space="preserve"> PAGEREF _Toc237376006 \h </w:instrText>
         </w:r>
         <w:r>
           <w:rPr>
@@ -3887,10 +5172,12 @@
         <w:rPr>
           <w:rFonts w:asciiTheme="minorHAnsi" w:eastAsiaTheme="minorEastAsia" w:hAnsiTheme="minorHAnsi" w:cstheme="minorBidi"/>
           <w:noProof/>
-          <w:sz w:val="22"/>
-        </w:rPr>
-      </w:pPr>
-      <w:hyperlink w:anchor="_Toc230193084" w:history="1">
+          <w:kern w:val="2"/>
+          <w:szCs w:val="24"/>
+          <w14:ligatures w14:val="standardContextual"/>
+        </w:rPr>
+      </w:pPr>
+      <w:hyperlink w:anchor="_Toc237376007" w:history="1">
         <w:r>
           <w:rPr>
             <w:rStyle w:val="Hyperlink"/>
@@ -3917,7 +5204,7 @@
             <w:noProof/>
             <w:webHidden/>
           </w:rPr>
-          <w:instrText xml:space="preserve"> PAGEREF _Toc230193084 \h </w:instrText>
+          <w:instrText xml:space="preserve"> PAGEREF _Toc237376007 \h </w:instrText>
         </w:r>
         <w:r>
           <w:rPr>
@@ -3957,10 +5244,12 @@
         <w:rPr>
           <w:rFonts w:asciiTheme="minorHAnsi" w:eastAsiaTheme="minorEastAsia" w:hAnsiTheme="minorHAnsi" w:cstheme="minorBidi"/>
           <w:noProof/>
-          <w:sz w:val="22"/>
-        </w:rPr>
-      </w:pPr>
-      <w:hyperlink w:anchor="_Toc230193085" w:history="1">
+          <w:kern w:val="2"/>
+          <w:szCs w:val="24"/>
+          <w14:ligatures w14:val="standardContextual"/>
+        </w:rPr>
+      </w:pPr>
+      <w:hyperlink w:anchor="_Toc237376008" w:history="1">
         <w:r>
           <w:rPr>
             <w:rStyle w:val="Hyperlink"/>
@@ -3987,7 +5276,7 @@
             <w:noProof/>
             <w:webHidden/>
           </w:rPr>
-          <w:instrText xml:space="preserve"> PAGEREF _Toc230193085 \h </w:instrText>
+          <w:instrText xml:space="preserve"> PAGEREF _Toc237376008 \h </w:instrText>
         </w:r>
         <w:r>
           <w:rPr>
@@ -4027,10 +5316,12 @@
         <w:rPr>
           <w:rFonts w:asciiTheme="minorHAnsi" w:eastAsiaTheme="minorEastAsia" w:hAnsiTheme="minorHAnsi" w:cstheme="minorBidi"/>
           <w:noProof/>
-          <w:sz w:val="22"/>
-        </w:rPr>
-      </w:pPr>
-      <w:hyperlink w:anchor="_Toc230193086" w:history="1">
+          <w:kern w:val="2"/>
+          <w:szCs w:val="24"/>
+          <w14:ligatures w14:val="standardContextual"/>
+        </w:rPr>
+      </w:pPr>
+      <w:hyperlink w:anchor="_Toc237376009" w:history="1">
         <w:r>
           <w:rPr>
             <w:rStyle w:val="Hyperlink"/>
@@ -4057,7 +5348,7 @@
             <w:noProof/>
             <w:webHidden/>
           </w:rPr>
-          <w:instrText xml:space="preserve"> PAGEREF _Toc230193086 \h </w:instrText>
+          <w:instrText xml:space="preserve"> PAGEREF _Toc237376009 \h </w:instrText>
         </w:r>
         <w:r>
           <w:rPr>
@@ -4097,10 +5388,12 @@
         <w:rPr>
           <w:rFonts w:asciiTheme="minorHAnsi" w:eastAsiaTheme="minorEastAsia" w:hAnsiTheme="minorHAnsi" w:cstheme="minorBidi"/>
           <w:noProof/>
-          <w:sz w:val="22"/>
-        </w:rPr>
-      </w:pPr>
-      <w:hyperlink w:anchor="_Toc230193087" w:history="1">
+          <w:kern w:val="2"/>
+          <w:szCs w:val="24"/>
+          <w14:ligatures w14:val="standardContextual"/>
+        </w:rPr>
+      </w:pPr>
+      <w:hyperlink w:anchor="_Toc237376010" w:history="1">
         <w:r>
           <w:rPr>
             <w:rStyle w:val="Hyperlink"/>
@@ -4127,7 +5420,7 @@
             <w:noProof/>
             <w:webHidden/>
           </w:rPr>
-          <w:instrText xml:space="preserve"> PAGEREF _Toc230193087 \h </w:instrText>
+          <w:instrText xml:space="preserve"> PAGEREF _Toc237376010 \h </w:instrText>
         </w:r>
         <w:r>
           <w:rPr>
@@ -4167,10 +5460,12 @@
         <w:rPr>
           <w:rFonts w:asciiTheme="minorHAnsi" w:eastAsiaTheme="minorEastAsia" w:hAnsiTheme="minorHAnsi" w:cstheme="minorBidi"/>
           <w:noProof/>
-          <w:sz w:val="22"/>
-        </w:rPr>
-      </w:pPr>
-      <w:hyperlink w:anchor="_Toc230193088" w:history="1">
+          <w:kern w:val="2"/>
+          <w:szCs w:val="24"/>
+          <w14:ligatures w14:val="standardContextual"/>
+        </w:rPr>
+      </w:pPr>
+      <w:hyperlink w:anchor="_Toc237376011" w:history="1">
         <w:r>
           <w:rPr>
             <w:rStyle w:val="Hyperlink"/>
@@ -4197,7 +5492,7 @@
             <w:noProof/>
             <w:webHidden/>
           </w:rPr>
-          <w:instrText xml:space="preserve"> PAGEREF _Toc230193088 \h </w:instrText>
+          <w:instrText xml:space="preserve"> PAGEREF _Toc237376011 \h </w:instrText>
         </w:r>
         <w:r>
           <w:rPr>
@@ -4237,16 +5532,18 @@
         <w:rPr>
           <w:rFonts w:asciiTheme="minorHAnsi" w:eastAsiaTheme="minorEastAsia" w:hAnsiTheme="minorHAnsi" w:cstheme="minorBidi"/>
           <w:noProof/>
-          <w:sz w:val="22"/>
-        </w:rPr>
-      </w:pPr>
-      <w:hyperlink w:anchor="_Toc230193089" w:history="1">
+          <w:kern w:val="2"/>
+          <w:szCs w:val="24"/>
+          <w14:ligatures w14:val="standardContextual"/>
+        </w:rPr>
+      </w:pPr>
+      <w:hyperlink w:anchor="_Toc237376012" w:history="1">
         <w:r>
           <w:rPr>
             <w:rStyle w:val="Hyperlink"/>
             <w:noProof/>
           </w:rPr>
-          <w:t>Aula dia 01/05/2026 –</w:t>
+          <w:t>Aula dia 01/05/2026 – Feriado</w:t>
         </w:r>
         <w:r>
           <w:rPr>
@@ -4267,7 +5564,7 @@
             <w:noProof/>
             <w:webHidden/>
           </w:rPr>
-          <w:instrText xml:space="preserve"> PAGEREF _Toc230193089 \h </w:instrText>
+          <w:instrText xml:space="preserve"> PAGEREF _Toc237376012 \h </w:instrText>
         </w:r>
         <w:r>
           <w:rPr>
@@ -4307,10 +5604,12 @@
         <w:rPr>
           <w:rFonts w:asciiTheme="minorHAnsi" w:eastAsiaTheme="minorEastAsia" w:hAnsiTheme="minorHAnsi" w:cstheme="minorBidi"/>
           <w:noProof/>
-          <w:sz w:val="22"/>
-        </w:rPr>
-      </w:pPr>
-      <w:hyperlink w:anchor="_Toc230193090" w:history="1">
+          <w:kern w:val="2"/>
+          <w:szCs w:val="24"/>
+          <w14:ligatures w14:val="standardContextual"/>
+        </w:rPr>
+      </w:pPr>
+      <w:hyperlink w:anchor="_Toc237376013" w:history="1">
         <w:r>
           <w:rPr>
             <w:rStyle w:val="Hyperlink"/>
@@ -4337,7 +5636,7 @@
             <w:noProof/>
             <w:webHidden/>
           </w:rPr>
-          <w:instrText xml:space="preserve"> PAGEREF _Toc230193090 \h </w:instrText>
+          <w:instrText xml:space="preserve"> PAGEREF _Toc237376013 \h </w:instrText>
         </w:r>
         <w:r>
           <w:rPr>
@@ -4377,10 +5676,12 @@
         <w:rPr>
           <w:rFonts w:asciiTheme="minorHAnsi" w:eastAsiaTheme="minorEastAsia" w:hAnsiTheme="minorHAnsi" w:cstheme="minorBidi"/>
           <w:noProof/>
-          <w:sz w:val="22"/>
-        </w:rPr>
-      </w:pPr>
-      <w:hyperlink w:anchor="_Toc230193091" w:history="1">
+          <w:kern w:val="2"/>
+          <w:szCs w:val="24"/>
+          <w14:ligatures w14:val="standardContextual"/>
+        </w:rPr>
+      </w:pPr>
+      <w:hyperlink w:anchor="_Toc237376014" w:history="1">
         <w:r>
           <w:rPr>
             <w:rStyle w:val="Hyperlink"/>
@@ -4407,7 +5708,7 @@
             <w:noProof/>
             <w:webHidden/>
           </w:rPr>
-          <w:instrText xml:space="preserve"> PAGEREF _Toc230193091 \h </w:instrText>
+          <w:instrText xml:space="preserve"> PAGEREF _Toc237376014 \h </w:instrText>
         </w:r>
         <w:r>
           <w:rPr>
@@ -4447,10 +5748,12 @@
         <w:rPr>
           <w:rFonts w:asciiTheme="minorHAnsi" w:eastAsiaTheme="minorEastAsia" w:hAnsiTheme="minorHAnsi" w:cstheme="minorBidi"/>
           <w:noProof/>
-          <w:sz w:val="22"/>
-        </w:rPr>
-      </w:pPr>
-      <w:hyperlink w:anchor="_Toc230193092" w:history="1">
+          <w:kern w:val="2"/>
+          <w:szCs w:val="24"/>
+          <w14:ligatures w14:val="standardContextual"/>
+        </w:rPr>
+      </w:pPr>
+      <w:hyperlink w:anchor="_Toc237376015" w:history="1">
         <w:r>
           <w:rPr>
             <w:rStyle w:val="Hyperlink"/>
@@ -4477,7 +5780,7 @@
             <w:noProof/>
             <w:webHidden/>
           </w:rPr>
-          <w:instrText xml:space="preserve"> PAGEREF _Toc230193092 \h </w:instrText>
+          <w:instrText xml:space="preserve"> PAGEREF _Toc237376015 \h </w:instrText>
         </w:r>
         <w:r>
           <w:rPr>
@@ -4497,7 +5800,7 @@
             <w:noProof/>
             <w:webHidden/>
           </w:rPr>
-          <w:t>15</w:t>
+          <w:t>16</w:t>
         </w:r>
         <w:r>
           <w:rPr>
@@ -4517,10 +5820,12 @@
         <w:rPr>
           <w:rFonts w:asciiTheme="minorHAnsi" w:eastAsiaTheme="minorEastAsia" w:hAnsiTheme="minorHAnsi" w:cstheme="minorBidi"/>
           <w:noProof/>
-          <w:sz w:val="22"/>
-        </w:rPr>
-      </w:pPr>
-      <w:hyperlink w:anchor="_Toc230193093" w:history="1">
+          <w:kern w:val="2"/>
+          <w:szCs w:val="24"/>
+          <w14:ligatures w14:val="standardContextual"/>
+        </w:rPr>
+      </w:pPr>
+      <w:hyperlink w:anchor="_Toc237376016" w:history="1">
         <w:r>
           <w:rPr>
             <w:rStyle w:val="Hyperlink"/>
@@ -4547,7 +5852,7 @@
             <w:noProof/>
             <w:webHidden/>
           </w:rPr>
-          <w:instrText xml:space="preserve"> PAGEREF _Toc230193093 \h </w:instrText>
+          <w:instrText xml:space="preserve"> PAGEREF _Toc237376016 \h </w:instrText>
         </w:r>
         <w:r>
           <w:rPr>
@@ -4587,10 +5892,12 @@
         <w:rPr>
           <w:rFonts w:asciiTheme="minorHAnsi" w:eastAsiaTheme="minorEastAsia" w:hAnsiTheme="minorHAnsi" w:cstheme="minorBidi"/>
           <w:noProof/>
-          <w:sz w:val="22"/>
-        </w:rPr>
-      </w:pPr>
-      <w:hyperlink w:anchor="_Toc230193094" w:history="1">
+          <w:kern w:val="2"/>
+          <w:szCs w:val="24"/>
+          <w14:ligatures w14:val="standardContextual"/>
+        </w:rPr>
+      </w:pPr>
+      <w:hyperlink w:anchor="_Toc237376017" w:history="1">
         <w:r>
           <w:rPr>
             <w:rStyle w:val="Hyperlink"/>
@@ -4617,7 +5924,7 @@
             <w:noProof/>
             <w:webHidden/>
           </w:rPr>
-          <w:instrText xml:space="preserve"> PAGEREF _Toc230193094 \h </w:instrText>
+          <w:instrText xml:space="preserve"> PAGEREF _Toc237376017 \h </w:instrText>
         </w:r>
         <w:r>
           <w:rPr>
@@ -4657,10 +5964,12 @@
         <w:rPr>
           <w:rFonts w:asciiTheme="minorHAnsi" w:eastAsiaTheme="minorEastAsia" w:hAnsiTheme="minorHAnsi" w:cstheme="minorBidi"/>
           <w:noProof/>
-          <w:sz w:val="22"/>
-        </w:rPr>
-      </w:pPr>
-      <w:hyperlink w:anchor="_Toc230193095" w:history="1">
+          <w:kern w:val="2"/>
+          <w:szCs w:val="24"/>
+          <w14:ligatures w14:val="standardContextual"/>
+        </w:rPr>
+      </w:pPr>
+      <w:hyperlink w:anchor="_Toc237376018" w:history="1">
         <w:r>
           <w:rPr>
             <w:rStyle w:val="Hyperlink"/>
@@ -4687,7 +5996,7 @@
             <w:noProof/>
             <w:webHidden/>
           </w:rPr>
-          <w:instrText xml:space="preserve"> PAGEREF _Toc230193095 \h </w:instrText>
+          <w:instrText xml:space="preserve"> PAGEREF _Toc237376018 \h </w:instrText>
         </w:r>
         <w:r>
           <w:rPr>
@@ -4707,7 +6016,7 @@
             <w:noProof/>
             <w:webHidden/>
           </w:rPr>
-          <w:t>16</w:t>
+          <w:t>17</w:t>
         </w:r>
         <w:r>
           <w:rPr>
@@ -4727,10 +6036,12 @@
         <w:rPr>
           <w:rFonts w:asciiTheme="minorHAnsi" w:eastAsiaTheme="minorEastAsia" w:hAnsiTheme="minorHAnsi" w:cstheme="minorBidi"/>
           <w:noProof/>
-          <w:sz w:val="22"/>
-        </w:rPr>
-      </w:pPr>
-      <w:hyperlink w:anchor="_Toc230193096" w:history="1">
+          <w:kern w:val="2"/>
+          <w:szCs w:val="24"/>
+          <w14:ligatures w14:val="standardContextual"/>
+        </w:rPr>
+      </w:pPr>
+      <w:hyperlink w:anchor="_Toc237376019" w:history="1">
         <w:r>
           <w:rPr>
             <w:rStyle w:val="Hyperlink"/>
@@ -4757,7 +6068,7 @@
             <w:noProof/>
             <w:webHidden/>
           </w:rPr>
-          <w:instrText xml:space="preserve"> PAGEREF _Toc230193096 \h </w:instrText>
+          <w:instrText xml:space="preserve"> PAGEREF _Toc237376019 \h </w:instrText>
         </w:r>
         <w:r>
           <w:rPr>
@@ -4777,7 +6088,7 @@
             <w:noProof/>
             <w:webHidden/>
           </w:rPr>
-          <w:t>17</w:t>
+          <w:t>18</w:t>
         </w:r>
         <w:r>
           <w:rPr>
@@ -4797,10 +6108,12 @@
         <w:rPr>
           <w:rFonts w:asciiTheme="minorHAnsi" w:eastAsiaTheme="minorEastAsia" w:hAnsiTheme="minorHAnsi" w:cstheme="minorBidi"/>
           <w:noProof/>
-          <w:sz w:val="22"/>
-        </w:rPr>
-      </w:pPr>
-      <w:hyperlink w:anchor="_Toc230193097" w:history="1">
+          <w:kern w:val="2"/>
+          <w:szCs w:val="24"/>
+          <w14:ligatures w14:val="standardContextual"/>
+        </w:rPr>
+      </w:pPr>
+      <w:hyperlink w:anchor="_Toc237376020" w:history="1">
         <w:r>
           <w:rPr>
             <w:rStyle w:val="Hyperlink"/>
@@ -4827,7 +6140,7 @@
             <w:noProof/>
             <w:webHidden/>
           </w:rPr>
-          <w:instrText xml:space="preserve"> PAGEREF _Toc230193097 \h </w:instrText>
+          <w:instrText xml:space="preserve"> PAGEREF _Toc237376020 \h </w:instrText>
         </w:r>
         <w:r>
           <w:rPr>
@@ -4847,7 +6160,7 @@
             <w:noProof/>
             <w:webHidden/>
           </w:rPr>
-          <w:t>17</w:t>
+          <w:t>18</w:t>
         </w:r>
         <w:r>
           <w:rPr>
@@ -4867,16 +6180,18 @@
         <w:rPr>
           <w:rFonts w:asciiTheme="minorHAnsi" w:eastAsiaTheme="minorEastAsia" w:hAnsiTheme="minorHAnsi" w:cstheme="minorBidi"/>
           <w:noProof/>
-          <w:sz w:val="22"/>
-        </w:rPr>
-      </w:pPr>
-      <w:hyperlink w:anchor="_Toc230193098" w:history="1">
+          <w:kern w:val="2"/>
+          <w:szCs w:val="24"/>
+          <w14:ligatures w14:val="standardContextual"/>
+        </w:rPr>
+      </w:pPr>
+      <w:hyperlink w:anchor="_Toc237376021" w:history="1">
         <w:r>
           <w:rPr>
             <w:rStyle w:val="Hyperlink"/>
             <w:noProof/>
           </w:rPr>
-          <w:t>Aula dia 13/05/2026 – Cinema</w:t>
+          <w:t>Aula dia 13/05/2026 – Visita ao Cinema</w:t>
         </w:r>
         <w:r>
           <w:rPr>
@@ -4897,7 +6212,7 @@
             <w:noProof/>
             <w:webHidden/>
           </w:rPr>
-          <w:instrText xml:space="preserve"> PAGEREF _Toc230193098 \h </w:instrText>
+          <w:instrText xml:space="preserve"> PAGEREF _Toc237376021 \h </w:instrText>
         </w:r>
         <w:r>
           <w:rPr>
@@ -4917,7 +6232,7 @@
             <w:noProof/>
             <w:webHidden/>
           </w:rPr>
-          <w:t>17</w:t>
+          <w:t>19</w:t>
         </w:r>
         <w:r>
           <w:rPr>
@@ -4937,10 +6252,12 @@
         <w:rPr>
           <w:rFonts w:asciiTheme="minorHAnsi" w:eastAsiaTheme="minorEastAsia" w:hAnsiTheme="minorHAnsi" w:cstheme="minorBidi"/>
           <w:noProof/>
-          <w:sz w:val="22"/>
-        </w:rPr>
-      </w:pPr>
-      <w:hyperlink w:anchor="_Toc230193099" w:history="1">
+          <w:kern w:val="2"/>
+          <w:szCs w:val="24"/>
+          <w14:ligatures w14:val="standardContextual"/>
+        </w:rPr>
+      </w:pPr>
+      <w:hyperlink w:anchor="_Toc237376022" w:history="1">
         <w:r>
           <w:rPr>
             <w:rStyle w:val="Hyperlink"/>
@@ -4967,7 +6284,7 @@
             <w:noProof/>
             <w:webHidden/>
           </w:rPr>
-          <w:instrText xml:space="preserve"> PAGEREF _Toc230193099 \h </w:instrText>
+          <w:instrText xml:space="preserve"> PAGEREF _Toc237376022 \h </w:instrText>
         </w:r>
         <w:r>
           <w:rPr>
@@ -4987,7 +6304,7 @@
             <w:noProof/>
             <w:webHidden/>
           </w:rPr>
-          <w:t>17</w:t>
+          <w:t>19</w:t>
         </w:r>
         <w:r>
           <w:rPr>
@@ -5007,10 +6324,12 @@
         <w:rPr>
           <w:rFonts w:asciiTheme="minorHAnsi" w:eastAsiaTheme="minorEastAsia" w:hAnsiTheme="minorHAnsi" w:cstheme="minorBidi"/>
           <w:noProof/>
-          <w:sz w:val="22"/>
-        </w:rPr>
-      </w:pPr>
-      <w:hyperlink w:anchor="_Toc230193100" w:history="1">
+          <w:kern w:val="2"/>
+          <w:szCs w:val="24"/>
+          <w14:ligatures w14:val="standardContextual"/>
+        </w:rPr>
+      </w:pPr>
+      <w:hyperlink w:anchor="_Toc237376023" w:history="1">
         <w:r>
           <w:rPr>
             <w:rStyle w:val="Hyperlink"/>
@@ -5037,7 +6356,7 @@
             <w:noProof/>
             <w:webHidden/>
           </w:rPr>
-          <w:instrText xml:space="preserve"> PAGEREF _Toc230193100 \h </w:instrText>
+          <w:instrText xml:space="preserve"> PAGEREF _Toc237376023 \h </w:instrText>
         </w:r>
         <w:r>
           <w:rPr>
@@ -5057,7 +6376,7 @@
             <w:noProof/>
             <w:webHidden/>
           </w:rPr>
-          <w:t>18</w:t>
+          <w:t>19</w:t>
         </w:r>
         <w:r>
           <w:rPr>
@@ -5077,10 +6396,12 @@
         <w:rPr>
           <w:rFonts w:asciiTheme="minorHAnsi" w:eastAsiaTheme="minorEastAsia" w:hAnsiTheme="minorHAnsi" w:cstheme="minorBidi"/>
           <w:noProof/>
-          <w:sz w:val="22"/>
-        </w:rPr>
-      </w:pPr>
-      <w:hyperlink w:anchor="_Toc230193101" w:history="1">
+          <w:kern w:val="2"/>
+          <w:szCs w:val="24"/>
+          <w14:ligatures w14:val="standardContextual"/>
+        </w:rPr>
+      </w:pPr>
+      <w:hyperlink w:anchor="_Toc237376024" w:history="1">
         <w:r>
           <w:rPr>
             <w:rStyle w:val="Hyperlink"/>
@@ -5107,7 +6428,7 @@
             <w:noProof/>
             <w:webHidden/>
           </w:rPr>
-          <w:instrText xml:space="preserve"> PAGEREF _Toc230193101 \h </w:instrText>
+          <w:instrText xml:space="preserve"> PAGEREF _Toc237376024 \h </w:instrText>
         </w:r>
         <w:r>
           <w:rPr>
@@ -5127,7 +6448,7 @@
             <w:noProof/>
             <w:webHidden/>
           </w:rPr>
-          <w:t>18</w:t>
+          <w:t>20</w:t>
         </w:r>
         <w:r>
           <w:rPr>
@@ -5147,10 +6468,12 @@
         <w:rPr>
           <w:rFonts w:asciiTheme="minorHAnsi" w:eastAsiaTheme="minorEastAsia" w:hAnsiTheme="minorHAnsi" w:cstheme="minorBidi"/>
           <w:noProof/>
-          <w:sz w:val="22"/>
-        </w:rPr>
-      </w:pPr>
-      <w:hyperlink w:anchor="_Toc230193102" w:history="1">
+          <w:kern w:val="2"/>
+          <w:szCs w:val="24"/>
+          <w14:ligatures w14:val="standardContextual"/>
+        </w:rPr>
+      </w:pPr>
+      <w:hyperlink w:anchor="_Toc237376025" w:history="1">
         <w:r>
           <w:rPr>
             <w:rStyle w:val="Hyperlink"/>
@@ -5177,7 +6500,7 @@
             <w:noProof/>
             <w:webHidden/>
           </w:rPr>
-          <w:instrText xml:space="preserve"> PAGEREF _Toc230193102 \h </w:instrText>
+          <w:instrText xml:space="preserve"> PAGEREF _Toc237376025 \h </w:instrText>
         </w:r>
         <w:r>
           <w:rPr>
@@ -5197,7 +6520,7 @@
             <w:noProof/>
             <w:webHidden/>
           </w:rPr>
-          <w:t>19</w:t>
+          <w:t>20</w:t>
         </w:r>
         <w:r>
           <w:rPr>
@@ -5217,10 +6540,12 @@
         <w:rPr>
           <w:rFonts w:asciiTheme="minorHAnsi" w:eastAsiaTheme="minorEastAsia" w:hAnsiTheme="minorHAnsi" w:cstheme="minorBidi"/>
           <w:noProof/>
-          <w:sz w:val="22"/>
-        </w:rPr>
-      </w:pPr>
-      <w:hyperlink w:anchor="_Toc230193103" w:history="1">
+          <w:kern w:val="2"/>
+          <w:szCs w:val="24"/>
+          <w14:ligatures w14:val="standardContextual"/>
+        </w:rPr>
+      </w:pPr>
+      <w:hyperlink w:anchor="_Toc237376026" w:history="1">
         <w:r>
           <w:rPr>
             <w:rStyle w:val="Hyperlink"/>
@@ -5247,7 +6572,7 @@
             <w:noProof/>
             <w:webHidden/>
           </w:rPr>
-          <w:instrText xml:space="preserve"> PAGEREF _Toc230193103 \h </w:instrText>
+          <w:instrText xml:space="preserve"> PAGEREF _Toc237376026 \h </w:instrText>
         </w:r>
         <w:r>
           <w:rPr>
@@ -5267,7 +6592,2239 @@
             <w:noProof/>
             <w:webHidden/>
           </w:rPr>
-          <w:t>19</w:t>
+          <w:t>21</w:t>
+        </w:r>
+        <w:r>
+          <w:rPr>
+            <w:noProof/>
+            <w:webHidden/>
+          </w:rPr>
+          <w:fldChar w:fldCharType="end"/>
+        </w:r>
+      </w:hyperlink>
+    </w:p>
+    <w:p>
+      <w:pPr>
+        <w:pStyle w:val="Sumrio1"/>
+        <w:tabs>
+          <w:tab w:val="right" w:leader="dot" w:pos="9181"/>
+        </w:tabs>
+        <w:rPr>
+          <w:rFonts w:asciiTheme="minorHAnsi" w:eastAsiaTheme="minorEastAsia" w:hAnsiTheme="minorHAnsi" w:cstheme="minorBidi"/>
+          <w:noProof/>
+          <w:kern w:val="2"/>
+          <w:szCs w:val="24"/>
+          <w14:ligatures w14:val="standardContextual"/>
+        </w:rPr>
+      </w:pPr>
+      <w:hyperlink w:anchor="_Toc237376027" w:history="1">
+        <w:r>
+          <w:rPr>
+            <w:rStyle w:val="Hyperlink"/>
+            <w:noProof/>
+          </w:rPr>
+          <w:t>Aula dia 20/05/2026 – Andamento do projeto</w:t>
+        </w:r>
+        <w:r>
+          <w:rPr>
+            <w:noProof/>
+            <w:webHidden/>
+          </w:rPr>
+          <w:tab/>
+        </w:r>
+        <w:r>
+          <w:rPr>
+            <w:noProof/>
+            <w:webHidden/>
+          </w:rPr>
+          <w:fldChar w:fldCharType="begin"/>
+        </w:r>
+        <w:r>
+          <w:rPr>
+            <w:noProof/>
+            <w:webHidden/>
+          </w:rPr>
+          <w:instrText xml:space="preserve"> PAGEREF _Toc237376027 \h </w:instrText>
+        </w:r>
+        <w:r>
+          <w:rPr>
+            <w:noProof/>
+            <w:webHidden/>
+          </w:rPr>
+        </w:r>
+        <w:r>
+          <w:rPr>
+            <w:noProof/>
+            <w:webHidden/>
+          </w:rPr>
+          <w:fldChar w:fldCharType="separate"/>
+        </w:r>
+        <w:r>
+          <w:rPr>
+            <w:noProof/>
+            <w:webHidden/>
+          </w:rPr>
+          <w:t>21</w:t>
+        </w:r>
+        <w:r>
+          <w:rPr>
+            <w:noProof/>
+            <w:webHidden/>
+          </w:rPr>
+          <w:fldChar w:fldCharType="end"/>
+        </w:r>
+      </w:hyperlink>
+    </w:p>
+    <w:p>
+      <w:pPr>
+        <w:pStyle w:val="Sumrio1"/>
+        <w:tabs>
+          <w:tab w:val="right" w:leader="dot" w:pos="9181"/>
+        </w:tabs>
+        <w:rPr>
+          <w:rFonts w:asciiTheme="minorHAnsi" w:eastAsiaTheme="minorEastAsia" w:hAnsiTheme="minorHAnsi" w:cstheme="minorBidi"/>
+          <w:noProof/>
+          <w:kern w:val="2"/>
+          <w:szCs w:val="24"/>
+          <w14:ligatures w14:val="standardContextual"/>
+        </w:rPr>
+      </w:pPr>
+      <w:hyperlink w:anchor="_Toc237376028" w:history="1">
+        <w:r>
+          <w:rPr>
+            <w:rStyle w:val="Hyperlink"/>
+            <w:noProof/>
+          </w:rPr>
+          <w:t>Aula dia 22/05/2026 – Apresentação TCC e continuação dos projetos</w:t>
+        </w:r>
+        <w:r>
+          <w:rPr>
+            <w:noProof/>
+            <w:webHidden/>
+          </w:rPr>
+          <w:tab/>
+        </w:r>
+        <w:r>
+          <w:rPr>
+            <w:noProof/>
+            <w:webHidden/>
+          </w:rPr>
+          <w:fldChar w:fldCharType="begin"/>
+        </w:r>
+        <w:r>
+          <w:rPr>
+            <w:noProof/>
+            <w:webHidden/>
+          </w:rPr>
+          <w:instrText xml:space="preserve"> PAGEREF _Toc237376028 \h </w:instrText>
+        </w:r>
+        <w:r>
+          <w:rPr>
+            <w:noProof/>
+            <w:webHidden/>
+          </w:rPr>
+        </w:r>
+        <w:r>
+          <w:rPr>
+            <w:noProof/>
+            <w:webHidden/>
+          </w:rPr>
+          <w:fldChar w:fldCharType="separate"/>
+        </w:r>
+        <w:r>
+          <w:rPr>
+            <w:noProof/>
+            <w:webHidden/>
+          </w:rPr>
+          <w:t>21</w:t>
+        </w:r>
+        <w:r>
+          <w:rPr>
+            <w:noProof/>
+            <w:webHidden/>
+          </w:rPr>
+          <w:fldChar w:fldCharType="end"/>
+        </w:r>
+      </w:hyperlink>
+    </w:p>
+    <w:p>
+      <w:pPr>
+        <w:pStyle w:val="Sumrio1"/>
+        <w:tabs>
+          <w:tab w:val="right" w:leader="dot" w:pos="9181"/>
+        </w:tabs>
+        <w:rPr>
+          <w:rFonts w:asciiTheme="minorHAnsi" w:eastAsiaTheme="minorEastAsia" w:hAnsiTheme="minorHAnsi" w:cstheme="minorBidi"/>
+          <w:noProof/>
+          <w:kern w:val="2"/>
+          <w:szCs w:val="24"/>
+          <w14:ligatures w14:val="standardContextual"/>
+        </w:rPr>
+      </w:pPr>
+      <w:hyperlink w:anchor="_Toc237376029" w:history="1">
+        <w:r>
+          <w:rPr>
+            <w:rStyle w:val="Hyperlink"/>
+            <w:noProof/>
+          </w:rPr>
+          <w:t>Mudanças dia 22/05/2026 – Correção de Rotas e separação de validação e responsabilidade.</w:t>
+        </w:r>
+        <w:r>
+          <w:rPr>
+            <w:noProof/>
+            <w:webHidden/>
+          </w:rPr>
+          <w:tab/>
+        </w:r>
+        <w:r>
+          <w:rPr>
+            <w:noProof/>
+            <w:webHidden/>
+          </w:rPr>
+          <w:fldChar w:fldCharType="begin"/>
+        </w:r>
+        <w:r>
+          <w:rPr>
+            <w:noProof/>
+            <w:webHidden/>
+          </w:rPr>
+          <w:instrText xml:space="preserve"> PAGEREF _Toc237376029 \h </w:instrText>
+        </w:r>
+        <w:r>
+          <w:rPr>
+            <w:noProof/>
+            <w:webHidden/>
+          </w:rPr>
+        </w:r>
+        <w:r>
+          <w:rPr>
+            <w:noProof/>
+            <w:webHidden/>
+          </w:rPr>
+          <w:fldChar w:fldCharType="separate"/>
+        </w:r>
+        <w:r>
+          <w:rPr>
+            <w:noProof/>
+            <w:webHidden/>
+          </w:rPr>
+          <w:t>21</w:t>
+        </w:r>
+        <w:r>
+          <w:rPr>
+            <w:noProof/>
+            <w:webHidden/>
+          </w:rPr>
+          <w:fldChar w:fldCharType="end"/>
+        </w:r>
+      </w:hyperlink>
+    </w:p>
+    <w:p>
+      <w:pPr>
+        <w:pStyle w:val="Sumrio1"/>
+        <w:tabs>
+          <w:tab w:val="right" w:leader="dot" w:pos="9181"/>
+        </w:tabs>
+        <w:rPr>
+          <w:rFonts w:asciiTheme="minorHAnsi" w:eastAsiaTheme="minorEastAsia" w:hAnsiTheme="minorHAnsi" w:cstheme="minorBidi"/>
+          <w:noProof/>
+          <w:kern w:val="2"/>
+          <w:szCs w:val="24"/>
+          <w14:ligatures w14:val="standardContextual"/>
+        </w:rPr>
+      </w:pPr>
+      <w:hyperlink w:anchor="_Toc237376030" w:history="1">
+        <w:r>
+          <w:rPr>
+            <w:rStyle w:val="Hyperlink"/>
+            <w:noProof/>
+          </w:rPr>
+          <w:t>Mudanças dia 26/05/2026 – Correção de Rotas e separação de validação e responsabilidade.</w:t>
+        </w:r>
+        <w:r>
+          <w:rPr>
+            <w:noProof/>
+            <w:webHidden/>
+          </w:rPr>
+          <w:tab/>
+        </w:r>
+        <w:r>
+          <w:rPr>
+            <w:noProof/>
+            <w:webHidden/>
+          </w:rPr>
+          <w:fldChar w:fldCharType="begin"/>
+        </w:r>
+        <w:r>
+          <w:rPr>
+            <w:noProof/>
+            <w:webHidden/>
+          </w:rPr>
+          <w:instrText xml:space="preserve"> PAGEREF _Toc237376030 \h </w:instrText>
+        </w:r>
+        <w:r>
+          <w:rPr>
+            <w:noProof/>
+            <w:webHidden/>
+          </w:rPr>
+        </w:r>
+        <w:r>
+          <w:rPr>
+            <w:noProof/>
+            <w:webHidden/>
+          </w:rPr>
+          <w:fldChar w:fldCharType="separate"/>
+        </w:r>
+        <w:r>
+          <w:rPr>
+            <w:noProof/>
+            <w:webHidden/>
+          </w:rPr>
+          <w:t>22</w:t>
+        </w:r>
+        <w:r>
+          <w:rPr>
+            <w:noProof/>
+            <w:webHidden/>
+          </w:rPr>
+          <w:fldChar w:fldCharType="end"/>
+        </w:r>
+      </w:hyperlink>
+    </w:p>
+    <w:p>
+      <w:pPr>
+        <w:pStyle w:val="Sumrio1"/>
+        <w:tabs>
+          <w:tab w:val="right" w:leader="dot" w:pos="9181"/>
+        </w:tabs>
+        <w:rPr>
+          <w:rFonts w:asciiTheme="minorHAnsi" w:eastAsiaTheme="minorEastAsia" w:hAnsiTheme="minorHAnsi" w:cstheme="minorBidi"/>
+          <w:noProof/>
+          <w:kern w:val="2"/>
+          <w:szCs w:val="24"/>
+          <w14:ligatures w14:val="standardContextual"/>
+        </w:rPr>
+      </w:pPr>
+      <w:hyperlink w:anchor="_Toc237376031" w:history="1">
+        <w:r>
+          <w:rPr>
+            <w:rStyle w:val="Hyperlink"/>
+            <w:noProof/>
+          </w:rPr>
+          <w:t>Mudanças dia 27/05/2026 – Atualizações de funcionalidades e melhorias no sistema</w:t>
+        </w:r>
+        <w:r>
+          <w:rPr>
+            <w:noProof/>
+            <w:webHidden/>
+          </w:rPr>
+          <w:tab/>
+        </w:r>
+        <w:r>
+          <w:rPr>
+            <w:noProof/>
+            <w:webHidden/>
+          </w:rPr>
+          <w:fldChar w:fldCharType="begin"/>
+        </w:r>
+        <w:r>
+          <w:rPr>
+            <w:noProof/>
+            <w:webHidden/>
+          </w:rPr>
+          <w:instrText xml:space="preserve"> PAGEREF _Toc237376031 \h </w:instrText>
+        </w:r>
+        <w:r>
+          <w:rPr>
+            <w:noProof/>
+            <w:webHidden/>
+          </w:rPr>
+        </w:r>
+        <w:r>
+          <w:rPr>
+            <w:noProof/>
+            <w:webHidden/>
+          </w:rPr>
+          <w:fldChar w:fldCharType="separate"/>
+        </w:r>
+        <w:r>
+          <w:rPr>
+            <w:noProof/>
+            <w:webHidden/>
+          </w:rPr>
+          <w:t>23</w:t>
+        </w:r>
+        <w:r>
+          <w:rPr>
+            <w:noProof/>
+            <w:webHidden/>
+          </w:rPr>
+          <w:fldChar w:fldCharType="end"/>
+        </w:r>
+      </w:hyperlink>
+    </w:p>
+    <w:p>
+      <w:pPr>
+        <w:pStyle w:val="Sumrio1"/>
+        <w:tabs>
+          <w:tab w:val="right" w:leader="dot" w:pos="9181"/>
+        </w:tabs>
+        <w:rPr>
+          <w:rFonts w:asciiTheme="minorHAnsi" w:eastAsiaTheme="minorEastAsia" w:hAnsiTheme="minorHAnsi" w:cstheme="minorBidi"/>
+          <w:noProof/>
+          <w:kern w:val="2"/>
+          <w:szCs w:val="24"/>
+          <w14:ligatures w14:val="standardContextual"/>
+        </w:rPr>
+      </w:pPr>
+      <w:hyperlink w:anchor="_Toc237376032" w:history="1">
+        <w:r>
+          <w:rPr>
+            <w:rStyle w:val="Hyperlink"/>
+            <w:noProof/>
+          </w:rPr>
+          <w:t>Aula dia 27/05/2026 – Continuação apresentação TCC</w:t>
+        </w:r>
+        <w:r>
+          <w:rPr>
+            <w:noProof/>
+            <w:webHidden/>
+          </w:rPr>
+          <w:tab/>
+        </w:r>
+        <w:r>
+          <w:rPr>
+            <w:noProof/>
+            <w:webHidden/>
+          </w:rPr>
+          <w:fldChar w:fldCharType="begin"/>
+        </w:r>
+        <w:r>
+          <w:rPr>
+            <w:noProof/>
+            <w:webHidden/>
+          </w:rPr>
+          <w:instrText xml:space="preserve"> PAGEREF _Toc237376032 \h </w:instrText>
+        </w:r>
+        <w:r>
+          <w:rPr>
+            <w:noProof/>
+            <w:webHidden/>
+          </w:rPr>
+        </w:r>
+        <w:r>
+          <w:rPr>
+            <w:noProof/>
+            <w:webHidden/>
+          </w:rPr>
+          <w:fldChar w:fldCharType="separate"/>
+        </w:r>
+        <w:r>
+          <w:rPr>
+            <w:noProof/>
+            <w:webHidden/>
+          </w:rPr>
+          <w:t>24</w:t>
+        </w:r>
+        <w:r>
+          <w:rPr>
+            <w:noProof/>
+            <w:webHidden/>
+          </w:rPr>
+          <w:fldChar w:fldCharType="end"/>
+        </w:r>
+      </w:hyperlink>
+    </w:p>
+    <w:p>
+      <w:pPr>
+        <w:pStyle w:val="Sumrio1"/>
+        <w:tabs>
+          <w:tab w:val="right" w:leader="dot" w:pos="9181"/>
+        </w:tabs>
+        <w:rPr>
+          <w:rFonts w:asciiTheme="minorHAnsi" w:eastAsiaTheme="minorEastAsia" w:hAnsiTheme="minorHAnsi" w:cstheme="minorBidi"/>
+          <w:noProof/>
+          <w:kern w:val="2"/>
+          <w:szCs w:val="24"/>
+          <w14:ligatures w14:val="standardContextual"/>
+        </w:rPr>
+      </w:pPr>
+      <w:hyperlink w:anchor="_Toc237376033" w:history="1">
+        <w:r>
+          <w:rPr>
+            <w:rStyle w:val="Hyperlink"/>
+            <w:noProof/>
+          </w:rPr>
+          <w:t>Aula dia 29/05/2026 – Continuação de projetos</w:t>
+        </w:r>
+        <w:r>
+          <w:rPr>
+            <w:noProof/>
+            <w:webHidden/>
+          </w:rPr>
+          <w:tab/>
+        </w:r>
+        <w:r>
+          <w:rPr>
+            <w:noProof/>
+            <w:webHidden/>
+          </w:rPr>
+          <w:fldChar w:fldCharType="begin"/>
+        </w:r>
+        <w:r>
+          <w:rPr>
+            <w:noProof/>
+            <w:webHidden/>
+          </w:rPr>
+          <w:instrText xml:space="preserve"> PAGEREF _Toc237376033 \h </w:instrText>
+        </w:r>
+        <w:r>
+          <w:rPr>
+            <w:noProof/>
+            <w:webHidden/>
+          </w:rPr>
+        </w:r>
+        <w:r>
+          <w:rPr>
+            <w:noProof/>
+            <w:webHidden/>
+          </w:rPr>
+          <w:fldChar w:fldCharType="separate"/>
+        </w:r>
+        <w:r>
+          <w:rPr>
+            <w:noProof/>
+            <w:webHidden/>
+          </w:rPr>
+          <w:t>24</w:t>
+        </w:r>
+        <w:r>
+          <w:rPr>
+            <w:noProof/>
+            <w:webHidden/>
+          </w:rPr>
+          <w:fldChar w:fldCharType="end"/>
+        </w:r>
+      </w:hyperlink>
+    </w:p>
+    <w:p>
+      <w:pPr>
+        <w:pStyle w:val="Sumrio1"/>
+        <w:tabs>
+          <w:tab w:val="right" w:leader="dot" w:pos="9181"/>
+        </w:tabs>
+        <w:rPr>
+          <w:rFonts w:asciiTheme="minorHAnsi" w:eastAsiaTheme="minorEastAsia" w:hAnsiTheme="minorHAnsi" w:cstheme="minorBidi"/>
+          <w:noProof/>
+          <w:kern w:val="2"/>
+          <w:szCs w:val="24"/>
+          <w14:ligatures w14:val="standardContextual"/>
+        </w:rPr>
+      </w:pPr>
+      <w:hyperlink w:anchor="_Toc237376034" w:history="1">
+        <w:r>
+          <w:rPr>
+            <w:rStyle w:val="Hyperlink"/>
+            <w:noProof/>
+          </w:rPr>
+          <w:t>Mudanças dia 29/05/2026 – Implementação de máscara para CPF/CNPJ e contagem de apólices</w:t>
+        </w:r>
+        <w:r>
+          <w:rPr>
+            <w:noProof/>
+            <w:webHidden/>
+          </w:rPr>
+          <w:tab/>
+        </w:r>
+        <w:r>
+          <w:rPr>
+            <w:noProof/>
+            <w:webHidden/>
+          </w:rPr>
+          <w:fldChar w:fldCharType="begin"/>
+        </w:r>
+        <w:r>
+          <w:rPr>
+            <w:noProof/>
+            <w:webHidden/>
+          </w:rPr>
+          <w:instrText xml:space="preserve"> PAGEREF _Toc237376034 \h </w:instrText>
+        </w:r>
+        <w:r>
+          <w:rPr>
+            <w:noProof/>
+            <w:webHidden/>
+          </w:rPr>
+        </w:r>
+        <w:r>
+          <w:rPr>
+            <w:noProof/>
+            <w:webHidden/>
+          </w:rPr>
+          <w:fldChar w:fldCharType="separate"/>
+        </w:r>
+        <w:r>
+          <w:rPr>
+            <w:noProof/>
+            <w:webHidden/>
+          </w:rPr>
+          <w:t>24</w:t>
+        </w:r>
+        <w:r>
+          <w:rPr>
+            <w:noProof/>
+            <w:webHidden/>
+          </w:rPr>
+          <w:fldChar w:fldCharType="end"/>
+        </w:r>
+      </w:hyperlink>
+    </w:p>
+    <w:p>
+      <w:pPr>
+        <w:pStyle w:val="Sumrio1"/>
+        <w:tabs>
+          <w:tab w:val="right" w:leader="dot" w:pos="9181"/>
+        </w:tabs>
+        <w:rPr>
+          <w:rFonts w:asciiTheme="minorHAnsi" w:eastAsiaTheme="minorEastAsia" w:hAnsiTheme="minorHAnsi" w:cstheme="minorBidi"/>
+          <w:noProof/>
+          <w:kern w:val="2"/>
+          <w:szCs w:val="24"/>
+          <w14:ligatures w14:val="standardContextual"/>
+        </w:rPr>
+      </w:pPr>
+      <w:hyperlink w:anchor="_Toc237376035" w:history="1">
+        <w:r>
+          <w:rPr>
+            <w:rStyle w:val="Hyperlink"/>
+            <w:noProof/>
+          </w:rPr>
+          <w:t>Mudanças dia 03/06/2026 – Alteração cor barra de carregamento</w:t>
+        </w:r>
+        <w:r>
+          <w:rPr>
+            <w:noProof/>
+            <w:webHidden/>
+          </w:rPr>
+          <w:tab/>
+        </w:r>
+        <w:r>
+          <w:rPr>
+            <w:noProof/>
+            <w:webHidden/>
+          </w:rPr>
+          <w:fldChar w:fldCharType="begin"/>
+        </w:r>
+        <w:r>
+          <w:rPr>
+            <w:noProof/>
+            <w:webHidden/>
+          </w:rPr>
+          <w:instrText xml:space="preserve"> PAGEREF _Toc237376035 \h </w:instrText>
+        </w:r>
+        <w:r>
+          <w:rPr>
+            <w:noProof/>
+            <w:webHidden/>
+          </w:rPr>
+        </w:r>
+        <w:r>
+          <w:rPr>
+            <w:noProof/>
+            <w:webHidden/>
+          </w:rPr>
+          <w:fldChar w:fldCharType="separate"/>
+        </w:r>
+        <w:r>
+          <w:rPr>
+            <w:noProof/>
+            <w:webHidden/>
+          </w:rPr>
+          <w:t>25</w:t>
+        </w:r>
+        <w:r>
+          <w:rPr>
+            <w:noProof/>
+            <w:webHidden/>
+          </w:rPr>
+          <w:fldChar w:fldCharType="end"/>
+        </w:r>
+      </w:hyperlink>
+    </w:p>
+    <w:p>
+      <w:pPr>
+        <w:pStyle w:val="Sumrio1"/>
+        <w:tabs>
+          <w:tab w:val="right" w:leader="dot" w:pos="9181"/>
+        </w:tabs>
+        <w:rPr>
+          <w:rFonts w:asciiTheme="minorHAnsi" w:eastAsiaTheme="minorEastAsia" w:hAnsiTheme="minorHAnsi" w:cstheme="minorBidi"/>
+          <w:noProof/>
+          <w:kern w:val="2"/>
+          <w:szCs w:val="24"/>
+          <w14:ligatures w14:val="standardContextual"/>
+        </w:rPr>
+      </w:pPr>
+      <w:hyperlink w:anchor="_Toc237376036" w:history="1">
+        <w:r>
+          <w:rPr>
+            <w:rStyle w:val="Hyperlink"/>
+            <w:noProof/>
+          </w:rPr>
+          <w:t>Mudanças dia 04/06/2026 – Métodos para salvar, consultar e exibir as apólices cadastradas no sistema</w:t>
+        </w:r>
+        <w:r>
+          <w:rPr>
+            <w:noProof/>
+            <w:webHidden/>
+          </w:rPr>
+          <w:tab/>
+        </w:r>
+        <w:r>
+          <w:rPr>
+            <w:noProof/>
+            <w:webHidden/>
+          </w:rPr>
+          <w:fldChar w:fldCharType="begin"/>
+        </w:r>
+        <w:r>
+          <w:rPr>
+            <w:noProof/>
+            <w:webHidden/>
+          </w:rPr>
+          <w:instrText xml:space="preserve"> PAGEREF _Toc237376036 \h </w:instrText>
+        </w:r>
+        <w:r>
+          <w:rPr>
+            <w:noProof/>
+            <w:webHidden/>
+          </w:rPr>
+        </w:r>
+        <w:r>
+          <w:rPr>
+            <w:noProof/>
+            <w:webHidden/>
+          </w:rPr>
+          <w:fldChar w:fldCharType="separate"/>
+        </w:r>
+        <w:r>
+          <w:rPr>
+            <w:noProof/>
+            <w:webHidden/>
+          </w:rPr>
+          <w:t>25</w:t>
+        </w:r>
+        <w:r>
+          <w:rPr>
+            <w:noProof/>
+            <w:webHidden/>
+          </w:rPr>
+          <w:fldChar w:fldCharType="end"/>
+        </w:r>
+      </w:hyperlink>
+    </w:p>
+    <w:p>
+      <w:pPr>
+        <w:pStyle w:val="Sumrio1"/>
+        <w:tabs>
+          <w:tab w:val="right" w:leader="dot" w:pos="9181"/>
+        </w:tabs>
+        <w:rPr>
+          <w:rFonts w:asciiTheme="minorHAnsi" w:eastAsiaTheme="minorEastAsia" w:hAnsiTheme="minorHAnsi" w:cstheme="minorBidi"/>
+          <w:noProof/>
+          <w:kern w:val="2"/>
+          <w:szCs w:val="24"/>
+          <w14:ligatures w14:val="standardContextual"/>
+        </w:rPr>
+      </w:pPr>
+      <w:hyperlink w:anchor="_Toc237376037" w:history="1">
+        <w:r>
+          <w:rPr>
+            <w:rStyle w:val="Hyperlink"/>
+            <w:noProof/>
+          </w:rPr>
+          <w:t>Mudanças dia 10/06/2026 – Criação do modal de perfil do cliente e tradução de mensagens de erro</w:t>
+        </w:r>
+        <w:r>
+          <w:rPr>
+            <w:noProof/>
+            <w:webHidden/>
+          </w:rPr>
+          <w:tab/>
+        </w:r>
+        <w:r>
+          <w:rPr>
+            <w:noProof/>
+            <w:webHidden/>
+          </w:rPr>
+          <w:fldChar w:fldCharType="begin"/>
+        </w:r>
+        <w:r>
+          <w:rPr>
+            <w:noProof/>
+            <w:webHidden/>
+          </w:rPr>
+          <w:instrText xml:space="preserve"> PAGEREF _Toc237376037 \h </w:instrText>
+        </w:r>
+        <w:r>
+          <w:rPr>
+            <w:noProof/>
+            <w:webHidden/>
+          </w:rPr>
+        </w:r>
+        <w:r>
+          <w:rPr>
+            <w:noProof/>
+            <w:webHidden/>
+          </w:rPr>
+          <w:fldChar w:fldCharType="separate"/>
+        </w:r>
+        <w:r>
+          <w:rPr>
+            <w:noProof/>
+            <w:webHidden/>
+          </w:rPr>
+          <w:t>26</w:t>
+        </w:r>
+        <w:r>
+          <w:rPr>
+            <w:noProof/>
+            <w:webHidden/>
+          </w:rPr>
+          <w:fldChar w:fldCharType="end"/>
+        </w:r>
+      </w:hyperlink>
+    </w:p>
+    <w:p>
+      <w:pPr>
+        <w:pStyle w:val="Sumrio1"/>
+        <w:tabs>
+          <w:tab w:val="right" w:leader="dot" w:pos="9181"/>
+        </w:tabs>
+        <w:rPr>
+          <w:rFonts w:asciiTheme="minorHAnsi" w:eastAsiaTheme="minorEastAsia" w:hAnsiTheme="minorHAnsi" w:cstheme="minorBidi"/>
+          <w:noProof/>
+          <w:kern w:val="2"/>
+          <w:szCs w:val="24"/>
+          <w14:ligatures w14:val="standardContextual"/>
+        </w:rPr>
+      </w:pPr>
+      <w:hyperlink w:anchor="_Toc237376038" w:history="1">
+        <w:r>
+          <w:rPr>
+            <w:rStyle w:val="Hyperlink"/>
+            <w:noProof/>
+          </w:rPr>
+          <w:t>Aula dia 10/06/2026 – Continuação de projetos</w:t>
+        </w:r>
+        <w:r>
+          <w:rPr>
+            <w:noProof/>
+            <w:webHidden/>
+          </w:rPr>
+          <w:tab/>
+        </w:r>
+        <w:r>
+          <w:rPr>
+            <w:noProof/>
+            <w:webHidden/>
+          </w:rPr>
+          <w:fldChar w:fldCharType="begin"/>
+        </w:r>
+        <w:r>
+          <w:rPr>
+            <w:noProof/>
+            <w:webHidden/>
+          </w:rPr>
+          <w:instrText xml:space="preserve"> PAGEREF _Toc237376038 \h </w:instrText>
+        </w:r>
+        <w:r>
+          <w:rPr>
+            <w:noProof/>
+            <w:webHidden/>
+          </w:rPr>
+        </w:r>
+        <w:r>
+          <w:rPr>
+            <w:noProof/>
+            <w:webHidden/>
+          </w:rPr>
+          <w:fldChar w:fldCharType="separate"/>
+        </w:r>
+        <w:r>
+          <w:rPr>
+            <w:noProof/>
+            <w:webHidden/>
+          </w:rPr>
+          <w:t>26</w:t>
+        </w:r>
+        <w:r>
+          <w:rPr>
+            <w:noProof/>
+            <w:webHidden/>
+          </w:rPr>
+          <w:fldChar w:fldCharType="end"/>
+        </w:r>
+      </w:hyperlink>
+    </w:p>
+    <w:p>
+      <w:pPr>
+        <w:pStyle w:val="Sumrio1"/>
+        <w:tabs>
+          <w:tab w:val="right" w:leader="dot" w:pos="9181"/>
+        </w:tabs>
+        <w:rPr>
+          <w:rFonts w:asciiTheme="minorHAnsi" w:eastAsiaTheme="minorEastAsia" w:hAnsiTheme="minorHAnsi" w:cstheme="minorBidi"/>
+          <w:noProof/>
+          <w:kern w:val="2"/>
+          <w:szCs w:val="24"/>
+          <w14:ligatures w14:val="standardContextual"/>
+        </w:rPr>
+      </w:pPr>
+      <w:hyperlink w:anchor="_Toc237376039" w:history="1">
+        <w:r>
+          <w:rPr>
+            <w:rStyle w:val="Hyperlink"/>
+            <w:noProof/>
+          </w:rPr>
+          <w:t>Mudanças dia 12/06/2026 – Finalização da aba Clientes e correção visual da SideBar</w:t>
+        </w:r>
+        <w:r>
+          <w:rPr>
+            <w:noProof/>
+            <w:webHidden/>
+          </w:rPr>
+          <w:tab/>
+        </w:r>
+        <w:r>
+          <w:rPr>
+            <w:noProof/>
+            <w:webHidden/>
+          </w:rPr>
+          <w:fldChar w:fldCharType="begin"/>
+        </w:r>
+        <w:r>
+          <w:rPr>
+            <w:noProof/>
+            <w:webHidden/>
+          </w:rPr>
+          <w:instrText xml:space="preserve"> PAGEREF _Toc237376039 \h </w:instrText>
+        </w:r>
+        <w:r>
+          <w:rPr>
+            <w:noProof/>
+            <w:webHidden/>
+          </w:rPr>
+        </w:r>
+        <w:r>
+          <w:rPr>
+            <w:noProof/>
+            <w:webHidden/>
+          </w:rPr>
+          <w:fldChar w:fldCharType="separate"/>
+        </w:r>
+        <w:r>
+          <w:rPr>
+            <w:noProof/>
+            <w:webHidden/>
+          </w:rPr>
+          <w:t>26</w:t>
+        </w:r>
+        <w:r>
+          <w:rPr>
+            <w:noProof/>
+            <w:webHidden/>
+          </w:rPr>
+          <w:fldChar w:fldCharType="end"/>
+        </w:r>
+      </w:hyperlink>
+    </w:p>
+    <w:p>
+      <w:pPr>
+        <w:pStyle w:val="Sumrio1"/>
+        <w:tabs>
+          <w:tab w:val="right" w:leader="dot" w:pos="9181"/>
+        </w:tabs>
+        <w:rPr>
+          <w:rFonts w:asciiTheme="minorHAnsi" w:eastAsiaTheme="minorEastAsia" w:hAnsiTheme="minorHAnsi" w:cstheme="minorBidi"/>
+          <w:noProof/>
+          <w:kern w:val="2"/>
+          <w:szCs w:val="24"/>
+          <w14:ligatures w14:val="standardContextual"/>
+        </w:rPr>
+      </w:pPr>
+      <w:hyperlink w:anchor="_Toc237376040" w:history="1">
+        <w:r>
+          <w:rPr>
+            <w:rStyle w:val="Hyperlink"/>
+            <w:noProof/>
+          </w:rPr>
+          <w:t>Aula dia 12/06/2026 – Continuação de projetos</w:t>
+        </w:r>
+        <w:r>
+          <w:rPr>
+            <w:noProof/>
+            <w:webHidden/>
+          </w:rPr>
+          <w:tab/>
+        </w:r>
+        <w:r>
+          <w:rPr>
+            <w:noProof/>
+            <w:webHidden/>
+          </w:rPr>
+          <w:fldChar w:fldCharType="begin"/>
+        </w:r>
+        <w:r>
+          <w:rPr>
+            <w:noProof/>
+            <w:webHidden/>
+          </w:rPr>
+          <w:instrText xml:space="preserve"> PAGEREF _Toc237376040 \h </w:instrText>
+        </w:r>
+        <w:r>
+          <w:rPr>
+            <w:noProof/>
+            <w:webHidden/>
+          </w:rPr>
+        </w:r>
+        <w:r>
+          <w:rPr>
+            <w:noProof/>
+            <w:webHidden/>
+          </w:rPr>
+          <w:fldChar w:fldCharType="separate"/>
+        </w:r>
+        <w:r>
+          <w:rPr>
+            <w:noProof/>
+            <w:webHidden/>
+          </w:rPr>
+          <w:t>27</w:t>
+        </w:r>
+        <w:r>
+          <w:rPr>
+            <w:noProof/>
+            <w:webHidden/>
+          </w:rPr>
+          <w:fldChar w:fldCharType="end"/>
+        </w:r>
+      </w:hyperlink>
+    </w:p>
+    <w:p>
+      <w:pPr>
+        <w:pStyle w:val="Sumrio1"/>
+        <w:tabs>
+          <w:tab w:val="right" w:leader="dot" w:pos="9181"/>
+        </w:tabs>
+        <w:rPr>
+          <w:rFonts w:asciiTheme="minorHAnsi" w:eastAsiaTheme="minorEastAsia" w:hAnsiTheme="minorHAnsi" w:cstheme="minorBidi"/>
+          <w:noProof/>
+          <w:kern w:val="2"/>
+          <w:szCs w:val="24"/>
+          <w14:ligatures w14:val="standardContextual"/>
+        </w:rPr>
+      </w:pPr>
+      <w:hyperlink w:anchor="_Toc237376041" w:history="1">
+        <w:r>
+          <w:rPr>
+            <w:rStyle w:val="Hyperlink"/>
+            <w:noProof/>
+          </w:rPr>
+          <w:t>Mudanças dia 15/06/2026 – Remoção da aba Configurações da SideBar</w:t>
+        </w:r>
+        <w:r>
+          <w:rPr>
+            <w:noProof/>
+            <w:webHidden/>
+          </w:rPr>
+          <w:tab/>
+        </w:r>
+        <w:r>
+          <w:rPr>
+            <w:noProof/>
+            <w:webHidden/>
+          </w:rPr>
+          <w:fldChar w:fldCharType="begin"/>
+        </w:r>
+        <w:r>
+          <w:rPr>
+            <w:noProof/>
+            <w:webHidden/>
+          </w:rPr>
+          <w:instrText xml:space="preserve"> PAGEREF _Toc237376041 \h </w:instrText>
+        </w:r>
+        <w:r>
+          <w:rPr>
+            <w:noProof/>
+            <w:webHidden/>
+          </w:rPr>
+        </w:r>
+        <w:r>
+          <w:rPr>
+            <w:noProof/>
+            <w:webHidden/>
+          </w:rPr>
+          <w:fldChar w:fldCharType="separate"/>
+        </w:r>
+        <w:r>
+          <w:rPr>
+            <w:noProof/>
+            <w:webHidden/>
+          </w:rPr>
+          <w:t>27</w:t>
+        </w:r>
+        <w:r>
+          <w:rPr>
+            <w:noProof/>
+            <w:webHidden/>
+          </w:rPr>
+          <w:fldChar w:fldCharType="end"/>
+        </w:r>
+      </w:hyperlink>
+    </w:p>
+    <w:p>
+      <w:pPr>
+        <w:pStyle w:val="Sumrio1"/>
+        <w:tabs>
+          <w:tab w:val="right" w:leader="dot" w:pos="9181"/>
+        </w:tabs>
+        <w:rPr>
+          <w:rFonts w:asciiTheme="minorHAnsi" w:eastAsiaTheme="minorEastAsia" w:hAnsiTheme="minorHAnsi" w:cstheme="minorBidi"/>
+          <w:noProof/>
+          <w:kern w:val="2"/>
+          <w:szCs w:val="24"/>
+          <w14:ligatures w14:val="standardContextual"/>
+        </w:rPr>
+      </w:pPr>
+      <w:hyperlink w:anchor="_Toc237376042" w:history="1">
+        <w:r>
+          <w:rPr>
+            <w:rStyle w:val="Hyperlink"/>
+            <w:noProof/>
+          </w:rPr>
+          <w:t>Mudanças dia 16/06/2026 – Adição das abas Seguradoras e Ramos</w:t>
+        </w:r>
+        <w:r>
+          <w:rPr>
+            <w:noProof/>
+            <w:webHidden/>
+          </w:rPr>
+          <w:tab/>
+        </w:r>
+        <w:r>
+          <w:rPr>
+            <w:noProof/>
+            <w:webHidden/>
+          </w:rPr>
+          <w:fldChar w:fldCharType="begin"/>
+        </w:r>
+        <w:r>
+          <w:rPr>
+            <w:noProof/>
+            <w:webHidden/>
+          </w:rPr>
+          <w:instrText xml:space="preserve"> PAGEREF _Toc237376042 \h </w:instrText>
+        </w:r>
+        <w:r>
+          <w:rPr>
+            <w:noProof/>
+            <w:webHidden/>
+          </w:rPr>
+        </w:r>
+        <w:r>
+          <w:rPr>
+            <w:noProof/>
+            <w:webHidden/>
+          </w:rPr>
+          <w:fldChar w:fldCharType="separate"/>
+        </w:r>
+        <w:r>
+          <w:rPr>
+            <w:noProof/>
+            <w:webHidden/>
+          </w:rPr>
+          <w:t>27</w:t>
+        </w:r>
+        <w:r>
+          <w:rPr>
+            <w:noProof/>
+            <w:webHidden/>
+          </w:rPr>
+          <w:fldChar w:fldCharType="end"/>
+        </w:r>
+      </w:hyperlink>
+    </w:p>
+    <w:p>
+      <w:pPr>
+        <w:pStyle w:val="Sumrio1"/>
+        <w:tabs>
+          <w:tab w:val="right" w:leader="dot" w:pos="9181"/>
+        </w:tabs>
+        <w:rPr>
+          <w:rFonts w:asciiTheme="minorHAnsi" w:eastAsiaTheme="minorEastAsia" w:hAnsiTheme="minorHAnsi" w:cstheme="minorBidi"/>
+          <w:noProof/>
+          <w:kern w:val="2"/>
+          <w:szCs w:val="24"/>
+          <w14:ligatures w14:val="standardContextual"/>
+        </w:rPr>
+      </w:pPr>
+      <w:hyperlink w:anchor="_Toc237376043" w:history="1">
+        <w:r>
+          <w:rPr>
+            <w:rStyle w:val="Hyperlink"/>
+            <w:noProof/>
+          </w:rPr>
+          <w:t>Aula dia 19/06/2026 – Continuação de projetos</w:t>
+        </w:r>
+        <w:r>
+          <w:rPr>
+            <w:noProof/>
+            <w:webHidden/>
+          </w:rPr>
+          <w:tab/>
+        </w:r>
+        <w:r>
+          <w:rPr>
+            <w:noProof/>
+            <w:webHidden/>
+          </w:rPr>
+          <w:fldChar w:fldCharType="begin"/>
+        </w:r>
+        <w:r>
+          <w:rPr>
+            <w:noProof/>
+            <w:webHidden/>
+          </w:rPr>
+          <w:instrText xml:space="preserve"> PAGEREF _Toc237376043 \h </w:instrText>
+        </w:r>
+        <w:r>
+          <w:rPr>
+            <w:noProof/>
+            <w:webHidden/>
+          </w:rPr>
+        </w:r>
+        <w:r>
+          <w:rPr>
+            <w:noProof/>
+            <w:webHidden/>
+          </w:rPr>
+          <w:fldChar w:fldCharType="separate"/>
+        </w:r>
+        <w:r>
+          <w:rPr>
+            <w:noProof/>
+            <w:webHidden/>
+          </w:rPr>
+          <w:t>27</w:t>
+        </w:r>
+        <w:r>
+          <w:rPr>
+            <w:noProof/>
+            <w:webHidden/>
+          </w:rPr>
+          <w:fldChar w:fldCharType="end"/>
+        </w:r>
+      </w:hyperlink>
+    </w:p>
+    <w:p>
+      <w:pPr>
+        <w:pStyle w:val="Sumrio1"/>
+        <w:tabs>
+          <w:tab w:val="right" w:leader="dot" w:pos="9181"/>
+        </w:tabs>
+        <w:rPr>
+          <w:rFonts w:asciiTheme="minorHAnsi" w:eastAsiaTheme="minorEastAsia" w:hAnsiTheme="minorHAnsi" w:cstheme="minorBidi"/>
+          <w:noProof/>
+          <w:kern w:val="2"/>
+          <w:szCs w:val="24"/>
+          <w14:ligatures w14:val="standardContextual"/>
+        </w:rPr>
+      </w:pPr>
+      <w:hyperlink w:anchor="_Toc237376044" w:history="1">
+        <w:r>
+          <w:rPr>
+            <w:rStyle w:val="Hyperlink"/>
+            <w:noProof/>
+          </w:rPr>
+          <w:t>Mudanças dia 19/06/2026 – Implementação de Seguradoras, Administração e Notificações</w:t>
+        </w:r>
+        <w:r>
+          <w:rPr>
+            <w:noProof/>
+            <w:webHidden/>
+          </w:rPr>
+          <w:tab/>
+        </w:r>
+        <w:r>
+          <w:rPr>
+            <w:noProof/>
+            <w:webHidden/>
+          </w:rPr>
+          <w:fldChar w:fldCharType="begin"/>
+        </w:r>
+        <w:r>
+          <w:rPr>
+            <w:noProof/>
+            <w:webHidden/>
+          </w:rPr>
+          <w:instrText xml:space="preserve"> PAGEREF _Toc237376044 \h </w:instrText>
+        </w:r>
+        <w:r>
+          <w:rPr>
+            <w:noProof/>
+            <w:webHidden/>
+          </w:rPr>
+        </w:r>
+        <w:r>
+          <w:rPr>
+            <w:noProof/>
+            <w:webHidden/>
+          </w:rPr>
+          <w:fldChar w:fldCharType="separate"/>
+        </w:r>
+        <w:r>
+          <w:rPr>
+            <w:noProof/>
+            <w:webHidden/>
+          </w:rPr>
+          <w:t>28</w:t>
+        </w:r>
+        <w:r>
+          <w:rPr>
+            <w:noProof/>
+            <w:webHidden/>
+          </w:rPr>
+          <w:fldChar w:fldCharType="end"/>
+        </w:r>
+      </w:hyperlink>
+    </w:p>
+    <w:p>
+      <w:pPr>
+        <w:pStyle w:val="Sumrio1"/>
+        <w:tabs>
+          <w:tab w:val="right" w:leader="dot" w:pos="9181"/>
+        </w:tabs>
+        <w:rPr>
+          <w:rFonts w:asciiTheme="minorHAnsi" w:eastAsiaTheme="minorEastAsia" w:hAnsiTheme="minorHAnsi" w:cstheme="minorBidi"/>
+          <w:noProof/>
+          <w:kern w:val="2"/>
+          <w:szCs w:val="24"/>
+          <w14:ligatures w14:val="standardContextual"/>
+        </w:rPr>
+      </w:pPr>
+      <w:hyperlink w:anchor="_Toc237376045" w:history="1">
+        <w:r>
+          <w:rPr>
+            <w:rStyle w:val="Hyperlink"/>
+            <w:noProof/>
+          </w:rPr>
+          <w:t>Mudanças dia 20/06/2026 – Implementação do CRUD de Seguradoras e Ramos</w:t>
+        </w:r>
+        <w:r>
+          <w:rPr>
+            <w:noProof/>
+            <w:webHidden/>
+          </w:rPr>
+          <w:tab/>
+        </w:r>
+        <w:r>
+          <w:rPr>
+            <w:noProof/>
+            <w:webHidden/>
+          </w:rPr>
+          <w:fldChar w:fldCharType="begin"/>
+        </w:r>
+        <w:r>
+          <w:rPr>
+            <w:noProof/>
+            <w:webHidden/>
+          </w:rPr>
+          <w:instrText xml:space="preserve"> PAGEREF _Toc237376045 \h </w:instrText>
+        </w:r>
+        <w:r>
+          <w:rPr>
+            <w:noProof/>
+            <w:webHidden/>
+          </w:rPr>
+        </w:r>
+        <w:r>
+          <w:rPr>
+            <w:noProof/>
+            <w:webHidden/>
+          </w:rPr>
+          <w:fldChar w:fldCharType="separate"/>
+        </w:r>
+        <w:r>
+          <w:rPr>
+            <w:noProof/>
+            <w:webHidden/>
+          </w:rPr>
+          <w:t>29</w:t>
+        </w:r>
+        <w:r>
+          <w:rPr>
+            <w:noProof/>
+            <w:webHidden/>
+          </w:rPr>
+          <w:fldChar w:fldCharType="end"/>
+        </w:r>
+      </w:hyperlink>
+    </w:p>
+    <w:p>
+      <w:pPr>
+        <w:pStyle w:val="Sumrio1"/>
+        <w:tabs>
+          <w:tab w:val="right" w:leader="dot" w:pos="9181"/>
+        </w:tabs>
+        <w:rPr>
+          <w:rFonts w:asciiTheme="minorHAnsi" w:eastAsiaTheme="minorEastAsia" w:hAnsiTheme="minorHAnsi" w:cstheme="minorBidi"/>
+          <w:noProof/>
+          <w:kern w:val="2"/>
+          <w:szCs w:val="24"/>
+          <w14:ligatures w14:val="standardContextual"/>
+        </w:rPr>
+      </w:pPr>
+      <w:hyperlink w:anchor="_Toc237376046" w:history="1">
+        <w:r>
+          <w:rPr>
+            <w:rStyle w:val="Hyperlink"/>
+            <w:noProof/>
+          </w:rPr>
+          <w:t>Mudanças dia 28/06/2026 – Correções no módulo de Segurados e início do Backend de Pagamentos</w:t>
+        </w:r>
+        <w:r>
+          <w:rPr>
+            <w:noProof/>
+            <w:webHidden/>
+          </w:rPr>
+          <w:tab/>
+        </w:r>
+        <w:r>
+          <w:rPr>
+            <w:noProof/>
+            <w:webHidden/>
+          </w:rPr>
+          <w:fldChar w:fldCharType="begin"/>
+        </w:r>
+        <w:r>
+          <w:rPr>
+            <w:noProof/>
+            <w:webHidden/>
+          </w:rPr>
+          <w:instrText xml:space="preserve"> PAGEREF _Toc237376046 \h </w:instrText>
+        </w:r>
+        <w:r>
+          <w:rPr>
+            <w:noProof/>
+            <w:webHidden/>
+          </w:rPr>
+        </w:r>
+        <w:r>
+          <w:rPr>
+            <w:noProof/>
+            <w:webHidden/>
+          </w:rPr>
+          <w:fldChar w:fldCharType="separate"/>
+        </w:r>
+        <w:r>
+          <w:rPr>
+            <w:noProof/>
+            <w:webHidden/>
+          </w:rPr>
+          <w:t>29</w:t>
+        </w:r>
+        <w:r>
+          <w:rPr>
+            <w:noProof/>
+            <w:webHidden/>
+          </w:rPr>
+          <w:fldChar w:fldCharType="end"/>
+        </w:r>
+      </w:hyperlink>
+    </w:p>
+    <w:p>
+      <w:pPr>
+        <w:pStyle w:val="Sumrio1"/>
+        <w:tabs>
+          <w:tab w:val="right" w:leader="dot" w:pos="9181"/>
+        </w:tabs>
+        <w:rPr>
+          <w:rFonts w:asciiTheme="minorHAnsi" w:eastAsiaTheme="minorEastAsia" w:hAnsiTheme="minorHAnsi" w:cstheme="minorBidi"/>
+          <w:noProof/>
+          <w:kern w:val="2"/>
+          <w:szCs w:val="24"/>
+          <w14:ligatures w14:val="standardContextual"/>
+        </w:rPr>
+      </w:pPr>
+      <w:hyperlink w:anchor="_Toc237376047" w:history="1">
+        <w:r>
+          <w:rPr>
+            <w:rStyle w:val="Hyperlink"/>
+            <w:noProof/>
+          </w:rPr>
+          <w:t>Mudanças dia 29/06/2026 – Implementação do modal de criação de apólices</w:t>
+        </w:r>
+        <w:r>
+          <w:rPr>
+            <w:noProof/>
+            <w:webHidden/>
+          </w:rPr>
+          <w:tab/>
+        </w:r>
+        <w:r>
+          <w:rPr>
+            <w:noProof/>
+            <w:webHidden/>
+          </w:rPr>
+          <w:fldChar w:fldCharType="begin"/>
+        </w:r>
+        <w:r>
+          <w:rPr>
+            <w:noProof/>
+            <w:webHidden/>
+          </w:rPr>
+          <w:instrText xml:space="preserve"> PAGEREF _Toc237376047 \h </w:instrText>
+        </w:r>
+        <w:r>
+          <w:rPr>
+            <w:noProof/>
+            <w:webHidden/>
+          </w:rPr>
+        </w:r>
+        <w:r>
+          <w:rPr>
+            <w:noProof/>
+            <w:webHidden/>
+          </w:rPr>
+          <w:fldChar w:fldCharType="separate"/>
+        </w:r>
+        <w:r>
+          <w:rPr>
+            <w:noProof/>
+            <w:webHidden/>
+          </w:rPr>
+          <w:t>29</w:t>
+        </w:r>
+        <w:r>
+          <w:rPr>
+            <w:noProof/>
+            <w:webHidden/>
+          </w:rPr>
+          <w:fldChar w:fldCharType="end"/>
+        </w:r>
+      </w:hyperlink>
+    </w:p>
+    <w:p>
+      <w:pPr>
+        <w:pStyle w:val="Sumrio1"/>
+        <w:tabs>
+          <w:tab w:val="right" w:leader="dot" w:pos="9181"/>
+        </w:tabs>
+        <w:rPr>
+          <w:rFonts w:asciiTheme="minorHAnsi" w:eastAsiaTheme="minorEastAsia" w:hAnsiTheme="minorHAnsi" w:cstheme="minorBidi"/>
+          <w:noProof/>
+          <w:kern w:val="2"/>
+          <w:szCs w:val="24"/>
+          <w14:ligatures w14:val="standardContextual"/>
+        </w:rPr>
+      </w:pPr>
+      <w:hyperlink w:anchor="_Toc237376048" w:history="1">
+        <w:r>
+          <w:rPr>
+            <w:rStyle w:val="Hyperlink"/>
+            <w:noProof/>
+          </w:rPr>
+          <w:t>Mudanças dia 01/07/2026 – Validação da vigência de apólices e correção do status de clientes</w:t>
+        </w:r>
+        <w:r>
+          <w:rPr>
+            <w:noProof/>
+            <w:webHidden/>
+          </w:rPr>
+          <w:tab/>
+        </w:r>
+        <w:r>
+          <w:rPr>
+            <w:noProof/>
+            <w:webHidden/>
+          </w:rPr>
+          <w:fldChar w:fldCharType="begin"/>
+        </w:r>
+        <w:r>
+          <w:rPr>
+            <w:noProof/>
+            <w:webHidden/>
+          </w:rPr>
+          <w:instrText xml:space="preserve"> PAGEREF _Toc237376048 \h </w:instrText>
+        </w:r>
+        <w:r>
+          <w:rPr>
+            <w:noProof/>
+            <w:webHidden/>
+          </w:rPr>
+        </w:r>
+        <w:r>
+          <w:rPr>
+            <w:noProof/>
+            <w:webHidden/>
+          </w:rPr>
+          <w:fldChar w:fldCharType="separate"/>
+        </w:r>
+        <w:r>
+          <w:rPr>
+            <w:noProof/>
+            <w:webHidden/>
+          </w:rPr>
+          <w:t>30</w:t>
+        </w:r>
+        <w:r>
+          <w:rPr>
+            <w:noProof/>
+            <w:webHidden/>
+          </w:rPr>
+          <w:fldChar w:fldCharType="end"/>
+        </w:r>
+      </w:hyperlink>
+    </w:p>
+    <w:p>
+      <w:pPr>
+        <w:pStyle w:val="Sumrio1"/>
+        <w:tabs>
+          <w:tab w:val="right" w:leader="dot" w:pos="9181"/>
+        </w:tabs>
+        <w:rPr>
+          <w:rFonts w:asciiTheme="minorHAnsi" w:eastAsiaTheme="minorEastAsia" w:hAnsiTheme="minorHAnsi" w:cstheme="minorBidi"/>
+          <w:noProof/>
+          <w:kern w:val="2"/>
+          <w:szCs w:val="24"/>
+          <w14:ligatures w14:val="standardContextual"/>
+        </w:rPr>
+      </w:pPr>
+      <w:hyperlink w:anchor="_Toc237376049" w:history="1">
+        <w:r>
+          <w:rPr>
+            <w:rStyle w:val="Hyperlink"/>
+            <w:noProof/>
+          </w:rPr>
+          <w:t>Mudanças dia 26/07/2026 – Correção da vigência de apólices e exibição de status</w:t>
+        </w:r>
+        <w:r>
+          <w:rPr>
+            <w:noProof/>
+            <w:webHidden/>
+          </w:rPr>
+          <w:tab/>
+        </w:r>
+        <w:r>
+          <w:rPr>
+            <w:noProof/>
+            <w:webHidden/>
+          </w:rPr>
+          <w:fldChar w:fldCharType="begin"/>
+        </w:r>
+        <w:r>
+          <w:rPr>
+            <w:noProof/>
+            <w:webHidden/>
+          </w:rPr>
+          <w:instrText xml:space="preserve"> PAGEREF _Toc237376049 \h </w:instrText>
+        </w:r>
+        <w:r>
+          <w:rPr>
+            <w:noProof/>
+            <w:webHidden/>
+          </w:rPr>
+        </w:r>
+        <w:r>
+          <w:rPr>
+            <w:noProof/>
+            <w:webHidden/>
+          </w:rPr>
+          <w:fldChar w:fldCharType="separate"/>
+        </w:r>
+        <w:r>
+          <w:rPr>
+            <w:noProof/>
+            <w:webHidden/>
+          </w:rPr>
+          <w:t>30</w:t>
+        </w:r>
+        <w:r>
+          <w:rPr>
+            <w:noProof/>
+            <w:webHidden/>
+          </w:rPr>
+          <w:fldChar w:fldCharType="end"/>
+        </w:r>
+      </w:hyperlink>
+    </w:p>
+    <w:p>
+      <w:pPr>
+        <w:pStyle w:val="Sumrio1"/>
+        <w:tabs>
+          <w:tab w:val="right" w:leader="dot" w:pos="9181"/>
+        </w:tabs>
+        <w:rPr>
+          <w:rFonts w:asciiTheme="minorHAnsi" w:eastAsiaTheme="minorEastAsia" w:hAnsiTheme="minorHAnsi" w:cstheme="minorBidi"/>
+          <w:noProof/>
+          <w:kern w:val="2"/>
+          <w:szCs w:val="24"/>
+          <w14:ligatures w14:val="standardContextual"/>
+        </w:rPr>
+      </w:pPr>
+      <w:hyperlink w:anchor="_Toc237376050" w:history="1">
+        <w:r>
+          <w:rPr>
+            <w:rStyle w:val="Hyperlink"/>
+            <w:noProof/>
+          </w:rPr>
+          <w:t>Dia 27/07/2026 – Volta as aulas</w:t>
+        </w:r>
+        <w:r>
+          <w:rPr>
+            <w:noProof/>
+            <w:webHidden/>
+          </w:rPr>
+          <w:tab/>
+        </w:r>
+        <w:r>
+          <w:rPr>
+            <w:noProof/>
+            <w:webHidden/>
+          </w:rPr>
+          <w:fldChar w:fldCharType="begin"/>
+        </w:r>
+        <w:r>
+          <w:rPr>
+            <w:noProof/>
+            <w:webHidden/>
+          </w:rPr>
+          <w:instrText xml:space="preserve"> PAGEREF _Toc237376050 \h </w:instrText>
+        </w:r>
+        <w:r>
+          <w:rPr>
+            <w:noProof/>
+            <w:webHidden/>
+          </w:rPr>
+        </w:r>
+        <w:r>
+          <w:rPr>
+            <w:noProof/>
+            <w:webHidden/>
+          </w:rPr>
+          <w:fldChar w:fldCharType="separate"/>
+        </w:r>
+        <w:r>
+          <w:rPr>
+            <w:noProof/>
+            <w:webHidden/>
+          </w:rPr>
+          <w:t>31</w:t>
+        </w:r>
+        <w:r>
+          <w:rPr>
+            <w:noProof/>
+            <w:webHidden/>
+          </w:rPr>
+          <w:fldChar w:fldCharType="end"/>
+        </w:r>
+      </w:hyperlink>
+    </w:p>
+    <w:p>
+      <w:pPr>
+        <w:pStyle w:val="Sumrio1"/>
+        <w:tabs>
+          <w:tab w:val="right" w:leader="dot" w:pos="9181"/>
+        </w:tabs>
+        <w:rPr>
+          <w:rFonts w:asciiTheme="minorHAnsi" w:eastAsiaTheme="minorEastAsia" w:hAnsiTheme="minorHAnsi" w:cstheme="minorBidi"/>
+          <w:noProof/>
+          <w:kern w:val="2"/>
+          <w:szCs w:val="24"/>
+          <w14:ligatures w14:val="standardContextual"/>
+        </w:rPr>
+      </w:pPr>
+      <w:hyperlink w:anchor="_Toc237376051" w:history="1">
+        <w:r>
+          <w:rPr>
+            <w:rStyle w:val="Hyperlink"/>
+            <w:noProof/>
+          </w:rPr>
+          <w:t>Mudanças dia 27/07/2026 – Organização de arquivos, paginação de clientes, Seeders, Factories e Cards</w:t>
+        </w:r>
+        <w:r>
+          <w:rPr>
+            <w:noProof/>
+            <w:webHidden/>
+          </w:rPr>
+          <w:tab/>
+        </w:r>
+        <w:r>
+          <w:rPr>
+            <w:noProof/>
+            <w:webHidden/>
+          </w:rPr>
+          <w:fldChar w:fldCharType="begin"/>
+        </w:r>
+        <w:r>
+          <w:rPr>
+            <w:noProof/>
+            <w:webHidden/>
+          </w:rPr>
+          <w:instrText xml:space="preserve"> PAGEREF _Toc237376051 \h </w:instrText>
+        </w:r>
+        <w:r>
+          <w:rPr>
+            <w:noProof/>
+            <w:webHidden/>
+          </w:rPr>
+        </w:r>
+        <w:r>
+          <w:rPr>
+            <w:noProof/>
+            <w:webHidden/>
+          </w:rPr>
+          <w:fldChar w:fldCharType="separate"/>
+        </w:r>
+        <w:r>
+          <w:rPr>
+            <w:noProof/>
+            <w:webHidden/>
+          </w:rPr>
+          <w:t>31</w:t>
+        </w:r>
+        <w:r>
+          <w:rPr>
+            <w:noProof/>
+            <w:webHidden/>
+          </w:rPr>
+          <w:fldChar w:fldCharType="end"/>
+        </w:r>
+      </w:hyperlink>
+    </w:p>
+    <w:p>
+      <w:pPr>
+        <w:pStyle w:val="Sumrio1"/>
+        <w:tabs>
+          <w:tab w:val="right" w:leader="dot" w:pos="9181"/>
+        </w:tabs>
+        <w:rPr>
+          <w:rFonts w:asciiTheme="minorHAnsi" w:eastAsiaTheme="minorEastAsia" w:hAnsiTheme="minorHAnsi" w:cstheme="minorBidi"/>
+          <w:noProof/>
+          <w:kern w:val="2"/>
+          <w:szCs w:val="24"/>
+          <w14:ligatures w14:val="standardContextual"/>
+        </w:rPr>
+      </w:pPr>
+      <w:hyperlink w:anchor="_Toc237376052" w:history="1">
+        <w:r>
+          <w:rPr>
+            <w:rStyle w:val="Hyperlink"/>
+            <w:noProof/>
+          </w:rPr>
+          <w:t>Mudanças dia 28/07/2026 – Alteração da pesquisa de clientes, correção da paginação e exportação</w:t>
+        </w:r>
+        <w:r>
+          <w:rPr>
+            <w:noProof/>
+            <w:webHidden/>
+          </w:rPr>
+          <w:tab/>
+        </w:r>
+        <w:r>
+          <w:rPr>
+            <w:noProof/>
+            <w:webHidden/>
+          </w:rPr>
+          <w:fldChar w:fldCharType="begin"/>
+        </w:r>
+        <w:r>
+          <w:rPr>
+            <w:noProof/>
+            <w:webHidden/>
+          </w:rPr>
+          <w:instrText xml:space="preserve"> PAGEREF _Toc237376052 \h </w:instrText>
+        </w:r>
+        <w:r>
+          <w:rPr>
+            <w:noProof/>
+            <w:webHidden/>
+          </w:rPr>
+        </w:r>
+        <w:r>
+          <w:rPr>
+            <w:noProof/>
+            <w:webHidden/>
+          </w:rPr>
+          <w:fldChar w:fldCharType="separate"/>
+        </w:r>
+        <w:r>
+          <w:rPr>
+            <w:noProof/>
+            <w:webHidden/>
+          </w:rPr>
+          <w:t>31</w:t>
+        </w:r>
+        <w:r>
+          <w:rPr>
+            <w:noProof/>
+            <w:webHidden/>
+          </w:rPr>
+          <w:fldChar w:fldCharType="end"/>
+        </w:r>
+      </w:hyperlink>
+    </w:p>
+    <w:p>
+      <w:pPr>
+        <w:pStyle w:val="Sumrio1"/>
+        <w:tabs>
+          <w:tab w:val="right" w:leader="dot" w:pos="9181"/>
+        </w:tabs>
+        <w:rPr>
+          <w:rFonts w:asciiTheme="minorHAnsi" w:eastAsiaTheme="minorEastAsia" w:hAnsiTheme="minorHAnsi" w:cstheme="minorBidi"/>
+          <w:noProof/>
+          <w:kern w:val="2"/>
+          <w:szCs w:val="24"/>
+          <w14:ligatures w14:val="standardContextual"/>
+        </w:rPr>
+      </w:pPr>
+      <w:hyperlink w:anchor="_Toc237376053" w:history="1">
+        <w:r>
+          <w:rPr>
+            <w:rStyle w:val="Hyperlink"/>
+            <w:noProof/>
+          </w:rPr>
+          <w:t>Mudanças dia 28/07/2026 – Implementação de Services e ajustes de formatação</w:t>
+        </w:r>
+        <w:r>
+          <w:rPr>
+            <w:noProof/>
+            <w:webHidden/>
+          </w:rPr>
+          <w:tab/>
+        </w:r>
+        <w:r>
+          <w:rPr>
+            <w:noProof/>
+            <w:webHidden/>
+          </w:rPr>
+          <w:fldChar w:fldCharType="begin"/>
+        </w:r>
+        <w:r>
+          <w:rPr>
+            <w:noProof/>
+            <w:webHidden/>
+          </w:rPr>
+          <w:instrText xml:space="preserve"> PAGEREF _Toc237376053 \h </w:instrText>
+        </w:r>
+        <w:r>
+          <w:rPr>
+            <w:noProof/>
+            <w:webHidden/>
+          </w:rPr>
+        </w:r>
+        <w:r>
+          <w:rPr>
+            <w:noProof/>
+            <w:webHidden/>
+          </w:rPr>
+          <w:fldChar w:fldCharType="separate"/>
+        </w:r>
+        <w:r>
+          <w:rPr>
+            <w:noProof/>
+            <w:webHidden/>
+          </w:rPr>
+          <w:t>31</w:t>
+        </w:r>
+        <w:r>
+          <w:rPr>
+            <w:noProof/>
+            <w:webHidden/>
+          </w:rPr>
+          <w:fldChar w:fldCharType="end"/>
+        </w:r>
+      </w:hyperlink>
+    </w:p>
+    <w:p>
+      <w:pPr>
+        <w:pStyle w:val="Sumrio1"/>
+        <w:tabs>
+          <w:tab w:val="right" w:leader="dot" w:pos="9181"/>
+        </w:tabs>
+        <w:rPr>
+          <w:rFonts w:asciiTheme="minorHAnsi" w:eastAsiaTheme="minorEastAsia" w:hAnsiTheme="minorHAnsi" w:cstheme="minorBidi"/>
+          <w:noProof/>
+          <w:kern w:val="2"/>
+          <w:szCs w:val="24"/>
+          <w14:ligatures w14:val="standardContextual"/>
+        </w:rPr>
+      </w:pPr>
+      <w:hyperlink w:anchor="_Toc237376054" w:history="1">
+        <w:r>
+          <w:rPr>
+            <w:rStyle w:val="Hyperlink"/>
+            <w:noProof/>
+          </w:rPr>
+          <w:t>Mudanças dia 31/07/2026 – Formatação de datas e tratamento de erros</w:t>
+        </w:r>
+        <w:r>
+          <w:rPr>
+            <w:noProof/>
+            <w:webHidden/>
+          </w:rPr>
+          <w:tab/>
+        </w:r>
+        <w:r>
+          <w:rPr>
+            <w:noProof/>
+            <w:webHidden/>
+          </w:rPr>
+          <w:fldChar w:fldCharType="begin"/>
+        </w:r>
+        <w:r>
+          <w:rPr>
+            <w:noProof/>
+            <w:webHidden/>
+          </w:rPr>
+          <w:instrText xml:space="preserve"> PAGEREF _Toc237376054 \h </w:instrText>
+        </w:r>
+        <w:r>
+          <w:rPr>
+            <w:noProof/>
+            <w:webHidden/>
+          </w:rPr>
+        </w:r>
+        <w:r>
+          <w:rPr>
+            <w:noProof/>
+            <w:webHidden/>
+          </w:rPr>
+          <w:fldChar w:fldCharType="separate"/>
+        </w:r>
+        <w:r>
+          <w:rPr>
+            <w:noProof/>
+            <w:webHidden/>
+          </w:rPr>
+          <w:t>32</w:t>
+        </w:r>
+        <w:r>
+          <w:rPr>
+            <w:noProof/>
+            <w:webHidden/>
+          </w:rPr>
+          <w:fldChar w:fldCharType="end"/>
+        </w:r>
+      </w:hyperlink>
+    </w:p>
+    <w:p>
+      <w:pPr>
+        <w:pStyle w:val="Sumrio1"/>
+        <w:tabs>
+          <w:tab w:val="right" w:leader="dot" w:pos="9181"/>
+        </w:tabs>
+        <w:rPr>
+          <w:rFonts w:asciiTheme="minorHAnsi" w:eastAsiaTheme="minorEastAsia" w:hAnsiTheme="minorHAnsi" w:cstheme="minorBidi"/>
+          <w:noProof/>
+          <w:kern w:val="2"/>
+          <w:szCs w:val="24"/>
+          <w14:ligatures w14:val="standardContextual"/>
+        </w:rPr>
+      </w:pPr>
+      <w:hyperlink w:anchor="_Toc237376055" w:history="1">
+        <w:r>
+          <w:rPr>
+            <w:rStyle w:val="Hyperlink"/>
+            <w:noProof/>
+          </w:rPr>
+          <w:t>Mudanças dia 02/06/2026 – Formatação de datas e tratamento de erros</w:t>
+        </w:r>
+        <w:r>
+          <w:rPr>
+            <w:noProof/>
+            <w:webHidden/>
+          </w:rPr>
+          <w:tab/>
+        </w:r>
+        <w:r>
+          <w:rPr>
+            <w:noProof/>
+            <w:webHidden/>
+          </w:rPr>
+          <w:fldChar w:fldCharType="begin"/>
+        </w:r>
+        <w:r>
+          <w:rPr>
+            <w:noProof/>
+            <w:webHidden/>
+          </w:rPr>
+          <w:instrText xml:space="preserve"> PAGEREF _Toc237376055 \h </w:instrText>
+        </w:r>
+        <w:r>
+          <w:rPr>
+            <w:noProof/>
+            <w:webHidden/>
+          </w:rPr>
+        </w:r>
+        <w:r>
+          <w:rPr>
+            <w:noProof/>
+            <w:webHidden/>
+          </w:rPr>
+          <w:fldChar w:fldCharType="separate"/>
+        </w:r>
+        <w:r>
+          <w:rPr>
+            <w:noProof/>
+            <w:webHidden/>
+          </w:rPr>
+          <w:t>32</w:t>
+        </w:r>
+        <w:r>
+          <w:rPr>
+            <w:noProof/>
+            <w:webHidden/>
+          </w:rPr>
+          <w:fldChar w:fldCharType="end"/>
+        </w:r>
+      </w:hyperlink>
+    </w:p>
+    <w:p>
+      <w:pPr>
+        <w:pStyle w:val="Sumrio1"/>
+        <w:tabs>
+          <w:tab w:val="right" w:leader="dot" w:pos="9181"/>
+        </w:tabs>
+        <w:rPr>
+          <w:rFonts w:asciiTheme="minorHAnsi" w:eastAsiaTheme="minorEastAsia" w:hAnsiTheme="minorHAnsi" w:cstheme="minorBidi"/>
+          <w:noProof/>
+          <w:kern w:val="2"/>
+          <w:szCs w:val="24"/>
+          <w14:ligatures w14:val="standardContextual"/>
+        </w:rPr>
+      </w:pPr>
+      <w:hyperlink w:anchor="_Toc237376056" w:history="1">
+        <w:r>
+          <w:rPr>
+            <w:rStyle w:val="Hyperlink"/>
+            <w:noProof/>
+          </w:rPr>
+          <w:t>Mudanças dia 04/06/2026 – Estilização, identidade visual e melhorias na pesquisa</w:t>
+        </w:r>
+        <w:r>
+          <w:rPr>
+            <w:noProof/>
+            <w:webHidden/>
+          </w:rPr>
+          <w:tab/>
+        </w:r>
+        <w:r>
+          <w:rPr>
+            <w:noProof/>
+            <w:webHidden/>
+          </w:rPr>
+          <w:fldChar w:fldCharType="begin"/>
+        </w:r>
+        <w:r>
+          <w:rPr>
+            <w:noProof/>
+            <w:webHidden/>
+          </w:rPr>
+          <w:instrText xml:space="preserve"> PAGEREF _Toc237376056 \h </w:instrText>
+        </w:r>
+        <w:r>
+          <w:rPr>
+            <w:noProof/>
+            <w:webHidden/>
+          </w:rPr>
+        </w:r>
+        <w:r>
+          <w:rPr>
+            <w:noProof/>
+            <w:webHidden/>
+          </w:rPr>
+          <w:fldChar w:fldCharType="separate"/>
+        </w:r>
+        <w:r>
+          <w:rPr>
+            <w:noProof/>
+            <w:webHidden/>
+          </w:rPr>
+          <w:t>33</w:t>
+        </w:r>
+        <w:r>
+          <w:rPr>
+            <w:noProof/>
+            <w:webHidden/>
+          </w:rPr>
+          <w:fldChar w:fldCharType="end"/>
+        </w:r>
+      </w:hyperlink>
+    </w:p>
+    <w:p>
+      <w:pPr>
+        <w:pStyle w:val="Sumrio1"/>
+        <w:tabs>
+          <w:tab w:val="right" w:leader="dot" w:pos="9181"/>
+        </w:tabs>
+        <w:rPr>
+          <w:rFonts w:asciiTheme="minorHAnsi" w:eastAsiaTheme="minorEastAsia" w:hAnsiTheme="minorHAnsi" w:cstheme="minorBidi"/>
+          <w:noProof/>
+          <w:kern w:val="2"/>
+          <w:szCs w:val="24"/>
+          <w14:ligatures w14:val="standardContextual"/>
+        </w:rPr>
+      </w:pPr>
+      <w:hyperlink w:anchor="_Toc237376057" w:history="1">
+        <w:r>
+          <w:rPr>
+            <w:rStyle w:val="Hyperlink"/>
+            <w:noProof/>
+          </w:rPr>
+          <w:t>Mudanças dia 05/06/2026 – Estilização, identidade visual e melhorias na pesquisa</w:t>
+        </w:r>
+        <w:r>
+          <w:rPr>
+            <w:noProof/>
+            <w:webHidden/>
+          </w:rPr>
+          <w:tab/>
+        </w:r>
+        <w:r>
+          <w:rPr>
+            <w:noProof/>
+            <w:webHidden/>
+          </w:rPr>
+          <w:fldChar w:fldCharType="begin"/>
+        </w:r>
+        <w:r>
+          <w:rPr>
+            <w:noProof/>
+            <w:webHidden/>
+          </w:rPr>
+          <w:instrText xml:space="preserve"> PAGEREF _Toc237376057 \h </w:instrText>
+        </w:r>
+        <w:r>
+          <w:rPr>
+            <w:noProof/>
+            <w:webHidden/>
+          </w:rPr>
+        </w:r>
+        <w:r>
+          <w:rPr>
+            <w:noProof/>
+            <w:webHidden/>
+          </w:rPr>
+          <w:fldChar w:fldCharType="separate"/>
+        </w:r>
+        <w:r>
+          <w:rPr>
+            <w:noProof/>
+            <w:webHidden/>
+          </w:rPr>
+          <w:t>33</w:t>
         </w:r>
         <w:r>
           <w:rPr>
@@ -5304,7 +8861,7 @@
       <w:pPr>
         <w:pStyle w:val="Ttulo1"/>
       </w:pPr>
-      <w:bookmarkStart w:id="4" w:name="_Toc230193061"/>
+      <w:bookmarkStart w:id="4" w:name="_Toc237375984"/>
       <w:r>
         <w:lastRenderedPageBreak/>
         <w:t>Aula dia 1</w:t>
@@ -5334,7 +8891,7 @@
         </w:rPr>
       </w:pPr>
       <w:bookmarkStart w:id="5" w:name="_Toc224316816"/>
-      <w:bookmarkStart w:id="6" w:name="_Toc230193062"/>
+      <w:bookmarkStart w:id="6" w:name="_Toc237375985"/>
       <w:r>
         <w:t>Aula dia 1</w:t>
       </w:r>
@@ -5369,7 +8926,7 @@
       <w:pPr>
         <w:pStyle w:val="Ttulo1"/>
       </w:pPr>
-      <w:bookmarkStart w:id="7" w:name="_Toc230193063"/>
+      <w:bookmarkStart w:id="7" w:name="_Toc237375986"/>
       <w:r>
         <w:t xml:space="preserve">Aula dia </w:t>
       </w:r>
@@ -5412,7 +8969,7 @@
       <w:pPr>
         <w:pStyle w:val="Ttulo1"/>
       </w:pPr>
-      <w:bookmarkStart w:id="8" w:name="_Toc230193064"/>
+      <w:bookmarkStart w:id="8" w:name="_Toc237375987"/>
       <w:r>
         <w:t>Aula dia 2</w:t>
       </w:r>
@@ -5521,7 +9078,7 @@
       </w:pPr>
       <w:bookmarkStart w:id="9" w:name="_Toc224632226"/>
       <w:bookmarkStart w:id="10" w:name="_Toc231402868"/>
-      <w:bookmarkStart w:id="11" w:name="_Toc231403170"/>
+      <w:bookmarkStart w:id="11" w:name="_Toc237375944"/>
       <w:r>
         <w:t xml:space="preserve">Figura </w:t>
       </w:r>
@@ -5645,7 +9202,7 @@
       <w:pPr>
         <w:pStyle w:val="Ttulo1"/>
       </w:pPr>
-      <w:bookmarkStart w:id="12" w:name="_Toc230193065"/>
+      <w:bookmarkStart w:id="12" w:name="_Toc237375988"/>
       <w:r>
         <w:t>Aula dia 02/03/2026 – Feriado</w:t>
       </w:r>
@@ -5663,7 +9220,7 @@
       <w:pPr>
         <w:pStyle w:val="Ttulo1"/>
       </w:pPr>
-      <w:bookmarkStart w:id="13" w:name="_Toc230193066"/>
+      <w:bookmarkStart w:id="13" w:name="_Toc237375989"/>
       <w:r>
         <w:t>Aula dia 03/03/2026 – Aula para revisão do projeto</w:t>
       </w:r>
@@ -5698,7 +9255,7 @@
       </w:pPr>
       <w:bookmarkStart w:id="14" w:name="_Toc224632227"/>
       <w:bookmarkStart w:id="15" w:name="_Toc231402869"/>
-      <w:bookmarkStart w:id="16" w:name="_Toc231403171"/>
+      <w:bookmarkStart w:id="16" w:name="_Toc237375945"/>
       <w:r>
         <w:t xml:space="preserve">Figura </w:t>
       </w:r>
@@ -5736,7 +9293,7 @@
       </w:pPr>
       <w:r>
         <w:drawing>
-          <wp:inline distT="0" distB="0" distL="0" distR="0" wp14:anchorId="0915EA7C" wp14:editId="05268B1A">
+          <wp:inline distT="0" distB="0" distL="0" distR="0" wp14:anchorId="0915EA7C" wp14:editId="0375CFB6">
             <wp:extent cx="5836285" cy="1703070"/>
             <wp:effectExtent l="0" t="0" r="0" b="0"/>
             <wp:docPr id="2" name="Imagem 2"/>
@@ -5823,7 +9380,7 @@
       <w:pPr>
         <w:pStyle w:val="Ttulo1"/>
       </w:pPr>
-      <w:bookmarkStart w:id="17" w:name="_Toc230193067"/>
+      <w:bookmarkStart w:id="17" w:name="_Toc237375990"/>
       <w:r>
         <w:t>Aula dia 09/03/2026 – Orientação sobre documentação e prototipação</w:t>
       </w:r>
@@ -5857,7 +9414,7 @@
       <w:pPr>
         <w:pStyle w:val="Ttulo1"/>
       </w:pPr>
-      <w:bookmarkStart w:id="18" w:name="_Toc230193068"/>
+      <w:bookmarkStart w:id="18" w:name="_Toc237375991"/>
       <w:r>
         <w:lastRenderedPageBreak/>
         <w:t>Reunião dia 03/03/2026 – Definição do Tema do projeto</w:t>
@@ -5876,7 +9433,7 @@
       <w:pPr>
         <w:pStyle w:val="Ttulo1"/>
       </w:pPr>
-      <w:bookmarkStart w:id="19" w:name="_Toc230193069"/>
+      <w:bookmarkStart w:id="19" w:name="_Toc237375992"/>
       <w:r>
         <w:t xml:space="preserve">Reunião dia 06/03/2026 – </w:t>
       </w:r>
@@ -5897,7 +9454,7 @@
       <w:pPr>
         <w:pStyle w:val="Ttulo1"/>
       </w:pPr>
-      <w:bookmarkStart w:id="20" w:name="_Toc230193070"/>
+      <w:bookmarkStart w:id="20" w:name="_Toc237375993"/>
       <w:r>
         <w:t>Aula dia 10/03/2026 – Continuação da aula do dia 09/03</w:t>
       </w:r>
@@ -5931,7 +9488,7 @@
       <w:pPr>
         <w:pStyle w:val="Ttulo1"/>
       </w:pPr>
-      <w:bookmarkStart w:id="21" w:name="_Toc230193071"/>
+      <w:bookmarkStart w:id="21" w:name="_Toc237375994"/>
       <w:r>
         <w:t>Reunião dia 11/03/2026 – Definição de base para Front-End</w:t>
       </w:r>
@@ -5953,7 +9510,7 @@
         <w:pStyle w:val="FiguraTCC"/>
       </w:pPr>
       <w:bookmarkStart w:id="22" w:name="_Toc231402870"/>
-      <w:bookmarkStart w:id="23" w:name="_Toc231403172"/>
+      <w:bookmarkStart w:id="23" w:name="_Toc237375946"/>
       <w:r>
         <w:t xml:space="preserve">Figura </w:t>
       </w:r>
@@ -5982,7 +9539,13 @@
         <w:t xml:space="preserve"> -</w:t>
       </w:r>
       <w:r>
-        <w:t xml:space="preserve"> Modelo base definido para Fron-End</w:t>
+        <w:t xml:space="preserve"> Modelo base definido para Fron</w:t>
+      </w:r>
+      <w:r>
+        <w:t>t</w:t>
+      </w:r>
+      <w:r>
+        <w:t>-End</w:t>
       </w:r>
       <w:bookmarkEnd w:id="22"/>
       <w:bookmarkEnd w:id="23"/>
@@ -6060,7 +9623,7 @@
       <w:pPr>
         <w:pStyle w:val="Ttulo1"/>
       </w:pPr>
-      <w:bookmarkStart w:id="24" w:name="_Toc230193072"/>
+      <w:bookmarkStart w:id="24" w:name="_Toc237375995"/>
       <w:r>
         <w:lastRenderedPageBreak/>
         <w:t>Aula dia 16/03/2026 – Formatação da documentação e prototipação</w:t>
@@ -6100,7 +9663,7 @@
         <w:pStyle w:val="FiguraTCC"/>
       </w:pPr>
       <w:bookmarkStart w:id="25" w:name="_Toc231402871"/>
-      <w:bookmarkStart w:id="26" w:name="_Toc231403173"/>
+      <w:bookmarkStart w:id="26" w:name="_Toc237375947"/>
       <w:r>
         <w:t xml:space="preserve">Figura </w:t>
       </w:r>
@@ -6199,7 +9762,7 @@
       <w:pPr>
         <w:pStyle w:val="Ttulo1"/>
       </w:pPr>
-      <w:bookmarkStart w:id="27" w:name="_Toc230193073"/>
+      <w:bookmarkStart w:id="27" w:name="_Toc237375996"/>
       <w:r>
         <w:t>Aula dia 17/03/2026 – Continuação dos trabalhos da aula anterior</w:t>
       </w:r>
@@ -6225,7 +9788,7 @@
       <w:pPr>
         <w:pStyle w:val="Ttulo1"/>
       </w:pPr>
-      <w:bookmarkStart w:id="28" w:name="_Toc230193074"/>
+      <w:bookmarkStart w:id="28" w:name="_Toc237375997"/>
       <w:r>
         <w:t>Reunião dia 17/03/2026 – Definição de requisitos</w:t>
       </w:r>
@@ -6243,7 +9806,7 @@
       <w:pPr>
         <w:pStyle w:val="Ttulo1"/>
       </w:pPr>
-      <w:bookmarkStart w:id="29" w:name="_Toc230193075"/>
+      <w:bookmarkStart w:id="29" w:name="_Toc237375998"/>
       <w:r>
         <w:t>Aula dia 18/03/2026</w:t>
       </w:r>
@@ -6273,7 +9836,7 @@
       <w:pPr>
         <w:pStyle w:val="Ttulo1"/>
       </w:pPr>
-      <w:bookmarkStart w:id="30" w:name="_Toc230193076"/>
+      <w:bookmarkStart w:id="30" w:name="_Toc237375999"/>
       <w:r>
         <w:t>Reunião dia 23/03/2026 - Gerenciamento de projetos e quadros Kanban</w:t>
       </w:r>
@@ -6291,7 +9854,7 @@
       <w:pPr>
         <w:pStyle w:val="Ttulo1"/>
       </w:pPr>
-      <w:bookmarkStart w:id="31" w:name="_Toc230193077"/>
+      <w:bookmarkStart w:id="31" w:name="_Toc237376000"/>
       <w:r>
         <w:lastRenderedPageBreak/>
         <w:t xml:space="preserve">Aula dia </w:t>
@@ -6334,7 +9897,7 @@
       <w:pPr>
         <w:pStyle w:val="Ttulo1"/>
       </w:pPr>
-      <w:bookmarkStart w:id="32" w:name="_Toc230193078"/>
+      <w:bookmarkStart w:id="32" w:name="_Toc237376001"/>
       <w:r>
         <w:t>Reunião dia 31/03/2026 – Alinhamento de projeto</w:t>
       </w:r>
@@ -6352,7 +9915,7 @@
       <w:pPr>
         <w:pStyle w:val="Ttulo1"/>
       </w:pPr>
-      <w:bookmarkStart w:id="33" w:name="_Toc230193079"/>
+      <w:bookmarkStart w:id="33" w:name="_Toc237376002"/>
       <w:r>
         <w:t>Aula dia 03/04/2026 – Discussão interna no grupo sobre BD</w:t>
       </w:r>
@@ -6373,7 +9936,7 @@
       <w:pPr>
         <w:pStyle w:val="Ttulo1"/>
       </w:pPr>
-      <w:bookmarkStart w:id="34" w:name="_Toc230193080"/>
+      <w:bookmarkStart w:id="34" w:name="_Toc237376003"/>
       <w:r>
         <w:t>Aula dia 08/04/2026 – Não houve aula</w:t>
       </w:r>
@@ -6391,7 +9954,7 @@
       <w:pPr>
         <w:pStyle w:val="Ttulo1"/>
       </w:pPr>
-      <w:bookmarkStart w:id="35" w:name="_Toc230193081"/>
+      <w:bookmarkStart w:id="35" w:name="_Toc237376004"/>
       <w:r>
         <w:t>Aula dia 10/04/2026 – Finalização da formatação da documentação geral</w:t>
       </w:r>
@@ -6412,7 +9975,7 @@
       <w:pPr>
         <w:pStyle w:val="Ttulo1"/>
       </w:pPr>
-      <w:bookmarkStart w:id="36" w:name="_Toc230193082"/>
+      <w:bookmarkStart w:id="36" w:name="_Toc237376005"/>
       <w:r>
         <w:t>Reunião dia 14/04/2026 – Configuração GitHub e alinhamento geral do projeto</w:t>
       </w:r>
@@ -6431,7 +9994,7 @@
         <w:ind w:left="0" w:firstLine="0"/>
       </w:pPr>
       <w:bookmarkStart w:id="37" w:name="_Toc231402872"/>
-      <w:bookmarkStart w:id="38" w:name="_Toc231403174"/>
+      <w:bookmarkStart w:id="38" w:name="_Toc237375948"/>
       <w:r>
         <w:rPr>
           <w:rStyle w:val="FiguraTCCChar"/>
@@ -6538,7 +10101,7 @@
       <w:pPr>
         <w:pStyle w:val="Ttulo1"/>
       </w:pPr>
-      <w:bookmarkStart w:id="39" w:name="_Toc230193083"/>
+      <w:bookmarkStart w:id="39" w:name="_Toc237376006"/>
       <w:r>
         <w:lastRenderedPageBreak/>
         <w:t>Aula dia 15/04/2026 – Visualização do Diário de Bordo</w:t>
@@ -6557,7 +10120,7 @@
       <w:pPr>
         <w:pStyle w:val="Ttulo1"/>
       </w:pPr>
-      <w:bookmarkStart w:id="40" w:name="_Toc230193084"/>
+      <w:bookmarkStart w:id="40" w:name="_Toc237376007"/>
       <w:r>
         <w:t>Desenvolvimento dia 15/04/2026 – Começo da programação do projeto</w:t>
       </w:r>
@@ -6579,7 +10142,7 @@
         <w:pStyle w:val="FiguraTCC"/>
       </w:pPr>
       <w:bookmarkStart w:id="41" w:name="_Toc231402873"/>
-      <w:bookmarkStart w:id="42" w:name="_Toc231403175"/>
+      <w:bookmarkStart w:id="42" w:name="_Toc237375949"/>
       <w:r>
         <w:t xml:space="preserve">Figura </w:t>
       </w:r>
@@ -6670,7 +10233,7 @@
       <w:pPr>
         <w:pStyle w:val="Ttulo1"/>
       </w:pPr>
-      <w:bookmarkStart w:id="43" w:name="_Toc230193085"/>
+      <w:bookmarkStart w:id="43" w:name="_Toc237376008"/>
       <w:r>
         <w:t xml:space="preserve">Desenvolvimento dia 20/04/2026 – Atualização </w:t>
       </w:r>
@@ -6692,7 +10255,7 @@
         <w:pStyle w:val="FiguraTCC"/>
       </w:pPr>
       <w:bookmarkStart w:id="44" w:name="_Toc231402874"/>
-      <w:bookmarkStart w:id="45" w:name="_Toc231403176"/>
+      <w:bookmarkStart w:id="45" w:name="_Toc237375950"/>
       <w:r>
         <w:lastRenderedPageBreak/>
         <w:t xml:space="preserve">Figura </w:t>
@@ -6781,7 +10344,7 @@
       <w:pPr>
         <w:pStyle w:val="Ttulo1"/>
       </w:pPr>
-      <w:bookmarkStart w:id="46" w:name="_Toc230193086"/>
+      <w:bookmarkStart w:id="46" w:name="_Toc237376009"/>
       <w:r>
         <w:t>Aula dia 22/04/2026 – Atualização da Documentação</w:t>
       </w:r>
@@ -6809,7 +10372,7 @@
         <w:pStyle w:val="FiguraTCC"/>
       </w:pPr>
       <w:bookmarkStart w:id="47" w:name="_Toc231402875"/>
-      <w:bookmarkStart w:id="48" w:name="_Toc231403177"/>
+      <w:bookmarkStart w:id="48" w:name="_Toc237375951"/>
       <w:r>
         <w:t xml:space="preserve">Figura </w:t>
       </w:r>
@@ -6895,7 +10458,7 @@
       <w:pPr>
         <w:pStyle w:val="Ttulo1"/>
       </w:pPr>
-      <w:bookmarkStart w:id="49" w:name="_Toc230193087"/>
+      <w:bookmarkStart w:id="49" w:name="_Toc237376010"/>
       <w:r>
         <w:lastRenderedPageBreak/>
         <w:t xml:space="preserve">Mudanças Dia 24/04/2026 – </w:t>
@@ -6930,7 +10493,7 @@
         </w:rPr>
       </w:pPr>
       <w:bookmarkStart w:id="50" w:name="_Toc231402876"/>
-      <w:bookmarkStart w:id="51" w:name="_Toc231403178"/>
+      <w:bookmarkStart w:id="51" w:name="_Toc237375952"/>
       <w:r>
         <w:t>F</w:t>
       </w:r>
@@ -7054,7 +10617,7 @@
       <w:pPr>
         <w:pStyle w:val="Ttulo1"/>
       </w:pPr>
-      <w:bookmarkStart w:id="52" w:name="_Toc230193088"/>
+      <w:bookmarkStart w:id="52" w:name="_Toc237376011"/>
       <w:r>
         <w:t>Aula dia 29/04/2026 –</w:t>
       </w:r>
@@ -7076,7 +10639,7 @@
         <w:pStyle w:val="ImagemTCC2026"/>
       </w:pPr>
       <w:bookmarkStart w:id="53" w:name="_Toc231402877"/>
-      <w:bookmarkStart w:id="54" w:name="_Toc231403179"/>
+      <w:bookmarkStart w:id="54" w:name="_Toc237375953"/>
       <w:r>
         <w:rPr>
           <w:rStyle w:val="FiguraTCCChar"/>
@@ -7127,6 +10690,7 @@
         <w:pStyle w:val="ImagemTCC2026"/>
       </w:pPr>
       <w:r>
+        <w:lastRenderedPageBreak/>
         <w:drawing>
           <wp:inline distT="0" distB="0" distL="0" distR="0" wp14:anchorId="4876261C" wp14:editId="077B5B28">
             <wp:extent cx="5836285" cy="1732915"/>
@@ -7202,18 +10766,14 @@
       <w:pPr>
         <w:pStyle w:val="Ttulo1"/>
       </w:pPr>
-      <w:bookmarkStart w:id="55" w:name="_Toc230193089"/>
-      <w:r>
-        <w:lastRenderedPageBreak/>
-        <w:t>Aula dia 01/05/2026 –</w:t>
+      <w:bookmarkStart w:id="55" w:name="_Toc237376012"/>
+      <w:r>
+        <w:t xml:space="preserve">Aula dia 01/05/2026 – </w:t>
+      </w:r>
+      <w:r>
+        <w:t>Feriado</w:t>
       </w:r>
       <w:bookmarkEnd w:id="55"/>
-      <w:r>
-        <w:t xml:space="preserve"> </w:t>
-      </w:r>
-      <w:r>
-        <w:t>Feriado</w:t>
-      </w:r>
     </w:p>
     <w:p>
       <w:pPr>
@@ -7227,7 +10787,7 @@
       <w:pPr>
         <w:pStyle w:val="Ttulo1"/>
       </w:pPr>
-      <w:bookmarkStart w:id="56" w:name="_Toc230193090"/>
+      <w:bookmarkStart w:id="56" w:name="_Toc237376013"/>
       <w:r>
         <w:t>Reunião dia 04/05/2026 – Alinhamento de objetivos</w:t>
       </w:r>
@@ -7246,7 +10806,7 @@
         <w:pStyle w:val="FiguraTCC"/>
       </w:pPr>
       <w:bookmarkStart w:id="57" w:name="_Toc231402878"/>
-      <w:bookmarkStart w:id="58" w:name="_Toc231403180"/>
+      <w:bookmarkStart w:id="58" w:name="_Toc237375954"/>
       <w:r>
         <w:t xml:space="preserve">Figura </w:t>
       </w:r>
@@ -7339,7 +10899,7 @@
       <w:pPr>
         <w:pStyle w:val="Ttulo1"/>
       </w:pPr>
-      <w:bookmarkStart w:id="59" w:name="_Toc230193091"/>
+      <w:bookmarkStart w:id="59" w:name="_Toc237376014"/>
       <w:r>
         <w:t xml:space="preserve">Atualizações dia 05/05/2026 – </w:t>
       </w:r>
@@ -7361,7 +10921,7 @@
         <w:pStyle w:val="ImagemTCC2026"/>
       </w:pPr>
       <w:bookmarkStart w:id="60" w:name="_Toc231402879"/>
-      <w:bookmarkStart w:id="61" w:name="_Toc231403181"/>
+      <w:bookmarkStart w:id="61" w:name="_Toc237375955"/>
       <w:r>
         <w:rPr>
           <w:rStyle w:val="FiguraTCCChar"/>
@@ -7412,6 +10972,7 @@
         <w:pStyle w:val="ImagemTCC2026"/>
       </w:pPr>
       <w:r>
+        <w:lastRenderedPageBreak/>
         <w:drawing>
           <wp:inline distT="0" distB="0" distL="0" distR="0" wp14:anchorId="77AC14AE" wp14:editId="2DB85EF8">
             <wp:extent cx="5836285" cy="2789555"/>
@@ -7471,77 +11032,77 @@
         <w:pStyle w:val="ParagrafoTCC2025"/>
       </w:pPr>
       <w:r>
+        <w:t>A criação das models, migrations e controllers foi fundamental para a estruturação inicial do sistema, permitindo a implementação das funcionalidades relacionadas aos ramos de seguro, seguradoras e parcelas. Essas atividades contribuíram para a organização da aplicação e para a construção da base de dados necessária ao funcionamento.</w:t>
+      </w:r>
+    </w:p>
+    <w:p>
+      <w:pPr>
+        <w:pStyle w:val="Ttulo1"/>
+      </w:pPr>
+      <w:bookmarkStart w:id="62" w:name="_Toc237376015"/>
+      <w:r>
+        <w:t>Aula dia 06/05/2026 – Verificação do andamento do Software</w:t>
+      </w:r>
+      <w:bookmarkEnd w:id="62"/>
+    </w:p>
+    <w:p>
+      <w:pPr>
+        <w:pStyle w:val="ParagrafoTCC2025"/>
+      </w:pPr>
+      <w:r>
+        <w:t>Neste dia foi realizado a vistoria e verificação do funcionamento e andamento dos projetos de Front-End e Back-End dos Softwares.</w:t>
+      </w:r>
+    </w:p>
+    <w:p>
+      <w:pPr>
+        <w:pStyle w:val="Ttulo1"/>
+      </w:pPr>
+      <w:bookmarkStart w:id="63" w:name="_Toc237376016"/>
+      <w:r>
+        <w:t xml:space="preserve">Aula dia 08/05/2026 – </w:t>
+      </w:r>
+      <w:r>
+        <w:t>Verificação da Documentação e Diário de Bordo</w:t>
+      </w:r>
+      <w:bookmarkEnd w:id="63"/>
+    </w:p>
+    <w:p>
+      <w:pPr>
+        <w:pStyle w:val="ParagrafoTCC2025"/>
+      </w:pPr>
+      <w:r>
+        <w:t xml:space="preserve">Neste dia foi feita a verificação </w:t>
+      </w:r>
+      <w:r>
+        <w:t>pelo Professor Emerson das equipes de Documentação e Diário de Bordo para ver o andamento e verificar se todas as informações estão em dia.</w:t>
+      </w:r>
+    </w:p>
+    <w:p>
+      <w:pPr>
+        <w:pStyle w:val="Ttulo1"/>
+      </w:pPr>
+      <w:bookmarkStart w:id="64" w:name="_Toc237376017"/>
+      <w:r>
+        <w:t>Mudanças dia 11/05/2026 – Alteração das Migrations e correção das mesmas</w:t>
+      </w:r>
+      <w:bookmarkEnd w:id="64"/>
+    </w:p>
+    <w:p>
+      <w:r>
+        <w:t xml:space="preserve">Neste dia foram realizadas alterações nas Migrations do BD para deixar em conformidade </w:t>
+      </w:r>
+      <w:r>
+        <w:t>com informações e tabelas do mesmo e preparar para upar no SupaBase.</w:t>
+      </w:r>
+    </w:p>
+    <w:p>
+      <w:pPr>
+        <w:pStyle w:val="FiguraTCC"/>
+      </w:pPr>
+      <w:bookmarkStart w:id="65" w:name="_Toc231402880"/>
+      <w:bookmarkStart w:id="66" w:name="_Toc237375956"/>
+      <w:r>
         <w:lastRenderedPageBreak/>
-        <w:t>A criação das models, migrations e controllers foi fundamental para a estruturação inicial do sistema, permitindo a implementação das funcionalidades relacionadas aos ramos de seguro, seguradoras e parcelas. Essas atividades contribuíram para a organização da aplicação e para a construção da base de dados necessária ao funcionamento.</w:t>
-      </w:r>
-    </w:p>
-    <w:p>
-      <w:pPr>
-        <w:pStyle w:val="Ttulo1"/>
-      </w:pPr>
-      <w:bookmarkStart w:id="62" w:name="_Toc230193092"/>
-      <w:r>
-        <w:t>Aula dia 06/05/2026 – Verificação do andamento do Software</w:t>
-      </w:r>
-      <w:bookmarkEnd w:id="62"/>
-    </w:p>
-    <w:p>
-      <w:pPr>
-        <w:pStyle w:val="ParagrafoTCC2025"/>
-      </w:pPr>
-      <w:r>
-        <w:t>Neste dia foi realizado a vistoria e verificação do funcionamento e andamento dos projetos de Front-End e Back-End dos Softwares.</w:t>
-      </w:r>
-    </w:p>
-    <w:p>
-      <w:pPr>
-        <w:pStyle w:val="Ttulo1"/>
-      </w:pPr>
-      <w:bookmarkStart w:id="63" w:name="_Toc230193093"/>
-      <w:r>
-        <w:t xml:space="preserve">Aula dia 08/05/2026 – </w:t>
-      </w:r>
-      <w:r>
-        <w:t>Verificação da Documentação e Diário de Bordo</w:t>
-      </w:r>
-      <w:bookmarkEnd w:id="63"/>
-    </w:p>
-    <w:p>
-      <w:pPr>
-        <w:pStyle w:val="ParagrafoTCC2025"/>
-      </w:pPr>
-      <w:r>
-        <w:t xml:space="preserve">Neste dia foi feita a verificação </w:t>
-      </w:r>
-      <w:r>
-        <w:t>pelo Professor Emerson das equipes de Documentação e Diário de Bordo para ver o andamento e verificar se todas as informações estão em dia.</w:t>
-      </w:r>
-    </w:p>
-    <w:p>
-      <w:pPr>
-        <w:pStyle w:val="Ttulo1"/>
-      </w:pPr>
-      <w:bookmarkStart w:id="64" w:name="_Toc230193094"/>
-      <w:r>
-        <w:t>Mudanças dia 11/05/2026 – Alteração das Migrations e correção das mesmas</w:t>
-      </w:r>
-      <w:bookmarkEnd w:id="64"/>
-    </w:p>
-    <w:p>
-      <w:r>
-        <w:t xml:space="preserve">Neste dia foram realizadas alterações nas Migrations do BD para deixar em conformidade </w:t>
-      </w:r>
-      <w:r>
-        <w:t>com informações e tabelas do mesmo e preparar para upar no SupaBase.</w:t>
-      </w:r>
-    </w:p>
-    <w:p>
-      <w:pPr>
-        <w:pStyle w:val="FiguraTCC"/>
-      </w:pPr>
-      <w:bookmarkStart w:id="65" w:name="_Toc231402880"/>
-      <w:bookmarkStart w:id="66" w:name="_Toc231403182"/>
-      <w:r>
         <w:t xml:space="preserve">Figura </w:t>
       </w:r>
       <w:r>
@@ -7637,9 +11198,8 @@
       <w:pPr>
         <w:pStyle w:val="Ttulo1"/>
       </w:pPr>
-      <w:bookmarkStart w:id="67" w:name="_Toc230193095"/>
-      <w:r>
-        <w:lastRenderedPageBreak/>
+      <w:bookmarkStart w:id="67" w:name="_Toc237376018"/>
+      <w:r>
         <w:t>Reunião dia 12/05/2026</w:t>
       </w:r>
       <w:r>
@@ -7660,7 +11220,7 @@
         <w:pStyle w:val="FiguraTCC"/>
       </w:pPr>
       <w:bookmarkStart w:id="68" w:name="_Toc231402881"/>
-      <w:bookmarkStart w:id="69" w:name="_Toc231403183"/>
+      <w:bookmarkStart w:id="69" w:name="_Toc237375957"/>
       <w:r>
         <w:t xml:space="preserve">Figura </w:t>
       </w:r>
@@ -7756,6 +11316,7 @@
         <w:pStyle w:val="ParagrafoTCC2025"/>
       </w:pPr>
       <w:r>
+        <w:lastRenderedPageBreak/>
         <w:t>As atividades realizadas durante a reunião contribuíram para o avanço do projeto, garantindo a correta hospedagem do banco de dados e a validação da estrutura da aplicação, fortalecendo a organização e desenvolvimento do sistema.</w:t>
       </w:r>
     </w:p>
@@ -7763,7 +11324,7 @@
       <w:pPr>
         <w:pStyle w:val="Ttulo1"/>
       </w:pPr>
-      <w:bookmarkStart w:id="70" w:name="_Toc230193096"/>
+      <w:bookmarkStart w:id="70" w:name="_Toc237376019"/>
       <w:r>
         <w:t>Mudanças dia 12/05/2026 – Correção de Models, Instalação de Pacotes e conexão do banco com SupaBase</w:t>
       </w:r>
@@ -7788,7 +11349,7 @@
         <w:pStyle w:val="FiguraTCC"/>
       </w:pPr>
       <w:bookmarkStart w:id="71" w:name="_Toc231402882"/>
-      <w:bookmarkStart w:id="72" w:name="_Toc231403184"/>
+      <w:bookmarkStart w:id="72" w:name="_Toc237375958"/>
       <w:r>
         <w:t xml:space="preserve">Figura </w:t>
       </w:r>
@@ -7875,18 +11436,14 @@
         <w:pStyle w:val="ParagrafoTCC2025"/>
       </w:pPr>
       <w:r>
-        <w:t xml:space="preserve">As atividades realizadas contribuíram para a melhoria da estrutura, garantindo maior organização dos modelos de dados e compatibilidade entre os componentes da aplicação. A </w:t>
-      </w:r>
-      <w:r>
-        <w:lastRenderedPageBreak/>
-        <w:t>integração com o banco de dados PostgreSQL hospedado no Supabase possibilitou o armazenamento e gerenciamento adequado das informações, fortalecendo a base de funcionamento.</w:t>
+        <w:t>As atividades realizadas contribuíram para a melhoria da estrutura, garantindo maior organização dos modelos de dados e compatibilidade entre os componentes da aplicação. A integração com o banco de dados PostgreSQL hospedado no Supabase possibilitou o armazenamento e gerenciamento adequado das informações, fortalecendo a base de funcionamento.</w:t>
       </w:r>
     </w:p>
     <w:p>
       <w:pPr>
         <w:pStyle w:val="Ttulo1"/>
       </w:pPr>
-      <w:bookmarkStart w:id="73" w:name="_Toc230193097"/>
+      <w:bookmarkStart w:id="73" w:name="_Toc237376020"/>
       <w:r>
         <w:t>Mudanças dia 13/05/2026 – Alteração do Controller</w:t>
       </w:r>
@@ -7905,7 +11462,7 @@
         <w:pStyle w:val="FiguraTCC"/>
       </w:pPr>
       <w:bookmarkStart w:id="74" w:name="_Toc231402883"/>
-      <w:bookmarkStart w:id="75" w:name="_Toc231403185"/>
+      <w:bookmarkStart w:id="75" w:name="_Toc237375959"/>
       <w:r>
         <w:t xml:space="preserve">Figura </w:t>
       </w:r>
@@ -7995,6 +11552,7 @@
         <w:pStyle w:val="ParagrafoTCC2025"/>
       </w:pPr>
       <w:r>
+        <w:lastRenderedPageBreak/>
         <w:t>As melhorias implementadas contribuíram para a organização do código e funcionamento</w:t>
       </w:r>
       <w:r>
@@ -8008,7 +11566,7 @@
       <w:pPr>
         <w:pStyle w:val="Ttulo1"/>
       </w:pPr>
-      <w:bookmarkStart w:id="76" w:name="_Toc230193098"/>
+      <w:bookmarkStart w:id="76" w:name="_Toc237376021"/>
       <w:r>
         <w:t xml:space="preserve">Aula dia 13/05/2026 – </w:t>
       </w:r>
@@ -8035,7 +11593,7 @@
       <w:pPr>
         <w:pStyle w:val="Ttulo1"/>
       </w:pPr>
-      <w:bookmarkStart w:id="77" w:name="_Toc230193099"/>
+      <w:bookmarkStart w:id="77" w:name="_Toc237376022"/>
       <w:r>
         <w:t>Mudanças dia 14/05/2026 – Criação do código para salvar segurado e consumo API</w:t>
       </w:r>
@@ -8054,9 +11612,8 @@
         <w:pStyle w:val="FiguraTCC"/>
       </w:pPr>
       <w:bookmarkStart w:id="78" w:name="_Toc231402884"/>
-      <w:bookmarkStart w:id="79" w:name="_Toc231403186"/>
-      <w:r>
-        <w:lastRenderedPageBreak/>
+      <w:bookmarkStart w:id="79" w:name="_Toc237375960"/>
+      <w:r>
         <w:t xml:space="preserve">Figura </w:t>
       </w:r>
       <w:r>
@@ -8090,6 +11647,9 @@
       <w:pPr>
         <w:pStyle w:val="ImagemTCC2026"/>
         <w:keepNext/>
+        <w:rPr>
+          <w:rStyle w:val="FonteTCC2025Char"/>
+        </w:rPr>
       </w:pPr>
       <w:r>
         <w:drawing>
@@ -8141,12 +11701,10 @@
           </wp:inline>
         </w:drawing>
       </w:r>
-    </w:p>
-    <w:p>
-      <w:pPr>
-        <w:pStyle w:val="FonteTCC2025"/>
-      </w:pPr>
-      <w:r>
+      <w:r>
+        <w:rPr>
+          <w:rStyle w:val="FonteTCC2025Char"/>
+        </w:rPr>
         <w:t>Fonte: Print do Aplicativo GitHub</w:t>
       </w:r>
     </w:p>
@@ -8180,7 +11738,7 @@
       <w:pPr>
         <w:pStyle w:val="Ttulo1"/>
       </w:pPr>
-      <w:bookmarkStart w:id="80" w:name="_Toc230193100"/>
+      <w:bookmarkStart w:id="80" w:name="_Toc237376023"/>
       <w:r>
         <w:t>Mudanças dia 15/05/2026 – Correção do Import e Form</w:t>
       </w:r>
@@ -8199,8 +11757,9 @@
         <w:pStyle w:val="FiguraTCC"/>
       </w:pPr>
       <w:bookmarkStart w:id="81" w:name="_Toc231402885"/>
-      <w:bookmarkStart w:id="82" w:name="_Toc231403187"/>
-      <w:r>
+      <w:bookmarkStart w:id="82" w:name="_Toc237375961"/>
+      <w:r>
+        <w:lastRenderedPageBreak/>
         <w:t xml:space="preserve">Figura </w:t>
       </w:r>
       <w:r>
@@ -8234,6 +11793,9 @@
       <w:pPr>
         <w:pStyle w:val="ImagemTCC2026"/>
         <w:keepNext/>
+        <w:rPr>
+          <w:rStyle w:val="FonteTCC2025Char"/>
+        </w:rPr>
       </w:pPr>
       <w:r>
         <w:drawing>
@@ -8285,13 +11847,23 @@
           </wp:inline>
         </w:drawing>
       </w:r>
-    </w:p>
-    <w:p>
-      <w:pPr>
-        <w:pStyle w:val="FonteTCC2025"/>
-      </w:pPr>
-      <w:r>
-        <w:t>Fonte  - Print do Aplicativo GitHub</w:t>
+      <w:r>
+        <w:rPr>
+          <w:rStyle w:val="FonteTCC2025Char"/>
+        </w:rPr>
+        <w:t>Fonte</w:t>
+      </w:r>
+      <w:r>
+        <w:rPr>
+          <w:rStyle w:val="FonteTCC2025Char"/>
+        </w:rPr>
+        <w:t>:</w:t>
+      </w:r>
+      <w:r>
+        <w:rPr>
+          <w:rStyle w:val="FonteTCC2025Char"/>
+        </w:rPr>
+        <w:t xml:space="preserve"> Print do Aplicativo GitHub</w:t>
       </w:r>
     </w:p>
     <w:p>
@@ -8299,7 +11871,6 @@
         <w:pStyle w:val="ParagrafoTCC2025"/>
       </w:pPr>
       <w:r>
-        <w:lastRenderedPageBreak/>
         <w:t xml:space="preserve">As correções realizadas nos imports e formulários contribuíram para a melhoria da organização do código e funcionamento adequado das funcionalidades do sistema. Essas </w:t>
       </w:r>
       <w:r>
@@ -8313,7 +11884,7 @@
       <w:pPr>
         <w:pStyle w:val="Ttulo1"/>
       </w:pPr>
-      <w:bookmarkStart w:id="83" w:name="_Toc230193101"/>
+      <w:bookmarkStart w:id="83" w:name="_Toc237376024"/>
       <w:r>
         <w:t>Aula dia 15/05/2026 – Sem avanços</w:t>
       </w:r>
@@ -8343,7 +11914,7 @@
       <w:pPr>
         <w:pStyle w:val="Ttulo1"/>
       </w:pPr>
-      <w:bookmarkStart w:id="84" w:name="_Toc230193102"/>
+      <w:bookmarkStart w:id="84" w:name="_Toc237376025"/>
       <w:r>
         <w:t>Mudanças dia 16/05/2026 – Update Cobranças e Pagamentos</w:t>
       </w:r>
@@ -8362,7 +11933,7 @@
         <w:pStyle w:val="FiguraTCC"/>
       </w:pPr>
       <w:bookmarkStart w:id="85" w:name="_Toc231402886"/>
-      <w:bookmarkStart w:id="86" w:name="_Toc231403188"/>
+      <w:bookmarkStart w:id="86" w:name="_Toc237375962"/>
       <w:r>
         <w:t xml:space="preserve">Figura </w:t>
       </w:r>
@@ -8452,14 +12023,18 @@
         <w:t>Mudança</w:t>
       </w:r>
       <w:r>
-        <w:t xml:space="preserve"> nos módulos de cobranças e pagamentos contribuíram para o aprimoramento do controle financeir, proporcionando maior organização das informações e confiabilidade nos registros. Essas melhorias permitiram um gerenciamento mais eficiente das parcelas e pagamentos, tornando o processo de acompanhamento financeiro mais prático e seguro para os usuários.</w:t>
+        <w:t xml:space="preserve"> nos módulos de cobranças e pagamentos contribuíram para o aprimoramento do controle financeir, proporcionando maior organização das informações e </w:t>
+      </w:r>
+      <w:r>
+        <w:lastRenderedPageBreak/>
+        <w:t>confiabilidade nos registros. Essas melhorias permitiram um gerenciamento mais eficiente das parcelas e pagamentos, tornando o processo de acompanhamento financeiro mais prático e seguro para os usuários.</w:t>
       </w:r>
     </w:p>
     <w:p>
       <w:pPr>
         <w:pStyle w:val="Ttulo1"/>
       </w:pPr>
-      <w:bookmarkStart w:id="87" w:name="_Toc230193103"/>
+      <w:bookmarkStart w:id="87" w:name="_Toc237376026"/>
       <w:r>
         <w:t>Mudanças dia 1</w:t>
       </w:r>
@@ -8497,9 +12072,8 @@
         <w:pStyle w:val="FiguraTCC"/>
       </w:pPr>
       <w:bookmarkStart w:id="88" w:name="_Toc231402887"/>
-      <w:bookmarkStart w:id="89" w:name="_Toc231403189"/>
-      <w:r>
-        <w:lastRenderedPageBreak/>
+      <w:bookmarkStart w:id="89" w:name="_Toc237375963"/>
+      <w:r>
         <w:t xml:space="preserve">Figura </w:t>
       </w:r>
       <w:r>
@@ -8574,12 +12148,10 @@
           </wp:inline>
         </w:drawing>
       </w:r>
-    </w:p>
-    <w:p>
-      <w:pPr>
-        <w:pStyle w:val="FonteTCC2025"/>
-      </w:pPr>
-      <w:r>
+      <w:r>
+        <w:rPr>
+          <w:rStyle w:val="FonteTCC2025Char"/>
+        </w:rPr>
         <w:t>Fonte: Print do Aplicativo do GitHub</w:t>
       </w:r>
     </w:p>
@@ -8607,9 +12179,11 @@
       <w:pPr>
         <w:pStyle w:val="Ttulo1"/>
       </w:pPr>
+      <w:bookmarkStart w:id="90" w:name="_Toc237376027"/>
       <w:r>
         <w:t>Aula dia 20/05/2026 – Andamento do projeto</w:t>
       </w:r>
+      <w:bookmarkEnd w:id="90"/>
     </w:p>
     <w:p>
       <w:pPr>
@@ -8623,9 +12197,11 @@
       <w:pPr>
         <w:pStyle w:val="Ttulo1"/>
       </w:pPr>
+      <w:bookmarkStart w:id="91" w:name="_Toc237376028"/>
       <w:r>
         <w:t>Aula dia 22/05/2026 – Apresentação TCC e continuação dos projetos</w:t>
       </w:r>
+      <w:bookmarkEnd w:id="91"/>
     </w:p>
     <w:p>
       <w:pPr>
@@ -8639,9 +12215,11 @@
       <w:pPr>
         <w:pStyle w:val="Ttulo1"/>
       </w:pPr>
+      <w:bookmarkStart w:id="92" w:name="_Toc237376029"/>
       <w:r>
         <w:t>Mudanças dia 22/05/2026 – Correção de Rotas e separação de validação e responsabilidade.</w:t>
       </w:r>
+      <w:bookmarkEnd w:id="92"/>
     </w:p>
     <w:p>
       <w:pPr>
@@ -8679,8 +12257,8 @@
       <w:pPr>
         <w:pStyle w:val="FiguraTCC"/>
       </w:pPr>
-      <w:bookmarkStart w:id="90" w:name="_Toc231402888"/>
-      <w:bookmarkStart w:id="91" w:name="_Toc231403190"/>
+      <w:bookmarkStart w:id="93" w:name="_Toc231402888"/>
+      <w:bookmarkStart w:id="94" w:name="_Toc237375964"/>
       <w:r>
         <w:lastRenderedPageBreak/>
         <w:t xml:space="preserve">Figura </w:t>
@@ -8709,19 +12287,22 @@
       <w:r>
         <w:t xml:space="preserve"> - Correção de Rotas e Separação</w:t>
       </w:r>
-      <w:bookmarkEnd w:id="90"/>
-      <w:bookmarkEnd w:id="91"/>
+      <w:bookmarkEnd w:id="93"/>
+      <w:bookmarkEnd w:id="94"/>
     </w:p>
     <w:p>
       <w:pPr>
         <w:keepNext/>
+        <w:rPr>
+          <w:rStyle w:val="FonteTCC2025Char"/>
+        </w:rPr>
       </w:pPr>
       <w:r>
         <w:rPr>
           <w:noProof/>
         </w:rPr>
         <w:drawing>
-          <wp:inline distT="0" distB="0" distL="0" distR="0" wp14:anchorId="36258C01" wp14:editId="58711459">
+          <wp:inline distT="0" distB="0" distL="0" distR="0" wp14:anchorId="36258C01" wp14:editId="4BFEA7BD">
             <wp:extent cx="5836285" cy="2816225"/>
             <wp:effectExtent l="0" t="0" r="0" b="3175"/>
             <wp:docPr id="21" name="Imagem 21"/>
@@ -8762,12 +12343,10 @@
           </wp:inline>
         </w:drawing>
       </w:r>
-    </w:p>
-    <w:p>
-      <w:pPr>
-        <w:pStyle w:val="FonteTCC2025"/>
-      </w:pPr>
-      <w:r>
+      <w:r>
+        <w:rPr>
+          <w:rStyle w:val="FonteTCC2025Char"/>
+        </w:rPr>
         <w:t>Fonte: Print do Sistema PayFlow</w:t>
       </w:r>
     </w:p>
@@ -8789,9 +12368,11 @@
       <w:pPr>
         <w:pStyle w:val="Ttulo1"/>
       </w:pPr>
+      <w:bookmarkStart w:id="95" w:name="_Toc237376030"/>
       <w:r>
         <w:t>Mudanças dia 26/05/2026 – Correção de Rotas e separação de validação e responsabilidade.</w:t>
       </w:r>
+      <w:bookmarkEnd w:id="95"/>
     </w:p>
     <w:p>
       <w:pPr>
@@ -8814,8 +12395,8 @@
       <w:pPr>
         <w:pStyle w:val="FiguraTCC"/>
       </w:pPr>
-      <w:bookmarkStart w:id="92" w:name="_Toc231402889"/>
-      <w:bookmarkStart w:id="93" w:name="_Toc231403191"/>
+      <w:bookmarkStart w:id="96" w:name="_Toc231402889"/>
+      <w:bookmarkStart w:id="97" w:name="_Toc237375965"/>
       <w:r>
         <w:lastRenderedPageBreak/>
         <w:t xml:space="preserve">Figura </w:t>
@@ -8847,12 +12428,15 @@
       <w:r>
         <w:t>Correção de Rotas e separação de validação e responsabilidade.</w:t>
       </w:r>
-      <w:bookmarkEnd w:id="92"/>
-      <w:bookmarkEnd w:id="93"/>
+      <w:bookmarkEnd w:id="96"/>
+      <w:bookmarkEnd w:id="97"/>
     </w:p>
     <w:p>
       <w:pPr>
         <w:keepNext/>
+        <w:rPr>
+          <w:rStyle w:val="FonteTCC2025Char"/>
+        </w:rPr>
       </w:pPr>
       <w:r>
         <w:rPr>
@@ -8907,12 +12491,10 @@
           </wp:inline>
         </w:drawing>
       </w:r>
-    </w:p>
-    <w:p>
-      <w:pPr>
-        <w:pStyle w:val="Legenda"/>
-      </w:pPr>
-      <w:r>
+      <w:r>
+        <w:rPr>
+          <w:rStyle w:val="FonteTCC2025Char"/>
+        </w:rPr>
         <w:t>Fonte: Print do Site GitHub</w:t>
       </w:r>
     </w:p>
@@ -8937,12 +12519,14 @@
       <w:pPr>
         <w:pStyle w:val="Ttulo1"/>
       </w:pPr>
+      <w:bookmarkStart w:id="98" w:name="_Toc237376031"/>
       <w:r>
         <w:t xml:space="preserve">Mudanças dia 27/05/2026 – </w:t>
       </w:r>
       <w:r>
         <w:t>Atualizações de funcionalidades e melhorias no sistema</w:t>
       </w:r>
+      <w:bookmarkEnd w:id="98"/>
     </w:p>
     <w:p>
       <w:pPr>
@@ -8956,8 +12540,8 @@
       <w:pPr>
         <w:pStyle w:val="FiguraTCC"/>
       </w:pPr>
-      <w:bookmarkStart w:id="94" w:name="_Toc231402890"/>
-      <w:bookmarkStart w:id="95" w:name="_Toc231403192"/>
+      <w:bookmarkStart w:id="99" w:name="_Toc231402890"/>
+      <w:bookmarkStart w:id="100" w:name="_Toc237375966"/>
       <w:r>
         <w:t xml:space="preserve">Figura </w:t>
       </w:r>
@@ -8988,8 +12572,8 @@
       <w:r>
         <w:t>Atualizações de funcionalidades e melhorias no sistema</w:t>
       </w:r>
-      <w:bookmarkEnd w:id="94"/>
-      <w:bookmarkEnd w:id="95"/>
+      <w:bookmarkEnd w:id="99"/>
+      <w:bookmarkEnd w:id="100"/>
     </w:p>
     <w:p>
       <w:pPr>
@@ -9064,12 +12648,14 @@
       <w:pPr>
         <w:pStyle w:val="Ttulo1"/>
       </w:pPr>
+      <w:bookmarkStart w:id="101" w:name="_Toc237376032"/>
       <w:r>
         <w:t>Aula dia 27/05/2026</w:t>
       </w:r>
       <w:r>
         <w:t xml:space="preserve"> – Continuação apresentação TCC</w:t>
       </w:r>
+      <w:bookmarkEnd w:id="101"/>
     </w:p>
     <w:p>
       <w:pPr>
@@ -9083,12 +12669,14 @@
       <w:pPr>
         <w:pStyle w:val="Ttulo1"/>
       </w:pPr>
+      <w:bookmarkStart w:id="102" w:name="_Toc237376033"/>
       <w:r>
         <w:t xml:space="preserve">Aula dia 29/05/2026 – </w:t>
       </w:r>
       <w:r>
         <w:t>Continuação de projetos</w:t>
       </w:r>
+      <w:bookmarkEnd w:id="102"/>
     </w:p>
     <w:p>
       <w:pPr>
@@ -9108,12 +12696,14 @@
       <w:pPr>
         <w:pStyle w:val="Ttulo1"/>
       </w:pPr>
+      <w:bookmarkStart w:id="103" w:name="_Toc237376034"/>
       <w:r>
         <w:t xml:space="preserve">Mudanças dia 29/05/2026 – </w:t>
       </w:r>
       <w:r>
         <w:t>Implementação de máscara para CPF/CNPJ e contagem de apólices</w:t>
       </w:r>
+      <w:bookmarkEnd w:id="103"/>
     </w:p>
     <w:p>
       <w:pPr>
@@ -9135,8 +12725,8 @@
       <w:pPr>
         <w:pStyle w:val="FiguraTCC"/>
       </w:pPr>
-      <w:bookmarkStart w:id="96" w:name="_Toc231402891"/>
-      <w:bookmarkStart w:id="97" w:name="_Toc231403193"/>
+      <w:bookmarkStart w:id="104" w:name="_Toc231402891"/>
+      <w:bookmarkStart w:id="105" w:name="_Toc237375967"/>
       <w:r>
         <w:t xml:space="preserve">Figura </w:t>
       </w:r>
@@ -9167,12 +12757,15 @@
       <w:r>
         <w:t>Implementação de máscara para CPF/CNPJ e contagem de apólices</w:t>
       </w:r>
-      <w:bookmarkEnd w:id="96"/>
-      <w:bookmarkEnd w:id="97"/>
+      <w:bookmarkEnd w:id="104"/>
+      <w:bookmarkEnd w:id="105"/>
     </w:p>
     <w:p>
       <w:pPr>
         <w:keepNext/>
+        <w:rPr>
+          <w:rStyle w:val="FonteTCC2025Char"/>
+        </w:rPr>
       </w:pPr>
       <w:r>
         <w:rPr>
@@ -9214,12 +12807,10 @@
           </wp:inline>
         </w:drawing>
       </w:r>
-    </w:p>
-    <w:p>
-      <w:pPr>
-        <w:pStyle w:val="FonteTCC2025"/>
-      </w:pPr>
-      <w:r>
+      <w:r>
+        <w:rPr>
+          <w:rStyle w:val="FonteTCC2025Char"/>
+        </w:rPr>
         <w:t>Fonte: Print do Site GitHub</w:t>
       </w:r>
     </w:p>
@@ -9235,24 +12826,12 @@
       <w:pPr>
         <w:pStyle w:val="Ttulo1"/>
       </w:pPr>
-      <w:r>
-        <w:t xml:space="preserve">Mudanças dia </w:t>
-      </w:r>
-      <w:r>
-        <w:t>03</w:t>
-      </w:r>
-      <w:r>
-        <w:t>/0</w:t>
-      </w:r>
-      <w:r>
-        <w:t>6</w:t>
-      </w:r>
-      <w:r>
-        <w:t>/2026 –</w:t>
-      </w:r>
-      <w:r>
-        <w:t xml:space="preserve"> Alteração cor barra de carregamento</w:t>
-      </w:r>
+      <w:bookmarkStart w:id="106" w:name="_Toc237376035"/>
+      <w:r>
+        <w:lastRenderedPageBreak/>
+        <w:t>Mudanças dia 03/06/2026 – Alteração cor barra de carregamento</w:t>
+      </w:r>
+      <w:bookmarkEnd w:id="106"/>
     </w:p>
     <w:p>
       <w:pPr>
@@ -9315,12 +12894,10 @@
           </wp:inline>
         </w:drawing>
       </w:r>
-    </w:p>
-    <w:p>
-      <w:pPr>
-        <w:pStyle w:val="FonteTCC2025"/>
-      </w:pPr>
-      <w:r>
+      <w:r>
+        <w:rPr>
+          <w:rStyle w:val="FonteTCC2025Char"/>
+        </w:rPr>
         <w:t>Fonte: Print do Aplicativo GitHub</w:t>
       </w:r>
     </w:p>
@@ -9336,14 +12913,9 @@
       <w:pPr>
         <w:pStyle w:val="Ttulo1"/>
       </w:pPr>
-      <w:r>
-        <w:t>Mudanças dia 0</w:t>
-      </w:r>
-      <w:r>
-        <w:t>4</w:t>
-      </w:r>
-      <w:r>
-        <w:t xml:space="preserve">/06/2026 – </w:t>
+      <w:bookmarkStart w:id="107" w:name="_Toc237376036"/>
+      <w:r>
+        <w:t xml:space="preserve">Mudanças dia 04/06/2026 – </w:t>
       </w:r>
       <w:r>
         <w:t>Métodos para salvar, consultar e exibir as ap</w:t>
@@ -9354,6 +12926,7 @@
       <w:r>
         <w:t>lices cadastradas no sistema</w:t>
       </w:r>
+      <w:bookmarkEnd w:id="107"/>
     </w:p>
     <w:p>
       <w:pPr>
@@ -9378,6 +12951,9 @@
       <w:pPr>
         <w:pStyle w:val="ImagemTCC2026"/>
         <w:keepNext/>
+        <w:rPr>
+          <w:rStyle w:val="FonteTCC2025Char"/>
+        </w:rPr>
       </w:pPr>
       <w:r>
         <w:drawing>
@@ -9416,19 +12992,914 @@
           </wp:inline>
         </w:drawing>
       </w:r>
+      <w:r>
+        <w:rPr>
+          <w:rStyle w:val="FonteTCC2025Char"/>
+        </w:rPr>
+        <w:t>Fonte: Print do Aplicativo GitHub</w:t>
+      </w:r>
+    </w:p>
+    <w:p>
+      <w:pPr>
+        <w:pStyle w:val="ParagrafoTCC2025"/>
+      </w:pPr>
+      <w:r>
+        <w:t>As funcionalidades implementadas contribuíram para o aprimoramento do módulo de apólices, permitindo o armazenamento e recuperação eficiente das informações. Essas melhorias fortaleceram o gerenciamento dos contratos de seguro e ampliaram as capacidades operacionais.</w:t>
+      </w:r>
+    </w:p>
+    <w:p>
+      <w:pPr>
+        <w:pStyle w:val="Ttulo1"/>
+      </w:pPr>
+      <w:bookmarkStart w:id="108" w:name="_Toc237376037"/>
+      <w:r>
+        <w:lastRenderedPageBreak/>
+        <w:t xml:space="preserve">Mudanças dia 10/06/2026 – </w:t>
+      </w:r>
+      <w:r>
+        <w:t>Criação do modal de perfil do cliente e tradução de mensagens de erro</w:t>
+      </w:r>
+      <w:bookmarkEnd w:id="108"/>
+    </w:p>
+    <w:p>
+      <w:pPr>
+        <w:pStyle w:val="ParagrafoTCC2025"/>
+      </w:pPr>
+      <w:r>
+        <w:t>Neste dia foi desenvolvido o modal de visualização do perfil do cliente, permitindo um acesso mais rápido e organizado às informações cadastradas. Também foi adicionada a pasta de localização PT_BR, realizando a tradução das mensagens de erro do sistema de inglês para português, melhorando a compreensão e usabilidade da aplicação.</w:t>
+      </w:r>
+    </w:p>
+    <w:p>
+      <w:pPr>
+        <w:pStyle w:val="FiguraTCC"/>
+      </w:pPr>
+      <w:bookmarkStart w:id="109" w:name="_Toc237375968"/>
+      <w:r>
+        <w:t xml:space="preserve">Figura </w:t>
+      </w:r>
+      <w:r>
+        <w:fldChar w:fldCharType="begin"/>
+      </w:r>
+      <w:r>
+        <w:instrText xml:space="preserve"> SEQ Figura \* ARABIC </w:instrText>
+      </w:r>
+      <w:r>
+        <w:fldChar w:fldCharType="separate"/>
+      </w:r>
+      <w:r>
+        <w:rPr>
+          <w:noProof/>
+        </w:rPr>
+        <w:t>25</w:t>
+      </w:r>
+      <w:r>
+        <w:rPr>
+          <w:noProof/>
+        </w:rPr>
+        <w:fldChar w:fldCharType="end"/>
+      </w:r>
+      <w:r>
+        <w:t xml:space="preserve"> - </w:t>
+      </w:r>
+      <w:r>
+        <w:t>Criação do modal de perfil do cliente e tradução de mensagens de erro</w:t>
+      </w:r>
+      <w:bookmarkEnd w:id="109"/>
+    </w:p>
+    <w:p>
+      <w:pPr>
+        <w:pStyle w:val="ImagemTCC2026"/>
+        <w:keepNext/>
+        <w:rPr>
+          <w:rStyle w:val="FonteTCC2025Char"/>
+        </w:rPr>
+      </w:pPr>
+      <w:r>
+        <w:drawing>
+          <wp:inline distT="0" distB="0" distL="0" distR="0" wp14:anchorId="081104F5" wp14:editId="00283C44">
+            <wp:extent cx="5836285" cy="826135"/>
+            <wp:effectExtent l="0" t="0" r="0" b="0"/>
+            <wp:docPr id="11" name="Imagem 11"/>
+            <wp:cNvGraphicFramePr>
+              <a:graphicFrameLocks xmlns:a="http://schemas.openxmlformats.org/drawingml/2006/main" noChangeAspect="1"/>
+            </wp:cNvGraphicFramePr>
+            <a:graphic xmlns:a="http://schemas.openxmlformats.org/drawingml/2006/main">
+              <a:graphicData uri="http://schemas.openxmlformats.org/drawingml/2006/picture">
+                <pic:pic xmlns:pic="http://schemas.openxmlformats.org/drawingml/2006/picture">
+                  <pic:nvPicPr>
+                    <pic:cNvPr id="1" name=""/>
+                    <pic:cNvPicPr/>
+                  </pic:nvPicPr>
+                  <pic:blipFill>
+                    <a:blip r:embed="rId37"/>
+                    <a:stretch>
+                      <a:fillRect/>
+                    </a:stretch>
+                  </pic:blipFill>
+                  <pic:spPr>
+                    <a:xfrm>
+                      <a:off x="0" y="0"/>
+                      <a:ext cx="5836285" cy="826135"/>
+                    </a:xfrm>
+                    <a:prstGeom prst="rect">
+                      <a:avLst/>
+                    </a:prstGeom>
+                  </pic:spPr>
+                </pic:pic>
+              </a:graphicData>
+            </a:graphic>
+          </wp:inline>
+        </w:drawing>
+      </w:r>
+      <w:r>
+        <w:rPr>
+          <w:rStyle w:val="FonteTCC2025Char"/>
+        </w:rPr>
+        <w:t>Fonte: Print do Aplicativo GitHub</w:t>
+      </w:r>
+    </w:p>
+    <w:p>
+      <w:pPr>
+        <w:pStyle w:val="ParagrafoTCC2025"/>
+      </w:pPr>
+      <w:r>
+        <w:t xml:space="preserve">As alterações realizadas contribuíram para </w:t>
+      </w:r>
+      <w:r>
+        <w:t>a melhora</w:t>
+      </w:r>
+      <w:r>
+        <w:t xml:space="preserve"> da experiência do usuário, proporcionando maior facilidade na visualização das informações dos clientes e melhor compreensão das mensagens do sistema. Essas melhorias fortaleceram a usabilidade e acessibilidade, tornando a navegação mais clara e eficiente.</w:t>
+      </w:r>
+    </w:p>
+    <w:p>
+      <w:pPr>
+        <w:pStyle w:val="Ttulo1"/>
+      </w:pPr>
+      <w:bookmarkStart w:id="110" w:name="_Toc237376038"/>
+      <w:r>
+        <w:t>Aula dia 10/06/2026 – Continuação de projetos</w:t>
+      </w:r>
+      <w:bookmarkEnd w:id="110"/>
+    </w:p>
+    <w:p>
+      <w:pPr>
+        <w:pStyle w:val="ParagrafoTCC2025"/>
+      </w:pPr>
+      <w:r>
+        <w:t>Nesta aula foi feita a continuação de projetos e documentação, e analisado o andamento pelo professor.</w:t>
+      </w:r>
+    </w:p>
+    <w:p>
+      <w:pPr>
+        <w:pStyle w:val="Ttulo1"/>
+      </w:pPr>
+      <w:bookmarkStart w:id="111" w:name="_Toc237376039"/>
+      <w:r>
+        <w:t xml:space="preserve">Mudanças dia 12/06/2026 – </w:t>
+      </w:r>
+      <w:r>
+        <w:t>Finalização da aba Clientes e correção visual da SideBar</w:t>
+      </w:r>
+      <w:bookmarkEnd w:id="111"/>
+    </w:p>
+    <w:p>
+      <w:pPr>
+        <w:pStyle w:val="ParagrafoTCC2025"/>
+      </w:pPr>
+      <w:r>
+        <w:t>Neste dia foi realizada a finalização da aba de clientes, concluindo ajustes e funcionalidades do módulo. Também foi corrigido um problema visual na SideBar, onde os textos ficavam invisíveis no tema claro, melhorando a usabilidade e a experiência do usuário.</w:t>
+      </w:r>
+    </w:p>
+    <w:p>
+      <w:pPr>
+        <w:pStyle w:val="FiguraTCC"/>
+      </w:pPr>
+      <w:bookmarkStart w:id="112" w:name="_Toc237375969"/>
+      <w:r>
+        <w:t xml:space="preserve">Figura </w:t>
+      </w:r>
+      <w:r>
+        <w:fldChar w:fldCharType="begin"/>
+      </w:r>
+      <w:r>
+        <w:instrText xml:space="preserve"> SEQ Figura \* ARABIC </w:instrText>
+      </w:r>
+      <w:r>
+        <w:fldChar w:fldCharType="separate"/>
+      </w:r>
+      <w:r>
+        <w:rPr>
+          <w:noProof/>
+        </w:rPr>
+        <w:t>26</w:t>
+      </w:r>
+      <w:r>
+        <w:rPr>
+          <w:noProof/>
+        </w:rPr>
+        <w:fldChar w:fldCharType="end"/>
+      </w:r>
+      <w:r>
+        <w:t xml:space="preserve"> - </w:t>
+      </w:r>
+      <w:r>
+        <w:t>Finalização da aba Clientes e correção visual da SideBar</w:t>
+      </w:r>
+      <w:bookmarkEnd w:id="112"/>
+    </w:p>
+    <w:p>
+      <w:pPr>
+        <w:pStyle w:val="ImagemTCC2026"/>
+        <w:keepNext/>
+        <w:rPr>
+          <w:rStyle w:val="FonteTCC2025Char"/>
+        </w:rPr>
+      </w:pPr>
+      <w:r>
+        <w:drawing>
+          <wp:inline distT="0" distB="0" distL="0" distR="0" wp14:anchorId="293547FB" wp14:editId="7C1740BF">
+            <wp:extent cx="5836285" cy="757555"/>
+            <wp:effectExtent l="0" t="0" r="0" b="4445"/>
+            <wp:docPr id="25" name="Imagem 25"/>
+            <wp:cNvGraphicFramePr>
+              <a:graphicFrameLocks xmlns:a="http://schemas.openxmlformats.org/drawingml/2006/main" noChangeAspect="1"/>
+            </wp:cNvGraphicFramePr>
+            <a:graphic xmlns:a="http://schemas.openxmlformats.org/drawingml/2006/main">
+              <a:graphicData uri="http://schemas.openxmlformats.org/drawingml/2006/picture">
+                <pic:pic xmlns:pic="http://schemas.openxmlformats.org/drawingml/2006/picture">
+                  <pic:nvPicPr>
+                    <pic:cNvPr id="1" name=""/>
+                    <pic:cNvPicPr/>
+                  </pic:nvPicPr>
+                  <pic:blipFill>
+                    <a:blip r:embed="rId38"/>
+                    <a:stretch>
+                      <a:fillRect/>
+                    </a:stretch>
+                  </pic:blipFill>
+                  <pic:spPr>
+                    <a:xfrm>
+                      <a:off x="0" y="0"/>
+                      <a:ext cx="5836285" cy="757555"/>
+                    </a:xfrm>
+                    <a:prstGeom prst="rect">
+                      <a:avLst/>
+                    </a:prstGeom>
+                  </pic:spPr>
+                </pic:pic>
+              </a:graphicData>
+            </a:graphic>
+          </wp:inline>
+        </w:drawing>
+      </w:r>
+      <w:r>
+        <w:rPr>
+          <w:rStyle w:val="FonteTCC2025Char"/>
+        </w:rPr>
+        <w:t>Fonte: Print do  Aplicativo GitHub</w:t>
+      </w:r>
+    </w:p>
+    <w:p>
+      <w:pPr>
+        <w:pStyle w:val="ParagrafoTCC2025"/>
+      </w:pPr>
+      <w:r>
+        <w:t>As alterações realizadas contribuíram para a conclusão do módulo de clientes e para a melhoria da interface do sistema. A correção da SideBar garantiu maior legibilidade e melhor experiência de navegação, tornando o uso mais intuitivo e eficiente.</w:t>
+      </w:r>
+    </w:p>
+    <w:p>
+      <w:pPr>
+        <w:pStyle w:val="Ttulo1"/>
+      </w:pPr>
+      <w:bookmarkStart w:id="113" w:name="_Toc237376040"/>
+      <w:r>
+        <w:lastRenderedPageBreak/>
+        <w:t>Aula dia 12/06/2026 – Continuação de projetos</w:t>
+      </w:r>
+      <w:bookmarkEnd w:id="113"/>
+    </w:p>
+    <w:p>
+      <w:pPr>
+        <w:pStyle w:val="ParagrafoTCC2025"/>
+      </w:pPr>
+      <w:r>
+        <w:t>Nesta aula foi feita a continuação de projetos e documentação, e analisado o andamento pelo professor.</w:t>
+      </w:r>
+    </w:p>
+    <w:p>
+      <w:pPr>
+        <w:pStyle w:val="Ttulo1"/>
+      </w:pPr>
+      <w:bookmarkStart w:id="114" w:name="_Toc237376041"/>
+      <w:r>
+        <w:t xml:space="preserve">Mudanças dia 15/06/2026 – </w:t>
+      </w:r>
+      <w:r>
+        <w:t>Remoção da aba Configurações da SideBar</w:t>
+      </w:r>
+      <w:bookmarkEnd w:id="114"/>
+    </w:p>
+    <w:p>
+      <w:pPr>
+        <w:pStyle w:val="ParagrafoTCC2025"/>
+      </w:pPr>
+      <w:r>
+        <w:t>Neste dia foi realizada a remoção da aba de configurações da barra lateral, com o objetivo de reorganizar a navegação e simplificar a interface, mantendo apenas funcionalidades essenciais para o usuário.</w:t>
+      </w:r>
+    </w:p>
+    <w:p>
+      <w:pPr>
+        <w:pStyle w:val="FiguraTCC"/>
+      </w:pPr>
+      <w:bookmarkStart w:id="115" w:name="_Toc237375970"/>
+      <w:r>
+        <w:t xml:space="preserve">Figura </w:t>
+      </w:r>
+      <w:r>
+        <w:fldChar w:fldCharType="begin"/>
+      </w:r>
+      <w:r>
+        <w:instrText xml:space="preserve"> SEQ Figura \* ARABIC </w:instrText>
+      </w:r>
+      <w:r>
+        <w:fldChar w:fldCharType="separate"/>
+      </w:r>
+      <w:r>
+        <w:rPr>
+          <w:noProof/>
+        </w:rPr>
+        <w:t>27</w:t>
+      </w:r>
+      <w:r>
+        <w:rPr>
+          <w:noProof/>
+        </w:rPr>
+        <w:fldChar w:fldCharType="end"/>
+      </w:r>
+      <w:r>
+        <w:t xml:space="preserve"> - </w:t>
+      </w:r>
+      <w:r>
+        <w:t>Remoção da aba Configurações da SideBar</w:t>
+      </w:r>
+      <w:bookmarkEnd w:id="115"/>
+    </w:p>
+    <w:p>
+      <w:pPr>
+        <w:pStyle w:val="ImagemTCC2026"/>
+        <w:keepNext/>
+        <w:rPr>
+          <w:rStyle w:val="FonteTCC2025Char"/>
+        </w:rPr>
+      </w:pPr>
+      <w:r>
+        <w:drawing>
+          <wp:inline distT="0" distB="0" distL="0" distR="0" wp14:anchorId="705F0949" wp14:editId="451DC8E5">
+            <wp:extent cx="5836285" cy="523240"/>
+            <wp:effectExtent l="0" t="0" r="0" b="0"/>
+            <wp:docPr id="26" name="Imagem 26"/>
+            <wp:cNvGraphicFramePr>
+              <a:graphicFrameLocks xmlns:a="http://schemas.openxmlformats.org/drawingml/2006/main" noChangeAspect="1"/>
+            </wp:cNvGraphicFramePr>
+            <a:graphic xmlns:a="http://schemas.openxmlformats.org/drawingml/2006/main">
+              <a:graphicData uri="http://schemas.openxmlformats.org/drawingml/2006/picture">
+                <pic:pic xmlns:pic="http://schemas.openxmlformats.org/drawingml/2006/picture">
+                  <pic:nvPicPr>
+                    <pic:cNvPr id="1" name=""/>
+                    <pic:cNvPicPr/>
+                  </pic:nvPicPr>
+                  <pic:blipFill>
+                    <a:blip r:embed="rId39"/>
+                    <a:stretch>
+                      <a:fillRect/>
+                    </a:stretch>
+                  </pic:blipFill>
+                  <pic:spPr>
+                    <a:xfrm>
+                      <a:off x="0" y="0"/>
+                      <a:ext cx="5836285" cy="523240"/>
+                    </a:xfrm>
+                    <a:prstGeom prst="rect">
+                      <a:avLst/>
+                    </a:prstGeom>
+                  </pic:spPr>
+                </pic:pic>
+              </a:graphicData>
+            </a:graphic>
+          </wp:inline>
+        </w:drawing>
+      </w:r>
+      <w:r>
+        <w:rPr>
+          <w:rStyle w:val="FonteTCC2025Char"/>
+        </w:rPr>
+        <w:t>Fonte: Print do Aplicativo GitHub</w:t>
+      </w:r>
+    </w:p>
+    <w:p>
+      <w:pPr>
+        <w:pStyle w:val="ParagrafoTCC2025"/>
+      </w:pPr>
+      <w:r>
+        <w:t>A alteração contribuiu para uma interface mais limpa e objetiva, melhorando a organização da navegação e facilitando o acesso às funcionalidades principais</w:t>
+      </w:r>
+      <w:r>
+        <w:t>.</w:t>
+      </w:r>
+    </w:p>
+    <w:p>
+      <w:pPr>
+        <w:pStyle w:val="Ttulo1"/>
+      </w:pPr>
+      <w:bookmarkStart w:id="116" w:name="_Toc237376042"/>
+      <w:r>
+        <w:t xml:space="preserve">Mudanças dia 16/06/2026 – </w:t>
+      </w:r>
+      <w:r>
+        <w:t>Adição das abas Seguradoras e Ramos</w:t>
+      </w:r>
+      <w:bookmarkEnd w:id="116"/>
+    </w:p>
+    <w:p>
+      <w:pPr>
+        <w:pStyle w:val="ParagrafoTCC2025"/>
+      </w:pPr>
+      <w:r>
+        <w:t>Neste dia foram adicionadas as abas de Seguradoras e Ramos ao sistema, com o objetivo de permitir o cadastro e gerenciamento das empresas parceiras e dos ramos de atuação vinculados às apólices e serviços oferecidos.</w:t>
+      </w:r>
+    </w:p>
+    <w:p>
+      <w:pPr>
+        <w:pStyle w:val="FiguraTCC"/>
+      </w:pPr>
+      <w:bookmarkStart w:id="117" w:name="_Toc237375971"/>
+      <w:r>
+        <w:t xml:space="preserve">Figura </w:t>
+      </w:r>
+      <w:r>
+        <w:fldChar w:fldCharType="begin"/>
+      </w:r>
+      <w:r>
+        <w:instrText xml:space="preserve"> SEQ Figura \* ARABIC </w:instrText>
+      </w:r>
+      <w:r>
+        <w:fldChar w:fldCharType="separate"/>
+      </w:r>
+      <w:r>
+        <w:rPr>
+          <w:noProof/>
+        </w:rPr>
+        <w:t>28</w:t>
+      </w:r>
+      <w:r>
+        <w:rPr>
+          <w:noProof/>
+        </w:rPr>
+        <w:fldChar w:fldCharType="end"/>
+      </w:r>
+      <w:r>
+        <w:t xml:space="preserve"> - </w:t>
+      </w:r>
+      <w:r>
+        <w:t>Adição das abas Seguradoras e Ramos</w:t>
+      </w:r>
+      <w:bookmarkEnd w:id="117"/>
+    </w:p>
+    <w:p>
+      <w:pPr>
+        <w:pStyle w:val="ImagemTCC2026"/>
+        <w:keepNext/>
+        <w:rPr>
+          <w:rStyle w:val="FonteTCC2025Char"/>
+        </w:rPr>
+      </w:pPr>
+      <w:r>
+        <w:drawing>
+          <wp:inline distT="0" distB="0" distL="0" distR="0" wp14:anchorId="3AFC5983" wp14:editId="20B5F108">
+            <wp:extent cx="5836285" cy="493395"/>
+            <wp:effectExtent l="0" t="0" r="0" b="1905"/>
+            <wp:docPr id="27" name="Imagem 27"/>
+            <wp:cNvGraphicFramePr>
+              <a:graphicFrameLocks xmlns:a="http://schemas.openxmlformats.org/drawingml/2006/main" noChangeAspect="1"/>
+            </wp:cNvGraphicFramePr>
+            <a:graphic xmlns:a="http://schemas.openxmlformats.org/drawingml/2006/main">
+              <a:graphicData uri="http://schemas.openxmlformats.org/drawingml/2006/picture">
+                <pic:pic xmlns:pic="http://schemas.openxmlformats.org/drawingml/2006/picture">
+                  <pic:nvPicPr>
+                    <pic:cNvPr id="1" name=""/>
+                    <pic:cNvPicPr/>
+                  </pic:nvPicPr>
+                  <pic:blipFill>
+                    <a:blip r:embed="rId40"/>
+                    <a:stretch>
+                      <a:fillRect/>
+                    </a:stretch>
+                  </pic:blipFill>
+                  <pic:spPr>
+                    <a:xfrm>
+                      <a:off x="0" y="0"/>
+                      <a:ext cx="5836285" cy="493395"/>
+                    </a:xfrm>
+                    <a:prstGeom prst="rect">
+                      <a:avLst/>
+                    </a:prstGeom>
+                  </pic:spPr>
+                </pic:pic>
+              </a:graphicData>
+            </a:graphic>
+          </wp:inline>
+        </w:drawing>
+      </w:r>
+      <w:r>
+        <w:rPr>
+          <w:rStyle w:val="FonteTCC2025Char"/>
+        </w:rPr>
+        <w:t>Fonte: Print do Aplicativo GitHub</w:t>
+      </w:r>
+    </w:p>
+    <w:p>
+      <w:pPr>
+        <w:pStyle w:val="ParagrafoTCC2025"/>
+      </w:pPr>
+      <w:r>
+        <w:t>As implementações realizadas contribuíram para a ampliação das funcionalidades do sistema, proporcionando maior organização no cadastro de parceiros e categorias de seguros, fortalecendo a estrutura e gestão das informações.</w:t>
+      </w:r>
+    </w:p>
+    <w:p>
+      <w:pPr>
+        <w:pStyle w:val="Ttulo1"/>
+      </w:pPr>
+      <w:bookmarkStart w:id="118" w:name="_Toc237376043"/>
+      <w:r>
+        <w:t xml:space="preserve">Aula dia 19/06/2026 – </w:t>
+      </w:r>
+      <w:r>
+        <w:t>Continuação de projetos</w:t>
+      </w:r>
+      <w:bookmarkEnd w:id="118"/>
+    </w:p>
+    <w:p>
+      <w:pPr>
+        <w:pStyle w:val="ParagrafoTCC2025"/>
+      </w:pPr>
+      <w:r>
+        <w:t>Nesta aula foi feita a continuação de projetos e documentação, e analisado o andamento e a documentação pelo professor.</w:t>
+      </w:r>
+    </w:p>
+    <w:p>
+      <w:pPr>
+        <w:pStyle w:val="Ttulo1"/>
+      </w:pPr>
+      <w:bookmarkStart w:id="119" w:name="_Toc237376044"/>
+      <w:r>
+        <w:lastRenderedPageBreak/>
+        <w:t xml:space="preserve">Mudanças dia 19/06/2026 – </w:t>
+      </w:r>
+      <w:r>
+        <w:t>Implementação de Seguradoras, Administração e Notificações</w:t>
+      </w:r>
+      <w:bookmarkEnd w:id="119"/>
+    </w:p>
+    <w:p>
+      <w:pPr>
+        <w:pStyle w:val="ParagrafoTCC2025"/>
+      </w:pPr>
+      <w:r>
+        <w:t>Neste dia foram desenvolvidas as funcionalidades de CRUD para Seguradoras, incluindo contagem total de registros, criação de componentes como cards e modais para melhor organização e visualização das informações.</w:t>
+      </w:r>
+    </w:p>
+    <w:p>
+      <w:pPr>
+        <w:pStyle w:val="ParagrafoTCC2025"/>
+      </w:pPr>
+      <w:r>
+        <w:t>Também foi implementada a aba Administração, destinada ao controle de funcionários e seus respectivos cargos dentro do sistema. Além disso, foram adicionadas novas regras de controle por cargos e segurança de rotas, garantindo maior proteção no acesso às funcionalidades.</w:t>
+      </w:r>
+    </w:p>
+    <w:p>
+      <w:pPr>
+        <w:pStyle w:val="ParagrafoTCC2025"/>
+      </w:pPr>
+      <w:r>
+        <w:t>Por fim, foram realizados ajustes e implementações na tela de notificações, melhorando a exibição e gerenciamento dos avisos.</w:t>
+      </w:r>
+    </w:p>
+    <w:p>
+      <w:pPr>
+        <w:pStyle w:val="FiguraTCC"/>
+      </w:pPr>
+      <w:bookmarkStart w:id="120" w:name="_Toc237375972"/>
+      <w:r>
+        <w:t xml:space="preserve">Figura </w:t>
+      </w:r>
+      <w:r>
+        <w:fldChar w:fldCharType="begin"/>
+      </w:r>
+      <w:r>
+        <w:instrText xml:space="preserve"> SEQ Figura \* ARABIC </w:instrText>
+      </w:r>
+      <w:r>
+        <w:fldChar w:fldCharType="separate"/>
+      </w:r>
+      <w:r>
+        <w:rPr>
+          <w:noProof/>
+        </w:rPr>
+        <w:t>29</w:t>
+      </w:r>
+      <w:r>
+        <w:rPr>
+          <w:noProof/>
+        </w:rPr>
+        <w:fldChar w:fldCharType="end"/>
+      </w:r>
+      <w:r>
+        <w:t xml:space="preserve"> - </w:t>
+      </w:r>
+      <w:r>
+        <w:t>Implementação de Seguradoras, Administração e Notificações</w:t>
+      </w:r>
+      <w:bookmarkEnd w:id="120"/>
+    </w:p>
+    <w:p>
+      <w:pPr>
+        <w:pStyle w:val="ImagemTCC2026"/>
+        <w:keepNext/>
+        <w:rPr>
+          <w:rStyle w:val="FonteTCC2025Char"/>
+        </w:rPr>
+      </w:pPr>
+      <w:r>
+        <w:drawing>
+          <wp:inline distT="0" distB="0" distL="0" distR="0" wp14:anchorId="494CC969" wp14:editId="5697373B">
+            <wp:extent cx="5828030" cy="2950210"/>
+            <wp:effectExtent l="0" t="0" r="1270" b="2540"/>
+            <wp:docPr id="28" name="Imagem 28"/>
+            <wp:cNvGraphicFramePr>
+              <a:graphicFrameLocks xmlns:a="http://schemas.openxmlformats.org/drawingml/2006/main" noChangeAspect="1"/>
+            </wp:cNvGraphicFramePr>
+            <a:graphic xmlns:a="http://schemas.openxmlformats.org/drawingml/2006/main">
+              <a:graphicData uri="http://schemas.openxmlformats.org/drawingml/2006/picture">
+                <pic:pic xmlns:pic="http://schemas.openxmlformats.org/drawingml/2006/picture">
+                  <pic:nvPicPr>
+                    <pic:cNvPr id="0" name="Picture 1"/>
+                    <pic:cNvPicPr>
+                      <a:picLocks noChangeAspect="1" noChangeArrowheads="1"/>
+                    </pic:cNvPicPr>
+                  </pic:nvPicPr>
+                  <pic:blipFill>
+                    <a:blip r:embed="rId41">
+                      <a:extLst>
+                        <a:ext uri="{28A0092B-C50C-407E-A947-70E740481C1C}">
+                          <a14:useLocalDpi xmlns:a14="http://schemas.microsoft.com/office/drawing/2010/main" val="0"/>
+                        </a:ext>
+                      </a:extLst>
+                    </a:blip>
+                    <a:srcRect/>
+                    <a:stretch>
+                      <a:fillRect/>
+                    </a:stretch>
+                  </pic:blipFill>
+                  <pic:spPr bwMode="auto">
+                    <a:xfrm>
+                      <a:off x="0" y="0"/>
+                      <a:ext cx="5828030" cy="2950210"/>
+                    </a:xfrm>
+                    <a:prstGeom prst="rect">
+                      <a:avLst/>
+                    </a:prstGeom>
+                    <a:noFill/>
+                    <a:ln>
+                      <a:noFill/>
+                    </a:ln>
+                  </pic:spPr>
+                </pic:pic>
+              </a:graphicData>
+            </a:graphic>
+          </wp:inline>
+        </w:drawing>
+      </w:r>
+      <w:r>
+        <w:rPr>
+          <w:rStyle w:val="FonteTCC2025Char"/>
+        </w:rPr>
+        <w:t>Fonte: Print do Aplicativo GitHub</w:t>
+      </w:r>
+    </w:p>
+    <w:p>
+      <w:pPr>
+        <w:pStyle w:val="ParagrafoTCC2025"/>
+      </w:pPr>
+      <w:r>
+        <w:t xml:space="preserve">As alterações realizadas contribuíram para a ampliação das funcionalidades do sistema, fortalecendo a organização administrativa, o gerenciamento de seguradoras e a segurança de acesso. Além disso, as melhorias nas notificações proporcionaram maior eficiência na comunicação interna do </w:t>
+      </w:r>
+      <w:r>
+        <w:t>SW</w:t>
+      </w:r>
+      <w:r>
+        <w:t>.</w:t>
+      </w:r>
+    </w:p>
+    <w:p>
+      <w:pPr>
+        <w:pStyle w:val="Ttulo1"/>
+      </w:pPr>
+      <w:bookmarkStart w:id="121" w:name="_Toc237376045"/>
+      <w:r>
+        <w:lastRenderedPageBreak/>
+        <w:t xml:space="preserve">Mudanças dia 20/06/2026 – </w:t>
+      </w:r>
+      <w:r>
+        <w:t>Implementação do CRUD de Seguradoras e Ramos</w:t>
+      </w:r>
+      <w:bookmarkEnd w:id="121"/>
+    </w:p>
+    <w:p>
+      <w:pPr>
+        <w:pStyle w:val="ParagrafoTCC2025"/>
+      </w:pPr>
+      <w:r>
+        <w:t xml:space="preserve">Neste dia foram desenvolvidas as funcionalidades de </w:t>
+      </w:r>
+      <w:r>
+        <w:rPr>
+          <w:b/>
+          <w:bCs/>
+        </w:rPr>
+        <w:t>CRUD (Create, Read, Update e Delete)</w:t>
+      </w:r>
+      <w:r>
+        <w:t xml:space="preserve"> para os módulos de </w:t>
+      </w:r>
+      <w:r>
+        <w:rPr>
+          <w:b/>
+          <w:bCs/>
+        </w:rPr>
+        <w:t>Seguradoras</w:t>
+      </w:r>
+      <w:r>
+        <w:t xml:space="preserve"> e </w:t>
+      </w:r>
+      <w:r>
+        <w:rPr>
+          <w:b/>
+          <w:bCs/>
+        </w:rPr>
+        <w:t>Ramos</w:t>
+      </w:r>
+      <w:r>
+        <w:t>, permitindo o cadastro, consulta, edição e exclusão dessas informações no sistema.</w:t>
+      </w:r>
+    </w:p>
+    <w:p>
+      <w:pPr>
+        <w:pStyle w:val="ParagrafoTCC2025"/>
+      </w:pPr>
+      <w:r>
+        <w:t>Essas implementações possibilitam um melhor gerenciamento das empresas parceiras e dos ramos de atuação vinculados às apólices e serviços oferecidos.</w:t>
+      </w:r>
+    </w:p>
+    <w:p>
+      <w:pPr>
+        <w:pStyle w:val="FiguraTCC"/>
+      </w:pPr>
+      <w:bookmarkStart w:id="122" w:name="_Toc237375973"/>
+      <w:r>
+        <w:t xml:space="preserve">Figura </w:t>
+      </w:r>
+      <w:r>
+        <w:fldChar w:fldCharType="begin"/>
+      </w:r>
+      <w:r>
+        <w:instrText xml:space="preserve"> SEQ Figura \* ARABIC </w:instrText>
+      </w:r>
+      <w:r>
+        <w:fldChar w:fldCharType="separate"/>
+      </w:r>
+      <w:r>
+        <w:rPr>
+          <w:noProof/>
+        </w:rPr>
+        <w:t>30</w:t>
+      </w:r>
+      <w:r>
+        <w:rPr>
+          <w:noProof/>
+        </w:rPr>
+        <w:fldChar w:fldCharType="end"/>
+      </w:r>
+      <w:r>
+        <w:t xml:space="preserve"> - </w:t>
+      </w:r>
+      <w:r>
+        <w:t>Implementação do CRUD de Seguradoras e Ramos</w:t>
+      </w:r>
+      <w:bookmarkEnd w:id="122"/>
+    </w:p>
+    <w:p>
+      <w:pPr>
+        <w:pStyle w:val="ImagemTCC2026"/>
+        <w:keepNext/>
+        <w:rPr>
+          <w:rStyle w:val="FonteTCC2025Char"/>
+        </w:rPr>
+      </w:pPr>
+      <w:r>
+        <w:drawing>
+          <wp:inline distT="0" distB="0" distL="0" distR="0" wp14:anchorId="26B344FB" wp14:editId="1F4BBECC">
+            <wp:extent cx="5836285" cy="522605"/>
+            <wp:effectExtent l="0" t="0" r="0" b="0"/>
+            <wp:docPr id="29" name="Imagem 29"/>
+            <wp:cNvGraphicFramePr>
+              <a:graphicFrameLocks xmlns:a="http://schemas.openxmlformats.org/drawingml/2006/main" noChangeAspect="1"/>
+            </wp:cNvGraphicFramePr>
+            <a:graphic xmlns:a="http://schemas.openxmlformats.org/drawingml/2006/main">
+              <a:graphicData uri="http://schemas.openxmlformats.org/drawingml/2006/picture">
+                <pic:pic xmlns:pic="http://schemas.openxmlformats.org/drawingml/2006/picture">
+                  <pic:nvPicPr>
+                    <pic:cNvPr id="1" name=""/>
+                    <pic:cNvPicPr/>
+                  </pic:nvPicPr>
+                  <pic:blipFill>
+                    <a:blip r:embed="rId42"/>
+                    <a:stretch>
+                      <a:fillRect/>
+                    </a:stretch>
+                  </pic:blipFill>
+                  <pic:spPr>
+                    <a:xfrm>
+                      <a:off x="0" y="0"/>
+                      <a:ext cx="5836285" cy="522605"/>
+                    </a:xfrm>
+                    <a:prstGeom prst="rect">
+                      <a:avLst/>
+                    </a:prstGeom>
+                  </pic:spPr>
+                </pic:pic>
+              </a:graphicData>
+            </a:graphic>
+          </wp:inline>
+        </w:drawing>
+      </w:r>
+      <w:r>
+        <w:rPr>
+          <w:rStyle w:val="FonteTCC2025Char"/>
+        </w:rPr>
+        <w:t>Fonte: Print do Aplicativo GitHub</w:t>
+      </w:r>
     </w:p>
     <w:p>
       <w:pPr>
         <w:pStyle w:val="FonteTCC2025"/>
       </w:pPr>
-      <w:r>
-        <w:t xml:space="preserve">Fonte </w:t>
+    </w:p>
+    <w:p>
+      <w:pPr>
+        <w:pStyle w:val="Ttulo1"/>
+      </w:pPr>
+      <w:bookmarkStart w:id="123" w:name="_Toc237376046"/>
+      <w:r>
+        <w:t xml:space="preserve">Mudanças dia 28/06/2026 – </w:t>
+      </w:r>
+      <w:r>
+        <w:t>Correções no módulo de Segurados e início do Backend de Pagamentos</w:t>
+      </w:r>
+      <w:bookmarkEnd w:id="123"/>
+    </w:p>
+    <w:p>
+      <w:pPr>
+        <w:pStyle w:val="ParagrafoTCC2025"/>
+      </w:pPr>
+      <w:r>
+        <w:t xml:space="preserve">Neste dia foi realizada a correção do atributo status no modelo de Segurados, </w:t>
+      </w:r>
+      <w:r>
+        <w:t>para</w:t>
+      </w:r>
+      <w:r>
+        <w:t xml:space="preserve"> melhor organização da estrutura. Também foram adicionados comentários ao código e implementado o botão de exclusão de registros, aprimorando a manutenção e usabilidade do sistema. Além disso, foi iniciada a primeira fase do desenvolvimento do backend do módulo de Pagamentos, criando a base para as funcionalidades de gerenciamento financeiro.</w:t>
+      </w:r>
+    </w:p>
+    <w:p>
+      <w:pPr>
+        <w:pStyle w:val="FonteTCC2025"/>
+      </w:pPr>
+    </w:p>
+    <w:p>
+      <w:pPr>
+        <w:pStyle w:val="FiguraTCC"/>
+      </w:pPr>
+      <w:bookmarkStart w:id="124" w:name="_Toc237375974"/>
+      <w:r>
+        <w:t xml:space="preserve">Figura </w:t>
       </w:r>
       <w:r>
         <w:fldChar w:fldCharType="begin"/>
       </w:r>
       <w:r>
-        <w:instrText xml:space="preserve"> SEQ Fonte \* ARABIC </w:instrText>
+        <w:instrText xml:space="preserve"> SEQ Figura \* ARABIC </w:instrText>
       </w:r>
       <w:r>
         <w:fldChar w:fldCharType="separate"/>
@@ -9437,13 +13908,72 @@
         <w:rPr>
           <w:noProof/>
         </w:rPr>
-        <w:t>1</w:t>
-      </w:r>
-      <w:r>
+        <w:t>31</w:t>
+      </w:r>
+      <w:r>
+        <w:rPr>
+          <w:noProof/>
+        </w:rPr>
         <w:fldChar w:fldCharType="end"/>
       </w:r>
       <w:r>
-        <w:t>: Print do Aplicativo GitHub</w:t>
+        <w:t xml:space="preserve"> - </w:t>
+      </w:r>
+      <w:r>
+        <w:t>Correções no módulo de Segurados e início do Backend de Pagamentos</w:t>
+      </w:r>
+      <w:bookmarkEnd w:id="124"/>
+    </w:p>
+    <w:p>
+      <w:pPr>
+        <w:pStyle w:val="ImagemTCC2026"/>
+        <w:keepNext/>
+        <w:rPr>
+          <w:rStyle w:val="FonteTCC2025Char"/>
+        </w:rPr>
+      </w:pPr>
+      <w:r>
+        <w:drawing>
+          <wp:inline distT="0" distB="0" distL="0" distR="0" wp14:anchorId="5177D928" wp14:editId="3DC22563">
+            <wp:extent cx="5836285" cy="1119505"/>
+            <wp:effectExtent l="0" t="0" r="0" b="4445"/>
+            <wp:docPr id="30" name="Imagem 30"/>
+            <wp:cNvGraphicFramePr>
+              <a:graphicFrameLocks xmlns:a="http://schemas.openxmlformats.org/drawingml/2006/main" noChangeAspect="1"/>
+            </wp:cNvGraphicFramePr>
+            <a:graphic xmlns:a="http://schemas.openxmlformats.org/drawingml/2006/main">
+              <a:graphicData uri="http://schemas.openxmlformats.org/drawingml/2006/picture">
+                <pic:pic xmlns:pic="http://schemas.openxmlformats.org/drawingml/2006/picture">
+                  <pic:nvPicPr>
+                    <pic:cNvPr id="1" name=""/>
+                    <pic:cNvPicPr/>
+                  </pic:nvPicPr>
+                  <pic:blipFill>
+                    <a:blip r:embed="rId43"/>
+                    <a:stretch>
+                      <a:fillRect/>
+                    </a:stretch>
+                  </pic:blipFill>
+                  <pic:spPr>
+                    <a:xfrm>
+                      <a:off x="0" y="0"/>
+                      <a:ext cx="5836285" cy="1119505"/>
+                    </a:xfrm>
+                    <a:prstGeom prst="rect">
+                      <a:avLst/>
+                    </a:prstGeom>
+                  </pic:spPr>
+                </pic:pic>
+              </a:graphicData>
+            </a:graphic>
+          </wp:inline>
+        </w:drawing>
+      </w:r>
+      <w:r>
+        <w:rPr>
+          <w:rStyle w:val="FonteTCC2025Char"/>
+        </w:rPr>
+        <w:t>Fonte: Print do Aplicativo GitHub</w:t>
       </w:r>
     </w:p>
     <w:p>
@@ -9451,73 +13981,1241 @@
         <w:pStyle w:val="ParagrafoTCC2025"/>
       </w:pPr>
       <w:r>
-        <w:t>As funcionalidades implementadas contribuíram para o aprimoramento do módulo de apólices, permitindo o armazenamento e recuperação eficiente das informações. Essas melhorias fortaleceram o gerenciamento dos contratos de seguro e ampliaram as capacidades operacionais.</w:t>
-      </w:r>
-    </w:p>
+        <w:t>As alterações realizadas contribuíram para melhorar a organização do código, ampliar as funcionalidades do sistema e dar início ao desenvolvimento do módulo de pagamentos, fortalecendo a estrutura.</w:t>
+      </w:r>
+    </w:p>
+    <w:p>
+      <w:pPr>
+        <w:pStyle w:val="Ttulo1"/>
+      </w:pPr>
+      <w:bookmarkStart w:id="125" w:name="_Toc237376047"/>
+      <w:r>
+        <w:t xml:space="preserve">Mudanças dia 29/06/2026 – </w:t>
+      </w:r>
+      <w:r>
+        <w:t>Implementação do modal de criação de apólices</w:t>
+      </w:r>
+      <w:bookmarkEnd w:id="125"/>
+    </w:p>
+    <w:p>
+      <w:pPr>
+        <w:pStyle w:val="ParagrafoTCC2025"/>
+      </w:pPr>
+      <w:r>
+        <w:t xml:space="preserve">Neste dia foi implementado o botão de ação para abertura do modal de criação de apólices, permitindo o acesso rápido ao formulário de cadastro diretamente pela tela de apólices. </w:t>
+      </w:r>
+      <w:r>
+        <w:lastRenderedPageBreak/>
+        <w:t>Também foram realizadas correções no módulo de Segurados, aprimorando o funcionamento e a integração entre as funcionalidades do sistema.</w:t>
+      </w:r>
+    </w:p>
+    <w:p>
+      <w:pPr>
+        <w:pStyle w:val="FiguraTCC"/>
+      </w:pPr>
+      <w:bookmarkStart w:id="126" w:name="_Toc237375975"/>
+      <w:r>
+        <w:t xml:space="preserve">Figura </w:t>
+      </w:r>
+      <w:r>
+        <w:fldChar w:fldCharType="begin"/>
+      </w:r>
+      <w:r>
+        <w:instrText xml:space="preserve"> SEQ Figura \* ARABIC </w:instrText>
+      </w:r>
+      <w:r>
+        <w:fldChar w:fldCharType="separate"/>
+      </w:r>
+      <w:r>
+        <w:rPr>
+          <w:noProof/>
+        </w:rPr>
+        <w:t>32</w:t>
+      </w:r>
+      <w:r>
+        <w:rPr>
+          <w:noProof/>
+        </w:rPr>
+        <w:fldChar w:fldCharType="end"/>
+      </w:r>
+      <w:r>
+        <w:t xml:space="preserve"> - </w:t>
+      </w:r>
+      <w:r>
+        <w:t>Implementação do modal de criação de apólices</w:t>
+      </w:r>
+      <w:bookmarkEnd w:id="126"/>
+    </w:p>
+    <w:p>
+      <w:pPr>
+        <w:pStyle w:val="ImagemTCC2026"/>
+        <w:keepNext/>
+        <w:rPr>
+          <w:rStyle w:val="FonteTCC2025Char"/>
+        </w:rPr>
+      </w:pPr>
+      <w:r>
+        <w:drawing>
+          <wp:inline distT="0" distB="0" distL="0" distR="0" wp14:anchorId="597325FE" wp14:editId="542ED957">
+            <wp:extent cx="5836285" cy="496570"/>
+            <wp:effectExtent l="0" t="0" r="0" b="0"/>
+            <wp:docPr id="31" name="Imagem 31"/>
+            <wp:cNvGraphicFramePr>
+              <a:graphicFrameLocks xmlns:a="http://schemas.openxmlformats.org/drawingml/2006/main" noChangeAspect="1"/>
+            </wp:cNvGraphicFramePr>
+            <a:graphic xmlns:a="http://schemas.openxmlformats.org/drawingml/2006/main">
+              <a:graphicData uri="http://schemas.openxmlformats.org/drawingml/2006/picture">
+                <pic:pic xmlns:pic="http://schemas.openxmlformats.org/drawingml/2006/picture">
+                  <pic:nvPicPr>
+                    <pic:cNvPr id="1" name=""/>
+                    <pic:cNvPicPr/>
+                  </pic:nvPicPr>
+                  <pic:blipFill>
+                    <a:blip r:embed="rId44"/>
+                    <a:stretch>
+                      <a:fillRect/>
+                    </a:stretch>
+                  </pic:blipFill>
+                  <pic:spPr>
+                    <a:xfrm>
+                      <a:off x="0" y="0"/>
+                      <a:ext cx="5836285" cy="496570"/>
+                    </a:xfrm>
+                    <a:prstGeom prst="rect">
+                      <a:avLst/>
+                    </a:prstGeom>
+                  </pic:spPr>
+                </pic:pic>
+              </a:graphicData>
+            </a:graphic>
+          </wp:inline>
+        </w:drawing>
+      </w:r>
+      <w:r>
+        <w:rPr>
+          <w:rStyle w:val="FonteTCC2025Char"/>
+        </w:rPr>
+        <w:t>Fonte: Print do Aplicativo GitHub</w:t>
+      </w:r>
+    </w:p>
+    <w:p>
+      <w:pPr>
+        <w:pStyle w:val="ParagrafoTCC2025"/>
+      </w:pPr>
+      <w:r>
+        <w:t>As alterações realizadas contribuíram para tornar o cadastro de apólices mais ágil e melhorar a estabilidade do módulo de Segurados</w:t>
+      </w:r>
+      <w:r>
+        <w:t>.</w:t>
+      </w:r>
+    </w:p>
+    <w:p>
+      <w:pPr>
+        <w:pStyle w:val="Ttulo1"/>
+      </w:pPr>
+      <w:bookmarkStart w:id="127" w:name="_Toc237376048"/>
+      <w:r>
+        <w:t>Mudanças dia 01/07/2026 – Validação da vigência de apólices e correção do status de clientes</w:t>
+      </w:r>
+      <w:bookmarkEnd w:id="127"/>
+    </w:p>
+    <w:p>
+      <w:pPr>
+        <w:pStyle w:val="ParagrafoTCC2025"/>
+      </w:pPr>
+      <w:r>
+        <w:t>Neste dia foi implementada a validação da vigência das apólices, garantindo que as informações relacionadas ao período de validade dos contratos sejam verificadas corretamente pelo sistema. Também foi realizada a correção do status dos clientes, assegurando que sua situação seja atualizada e apresentada de forma consistente.</w:t>
+      </w:r>
+    </w:p>
+    <w:p>
+      <w:pPr>
+        <w:pStyle w:val="FiguraTCC"/>
+      </w:pPr>
+      <w:bookmarkStart w:id="128" w:name="_Toc237375976"/>
+      <w:r>
+        <w:t xml:space="preserve">Figura </w:t>
+      </w:r>
+      <w:r>
+        <w:fldChar w:fldCharType="begin"/>
+      </w:r>
+      <w:r>
+        <w:instrText xml:space="preserve"> SEQ Figura \* ARABIC </w:instrText>
+      </w:r>
+      <w:r>
+        <w:fldChar w:fldCharType="separate"/>
+      </w:r>
+      <w:r>
+        <w:rPr>
+          <w:noProof/>
+        </w:rPr>
+        <w:t>33</w:t>
+      </w:r>
+      <w:r>
+        <w:rPr>
+          <w:noProof/>
+        </w:rPr>
+        <w:fldChar w:fldCharType="end"/>
+      </w:r>
+      <w:r>
+        <w:t xml:space="preserve"> - </w:t>
+      </w:r>
+      <w:r>
+        <w:t>Validação da vigência de apólices e correção do status de clientes</w:t>
+      </w:r>
+      <w:bookmarkEnd w:id="128"/>
+    </w:p>
+    <w:p>
+      <w:pPr>
+        <w:pStyle w:val="ImagemTCC2026"/>
+        <w:keepNext/>
+        <w:rPr>
+          <w:rStyle w:val="FonteTCC2025Char"/>
+        </w:rPr>
+      </w:pPr>
+      <w:r>
+        <w:drawing>
+          <wp:inline distT="0" distB="0" distL="0" distR="0" wp14:anchorId="4738FCEA" wp14:editId="4AEA20A4">
+            <wp:extent cx="5836285" cy="484505"/>
+            <wp:effectExtent l="0" t="0" r="0" b="0"/>
+            <wp:docPr id="32" name="Imagem 32"/>
+            <wp:cNvGraphicFramePr>
+              <a:graphicFrameLocks xmlns:a="http://schemas.openxmlformats.org/drawingml/2006/main" noChangeAspect="1"/>
+            </wp:cNvGraphicFramePr>
+            <a:graphic xmlns:a="http://schemas.openxmlformats.org/drawingml/2006/main">
+              <a:graphicData uri="http://schemas.openxmlformats.org/drawingml/2006/picture">
+                <pic:pic xmlns:pic="http://schemas.openxmlformats.org/drawingml/2006/picture">
+                  <pic:nvPicPr>
+                    <pic:cNvPr id="1" name=""/>
+                    <pic:cNvPicPr/>
+                  </pic:nvPicPr>
+                  <pic:blipFill>
+                    <a:blip r:embed="rId45"/>
+                    <a:stretch>
+                      <a:fillRect/>
+                    </a:stretch>
+                  </pic:blipFill>
+                  <pic:spPr>
+                    <a:xfrm>
+                      <a:off x="0" y="0"/>
+                      <a:ext cx="5836285" cy="484505"/>
+                    </a:xfrm>
+                    <a:prstGeom prst="rect">
+                      <a:avLst/>
+                    </a:prstGeom>
+                  </pic:spPr>
+                </pic:pic>
+              </a:graphicData>
+            </a:graphic>
+          </wp:inline>
+        </w:drawing>
+      </w:r>
+      <w:r>
+        <w:rPr>
+          <w:rStyle w:val="FonteTCC2025Char"/>
+        </w:rPr>
+        <w:t>Fonte: Print do Aplicativo GitHub</w:t>
+      </w:r>
+    </w:p>
+    <w:p>
+      <w:pPr>
+        <w:pStyle w:val="ParagrafoTCC2025"/>
+      </w:pPr>
+      <w:r>
+        <w:t>As melhorias implementadas contribuíram para aumentar a confiabilidade das informações cadastradas, garantindo maior precisão no controle das apólices e no gerenciamento do status dos clientes.</w:t>
+      </w:r>
+    </w:p>
+    <w:p>
+      <w:pPr>
+        <w:pStyle w:val="Ttulo1"/>
+      </w:pPr>
+      <w:bookmarkStart w:id="129" w:name="_Toc237376049"/>
+      <w:r>
+        <w:t xml:space="preserve">Mudanças dia 26/07/2026 – </w:t>
+      </w:r>
+      <w:r>
+        <w:t>Correção da vigência de apólices e exibição de status</w:t>
+      </w:r>
+      <w:bookmarkEnd w:id="129"/>
+    </w:p>
+    <w:p>
+      <w:pPr>
+        <w:pStyle w:val="ParagrafoTCC2025"/>
+      </w:pPr>
+      <w:r>
+        <w:t>Neste dia foram realizadas correções em um bug relacionado à vigência das apólices, garantindo o correto funcionamento das validações de datas. Também foram efetuados ajustes na exibição do status das informações no sistema, proporcionando maior clareza e consistência na apresentação dos dados aos usuários.</w:t>
+      </w:r>
+    </w:p>
+    <w:p>
+      <w:pPr>
+        <w:pStyle w:val="FiguraTCC"/>
+      </w:pPr>
+      <w:bookmarkStart w:id="130" w:name="_Toc237375977"/>
+      <w:r>
+        <w:t xml:space="preserve">Figura </w:t>
+      </w:r>
+      <w:r>
+        <w:fldChar w:fldCharType="begin"/>
+      </w:r>
+      <w:r>
+        <w:instrText xml:space="preserve"> SEQ Figura \* ARABIC </w:instrText>
+      </w:r>
+      <w:r>
+        <w:fldChar w:fldCharType="separate"/>
+      </w:r>
+      <w:r>
+        <w:rPr>
+          <w:noProof/>
+        </w:rPr>
+        <w:t>34</w:t>
+      </w:r>
+      <w:r>
+        <w:rPr>
+          <w:noProof/>
+        </w:rPr>
+        <w:fldChar w:fldCharType="end"/>
+      </w:r>
+      <w:r>
+        <w:t xml:space="preserve"> - </w:t>
+      </w:r>
+      <w:r>
+        <w:t>Correção da vigência de apólices e exibição de status</w:t>
+      </w:r>
+      <w:bookmarkEnd w:id="130"/>
+    </w:p>
+    <w:p>
+      <w:pPr>
+        <w:pStyle w:val="ImagemTCC2026"/>
+        <w:keepNext/>
+        <w:rPr>
+          <w:rStyle w:val="FonteTCC2025Char"/>
+        </w:rPr>
+      </w:pPr>
+      <w:r>
+        <w:drawing>
+          <wp:inline distT="0" distB="0" distL="0" distR="0" wp14:anchorId="020AA7F8" wp14:editId="746043E4">
+            <wp:extent cx="5836285" cy="493395"/>
+            <wp:effectExtent l="0" t="0" r="0" b="1905"/>
+            <wp:docPr id="33" name="Imagem 33"/>
+            <wp:cNvGraphicFramePr>
+              <a:graphicFrameLocks xmlns:a="http://schemas.openxmlformats.org/drawingml/2006/main" noChangeAspect="1"/>
+            </wp:cNvGraphicFramePr>
+            <a:graphic xmlns:a="http://schemas.openxmlformats.org/drawingml/2006/main">
+              <a:graphicData uri="http://schemas.openxmlformats.org/drawingml/2006/picture">
+                <pic:pic xmlns:pic="http://schemas.openxmlformats.org/drawingml/2006/picture">
+                  <pic:nvPicPr>
+                    <pic:cNvPr id="1" name=""/>
+                    <pic:cNvPicPr/>
+                  </pic:nvPicPr>
+                  <pic:blipFill>
+                    <a:blip r:embed="rId46"/>
+                    <a:stretch>
+                      <a:fillRect/>
+                    </a:stretch>
+                  </pic:blipFill>
+                  <pic:spPr>
+                    <a:xfrm>
+                      <a:off x="0" y="0"/>
+                      <a:ext cx="5836285" cy="493395"/>
+                    </a:xfrm>
+                    <a:prstGeom prst="rect">
+                      <a:avLst/>
+                    </a:prstGeom>
+                  </pic:spPr>
+                </pic:pic>
+              </a:graphicData>
+            </a:graphic>
+          </wp:inline>
+        </w:drawing>
+      </w:r>
+      <w:r>
+        <w:rPr>
+          <w:rStyle w:val="FonteTCC2025Char"/>
+        </w:rPr>
+        <w:t>Fonte: Print do Aplicativo GitHub</w:t>
+      </w:r>
+    </w:p>
+    <w:p>
+      <w:pPr>
+        <w:pStyle w:val="ParagrafoTCC2025"/>
+      </w:pPr>
+      <w:r>
+        <w:t>As correções realizadas contribuíram para aumentar a confiabilidade das informações exibidas pelo sistema</w:t>
+      </w:r>
+    </w:p>
+    <w:p>
+      <w:pPr>
+        <w:pStyle w:val="Ttulo1"/>
+      </w:pPr>
+      <w:bookmarkStart w:id="131" w:name="_Toc237376050"/>
+      <w:r>
+        <w:lastRenderedPageBreak/>
+        <w:t>Dia 27/07/2026 – Volta as aulas</w:t>
+      </w:r>
+      <w:bookmarkEnd w:id="131"/>
+    </w:p>
+    <w:p>
+      <w:pPr>
+        <w:pStyle w:val="ParagrafoTCC2025"/>
+      </w:pPr>
+      <w:r>
+        <w:t>Neste dia retornamos a escola para o inicio do segundo semestre.</w:t>
+      </w:r>
+    </w:p>
+    <w:p>
+      <w:pPr>
+        <w:pStyle w:val="Ttulo1"/>
+      </w:pPr>
+      <w:bookmarkStart w:id="132" w:name="_Toc237376051"/>
+      <w:r>
+        <w:t>Mudanças dia 2</w:t>
+      </w:r>
+      <w:r>
+        <w:t>7</w:t>
+      </w:r>
+      <w:r>
+        <w:t xml:space="preserve">/07/2026 – </w:t>
+      </w:r>
+      <w:r>
+        <w:t>Organização de arquivos, paginação de clientes, Seeders, Factories e Cards</w:t>
+      </w:r>
+      <w:bookmarkEnd w:id="132"/>
+    </w:p>
+    <w:p>
+      <w:pPr>
+        <w:pStyle w:val="ParagrafoTCC2025"/>
+      </w:pPr>
+      <w:r>
+        <w:t>Neste dia foram realizadas melhorias na indentação e organização</w:t>
+      </w:r>
+      <w:r>
+        <w:rPr>
+          <w:b/>
+          <w:bCs/>
+        </w:rPr>
+        <w:t xml:space="preserve"> </w:t>
+      </w:r>
+      <w:r>
+        <w:t>dos arquivos do sistema, visando facilitar a leitura e manutenção do código. Também foi implementada a paginação de clientes, permitindo uma melhor organização dos registros apresentados na tela.</w:t>
+      </w:r>
+    </w:p>
+    <w:p>
+      <w:pPr>
+        <w:pStyle w:val="ParagrafoTCC2025"/>
+      </w:pPr>
+      <w:r>
+        <w:t>Além disso, foram criados e ajustados Seeders e Factories para auxiliar na geração e inserção de dados de teste no sistema. Também foram desenvolvidos Cards para melhorar a apresentação e visualização das informações.</w:t>
+      </w:r>
+    </w:p>
+    <w:p>
+      <w:pPr>
+        <w:pStyle w:val="FiguraTCC"/>
+      </w:pPr>
+      <w:bookmarkStart w:id="133" w:name="_Toc237375978"/>
+      <w:r>
+        <w:t xml:space="preserve">Figura </w:t>
+      </w:r>
+      <w:r>
+        <w:fldChar w:fldCharType="begin"/>
+      </w:r>
+      <w:r>
+        <w:instrText xml:space="preserve"> SEQ Figura \* ARABIC </w:instrText>
+      </w:r>
+      <w:r>
+        <w:fldChar w:fldCharType="separate"/>
+      </w:r>
+      <w:r>
+        <w:rPr>
+          <w:noProof/>
+        </w:rPr>
+        <w:t>35</w:t>
+      </w:r>
+      <w:r>
+        <w:fldChar w:fldCharType="end"/>
+      </w:r>
+      <w:r>
+        <w:t xml:space="preserve"> - </w:t>
+      </w:r>
+      <w:r>
+        <w:t>Organização de arquivos, paginação de clientes, Seeders, Factories e Cards</w:t>
+      </w:r>
+      <w:bookmarkEnd w:id="133"/>
+    </w:p>
+    <w:p>
+      <w:pPr>
+        <w:pStyle w:val="ImagemTCC2026"/>
+        <w:keepNext/>
+        <w:rPr>
+          <w:rStyle w:val="FonteTCC2025Char"/>
+        </w:rPr>
+      </w:pPr>
+      <w:r>
+        <w:drawing>
+          <wp:inline distT="0" distB="0" distL="0" distR="0" wp14:anchorId="4247F21A" wp14:editId="59E3AA52">
+            <wp:extent cx="5836285" cy="484505"/>
+            <wp:effectExtent l="0" t="0" r="0" b="0"/>
+            <wp:docPr id="35" name="Imagem 35"/>
+            <wp:cNvGraphicFramePr>
+              <a:graphicFrameLocks xmlns:a="http://schemas.openxmlformats.org/drawingml/2006/main" noChangeAspect="1"/>
+            </wp:cNvGraphicFramePr>
+            <a:graphic xmlns:a="http://schemas.openxmlformats.org/drawingml/2006/main">
+              <a:graphicData uri="http://schemas.openxmlformats.org/drawingml/2006/picture">
+                <pic:pic xmlns:pic="http://schemas.openxmlformats.org/drawingml/2006/picture">
+                  <pic:nvPicPr>
+                    <pic:cNvPr id="1" name=""/>
+                    <pic:cNvPicPr/>
+                  </pic:nvPicPr>
+                  <pic:blipFill>
+                    <a:blip r:embed="rId47"/>
+                    <a:stretch>
+                      <a:fillRect/>
+                    </a:stretch>
+                  </pic:blipFill>
+                  <pic:spPr>
+                    <a:xfrm>
+                      <a:off x="0" y="0"/>
+                      <a:ext cx="5836285" cy="484505"/>
+                    </a:xfrm>
+                    <a:prstGeom prst="rect">
+                      <a:avLst/>
+                    </a:prstGeom>
+                  </pic:spPr>
+                </pic:pic>
+              </a:graphicData>
+            </a:graphic>
+          </wp:inline>
+        </w:drawing>
+      </w:r>
+      <w:r>
+        <w:rPr>
+          <w:rStyle w:val="FonteTCC2025Char"/>
+        </w:rPr>
+        <w:t>Fonte: Print do Aplicativo GitHub</w:t>
+      </w:r>
+    </w:p>
+    <w:p>
+      <w:pPr>
+        <w:pStyle w:val="ParagrafoTCC2025"/>
+        <w:rPr>
+          <w:u w:val="single"/>
+        </w:rPr>
+      </w:pPr>
+      <w:r>
+        <w:t>As alterações contribuíram para melhorar a organização do código e a apresentação dos dados, além de facilitar os testes e o gerenciamento dos registros de clientes</w:t>
+      </w:r>
+      <w:r>
+        <w:t>.</w:t>
+      </w:r>
+    </w:p>
+    <w:p>
+      <w:pPr>
+        <w:pStyle w:val="Ttulo1"/>
+      </w:pPr>
+      <w:bookmarkStart w:id="134" w:name="_Toc237376052"/>
+      <w:r>
+        <w:t>Mudanças dia 2</w:t>
+      </w:r>
+      <w:r>
+        <w:t>8</w:t>
+      </w:r>
+      <w:r>
+        <w:t xml:space="preserve">/07/2026 – </w:t>
+      </w:r>
+      <w:r>
+        <w:t>Alteração da pesquisa de clientes, correção da paginação e exportação</w:t>
+      </w:r>
+      <w:bookmarkEnd w:id="134"/>
+    </w:p>
+    <w:p>
+      <w:pPr>
+        <w:pStyle w:val="ParagrafoTCC2025"/>
+      </w:pPr>
+      <w:r>
+        <w:t>Neste dia foi realizada uma alteração no método de pesquisa da tela de Clientes, buscando melhorar a consulta e localização dos registros. Também foram corrigidos problemas relacionados à paginação e à exportação dos dados</w:t>
+      </w:r>
+      <w:r>
+        <w:t>.</w:t>
+      </w:r>
+    </w:p>
+    <w:p>
+      <w:pPr>
+        <w:pStyle w:val="FiguraTCC"/>
+      </w:pPr>
+      <w:bookmarkStart w:id="135" w:name="_Toc237375979"/>
+      <w:r>
+        <w:t xml:space="preserve">Figura </w:t>
+      </w:r>
+      <w:r>
+        <w:fldChar w:fldCharType="begin"/>
+      </w:r>
+      <w:r>
+        <w:instrText xml:space="preserve"> SEQ Figura \* ARABIC </w:instrText>
+      </w:r>
+      <w:r>
+        <w:fldChar w:fldCharType="separate"/>
+      </w:r>
+      <w:r>
+        <w:rPr>
+          <w:noProof/>
+        </w:rPr>
+        <w:t>36</w:t>
+      </w:r>
+      <w:r>
+        <w:fldChar w:fldCharType="end"/>
+      </w:r>
+      <w:r>
+        <w:t xml:space="preserve"> - </w:t>
+      </w:r>
+      <w:r>
+        <w:t>Alteração do método de pesquisa em clientes, correção de paginação e exportação</w:t>
+      </w:r>
+      <w:bookmarkEnd w:id="135"/>
+    </w:p>
+    <w:p>
+      <w:pPr>
+        <w:keepNext/>
+        <w:rPr>
+          <w:rStyle w:val="FonteTCC2025Char"/>
+        </w:rPr>
+      </w:pPr>
+      <w:r>
+        <w:drawing>
+          <wp:inline distT="0" distB="0" distL="0" distR="0" wp14:anchorId="135AB9B7" wp14:editId="6753BA9D">
+            <wp:extent cx="5836285" cy="515620"/>
+            <wp:effectExtent l="0" t="0" r="0" b="0"/>
+            <wp:docPr id="34" name="Imagem 34"/>
+            <wp:cNvGraphicFramePr>
+              <a:graphicFrameLocks xmlns:a="http://schemas.openxmlformats.org/drawingml/2006/main" noChangeAspect="1"/>
+            </wp:cNvGraphicFramePr>
+            <a:graphic xmlns:a="http://schemas.openxmlformats.org/drawingml/2006/main">
+              <a:graphicData uri="http://schemas.openxmlformats.org/drawingml/2006/picture">
+                <pic:pic xmlns:pic="http://schemas.openxmlformats.org/drawingml/2006/picture">
+                  <pic:nvPicPr>
+                    <pic:cNvPr id="1" name=""/>
+                    <pic:cNvPicPr/>
+                  </pic:nvPicPr>
+                  <pic:blipFill>
+                    <a:blip r:embed="rId48"/>
+                    <a:stretch>
+                      <a:fillRect/>
+                    </a:stretch>
+                  </pic:blipFill>
+                  <pic:spPr>
+                    <a:xfrm>
+                      <a:off x="0" y="0"/>
+                      <a:ext cx="5836285" cy="515620"/>
+                    </a:xfrm>
+                    <a:prstGeom prst="rect">
+                      <a:avLst/>
+                    </a:prstGeom>
+                  </pic:spPr>
+                </pic:pic>
+              </a:graphicData>
+            </a:graphic>
+          </wp:inline>
+        </w:drawing>
+      </w:r>
+      <w:r>
+        <w:rPr>
+          <w:rStyle w:val="FonteTCC2025Char"/>
+        </w:rPr>
+        <w:t>Fonte: Print do Aplicativo GitHub</w:t>
+      </w:r>
+    </w:p>
+    <w:p>
+      <w:pPr>
+        <w:pStyle w:val="ParagrafoTCC2025"/>
+      </w:pPr>
+      <w:r>
+        <w:t>As alterações realizadas contribuíram para melhorar a consulta e organização dos dados de clientes, proporcionando maior eficiência na navegação, pesquisa e exportação das informações no sistem</w:t>
+      </w:r>
+      <w:r>
+        <w:t>a</w:t>
+      </w:r>
+      <w:r>
+        <w:t>.</w:t>
+      </w:r>
+    </w:p>
+    <w:p>
+      <w:pPr>
+        <w:pStyle w:val="Ttulo1"/>
+        <w:ind w:left="0" w:firstLine="0"/>
+      </w:pPr>
+      <w:bookmarkStart w:id="136" w:name="_Toc237376053"/>
+      <w:r>
+        <w:t xml:space="preserve">Mudanças dia 28/07/2026 – </w:t>
+      </w:r>
+      <w:r>
+        <w:t>Implementação de Services e ajustes de formatação</w:t>
+      </w:r>
+      <w:bookmarkEnd w:id="136"/>
+    </w:p>
+    <w:p>
+      <w:pPr>
+        <w:pStyle w:val="ParagrafoTCC2025"/>
+      </w:pPr>
+      <w:r>
+        <w:t xml:space="preserve">Neste dia foi implementado o Service para o módulo de Ramos, contribuindo para a organização e separação das responsabilidades na estrutura do sistema. Também foram </w:t>
+      </w:r>
+      <w:r>
+        <w:lastRenderedPageBreak/>
+        <w:t>realizados ajustes na formatação da barra de pesquisa e dos campos de CPF/CNPJ, proporcionando maior padronização e melhor apresentação dos dados.</w:t>
+      </w:r>
+    </w:p>
+    <w:p>
+      <w:pPr>
+        <w:pStyle w:val="FiguraTCC"/>
+      </w:pPr>
+      <w:bookmarkStart w:id="137" w:name="_Toc237375980"/>
+      <w:r>
+        <w:t xml:space="preserve">Figura </w:t>
+      </w:r>
+      <w:r>
+        <w:fldChar w:fldCharType="begin"/>
+      </w:r>
+      <w:r>
+        <w:instrText xml:space="preserve"> SEQ Figura \* ARABIC </w:instrText>
+      </w:r>
+      <w:r>
+        <w:fldChar w:fldCharType="separate"/>
+      </w:r>
+      <w:r>
+        <w:rPr>
+          <w:noProof/>
+        </w:rPr>
+        <w:t>37</w:t>
+      </w:r>
+      <w:r>
+        <w:fldChar w:fldCharType="end"/>
+      </w:r>
+      <w:r>
+        <w:t xml:space="preserve"> - </w:t>
+      </w:r>
+      <w:r>
+        <w:t>Implementação de Service e ajustes de formatação</w:t>
+      </w:r>
+      <w:bookmarkEnd w:id="137"/>
+    </w:p>
+    <w:p>
+      <w:pPr>
+        <w:pStyle w:val="ImagemTCC2026"/>
+        <w:keepNext/>
+      </w:pPr>
+      <w:r>
+        <w:drawing>
+          <wp:inline distT="0" distB="0" distL="0" distR="0" wp14:anchorId="6798F40F" wp14:editId="62F699FD">
+            <wp:extent cx="5836285" cy="1430020"/>
+            <wp:effectExtent l="0" t="0" r="0" b="0"/>
+            <wp:docPr id="36" name="Imagem 36"/>
+            <wp:cNvGraphicFramePr>
+              <a:graphicFrameLocks xmlns:a="http://schemas.openxmlformats.org/drawingml/2006/main" noChangeAspect="1"/>
+            </wp:cNvGraphicFramePr>
+            <a:graphic xmlns:a="http://schemas.openxmlformats.org/drawingml/2006/main">
+              <a:graphicData uri="http://schemas.openxmlformats.org/drawingml/2006/picture">
+                <pic:pic xmlns:pic="http://schemas.openxmlformats.org/drawingml/2006/picture">
+                  <pic:nvPicPr>
+                    <pic:cNvPr id="1" name=""/>
+                    <pic:cNvPicPr/>
+                  </pic:nvPicPr>
+                  <pic:blipFill>
+                    <a:blip r:embed="rId49"/>
+                    <a:stretch>
+                      <a:fillRect/>
+                    </a:stretch>
+                  </pic:blipFill>
+                  <pic:spPr>
+                    <a:xfrm>
+                      <a:off x="0" y="0"/>
+                      <a:ext cx="5836285" cy="1430020"/>
+                    </a:xfrm>
+                    <a:prstGeom prst="rect">
+                      <a:avLst/>
+                    </a:prstGeom>
+                  </pic:spPr>
+                </pic:pic>
+              </a:graphicData>
+            </a:graphic>
+          </wp:inline>
+        </w:drawing>
+      </w:r>
+      <w:r>
+        <w:rPr>
+          <w:rStyle w:val="FonteTCC2025Char"/>
+        </w:rPr>
+        <w:t>Fonte: Print do Aplicativo GitHub.</w:t>
+      </w:r>
+    </w:p>
+    <w:p>
+      <w:pPr>
+        <w:pStyle w:val="ParagrafoTCC2025"/>
+      </w:pPr>
+      <w:r>
+        <w:t>As alterações realizadas contribuíram para a organização da estrutura do sistema e para a melhoria da interface, proporcionando maior padronização na pesquisa e na apresentação dos dados de CPF e CNPJ.</w:t>
+      </w:r>
+    </w:p>
+    <w:p>
+      <w:pPr>
+        <w:pStyle w:val="Ttulo1"/>
+        <w:ind w:left="0" w:firstLine="0"/>
+      </w:pPr>
+      <w:bookmarkStart w:id="138" w:name="_Toc237376054"/>
+      <w:r>
+        <w:t xml:space="preserve">Mudanças dia </w:t>
+      </w:r>
+      <w:r>
+        <w:t>31</w:t>
+      </w:r>
+      <w:r>
+        <w:t xml:space="preserve">/07/2026 – </w:t>
+      </w:r>
+      <w:r>
+        <w:t>Formatação de datas e tratamento de erros</w:t>
+      </w:r>
+      <w:bookmarkEnd w:id="138"/>
+    </w:p>
+    <w:p>
+      <w:pPr>
+        <w:pStyle w:val="ParagrafoTCC2025"/>
+      </w:pPr>
+      <w:r>
+        <w:rPr>
+          <w:rStyle w:val="ParagrafoTCC2025Char"/>
+        </w:rPr>
+        <w:t>Neste dia foram realizados ajustes na formatação da data no perfil do cliente, garantindo uma apresentação mais adequada e padronizada das informações. Também foram efetuadas melhorias no PaymentController, relacionadas ao gerenciamento dos pagamentos</w:t>
+      </w:r>
+      <w:r>
+        <w:t>.</w:t>
+      </w:r>
+    </w:p>
+    <w:p>
+      <w:pPr>
+        <w:pStyle w:val="ParagrafoTCC2025"/>
+      </w:pPr>
+      <w:r>
+        <w:t>Além disso, foi implementada a validação da data de nascimento dos clientes e adicionado tratamento de erros, permitindo que situações inválidas sejam identificadas e tratadas de forma mais adequada.</w:t>
+      </w:r>
+    </w:p>
+    <w:p>
+      <w:pPr>
+        <w:pStyle w:val="FiguraTCC"/>
+      </w:pPr>
+      <w:bookmarkStart w:id="139" w:name="_Toc237375981"/>
+      <w:r>
+        <w:t xml:space="preserve">Figura </w:t>
+      </w:r>
+      <w:r>
+        <w:fldChar w:fldCharType="begin"/>
+      </w:r>
+      <w:r>
+        <w:instrText xml:space="preserve"> SEQ Figura \* ARABIC </w:instrText>
+      </w:r>
+      <w:r>
+        <w:fldChar w:fldCharType="separate"/>
+      </w:r>
+      <w:r>
+        <w:rPr>
+          <w:noProof/>
+        </w:rPr>
+        <w:t>38</w:t>
+      </w:r>
+      <w:r>
+        <w:fldChar w:fldCharType="end"/>
+      </w:r>
+      <w:r>
+        <w:t xml:space="preserve"> - </w:t>
+      </w:r>
+      <w:r>
+        <w:t>Formatação de datas, validação e tratamento de erros</w:t>
+      </w:r>
+      <w:bookmarkEnd w:id="139"/>
+    </w:p>
+    <w:p>
+      <w:pPr>
+        <w:pStyle w:val="ImagemTCC2026"/>
+        <w:keepNext/>
+        <w:rPr>
+          <w:rStyle w:val="FonteTCC2025Char"/>
+        </w:rPr>
+      </w:pPr>
+      <w:r>
+        <w:drawing>
+          <wp:inline distT="0" distB="0" distL="0" distR="0" wp14:anchorId="10434496" wp14:editId="120E9AF1">
+            <wp:extent cx="5836285" cy="821055"/>
+            <wp:effectExtent l="0" t="0" r="0" b="0"/>
+            <wp:docPr id="37" name="Imagem 37"/>
+            <wp:cNvGraphicFramePr>
+              <a:graphicFrameLocks xmlns:a="http://schemas.openxmlformats.org/drawingml/2006/main" noChangeAspect="1"/>
+            </wp:cNvGraphicFramePr>
+            <a:graphic xmlns:a="http://schemas.openxmlformats.org/drawingml/2006/main">
+              <a:graphicData uri="http://schemas.openxmlformats.org/drawingml/2006/picture">
+                <pic:pic xmlns:pic="http://schemas.openxmlformats.org/drawingml/2006/picture">
+                  <pic:nvPicPr>
+                    <pic:cNvPr id="1" name=""/>
+                    <pic:cNvPicPr/>
+                  </pic:nvPicPr>
+                  <pic:blipFill>
+                    <a:blip r:embed="rId50"/>
+                    <a:stretch>
+                      <a:fillRect/>
+                    </a:stretch>
+                  </pic:blipFill>
+                  <pic:spPr>
+                    <a:xfrm>
+                      <a:off x="0" y="0"/>
+                      <a:ext cx="5836285" cy="821055"/>
+                    </a:xfrm>
+                    <a:prstGeom prst="rect">
+                      <a:avLst/>
+                    </a:prstGeom>
+                  </pic:spPr>
+                </pic:pic>
+              </a:graphicData>
+            </a:graphic>
+          </wp:inline>
+        </w:drawing>
+      </w:r>
+      <w:r>
+        <w:rPr>
+          <w:rStyle w:val="FonteTCC2025Char"/>
+        </w:rPr>
+        <w:t>Fonte: Print do Aplicativo GitHub.</w:t>
+      </w:r>
+    </w:p>
+    <w:p>
+      <w:pPr>
+        <w:pStyle w:val="ParagrafoTCC2025"/>
+      </w:pPr>
+      <w:r>
+        <w:t>As melhorias realizadas contribuíram para maior consistência na apresentação e validação dos dados, além de proporcionar um tratamento mais adequado de erros e maior confiabilidade no funcionament</w:t>
+      </w:r>
+      <w:r>
+        <w:t>o</w:t>
+      </w:r>
+      <w:r>
+        <w:t>.</w:t>
+      </w:r>
+    </w:p>
+    <w:p>
+      <w:pPr>
+        <w:pStyle w:val="Ttulo1"/>
+        <w:ind w:left="0" w:firstLine="0"/>
+      </w:pPr>
+      <w:bookmarkStart w:id="140" w:name="_Toc237376055"/>
+      <w:r>
+        <w:t xml:space="preserve">Mudanças dia </w:t>
+      </w:r>
+      <w:r>
+        <w:t>02</w:t>
+      </w:r>
+      <w:r>
+        <w:t>/0</w:t>
+      </w:r>
+      <w:r>
+        <w:t>6</w:t>
+      </w:r>
+      <w:r>
+        <w:t xml:space="preserve">/2026 – </w:t>
+      </w:r>
+      <w:r>
+        <w:t>Formatação de datas e tratamento de erros</w:t>
+      </w:r>
+      <w:bookmarkEnd w:id="140"/>
+    </w:p>
+    <w:p>
+      <w:pPr>
+        <w:pStyle w:val="ParagrafoTCC2025"/>
+      </w:pPr>
+      <w:r>
+        <w:t>Neste dia foi implementado o recurso de Soft Delete para os clientes, permitindo que registros excluídos sejam desativados sem serem removidos permanentemente do banco de dados. Dessa forma, os dados permanecem armazenados, possibilitando maior segurança e controle sobre os registros.</w:t>
+      </w:r>
+    </w:p>
+    <w:p>
+      <w:pPr>
+        <w:pStyle w:val="FiguraTCC"/>
+      </w:pPr>
+      <w:bookmarkStart w:id="141" w:name="_Toc237375982"/>
+      <w:r>
+        <w:lastRenderedPageBreak/>
+        <w:t xml:space="preserve">Figura </w:t>
+      </w:r>
+      <w:r>
+        <w:fldChar w:fldCharType="begin"/>
+      </w:r>
+      <w:r>
+        <w:instrText xml:space="preserve"> SEQ Figura \* ARABIC </w:instrText>
+      </w:r>
+      <w:r>
+        <w:fldChar w:fldCharType="separate"/>
+      </w:r>
+      <w:r>
+        <w:rPr>
+          <w:noProof/>
+        </w:rPr>
+        <w:t>39</w:t>
+      </w:r>
+      <w:r>
+        <w:fldChar w:fldCharType="end"/>
+      </w:r>
+      <w:r>
+        <w:t xml:space="preserve"> - </w:t>
+      </w:r>
+      <w:r>
+        <w:t>Implementação de Soft Delete para Clientes</w:t>
+      </w:r>
+      <w:bookmarkEnd w:id="141"/>
+    </w:p>
+    <w:p>
+      <w:pPr>
+        <w:pStyle w:val="ImagemTCC2026"/>
+        <w:keepNext/>
+        <w:rPr>
+          <w:rStyle w:val="FonteTCC2025Char"/>
+        </w:rPr>
+      </w:pPr>
+      <w:r>
+        <w:drawing>
+          <wp:inline distT="0" distB="0" distL="0" distR="0" wp14:anchorId="2315276D" wp14:editId="56ABAD9C">
+            <wp:extent cx="5836285" cy="471170"/>
+            <wp:effectExtent l="0" t="0" r="0" b="5080"/>
+            <wp:docPr id="38" name="Imagem 38"/>
+            <wp:cNvGraphicFramePr>
+              <a:graphicFrameLocks xmlns:a="http://schemas.openxmlformats.org/drawingml/2006/main" noChangeAspect="1"/>
+            </wp:cNvGraphicFramePr>
+            <a:graphic xmlns:a="http://schemas.openxmlformats.org/drawingml/2006/main">
+              <a:graphicData uri="http://schemas.openxmlformats.org/drawingml/2006/picture">
+                <pic:pic xmlns:pic="http://schemas.openxmlformats.org/drawingml/2006/picture">
+                  <pic:nvPicPr>
+                    <pic:cNvPr id="1" name=""/>
+                    <pic:cNvPicPr/>
+                  </pic:nvPicPr>
+                  <pic:blipFill>
+                    <a:blip r:embed="rId51"/>
+                    <a:stretch>
+                      <a:fillRect/>
+                    </a:stretch>
+                  </pic:blipFill>
+                  <pic:spPr>
+                    <a:xfrm>
+                      <a:off x="0" y="0"/>
+                      <a:ext cx="5836285" cy="471170"/>
+                    </a:xfrm>
+                    <a:prstGeom prst="rect">
+                      <a:avLst/>
+                    </a:prstGeom>
+                  </pic:spPr>
+                </pic:pic>
+              </a:graphicData>
+            </a:graphic>
+          </wp:inline>
+        </w:drawing>
+      </w:r>
+      <w:r>
+        <w:rPr>
+          <w:rStyle w:val="FonteTCC2025Char"/>
+        </w:rPr>
+        <w:t>Fonte: Print do Aplicativo GitHub.</w:t>
+      </w:r>
+    </w:p>
+    <w:p>
+      <w:pPr>
+        <w:pStyle w:val="ParagrafoTCC2025"/>
+      </w:pPr>
+      <w:r>
+        <w:t>A implementação contribuiu para aumentar a segurança e a integridade dos dados, permitindo a exclusão lógica dos clientes e evitando a perda permanente das informações armazenadas.</w:t>
+      </w:r>
+    </w:p>
+    <w:p>
+      <w:pPr>
+        <w:pStyle w:val="Ttulo1"/>
+        <w:ind w:left="0" w:firstLine="0"/>
+      </w:pPr>
+      <w:bookmarkStart w:id="142" w:name="_Toc237376056"/>
+      <w:r>
+        <w:t>Mudanças dia 0</w:t>
+      </w:r>
+      <w:r>
+        <w:t>4</w:t>
+      </w:r>
+      <w:r>
+        <w:t xml:space="preserve">/06/2026 – </w:t>
+      </w:r>
+      <w:r>
+        <w:t>Estilização, identidade visual e melhorias na pesquisa</w:t>
+      </w:r>
+      <w:bookmarkEnd w:id="142"/>
+    </w:p>
+    <w:p>
+      <w:pPr>
+        <w:pStyle w:val="ParagrafoTCC2025"/>
+      </w:pPr>
+      <w:r>
+        <w:t>Neste dia foram realizadas alterações na estilização dos modais de Apólices e Clientes, buscando melhorar a organização e apresentação das informações. Também foram atualizadas as fotos e a logo do sistema, fortalecendo sua identidade visual.</w:t>
+      </w:r>
+    </w:p>
+    <w:p>
+      <w:pPr>
+        <w:pStyle w:val="ParagrafoTCC2025"/>
+      </w:pPr>
+      <w:r>
+        <w:t>Além disso, foi implementada a pesquisa de clientes por CPF, número da apólice e nome, facilitando a localização dos registros. Também foram realizadas correções de bugs, melhorias de Clean Code e ajustes gerais de estilo na interface.</w:t>
+      </w:r>
+    </w:p>
+    <w:p>
+      <w:pPr>
+        <w:pStyle w:val="FiguraTCC"/>
+      </w:pPr>
+      <w:bookmarkStart w:id="143" w:name="_Toc237375983"/>
+      <w:r>
+        <w:t xml:space="preserve">Figura </w:t>
+      </w:r>
+      <w:r>
+        <w:fldChar w:fldCharType="begin"/>
+      </w:r>
+      <w:r>
+        <w:instrText xml:space="preserve"> SEQ Figura \* ARABIC </w:instrText>
+      </w:r>
+      <w:r>
+        <w:fldChar w:fldCharType="separate"/>
+      </w:r>
+      <w:r>
+        <w:rPr>
+          <w:noProof/>
+        </w:rPr>
+        <w:t>40</w:t>
+      </w:r>
+      <w:r>
+        <w:fldChar w:fldCharType="end"/>
+      </w:r>
+      <w:r>
+        <w:t xml:space="preserve"> - </w:t>
+      </w:r>
+      <w:r>
+        <w:t>Estilização dos modais, atualização da identidade visual e melhorias na pesquisa</w:t>
+      </w:r>
+      <w:bookmarkEnd w:id="143"/>
+    </w:p>
+    <w:p>
+      <w:pPr>
+        <w:pStyle w:val="ImagemTCC2026"/>
+        <w:keepNext/>
+        <w:rPr>
+          <w:rStyle w:val="FonteTCC2025Char"/>
+        </w:rPr>
+      </w:pPr>
+      <w:r>
+        <w:drawing>
+          <wp:inline distT="0" distB="0" distL="0" distR="0" wp14:anchorId="3D0286C8" wp14:editId="35412C55">
+            <wp:extent cx="5836285" cy="2018030"/>
+            <wp:effectExtent l="0" t="0" r="0" b="1270"/>
+            <wp:docPr id="39" name="Imagem 39"/>
+            <wp:cNvGraphicFramePr>
+              <a:graphicFrameLocks xmlns:a="http://schemas.openxmlformats.org/drawingml/2006/main" noChangeAspect="1"/>
+            </wp:cNvGraphicFramePr>
+            <a:graphic xmlns:a="http://schemas.openxmlformats.org/drawingml/2006/main">
+              <a:graphicData uri="http://schemas.openxmlformats.org/drawingml/2006/picture">
+                <pic:pic xmlns:pic="http://schemas.openxmlformats.org/drawingml/2006/picture">
+                  <pic:nvPicPr>
+                    <pic:cNvPr id="1" name=""/>
+                    <pic:cNvPicPr/>
+                  </pic:nvPicPr>
+                  <pic:blipFill>
+                    <a:blip r:embed="rId52"/>
+                    <a:stretch>
+                      <a:fillRect/>
+                    </a:stretch>
+                  </pic:blipFill>
+                  <pic:spPr>
+                    <a:xfrm>
+                      <a:off x="0" y="0"/>
+                      <a:ext cx="5836285" cy="2018030"/>
+                    </a:xfrm>
+                    <a:prstGeom prst="rect">
+                      <a:avLst/>
+                    </a:prstGeom>
+                  </pic:spPr>
+                </pic:pic>
+              </a:graphicData>
+            </a:graphic>
+          </wp:inline>
+        </w:drawing>
+      </w:r>
+      <w:r>
+        <w:rPr>
+          <w:rStyle w:val="FonteTCC2025Char"/>
+        </w:rPr>
+        <w:t>Fonte: Print do Aplicativo GitHub</w:t>
+      </w:r>
+    </w:p>
+    <w:p>
+      <w:pPr>
+        <w:pStyle w:val="ParagrafoTCC2025"/>
+      </w:pPr>
+      <w:r>
+        <w:t>As alterações realizadas contribuíram para o aprimoramento visual e funcional, proporcionando uma interface mais organizada e uma pesquisa de informações mais eficiente, além de melhorar a qualidade e manutenção do código.</w:t>
+      </w:r>
+    </w:p>
+    <w:p>
+      <w:pPr>
+        <w:pStyle w:val="Ttulo1"/>
+        <w:ind w:left="0" w:firstLine="0"/>
+      </w:pPr>
+      <w:bookmarkStart w:id="144" w:name="_Toc237376057"/>
+      <w:r>
+        <w:t>Mudanças dia 0</w:t>
+      </w:r>
+      <w:r>
+        <w:t>5</w:t>
+      </w:r>
+      <w:r>
+        <w:t xml:space="preserve">/06/2026 – </w:t>
+      </w:r>
+      <w:r>
+        <w:t>Estilização, identidade visual e melhorias na pesquisa</w:t>
+      </w:r>
+      <w:bookmarkEnd w:id="144"/>
+    </w:p>
+    <w:p/>
     <w:p>
       <w:pPr>
         <w:pStyle w:val="FonteTCC2025"/>
       </w:pPr>
-    </w:p>
-    <w:p>
-      <w:pPr>
-        <w:pStyle w:val="FonteTCC2025"/>
-      </w:pPr>
-    </w:p>
-    <w:p>
-      <w:pPr>
-        <w:pStyle w:val="FonteTCC2025"/>
-      </w:pPr>
-    </w:p>
-    <w:p>
-      <w:pPr>
-        <w:pStyle w:val="FonteTCC2025"/>
-      </w:pPr>
-    </w:p>
-    <w:p>
-      <w:pPr>
-        <w:pStyle w:val="FonteTCC2025"/>
-      </w:pPr>
-    </w:p>
-    <w:p>
-      <w:pPr>
-        <w:pStyle w:val="FonteTCC2025"/>
-      </w:pPr>
-    </w:p>
-    <w:p>
-      <w:pPr>
-        <w:pStyle w:val="FonteTCC2025"/>
-      </w:pPr>
-    </w:p>
-    <w:p>
-      <w:pPr>
-        <w:pStyle w:val="FonteTCC2025"/>
-      </w:pPr>
-    </w:p>
-    <w:p>
-      <w:pPr>
-        <w:pStyle w:val="FonteTCC2025"/>
-      </w:pPr>
-    </w:p>
-    <w:p>
-      <w:pPr>
-        <w:pStyle w:val="FonteTCC2025"/>
-      </w:pPr>
-    </w:p>
-    <w:p>
-      <w:pPr>
-        <w:pStyle w:val="FonteTCC2025"/>
-      </w:pPr>
-    </w:p>
-    <w:p>
-      <w:pPr>
-        <w:pStyle w:val="FonteTCC2025"/>
-      </w:pPr>
-    </w:p>
-    <w:p>
-      <w:pPr>
-        <w:pStyle w:val="FonteTCC2025"/>
-      </w:pPr>
+      <w:r>
+        <w:lastRenderedPageBreak/>
+        <w:drawing>
+          <wp:inline distT="0" distB="0" distL="0" distR="0" wp14:anchorId="5EE4E409" wp14:editId="1E1900D4">
+            <wp:extent cx="5836285" cy="2346325"/>
+            <wp:effectExtent l="0" t="0" r="0" b="0"/>
+            <wp:docPr id="40" name="Imagem 40"/>
+            <wp:cNvGraphicFramePr>
+              <a:graphicFrameLocks xmlns:a="http://schemas.openxmlformats.org/drawingml/2006/main" noChangeAspect="1"/>
+            </wp:cNvGraphicFramePr>
+            <a:graphic xmlns:a="http://schemas.openxmlformats.org/drawingml/2006/main">
+              <a:graphicData uri="http://schemas.openxmlformats.org/drawingml/2006/picture">
+                <pic:pic xmlns:pic="http://schemas.openxmlformats.org/drawingml/2006/picture">
+                  <pic:nvPicPr>
+                    <pic:cNvPr id="1" name=""/>
+                    <pic:cNvPicPr/>
+                  </pic:nvPicPr>
+                  <pic:blipFill>
+                    <a:blip r:embed="rId53"/>
+                    <a:stretch>
+                      <a:fillRect/>
+                    </a:stretch>
+                  </pic:blipFill>
+                  <pic:spPr>
+                    <a:xfrm>
+                      <a:off x="0" y="0"/>
+                      <a:ext cx="5836285" cy="2346325"/>
+                    </a:xfrm>
+                    <a:prstGeom prst="rect">
+                      <a:avLst/>
+                    </a:prstGeom>
+                  </pic:spPr>
+                </pic:pic>
+              </a:graphicData>
+            </a:graphic>
+          </wp:inline>
+        </w:drawing>
+      </w:r>
     </w:p>
     <w:p>
       <w:pPr>
@@ -9596,7 +15294,7 @@
       <w:r>
         <w:br/>
       </w:r>
-      <w:hyperlink r:id="rId37" w:history="1">
+      <w:hyperlink r:id="rId54" w:history="1">
         <w:r>
           <w:rPr>
             <w:rStyle w:val="Hyperlink"/>
@@ -9622,7 +15320,7 @@
       <w:r>
         <w:t xml:space="preserve"> Figma – Ferramenta colaborativa de design de interfaces. Disponível em: </w:t>
       </w:r>
-      <w:hyperlink r:id="rId38" w:history="1">
+      <w:hyperlink r:id="rId55" w:history="1">
         <w:r>
           <w:rPr>
             <w:rStyle w:val="Hyperlink"/>
@@ -9648,7 +15346,7 @@
       <w:r>
         <w:t xml:space="preserve"> Trello – Gerenciamento de projetos e quadros Kanban. Disponível em: </w:t>
       </w:r>
-      <w:hyperlink r:id="rId39" w:history="1">
+      <w:hyperlink r:id="rId56" w:history="1">
         <w:r>
           <w:rPr>
             <w:rStyle w:val="Hyperlink"/>
@@ -9686,7 +15384,7 @@
       <w:r>
         <w:t xml:space="preserve"> Canva – Plataforma de criação visual. Disponível em: </w:t>
       </w:r>
-      <w:hyperlink r:id="rId40" w:history="1">
+      <w:hyperlink r:id="rId57" w:history="1">
         <w:r>
           <w:rPr>
             <w:rStyle w:val="Hyperlink"/>
@@ -9736,7 +15434,7 @@
       <w:r>
         <w:t xml:space="preserve"> – Hospedagem de código e controle de versão. Disponível em: </w:t>
       </w:r>
-      <w:hyperlink r:id="rId41" w:history="1">
+      <w:hyperlink r:id="rId58" w:history="1">
         <w:r>
           <w:rPr>
             <w:rStyle w:val="Hyperlink"/>
@@ -9786,7 +15484,7 @@
       <w:r>
         <w:t xml:space="preserve"> Git – Sistema de controle de versão distribuído. Disponível em: </w:t>
       </w:r>
-      <w:hyperlink r:id="rId42" w:history="1">
+      <w:hyperlink r:id="rId59" w:history="1">
         <w:r>
           <w:rPr>
             <w:rStyle w:val="Hyperlink"/>
@@ -9824,7 +15522,7 @@
       <w:r>
         <w:t xml:space="preserve"> Flaticon – Ícones Vetoriais. Disponível em: </w:t>
       </w:r>
-      <w:hyperlink r:id="rId43" w:history="1">
+      <w:hyperlink r:id="rId60" w:history="1">
         <w:r>
           <w:rPr>
             <w:rStyle w:val="Hyperlink"/>
@@ -9850,7 +15548,7 @@
       <w:r>
         <w:t xml:space="preserve"> Iconfinder – Ícones e vetores. Disponível em: </w:t>
       </w:r>
-      <w:hyperlink r:id="rId44" w:history="1">
+      <w:hyperlink r:id="rId61" w:history="1">
         <w:r>
           <w:rPr>
             <w:rStyle w:val="Hyperlink"/>
@@ -9876,7 +15574,7 @@
       <w:r>
         <w:t xml:space="preserve"> Photopea – Editor de imagens online. Disponível em: </w:t>
       </w:r>
-      <w:hyperlink r:id="rId45" w:history="1">
+      <w:hyperlink r:id="rId62" w:history="1">
         <w:r>
           <w:rPr>
             <w:rStyle w:val="Hyperlink"/>
@@ -9902,7 +15600,7 @@
       <w:r>
         <w:t xml:space="preserve"> brModelo Web – Ferramenta de modelagem de banco de dados. Disponível em: </w:t>
       </w:r>
-      <w:hyperlink r:id="rId46" w:history="1">
+      <w:hyperlink r:id="rId63" w:history="1">
         <w:r>
           <w:rPr>
             <w:rStyle w:val="Hyperlink"/>
@@ -9928,7 +15626,7 @@
       <w:r>
         <w:t xml:space="preserve"> Laravel – Framework PHP para desenvolvimento web. Disponível em: </w:t>
       </w:r>
-      <w:hyperlink r:id="rId47" w:history="1">
+      <w:hyperlink r:id="rId64" w:history="1">
         <w:r>
           <w:rPr>
             <w:rStyle w:val="Hyperlink"/>
@@ -9957,7 +15655,7 @@
       <w:r>
         <w:t xml:space="preserve"> Pusher – Biblioteca para WebSockets e mensagens em tempo real. Disponível em: </w:t>
       </w:r>
-      <w:hyperlink r:id="rId48" w:history="1">
+      <w:hyperlink r:id="rId65" w:history="1">
         <w:r>
           <w:rPr>
             <w:rStyle w:val="Hyperlink"/>
@@ -9986,7 +15684,7 @@
       <w:r>
         <w:t xml:space="preserve"> Gemini – Ferramenta de IA para textos e análises. Disponível em: </w:t>
       </w:r>
-      <w:hyperlink r:id="rId49" w:history="1">
+      <w:hyperlink r:id="rId66" w:history="1">
         <w:r>
           <w:rPr>
             <w:rStyle w:val="Hyperlink"/>
@@ -10015,7 +15713,7 @@
       <w:r>
         <w:t xml:space="preserve"> Supabase – Hospedagem do Banco De Dados. Disponível em: </w:t>
       </w:r>
-      <w:hyperlink r:id="rId50" w:history="1">
+      <w:hyperlink r:id="rId67" w:history="1">
         <w:r>
           <w:rPr>
             <w:rStyle w:val="Hyperlink"/>
@@ -10710,19 +16408,19 @@
       </w:rPr>
     </w:lvl>
   </w:abstractNum>
-  <w:num w:numId="1" w16cid:durableId="1212696645">
+  <w:num w:numId="1" w16cid:durableId="87046560">
     <w:abstractNumId w:val="3"/>
   </w:num>
-  <w:num w:numId="2" w16cid:durableId="1378969277">
+  <w:num w:numId="2" w16cid:durableId="116685262">
     <w:abstractNumId w:val="0"/>
   </w:num>
-  <w:num w:numId="3" w16cid:durableId="396365994">
+  <w:num w:numId="3" w16cid:durableId="580410678">
     <w:abstractNumId w:val="1"/>
   </w:num>
-  <w:num w:numId="4" w16cid:durableId="2104718191">
+  <w:num w:numId="4" w16cid:durableId="885264435">
     <w:abstractNumId w:val="4"/>
   </w:num>
-  <w:num w:numId="5" w16cid:durableId="1256281337">
+  <w:num w:numId="5" w16cid:durableId="1567838078">
     <w:abstractNumId w:val="2"/>
   </w:num>
 </w:numbering>
@@ -11663,8 +17361,8 @@
       <w:shd w:val="clear" w:color="auto" w:fill="E1DFDD"/>
     </w:rPr>
   </w:style>
-  <w:style w:type="character" w:styleId="MenoPendente">
-    <w:name w:val="Unresolved Mention"/>
+  <w:style w:type="character" w:customStyle="1" w:styleId="MenoPendente5">
+    <w:name w:val="Menção Pendente5"/>
     <w:basedOn w:val="Fontepargpadro"/>
     <w:uiPriority w:val="99"/>
     <w:semiHidden/>
@@ -11944,7 +17642,7 @@
 </file>
 
 <file path=customXml/itemProps1.xml><?xml version="1.0" encoding="utf-8"?>
-<ds:datastoreItem xmlns:ds="http://schemas.openxmlformats.org/officeDocument/2006/customXml" ds:itemID="{7187C245-3EE7-4611-82C1-59449B9BC72E}">
+<ds:datastoreItem xmlns:ds="http://schemas.openxmlformats.org/officeDocument/2006/customXml" ds:itemID="{040F036B-F69E-41A4-BCF1-99DBD095E105}">
   <ds:schemaRefs>
     <ds:schemaRef ds:uri="http://schemas.openxmlformats.org/officeDocument/2006/bibliography"/>
   </ds:schemaRefs>
